--- a/zht/docx/072.content.docx
+++ b/zht/docx/072.content.docx
@@ -149,27 +149,7 @@
         <w:rPr>
           <w:lang w:val="zh_TW" w:bidi="zh_TW"/>
         </w:rPr>
-        <w:t>ling</w:t>
-      </w:r>
-      <w:r>
-        <w:rPr>
-          <w:lang w:val="zh_TW" w:bidi="zh_TW"/>
-        </w:rPr>
-      </w:r>
-    </w:p>
-    <w:p>
-      <w:pPr/>
-      <w:r>
-        <w:rPr>
-          <w:lang w:val="zh_TW" w:bidi="zh_TW"/>
-        </w:rPr>
-      </w:r>
-      <w:r>
-        <w:rPr>
-          <w:i/>
-          <w:lang w:val="zh_TW" w:bidi="zh_TW"/>
-        </w:rPr>
-        <w:t>靈魂</w:t>
+        <w:t>ku</w:t>
       </w:r>
       <w:r>
         <w:rPr>
@@ -232,7 +212,7 @@
         <w:rPr>
           <w:lang w:val="zh_TW" w:bidi="zh_TW"/>
         </w:rPr>
-        <w:t>靈魂</w:t>
+        <w:t>苦難</w:t>
       </w:r>
       <w:r>
         <w:rPr>
@@ -251,33 +231,7 @@
         <w:rPr>
           <w:lang w:val="zh_TW" w:bidi="zh_TW"/>
         </w:rPr>
-        <w:t>用來翻譯希臘文「</w:t>
-      </w:r>
-      <w:r>
-        <w:rPr>
-          <w:i/>
-          <w:lang w:val="zh_TW" w:bidi="zh_TW"/>
-        </w:rPr>
-        <w:t>psuche</w:t>
-      </w:r>
-      <w:r>
-        <w:rPr>
-          <w:lang w:val="zh_TW" w:bidi="zh_TW"/>
-        </w:rPr>
-        <w:t>」和希伯來文「</w:t>
-      </w:r>
-      <w:r>
-        <w:rPr>
-          <w:i/>
-          <w:lang w:val="zh_TW" w:bidi="zh_TW"/>
-        </w:rPr>
-        <w:t>nephesh</w:t>
-      </w:r>
-      <w:r>
-        <w:rPr>
-          <w:lang w:val="zh_TW" w:bidi="zh_TW"/>
-        </w:rPr>
-        <w:t>」的詞。</w:t>
+        <w:t>任何造成痛苦或憂傷的事物，例如災難。</w:t>
       </w:r>
     </w:p>
     <w:p>
@@ -291,18 +245,187 @@
         <w:rPr>
           <w:lang w:val="zh_TW" w:bidi="zh_TW"/>
         </w:rPr>
-        <w:t>希臘哲學家柏拉圖（生活在公元前四世紀）相信靈魂是人類永恆的一部分。雖然身體會死，但靈魂不會。當一個人死去時，他們的靈魂會進入另一個身體。如果他們是壞人，他們的靈魂可能會進入較低等的人、動物或鳥類。隨著時間的推移，通過從一個身體移動到另一個身體，靈魂會從邪惡中被淨化。在基督教早期的幾個世紀中，諾斯底主義也教導身體就像是靈魂的監牢。救贖，或被拯救，發生在人們學習了諾斯底的秘密時，這會使他們的靈魂從身體中解放出來。</w:t>
+        <w:t>根據聖經，苦難始於罪進入世界。人類以及整個受造界都被「荊棘與蒺藜」、罪、死亡和衰退所困擾（參</w:t>
+      </w:r>
+      <w:hyperlink r:id="rId13">
+        <w:r>
+          <w:rPr>
+            <w:lang w:val="zh_TW" w:bidi="zh_TW"/>
+          </w:rPr>
+          <w:rPr>
+            <w:color w:val="0000EE"/>
+            <w:u w:val="single"/>
+          </w:rPr>
+          <w:t>創3:16–19</w:t>
+        </w:r>
+      </w:hyperlink>
+      <w:r>
+        <w:rPr>
+          <w:lang w:val="zh_TW" w:bidi="zh_TW"/>
+        </w:rPr>
+        <w:t>；</w:t>
+      </w:r>
+      <w:hyperlink r:id="rId14">
+        <w:r>
+          <w:rPr>
+            <w:lang w:val="zh_TW" w:bidi="zh_TW"/>
+          </w:rPr>
+          <w:rPr>
+            <w:color w:val="0000EE"/>
+            <w:u w:val="single"/>
+          </w:rPr>
+          <w:t>羅8:18–21</w:t>
+        </w:r>
+      </w:hyperlink>
+      <w:r>
+        <w:rPr>
+          <w:lang w:val="zh_TW" w:bidi="zh_TW"/>
+        </w:rPr>
+        <w:t>）。因為罪，痛苦是普遍的人類經驗，而我們短暫的生命充滿困難（</w:t>
+      </w:r>
+      <w:hyperlink r:id="rId15">
+        <w:r>
+          <w:rPr>
+            <w:lang w:val="zh_TW" w:bidi="zh_TW"/>
+          </w:rPr>
+          <w:rPr>
+            <w:color w:val="0000EE"/>
+            <w:u w:val="single"/>
+          </w:rPr>
+          <w:t>伯14:1–6</w:t>
+        </w:r>
+      </w:hyperlink>
+      <w:r>
+        <w:rPr>
+          <w:lang w:val="zh_TW" w:bidi="zh_TW"/>
+        </w:rPr>
+        <w:t>）。人們無法避免自然災害、身體傷害，以及與他人的衝突（</w:t>
+      </w:r>
+      <w:hyperlink r:id="rId16">
+        <w:r>
+          <w:rPr>
+            <w:lang w:val="zh_TW" w:bidi="zh_TW"/>
+          </w:rPr>
+          <w:rPr>
+            <w:color w:val="0000EE"/>
+            <w:u w:val="single"/>
+          </w:rPr>
+          <w:t>代下20:9</w:t>
+        </w:r>
+      </w:hyperlink>
+      <w:r>
+        <w:rPr>
+          <w:lang w:val="zh_TW" w:bidi="zh_TW"/>
+        </w:rPr>
+        <w:t>）。神使用苦難來教導並管教祂的子民。這樣的苦難顯明在以色列人面對的壓迫中：</w:t>
       </w:r>
     </w:p>
     <w:p>
       <w:pPr>
-        <w:pStyle w:val="Heading3"/>
-      </w:pPr>
-      <w:r>
-        <w:rPr>
-          <w:lang w:val="zh_TW" w:bidi="zh_TW"/>
-        </w:rPr>
-        <w:t>聖經對靈魂的看法</w:t>
+        <w:pStyle w:val="ListBullet"/>
+        <w:spacing w:line="240" w:lineRule="auto"/>
+        <w:ind w:left="720"/>
+      </w:pPr>
+      <w:r>
+        <w:rPr>
+          <w:lang w:val="zh_TW" w:bidi="zh_TW"/>
+        </w:rPr>
+      </w:r>
+      <w:r>
+        <w:rPr>
+          <w:lang w:val="zh_TW" w:bidi="zh_TW"/>
+        </w:rPr>
+        <w:t>埃及（</w:t>
+      </w:r>
+      <w:hyperlink r:id="rId17">
+        <w:r>
+          <w:rPr>
+            <w:lang w:val="zh_TW" w:bidi="zh_TW"/>
+          </w:rPr>
+          <w:rPr>
+            <w:color w:val="0000EE"/>
+            <w:u w:val="single"/>
+          </w:rPr>
+          <w:t>出4:31</w:t>
+        </w:r>
+      </w:hyperlink>
+      <w:r>
+        <w:rPr>
+          <w:lang w:val="zh_TW" w:bidi="zh_TW"/>
+        </w:rPr>
+        <w:t>）</w:t>
+      </w:r>
+    </w:p>
+    <w:p>
+      <w:pPr>
+        <w:pStyle w:val="ListBullet"/>
+        <w:spacing w:line="240" w:lineRule="auto"/>
+        <w:ind w:left="720"/>
+      </w:pPr>
+      <w:r>
+        <w:rPr>
+          <w:lang w:val="zh_TW" w:bidi="zh_TW"/>
+        </w:rPr>
+      </w:r>
+      <w:r>
+        <w:rPr>
+          <w:lang w:val="zh_TW" w:bidi="zh_TW"/>
+        </w:rPr>
+        <w:t>他們在士師時期的掙扎（</w:t>
+      </w:r>
+      <w:hyperlink r:id="rId18">
+        <w:r>
+          <w:rPr>
+            <w:lang w:val="zh_TW" w:bidi="zh_TW"/>
+          </w:rPr>
+          <w:rPr>
+            <w:color w:val="0000EE"/>
+            <w:u w:val="single"/>
+          </w:rPr>
+          <w:t>尼9:26–27</w:t>
+        </w:r>
+      </w:hyperlink>
+      <w:r>
+        <w:rPr>
+          <w:lang w:val="zh_TW" w:bidi="zh_TW"/>
+        </w:rPr>
+        <w:t>）</w:t>
+      </w:r>
+    </w:p>
+    <w:p>
+      <w:pPr>
+        <w:pStyle w:val="ListBullet"/>
+        <w:spacing w:line="240" w:lineRule="auto"/>
+        <w:ind w:left="720"/>
+      </w:pPr>
+      <w:r>
+        <w:rPr>
+          <w:lang w:val="zh_TW" w:bidi="zh_TW"/>
+        </w:rPr>
+      </w:r>
+      <w:r>
+        <w:rPr>
+          <w:lang w:val="zh_TW" w:bidi="zh_TW"/>
+        </w:rPr>
+        <w:t>他們在巴比倫的被擄（</w:t>
+      </w:r>
+      <w:hyperlink r:id="rId19">
+        <w:r>
+          <w:rPr>
+            <w:lang w:val="zh_TW" w:bidi="zh_TW"/>
+          </w:rPr>
+          <w:rPr>
+            <w:color w:val="0000EE"/>
+            <w:u w:val="single"/>
+          </w:rPr>
+          <w:t>賽26:16</w:t>
+        </w:r>
+      </w:hyperlink>
+      <w:r>
+        <w:rPr>
+          <w:lang w:val="zh_TW" w:bidi="zh_TW"/>
+        </w:rPr>
+        <w:t>）</w:t>
       </w:r>
     </w:p>
     <w:p>
@@ -316,18 +439,43 @@
         <w:rPr>
           <w:lang w:val="zh_TW" w:bidi="zh_TW"/>
         </w:rPr>
-        <w:t>聖經對靈魂有不同的看法。</w:t>
-      </w:r>
-    </w:p>
-    <w:p>
-      <w:pPr>
-        <w:pStyle w:val="Heading4"/>
-      </w:pPr>
-      <w:r>
-        <w:rPr>
-          <w:lang w:val="zh_TW" w:bidi="zh_TW"/>
-        </w:rPr>
-        <w:t>舊約聖經中的靈魂</w:t>
+        <w:t>在他們的困苦之中，以色列人向神呼求。祂拯救他們，並引導他們遵行（</w:t>
+      </w:r>
+      <w:hyperlink r:id="rId20">
+        <w:r>
+          <w:rPr>
+            <w:lang w:val="zh_TW" w:bidi="zh_TW"/>
+          </w:rPr>
+          <w:rPr>
+            <w:color w:val="0000EE"/>
+            <w:u w:val="single"/>
+          </w:rPr>
+          <w:t>耶10:18</w:t>
+        </w:r>
+      </w:hyperlink>
+      <w:r>
+        <w:rPr>
+          <w:lang w:val="zh_TW" w:bidi="zh_TW"/>
+        </w:rPr>
+        <w:t>；</w:t>
+      </w:r>
+      <w:hyperlink r:id="rId21">
+        <w:r>
+          <w:rPr>
+            <w:lang w:val="zh_TW" w:bidi="zh_TW"/>
+          </w:rPr>
+          <w:rPr>
+            <w:color w:val="0000EE"/>
+            <w:u w:val="single"/>
+          </w:rPr>
+          <w:t>何5:15–6:3</w:t>
+        </w:r>
+      </w:hyperlink>
+      <w:r>
+        <w:rPr>
+          <w:lang w:val="zh_TW" w:bidi="zh_TW"/>
+        </w:rPr>
+        <w:t>）。</w:t>
       </w:r>
     </w:p>
     <w:p>
@@ -341,9 +489,9 @@
         <w:rPr>
           <w:lang w:val="zh_TW" w:bidi="zh_TW"/>
         </w:rPr>
-        <w:t>在舊約聖經中，靈魂對人類生命至關重要。希伯來文和希臘文中的靈魂一詞通常意味著「生命」，有時也可以指動物的生命（</w:t>
-      </w:r>
-      <w:hyperlink r:id="rId13">
+        <w:t>聖經知道這是難以理解的。很難看出義人為何如此受苦（</w:t>
+      </w:r>
+      <w:hyperlink r:id="rId22">
         <w:r>
           <w:rPr>
             <w:lang w:val="zh_TW" w:bidi="zh_TW"/>
@@ -352,16 +500,16 @@
             <w:color w:val="0000EE"/>
             <w:u w:val="single"/>
           </w:rPr>
-          <w:t>創世記1:20</w:t>
+          <w:t>詩34:19</w:t>
         </w:r>
       </w:hyperlink>
       <w:r>
         <w:rPr>
           <w:lang w:val="zh_TW" w:bidi="zh_TW"/>
         </w:rPr>
-        <w:t>；</w:t>
-      </w:r>
-      <w:hyperlink r:id="rId14">
+        <w:t>，</w:t>
+      </w:r>
+      <w:hyperlink r:id="rId23">
         <w:r>
           <w:rPr>
             <w:lang w:val="zh_TW" w:bidi="zh_TW"/>
@@ -370,28 +518,16 @@
             <w:color w:val="0000EE"/>
             <w:u w:val="single"/>
           </w:rPr>
-          <w:t>利未記11:10</w:t>
+          <w:t>37:39</w:t>
         </w:r>
       </w:hyperlink>
       <w:r>
         <w:rPr>
           <w:lang w:val="zh_TW" w:bidi="zh_TW"/>
         </w:rPr>
-        <w:t>）。「</w:t>
-      </w:r>
-      <w:r>
-        <w:rPr>
-          <w:lang w:val="zh_TW" w:bidi="zh_TW"/>
-        </w:rPr>
-        <w:t>以命償命</w:t>
-      </w:r>
-      <w:r>
-        <w:rPr>
-          <w:lang w:val="zh_TW" w:bidi="zh_TW"/>
-        </w:rPr>
-        <w:t>」意味著「生命換生命」（</w:t>
-      </w:r>
-      <w:hyperlink r:id="rId15">
+        <w:t>，</w:t>
+      </w:r>
+      <w:hyperlink r:id="rId24">
         <w:r>
           <w:rPr>
             <w:lang w:val="zh_TW" w:bidi="zh_TW"/>
@@ -400,16 +536,16 @@
             <w:color w:val="0000EE"/>
             <w:u w:val="single"/>
           </w:rPr>
-          <w:t>出埃及記21:23</w:t>
+          <w:t>138:7</w:t>
         </w:r>
       </w:hyperlink>
       <w:r>
         <w:rPr>
           <w:lang w:val="zh_TW" w:bidi="zh_TW"/>
         </w:rPr>
-        <w:t>）。在法律文本中，靈魂指的是與法律相關的人（比如，「若有靈魂犯罪……（其它譯本翻譯）」，</w:t>
-      </w:r>
-      <w:hyperlink r:id="rId16">
+        <w:t>）。即使是先知和「主的僕人」（彌賽亞）也未能倖免（</w:t>
+      </w:r>
+      <w:hyperlink r:id="rId25">
         <w:r>
           <w:rPr>
             <w:lang w:val="zh_TW" w:bidi="zh_TW"/>
@@ -418,16 +554,16 @@
             <w:color w:val="0000EE"/>
             <w:u w:val="single"/>
           </w:rPr>
-          <w:t xml:space="preserve">利未記4:2 </w:t>
+          <w:t>賽53:2–12</w:t>
         </w:r>
       </w:hyperlink>
       <w:r>
         <w:rPr>
           <w:lang w:val="zh_TW" w:bidi="zh_TW"/>
         </w:rPr>
-        <w:t>）。當計算人數時，是以靈魂計算，意味著人（</w:t>
-      </w:r>
-      <w:hyperlink r:id="rId17">
+        <w:t>；</w:t>
+      </w:r>
+      <w:hyperlink r:id="rId26">
         <w:r>
           <w:rPr>
             <w:lang w:val="zh_TW" w:bidi="zh_TW"/>
@@ -436,16 +572,16 @@
             <w:color w:val="0000EE"/>
             <w:u w:val="single"/>
           </w:rPr>
-          <w:t>出埃及記1:5</w:t>
+          <w:t>耶15:15</w:t>
         </w:r>
       </w:hyperlink>
       <w:r>
         <w:rPr>
           <w:lang w:val="zh_TW" w:bidi="zh_TW"/>
         </w:rPr>
-        <w:t>；</w:t>
-      </w:r>
-      <w:hyperlink r:id="rId18">
+        <w:t>）。耶穌基督承擔了人類的憂傷與痛苦。祂成就了那從亞當犯罪開始的受苦預言（</w:t>
+      </w:r>
+      <w:hyperlink r:id="rId27">
         <w:r>
           <w:rPr>
             <w:lang w:val="zh_TW" w:bidi="zh_TW"/>
@@ -454,7 +590,25 @@
             <w:color w:val="0000EE"/>
             <w:u w:val="single"/>
           </w:rPr>
-          <w:t>申命記10:22</w:t>
+          <w:t>賽53:4–5</w:t>
+        </w:r>
+      </w:hyperlink>
+      <w:r>
+        <w:rPr>
+          <w:lang w:val="zh_TW" w:bidi="zh_TW"/>
+        </w:rPr>
+        <w:t>；</w:t>
+      </w:r>
+      <w:hyperlink r:id="rId28">
+        <w:r>
+          <w:rPr>
+            <w:lang w:val="zh_TW" w:bidi="zh_TW"/>
+          </w:rPr>
+          <w:rPr>
+            <w:color w:val="0000EE"/>
+            <w:u w:val="single"/>
+          </w:rPr>
+          <w:t>彼前2:24</w:t>
         </w:r>
       </w:hyperlink>
       <w:r>
@@ -475,9 +629,9 @@
         <w:rPr>
           <w:lang w:val="zh_TW" w:bidi="zh_TW"/>
         </w:rPr>
-        <w:t>更狹義地說，靈魂指的是人的情感和內在力量。人們被呼召要盡心盡性來愛神（</w:t>
-      </w:r>
-      <w:hyperlink r:id="rId19">
+        <w:t>耶穌警告祂的跟隨者將面對許多考驗與痛苦（</w:t>
+      </w:r>
+      <w:hyperlink r:id="rId29">
         <w:r>
           <w:rPr>
             <w:lang w:val="zh_TW" w:bidi="zh_TW"/>
@@ -486,7 +640,223 @@
             <w:color w:val="0000EE"/>
             <w:u w:val="single"/>
           </w:rPr>
-          <w:t>申命記13:3</w:t>
+          <w:t>約16:33</w:t>
+        </w:r>
+      </w:hyperlink>
+      <w:r>
+        <w:rPr>
+          <w:lang w:val="zh_TW" w:bidi="zh_TW"/>
+        </w:rPr>
+        <w:t>）。保羅教導人們，進入神的國度會伴隨著許多困難（</w:t>
+      </w:r>
+      <w:hyperlink r:id="rId30">
+        <w:r>
+          <w:rPr>
+            <w:lang w:val="zh_TW" w:bidi="zh_TW"/>
+          </w:rPr>
+          <w:rPr>
+            <w:color w:val="0000EE"/>
+            <w:u w:val="single"/>
+          </w:rPr>
+          <w:t>徒14:22</w:t>
+        </w:r>
+      </w:hyperlink>
+      <w:r>
+        <w:rPr>
+          <w:lang w:val="zh_TW" w:bidi="zh_TW"/>
+        </w:rPr>
+        <w:t>），但這些不應削弱基督徒的信心（</w:t>
+      </w:r>
+      <w:hyperlink r:id="rId31">
+        <w:r>
+          <w:rPr>
+            <w:lang w:val="zh_TW" w:bidi="zh_TW"/>
+          </w:rPr>
+          <w:rPr>
+            <w:color w:val="0000EE"/>
+            <w:u w:val="single"/>
+          </w:rPr>
+          <w:t>帖前3:3</w:t>
+        </w:r>
+      </w:hyperlink>
+      <w:r>
+        <w:rPr>
+          <w:lang w:val="zh_TW" w:bidi="zh_TW"/>
+        </w:rPr>
+        <w:t>），而應被視為補足基督為祂的身體——教會所受苦難中所欠缺的那部分。（</w:t>
+      </w:r>
+      <w:hyperlink r:id="rId32">
+        <w:r>
+          <w:rPr>
+            <w:lang w:val="zh_TW" w:bidi="zh_TW"/>
+          </w:rPr>
+          <w:rPr>
+            <w:color w:val="0000EE"/>
+            <w:u w:val="single"/>
+          </w:rPr>
+          <w:t>林後4:10–11</w:t>
+        </w:r>
+      </w:hyperlink>
+      <w:r>
+        <w:rPr>
+          <w:lang w:val="zh_TW" w:bidi="zh_TW"/>
+        </w:rPr>
+        <w:t>；</w:t>
+      </w:r>
+      <w:hyperlink r:id="rId33">
+        <w:r>
+          <w:rPr>
+            <w:lang w:val="zh_TW" w:bidi="zh_TW"/>
+          </w:rPr>
+          <w:rPr>
+            <w:color w:val="0000EE"/>
+            <w:u w:val="single"/>
+          </w:rPr>
+          <w:t>西1:24</w:t>
+        </w:r>
+      </w:hyperlink>
+      <w:r>
+        <w:rPr>
+          <w:lang w:val="zh_TW" w:bidi="zh_TW"/>
+        </w:rPr>
+        <w:t>）。聖經還指出，隨著「末日」的臨近，苦難將更加激烈（</w:t>
+      </w:r>
+      <w:hyperlink r:id="rId34">
+        <w:r>
+          <w:rPr>
+            <w:lang w:val="zh_TW" w:bidi="zh_TW"/>
+          </w:rPr>
+          <w:rPr>
+            <w:color w:val="0000EE"/>
+            <w:u w:val="single"/>
+          </w:rPr>
+          <w:t>太24:9–14</w:t>
+        </w:r>
+      </w:hyperlink>
+      <w:r>
+        <w:rPr>
+          <w:lang w:val="zh_TW" w:bidi="zh_TW"/>
+        </w:rPr>
+        <w:t>；</w:t>
+      </w:r>
+      <w:hyperlink r:id="rId35">
+        <w:r>
+          <w:rPr>
+            <w:lang w:val="zh_TW" w:bidi="zh_TW"/>
+          </w:rPr>
+          <w:rPr>
+            <w:color w:val="0000EE"/>
+            <w:u w:val="single"/>
+          </w:rPr>
+          <w:t>提後3:13</w:t>
+        </w:r>
+      </w:hyperlink>
+      <w:r>
+        <w:rPr>
+          <w:lang w:val="zh_TW" w:bidi="zh_TW"/>
+        </w:rPr>
+        <w:t>）。撒但的勢力將攻擊，以欺騙並毀滅「選民」（</w:t>
+      </w:r>
+      <w:hyperlink r:id="rId36">
+        <w:r>
+          <w:rPr>
+            <w:lang w:val="zh_TW" w:bidi="zh_TW"/>
+          </w:rPr>
+          <w:rPr>
+            <w:color w:val="0000EE"/>
+            <w:u w:val="single"/>
+          </w:rPr>
+          <w:t>太24:24</w:t>
+        </w:r>
+      </w:hyperlink>
+      <w:r>
+        <w:rPr>
+          <w:lang w:val="zh_TW" w:bidi="zh_TW"/>
+        </w:rPr>
+        <w:t>；</w:t>
+      </w:r>
+      <w:hyperlink r:id="rId37">
+        <w:r>
+          <w:rPr>
+            <w:lang w:val="zh_TW" w:bidi="zh_TW"/>
+          </w:rPr>
+          <w:rPr>
+            <w:color w:val="0000EE"/>
+            <w:u w:val="single"/>
+          </w:rPr>
+          <w:t>帖後2:9–12</w:t>
+        </w:r>
+      </w:hyperlink>
+      <w:r>
+        <w:rPr>
+          <w:lang w:val="zh_TW" w:bidi="zh_TW"/>
+        </w:rPr>
+        <w:t>；</w:t>
+      </w:r>
+      <w:hyperlink r:id="rId38">
+        <w:r>
+          <w:rPr>
+            <w:lang w:val="zh_TW" w:bidi="zh_TW"/>
+          </w:rPr>
+          <w:rPr>
+            <w:color w:val="0000EE"/>
+            <w:u w:val="single"/>
+          </w:rPr>
+          <w:t>啟20:7–9</w:t>
+        </w:r>
+      </w:hyperlink>
+      <w:r>
+        <w:rPr>
+          <w:lang w:val="zh_TW" w:bidi="zh_TW"/>
+        </w:rPr>
+        <w:t>）。當耶穌基督從天上以火焰顯現時，神將使那些傷害信徒的人遭受苦難。祂將報應那些不順從耶穌基督福音的人（</w:t>
+      </w:r>
+      <w:hyperlink r:id="rId39">
+        <w:r>
+          <w:rPr>
+            <w:lang w:val="zh_TW" w:bidi="zh_TW"/>
+          </w:rPr>
+          <w:rPr>
+            <w:color w:val="0000EE"/>
+            <w:u w:val="single"/>
+          </w:rPr>
+          <w:t>羅2:9</w:t>
+        </w:r>
+      </w:hyperlink>
+      <w:r>
+        <w:rPr>
+          <w:lang w:val="zh_TW" w:bidi="zh_TW"/>
+        </w:rPr>
+        <w:t>；</w:t>
+      </w:r>
+      <w:hyperlink r:id="rId40">
+        <w:r>
+          <w:rPr>
+            <w:lang w:val="zh_TW" w:bidi="zh_TW"/>
+          </w:rPr>
+          <w:rPr>
+            <w:color w:val="0000EE"/>
+            <w:u w:val="single"/>
+          </w:rPr>
+          <w:t>帖後1:5–10</w:t>
+        </w:r>
+      </w:hyperlink>
+      <w:r>
+        <w:rPr>
+          <w:lang w:val="zh_TW" w:bidi="zh_TW"/>
+        </w:rPr>
+        <w:t>，</w:t>
+      </w:r>
+      <w:hyperlink r:id="rId41">
+        <w:r>
+          <w:rPr>
+            <w:lang w:val="zh_TW" w:bidi="zh_TW"/>
+          </w:rPr>
+          <w:rPr>
+            <w:color w:val="0000EE"/>
+            <w:u w:val="single"/>
+          </w:rPr>
+          <w:t>2:7–8</w:t>
         </w:r>
       </w:hyperlink>
       <w:r>
@@ -505,1659 +875,28 @@
       </w:r>
       <w:r>
         <w:rPr>
-          <w:lang w:val="zh_TW" w:bidi="zh_TW"/>
-        </w:rPr>
-        <w:t>生命中的某些部分來自靈魂：</w:t>
-      </w:r>
-    </w:p>
-    <w:p>
-      <w:pPr>
-        <w:pStyle w:val="ListBullet"/>
-        <w:spacing w:line="240" w:lineRule="auto"/>
-        <w:ind w:left="720"/>
-      </w:pPr>
-      <w:r>
-        <w:rPr>
-          <w:lang w:val="zh_TW" w:bidi="zh_TW"/>
-        </w:rPr>
-      </w:r>
-      <w:r>
-        <w:rPr>
-          <w:lang w:val="zh_TW" w:bidi="zh_TW"/>
-        </w:rPr>
-        <w:t>知識和理解（</w:t>
-      </w:r>
-      <w:hyperlink r:id="rId20">
-        <w:r>
-          <w:rPr>
-            <w:lang w:val="zh_TW" w:bidi="zh_TW"/>
-          </w:rPr>
-          <w:rPr>
-            <w:color w:val="0000EE"/>
-            <w:u w:val="single"/>
-          </w:rPr>
-          <w:t>詩篇139:14</w:t>
-        </w:r>
-      </w:hyperlink>
-      <w:r>
-        <w:rPr>
-          <w:lang w:val="zh_TW" w:bidi="zh_TW"/>
-        </w:rPr>
-        <w:t>）</w:t>
-      </w:r>
-    </w:p>
-    <w:p>
-      <w:pPr>
-        <w:pStyle w:val="ListBullet"/>
-        <w:spacing w:line="240" w:lineRule="auto"/>
-        <w:ind w:left="720"/>
-      </w:pPr>
-      <w:r>
-        <w:rPr>
-          <w:lang w:val="zh_TW" w:bidi="zh_TW"/>
-        </w:rPr>
-      </w:r>
-      <w:r>
-        <w:rPr>
-          <w:lang w:val="zh_TW" w:bidi="zh_TW"/>
-        </w:rPr>
-        <w:t>思想（</w:t>
-      </w:r>
-      <w:hyperlink r:id="rId21">
-        <w:r>
-          <w:rPr>
-            <w:lang w:val="zh_TW" w:bidi="zh_TW"/>
-          </w:rPr>
-          <w:rPr>
-            <w:color w:val="0000EE"/>
-            <w:u w:val="single"/>
-          </w:rPr>
-          <w:t>撒母耳記上20:3</w:t>
-        </w:r>
-      </w:hyperlink>
-      <w:r>
-        <w:rPr>
-          <w:lang w:val="zh_TW" w:bidi="zh_TW"/>
-        </w:rPr>
-        <w:t>）</w:t>
-      </w:r>
-    </w:p>
-    <w:p>
-      <w:pPr>
-        <w:pStyle w:val="ListBullet"/>
-        <w:spacing w:line="240" w:lineRule="auto"/>
-        <w:ind w:left="720"/>
-      </w:pPr>
-      <w:r>
-        <w:rPr>
-          <w:lang w:val="zh_TW" w:bidi="zh_TW"/>
-        </w:rPr>
-      </w:r>
-      <w:r>
-        <w:rPr>
-          <w:lang w:val="zh_TW" w:bidi="zh_TW"/>
-        </w:rPr>
-        <w:t>愛（</w:t>
-      </w:r>
-      <w:hyperlink r:id="rId22">
-        <w:r>
-          <w:rPr>
-            <w:lang w:val="zh_TW" w:bidi="zh_TW"/>
-          </w:rPr>
-          <w:rPr>
-            <w:color w:val="0000EE"/>
-            <w:u w:val="single"/>
-          </w:rPr>
-          <w:t>撒母耳記上18:1</w:t>
-        </w:r>
-      </w:hyperlink>
-      <w:r>
-        <w:rPr>
-          <w:lang w:val="zh_TW" w:bidi="zh_TW"/>
-        </w:rPr>
-        <w:t>）</w:t>
-      </w:r>
-    </w:p>
-    <w:p>
-      <w:pPr>
-        <w:pStyle w:val="ListBullet"/>
-        <w:spacing w:line="240" w:lineRule="auto"/>
-        <w:ind w:left="720"/>
-      </w:pPr>
-      <w:r>
-        <w:rPr>
-          <w:lang w:val="zh_TW" w:bidi="zh_TW"/>
-        </w:rPr>
-      </w:r>
-      <w:r>
-        <w:rPr>
-          <w:lang w:val="zh_TW" w:bidi="zh_TW"/>
-        </w:rPr>
-        <w:t>記憶（</w:t>
-      </w:r>
-      <w:hyperlink r:id="rId23">
-        <w:r>
-          <w:rPr>
-            <w:lang w:val="zh_TW" w:bidi="zh_TW"/>
-          </w:rPr>
-          <w:rPr>
-            <w:color w:val="0000EE"/>
-            <w:u w:val="single"/>
-          </w:rPr>
-          <w:t>耶利米哀歌3:20</w:t>
-        </w:r>
-      </w:hyperlink>
-      <w:r>
-        <w:rPr>
-          <w:lang w:val="zh_TW" w:bidi="zh_TW"/>
-        </w:rPr>
-        <w:t>）</w:t>
-      </w:r>
-    </w:p>
-    <w:p>
-      <w:pPr/>
-      <w:r>
-        <w:rPr>
-          <w:lang w:val="zh_TW" w:bidi="zh_TW"/>
-        </w:rPr>
-      </w:r>
-      <w:r>
-        <w:rPr>
-          <w:lang w:val="zh_TW" w:bidi="zh_TW"/>
-        </w:rPr>
-        <w:t>在這裡，靈魂就像自我，即一個人的人性或自我。</w:t>
-      </w:r>
-    </w:p>
-    <w:p>
-      <w:pPr/>
-      <w:r>
-        <w:rPr>
-          <w:lang w:val="zh_TW" w:bidi="zh_TW"/>
-        </w:rPr>
-      </w:r>
-      <w:r>
-        <w:rPr>
-          <w:lang w:val="zh_TW" w:bidi="zh_TW"/>
-        </w:rPr>
-        <w:t>舊約聖經並不暗示靈魂在死後會轉移到另一個身體。人類被視為身體和靈魂的統一體，意味著是從不同角度看待同一個人。在</w:t>
-      </w:r>
-      <w:hyperlink r:id="rId24">
-        <w:r>
-          <w:rPr>
-            <w:lang w:val="zh_TW" w:bidi="zh_TW"/>
-          </w:rPr>
-          <w:rPr>
-            <w:color w:val="0000EE"/>
-            <w:u w:val="single"/>
-          </w:rPr>
-          <w:t>創世記二章7節</w:t>
-        </w:r>
-      </w:hyperlink>
-      <w:r>
-        <w:rPr>
-          <w:lang w:val="zh_TW" w:bidi="zh_TW"/>
-        </w:rPr>
-        <w:t>中，片語「有靈的活人」有時被錯誤地翻譯為「活的靈魂」。這個想法並不是說男人和女人成為</w:t>
-      </w:r>
-      <w:r>
-        <w:rPr>
           <w:i/>
           <w:lang w:val="zh_TW" w:bidi="zh_TW"/>
         </w:rPr>
-        <w:t>靈魂，</w:t>
-      </w:r>
-      <w:r>
-        <w:rPr>
-          <w:lang w:val="zh_TW" w:bidi="zh_TW"/>
-        </w:rPr>
-        <w:t>因為他們顯然有身體。原文中使用這個詞是為了強調人作為「活的生命」的層面。這並不意味著人成為靈，而是突出了作為「活的生命」的重要層面。希伯來思想對統一的人的觀念有助於解釋舊約聖經中對死後生命的陰影看法，因為很難想像沒有身體的存在（</w:t>
-      </w:r>
-      <w:hyperlink r:id="rId25">
-        <w:r>
-          <w:rPr>
-            <w:lang w:val="zh_TW" w:bidi="zh_TW"/>
-          </w:rPr>
-          <w:rPr>
-            <w:color w:val="0000EE"/>
-            <w:u w:val="single"/>
-          </w:rPr>
-          <w:t>詩篇16:10</w:t>
-        </w:r>
-      </w:hyperlink>
-      <w:r>
-        <w:rPr>
-          <w:lang w:val="zh_TW" w:bidi="zh_TW"/>
-        </w:rPr>
-        <w:t>，</w:t>
-      </w:r>
-      <w:hyperlink r:id="rId26">
-        <w:r>
-          <w:rPr>
-            <w:lang w:val="zh_TW" w:bidi="zh_TW"/>
-          </w:rPr>
-          <w:rPr>
-            <w:color w:val="0000EE"/>
-            <w:u w:val="single"/>
-          </w:rPr>
-          <w:t>49:15</w:t>
-        </w:r>
-      </w:hyperlink>
-      <w:r>
-        <w:rPr>
-          <w:lang w:val="zh_TW" w:bidi="zh_TW"/>
-        </w:rPr>
-        <w:t>，</w:t>
-      </w:r>
-      <w:hyperlink r:id="rId27">
-        <w:r>
-          <w:rPr>
-            <w:lang w:val="zh_TW" w:bidi="zh_TW"/>
-          </w:rPr>
-          <w:rPr>
-            <w:color w:val="0000EE"/>
-            <w:u w:val="single"/>
-          </w:rPr>
-          <w:t>88:3–12</w:t>
-        </w:r>
-      </w:hyperlink>
-      <w:r>
-        <w:rPr>
-          <w:lang w:val="zh_TW" w:bidi="zh_TW"/>
-        </w:rPr>
-        <w:t>）。存在死後生命的希望，是由於相信神對死亡的權能，相信與祂的交流在死後會繼續（</w:t>
-      </w:r>
-      <w:hyperlink r:id="rId28">
-        <w:r>
-          <w:rPr>
-            <w:lang w:val="zh_TW" w:bidi="zh_TW"/>
-          </w:rPr>
-          <w:rPr>
-            <w:color w:val="0000EE"/>
-            <w:u w:val="single"/>
-          </w:rPr>
-          <w:t>出埃及記3:6</w:t>
-        </w:r>
-      </w:hyperlink>
+        <w:t>另見</w:t>
+      </w:r>
+      <w:r>
+        <w:rPr>
+          <w:lang w:val="zh_TW" w:bidi="zh_TW"/>
+        </w:rPr>
+        <w:t>逼迫</w:t>
+      </w:r>
       <w:r>
         <w:rPr>
           <w:lang w:val="zh_TW" w:bidi="zh_TW"/>
         </w:rPr>
         <w:t>；</w:t>
       </w:r>
-      <w:hyperlink r:id="rId29">
-        <w:r>
-          <w:rPr>
-            <w:lang w:val="zh_TW" w:bidi="zh_TW"/>
-          </w:rPr>
-          <w:rPr>
-            <w:color w:val="0000EE"/>
-            <w:u w:val="single"/>
-          </w:rPr>
-          <w:t>撒母耳記上2:6</w:t>
-        </w:r>
-      </w:hyperlink>
-      <w:r>
-        <w:rPr>
-          <w:lang w:val="zh_TW" w:bidi="zh_TW"/>
-        </w:rPr>
-        <w:t>；</w:t>
-      </w:r>
-      <w:hyperlink r:id="rId30">
-        <w:r>
-          <w:rPr>
-            <w:lang w:val="zh_TW" w:bidi="zh_TW"/>
-          </w:rPr>
-          <w:rPr>
-            <w:color w:val="0000EE"/>
-            <w:u w:val="single"/>
-          </w:rPr>
-          <w:t>約伯記19:25–26</w:t>
-        </w:r>
-      </w:hyperlink>
-      <w:r>
-        <w:rPr>
-          <w:lang w:val="zh_TW" w:bidi="zh_TW"/>
-        </w:rPr>
-        <w:t>；</w:t>
-      </w:r>
-      <w:hyperlink r:id="rId31">
-        <w:r>
-          <w:rPr>
-            <w:lang w:val="zh_TW" w:bidi="zh_TW"/>
-          </w:rPr>
-          <w:rPr>
-            <w:color w:val="0000EE"/>
-            <w:u w:val="single"/>
-          </w:rPr>
-          <w:t>詩篇16:10–11</w:t>
-        </w:r>
-      </w:hyperlink>
-      <w:r>
-        <w:rPr>
-          <w:lang w:val="zh_TW" w:bidi="zh_TW"/>
-        </w:rPr>
-        <w:t>，</w:t>
-      </w:r>
-      <w:hyperlink r:id="rId32">
-        <w:r>
-          <w:rPr>
-            <w:lang w:val="zh_TW" w:bidi="zh_TW"/>
-          </w:rPr>
-          <w:rPr>
-            <w:color w:val="0000EE"/>
-            <w:u w:val="single"/>
-          </w:rPr>
-          <w:t>73:24–25</w:t>
-        </w:r>
-      </w:hyperlink>
-      <w:r>
-        <w:rPr>
-          <w:lang w:val="zh_TW" w:bidi="zh_TW"/>
-        </w:rPr>
-        <w:t>；</w:t>
-      </w:r>
-      <w:hyperlink r:id="rId33">
-        <w:r>
-          <w:rPr>
-            <w:lang w:val="zh_TW" w:bidi="zh_TW"/>
-          </w:rPr>
-          <w:rPr>
-            <w:color w:val="0000EE"/>
-            <w:u w:val="single"/>
-          </w:rPr>
-          <w:t>以賽亞書25:8</w:t>
-        </w:r>
-      </w:hyperlink>
-      <w:r>
-        <w:rPr>
-          <w:lang w:val="zh_TW" w:bidi="zh_TW"/>
-        </w:rPr>
-        <w:t>，</w:t>
-      </w:r>
-      <w:hyperlink r:id="rId34">
-        <w:r>
-          <w:rPr>
-            <w:lang w:val="zh_TW" w:bidi="zh_TW"/>
-          </w:rPr>
-          <w:rPr>
-            <w:color w:val="0000EE"/>
-            <w:u w:val="single"/>
-          </w:rPr>
-          <w:t>26:19</w:t>
-        </w:r>
-      </w:hyperlink>
-      <w:r>
-        <w:rPr>
-          <w:lang w:val="zh_TW" w:bidi="zh_TW"/>
-        </w:rPr>
-        <w:t>；</w:t>
-      </w:r>
-      <w:hyperlink r:id="rId35">
-        <w:r>
-          <w:rPr>
-            <w:lang w:val="zh_TW" w:bidi="zh_TW"/>
-          </w:rPr>
-          <w:rPr>
-            <w:color w:val="0000EE"/>
-            <w:u w:val="single"/>
-          </w:rPr>
-          <w:t>但以理書12:2</w:t>
-        </w:r>
-      </w:hyperlink>
-      <w:r>
-        <w:rPr>
-          <w:lang w:val="zh_TW" w:bidi="zh_TW"/>
-        </w:rPr>
-        <w:t>；</w:t>
-      </w:r>
-      <w:hyperlink r:id="rId36">
-        <w:r>
-          <w:rPr>
-            <w:lang w:val="zh_TW" w:bidi="zh_TW"/>
-          </w:rPr>
-          <w:rPr>
-            <w:color w:val="0000EE"/>
-            <w:u w:val="single"/>
-          </w:rPr>
-          <w:t>何西阿6:1–3</w:t>
-        </w:r>
-      </w:hyperlink>
-      <w:r>
-        <w:rPr>
-          <w:lang w:val="zh_TW" w:bidi="zh_TW"/>
-        </w:rPr>
-        <w:t>，</w:t>
-      </w:r>
-      <w:hyperlink r:id="rId37">
-        <w:r>
-          <w:rPr>
-            <w:lang w:val="zh_TW" w:bidi="zh_TW"/>
-          </w:rPr>
-          <w:rPr>
-            <w:color w:val="0000EE"/>
-            <w:u w:val="single"/>
-          </w:rPr>
-          <w:t>13:14</w:t>
-        </w:r>
-      </w:hyperlink>
-      <w:r>
-        <w:rPr>
-          <w:lang w:val="zh_TW" w:bidi="zh_TW"/>
-        </w:rPr>
-        <w:t>）。</w:t>
-      </w:r>
-    </w:p>
-    <w:p>
-      <w:pPr>
-        <w:pStyle w:val="Heading4"/>
-      </w:pPr>
-      <w:r>
-        <w:rPr>
-          <w:lang w:val="zh_TW" w:bidi="zh_TW"/>
-        </w:rPr>
-        <w:t>新約聖經中的靈魂</w:t>
-      </w:r>
-    </w:p>
-    <w:p>
-      <w:pPr/>
-      <w:r>
-        <w:rPr>
-          <w:lang w:val="zh_TW" w:bidi="zh_TW"/>
-        </w:rPr>
-      </w:r>
-      <w:r>
-        <w:rPr>
-          <w:lang w:val="zh_TW" w:bidi="zh_TW"/>
-        </w:rPr>
-        <w:t>在新約聖經中，靈魂（</w:t>
-      </w:r>
-      <w:r>
-        <w:rPr>
-          <w:i/>
-          <w:lang w:val="zh_TW" w:bidi="zh_TW"/>
-        </w:rPr>
-        <w:t>psuche</w:t>
-      </w:r>
-      <w:r>
-        <w:rPr>
-          <w:lang w:val="zh_TW" w:bidi="zh_TW"/>
-        </w:rPr>
-        <w:t>）的意義與舊約聖經中相似。通常，它意味著生命本身。耶穌的跟從者為了祂的緣故冒著生命（靈魂）的危險（</w:t>
-      </w:r>
-      <w:hyperlink r:id="rId38">
-        <w:r>
-          <w:rPr>
-            <w:lang w:val="zh_TW" w:bidi="zh_TW"/>
-          </w:rPr>
-          <w:rPr>
-            <w:color w:val="0000EE"/>
-            <w:u w:val="single"/>
-          </w:rPr>
-          <w:t>使徒行傳15:26</w:t>
-        </w:r>
-      </w:hyperlink>
-      <w:r>
-        <w:rPr>
-          <w:lang w:val="zh_TW" w:bidi="zh_TW"/>
-        </w:rPr>
-        <w:t>；比較</w:t>
-      </w:r>
-      <w:hyperlink r:id="rId39">
-        <w:r>
-          <w:rPr>
-            <w:lang w:val="zh_TW" w:bidi="zh_TW"/>
-          </w:rPr>
-          <w:rPr>
-            <w:color w:val="0000EE"/>
-            <w:u w:val="single"/>
-          </w:rPr>
-          <w:t>約翰福音13:37</w:t>
-        </w:r>
-      </w:hyperlink>
-      <w:r>
-        <w:rPr>
-          <w:lang w:val="zh_TW" w:bidi="zh_TW"/>
-        </w:rPr>
-        <w:t>；</w:t>
-      </w:r>
-      <w:hyperlink r:id="rId40">
-        <w:r>
-          <w:rPr>
-            <w:lang w:val="zh_TW" w:bidi="zh_TW"/>
-          </w:rPr>
-          <w:rPr>
-            <w:color w:val="0000EE"/>
-            <w:u w:val="single"/>
-          </w:rPr>
-          <w:t>羅馬書16:4</w:t>
-        </w:r>
-      </w:hyperlink>
-      <w:r>
-        <w:rPr>
-          <w:lang w:val="zh_TW" w:bidi="zh_TW"/>
-        </w:rPr>
-        <w:t>；</w:t>
-      </w:r>
-      <w:hyperlink r:id="rId41">
-        <w:r>
-          <w:rPr>
-            <w:lang w:val="zh_TW" w:bidi="zh_TW"/>
-          </w:rPr>
-          <w:rPr>
-            <w:color w:val="0000EE"/>
-            <w:u w:val="single"/>
-          </w:rPr>
-          <w:t>腓利比書2:30</w:t>
-        </w:r>
-      </w:hyperlink>
-      <w:r>
-        <w:rPr>
-          <w:lang w:val="zh_TW" w:bidi="zh_TW"/>
-        </w:rPr>
-        <w:t>）。耶穌是人子，祂來是要服事人並捨命（靈魂）作多人的贖價（</w:t>
-      </w:r>
-      <w:hyperlink r:id="rId42">
-        <w:r>
-          <w:rPr>
-            <w:lang w:val="zh_TW" w:bidi="zh_TW"/>
-          </w:rPr>
-          <w:rPr>
-            <w:color w:val="0000EE"/>
-            <w:u w:val="single"/>
-          </w:rPr>
-          <w:t>馬太福音20:28</w:t>
-        </w:r>
-      </w:hyperlink>
-      <w:r>
-        <w:rPr>
-          <w:lang w:val="zh_TW" w:bidi="zh_TW"/>
-        </w:rPr>
-        <w:t>；</w:t>
-      </w:r>
-      <w:hyperlink r:id="rId43">
-        <w:r>
-          <w:rPr>
-            <w:lang w:val="zh_TW" w:bidi="zh_TW"/>
-          </w:rPr>
-          <w:rPr>
-            <w:color w:val="0000EE"/>
-            <w:u w:val="single"/>
-          </w:rPr>
-          <w:t>馬可福音10:45</w:t>
-        </w:r>
-      </w:hyperlink>
-      <w:r>
-        <w:rPr>
-          <w:lang w:val="zh_TW" w:bidi="zh_TW"/>
-        </w:rPr>
-        <w:t>）。耶穌是好牧羊人，為羊捨命（靈魂）（</w:t>
-      </w:r>
-      <w:hyperlink r:id="rId44">
-        <w:r>
-          <w:rPr>
-            <w:lang w:val="zh_TW" w:bidi="zh_TW"/>
-          </w:rPr>
-          <w:rPr>
-            <w:color w:val="0000EE"/>
-            <w:u w:val="single"/>
-          </w:rPr>
-          <w:t>約翰福音10:14、17</w:t>
-        </w:r>
-      </w:hyperlink>
-      <w:hyperlink r:id="rId45">
-        <w:r>
-          <w:rPr>
-            <w:lang w:val="zh_TW" w:bidi="zh_TW"/>
-          </w:rPr>
-          <w:rPr>
-            <w:color w:val="0000EE"/>
-            <w:u w:val="single"/>
-          </w:rPr>
-          <w:t>–</w:t>
-        </w:r>
-      </w:hyperlink>
-      <w:hyperlink r:id="rId44">
-        <w:r>
-          <w:rPr>
-            <w:lang w:val="zh_TW" w:bidi="zh_TW"/>
-          </w:rPr>
-          <w:rPr>
-            <w:color w:val="0000EE"/>
-            <w:u w:val="single"/>
-          </w:rPr>
-          <w:t>18</w:t>
-        </w:r>
-      </w:hyperlink>
-      <w:r>
-        <w:rPr>
-          <w:lang w:val="zh_TW" w:bidi="zh_TW"/>
-        </w:rPr>
-        <w:t>）。在</w:t>
-      </w:r>
-      <w:hyperlink r:id="rId46">
-        <w:r>
-          <w:rPr>
-            <w:lang w:val="zh_TW" w:bidi="zh_TW"/>
-          </w:rPr>
-          <w:rPr>
-            <w:color w:val="0000EE"/>
-            <w:u w:val="single"/>
-          </w:rPr>
-          <w:t>路加福音十四章26節</w:t>
-        </w:r>
-      </w:hyperlink>
-      <w:r>
-        <w:rPr>
-          <w:lang w:val="zh_TW" w:bidi="zh_TW"/>
-        </w:rPr>
-        <w:t>，作門徒意味著願意捨己，甚至為基督的緣故捨去自己的生命（比較</w:t>
-      </w:r>
-      <w:hyperlink r:id="rId47">
-        <w:r>
-          <w:rPr>
-            <w:lang w:val="zh_TW" w:bidi="zh_TW"/>
-          </w:rPr>
-          <w:rPr>
-            <w:color w:val="0000EE"/>
-            <w:u w:val="single"/>
-          </w:rPr>
-          <w:t>路加福音9:23</w:t>
-        </w:r>
-      </w:hyperlink>
-      <w:r>
-        <w:rPr>
-          <w:lang w:val="zh_TW" w:bidi="zh_TW"/>
-        </w:rPr>
-        <w:t>、</w:t>
-      </w:r>
-      <w:hyperlink r:id="rId48">
-        <w:r>
-          <w:rPr>
-            <w:lang w:val="zh_TW" w:bidi="zh_TW"/>
-          </w:rPr>
-          <w:rPr>
-            <w:color w:val="0000EE"/>
-            <w:u w:val="single"/>
-          </w:rPr>
-          <w:t>啟示錄12:11</w:t>
-        </w:r>
-      </w:hyperlink>
-      <w:r>
-        <w:rPr>
-          <w:lang w:val="zh_TW" w:bidi="zh_TW"/>
-        </w:rPr>
-        <w:t>）。</w:t>
-      </w:r>
-    </w:p>
-    <w:p>
-      <w:pPr/>
-      <w:r>
-        <w:rPr>
-          <w:lang w:val="zh_TW" w:bidi="zh_TW"/>
-        </w:rPr>
-      </w:r>
-      <w:r>
-        <w:rPr>
-          <w:lang w:val="zh_TW" w:bidi="zh_TW"/>
-        </w:rPr>
-        <w:t>「靈魂」經常可以指「人」（</w:t>
-      </w:r>
-      <w:hyperlink r:id="rId49">
-        <w:r>
-          <w:rPr>
-            <w:lang w:val="zh_TW" w:bidi="zh_TW"/>
-          </w:rPr>
-          <w:rPr>
-            <w:color w:val="0000EE"/>
-            <w:u w:val="single"/>
-          </w:rPr>
-          <w:t>使徒行傳2:43</w:t>
-        </w:r>
-      </w:hyperlink>
-      <w:r>
-        <w:rPr>
-          <w:lang w:val="zh_TW" w:bidi="zh_TW"/>
-        </w:rPr>
-        <w:t>，</w:t>
-      </w:r>
-      <w:hyperlink r:id="rId50">
-        <w:r>
-          <w:rPr>
-            <w:lang w:val="zh_TW" w:bidi="zh_TW"/>
-          </w:rPr>
-          <w:rPr>
-            <w:color w:val="0000EE"/>
-            <w:u w:val="single"/>
-          </w:rPr>
-          <w:t>3:23</w:t>
-        </w:r>
-      </w:hyperlink>
-      <w:r>
-        <w:rPr>
-          <w:lang w:val="zh_TW" w:bidi="zh_TW"/>
-        </w:rPr>
-        <w:t>，</w:t>
-      </w:r>
-      <w:hyperlink r:id="rId51">
-        <w:r>
-          <w:rPr>
-            <w:lang w:val="zh_TW" w:bidi="zh_TW"/>
-          </w:rPr>
-          <w:rPr>
-            <w:color w:val="0000EE"/>
-            <w:u w:val="single"/>
-          </w:rPr>
-          <w:t>7:14</w:t>
-        </w:r>
-      </w:hyperlink>
-      <w:r>
-        <w:rPr>
-          <w:lang w:val="zh_TW" w:bidi="zh_TW"/>
-        </w:rPr>
-        <w:t>；</w:t>
-      </w:r>
-      <w:hyperlink r:id="rId52">
-        <w:r>
-          <w:rPr>
-            <w:lang w:val="zh_TW" w:bidi="zh_TW"/>
-          </w:rPr>
-          <w:rPr>
-            <w:color w:val="0000EE"/>
-            <w:u w:val="single"/>
-          </w:rPr>
-          <w:t>羅馬書2:9</w:t>
-        </w:r>
-      </w:hyperlink>
-      <w:r>
-        <w:rPr>
-          <w:lang w:val="zh_TW" w:bidi="zh_TW"/>
-        </w:rPr>
-        <w:t>，</w:t>
-      </w:r>
-      <w:hyperlink r:id="rId53">
-        <w:r>
-          <w:rPr>
-            <w:lang w:val="zh_TW" w:bidi="zh_TW"/>
-          </w:rPr>
-          <w:rPr>
-            <w:color w:val="0000EE"/>
-            <w:u w:val="single"/>
-          </w:rPr>
-          <w:t>13:1</w:t>
-        </w:r>
-      </w:hyperlink>
-      <w:r>
-        <w:rPr>
-          <w:lang w:val="zh_TW" w:bidi="zh_TW"/>
-        </w:rPr>
-        <w:t>；</w:t>
-      </w:r>
-      <w:hyperlink r:id="rId54">
-        <w:r>
-          <w:rPr>
-            <w:lang w:val="zh_TW" w:bidi="zh_TW"/>
-          </w:rPr>
-          <w:rPr>
-            <w:color w:val="0000EE"/>
-            <w:u w:val="single"/>
-          </w:rPr>
-          <w:t>彼得前書3:20</w:t>
-        </w:r>
-      </w:hyperlink>
-      <w:r>
-        <w:rPr>
-          <w:lang w:val="zh_TW" w:bidi="zh_TW"/>
-        </w:rPr>
-        <w:t>）。「活物」這個表達（有時在</w:t>
-      </w:r>
-      <w:hyperlink r:id="rId55">
-        <w:r>
-          <w:rPr>
-            <w:lang w:val="zh_TW" w:bidi="zh_TW"/>
-          </w:rPr>
-          <w:rPr>
-            <w:color w:val="0000EE"/>
-            <w:u w:val="single"/>
-          </w:rPr>
-          <w:t>啟示錄16:3</w:t>
-        </w:r>
-      </w:hyperlink>
-      <w:r>
-        <w:rPr>
-          <w:lang w:val="zh_TW" w:bidi="zh_TW"/>
-        </w:rPr>
-        <w:t>中使用）反映了活物有生命的一面。就像在舊約聖經中一樣，靈魂可以指一個人的情感能量。它代表著人的內在存在。當耶穌為祂的死亡憂傷時，祂談到了祂的靈魂被壓碎（</w:t>
-      </w:r>
-      <w:hyperlink r:id="rId56">
-        <w:r>
-          <w:rPr>
-            <w:lang w:val="zh_TW" w:bidi="zh_TW"/>
-          </w:rPr>
-          <w:rPr>
-            <w:color w:val="0000EE"/>
-            <w:u w:val="single"/>
-          </w:rPr>
-          <w:t>馬太福音26:38</w:t>
-        </w:r>
-      </w:hyperlink>
-      <w:r>
-        <w:rPr>
-          <w:lang w:val="zh_TW" w:bidi="zh_TW"/>
-        </w:rPr>
-        <w:t>；</w:t>
-      </w:r>
-      <w:hyperlink r:id="rId57">
-        <w:r>
-          <w:rPr>
-            <w:lang w:val="zh_TW" w:bidi="zh_TW"/>
-          </w:rPr>
-          <w:rPr>
-            <w:color w:val="0000EE"/>
-            <w:u w:val="single"/>
-          </w:rPr>
-          <w:t>馬可福音14:34</w:t>
-        </w:r>
-      </w:hyperlink>
-      <w:r>
-        <w:rPr>
-          <w:lang w:val="zh_TW" w:bidi="zh_TW"/>
-        </w:rPr>
-        <w:t>；比較</w:t>
-      </w:r>
-      <w:hyperlink r:id="rId58">
-        <w:r>
-          <w:rPr>
-            <w:lang w:val="zh_TW" w:bidi="zh_TW"/>
-          </w:rPr>
-          <w:rPr>
-            <w:color w:val="0000EE"/>
-            <w:u w:val="single"/>
-          </w:rPr>
-          <w:t>詩篇42:6</w:t>
-        </w:r>
-      </w:hyperlink>
-      <w:r>
-        <w:rPr>
-          <w:lang w:val="zh_TW" w:bidi="zh_TW"/>
-        </w:rPr>
-        <w:t>）。在另一處經文中，耶穌應許那些來到祂面前的人靈魂得安息（</w:t>
-      </w:r>
-      <w:hyperlink r:id="rId59">
-        <w:r>
-          <w:rPr>
-            <w:lang w:val="zh_TW" w:bidi="zh_TW"/>
-          </w:rPr>
-          <w:rPr>
-            <w:color w:val="0000EE"/>
-            <w:u w:val="single"/>
-          </w:rPr>
-          <w:t>馬太福音11:29</w:t>
-        </w:r>
-      </w:hyperlink>
-      <w:r>
-        <w:rPr>
-          <w:lang w:val="zh_TW" w:bidi="zh_TW"/>
-        </w:rPr>
-        <w:t>）。在這裡，「靈魂」意味著人的本質（比較</w:t>
-      </w:r>
-      <w:hyperlink r:id="rId60">
-        <w:r>
-          <w:rPr>
-            <w:lang w:val="zh_TW" w:bidi="zh_TW"/>
-          </w:rPr>
-          <w:rPr>
-            <w:color w:val="0000EE"/>
-            <w:u w:val="single"/>
-          </w:rPr>
-          <w:t>路加福音2:35</w:t>
-        </w:r>
-      </w:hyperlink>
-      <w:r>
-        <w:rPr>
-          <w:lang w:val="zh_TW" w:bidi="zh_TW"/>
-        </w:rPr>
-        <w:t>；</w:t>
-      </w:r>
-      <w:hyperlink r:id="rId61">
-        <w:r>
-          <w:rPr>
-            <w:lang w:val="zh_TW" w:bidi="zh_TW"/>
-          </w:rPr>
-          <w:rPr>
-            <w:color w:val="0000EE"/>
-            <w:u w:val="single"/>
-          </w:rPr>
-          <w:t>哥林多後書1:23</w:t>
-        </w:r>
-      </w:hyperlink>
-      <w:r>
-        <w:rPr>
-          <w:lang w:val="zh_TW" w:bidi="zh_TW"/>
-        </w:rPr>
-        <w:t>；</w:t>
-      </w:r>
-      <w:hyperlink r:id="rId62">
-        <w:r>
-          <w:rPr>
-            <w:lang w:val="zh_TW" w:bidi="zh_TW"/>
-          </w:rPr>
-          <w:rPr>
-            <w:color w:val="0000EE"/>
-            <w:u w:val="single"/>
-          </w:rPr>
-          <w:t>帖撒羅尼迦後書2:8</w:t>
-        </w:r>
-      </w:hyperlink>
-      <w:r>
-        <w:rPr>
-          <w:lang w:val="zh_TW" w:bidi="zh_TW"/>
-        </w:rPr>
-        <w:t>；</w:t>
-      </w:r>
-      <w:hyperlink r:id="rId63">
-        <w:r>
-          <w:rPr>
-            <w:lang w:val="zh_TW" w:bidi="zh_TW"/>
-          </w:rPr>
-          <w:rPr>
-            <w:color w:val="0000EE"/>
-            <w:u w:val="single"/>
-          </w:rPr>
-          <w:t>約翰三書1:2</w:t>
-        </w:r>
-      </w:hyperlink>
-      <w:r>
-        <w:rPr>
-          <w:lang w:val="zh_TW" w:bidi="zh_TW"/>
-        </w:rPr>
-        <w:t>）。</w:t>
-      </w:r>
-    </w:p>
-    <w:p>
-      <w:pPr>
-        <w:pStyle w:val="Heading3"/>
-      </w:pPr>
-      <w:r>
-        <w:rPr>
-          <w:lang w:val="zh_TW" w:bidi="zh_TW"/>
-        </w:rPr>
-        <w:t>靈魂與靈</w:t>
-      </w:r>
-    </w:p>
-    <w:p>
-      <w:pPr/>
-      <w:r>
-        <w:rPr>
-          <w:lang w:val="zh_TW" w:bidi="zh_TW"/>
-        </w:rPr>
-      </w:r>
-      <w:r>
-        <w:rPr>
-          <w:lang w:val="zh_TW" w:bidi="zh_TW"/>
-        </w:rPr>
-        <w:t>幾段經文同時提到靈魂與靈。</w:t>
-      </w:r>
-      <w:hyperlink r:id="rId64">
-        <w:r>
-          <w:rPr>
-            <w:lang w:val="zh_TW" w:bidi="zh_TW"/>
-          </w:rPr>
-          <w:rPr>
-            <w:color w:val="0000EE"/>
-            <w:u w:val="single"/>
-          </w:rPr>
-          <w:t>路加福音一章46節</w:t>
-        </w:r>
-      </w:hyperlink>
-      <w:r>
-        <w:rPr>
-          <w:lang w:val="zh_TW" w:bidi="zh_TW"/>
-        </w:rPr>
-        <w:t>可能是「詩意平行」，即用兩種不同方式表達一個想法。這兩個詞都指馬利亞最裡面的人。</w:t>
-      </w:r>
-      <w:hyperlink r:id="rId65">
-        <w:r>
-          <w:rPr>
-            <w:lang w:val="zh_TW" w:bidi="zh_TW"/>
-          </w:rPr>
-          <w:rPr>
-            <w:color w:val="0000EE"/>
-            <w:u w:val="single"/>
-          </w:rPr>
-          <w:t>希伯來書四章12節</w:t>
-        </w:r>
-      </w:hyperlink>
-      <w:r>
-        <w:rPr>
-          <w:lang w:val="zh_TW" w:bidi="zh_TW"/>
-        </w:rPr>
-        <w:t>，「</w:t>
-      </w:r>
-      <w:r>
-        <w:rPr>
-          <w:lang w:val="zh_TW" w:bidi="zh_TW"/>
-        </w:rPr>
-        <w:t>剖開</w:t>
-      </w:r>
-      <w:r>
-        <w:rPr>
-          <w:lang w:val="zh_TW" w:bidi="zh_TW"/>
-        </w:rPr>
-        <w:t>魂與靈」，是形象地展示神的話語如何探測我們的內心。</w:t>
-      </w:r>
-      <w:hyperlink r:id="rId66">
-        <w:r>
-          <w:rPr>
-            <w:lang w:val="zh_TW" w:bidi="zh_TW"/>
-          </w:rPr>
-          <w:rPr>
-            <w:color w:val="0000EE"/>
-            <w:u w:val="single"/>
-          </w:rPr>
-          <w:t>帖撒羅尼迦前書五章23節</w:t>
-        </w:r>
-      </w:hyperlink>
-      <w:r>
-        <w:rPr>
-          <w:lang w:val="zh_TW" w:bidi="zh_TW"/>
-        </w:rPr>
-        <w:t>，為讀者禱告</w:t>
-      </w:r>
-      <w:r>
-        <w:rPr>
-          <w:lang w:val="zh_TW" w:bidi="zh_TW"/>
-        </w:rPr>
-        <w:t>靈與魂與身子得蒙保守，無可指摘，</w:t>
-      </w:r>
-      <w:r>
-        <w:rPr>
-          <w:lang w:val="zh_TW" w:bidi="zh_TW"/>
-        </w:rPr>
-        <w:t>意味著整個人。在這裡，靈魂可能暗示著物質存在，而靈則可能意味著更高或「屬靈的」生命。</w:t>
-      </w:r>
-    </w:p>
-    <w:p>
-      <w:pPr/>
-      <w:r>
-        <w:rPr>
-          <w:lang w:val="zh_TW" w:bidi="zh_TW"/>
-        </w:rPr>
-      </w:r>
-      <w:r>
-        <w:rPr>
-          <w:lang w:val="zh_TW" w:bidi="zh_TW"/>
-        </w:rPr>
-        <w:t>在其它經文中，靈魂與情感、意志和心智相關，總是暗示著一個人的內在存在。人們應當</w:t>
-      </w:r>
-      <w:r>
-        <w:rPr>
-          <w:lang w:val="zh_TW" w:bidi="zh_TW"/>
-        </w:rPr>
-        <w:t>盡心盡意</w:t>
-      </w:r>
-      <w:r>
-        <w:rPr>
-          <w:lang w:val="zh_TW" w:bidi="zh_TW"/>
-        </w:rPr>
-        <w:t>愛神（</w:t>
-      </w:r>
-      <w:hyperlink r:id="rId67">
-        <w:r>
-          <w:rPr>
-            <w:lang w:val="zh_TW" w:bidi="zh_TW"/>
-          </w:rPr>
-          <w:rPr>
-            <w:color w:val="0000EE"/>
-            <w:u w:val="single"/>
-          </w:rPr>
-          <w:t>馬太福音22:37</w:t>
-        </w:r>
-      </w:hyperlink>
-      <w:r>
-        <w:rPr>
-          <w:lang w:val="zh_TW" w:bidi="zh_TW"/>
-        </w:rPr>
-        <w:t>；</w:t>
-      </w:r>
-      <w:hyperlink r:id="rId68">
-        <w:r>
-          <w:rPr>
-            <w:lang w:val="zh_TW" w:bidi="zh_TW"/>
-          </w:rPr>
-          <w:rPr>
-            <w:color w:val="0000EE"/>
-            <w:u w:val="single"/>
-          </w:rPr>
-          <w:t>馬可福音12:30</w:t>
-        </w:r>
-      </w:hyperlink>
-      <w:r>
-        <w:rPr>
-          <w:lang w:val="zh_TW" w:bidi="zh_TW"/>
-        </w:rPr>
-        <w:t>；比較</w:t>
-      </w:r>
-      <w:hyperlink r:id="rId69">
-        <w:r>
-          <w:rPr>
-            <w:lang w:val="zh_TW" w:bidi="zh_TW"/>
-          </w:rPr>
-          <w:rPr>
-            <w:color w:val="0000EE"/>
-            <w:u w:val="single"/>
-          </w:rPr>
-          <w:t>申命記6:5</w:t>
-        </w:r>
-      </w:hyperlink>
-      <w:r>
-        <w:rPr>
-          <w:lang w:val="zh_TW" w:bidi="zh_TW"/>
-        </w:rPr>
-        <w:t>）。片語「從靈裡」（</w:t>
-      </w:r>
-      <w:hyperlink r:id="rId70">
-        <w:r>
-          <w:rPr>
-            <w:lang w:val="zh_TW" w:bidi="zh_TW"/>
-          </w:rPr>
-          <w:rPr>
-            <w:color w:val="0000EE"/>
-            <w:u w:val="single"/>
-          </w:rPr>
-          <w:t>以弗所書6:6</w:t>
-        </w:r>
-      </w:hyperlink>
-      <w:r>
-        <w:rPr>
-          <w:lang w:val="zh_TW" w:bidi="zh_TW"/>
-        </w:rPr>
-        <w:t>；</w:t>
-      </w:r>
-      <w:hyperlink r:id="rId71">
-        <w:r>
-          <w:rPr>
-            <w:lang w:val="zh_TW" w:bidi="zh_TW"/>
-          </w:rPr>
-          <w:rPr>
-            <w:color w:val="0000EE"/>
-            <w:u w:val="single"/>
-          </w:rPr>
-          <w:t>歌羅西書3:23</w:t>
-        </w:r>
-      </w:hyperlink>
-      <w:r>
-        <w:rPr>
-          <w:lang w:val="zh_TW" w:bidi="zh_TW"/>
-        </w:rPr>
-        <w:t>有些時候的翻譯）意指「從心裡」，以全心。在</w:t>
-      </w:r>
-      <w:hyperlink r:id="rId72">
-        <w:r>
-          <w:rPr>
-            <w:lang w:val="zh_TW" w:bidi="zh_TW"/>
-          </w:rPr>
-          <w:rPr>
-            <w:color w:val="0000EE"/>
-            <w:u w:val="single"/>
-          </w:rPr>
-          <w:t>腓利比書一章27節</w:t>
-        </w:r>
-      </w:hyperlink>
-      <w:r>
-        <w:rPr>
-          <w:lang w:val="zh_TW" w:bidi="zh_TW"/>
-        </w:rPr>
-        <w:t>中，信徒被呼召要同心合意（比較</w:t>
-      </w:r>
-      <w:hyperlink r:id="rId73">
-        <w:r>
-          <w:rPr>
-            <w:lang w:val="zh_TW" w:bidi="zh_TW"/>
-          </w:rPr>
-          <w:rPr>
-            <w:color w:val="0000EE"/>
-            <w:u w:val="single"/>
-          </w:rPr>
-          <w:t>使徒行傳4:32</w:t>
-        </w:r>
-      </w:hyperlink>
-      <w:r>
-        <w:rPr>
-          <w:lang w:val="zh_TW" w:bidi="zh_TW"/>
-        </w:rPr>
-        <w:t>，</w:t>
-      </w:r>
-      <w:hyperlink r:id="rId74">
-        <w:r>
-          <w:rPr>
-            <w:lang w:val="zh_TW" w:bidi="zh_TW"/>
-          </w:rPr>
-          <w:rPr>
-            <w:color w:val="0000EE"/>
-            <w:u w:val="single"/>
-          </w:rPr>
-          <w:t>14:2</w:t>
-        </w:r>
-      </w:hyperlink>
-      <w:r>
-        <w:rPr>
-          <w:lang w:val="zh_TW" w:bidi="zh_TW"/>
-        </w:rPr>
-        <w:t>）。</w:t>
-      </w:r>
-    </w:p>
-    <w:p>
-      <w:pPr>
-        <w:pStyle w:val="Heading3"/>
-      </w:pPr>
-      <w:r>
-        <w:rPr>
-          <w:lang w:val="zh_TW" w:bidi="zh_TW"/>
-        </w:rPr>
-        <w:t>靈魂與救恩</w:t>
-      </w:r>
-    </w:p>
-    <w:p>
-      <w:pPr/>
-      <w:r>
-        <w:rPr>
-          <w:lang w:val="zh_TW" w:bidi="zh_TW"/>
-        </w:rPr>
-      </w:r>
-      <w:r>
-        <w:rPr>
-          <w:lang w:val="zh_TW" w:bidi="zh_TW"/>
-        </w:rPr>
-        <w:t>有關靈魂和救恩的經文包括：</w:t>
-      </w:r>
-    </w:p>
-    <w:p>
-      <w:pPr>
-        <w:pStyle w:val="ListBullet"/>
-        <w:spacing w:line="240" w:lineRule="auto"/>
-        <w:ind w:left="720"/>
-      </w:pPr>
-      <w:r>
-        <w:rPr>
-          <w:lang w:val="zh_TW" w:bidi="zh_TW"/>
-        </w:rPr>
-      </w:r>
-      <w:hyperlink r:id="rId75">
-        <w:r>
-          <w:rPr>
-            <w:lang w:val="zh_TW" w:bidi="zh_TW"/>
-          </w:rPr>
-          <w:rPr>
-            <w:color w:val="0000EE"/>
-            <w:u w:val="single"/>
-          </w:rPr>
-          <w:t>馬太福音十章28節</w:t>
-        </w:r>
-      </w:hyperlink>
-    </w:p>
-    <w:p>
-      <w:pPr>
-        <w:pStyle w:val="ListBullet"/>
-        <w:spacing w:line="240" w:lineRule="auto"/>
-        <w:ind w:left="720"/>
-      </w:pPr>
-      <w:r>
-        <w:rPr>
-          <w:lang w:val="zh_TW" w:bidi="zh_TW"/>
-        </w:rPr>
-      </w:r>
-      <w:hyperlink r:id="rId76">
-        <w:r>
-          <w:rPr>
-            <w:lang w:val="zh_TW" w:bidi="zh_TW"/>
-          </w:rPr>
-          <w:rPr>
-            <w:color w:val="0000EE"/>
-            <w:u w:val="single"/>
-          </w:rPr>
-          <w:t>路加福音十二章5節</w:t>
-        </w:r>
-      </w:hyperlink>
-    </w:p>
-    <w:p>
-      <w:pPr>
-        <w:pStyle w:val="ListBullet"/>
-        <w:spacing w:line="240" w:lineRule="auto"/>
-        <w:ind w:left="720"/>
-      </w:pPr>
-      <w:r>
-        <w:rPr>
-          <w:lang w:val="zh_TW" w:bidi="zh_TW"/>
-        </w:rPr>
-      </w:r>
-      <w:hyperlink r:id="rId77">
-        <w:r>
-          <w:rPr>
-            <w:lang w:val="zh_TW" w:bidi="zh_TW"/>
-          </w:rPr>
-          <w:rPr>
-            <w:color w:val="0000EE"/>
-            <w:u w:val="single"/>
-          </w:rPr>
-          <w:t>希伯來書六章19節</w:t>
-        </w:r>
-      </w:hyperlink>
-    </w:p>
-    <w:p>
-      <w:pPr>
-        <w:pStyle w:val="ListBullet"/>
-        <w:spacing w:line="240" w:lineRule="auto"/>
-        <w:ind w:left="720"/>
-      </w:pPr>
-      <w:r>
-        <w:rPr>
-          <w:lang w:val="zh_TW" w:bidi="zh_TW"/>
-        </w:rPr>
-      </w:r>
-      <w:hyperlink r:id="rId78">
-        <w:r>
-          <w:rPr>
-            <w:lang w:val="zh_TW" w:bidi="zh_TW"/>
-          </w:rPr>
-          <w:rPr>
-            <w:color w:val="0000EE"/>
-            <w:u w:val="single"/>
-          </w:rPr>
-          <w:t>希伯來書十章39節</w:t>
-        </w:r>
-      </w:hyperlink>
-    </w:p>
-    <w:p>
-      <w:pPr>
-        <w:pStyle w:val="ListBullet"/>
-        <w:spacing w:line="240" w:lineRule="auto"/>
-        <w:ind w:left="720"/>
-      </w:pPr>
-      <w:r>
-        <w:rPr>
-          <w:lang w:val="zh_TW" w:bidi="zh_TW"/>
-        </w:rPr>
-      </w:r>
-      <w:hyperlink r:id="rId79">
-        <w:r>
-          <w:rPr>
-            <w:lang w:val="zh_TW" w:bidi="zh_TW"/>
-          </w:rPr>
-          <w:rPr>
-            <w:color w:val="0000EE"/>
-            <w:u w:val="single"/>
-          </w:rPr>
-          <w:t>希伯來書十二章3節</w:t>
-        </w:r>
-      </w:hyperlink>
-    </w:p>
-    <w:p>
-      <w:pPr>
-        <w:pStyle w:val="ListBullet"/>
-        <w:spacing w:line="240" w:lineRule="auto"/>
-        <w:ind w:left="720"/>
-      </w:pPr>
-      <w:r>
-        <w:rPr>
-          <w:lang w:val="zh_TW" w:bidi="zh_TW"/>
-        </w:rPr>
-      </w:r>
-      <w:hyperlink r:id="rId80">
-        <w:r>
-          <w:rPr>
-            <w:lang w:val="zh_TW" w:bidi="zh_TW"/>
-          </w:rPr>
-          <w:rPr>
-            <w:color w:val="0000EE"/>
-            <w:u w:val="single"/>
-          </w:rPr>
-          <w:t>希伯來書十三章7節</w:t>
-        </w:r>
-      </w:hyperlink>
-    </w:p>
-    <w:p>
-      <w:pPr>
-        <w:pStyle w:val="ListBullet"/>
-        <w:spacing w:line="240" w:lineRule="auto"/>
-        <w:ind w:left="720"/>
-      </w:pPr>
-      <w:r>
-        <w:rPr>
-          <w:lang w:val="zh_TW" w:bidi="zh_TW"/>
-        </w:rPr>
-      </w:r>
-      <w:hyperlink r:id="rId81">
-        <w:r>
-          <w:rPr>
-            <w:lang w:val="zh_TW" w:bidi="zh_TW"/>
-          </w:rPr>
-          <w:rPr>
-            <w:color w:val="0000EE"/>
-            <w:u w:val="single"/>
-          </w:rPr>
-          <w:t>雅各書一章21節</w:t>
-        </w:r>
-      </w:hyperlink>
-    </w:p>
-    <w:p>
-      <w:pPr>
-        <w:pStyle w:val="ListBullet"/>
-        <w:spacing w:line="240" w:lineRule="auto"/>
-        <w:ind w:left="720"/>
-      </w:pPr>
-      <w:r>
-        <w:rPr>
-          <w:lang w:val="zh_TW" w:bidi="zh_TW"/>
-        </w:rPr>
-      </w:r>
-      <w:hyperlink r:id="rId82">
-        <w:r>
-          <w:rPr>
-            <w:lang w:val="zh_TW" w:bidi="zh_TW"/>
-          </w:rPr>
-          <w:rPr>
-            <w:color w:val="0000EE"/>
-            <w:u w:val="single"/>
-          </w:rPr>
-          <w:t>雅各書五章20節</w:t>
-        </w:r>
-      </w:hyperlink>
-    </w:p>
-    <w:p>
-      <w:pPr>
-        <w:pStyle w:val="ListBullet"/>
-        <w:spacing w:line="240" w:lineRule="auto"/>
-        <w:ind w:left="720"/>
-      </w:pPr>
-      <w:r>
-        <w:rPr>
-          <w:lang w:val="zh_TW" w:bidi="zh_TW"/>
-        </w:rPr>
-      </w:r>
-      <w:hyperlink r:id="rId83">
-        <w:r>
-          <w:rPr>
-            <w:lang w:val="zh_TW" w:bidi="zh_TW"/>
-          </w:rPr>
-          <w:rPr>
-            <w:color w:val="0000EE"/>
-            <w:u w:val="single"/>
-          </w:rPr>
-          <w:t>彼得前書一章9節、22</w:t>
-        </w:r>
-      </w:hyperlink>
-      <w:hyperlink r:id="rId84">
-        <w:r>
-          <w:rPr>
-            <w:lang w:val="zh_TW" w:bidi="zh_TW"/>
-          </w:rPr>
-          <w:rPr>
-            <w:color w:val="0000EE"/>
-            <w:u w:val="single"/>
-          </w:rPr>
-          <w:t>至</w:t>
-        </w:r>
-      </w:hyperlink>
-      <w:hyperlink r:id="rId83">
-        <w:r>
-          <w:rPr>
-            <w:lang w:val="zh_TW" w:bidi="zh_TW"/>
-          </w:rPr>
-          <w:rPr>
-            <w:color w:val="0000EE"/>
-            <w:u w:val="single"/>
-          </w:rPr>
-          <w:t>23節</w:t>
-        </w:r>
-      </w:hyperlink>
-    </w:p>
-    <w:p>
-      <w:pPr>
-        <w:pStyle w:val="ListBullet"/>
-        <w:spacing w:line="240" w:lineRule="auto"/>
-        <w:ind w:left="720"/>
-      </w:pPr>
-      <w:r>
-        <w:rPr>
-          <w:lang w:val="zh_TW" w:bidi="zh_TW"/>
-        </w:rPr>
-      </w:r>
-      <w:hyperlink r:id="rId85">
-        <w:r>
-          <w:rPr>
-            <w:lang w:val="zh_TW" w:bidi="zh_TW"/>
-          </w:rPr>
-          <w:rPr>
-            <w:color w:val="0000EE"/>
-            <w:u w:val="single"/>
-          </w:rPr>
-          <w:t>彼得前書二章25節</w:t>
-        </w:r>
-      </w:hyperlink>
-    </w:p>
-    <w:p>
-      <w:pPr>
-        <w:pStyle w:val="ListBullet"/>
-        <w:spacing w:line="240" w:lineRule="auto"/>
-        <w:ind w:left="720"/>
-      </w:pPr>
-      <w:r>
-        <w:rPr>
-          <w:lang w:val="zh_TW" w:bidi="zh_TW"/>
-        </w:rPr>
-      </w:r>
-      <w:hyperlink r:id="rId86">
-        <w:r>
-          <w:rPr>
-            <w:lang w:val="zh_TW" w:bidi="zh_TW"/>
-          </w:rPr>
-          <w:rPr>
-            <w:color w:val="0000EE"/>
-            <w:u w:val="single"/>
-          </w:rPr>
-          <w:t>彼得前書四章19節</w:t>
-        </w:r>
-      </w:hyperlink>
-    </w:p>
-    <w:p>
-      <w:pPr>
-        <w:pStyle w:val="ListBullet"/>
-        <w:spacing w:line="240" w:lineRule="auto"/>
-        <w:ind w:left="720"/>
-      </w:pPr>
-      <w:r>
-        <w:rPr>
-          <w:lang w:val="zh_TW" w:bidi="zh_TW"/>
-        </w:rPr>
-      </w:r>
-      <w:hyperlink r:id="rId87">
-        <w:r>
-          <w:rPr>
-            <w:lang w:val="zh_TW" w:bidi="zh_TW"/>
-          </w:rPr>
-          <w:rPr>
-            <w:color w:val="0000EE"/>
-            <w:u w:val="single"/>
-          </w:rPr>
-          <w:t>啟示錄六章9節</w:t>
-        </w:r>
-      </w:hyperlink>
-    </w:p>
-    <w:p>
-      <w:pPr>
-        <w:pStyle w:val="ListBullet"/>
-        <w:spacing w:line="240" w:lineRule="auto"/>
-        <w:ind w:left="720"/>
-      </w:pPr>
-      <w:r>
-        <w:rPr>
-          <w:lang w:val="zh_TW" w:bidi="zh_TW"/>
-        </w:rPr>
-      </w:r>
-      <w:hyperlink r:id="rId88">
-        <w:r>
-          <w:rPr>
-            <w:lang w:val="zh_TW" w:bidi="zh_TW"/>
-          </w:rPr>
-          <w:rPr>
-            <w:color w:val="0000EE"/>
-            <w:u w:val="single"/>
-          </w:rPr>
-          <w:t>啟示錄二十章4節</w:t>
-        </w:r>
-      </w:hyperlink>
-    </w:p>
-    <w:p>
-      <w:pPr/>
-      <w:r>
-        <w:rPr>
-          <w:lang w:val="zh_TW" w:bidi="zh_TW"/>
-        </w:rPr>
-      </w:r>
-      <w:r>
-        <w:rPr>
-          <w:lang w:val="zh_TW" w:bidi="zh_TW"/>
-        </w:rPr>
-        <w:t>這些段落要或強調肉體之外的人，又或強調人在復活前，在神面前持續的存在。</w:t>
-      </w:r>
-    </w:p>
-    <w:p>
-      <w:pPr/>
-      <w:r>
-        <w:rPr>
-          <w:lang w:val="zh_TW" w:bidi="zh_TW"/>
-        </w:rPr>
-      </w:r>
-      <w:r>
-        <w:rPr>
-          <w:i/>
-          <w:lang w:val="zh_TW" w:bidi="zh_TW"/>
-        </w:rPr>
-        <w:t>另見</w:t>
-      </w:r>
-      <w:r>
-        <w:rPr>
-          <w:lang w:val="zh_TW" w:bidi="zh_TW"/>
-        </w:rPr>
-        <w:t xml:space="preserve"> </w:t>
-      </w:r>
-      <w:r>
-        <w:rPr>
-          <w:lang w:val="zh_TW" w:bidi="zh_TW"/>
-        </w:rPr>
-        <w:t>人</w:t>
-      </w:r>
-      <w:r>
-        <w:rPr>
-          <w:lang w:val="zh_TW" w:bidi="zh_TW"/>
-        </w:rPr>
-        <w:t>；</w:t>
-      </w:r>
-      <w:r>
-        <w:rPr>
-          <w:lang w:val="zh_TW" w:bidi="zh_TW"/>
-        </w:rPr>
-        <w:t>人的靈</w:t>
+      <w:r>
+        <w:rPr>
+          <w:lang w:val="zh_TW" w:bidi="zh_TW"/>
+        </w:rPr>
+        <w:t>大患難</w:t>
       </w:r>
       <w:r>
         <w:rPr>

--- a/zht/docx/072.content.docx
+++ b/zht/docx/072.content.docx
@@ -19,7 +19,7 @@
         <w:rPr>
           <w:lang w:val="zh_TW" w:bidi="zh_TW"/>
         </w:rPr>
-        <w:t>Resource: 聖經詞典 (Tyndale)</w:t>
+        <w:t>Resource: Tyndale Open Bible Dictionary</w:t>
       </w:r>
       <w:r>
         <w:rPr>
@@ -112,7 +112,7 @@
         <w:rPr>
           <w:lang w:val="zh_TW" w:bidi="zh_TW"/>
         </w:rPr>
-        <w:t>聖經詞典 (Tyndale)</w:t>
+        <w:t>Tyndale Open Bible Dictionary</w:t>
       </w:r>
     </w:p>
     <w:p>
@@ -149,7 +149,7 @@
         <w:rPr>
           <w:lang w:val="zh_TW" w:bidi="zh_TW"/>
         </w:rPr>
-        <w:t>ku</w:t>
+        <w:t>kai</w:t>
       </w:r>
       <w:r>
         <w:rPr>
@@ -212,7 +212,7 @@
         <w:rPr>
           <w:lang w:val="zh_TW" w:bidi="zh_TW"/>
         </w:rPr>
-        <w:t>苦難</w:t>
+        <w:t>凱撒利亞‧腓立比</w:t>
       </w:r>
       <w:r>
         <w:rPr>
@@ -231,7 +231,7 @@
         <w:rPr>
           <w:lang w:val="zh_TW" w:bidi="zh_TW"/>
         </w:rPr>
-        <w:t>任何造成痛苦或憂傷的事物，例如災難。</w:t>
+        <w:t>位於巴勒斯坦北端的城，位於黑門山南坡，靠近古城但。凱撒利亞‧腓立比位於一個美麗的地區，位於約旦河三大源頭之一的瓦迪巴尼亞斯（Wadi Banias）。</w:t>
       </w:r>
     </w:p>
     <w:p>
@@ -245,7 +245,134 @@
         <w:rPr>
           <w:lang w:val="zh_TW" w:bidi="zh_TW"/>
         </w:rPr>
-        <w:t>根據聖經，苦難始於罪進入世界。人類以及整個受造界都被「荊棘與蒺藜」、罪、死亡和衰退所困擾（參</w:t>
+        <w:t>在公元前二世紀，這個地方被稱為潘尼翁（Panion），因為希臘神潘（Pan）在那裡的一個洞穴中受到崇拜。希臘歷史學家</w:t>
+      </w:r>
+      <w:r>
+        <w:rPr>
+          <w:lang w:val="zh_TW" w:bidi="zh_TW"/>
+        </w:rPr>
+        <w:t>波利比烏斯（</w:t>
+      </w:r>
+      <w:r>
+        <w:rPr>
+          <w:lang w:val="zh_TW" w:bidi="zh_TW"/>
+        </w:rPr>
+        <w:t>Polybius</w:t>
+      </w:r>
+      <w:r>
+        <w:rPr>
+          <w:lang w:val="zh_TW" w:bidi="zh_TW"/>
+        </w:rPr>
+        <w:t>）</w:t>
+      </w:r>
+      <w:r>
+        <w:rPr>
+          <w:lang w:val="zh_TW" w:bidi="zh_TW"/>
+        </w:rPr>
+        <w:t>提到，這是敘利亞王</w:t>
+      </w:r>
+      <w:r>
+        <w:rPr>
+          <w:lang w:val="zh_TW" w:bidi="zh_TW"/>
+        </w:rPr>
+        <w:t>安提阿古</w:t>
+      </w:r>
+      <w:r>
+        <w:rPr>
+          <w:lang w:val="zh_TW" w:bidi="zh_TW"/>
+        </w:rPr>
+        <w:t>三世（Antiochus III）在大約公元前200年擊敗埃及托勒密王朝的一場重要戰役的地點。猶太歷史學家約瑟夫（Josephus，</w:t>
+      </w:r>
+      <w:r>
+        <w:rPr>
+          <w:i/>
+          <w:lang w:val="zh_TW" w:bidi="zh_TW"/>
+        </w:rPr>
+        <w:t>猶太古史記</w:t>
+      </w:r>
+      <w:r>
+        <w:rPr>
+          <w:lang w:val="zh_TW" w:bidi="zh_TW"/>
+        </w:rPr>
+        <w:t xml:space="preserve"> 15.10.3）記載：「潘尼翁（Panium）」由西納德勒斯（Zenodorus）治理；其宗教崇拜地點「是一個非常精美的山洞，洞穴之下有一個巨大的地底空穴，洞穴深邃且陡峭，裡面充滿靜止的水；洞上懸掛著一座大山，洞穴下湧出約旦河的泉水。」</w:t>
+      </w:r>
+    </w:p>
+    <w:p>
+      <w:pPr/>
+      <w:r>
+        <w:rPr>
+          <w:lang w:val="zh_TW" w:bidi="zh_TW"/>
+        </w:rPr>
+      </w:r>
+      <w:r>
+        <w:rPr>
+          <w:lang w:val="zh_TW" w:bidi="zh_TW"/>
+        </w:rPr>
+        <w:t>在西納德勒斯去世後，凱撒奧古斯都將這城賜給大希律。約瑟夫記載，大希律「裝飾了這個已經非常有名的地方」，並用「最潔白的石頭建造了一座非常美麗的神廟」。當希律在公元前4年去世後，他的兒子腓力接管了潘尼翁周圍的地區，這個地區被稱為潘尼亞斯（Paneas）。約瑟夫（</w:t>
+      </w:r>
+      <w:r>
+        <w:rPr>
+          <w:i/>
+          <w:lang w:val="zh_TW" w:bidi="zh_TW"/>
+        </w:rPr>
+        <w:t>猶太戰史</w:t>
+      </w:r>
+      <w:r>
+        <w:rPr>
+          <w:lang w:val="zh_TW" w:bidi="zh_TW"/>
+        </w:rPr>
+        <w:t xml:space="preserve"> 2.9.1）記載：「腓力在約旦河的源頭和潘尼亞斯地區建造了一座城，名為凱撒利亞。」腓力將其作為首都，以羅馬皇帝凱撒提庇留和自己的名字命名為凱撒利亞‧腓立比，以區別於地中海沿岸更大的凱撒利亞港。約瑟夫（</w:t>
+      </w:r>
+      <w:r>
+        <w:rPr>
+          <w:i/>
+          <w:lang w:val="zh_TW" w:bidi="zh_TW"/>
+        </w:rPr>
+        <w:t>猶太戰史</w:t>
+      </w:r>
+      <w:r>
+        <w:rPr>
+          <w:lang w:val="zh_TW" w:bidi="zh_TW"/>
+        </w:rPr>
+        <w:t xml:space="preserve"> 3.9.7）還記載，皇帝</w:t>
+      </w:r>
+      <w:r>
+        <w:rPr>
+          <w:lang w:val="zh_TW" w:bidi="zh_TW"/>
+        </w:rPr>
+        <w:t>維斯帕先（</w:t>
+      </w:r>
+      <w:r>
+        <w:rPr>
+          <w:lang w:val="zh_TW" w:bidi="zh_TW"/>
+        </w:rPr>
+        <w:t>Vespasian</w:t>
+      </w:r>
+      <w:r>
+        <w:rPr>
+          <w:lang w:val="zh_TW" w:bidi="zh_TW"/>
+        </w:rPr>
+        <w:t>）</w:t>
+      </w:r>
+      <w:r>
+        <w:rPr>
+          <w:lang w:val="zh_TW" w:bidi="zh_TW"/>
+        </w:rPr>
+        <w:t>和提多都「從靠近海邊的凱撒利亞出發，來到名為凱撒利亞‧腓立比的地方。」</w:t>
+      </w:r>
+    </w:p>
+    <w:p>
+      <w:pPr/>
+      <w:r>
+        <w:rPr>
+          <w:lang w:val="zh_TW" w:bidi="zh_TW"/>
+        </w:rPr>
+      </w:r>
+      <w:r>
+        <w:rPr>
+          <w:lang w:val="zh_TW" w:bidi="zh_TW"/>
+        </w:rPr>
+        <w:t>使徒彼得在凱撒利亞‧腓立比承認耶穌是「基督，是永生神的兒子」（</w:t>
       </w:r>
       <w:hyperlink r:id="rId13">
         <w:r>
@@ -256,7 +383,7 @@
             <w:color w:val="0000EE"/>
             <w:u w:val="single"/>
           </w:rPr>
-          <w:t>創3:16–19</w:t>
+          <w:t>太16:13–16</w:t>
         </w:r>
       </w:hyperlink>
       <w:r>
@@ -274,158 +401,14 @@
             <w:color w:val="0000EE"/>
             <w:u w:val="single"/>
           </w:rPr>
-          <w:t>羅8:18–21</w:t>
+          <w:t>可8:27–29</w:t>
         </w:r>
       </w:hyperlink>
       <w:r>
         <w:rPr>
           <w:lang w:val="zh_TW" w:bidi="zh_TW"/>
         </w:rPr>
-        <w:t>）。因為罪，痛苦是普遍的人類經驗，而我們短暫的生命充滿困難（</w:t>
-      </w:r>
-      <w:hyperlink r:id="rId15">
-        <w:r>
-          <w:rPr>
-            <w:lang w:val="zh_TW" w:bidi="zh_TW"/>
-          </w:rPr>
-          <w:rPr>
-            <w:color w:val="0000EE"/>
-            <w:u w:val="single"/>
-          </w:rPr>
-          <w:t>伯14:1–6</w:t>
-        </w:r>
-      </w:hyperlink>
-      <w:r>
-        <w:rPr>
-          <w:lang w:val="zh_TW" w:bidi="zh_TW"/>
-        </w:rPr>
-        <w:t>）。人們無法避免自然災害、身體傷害，以及與他人的衝突（</w:t>
-      </w:r>
-      <w:hyperlink r:id="rId16">
-        <w:r>
-          <w:rPr>
-            <w:lang w:val="zh_TW" w:bidi="zh_TW"/>
-          </w:rPr>
-          <w:rPr>
-            <w:color w:val="0000EE"/>
-            <w:u w:val="single"/>
-          </w:rPr>
-          <w:t>代下20:9</w:t>
-        </w:r>
-      </w:hyperlink>
-      <w:r>
-        <w:rPr>
-          <w:lang w:val="zh_TW" w:bidi="zh_TW"/>
-        </w:rPr>
-        <w:t>）。神使用苦難來教導並管教祂的子民。這樣的苦難顯明在以色列人面對的壓迫中：</w:t>
-      </w:r>
-    </w:p>
-    <w:p>
-      <w:pPr>
-        <w:pStyle w:val="ListBullet"/>
-        <w:spacing w:line="240" w:lineRule="auto"/>
-        <w:ind w:left="720"/>
-      </w:pPr>
-      <w:r>
-        <w:rPr>
-          <w:lang w:val="zh_TW" w:bidi="zh_TW"/>
-        </w:rPr>
-      </w:r>
-      <w:r>
-        <w:rPr>
-          <w:lang w:val="zh_TW" w:bidi="zh_TW"/>
-        </w:rPr>
-        <w:t>埃及（</w:t>
-      </w:r>
-      <w:hyperlink r:id="rId17">
-        <w:r>
-          <w:rPr>
-            <w:lang w:val="zh_TW" w:bidi="zh_TW"/>
-          </w:rPr>
-          <w:rPr>
-            <w:color w:val="0000EE"/>
-            <w:u w:val="single"/>
-          </w:rPr>
-          <w:t>出4:31</w:t>
-        </w:r>
-      </w:hyperlink>
-      <w:r>
-        <w:rPr>
-          <w:lang w:val="zh_TW" w:bidi="zh_TW"/>
-        </w:rPr>
-        <w:t>）</w:t>
-      </w:r>
-    </w:p>
-    <w:p>
-      <w:pPr>
-        <w:pStyle w:val="ListBullet"/>
-        <w:spacing w:line="240" w:lineRule="auto"/>
-        <w:ind w:left="720"/>
-      </w:pPr>
-      <w:r>
-        <w:rPr>
-          <w:lang w:val="zh_TW" w:bidi="zh_TW"/>
-        </w:rPr>
-      </w:r>
-      <w:r>
-        <w:rPr>
-          <w:lang w:val="zh_TW" w:bidi="zh_TW"/>
-        </w:rPr>
-        <w:t>他們在士師時期的掙扎（</w:t>
-      </w:r>
-      <w:hyperlink r:id="rId18">
-        <w:r>
-          <w:rPr>
-            <w:lang w:val="zh_TW" w:bidi="zh_TW"/>
-          </w:rPr>
-          <w:rPr>
-            <w:color w:val="0000EE"/>
-            <w:u w:val="single"/>
-          </w:rPr>
-          <w:t>尼9:26–27</w:t>
-        </w:r>
-      </w:hyperlink>
-      <w:r>
-        <w:rPr>
-          <w:lang w:val="zh_TW" w:bidi="zh_TW"/>
-        </w:rPr>
-        <w:t>）</w:t>
-      </w:r>
-    </w:p>
-    <w:p>
-      <w:pPr>
-        <w:pStyle w:val="ListBullet"/>
-        <w:spacing w:line="240" w:lineRule="auto"/>
-        <w:ind w:left="720"/>
-      </w:pPr>
-      <w:r>
-        <w:rPr>
-          <w:lang w:val="zh_TW" w:bidi="zh_TW"/>
-        </w:rPr>
-      </w:r>
-      <w:r>
-        <w:rPr>
-          <w:lang w:val="zh_TW" w:bidi="zh_TW"/>
-        </w:rPr>
-        <w:t>他們在巴比倫的被擄（</w:t>
-      </w:r>
-      <w:hyperlink r:id="rId19">
-        <w:r>
-          <w:rPr>
-            <w:lang w:val="zh_TW" w:bidi="zh_TW"/>
-          </w:rPr>
-          <w:rPr>
-            <w:color w:val="0000EE"/>
-            <w:u w:val="single"/>
-          </w:rPr>
-          <w:t>賽26:16</w:t>
-        </w:r>
-      </w:hyperlink>
-      <w:r>
-        <w:rPr>
-          <w:lang w:val="zh_TW" w:bidi="zh_TW"/>
-        </w:rPr>
-        <w:t>）</w:t>
+        <w:t>）。</w:t>
       </w:r>
     </w:p>
     <w:p>
@@ -439,470 +422,31 @@
         <w:rPr>
           <w:lang w:val="zh_TW" w:bidi="zh_TW"/>
         </w:rPr>
-        <w:t>在他們的困苦之中，以色列人向神呼求。祂拯救他們，並引導他們遵行（</w:t>
-      </w:r>
-      <w:hyperlink r:id="rId20">
-        <w:r>
-          <w:rPr>
-            <w:lang w:val="zh_TW" w:bidi="zh_TW"/>
-          </w:rPr>
-          <w:rPr>
-            <w:color w:val="0000EE"/>
-            <w:u w:val="single"/>
-          </w:rPr>
-          <w:t>耶10:18</w:t>
-        </w:r>
-      </w:hyperlink>
-      <w:r>
-        <w:rPr>
-          <w:lang w:val="zh_TW" w:bidi="zh_TW"/>
-        </w:rPr>
-        <w:t>；</w:t>
-      </w:r>
-      <w:hyperlink r:id="rId21">
-        <w:r>
-          <w:rPr>
-            <w:lang w:val="zh_TW" w:bidi="zh_TW"/>
-          </w:rPr>
-          <w:rPr>
-            <w:color w:val="0000EE"/>
-            <w:u w:val="single"/>
-          </w:rPr>
-          <w:t>何5:15–6:3</w:t>
-        </w:r>
-      </w:hyperlink>
-      <w:r>
-        <w:rPr>
-          <w:lang w:val="zh_TW" w:bidi="zh_TW"/>
-        </w:rPr>
-        <w:t>）。</w:t>
-      </w:r>
-    </w:p>
-    <w:p>
-      <w:pPr/>
-      <w:r>
-        <w:rPr>
-          <w:lang w:val="zh_TW" w:bidi="zh_TW"/>
-        </w:rPr>
-      </w:r>
-      <w:r>
-        <w:rPr>
-          <w:lang w:val="zh_TW" w:bidi="zh_TW"/>
-        </w:rPr>
-        <w:t>聖經知道這是難以理解的。很難看出義人為何如此受苦（</w:t>
-      </w:r>
-      <w:hyperlink r:id="rId22">
-        <w:r>
-          <w:rPr>
-            <w:lang w:val="zh_TW" w:bidi="zh_TW"/>
-          </w:rPr>
-          <w:rPr>
-            <w:color w:val="0000EE"/>
-            <w:u w:val="single"/>
-          </w:rPr>
-          <w:t>詩34:19</w:t>
-        </w:r>
-      </w:hyperlink>
-      <w:r>
-        <w:rPr>
-          <w:lang w:val="zh_TW" w:bidi="zh_TW"/>
-        </w:rPr>
-        <w:t>，</w:t>
-      </w:r>
-      <w:hyperlink r:id="rId23">
-        <w:r>
-          <w:rPr>
-            <w:lang w:val="zh_TW" w:bidi="zh_TW"/>
-          </w:rPr>
-          <w:rPr>
-            <w:color w:val="0000EE"/>
-            <w:u w:val="single"/>
-          </w:rPr>
-          <w:t>37:39</w:t>
-        </w:r>
-      </w:hyperlink>
-      <w:r>
-        <w:rPr>
-          <w:lang w:val="zh_TW" w:bidi="zh_TW"/>
-        </w:rPr>
-        <w:t>，</w:t>
-      </w:r>
-      <w:hyperlink r:id="rId24">
-        <w:r>
-          <w:rPr>
-            <w:lang w:val="zh_TW" w:bidi="zh_TW"/>
-          </w:rPr>
-          <w:rPr>
-            <w:color w:val="0000EE"/>
-            <w:u w:val="single"/>
-          </w:rPr>
-          <w:t>138:7</w:t>
-        </w:r>
-      </w:hyperlink>
-      <w:r>
-        <w:rPr>
-          <w:lang w:val="zh_TW" w:bidi="zh_TW"/>
-        </w:rPr>
-        <w:t>）。即使是先知和「主的僕人」（彌賽亞）也未能倖免（</w:t>
-      </w:r>
-      <w:hyperlink r:id="rId25">
-        <w:r>
-          <w:rPr>
-            <w:lang w:val="zh_TW" w:bidi="zh_TW"/>
-          </w:rPr>
-          <w:rPr>
-            <w:color w:val="0000EE"/>
-            <w:u w:val="single"/>
-          </w:rPr>
-          <w:t>賽53:2–12</w:t>
-        </w:r>
-      </w:hyperlink>
-      <w:r>
-        <w:rPr>
-          <w:lang w:val="zh_TW" w:bidi="zh_TW"/>
-        </w:rPr>
-        <w:t>；</w:t>
-      </w:r>
-      <w:hyperlink r:id="rId26">
-        <w:r>
-          <w:rPr>
-            <w:lang w:val="zh_TW" w:bidi="zh_TW"/>
-          </w:rPr>
-          <w:rPr>
-            <w:color w:val="0000EE"/>
-            <w:u w:val="single"/>
-          </w:rPr>
-          <w:t>耶15:15</w:t>
-        </w:r>
-      </w:hyperlink>
-      <w:r>
-        <w:rPr>
-          <w:lang w:val="zh_TW" w:bidi="zh_TW"/>
-        </w:rPr>
-        <w:t>）。耶穌基督承擔了人類的憂傷與痛苦。祂成就了那從亞當犯罪開始的受苦預言（</w:t>
-      </w:r>
-      <w:hyperlink r:id="rId27">
-        <w:r>
-          <w:rPr>
-            <w:lang w:val="zh_TW" w:bidi="zh_TW"/>
-          </w:rPr>
-          <w:rPr>
-            <w:color w:val="0000EE"/>
-            <w:u w:val="single"/>
-          </w:rPr>
-          <w:t>賽53:4–5</w:t>
-        </w:r>
-      </w:hyperlink>
-      <w:r>
-        <w:rPr>
-          <w:lang w:val="zh_TW" w:bidi="zh_TW"/>
-        </w:rPr>
-        <w:t>；</w:t>
-      </w:r>
-      <w:hyperlink r:id="rId28">
-        <w:r>
-          <w:rPr>
-            <w:lang w:val="zh_TW" w:bidi="zh_TW"/>
-          </w:rPr>
-          <w:rPr>
-            <w:color w:val="0000EE"/>
-            <w:u w:val="single"/>
-          </w:rPr>
-          <w:t>彼前2:24</w:t>
-        </w:r>
-      </w:hyperlink>
-      <w:r>
-        <w:rPr>
-          <w:lang w:val="zh_TW" w:bidi="zh_TW"/>
-        </w:rPr>
-        <w:t>）。</w:t>
-      </w:r>
-    </w:p>
-    <w:p>
-      <w:pPr/>
-      <w:r>
-        <w:rPr>
-          <w:lang w:val="zh_TW" w:bidi="zh_TW"/>
-        </w:rPr>
-      </w:r>
-      <w:r>
-        <w:rPr>
-          <w:lang w:val="zh_TW" w:bidi="zh_TW"/>
-        </w:rPr>
-        <w:t>耶穌警告祂的跟隨者將面對許多考驗與痛苦（</w:t>
-      </w:r>
-      <w:hyperlink r:id="rId29">
-        <w:r>
-          <w:rPr>
-            <w:lang w:val="zh_TW" w:bidi="zh_TW"/>
-          </w:rPr>
-          <w:rPr>
-            <w:color w:val="0000EE"/>
-            <w:u w:val="single"/>
-          </w:rPr>
-          <w:t>約16:33</w:t>
-        </w:r>
-      </w:hyperlink>
-      <w:r>
-        <w:rPr>
-          <w:lang w:val="zh_TW" w:bidi="zh_TW"/>
-        </w:rPr>
-        <w:t>）。保羅教導人們，進入神的國度會伴隨著許多困難（</w:t>
-      </w:r>
-      <w:hyperlink r:id="rId30">
-        <w:r>
-          <w:rPr>
-            <w:lang w:val="zh_TW" w:bidi="zh_TW"/>
-          </w:rPr>
-          <w:rPr>
-            <w:color w:val="0000EE"/>
-            <w:u w:val="single"/>
-          </w:rPr>
-          <w:t>徒14:22</w:t>
-        </w:r>
-      </w:hyperlink>
-      <w:r>
-        <w:rPr>
-          <w:lang w:val="zh_TW" w:bidi="zh_TW"/>
-        </w:rPr>
-        <w:t>），但這些不應削弱基督徒的信心（</w:t>
-      </w:r>
-      <w:hyperlink r:id="rId31">
-        <w:r>
-          <w:rPr>
-            <w:lang w:val="zh_TW" w:bidi="zh_TW"/>
-          </w:rPr>
-          <w:rPr>
-            <w:color w:val="0000EE"/>
-            <w:u w:val="single"/>
-          </w:rPr>
-          <w:t>帖前3:3</w:t>
-        </w:r>
-      </w:hyperlink>
-      <w:r>
-        <w:rPr>
-          <w:lang w:val="zh_TW" w:bidi="zh_TW"/>
-        </w:rPr>
-        <w:t>），而應被視為補足基督為祂的身體——教會所受苦難中所欠缺的那部分。（</w:t>
-      </w:r>
-      <w:hyperlink r:id="rId32">
-        <w:r>
-          <w:rPr>
-            <w:lang w:val="zh_TW" w:bidi="zh_TW"/>
-          </w:rPr>
-          <w:rPr>
-            <w:color w:val="0000EE"/>
-            <w:u w:val="single"/>
-          </w:rPr>
-          <w:t>林後4:10–11</w:t>
-        </w:r>
-      </w:hyperlink>
-      <w:r>
-        <w:rPr>
-          <w:lang w:val="zh_TW" w:bidi="zh_TW"/>
-        </w:rPr>
-        <w:t>；</w:t>
-      </w:r>
-      <w:hyperlink r:id="rId33">
-        <w:r>
-          <w:rPr>
-            <w:lang w:val="zh_TW" w:bidi="zh_TW"/>
-          </w:rPr>
-          <w:rPr>
-            <w:color w:val="0000EE"/>
-            <w:u w:val="single"/>
-          </w:rPr>
-          <w:t>西1:24</w:t>
-        </w:r>
-      </w:hyperlink>
-      <w:r>
-        <w:rPr>
-          <w:lang w:val="zh_TW" w:bidi="zh_TW"/>
-        </w:rPr>
-        <w:t>）。聖經還指出，隨著「末日」的臨近，苦難將更加激烈（</w:t>
-      </w:r>
-      <w:hyperlink r:id="rId34">
-        <w:r>
-          <w:rPr>
-            <w:lang w:val="zh_TW" w:bidi="zh_TW"/>
-          </w:rPr>
-          <w:rPr>
-            <w:color w:val="0000EE"/>
-            <w:u w:val="single"/>
-          </w:rPr>
-          <w:t>太24:9–14</w:t>
-        </w:r>
-      </w:hyperlink>
-      <w:r>
-        <w:rPr>
-          <w:lang w:val="zh_TW" w:bidi="zh_TW"/>
-        </w:rPr>
-        <w:t>；</w:t>
-      </w:r>
-      <w:hyperlink r:id="rId35">
-        <w:r>
-          <w:rPr>
-            <w:lang w:val="zh_TW" w:bidi="zh_TW"/>
-          </w:rPr>
-          <w:rPr>
-            <w:color w:val="0000EE"/>
-            <w:u w:val="single"/>
-          </w:rPr>
-          <w:t>提後3:13</w:t>
-        </w:r>
-      </w:hyperlink>
-      <w:r>
-        <w:rPr>
-          <w:lang w:val="zh_TW" w:bidi="zh_TW"/>
-        </w:rPr>
-        <w:t>）。撒但的勢力將攻擊，以欺騙並毀滅「選民」（</w:t>
-      </w:r>
-      <w:hyperlink r:id="rId36">
-        <w:r>
-          <w:rPr>
-            <w:lang w:val="zh_TW" w:bidi="zh_TW"/>
-          </w:rPr>
-          <w:rPr>
-            <w:color w:val="0000EE"/>
-            <w:u w:val="single"/>
-          </w:rPr>
-          <w:t>太24:24</w:t>
-        </w:r>
-      </w:hyperlink>
-      <w:r>
-        <w:rPr>
-          <w:lang w:val="zh_TW" w:bidi="zh_TW"/>
-        </w:rPr>
-        <w:t>；</w:t>
-      </w:r>
-      <w:hyperlink r:id="rId37">
-        <w:r>
-          <w:rPr>
-            <w:lang w:val="zh_TW" w:bidi="zh_TW"/>
-          </w:rPr>
-          <w:rPr>
-            <w:color w:val="0000EE"/>
-            <w:u w:val="single"/>
-          </w:rPr>
-          <w:t>帖後2:9–12</w:t>
-        </w:r>
-      </w:hyperlink>
-      <w:r>
-        <w:rPr>
-          <w:lang w:val="zh_TW" w:bidi="zh_TW"/>
-        </w:rPr>
-        <w:t>；</w:t>
-      </w:r>
-      <w:hyperlink r:id="rId38">
-        <w:r>
-          <w:rPr>
-            <w:lang w:val="zh_TW" w:bidi="zh_TW"/>
-          </w:rPr>
-          <w:rPr>
-            <w:color w:val="0000EE"/>
-            <w:u w:val="single"/>
-          </w:rPr>
-          <w:t>啟20:7–9</w:t>
-        </w:r>
-      </w:hyperlink>
-      <w:r>
-        <w:rPr>
-          <w:lang w:val="zh_TW" w:bidi="zh_TW"/>
-        </w:rPr>
-        <w:t>）。當耶穌基督從天上以火焰顯現時，神將使那些傷害信徒的人遭受苦難。祂將報應那些不順從耶穌基督福音的人（</w:t>
-      </w:r>
-      <w:hyperlink r:id="rId39">
-        <w:r>
-          <w:rPr>
-            <w:lang w:val="zh_TW" w:bidi="zh_TW"/>
-          </w:rPr>
-          <w:rPr>
-            <w:color w:val="0000EE"/>
-            <w:u w:val="single"/>
-          </w:rPr>
-          <w:t>羅2:9</w:t>
-        </w:r>
-      </w:hyperlink>
-      <w:r>
-        <w:rPr>
-          <w:lang w:val="zh_TW" w:bidi="zh_TW"/>
-        </w:rPr>
-        <w:t>；</w:t>
-      </w:r>
-      <w:hyperlink r:id="rId40">
-        <w:r>
-          <w:rPr>
-            <w:lang w:val="zh_TW" w:bidi="zh_TW"/>
-          </w:rPr>
-          <w:rPr>
-            <w:color w:val="0000EE"/>
-            <w:u w:val="single"/>
-          </w:rPr>
-          <w:t>帖後1:5–10</w:t>
-        </w:r>
-      </w:hyperlink>
-      <w:r>
-        <w:rPr>
-          <w:lang w:val="zh_TW" w:bidi="zh_TW"/>
-        </w:rPr>
-        <w:t>，</w:t>
-      </w:r>
-      <w:hyperlink r:id="rId41">
-        <w:r>
-          <w:rPr>
-            <w:lang w:val="zh_TW" w:bidi="zh_TW"/>
-          </w:rPr>
-          <w:rPr>
-            <w:color w:val="0000EE"/>
-            <w:u w:val="single"/>
-          </w:rPr>
-          <w:t>2:7–8</w:t>
-        </w:r>
-      </w:hyperlink>
-      <w:r>
-        <w:rPr>
-          <w:lang w:val="zh_TW" w:bidi="zh_TW"/>
-        </w:rPr>
-        <w:t>）。</w:t>
-      </w:r>
-    </w:p>
-    <w:p>
-      <w:pPr/>
-      <w:r>
-        <w:rPr>
-          <w:lang w:val="zh_TW" w:bidi="zh_TW"/>
-        </w:rPr>
-      </w:r>
-      <w:r>
-        <w:rPr>
-          <w:i/>
-          <w:lang w:val="zh_TW" w:bidi="zh_TW"/>
-        </w:rPr>
-        <w:t>另見</w:t>
-      </w:r>
-      <w:r>
-        <w:rPr>
-          <w:lang w:val="zh_TW" w:bidi="zh_TW"/>
-        </w:rPr>
-        <w:t>逼迫</w:t>
-      </w:r>
-      <w:r>
-        <w:rPr>
-          <w:lang w:val="zh_TW" w:bidi="zh_TW"/>
-        </w:rPr>
-        <w:t>；</w:t>
-      </w:r>
-      <w:r>
-        <w:rPr>
-          <w:lang w:val="zh_TW" w:bidi="zh_TW"/>
-        </w:rPr>
-        <w:t>大患難</w:t>
-      </w:r>
-      <w:r>
-        <w:rPr>
-          <w:lang w:val="zh_TW" w:bidi="zh_TW"/>
-        </w:rPr>
-        <w:t>。</w:t>
+        <w:t>約公元50年，亞基帕二世（Agrippa II）擴建了凱撒利亞‧腓立比，並以尼祿（Nero）皇帝的名義將其命名為</w:t>
+      </w:r>
+      <w:r>
+        <w:rPr>
+          <w:lang w:val="zh_TW" w:bidi="zh_TW"/>
+        </w:rPr>
+        <w:t>尼祿尼亞（</w:t>
+      </w:r>
+      <w:r>
+        <w:rPr>
+          <w:lang w:val="zh_TW" w:bidi="zh_TW"/>
+        </w:rPr>
+        <w:t>Neronias）。現代的名字</w:t>
+      </w:r>
+      <w:r>
+        <w:rPr>
+          <w:lang w:val="zh_TW" w:bidi="zh_TW"/>
+        </w:rPr>
+        <w:t>巴尼亞斯（</w:t>
+      </w:r>
+      <w:r>
+        <w:rPr>
+          <w:lang w:val="zh_TW" w:bidi="zh_TW"/>
+        </w:rPr>
+        <w:t>Banias）源於阿拉伯文對潘尼亞斯的發音困難而來。</w:t>
       </w:r>
       <w:r>
         <w:rPr>

--- a/zht/docx/072.content.docx
+++ b/zht/docx/072.content.docx
@@ -149,7 +149,7 @@
         <w:rPr>
           <w:lang w:val="zh_TW" w:bidi="zh_TW"/>
         </w:rPr>
-        <w:t>kai</w:t>
+        <w:t>ju</w:t>
       </w:r>
       <w:r>
         <w:rPr>
@@ -212,7 +212,7 @@
         <w:rPr>
           <w:lang w:val="zh_TW" w:bidi="zh_TW"/>
         </w:rPr>
-        <w:t>凱撒利亞‧腓立比</w:t>
+        <w:t>聚餐（餐食）的重要性</w:t>
       </w:r>
       <w:r>
         <w:rPr>
@@ -231,7 +231,18 @@
         <w:rPr>
           <w:lang w:val="zh_TW" w:bidi="zh_TW"/>
         </w:rPr>
-        <w:t>位於巴勒斯坦北端的城，位於黑門山南坡，靠近古城但。凱撒利亞‧腓立比位於一個美麗的地區，位於約旦河三大源頭之一的瓦迪巴尼亞斯（Wadi Banias）。</w:t>
+        <w:t>聚餐在家庭、社會和宗教生活中都扮演著重要的角色。晚餐是所有家人聚在一起的時候，因此對於增進彼此感情非常重要。為旅客提供膳食更是一種社會和宗教責任。朋友們會來探訪，與一家人一起用餐，並討論日常的問題。聚餐對猶太教和基督教來說，亦有舉足輕重的意義，他們會分別慶祝逾越節和聖餐。</w:t>
+      </w:r>
+    </w:p>
+    <w:p>
+      <w:pPr>
+        <w:pStyle w:val="Heading4"/>
+      </w:pPr>
+      <w:r>
+        <w:rPr>
+          <w:lang w:val="zh_TW" w:bidi="zh_TW"/>
+        </w:rPr>
+        <w:t>餐食的種類</w:t>
       </w:r>
     </w:p>
     <w:p>
@@ -245,134 +256,7 @@
         <w:rPr>
           <w:lang w:val="zh_TW" w:bidi="zh_TW"/>
         </w:rPr>
-        <w:t>在公元前二世紀，這個地方被稱為潘尼翁（Panion），因為希臘神潘（Pan）在那裡的一個洞穴中受到崇拜。希臘歷史學家</w:t>
-      </w:r>
-      <w:r>
-        <w:rPr>
-          <w:lang w:val="zh_TW" w:bidi="zh_TW"/>
-        </w:rPr>
-        <w:t>波利比烏斯（</w:t>
-      </w:r>
-      <w:r>
-        <w:rPr>
-          <w:lang w:val="zh_TW" w:bidi="zh_TW"/>
-        </w:rPr>
-        <w:t>Polybius</w:t>
-      </w:r>
-      <w:r>
-        <w:rPr>
-          <w:lang w:val="zh_TW" w:bidi="zh_TW"/>
-        </w:rPr>
-        <w:t>）</w:t>
-      </w:r>
-      <w:r>
-        <w:rPr>
-          <w:lang w:val="zh_TW" w:bidi="zh_TW"/>
-        </w:rPr>
-        <w:t>提到，這是敘利亞王</w:t>
-      </w:r>
-      <w:r>
-        <w:rPr>
-          <w:lang w:val="zh_TW" w:bidi="zh_TW"/>
-        </w:rPr>
-        <w:t>安提阿古</w:t>
-      </w:r>
-      <w:r>
-        <w:rPr>
-          <w:lang w:val="zh_TW" w:bidi="zh_TW"/>
-        </w:rPr>
-        <w:t>三世（Antiochus III）在大約公元前200年擊敗埃及托勒密王朝的一場重要戰役的地點。猶太歷史學家約瑟夫（Josephus，</w:t>
-      </w:r>
-      <w:r>
-        <w:rPr>
-          <w:i/>
-          <w:lang w:val="zh_TW" w:bidi="zh_TW"/>
-        </w:rPr>
-        <w:t>猶太古史記</w:t>
-      </w:r>
-      <w:r>
-        <w:rPr>
-          <w:lang w:val="zh_TW" w:bidi="zh_TW"/>
-        </w:rPr>
-        <w:t xml:space="preserve"> 15.10.3）記載：「潘尼翁（Panium）」由西納德勒斯（Zenodorus）治理；其宗教崇拜地點「是一個非常精美的山洞，洞穴之下有一個巨大的地底空穴，洞穴深邃且陡峭，裡面充滿靜止的水；洞上懸掛著一座大山，洞穴下湧出約旦河的泉水。」</w:t>
-      </w:r>
-    </w:p>
-    <w:p>
-      <w:pPr/>
-      <w:r>
-        <w:rPr>
-          <w:lang w:val="zh_TW" w:bidi="zh_TW"/>
-        </w:rPr>
-      </w:r>
-      <w:r>
-        <w:rPr>
-          <w:lang w:val="zh_TW" w:bidi="zh_TW"/>
-        </w:rPr>
-        <w:t>在西納德勒斯去世後，凱撒奧古斯都將這城賜給大希律。約瑟夫記載，大希律「裝飾了這個已經非常有名的地方」，並用「最潔白的石頭建造了一座非常美麗的神廟」。當希律在公元前4年去世後，他的兒子腓力接管了潘尼翁周圍的地區，這個地區被稱為潘尼亞斯（Paneas）。約瑟夫（</w:t>
-      </w:r>
-      <w:r>
-        <w:rPr>
-          <w:i/>
-          <w:lang w:val="zh_TW" w:bidi="zh_TW"/>
-        </w:rPr>
-        <w:t>猶太戰史</w:t>
-      </w:r>
-      <w:r>
-        <w:rPr>
-          <w:lang w:val="zh_TW" w:bidi="zh_TW"/>
-        </w:rPr>
-        <w:t xml:space="preserve"> 2.9.1）記載：「腓力在約旦河的源頭和潘尼亞斯地區建造了一座城，名為凱撒利亞。」腓力將其作為首都，以羅馬皇帝凱撒提庇留和自己的名字命名為凱撒利亞‧腓立比，以區別於地中海沿岸更大的凱撒利亞港。約瑟夫（</w:t>
-      </w:r>
-      <w:r>
-        <w:rPr>
-          <w:i/>
-          <w:lang w:val="zh_TW" w:bidi="zh_TW"/>
-        </w:rPr>
-        <w:t>猶太戰史</w:t>
-      </w:r>
-      <w:r>
-        <w:rPr>
-          <w:lang w:val="zh_TW" w:bidi="zh_TW"/>
-        </w:rPr>
-        <w:t xml:space="preserve"> 3.9.7）還記載，皇帝</w:t>
-      </w:r>
-      <w:r>
-        <w:rPr>
-          <w:lang w:val="zh_TW" w:bidi="zh_TW"/>
-        </w:rPr>
-        <w:t>維斯帕先（</w:t>
-      </w:r>
-      <w:r>
-        <w:rPr>
-          <w:lang w:val="zh_TW" w:bidi="zh_TW"/>
-        </w:rPr>
-        <w:t>Vespasian</w:t>
-      </w:r>
-      <w:r>
-        <w:rPr>
-          <w:lang w:val="zh_TW" w:bidi="zh_TW"/>
-        </w:rPr>
-        <w:t>）</w:t>
-      </w:r>
-      <w:r>
-        <w:rPr>
-          <w:lang w:val="zh_TW" w:bidi="zh_TW"/>
-        </w:rPr>
-        <w:t>和提多都「從靠近海邊的凱撒利亞出發，來到名為凱撒利亞‧腓立比的地方。」</w:t>
-      </w:r>
-    </w:p>
-    <w:p>
-      <w:pPr/>
-      <w:r>
-        <w:rPr>
-          <w:lang w:val="zh_TW" w:bidi="zh_TW"/>
-        </w:rPr>
-      </w:r>
-      <w:r>
-        <w:rPr>
-          <w:lang w:val="zh_TW" w:bidi="zh_TW"/>
-        </w:rPr>
-        <w:t>使徒彼得在凱撒利亞‧腓立比承認耶穌是「基督，是永生神的兒子」（</w:t>
+        <w:t>在古代近東，人們一天只吃兩頓飯。第一頓是工人在中午於田間吃的，這頓飯有小糕點、小麵包、無花果、橄欖，可能還有山羊起司（芝士）或凝乳，其份量不大，是在炎熱和工作期間休息時所吃的（</w:t>
       </w:r>
       <w:hyperlink r:id="rId13">
         <w:r>
@@ -383,14 +267,14 @@
             <w:color w:val="0000EE"/>
             <w:u w:val="single"/>
           </w:rPr>
-          <w:t>太16:13–16</w:t>
+          <w:t>得2:14</w:t>
         </w:r>
       </w:hyperlink>
       <w:r>
         <w:rPr>
           <w:lang w:val="zh_TW" w:bidi="zh_TW"/>
         </w:rPr>
-        <w:t>；</w:t>
+        <w:t>）。聖經時代的人通常不吃早餐。聖經中只有幾次提到早上用餐（</w:t>
       </w:r>
       <w:hyperlink r:id="rId14">
         <w:r>
@@ -401,7 +285,25 @@
             <w:color w:val="0000EE"/>
             <w:u w:val="single"/>
           </w:rPr>
-          <w:t>可8:27–29</w:t>
+          <w:t>士19:5</w:t>
+        </w:r>
+      </w:hyperlink>
+      <w:r>
+        <w:rPr>
+          <w:lang w:val="zh_TW" w:bidi="zh_TW"/>
+        </w:rPr>
+        <w:t>；</w:t>
+      </w:r>
+      <w:hyperlink r:id="rId15">
+        <w:r>
+          <w:rPr>
+            <w:lang w:val="zh_TW" w:bidi="zh_TW"/>
+          </w:rPr>
+          <w:rPr>
+            <w:color w:val="0000EE"/>
+            <w:u w:val="single"/>
+          </w:rPr>
+          <w:t>約21:12</w:t>
         </w:r>
       </w:hyperlink>
       <w:r>
@@ -422,31 +324,602 @@
         <w:rPr>
           <w:lang w:val="zh_TW" w:bidi="zh_TW"/>
         </w:rPr>
-        <w:t>約公元50年，亞基帕二世（Agrippa II）擴建了凱撒利亞‧腓立比，並以尼祿（Nero）皇帝的名義將其命名為</w:t>
-      </w:r>
-      <w:r>
-        <w:rPr>
-          <w:lang w:val="zh_TW" w:bidi="zh_TW"/>
-        </w:rPr>
-        <w:t>尼祿尼亞（</w:t>
-      </w:r>
-      <w:r>
-        <w:rPr>
-          <w:lang w:val="zh_TW" w:bidi="zh_TW"/>
-        </w:rPr>
-        <w:t>Neronias）。現代的名字</w:t>
-      </w:r>
-      <w:r>
-        <w:rPr>
-          <w:lang w:val="zh_TW" w:bidi="zh_TW"/>
-        </w:rPr>
-        <w:t>巴尼亞斯（</w:t>
-      </w:r>
-      <w:r>
-        <w:rPr>
-          <w:lang w:val="zh_TW" w:bidi="zh_TW"/>
-        </w:rPr>
-        <w:t>Banias）源於阿拉伯文對潘尼亞斯的發音困難而來。</w:t>
+        <w:t>在以色列中，晚餐是整天最重要的社交活動。工人回家放鬆，與家人共享晚餐。這頓飯通常在日落時分開始，因為那時天色已暗，無法工作。</w:t>
+      </w:r>
+    </w:p>
+    <w:p>
+      <w:pPr>
+        <w:pStyle w:val="Heading4"/>
+      </w:pPr>
+      <w:r>
+        <w:rPr>
+          <w:lang w:val="zh_TW" w:bidi="zh_TW"/>
+        </w:rPr>
+        <w:t>食物</w:t>
+      </w:r>
+    </w:p>
+    <w:p>
+      <w:pPr/>
+      <w:r>
+        <w:rPr>
+          <w:lang w:val="zh_TW" w:bidi="zh_TW"/>
+        </w:rPr>
+      </w:r>
+      <w:r>
+        <w:rPr>
+          <w:lang w:val="zh_TW" w:bidi="zh_TW"/>
+        </w:rPr>
+        <w:t>一般的晚餐包括手磨穀物製成的餅或蛋糕、山羊芝士或凝乳，以及豆類、扁豆、韭蔥、豌豆、無花果、橄欖、葡萄乾和棗等等的蔬菜。市面有供應肉類，但對大多數人來說卻比較奢侈。人們會用橄欖油烹調食物，並用蜜糖調味。</w:t>
+      </w:r>
+    </w:p>
+    <w:p>
+      <w:pPr>
+        <w:pStyle w:val="Heading4"/>
+      </w:pPr>
+      <w:r>
+        <w:rPr>
+          <w:lang w:val="zh_TW" w:bidi="zh_TW"/>
+        </w:rPr>
+        <w:t>如何進食</w:t>
+      </w:r>
+    </w:p>
+    <w:p>
+      <w:pPr/>
+      <w:r>
+        <w:rPr>
+          <w:lang w:val="zh_TW" w:bidi="zh_TW"/>
+        </w:rPr>
+      </w:r>
+      <w:r>
+        <w:rPr>
+          <w:lang w:val="zh_TW" w:bidi="zh_TW"/>
+        </w:rPr>
+        <w:t>一般家庭通常坐在地板上一起用餐，以</w:t>
+      </w:r>
+      <w:r>
+        <w:rPr>
+          <w:lang w:val="zh_TW" w:bidi="zh_TW"/>
+        </w:rPr>
+        <w:t>毛毯</w:t>
+      </w:r>
+      <w:r>
+        <w:rPr>
+          <w:lang w:val="zh_TW" w:bidi="zh_TW"/>
+        </w:rPr>
+        <w:t>為飯桌（</w:t>
+      </w:r>
+      <w:hyperlink r:id="rId16">
+        <w:r>
+          <w:rPr>
+            <w:lang w:val="zh_TW" w:bidi="zh_TW"/>
+          </w:rPr>
+          <w:rPr>
+            <w:color w:val="0000EE"/>
+            <w:u w:val="single"/>
+          </w:rPr>
+          <w:t>創37:25</w:t>
+        </w:r>
+      </w:hyperlink>
+      <w:r>
+        <w:rPr>
+          <w:lang w:val="zh_TW" w:bidi="zh_TW"/>
+        </w:rPr>
+        <w:t>）。後來，他們按照迦南風俗，使用椅子和飯桌（</w:t>
+      </w:r>
+      <w:hyperlink r:id="rId17">
+        <w:r>
+          <w:rPr>
+            <w:lang w:val="zh_TW" w:bidi="zh_TW"/>
+          </w:rPr>
+          <w:rPr>
+            <w:color w:val="0000EE"/>
+            <w:u w:val="single"/>
+          </w:rPr>
+          <w:t>王上13:20</w:t>
+        </w:r>
+      </w:hyperlink>
+      <w:r>
+        <w:rPr>
+          <w:lang w:val="zh_TW" w:bidi="zh_TW"/>
+        </w:rPr>
+        <w:t>；</w:t>
+      </w:r>
+      <w:hyperlink r:id="rId18">
+        <w:r>
+          <w:rPr>
+            <w:lang w:val="zh_TW" w:bidi="zh_TW"/>
+          </w:rPr>
+          <w:rPr>
+            <w:color w:val="0000EE"/>
+            <w:u w:val="single"/>
+          </w:rPr>
+          <w:t>詩23:5</w:t>
+        </w:r>
+      </w:hyperlink>
+      <w:r>
+        <w:rPr>
+          <w:lang w:val="zh_TW" w:bidi="zh_TW"/>
+        </w:rPr>
+        <w:t>；</w:t>
+      </w:r>
+      <w:hyperlink r:id="rId19">
+        <w:r>
+          <w:rPr>
+            <w:lang w:val="zh_TW" w:bidi="zh_TW"/>
+          </w:rPr>
+          <w:rPr>
+            <w:color w:val="0000EE"/>
+            <w:u w:val="single"/>
+          </w:rPr>
+          <w:t>結23:41</w:t>
+        </w:r>
+      </w:hyperlink>
+      <w:r>
+        <w:rPr>
+          <w:lang w:val="zh_TW" w:bidi="zh_TW"/>
+        </w:rPr>
+        <w:t>）。埃及人躺著吃飯的習俗變得流行，直至羅馬時期。在特殊場合中，他們也會為家人和客人提供音樂、舞蹈和謎語。</w:t>
+      </w:r>
+    </w:p>
+    <w:p>
+      <w:pPr/>
+      <w:r>
+        <w:rPr>
+          <w:lang w:val="zh_TW" w:bidi="zh_TW"/>
+        </w:rPr>
+      </w:r>
+      <w:r>
+        <w:rPr>
+          <w:lang w:val="zh_TW" w:bidi="zh_TW"/>
+        </w:rPr>
+        <w:t>及至新約時期，人們有時會在樓上設置獨立房間，作飯廳之用。客人倚臥左肘，吃飯和交談。在重要的聚餐場合，人們會依照固定的順序就座——從最尊貴的人到地位較低的人（參</w:t>
+      </w:r>
+      <w:hyperlink r:id="rId20">
+        <w:r>
+          <w:rPr>
+            <w:lang w:val="zh_TW" w:bidi="zh_TW"/>
+          </w:rPr>
+          <w:rPr>
+            <w:color w:val="0000EE"/>
+            <w:u w:val="single"/>
+          </w:rPr>
+          <w:t>創43:33</w:t>
+        </w:r>
+      </w:hyperlink>
+      <w:r>
+        <w:rPr>
+          <w:lang w:val="zh_TW" w:bidi="zh_TW"/>
+        </w:rPr>
+        <w:t>；</w:t>
+      </w:r>
+      <w:hyperlink r:id="rId21">
+        <w:r>
+          <w:rPr>
+            <w:lang w:val="zh_TW" w:bidi="zh_TW"/>
+          </w:rPr>
+          <w:rPr>
+            <w:color w:val="0000EE"/>
+            <w:u w:val="single"/>
+          </w:rPr>
+          <w:t>撒上9:22</w:t>
+        </w:r>
+      </w:hyperlink>
+      <w:r>
+        <w:rPr>
+          <w:lang w:val="zh_TW" w:bidi="zh_TW"/>
+        </w:rPr>
+        <w:t>；</w:t>
+      </w:r>
+      <w:hyperlink r:id="rId22">
+        <w:r>
+          <w:rPr>
+            <w:lang w:val="zh_TW" w:bidi="zh_TW"/>
+          </w:rPr>
+          <w:rPr>
+            <w:color w:val="0000EE"/>
+            <w:u w:val="single"/>
+          </w:rPr>
+          <w:t>太23:6</w:t>
+        </w:r>
+      </w:hyperlink>
+      <w:r>
+        <w:rPr>
+          <w:lang w:val="zh_TW" w:bidi="zh_TW"/>
+        </w:rPr>
+        <w:t>；</w:t>
+      </w:r>
+      <w:hyperlink r:id="rId23">
+        <w:r>
+          <w:rPr>
+            <w:lang w:val="zh_TW" w:bidi="zh_TW"/>
+          </w:rPr>
+          <w:rPr>
+            <w:color w:val="0000EE"/>
+            <w:u w:val="single"/>
+          </w:rPr>
+          <w:t>可12:39</w:t>
+        </w:r>
+      </w:hyperlink>
+      <w:r>
+        <w:rPr>
+          <w:lang w:val="zh_TW" w:bidi="zh_TW"/>
+        </w:rPr>
+        <w:t>；</w:t>
+      </w:r>
+      <w:hyperlink r:id="rId24">
+        <w:r>
+          <w:rPr>
+            <w:lang w:val="zh_TW" w:bidi="zh_TW"/>
+          </w:rPr>
+          <w:rPr>
+            <w:color w:val="0000EE"/>
+            <w:u w:val="single"/>
+          </w:rPr>
+          <w:t>路14:8</w:t>
+        </w:r>
+      </w:hyperlink>
+      <w:r>
+        <w:rPr>
+          <w:lang w:val="zh_TW" w:bidi="zh_TW"/>
+        </w:rPr>
+        <w:t>）。當客人進入房間時，尊貴的位置通常位於僕人的右側，而地位最低的位置則在僕人的左側。</w:t>
+      </w:r>
+    </w:p>
+    <w:p>
+      <w:pPr/>
+      <w:r>
+        <w:rPr>
+          <w:lang w:val="zh_TW" w:bidi="zh_TW"/>
+        </w:rPr>
+      </w:r>
+      <w:r>
+        <w:rPr>
+          <w:lang w:val="zh_TW" w:bidi="zh_TW"/>
+        </w:rPr>
+        <w:t>客人在用餐前後都會洗手。燉菜放在</w:t>
+      </w:r>
+      <w:r>
+        <w:rPr>
+          <w:lang w:val="zh_TW" w:bidi="zh_TW"/>
+        </w:rPr>
+        <w:t>砂鍋</w:t>
+      </w:r>
+      <w:r>
+        <w:rPr>
+          <w:lang w:val="zh_TW" w:bidi="zh_TW"/>
+        </w:rPr>
+        <w:t>，包括肉、蔬菜或兩者兼有，人們會用餅來舀取鍋中的燉菜。晚餐通常只有一道主菜，因此廚師可以與客人一起享用。</w:t>
+      </w:r>
+    </w:p>
+    <w:p>
+      <w:pPr>
+        <w:pStyle w:val="Heading4"/>
+      </w:pPr>
+      <w:r>
+        <w:rPr>
+          <w:lang w:val="zh_TW" w:bidi="zh_TW"/>
+        </w:rPr>
+        <w:t>新約聖經中的聚餐</w:t>
+      </w:r>
+    </w:p>
+    <w:p>
+      <w:pPr/>
+      <w:r>
+        <w:rPr>
+          <w:lang w:val="zh_TW" w:bidi="zh_TW"/>
+        </w:rPr>
+      </w:r>
+      <w:r>
+        <w:rPr>
+          <w:lang w:val="zh_TW" w:bidi="zh_TW"/>
+        </w:rPr>
+        <w:t>耶穌經常與祂的門徒和朋友聚餐。耶穌和祂的追隨者曾是加利利迦拿婚宴的客人（</w:t>
+      </w:r>
+      <w:hyperlink r:id="rId25">
+        <w:r>
+          <w:rPr>
+            <w:lang w:val="zh_TW" w:bidi="zh_TW"/>
+          </w:rPr>
+          <w:rPr>
+            <w:color w:val="0000EE"/>
+            <w:u w:val="single"/>
+          </w:rPr>
+          <w:t>約2:1–10</w:t>
+        </w:r>
+      </w:hyperlink>
+      <w:r>
+        <w:rPr>
+          <w:lang w:val="zh_TW" w:bidi="zh_TW"/>
+        </w:rPr>
+        <w:t>），也曾參加由馬太舉辦的晚宴（</w:t>
+      </w:r>
+      <w:hyperlink r:id="rId26">
+        <w:r>
+          <w:rPr>
+            <w:lang w:val="zh_TW" w:bidi="zh_TW"/>
+          </w:rPr>
+          <w:rPr>
+            <w:color w:val="0000EE"/>
+            <w:u w:val="single"/>
+          </w:rPr>
+          <w:t>太9:10</w:t>
+        </w:r>
+      </w:hyperlink>
+      <w:r>
+        <w:rPr>
+          <w:lang w:val="zh_TW" w:bidi="zh_TW"/>
+        </w:rPr>
+        <w:t>）。他們亦是法利賽人西門舉辦另一場晚宴的客人（</w:t>
+      </w:r>
+      <w:hyperlink r:id="rId27">
+        <w:r>
+          <w:rPr>
+            <w:lang w:val="zh_TW" w:bidi="zh_TW"/>
+          </w:rPr>
+          <w:rPr>
+            <w:color w:val="0000EE"/>
+            <w:u w:val="single"/>
+          </w:rPr>
+          <w:t>路7:36–50</w:t>
+        </w:r>
+      </w:hyperlink>
+      <w:r>
+        <w:rPr>
+          <w:lang w:val="zh_TW" w:bidi="zh_TW"/>
+        </w:rPr>
+        <w:t>）。耶穌還曾在撒該的晚宴上，受到熱烈款待（</w:t>
+      </w:r>
+      <w:hyperlink r:id="rId28">
+        <w:r>
+          <w:rPr>
+            <w:lang w:val="zh_TW" w:bidi="zh_TW"/>
+          </w:rPr>
+          <w:rPr>
+            <w:color w:val="0000EE"/>
+            <w:u w:val="single"/>
+          </w:rPr>
+          <w:t>路19:6–7</w:t>
+        </w:r>
+      </w:hyperlink>
+      <w:r>
+        <w:rPr>
+          <w:lang w:val="zh_TW" w:bidi="zh_TW"/>
+        </w:rPr>
+        <w:t>）。耶穌也曾有幾次，成為馬大、馬利亞和拉撒路在伯大尼家庭聚會的客人（</w:t>
+      </w:r>
+      <w:hyperlink r:id="rId29">
+        <w:r>
+          <w:rPr>
+            <w:lang w:val="zh_TW" w:bidi="zh_TW"/>
+          </w:rPr>
+          <w:rPr>
+            <w:color w:val="0000EE"/>
+            <w:u w:val="single"/>
+          </w:rPr>
+          <w:t>路10:38–42</w:t>
+        </w:r>
+      </w:hyperlink>
+      <w:r>
+        <w:rPr>
+          <w:lang w:val="zh_TW" w:bidi="zh_TW"/>
+        </w:rPr>
+        <w:t>；</w:t>
+      </w:r>
+      <w:hyperlink r:id="rId30">
+        <w:r>
+          <w:rPr>
+            <w:lang w:val="zh_TW" w:bidi="zh_TW"/>
+          </w:rPr>
+          <w:rPr>
+            <w:color w:val="0000EE"/>
+            <w:u w:val="single"/>
+          </w:rPr>
+          <w:t>約12:2</w:t>
+        </w:r>
+      </w:hyperlink>
+      <w:r>
+        <w:rPr>
+          <w:lang w:val="zh_TW" w:bidi="zh_TW"/>
+        </w:rPr>
+        <w:t>）。根據小城鎮和村莊的習俗，路過的人很可能會進來向耶穌問候，或許還會與其他客人交談。</w:t>
+      </w:r>
+    </w:p>
+    <w:p>
+      <w:pPr>
+        <w:pStyle w:val="Heading4"/>
+      </w:pPr>
+      <w:r>
+        <w:rPr>
+          <w:lang w:val="zh_TW" w:bidi="zh_TW"/>
+        </w:rPr>
+        <w:t>重要的宗教聚餐</w:t>
+      </w:r>
+    </w:p>
+    <w:p>
+      <w:pPr/>
+      <w:r>
+        <w:rPr>
+          <w:lang w:val="zh_TW" w:bidi="zh_TW"/>
+        </w:rPr>
+      </w:r>
+      <w:r>
+        <w:rPr>
+          <w:lang w:val="zh_TW" w:bidi="zh_TW"/>
+        </w:rPr>
+        <w:t>聖經描述了兩個重要的宴席，一個涉及舊約，另一個涉及新約（約是神與祂子民之間的承諾），這兩個筵席對神的子民都有救贖的意義。第一個是逾越節的設立，發生在以色列人跟隨摩西離開埃及的時候（</w:t>
+      </w:r>
+      <w:hyperlink r:id="rId31">
+        <w:r>
+          <w:rPr>
+            <w:lang w:val="zh_TW" w:bidi="zh_TW"/>
+          </w:rPr>
+          <w:rPr>
+            <w:color w:val="0000EE"/>
+            <w:u w:val="single"/>
+          </w:rPr>
+          <w:t>出12</w:t>
+        </w:r>
+      </w:hyperlink>
+      <w:r>
+        <w:rPr>
+          <w:lang w:val="zh_TW" w:bidi="zh_TW"/>
+        </w:rPr>
+        <w:t>）。第二個是聖餐的設立。這兩者的細節，分別見於不同的文章。</w:t>
+      </w:r>
+    </w:p>
+    <w:p>
+      <w:pPr/>
+      <w:r>
+        <w:rPr>
+          <w:lang w:val="zh_TW" w:bidi="zh_TW"/>
+        </w:rPr>
+      </w:r>
+      <w:r>
+        <w:rPr>
+          <w:lang w:val="zh_TW" w:bidi="zh_TW"/>
+        </w:rPr>
+        <w:t>聖經中還有其它重要的餐食記錄。舉例來說，以色列人在獻祭時常吃飯來慶祝神（</w:t>
+      </w:r>
+      <w:hyperlink r:id="rId32">
+        <w:r>
+          <w:rPr>
+            <w:lang w:val="zh_TW" w:bidi="zh_TW"/>
+          </w:rPr>
+          <w:rPr>
+            <w:color w:val="0000EE"/>
+            <w:u w:val="single"/>
+          </w:rPr>
+          <w:t>申14:24–26</w:t>
+        </w:r>
+      </w:hyperlink>
+      <w:r>
+        <w:rPr>
+          <w:lang w:val="zh_TW" w:bidi="zh_TW"/>
+        </w:rPr>
+        <w:t>）。聖經也提到有一天在神的國裡會有大筵席（</w:t>
+      </w:r>
+      <w:hyperlink r:id="rId33">
+        <w:r>
+          <w:rPr>
+            <w:lang w:val="zh_TW" w:bidi="zh_TW"/>
+          </w:rPr>
+          <w:rPr>
+            <w:color w:val="0000EE"/>
+            <w:u w:val="single"/>
+          </w:rPr>
+          <w:t>賽25:6</w:t>
+        </w:r>
+      </w:hyperlink>
+      <w:r>
+        <w:rPr>
+          <w:lang w:val="zh_TW" w:bidi="zh_TW"/>
+        </w:rPr>
+        <w:t>；</w:t>
+      </w:r>
+      <w:hyperlink r:id="rId34">
+        <w:r>
+          <w:rPr>
+            <w:lang w:val="zh_TW" w:bidi="zh_TW"/>
+          </w:rPr>
+          <w:rPr>
+            <w:color w:val="0000EE"/>
+            <w:u w:val="single"/>
+          </w:rPr>
+          <w:t>路14:25</w:t>
+        </w:r>
+      </w:hyperlink>
+      <w:r>
+        <w:rPr>
+          <w:lang w:val="zh_TW" w:bidi="zh_TW"/>
+        </w:rPr>
+        <w:t>；</w:t>
+      </w:r>
+      <w:hyperlink r:id="rId35">
+        <w:r>
+          <w:rPr>
+            <w:lang w:val="zh_TW" w:bidi="zh_TW"/>
+          </w:rPr>
+          <w:rPr>
+            <w:color w:val="0000EE"/>
+            <w:u w:val="single"/>
+          </w:rPr>
+          <w:t>啟19:9</w:t>
+        </w:r>
+      </w:hyperlink>
+      <w:r>
+        <w:rPr>
+          <w:lang w:val="zh_TW" w:bidi="zh_TW"/>
+        </w:rPr>
+        <w:t>）。</w:t>
+      </w:r>
+    </w:p>
+    <w:p>
+      <w:pPr/>
+      <w:r>
+        <w:rPr>
+          <w:lang w:val="zh_TW" w:bidi="zh_TW"/>
+        </w:rPr>
+      </w:r>
+      <w:r>
+        <w:rPr>
+          <w:i/>
+          <w:lang w:val="zh_TW" w:bidi="zh_TW"/>
+        </w:rPr>
+        <w:t>另見</w:t>
+      </w:r>
+      <w:r>
+        <w:rPr>
+          <w:lang w:val="zh_TW" w:bidi="zh_TW"/>
+        </w:rPr>
+        <w:t xml:space="preserve"> </w:t>
+      </w:r>
+      <w:r>
+        <w:rPr>
+          <w:lang w:val="zh_TW" w:bidi="zh_TW"/>
+        </w:rPr>
+        <w:t>食物和食物準備</w:t>
+      </w:r>
+      <w:r>
+        <w:rPr>
+          <w:lang w:val="zh_TW" w:bidi="zh_TW"/>
+        </w:rPr>
+        <w:t>；</w:t>
+      </w:r>
+      <w:r>
+        <w:rPr>
+          <w:lang w:val="zh_TW" w:bidi="zh_TW"/>
+        </w:rPr>
+        <w:t>以色列的節期和節日</w:t>
+      </w:r>
+      <w:r>
+        <w:rPr>
+          <w:lang w:val="zh_TW" w:bidi="zh_TW"/>
+        </w:rPr>
+        <w:t>；</w:t>
+      </w:r>
+      <w:r>
+        <w:rPr>
+          <w:lang w:val="zh_TW" w:bidi="zh_TW"/>
+        </w:rPr>
+        <w:t>主的晚餐</w:t>
+      </w:r>
+      <w:r>
+        <w:rPr>
+          <w:lang w:val="zh_TW" w:bidi="zh_TW"/>
+        </w:rPr>
+        <w:t>；</w:t>
+      </w:r>
+      <w:r>
+        <w:rPr>
+          <w:lang w:val="zh_TW" w:bidi="zh_TW"/>
+        </w:rPr>
+        <w:t>逾越節</w:t>
+      </w:r>
+      <w:r>
+        <w:rPr>
+          <w:lang w:val="zh_TW" w:bidi="zh_TW"/>
+        </w:rPr>
+        <w:t>。</w:t>
       </w:r>
       <w:r>
         <w:rPr>

--- a/zht/docx/072.content.docx
+++ b/zht/docx/072.content.docx
@@ -149,7 +149,7 @@
         <w:rPr>
           <w:lang w:val="zh_TW" w:bidi="zh_TW"/>
         </w:rPr>
-        <w:t>ju</w:t>
+        <w:t>jiu</w:t>
       </w:r>
       <w:r>
         <w:rPr>
@@ -212,7 +212,7 @@
         <w:rPr>
           <w:lang w:val="zh_TW" w:bidi="zh_TW"/>
         </w:rPr>
-        <w:t>聚餐（餐食）的重要性</w:t>
+        <w:t>酒</w:t>
       </w:r>
       <w:r>
         <w:rPr>
@@ -231,18 +231,18 @@
         <w:rPr>
           <w:lang w:val="zh_TW" w:bidi="zh_TW"/>
         </w:rPr>
-        <w:t>聚餐在家庭、社會和宗教生活中都扮演著重要的角色。晚餐是所有家人聚在一起的時候，因此對於增進彼此感情非常重要。為旅客提供膳食更是一種社會和宗教責任。朋友們會來探訪，與一家人一起用餐，並討論日常的問題。聚餐對猶太教和基督教來說，亦有舉足輕重的意義，他們會分別慶祝逾越節和聖餐。</w:t>
+        <w:t>由發酵的葡萄汁製成的飲料。</w:t>
       </w:r>
     </w:p>
     <w:p>
       <w:pPr>
-        <w:pStyle w:val="Heading4"/>
-      </w:pPr>
-      <w:r>
-        <w:rPr>
-          <w:lang w:val="zh_TW" w:bidi="zh_TW"/>
-        </w:rPr>
-        <w:t>餐食的種類</w:t>
+        <w:pStyle w:val="Heading3"/>
+      </w:pPr>
+      <w:r>
+        <w:rPr>
+          <w:lang w:val="zh_TW" w:bidi="zh_TW"/>
+        </w:rPr>
+        <w:t>起源</w:t>
       </w:r>
     </w:p>
     <w:p>
@@ -256,7 +256,7 @@
         <w:rPr>
           <w:lang w:val="zh_TW" w:bidi="zh_TW"/>
         </w:rPr>
-        <w:t>在古代近東，人們一天只吃兩頓飯。第一頓是工人在中午於田間吃的，這頓飯有小糕點、小麵包、無花果、橄欖，可能還有山羊起司（芝士）或凝乳，其份量不大，是在炎熱和工作期間休息時所吃的（</w:t>
+        <w:t>挪亞是最早醲造酒的人之一（</w:t>
       </w:r>
       <w:hyperlink r:id="rId13">
         <w:r>
@@ -267,50 +267,14 @@
             <w:color w:val="0000EE"/>
             <w:u w:val="single"/>
           </w:rPr>
-          <w:t>得2:14</w:t>
-        </w:r>
-      </w:hyperlink>
-      <w:r>
-        <w:rPr>
-          <w:lang w:val="zh_TW" w:bidi="zh_TW"/>
-        </w:rPr>
-        <w:t>）。聖經時代的人通常不吃早餐。聖經中只有幾次提到早上用餐（</w:t>
-      </w:r>
-      <w:hyperlink r:id="rId14">
-        <w:r>
-          <w:rPr>
-            <w:lang w:val="zh_TW" w:bidi="zh_TW"/>
-          </w:rPr>
-          <w:rPr>
-            <w:color w:val="0000EE"/>
-            <w:u w:val="single"/>
-          </w:rPr>
-          <w:t>士19:5</w:t>
-        </w:r>
-      </w:hyperlink>
-      <w:r>
-        <w:rPr>
-          <w:lang w:val="zh_TW" w:bidi="zh_TW"/>
-        </w:rPr>
-        <w:t>；</w:t>
-      </w:r>
-      <w:hyperlink r:id="rId15">
-        <w:r>
-          <w:rPr>
-            <w:lang w:val="zh_TW" w:bidi="zh_TW"/>
-          </w:rPr>
-          <w:rPr>
-            <w:color w:val="0000EE"/>
-            <w:u w:val="single"/>
-          </w:rPr>
-          <w:t>約21:12</w:t>
-        </w:r>
-      </w:hyperlink>
-      <w:r>
-        <w:rPr>
-          <w:lang w:val="zh_TW" w:bidi="zh_TW"/>
-        </w:rPr>
-        <w:t>）。</w:t>
+          <w:t>創9:21</w:t>
+        </w:r>
+      </w:hyperlink>
+      <w:r>
+        <w:rPr>
+          <w:lang w:val="zh_TW" w:bidi="zh_TW"/>
+        </w:rPr>
+        <w:t>），據推測他是在亞拉臘山的山坡上釀酒的。但釀酒並不限於那個地區，因為埃及以及後來的希臘都喜歡這種飲料。事實上，在史前時期的美索不達米亞就已經有釀酒技術，並在公元前3000年之前傳入埃及。</w:t>
       </w:r>
     </w:p>
     <w:p>
@@ -324,18 +288,18 @@
         <w:rPr>
           <w:lang w:val="zh_TW" w:bidi="zh_TW"/>
         </w:rPr>
-        <w:t>在以色列中，晚餐是整天最重要的社交活動。工人回家放鬆，與家人共享晚餐。這頓飯通常在日落時分開始，因為那時天色已暗，無法工作。</w:t>
+        <w:t>「酒」這個詞可能與葡萄樹、葡萄園和黑葡萄的詞語有關。葡萄樹是帶來酒的植物，在近東世界中常被認為是「生命樹」。在埃及和美索不達米亞，據信有一位女神保護葡萄樹。位於亞述西北部山區的女神西里斯（Siris）被稱為「天上生命樹的女主人」。以諾一書三十二章4節稱葡萄樹為知識樹。根據猶太傳統，葡萄樹在洪水中被挪亞保留下來。</w:t>
       </w:r>
     </w:p>
     <w:p>
       <w:pPr>
-        <w:pStyle w:val="Heading4"/>
-      </w:pPr>
-      <w:r>
-        <w:rPr>
-          <w:lang w:val="zh_TW" w:bidi="zh_TW"/>
-        </w:rPr>
-        <w:t>食物</w:t>
+        <w:pStyle w:val="Heading3"/>
+      </w:pPr>
+      <w:r>
+        <w:rPr>
+          <w:lang w:val="zh_TW" w:bidi="zh_TW"/>
+        </w:rPr>
+        <w:t>釀酒的過程</w:t>
       </w:r>
     </w:p>
     <w:p>
@@ -349,18 +313,33 @@
         <w:rPr>
           <w:lang w:val="zh_TW" w:bidi="zh_TW"/>
         </w:rPr>
-        <w:t>一般的晚餐包括手磨穀物製成的餅或蛋糕、山羊芝士或凝乳，以及豆類、扁豆、韭蔥、豌豆、無花果、橄欖、葡萄乾和棗等等的蔬菜。市面有供應肉類，但對大多數人來說卻比較奢侈。人們會用橄欖油烹調食物，並用蜜糖調味。</w:t>
-      </w:r>
-    </w:p>
-    <w:p>
-      <w:pPr>
-        <w:pStyle w:val="Heading4"/>
-      </w:pPr>
-      <w:r>
-        <w:rPr>
-          <w:lang w:val="zh_TW" w:bidi="zh_TW"/>
-        </w:rPr>
-        <w:t>如何進食</w:t>
+        <w:t>現存關於釀酒技術的古代文獻很少，早期葡萄種植者的知識主要來自少數植物學家的經驗和興趣。亞里士多德有天賦的學生埃雷索斯的泰奧弗拉斯托斯（Theophrastus of Eresos）寫了一本名為</w:t>
+      </w:r>
+      <w:r>
+        <w:rPr>
+          <w:i/>
+          <w:lang w:val="zh_TW" w:bidi="zh_TW"/>
+        </w:rPr>
+        <w:t>植物研究（Enquiry into Plants）</w:t>
+      </w:r>
+      <w:r>
+        <w:rPr>
+          <w:lang w:val="zh_TW" w:bidi="zh_TW"/>
+        </w:rPr>
+        <w:t>的書，展示了實踐經驗和理論的結合。後來，他還寫了</w:t>
+      </w:r>
+      <w:r>
+        <w:rPr>
+          <w:i/>
+          <w:lang w:val="zh_TW" w:bidi="zh_TW"/>
+        </w:rPr>
+        <w:t>植物的生命（On the Life of Plants）</w:t>
+      </w:r>
+      <w:r>
+        <w:rPr>
+          <w:lang w:val="zh_TW" w:bidi="zh_TW"/>
+        </w:rPr>
+        <w:t>，這是一部詳細觀察釀酒過程的作品。他關於何時種植、如何修剪、反對嫁接的觀點，以及如何照顧葡萄樹的想法，都展示了希臘人的天賦。他們將葡萄栽培提升為一門科學，這門科學在過去的2200年裡幾乎未曾改變。</w:t>
       </w:r>
     </w:p>
     <w:p>
@@ -374,91 +353,7 @@
         <w:rPr>
           <w:lang w:val="zh_TW" w:bidi="zh_TW"/>
         </w:rPr>
-        <w:t>一般家庭通常坐在地板上一起用餐，以</w:t>
-      </w:r>
-      <w:r>
-        <w:rPr>
-          <w:lang w:val="zh_TW" w:bidi="zh_TW"/>
-        </w:rPr>
-        <w:t>毛毯</w:t>
-      </w:r>
-      <w:r>
-        <w:rPr>
-          <w:lang w:val="zh_TW" w:bidi="zh_TW"/>
-        </w:rPr>
-        <w:t>為飯桌（</w:t>
-      </w:r>
-      <w:hyperlink r:id="rId16">
-        <w:r>
-          <w:rPr>
-            <w:lang w:val="zh_TW" w:bidi="zh_TW"/>
-          </w:rPr>
-          <w:rPr>
-            <w:color w:val="0000EE"/>
-            <w:u w:val="single"/>
-          </w:rPr>
-          <w:t>創37:25</w:t>
-        </w:r>
-      </w:hyperlink>
-      <w:r>
-        <w:rPr>
-          <w:lang w:val="zh_TW" w:bidi="zh_TW"/>
-        </w:rPr>
-        <w:t>）。後來，他們按照迦南風俗，使用椅子和飯桌（</w:t>
-      </w:r>
-      <w:hyperlink r:id="rId17">
-        <w:r>
-          <w:rPr>
-            <w:lang w:val="zh_TW" w:bidi="zh_TW"/>
-          </w:rPr>
-          <w:rPr>
-            <w:color w:val="0000EE"/>
-            <w:u w:val="single"/>
-          </w:rPr>
-          <w:t>王上13:20</w:t>
-        </w:r>
-      </w:hyperlink>
-      <w:r>
-        <w:rPr>
-          <w:lang w:val="zh_TW" w:bidi="zh_TW"/>
-        </w:rPr>
-        <w:t>；</w:t>
-      </w:r>
-      <w:hyperlink r:id="rId18">
-        <w:r>
-          <w:rPr>
-            <w:lang w:val="zh_TW" w:bidi="zh_TW"/>
-          </w:rPr>
-          <w:rPr>
-            <w:color w:val="0000EE"/>
-            <w:u w:val="single"/>
-          </w:rPr>
-          <w:t>詩23:5</w:t>
-        </w:r>
-      </w:hyperlink>
-      <w:r>
-        <w:rPr>
-          <w:lang w:val="zh_TW" w:bidi="zh_TW"/>
-        </w:rPr>
-        <w:t>；</w:t>
-      </w:r>
-      <w:hyperlink r:id="rId19">
-        <w:r>
-          <w:rPr>
-            <w:lang w:val="zh_TW" w:bidi="zh_TW"/>
-          </w:rPr>
-          <w:rPr>
-            <w:color w:val="0000EE"/>
-            <w:u w:val="single"/>
-          </w:rPr>
-          <w:t>結23:41</w:t>
-        </w:r>
-      </w:hyperlink>
-      <w:r>
-        <w:rPr>
-          <w:lang w:val="zh_TW" w:bidi="zh_TW"/>
-        </w:rPr>
-        <w:t>）。埃及人躺著吃飯的習俗變得流行，直至羅馬時期。在特殊場合中，他們也會為家人和客人提供音樂、舞蹈和謎語。</w:t>
+        <w:t>希臘葡萄種植者非常小心地確保他們的農作物成功種植。葡萄藤貼近地面生長，而不是被支撐起來。因此，會吃掉葡萄的老鼠和狐狸特別令人討厭，並且種植者必須頻繁除草來保持土壤中沒有雜草。但他們的方法總體上非常有效。</w:t>
       </w:r>
     </w:p>
     <w:p>
@@ -472,97 +367,20 @@
         <w:rPr>
           <w:lang w:val="zh_TW" w:bidi="zh_TW"/>
         </w:rPr>
-        <w:t>及至新約時期，人們有時會在樓上設置獨立房間，作飯廳之用。客人倚臥左肘，吃飯和交談。在重要的聚餐場合，人們會依照固定的順序就座——從最尊貴的人到地位較低的人（參</w:t>
-      </w:r>
-      <w:hyperlink r:id="rId20">
-        <w:r>
-          <w:rPr>
-            <w:lang w:val="zh_TW" w:bidi="zh_TW"/>
-          </w:rPr>
-          <w:rPr>
-            <w:color w:val="0000EE"/>
-            <w:u w:val="single"/>
-          </w:rPr>
-          <w:t>創43:33</w:t>
-        </w:r>
-      </w:hyperlink>
-      <w:r>
-        <w:rPr>
-          <w:lang w:val="zh_TW" w:bidi="zh_TW"/>
-        </w:rPr>
-        <w:t>；</w:t>
-      </w:r>
-      <w:hyperlink r:id="rId21">
-        <w:r>
-          <w:rPr>
-            <w:lang w:val="zh_TW" w:bidi="zh_TW"/>
-          </w:rPr>
-          <w:rPr>
-            <w:color w:val="0000EE"/>
-            <w:u w:val="single"/>
-          </w:rPr>
-          <w:t>撒上9:22</w:t>
-        </w:r>
-      </w:hyperlink>
-      <w:r>
-        <w:rPr>
-          <w:lang w:val="zh_TW" w:bidi="zh_TW"/>
-        </w:rPr>
-        <w:t>；</w:t>
-      </w:r>
-      <w:hyperlink r:id="rId22">
-        <w:r>
-          <w:rPr>
-            <w:lang w:val="zh_TW" w:bidi="zh_TW"/>
-          </w:rPr>
-          <w:rPr>
-            <w:color w:val="0000EE"/>
-            <w:u w:val="single"/>
-          </w:rPr>
-          <w:t>太23:6</w:t>
-        </w:r>
-      </w:hyperlink>
-      <w:r>
-        <w:rPr>
-          <w:lang w:val="zh_TW" w:bidi="zh_TW"/>
-        </w:rPr>
-        <w:t>；</w:t>
-      </w:r>
-      <w:hyperlink r:id="rId23">
-        <w:r>
-          <w:rPr>
-            <w:lang w:val="zh_TW" w:bidi="zh_TW"/>
-          </w:rPr>
-          <w:rPr>
-            <w:color w:val="0000EE"/>
-            <w:u w:val="single"/>
-          </w:rPr>
-          <w:t>可12:39</w:t>
-        </w:r>
-      </w:hyperlink>
-      <w:r>
-        <w:rPr>
-          <w:lang w:val="zh_TW" w:bidi="zh_TW"/>
-        </w:rPr>
-        <w:t>；</w:t>
-      </w:r>
-      <w:hyperlink r:id="rId24">
-        <w:r>
-          <w:rPr>
-            <w:lang w:val="zh_TW" w:bidi="zh_TW"/>
-          </w:rPr>
-          <w:rPr>
-            <w:color w:val="0000EE"/>
-            <w:u w:val="single"/>
-          </w:rPr>
-          <w:t>路14:8</w:t>
-        </w:r>
-      </w:hyperlink>
-      <w:r>
-        <w:rPr>
-          <w:lang w:val="zh_TW" w:bidi="zh_TW"/>
-        </w:rPr>
-        <w:t>）。當客人進入房間時，尊貴的位置通常位於僕人的右側，而地位最低的位置則在僕人的左側。</w:t>
+        <w:t>每年九月初，葡萄會在平原地區被採收，而在月底則會在山區進行。在最初的載歌載舞慶祝節日中，工人們將成串的葡萄送到釀酒壓榨機中，這些壓榨機是傾斜向一角的低水泥槽。之後，工人們會用腳踩踏葡萄。第一道</w:t>
+      </w:r>
+      <w:r>
+        <w:rPr>
+          <w:i/>
+          <w:lang w:val="zh_TW" w:bidi="zh_TW"/>
+        </w:rPr>
+        <w:t>榨汁</w:t>
+      </w:r>
+      <w:r>
+        <w:rPr>
+          <w:lang w:val="zh_TW" w:bidi="zh_TW"/>
+        </w:rPr>
+        <w:t>（must，壓榨出的汁液）非常珍貴，因為可以用它釀造出最優質的酒。剩餘的果汁則是通過擠壓裝在布袋中的踩過的葡萄來提取的。第三類酒則是通過將剩下的葡萄與水混合甚至煮沸後提取的，這類酒通常只有窮人飲用。</w:t>
       </w:r>
     </w:p>
     <w:p>
@@ -576,30 +394,7 @@
         <w:rPr>
           <w:lang w:val="zh_TW" w:bidi="zh_TW"/>
         </w:rPr>
-        <w:t>客人在用餐前後都會洗手。燉菜放在</w:t>
-      </w:r>
-      <w:r>
-        <w:rPr>
-          <w:lang w:val="zh_TW" w:bidi="zh_TW"/>
-        </w:rPr>
-        <w:t>砂鍋</w:t>
-      </w:r>
-      <w:r>
-        <w:rPr>
-          <w:lang w:val="zh_TW" w:bidi="zh_TW"/>
-        </w:rPr>
-        <w:t>，包括肉、蔬菜或兩者兼有，人們會用餅來舀取鍋中的燉菜。晚餐通常只有一道主菜，因此廚師可以與客人一起享用。</w:t>
-      </w:r>
-    </w:p>
-    <w:p>
-      <w:pPr>
-        <w:pStyle w:val="Heading4"/>
-      </w:pPr>
-      <w:r>
-        <w:rPr>
-          <w:lang w:val="zh_TW" w:bidi="zh_TW"/>
-        </w:rPr>
-        <w:t>新約聖經中的聚餐</w:t>
+        <w:t>希臘人後來發明了橫樑壓榨機（beam press），長橫樑的一端有轉動部分，另一端懸掛著重石，用來壓榨多層葡萄。在古代近東地區使用了不同的葡萄壓榨方法，但即使在希臘，踩踏葡萄始終是最受歡迎的方式。</w:t>
       </w:r>
     </w:p>
     <w:p>
@@ -613,126 +408,7 @@
         <w:rPr>
           <w:lang w:val="zh_TW" w:bidi="zh_TW"/>
         </w:rPr>
-        <w:t>耶穌經常與祂的門徒和朋友聚餐。耶穌和祂的追隨者曾是加利利迦拿婚宴的客人（</w:t>
-      </w:r>
-      <w:hyperlink r:id="rId25">
-        <w:r>
-          <w:rPr>
-            <w:lang w:val="zh_TW" w:bidi="zh_TW"/>
-          </w:rPr>
-          <w:rPr>
-            <w:color w:val="0000EE"/>
-            <w:u w:val="single"/>
-          </w:rPr>
-          <w:t>約2:1–10</w:t>
-        </w:r>
-      </w:hyperlink>
-      <w:r>
-        <w:rPr>
-          <w:lang w:val="zh_TW" w:bidi="zh_TW"/>
-        </w:rPr>
-        <w:t>），也曾參加由馬太舉辦的晚宴（</w:t>
-      </w:r>
-      <w:hyperlink r:id="rId26">
-        <w:r>
-          <w:rPr>
-            <w:lang w:val="zh_TW" w:bidi="zh_TW"/>
-          </w:rPr>
-          <w:rPr>
-            <w:color w:val="0000EE"/>
-            <w:u w:val="single"/>
-          </w:rPr>
-          <w:t>太9:10</w:t>
-        </w:r>
-      </w:hyperlink>
-      <w:r>
-        <w:rPr>
-          <w:lang w:val="zh_TW" w:bidi="zh_TW"/>
-        </w:rPr>
-        <w:t>）。他們亦是法利賽人西門舉辦另一場晚宴的客人（</w:t>
-      </w:r>
-      <w:hyperlink r:id="rId27">
-        <w:r>
-          <w:rPr>
-            <w:lang w:val="zh_TW" w:bidi="zh_TW"/>
-          </w:rPr>
-          <w:rPr>
-            <w:color w:val="0000EE"/>
-            <w:u w:val="single"/>
-          </w:rPr>
-          <w:t>路7:36–50</w:t>
-        </w:r>
-      </w:hyperlink>
-      <w:r>
-        <w:rPr>
-          <w:lang w:val="zh_TW" w:bidi="zh_TW"/>
-        </w:rPr>
-        <w:t>）。耶穌還曾在撒該的晚宴上，受到熱烈款待（</w:t>
-      </w:r>
-      <w:hyperlink r:id="rId28">
-        <w:r>
-          <w:rPr>
-            <w:lang w:val="zh_TW" w:bidi="zh_TW"/>
-          </w:rPr>
-          <w:rPr>
-            <w:color w:val="0000EE"/>
-            <w:u w:val="single"/>
-          </w:rPr>
-          <w:t>路19:6–7</w:t>
-        </w:r>
-      </w:hyperlink>
-      <w:r>
-        <w:rPr>
-          <w:lang w:val="zh_TW" w:bidi="zh_TW"/>
-        </w:rPr>
-        <w:t>）。耶穌也曾有幾次，成為馬大、馬利亞和拉撒路在伯大尼家庭聚會的客人（</w:t>
-      </w:r>
-      <w:hyperlink r:id="rId29">
-        <w:r>
-          <w:rPr>
-            <w:lang w:val="zh_TW" w:bidi="zh_TW"/>
-          </w:rPr>
-          <w:rPr>
-            <w:color w:val="0000EE"/>
-            <w:u w:val="single"/>
-          </w:rPr>
-          <w:t>路10:38–42</w:t>
-        </w:r>
-      </w:hyperlink>
-      <w:r>
-        <w:rPr>
-          <w:lang w:val="zh_TW" w:bidi="zh_TW"/>
-        </w:rPr>
-        <w:t>；</w:t>
-      </w:r>
-      <w:hyperlink r:id="rId30">
-        <w:r>
-          <w:rPr>
-            <w:lang w:val="zh_TW" w:bidi="zh_TW"/>
-          </w:rPr>
-          <w:rPr>
-            <w:color w:val="0000EE"/>
-            <w:u w:val="single"/>
-          </w:rPr>
-          <w:t>約12:2</w:t>
-        </w:r>
-      </w:hyperlink>
-      <w:r>
-        <w:rPr>
-          <w:lang w:val="zh_TW" w:bidi="zh_TW"/>
-        </w:rPr>
-        <w:t>）。根據小城鎮和村莊的習俗，路過的人很可能會進來向耶穌問候，或許還會與其他客人交談。</w:t>
-      </w:r>
-    </w:p>
-    <w:p>
-      <w:pPr>
-        <w:pStyle w:val="Heading4"/>
-      </w:pPr>
-      <w:r>
-        <w:rPr>
-          <w:lang w:val="zh_TW" w:bidi="zh_TW"/>
-        </w:rPr>
-        <w:t>重要的宗教聚餐</w:t>
+        <w:t>在希臘，發酵期通常為六個月，在此期間液體不斷被撇去。然而，在古代近東，發酵過程通常在三到四天內完成，最佳發酵溫度為77度。古人知道繼續發酵會產生酸性。</w:t>
       </w:r>
     </w:p>
     <w:p>
@@ -746,25 +422,18 @@
         <w:rPr>
           <w:lang w:val="zh_TW" w:bidi="zh_TW"/>
         </w:rPr>
-        <w:t>聖經描述了兩個重要的宴席，一個涉及舊約，另一個涉及新約（約是神與祂子民之間的承諾），這兩個筵席對神的子民都有救贖的意義。第一個是逾越節的設立，發生在以色列人跟隨摩西離開埃及的時候（</w:t>
-      </w:r>
-      <w:hyperlink r:id="rId31">
-        <w:r>
-          <w:rPr>
-            <w:lang w:val="zh_TW" w:bidi="zh_TW"/>
-          </w:rPr>
-          <w:rPr>
-            <w:color w:val="0000EE"/>
-            <w:u w:val="single"/>
-          </w:rPr>
-          <w:t>出12</w:t>
-        </w:r>
-      </w:hyperlink>
-      <w:r>
-        <w:rPr>
-          <w:lang w:val="zh_TW" w:bidi="zh_TW"/>
-        </w:rPr>
-        <w:t>）。第二個是聖餐的設立。這兩者的細節，分別見於不同的文章。</w:t>
+        <w:t>在達到所需的發酵效果後，酒會被轉移到皮囊或陶罐中，以便運輸或銷售。把手和塞子上印有種類/品牌（brand）、產地和年份。此時，酒通過穿孔金屬篩網或布過濾，以消除沙粒或昆蟲等污染物。</w:t>
+      </w:r>
+    </w:p>
+    <w:p>
+      <w:pPr>
+        <w:pStyle w:val="Heading3"/>
+      </w:pPr>
+      <w:r>
+        <w:rPr>
+          <w:lang w:val="zh_TW" w:bidi="zh_TW"/>
+        </w:rPr>
+        <w:t>酒的種類</w:t>
       </w:r>
     </w:p>
     <w:p>
@@ -778,79 +447,18 @@
         <w:rPr>
           <w:lang w:val="zh_TW" w:bidi="zh_TW"/>
         </w:rPr>
-        <w:t>聖經中還有其它重要的餐食記錄。舉例來說，以色列人在獻祭時常吃飯來慶祝神（</w:t>
-      </w:r>
-      <w:hyperlink r:id="rId32">
-        <w:r>
-          <w:rPr>
-            <w:lang w:val="zh_TW" w:bidi="zh_TW"/>
-          </w:rPr>
-          <w:rPr>
-            <w:color w:val="0000EE"/>
-            <w:u w:val="single"/>
-          </w:rPr>
-          <w:t>申14:24–26</w:t>
-        </w:r>
-      </w:hyperlink>
-      <w:r>
-        <w:rPr>
-          <w:lang w:val="zh_TW" w:bidi="zh_TW"/>
-        </w:rPr>
-        <w:t>）。聖經也提到有一天在神的國裡會有大筵席（</w:t>
-      </w:r>
-      <w:hyperlink r:id="rId33">
-        <w:r>
-          <w:rPr>
-            <w:lang w:val="zh_TW" w:bidi="zh_TW"/>
-          </w:rPr>
-          <w:rPr>
-            <w:color w:val="0000EE"/>
-            <w:u w:val="single"/>
-          </w:rPr>
-          <w:t>賽25:6</w:t>
-        </w:r>
-      </w:hyperlink>
-      <w:r>
-        <w:rPr>
-          <w:lang w:val="zh_TW" w:bidi="zh_TW"/>
-        </w:rPr>
-        <w:t>；</w:t>
-      </w:r>
-      <w:hyperlink r:id="rId34">
-        <w:r>
-          <w:rPr>
-            <w:lang w:val="zh_TW" w:bidi="zh_TW"/>
-          </w:rPr>
-          <w:rPr>
-            <w:color w:val="0000EE"/>
-            <w:u w:val="single"/>
-          </w:rPr>
-          <w:t>路14:25</w:t>
-        </w:r>
-      </w:hyperlink>
-      <w:r>
-        <w:rPr>
-          <w:lang w:val="zh_TW" w:bidi="zh_TW"/>
-        </w:rPr>
-        <w:t>；</w:t>
-      </w:r>
-      <w:hyperlink r:id="rId35">
-        <w:r>
-          <w:rPr>
-            <w:lang w:val="zh_TW" w:bidi="zh_TW"/>
-          </w:rPr>
-          <w:rPr>
-            <w:color w:val="0000EE"/>
-            <w:u w:val="single"/>
-          </w:rPr>
-          <w:t>啟19:9</w:t>
-        </w:r>
-      </w:hyperlink>
-      <w:r>
-        <w:rPr>
-          <w:lang w:val="zh_TW" w:bidi="zh_TW"/>
-        </w:rPr>
-        <w:t>）。</w:t>
+        <w:t>古代詩人討論了許多不同種類的酒，亞他那修（Athenaeus）提到85種不同的品種。蓋倫（Galen）列舉了60種，普林尼（Pliny）提到150種，而斯特拉波（Strabo）提到30種。酒根據不同的顏色（黑色、紅色、白色或黃色）和口味（乾、澀、淡或甜）來區分。聖經記載了各種酒，例如黎巴嫩和黑本的酒。希伯崙和撒馬利亞以釀酒聞名。希伯來文至少有九個不同的詞來表示酒，而希臘文有四個在新約中被提及。</w:t>
+      </w:r>
+    </w:p>
+    <w:p>
+      <w:pPr>
+        <w:pStyle w:val="Heading3"/>
+      </w:pPr>
+      <w:r>
+        <w:rPr>
+          <w:lang w:val="zh_TW" w:bidi="zh_TW"/>
+        </w:rPr>
+        <w:t>酒的性質</w:t>
       </w:r>
     </w:p>
     <w:p>
@@ -862,9 +470,1084 @@
       </w:r>
       <w:r>
         <w:rPr>
+          <w:lang w:val="zh_TW" w:bidi="zh_TW"/>
+        </w:rPr>
+        <w:t>很少有人會質疑至少在舊約中有些酒是經過發酵的。然而，一些學者認為古代世界某些形式的酒未經發酵。他們對比了兩個希伯來文詞語，得出結論認為其中一個特定的詞語僅指新鮮葡萄汁（</w:t>
+      </w:r>
+      <w:hyperlink r:id="rId14">
+        <w:r>
+          <w:rPr>
+            <w:lang w:val="zh_TW" w:bidi="zh_TW"/>
+          </w:rPr>
+          <w:rPr>
+            <w:color w:val="0000EE"/>
+            <w:u w:val="single"/>
+          </w:rPr>
+          <w:t>箴3:10</w:t>
+        </w:r>
+      </w:hyperlink>
+      <w:r>
+        <w:rPr>
+          <w:lang w:val="zh_TW" w:bidi="zh_TW"/>
+        </w:rPr>
+        <w:t>；</w:t>
+      </w:r>
+      <w:hyperlink r:id="rId15">
+        <w:r>
+          <w:rPr>
+            <w:lang w:val="zh_TW" w:bidi="zh_TW"/>
+          </w:rPr>
+          <w:rPr>
+            <w:color w:val="0000EE"/>
+            <w:u w:val="single"/>
+          </w:rPr>
+          <w:t>何9:2</w:t>
+        </w:r>
+      </w:hyperlink>
+      <w:r>
+        <w:rPr>
+          <w:lang w:val="zh_TW" w:bidi="zh_TW"/>
+        </w:rPr>
+        <w:t>；</w:t>
+      </w:r>
+      <w:hyperlink r:id="rId16">
+        <w:r>
+          <w:rPr>
+            <w:lang w:val="zh_TW" w:bidi="zh_TW"/>
+          </w:rPr>
+          <w:rPr>
+            <w:color w:val="0000EE"/>
+            <w:u w:val="single"/>
+          </w:rPr>
+          <w:t>珥2:24</w:t>
+        </w:r>
+      </w:hyperlink>
+      <w:r>
+        <w:rPr>
+          <w:lang w:val="zh_TW" w:bidi="zh_TW"/>
+        </w:rPr>
+        <w:t>；</w:t>
+      </w:r>
+      <w:hyperlink r:id="rId17">
+        <w:r>
+          <w:rPr>
+            <w:lang w:val="zh_TW" w:bidi="zh_TW"/>
+          </w:rPr>
+          <w:rPr>
+            <w:color w:val="0000EE"/>
+            <w:u w:val="single"/>
+          </w:rPr>
+          <w:t>彌6:15</w:t>
+        </w:r>
+      </w:hyperlink>
+      <w:r>
+        <w:rPr>
+          <w:lang w:val="zh_TW" w:bidi="zh_TW"/>
+        </w:rPr>
+        <w:t>）。然而，這一觀點並沒有得到確定，理由如下：（1）希伯來文詞語主要出現在中性語境中；（2）該詞語在某些語境中明確包含了發酵飲料（例如，</w:t>
+      </w:r>
+      <w:hyperlink r:id="rId18">
+        <w:r>
+          <w:rPr>
+            <w:lang w:val="zh_TW" w:bidi="zh_TW"/>
+          </w:rPr>
+          <w:rPr>
+            <w:color w:val="0000EE"/>
+            <w:u w:val="single"/>
+          </w:rPr>
+          <w:t>創27:28</w:t>
+        </w:r>
+      </w:hyperlink>
+      <w:r>
+        <w:rPr>
+          <w:lang w:val="zh_TW" w:bidi="zh_TW"/>
+        </w:rPr>
+        <w:t>；</w:t>
+      </w:r>
+      <w:hyperlink r:id="rId19">
+        <w:r>
+          <w:rPr>
+            <w:lang w:val="zh_TW" w:bidi="zh_TW"/>
+          </w:rPr>
+          <w:rPr>
+            <w:color w:val="0000EE"/>
+            <w:u w:val="single"/>
+          </w:rPr>
+          <w:t>何4:11</w:t>
+        </w:r>
+      </w:hyperlink>
+      <w:r>
+        <w:rPr>
+          <w:lang w:val="zh_TW" w:bidi="zh_TW"/>
+        </w:rPr>
+        <w:t>；</w:t>
+      </w:r>
+      <w:hyperlink r:id="rId17">
+        <w:r>
+          <w:rPr>
+            <w:lang w:val="zh_TW" w:bidi="zh_TW"/>
+          </w:rPr>
+          <w:rPr>
+            <w:color w:val="0000EE"/>
+            <w:u w:val="single"/>
+          </w:rPr>
+          <w:t>彌6:15</w:t>
+        </w:r>
+      </w:hyperlink>
+      <w:r>
+        <w:rPr>
+          <w:lang w:val="zh_TW" w:bidi="zh_TW"/>
+        </w:rPr>
+        <w:t>）；（3）烏加里特文（Ugaritic）中的平行詞語確實指發酵酒；（4）七十士譯本的對應詞指的是發酵酒；（5）古代近東的發酵過程不像希臘，只需大約三天；（6）米示拿沒有提供任何有關使用未發酵酒的證據。因此，保存未經發酵的酒在當時可能是近乎不可能的任務。仔細研究所有的希伯來文詞語（以及它們的閃族同源詞）和希臘語文詞語可以證明，古代人幾乎不了解未發酵的酒。</w:t>
+      </w:r>
+    </w:p>
+    <w:p>
+      <w:pPr/>
+      <w:r>
+        <w:rPr>
+          <w:lang w:val="zh_TW" w:bidi="zh_TW"/>
+        </w:rPr>
+      </w:r>
+      <w:r>
+        <w:rPr>
+          <w:lang w:val="zh_TW" w:bidi="zh_TW"/>
+        </w:rPr>
+        <w:t>有大量證據表明，雖然酒總是經過發酵的，但在古典和希臘化世界中，通常會將酒與水混合。酒儲存在稱為雙耳瓶（amphorae）的大罐中</w:t>
+      </w:r>
+      <w:r>
+        <w:rPr>
           <w:i/>
           <w:lang w:val="zh_TW" w:bidi="zh_TW"/>
         </w:rPr>
+        <w:t>，</w:t>
+      </w:r>
+      <w:r>
+        <w:rPr>
+          <w:lang w:val="zh_TW" w:bidi="zh_TW"/>
+        </w:rPr>
+        <w:t>從這些罐中將酒通過濾器倒入稱為克拉泰（krater）的大混合碗中</w:t>
+      </w:r>
+      <w:r>
+        <w:rPr>
+          <w:i/>
+          <w:lang w:val="zh_TW" w:bidi="zh_TW"/>
+        </w:rPr>
+        <w:t>。</w:t>
+      </w:r>
+      <w:r>
+        <w:rPr>
+          <w:lang w:val="zh_TW" w:bidi="zh_TW"/>
+        </w:rPr>
+        <w:t>這樣，酒與水混合後，才倒入飲用碗或杯中。</w:t>
+      </w:r>
+    </w:p>
+    <w:p>
+      <w:pPr/>
+      <w:r>
+        <w:rPr>
+          <w:lang w:val="zh_TW" w:bidi="zh_TW"/>
+        </w:rPr>
+      </w:r>
+      <w:r>
+        <w:rPr>
+          <w:lang w:val="zh_TW" w:bidi="zh_TW"/>
+        </w:rPr>
+        <w:t>酒與水的比例各不相同。最稀釋的比例為20比1，原因是酒太濃（荷馬，</w:t>
+      </w:r>
+      <w:r>
+        <w:rPr>
+          <w:i/>
+          <w:lang w:val="zh_TW" w:bidi="zh_TW"/>
+        </w:rPr>
+        <w:t>奧德賽</w:t>
+      </w:r>
+      <w:r>
+        <w:rPr>
+          <w:lang w:val="zh_TW" w:bidi="zh_TW"/>
+        </w:rPr>
+        <w:t>10.208）。</w:t>
+      </w:r>
+    </w:p>
+    <w:p>
+      <w:pPr/>
+      <w:r>
+        <w:rPr>
+          <w:lang w:val="zh_TW" w:bidi="zh_TW"/>
+        </w:rPr>
+      </w:r>
+      <w:r>
+        <w:rPr>
+          <w:lang w:val="zh_TW" w:bidi="zh_TW"/>
+        </w:rPr>
+        <w:t>在西地中海世界中，「酒」一詞指的是酒與水的混合物。如果想提及未混水的酒，則需要加上「未摻水」的詞語。對於希臘人來說，喝未摻水的酒被認為是野蠻的行為。然而，證據似乎表明在舊約時代，酒是未經稀釋的。聖經中並未提及將酒與水混合的做法。將水與酒稀釋象徵著靈性上的變質（</w:t>
+      </w:r>
+      <w:hyperlink r:id="rId20">
+        <w:r>
+          <w:rPr>
+            <w:lang w:val="zh_TW" w:bidi="zh_TW"/>
+          </w:rPr>
+          <w:rPr>
+            <w:color w:val="0000EE"/>
+            <w:u w:val="single"/>
+          </w:rPr>
+          <w:t>賽1:22</w:t>
+        </w:r>
+      </w:hyperlink>
+      <w:r>
+        <w:rPr>
+          <w:lang w:val="zh_TW" w:bidi="zh_TW"/>
+        </w:rPr>
+        <w:t>）。到了羅馬時代，這一態度有所改變。米示拿假設水與酒的比例為二比一；然而，後來的塔木德則提到三比一的比例。自然發酵的酒精度可達15%。如果按三份水對一份酒的比例稀釋，酒精含量仍可達5%，這仍然相當濃烈。</w:t>
+      </w:r>
+    </w:p>
+    <w:p>
+      <w:pPr/>
+      <w:r>
+        <w:rPr>
+          <w:lang w:val="zh_TW" w:bidi="zh_TW"/>
+        </w:rPr>
+      </w:r>
+      <w:r>
+        <w:rPr>
+          <w:lang w:val="zh_TW" w:bidi="zh_TW"/>
+        </w:rPr>
+        <w:t>酒不僅與水混合，還與其他成分混合，類似於今天的調酒。一個例子可以在荷馬的《荷馬德墨忒爾頌歌》（Hymn to Demeter）中看到，女神拒絕純酒，並希望飲料混合麵粉、水和薄荷。濃酒也常常與弱酒混合，產生更強烈的飲品。這就是聖經中「調酒」的意思（</w:t>
+      </w:r>
+      <w:hyperlink r:id="rId21">
+        <w:r>
+          <w:rPr>
+            <w:lang w:val="zh_TW" w:bidi="zh_TW"/>
+          </w:rPr>
+          <w:rPr>
+            <w:color w:val="0000EE"/>
+            <w:u w:val="single"/>
+          </w:rPr>
+          <w:t>詩75:8</w:t>
+        </w:r>
+      </w:hyperlink>
+      <w:r>
+        <w:rPr>
+          <w:lang w:val="zh_TW" w:bidi="zh_TW"/>
+        </w:rPr>
+        <w:t>；</w:t>
+      </w:r>
+      <w:hyperlink r:id="rId22">
+        <w:r>
+          <w:rPr>
+            <w:lang w:val="zh_TW" w:bidi="zh_TW"/>
+          </w:rPr>
+          <w:rPr>
+            <w:color w:val="0000EE"/>
+            <w:u w:val="single"/>
+          </w:rPr>
+          <w:t>賽5:22</w:t>
+        </w:r>
+      </w:hyperlink>
+      <w:r>
+        <w:rPr>
+          <w:lang w:val="zh_TW" w:bidi="zh_TW"/>
+        </w:rPr>
+        <w:t>；</w:t>
+      </w:r>
+      <w:hyperlink r:id="rId23">
+        <w:r>
+          <w:rPr>
+            <w:lang w:val="zh_TW" w:bidi="zh_TW"/>
+          </w:rPr>
+          <w:rPr>
+            <w:color w:val="0000EE"/>
+            <w:u w:val="single"/>
+          </w:rPr>
+          <w:t>啟18:6</w:t>
+        </w:r>
+      </w:hyperlink>
+      <w:r>
+        <w:rPr>
+          <w:lang w:val="zh_TW" w:bidi="zh_TW"/>
+        </w:rPr>
+        <w:t>，</w:t>
+      </w:r>
+      <w:hyperlink r:id="rId24">
+        <w:r>
+          <w:rPr>
+            <w:lang w:val="zh_TW" w:bidi="zh_TW"/>
+          </w:rPr>
+          <w:rPr>
+            <w:color w:val="0000EE"/>
+            <w:u w:val="single"/>
+          </w:rPr>
+          <w:t>19:13–15</w:t>
+        </w:r>
+      </w:hyperlink>
+      <w:r>
+        <w:rPr>
+          <w:lang w:val="zh_TW" w:bidi="zh_TW"/>
+        </w:rPr>
+        <w:t>）。有時候，新酒糖分高，被蒸發後，濃縮的汁液與酒混合以提高酒精含量。</w:t>
+      </w:r>
+    </w:p>
+    <w:p>
+      <w:pPr/>
+      <w:r>
+        <w:rPr>
+          <w:lang w:val="zh_TW" w:bidi="zh_TW"/>
+        </w:rPr>
+      </w:r>
+      <w:r>
+        <w:rPr>
+          <w:lang w:val="zh_TW" w:bidi="zh_TW"/>
+        </w:rPr>
+        <w:t>聖經中未提及將水與酒混合是為了使其更安全飲用，這一觀點是現代的理解。古代世界中很少出現現代所說的水污染問題，儘管偶爾也會有這種問題。古代有許多關於新鮮井水、泉水和流動水源的例子，而且當時也有淨化污水的方法。</w:t>
+      </w:r>
+    </w:p>
+    <w:p>
+      <w:pPr>
+        <w:pStyle w:val="Heading3"/>
+      </w:pPr>
+      <w:r>
+        <w:rPr>
+          <w:lang w:val="zh_TW" w:bidi="zh_TW"/>
+        </w:rPr>
+        <w:t>舊約中的酒</w:t>
+      </w:r>
+    </w:p>
+    <w:p>
+      <w:pPr/>
+      <w:r>
+        <w:rPr>
+          <w:lang w:val="zh_TW" w:bidi="zh_TW"/>
+        </w:rPr>
+      </w:r>
+      <w:r>
+        <w:rPr>
+          <w:lang w:val="zh_TW" w:bidi="zh_TW"/>
+        </w:rPr>
+        <w:t>從上述證據來看，舊約中的酒通常不會與水混合，且在適量飲用時被視為有益的。</w:t>
+      </w:r>
+      <w:hyperlink r:id="rId25">
+        <w:r>
+          <w:rPr>
+            <w:lang w:val="zh_TW" w:bidi="zh_TW"/>
+          </w:rPr>
+          <w:rPr>
+            <w:color w:val="0000EE"/>
+            <w:u w:val="single"/>
+          </w:rPr>
+          <w:t>士師記九章13節</w:t>
+        </w:r>
+      </w:hyperlink>
+      <w:r>
+        <w:rPr>
+          <w:lang w:val="zh_TW" w:bidi="zh_TW"/>
+        </w:rPr>
+        <w:t>提到酒是「使神和人喜樂的」。</w:t>
+      </w:r>
+      <w:hyperlink r:id="rId26">
+        <w:r>
+          <w:rPr>
+            <w:lang w:val="zh_TW" w:bidi="zh_TW"/>
+          </w:rPr>
+          <w:rPr>
+            <w:color w:val="0000EE"/>
+            <w:u w:val="single"/>
+          </w:rPr>
+          <w:t>詩篇一〇四篇15節</w:t>
+        </w:r>
+      </w:hyperlink>
+      <w:r>
+        <w:rPr>
+          <w:lang w:val="zh_TW" w:bidi="zh_TW"/>
+        </w:rPr>
+        <w:t>也類似地描述酒：「酒能悅人心」（另參</w:t>
+      </w:r>
+      <w:hyperlink r:id="rId27">
+        <w:r>
+          <w:rPr>
+            <w:lang w:val="zh_TW" w:bidi="zh_TW"/>
+          </w:rPr>
+          <w:rPr>
+            <w:color w:val="0000EE"/>
+            <w:u w:val="single"/>
+          </w:rPr>
+          <w:t>斯1:10</w:t>
+        </w:r>
+      </w:hyperlink>
+      <w:r>
+        <w:rPr>
+          <w:lang w:val="zh_TW" w:bidi="zh_TW"/>
+        </w:rPr>
+        <w:t>；</w:t>
+      </w:r>
+      <w:hyperlink r:id="rId28">
+        <w:r>
+          <w:rPr>
+            <w:lang w:val="zh_TW" w:bidi="zh_TW"/>
+          </w:rPr>
+          <w:rPr>
+            <w:color w:val="0000EE"/>
+            <w:u w:val="single"/>
+          </w:rPr>
+          <w:t>傳10:19</w:t>
+        </w:r>
+      </w:hyperlink>
+      <w:r>
+        <w:rPr>
+          <w:lang w:val="zh_TW" w:bidi="zh_TW"/>
+        </w:rPr>
+        <w:t>；</w:t>
+      </w:r>
+      <w:hyperlink r:id="rId29">
+        <w:r>
+          <w:rPr>
+            <w:lang w:val="zh_TW" w:bidi="zh_TW"/>
+          </w:rPr>
+          <w:rPr>
+            <w:color w:val="0000EE"/>
+            <w:u w:val="single"/>
+          </w:rPr>
+          <w:t>賽55:1–2</w:t>
+        </w:r>
+      </w:hyperlink>
+      <w:r>
+        <w:rPr>
+          <w:lang w:val="zh_TW" w:bidi="zh_TW"/>
+        </w:rPr>
+        <w:t>；</w:t>
+      </w:r>
+      <w:hyperlink r:id="rId30">
+        <w:r>
+          <w:rPr>
+            <w:lang w:val="zh_TW" w:bidi="zh_TW"/>
+          </w:rPr>
+          <w:rPr>
+            <w:color w:val="0000EE"/>
+            <w:u w:val="single"/>
+          </w:rPr>
+          <w:t>亞10:7</w:t>
+        </w:r>
+      </w:hyperlink>
+      <w:r>
+        <w:rPr>
+          <w:lang w:val="zh_TW" w:bidi="zh_TW"/>
+        </w:rPr>
+        <w:t>）。適量飲酒被認為是正常且受歡迎的生活方式（</w:t>
+      </w:r>
+      <w:hyperlink r:id="rId31">
+        <w:r>
+          <w:rPr>
+            <w:lang w:val="zh_TW" w:bidi="zh_TW"/>
+          </w:rPr>
+          <w:rPr>
+            <w:color w:val="0000EE"/>
+            <w:u w:val="single"/>
+          </w:rPr>
+          <w:t>創14:18；</w:t>
+        </w:r>
+      </w:hyperlink>
+      <w:hyperlink r:id="rId32">
+        <w:r>
+          <w:rPr>
+            <w:lang w:val="zh_TW" w:bidi="zh_TW"/>
+          </w:rPr>
+          <w:rPr>
+            <w:color w:val="0000EE"/>
+            <w:u w:val="single"/>
+          </w:rPr>
+          <w:t>士19:19</w:t>
+        </w:r>
+      </w:hyperlink>
+      <w:r>
+        <w:rPr>
+          <w:lang w:val="zh_TW" w:bidi="zh_TW"/>
+        </w:rPr>
+        <w:t>；</w:t>
+      </w:r>
+      <w:hyperlink r:id="rId33">
+        <w:r>
+          <w:rPr>
+            <w:lang w:val="zh_TW" w:bidi="zh_TW"/>
+          </w:rPr>
+          <w:rPr>
+            <w:color w:val="0000EE"/>
+            <w:u w:val="single"/>
+          </w:rPr>
+          <w:t>撒上16:20</w:t>
+        </w:r>
+      </w:hyperlink>
+      <w:r>
+        <w:rPr>
+          <w:lang w:val="zh_TW" w:bidi="zh_TW"/>
+        </w:rPr>
+        <w:t>）。然而，利未人在聖殿服事時（</w:t>
+      </w:r>
+      <w:hyperlink r:id="rId34">
+        <w:r>
+          <w:rPr>
+            <w:lang w:val="zh_TW" w:bidi="zh_TW"/>
+          </w:rPr>
+          <w:rPr>
+            <w:color w:val="0000EE"/>
+            <w:u w:val="single"/>
+          </w:rPr>
+          <w:t>利10:8–9</w:t>
+        </w:r>
+      </w:hyperlink>
+      <w:r>
+        <w:rPr>
+          <w:lang w:val="zh_TW" w:bidi="zh_TW"/>
+        </w:rPr>
+        <w:t>）被禁止喝酒，拿細耳人（</w:t>
+      </w:r>
+      <w:hyperlink r:id="rId35">
+        <w:r>
+          <w:rPr>
+            <w:lang w:val="zh_TW" w:bidi="zh_TW"/>
+          </w:rPr>
+          <w:rPr>
+            <w:color w:val="0000EE"/>
+            <w:u w:val="single"/>
+          </w:rPr>
+          <w:t>民6:3</w:t>
+        </w:r>
+      </w:hyperlink>
+      <w:r>
+        <w:rPr>
+          <w:lang w:val="zh_TW" w:bidi="zh_TW"/>
+        </w:rPr>
+        <w:t>）和利甲族人（</w:t>
+      </w:r>
+      <w:hyperlink r:id="rId36">
+        <w:r>
+          <w:rPr>
+            <w:lang w:val="zh_TW" w:bidi="zh_TW"/>
+          </w:rPr>
+          <w:rPr>
+            <w:color w:val="0000EE"/>
+            <w:u w:val="single"/>
+          </w:rPr>
+          <w:t>耶35:1–6</w:t>
+        </w:r>
+      </w:hyperlink>
+      <w:r>
+        <w:rPr>
+          <w:lang w:val="zh_TW" w:bidi="zh_TW"/>
+        </w:rPr>
+        <w:t>）也被禁止喝酒。</w:t>
+      </w:r>
+    </w:p>
+    <w:p>
+      <w:pPr/>
+      <w:r>
+        <w:rPr>
+          <w:lang w:val="zh_TW" w:bidi="zh_TW"/>
+        </w:rPr>
+      </w:r>
+      <w:r>
+        <w:rPr>
+          <w:lang w:val="zh_TW" w:bidi="zh_TW"/>
+        </w:rPr>
+        <w:t>酒在舊約世界中有許多用途。「奠祭」所用的就是酒（</w:t>
+      </w:r>
+      <w:hyperlink r:id="rId37">
+        <w:r>
+          <w:rPr>
+            <w:lang w:val="zh_TW" w:bidi="zh_TW"/>
+          </w:rPr>
+          <w:rPr>
+            <w:color w:val="0000EE"/>
+            <w:u w:val="single"/>
+          </w:rPr>
+          <w:t>出29:40</w:t>
+        </w:r>
+      </w:hyperlink>
+      <w:r>
+        <w:rPr>
+          <w:lang w:val="zh_TW" w:bidi="zh_TW"/>
+        </w:rPr>
+        <w:t>；</w:t>
+      </w:r>
+      <w:hyperlink r:id="rId38">
+        <w:r>
+          <w:rPr>
+            <w:lang w:val="zh_TW" w:bidi="zh_TW"/>
+          </w:rPr>
+          <w:rPr>
+            <w:color w:val="0000EE"/>
+            <w:u w:val="single"/>
+          </w:rPr>
+          <w:t>利23:13</w:t>
+        </w:r>
+      </w:hyperlink>
+      <w:r>
+        <w:rPr>
+          <w:lang w:val="zh_TW" w:bidi="zh_TW"/>
+        </w:rPr>
+        <w:t>），而獻祭時，敬拜者經常會帶來酒（</w:t>
+      </w:r>
+      <w:hyperlink r:id="rId39">
+        <w:r>
+          <w:rPr>
+            <w:lang w:val="zh_TW" w:bidi="zh_TW"/>
+          </w:rPr>
+          <w:rPr>
+            <w:color w:val="0000EE"/>
+            <w:u w:val="single"/>
+          </w:rPr>
+          <w:t>撒上1:24</w:t>
+        </w:r>
+      </w:hyperlink>
+      <w:r>
+        <w:rPr>
+          <w:lang w:val="zh_TW" w:bidi="zh_TW"/>
+        </w:rPr>
+        <w:t>）。此外，聖殿中也存有酒，以作為獻祭之用（</w:t>
+      </w:r>
+      <w:hyperlink r:id="rId40">
+        <w:r>
+          <w:rPr>
+            <w:lang w:val="zh_TW" w:bidi="zh_TW"/>
+          </w:rPr>
+          <w:rPr>
+            <w:color w:val="0000EE"/>
+            <w:u w:val="single"/>
+          </w:rPr>
+          <w:t>代上9:29</w:t>
+        </w:r>
+      </w:hyperlink>
+      <w:r>
+        <w:rPr>
+          <w:lang w:val="zh_TW" w:bidi="zh_TW"/>
+        </w:rPr>
+        <w:t>）。有時，酒會用來幫助體弱和生病的人（</w:t>
+      </w:r>
+      <w:hyperlink r:id="rId41">
+        <w:r>
+          <w:rPr>
+            <w:lang w:val="zh_TW" w:bidi="zh_TW"/>
+          </w:rPr>
+          <w:rPr>
+            <w:color w:val="0000EE"/>
+            <w:u w:val="single"/>
+          </w:rPr>
+          <w:t>撒下16:2</w:t>
+        </w:r>
+      </w:hyperlink>
+      <w:r>
+        <w:rPr>
+          <w:lang w:val="zh_TW" w:bidi="zh_TW"/>
+        </w:rPr>
+        <w:t>；</w:t>
+      </w:r>
+      <w:hyperlink r:id="rId42">
+        <w:r>
+          <w:rPr>
+            <w:lang w:val="zh_TW" w:bidi="zh_TW"/>
+          </w:rPr>
+          <w:rPr>
+            <w:color w:val="0000EE"/>
+            <w:u w:val="single"/>
+          </w:rPr>
+          <w:t>箴31:6</w:t>
+        </w:r>
+      </w:hyperlink>
+      <w:r>
+        <w:rPr>
+          <w:lang w:val="zh_TW" w:bidi="zh_TW"/>
+        </w:rPr>
+        <w:t>）。</w:t>
+      </w:r>
+    </w:p>
+    <w:p>
+      <w:pPr/>
+      <w:r>
+        <w:rPr>
+          <w:lang w:val="zh_TW" w:bidi="zh_TW"/>
+        </w:rPr>
+      </w:r>
+      <w:r>
+        <w:rPr>
+          <w:lang w:val="zh_TW" w:bidi="zh_TW"/>
+        </w:rPr>
+        <w:t>舊約中的「濃酒」似乎與美索不達米亞的棗酒有密切關係。這種棗酒糖分含量高，酒精含量也應相當高。舊約中使用了一個希伯來文詞語來專指濃酒（</w:t>
+      </w:r>
+      <w:hyperlink r:id="rId43">
+        <w:r>
+          <w:rPr>
+            <w:lang w:val="zh_TW" w:bidi="zh_TW"/>
+          </w:rPr>
+          <w:rPr>
+            <w:color w:val="0000EE"/>
+            <w:u w:val="single"/>
+          </w:rPr>
+          <w:t>利10:9；</w:t>
+        </w:r>
+      </w:hyperlink>
+      <w:hyperlink r:id="rId44">
+        <w:r>
+          <w:rPr>
+            <w:lang w:val="zh_TW" w:bidi="zh_TW"/>
+          </w:rPr>
+          <w:rPr>
+            <w:color w:val="0000EE"/>
+            <w:u w:val="single"/>
+          </w:rPr>
+          <w:t>申29:6</w:t>
+        </w:r>
+      </w:hyperlink>
+      <w:r>
+        <w:rPr>
+          <w:lang w:val="zh_TW" w:bidi="zh_TW"/>
+        </w:rPr>
+        <w:t>；</w:t>
+      </w:r>
+      <w:hyperlink r:id="rId45">
+        <w:r>
+          <w:rPr>
+            <w:lang w:val="zh_TW" w:bidi="zh_TW"/>
+          </w:rPr>
+          <w:rPr>
+            <w:color w:val="0000EE"/>
+            <w:u w:val="single"/>
+          </w:rPr>
+          <w:t>撒上1:15；</w:t>
+        </w:r>
+      </w:hyperlink>
+      <w:hyperlink r:id="rId46">
+        <w:r>
+          <w:rPr>
+            <w:lang w:val="zh_TW" w:bidi="zh_TW"/>
+          </w:rPr>
+          <w:rPr>
+            <w:color w:val="0000EE"/>
+            <w:u w:val="single"/>
+          </w:rPr>
+          <w:t>箴20:1</w:t>
+        </w:r>
+      </w:hyperlink>
+      <w:r>
+        <w:rPr>
+          <w:lang w:val="zh_TW" w:bidi="zh_TW"/>
+        </w:rPr>
+        <w:t>，</w:t>
+      </w:r>
+      <w:hyperlink r:id="rId42">
+        <w:r>
+          <w:rPr>
+            <w:lang w:val="zh_TW" w:bidi="zh_TW"/>
+          </w:rPr>
+          <w:rPr>
+            <w:color w:val="0000EE"/>
+            <w:u w:val="single"/>
+          </w:rPr>
+          <w:t>31:6</w:t>
+        </w:r>
+      </w:hyperlink>
+      <w:r>
+        <w:rPr>
+          <w:lang w:val="zh_TW" w:bidi="zh_TW"/>
+        </w:rPr>
+        <w:t>；</w:t>
+      </w:r>
+      <w:hyperlink r:id="rId47">
+        <w:r>
+          <w:rPr>
+            <w:lang w:val="zh_TW" w:bidi="zh_TW"/>
+          </w:rPr>
+          <w:rPr>
+            <w:color w:val="0000EE"/>
+            <w:u w:val="single"/>
+          </w:rPr>
+          <w:t>賽29:9</w:t>
+        </w:r>
+      </w:hyperlink>
+      <w:r>
+        <w:rPr>
+          <w:lang w:val="zh_TW" w:bidi="zh_TW"/>
+        </w:rPr>
+        <w:t>）。在烏加里特文中有一個對應的詞，翻譯為「醉」，與通常的酒這個詞對應。</w:t>
+      </w:r>
+    </w:p>
+    <w:p>
+      <w:pPr/>
+      <w:r>
+        <w:rPr>
+          <w:lang w:val="zh_TW" w:bidi="zh_TW"/>
+        </w:rPr>
+      </w:r>
+      <w:r>
+        <w:rPr>
+          <w:lang w:val="zh_TW" w:bidi="zh_TW"/>
+        </w:rPr>
+        <w:t>對於酗酒的負面反應在舊約中比比皆是。以賽亞譴責那些酗酒的人（</w:t>
+      </w:r>
+      <w:hyperlink r:id="rId48">
+        <w:r>
+          <w:rPr>
+            <w:lang w:val="zh_TW" w:bidi="zh_TW"/>
+          </w:rPr>
+          <w:rPr>
+            <w:color w:val="0000EE"/>
+            <w:u w:val="single"/>
+          </w:rPr>
+          <w:t>賽28:1–8</w:t>
+        </w:r>
+      </w:hyperlink>
+      <w:r>
+        <w:rPr>
+          <w:lang w:val="zh_TW" w:bidi="zh_TW"/>
+        </w:rPr>
+        <w:t>）。聖經中有許多關於酗酒的警告（</w:t>
+      </w:r>
+      <w:hyperlink r:id="rId46">
+        <w:r>
+          <w:rPr>
+            <w:lang w:val="zh_TW" w:bidi="zh_TW"/>
+          </w:rPr>
+          <w:rPr>
+            <w:color w:val="0000EE"/>
+            <w:u w:val="single"/>
+          </w:rPr>
+          <w:t>箴20:1</w:t>
+        </w:r>
+      </w:hyperlink>
+      <w:r>
+        <w:rPr>
+          <w:lang w:val="zh_TW" w:bidi="zh_TW"/>
+        </w:rPr>
+        <w:t>，</w:t>
+      </w:r>
+      <w:hyperlink r:id="rId49">
+        <w:r>
+          <w:rPr>
+            <w:lang w:val="zh_TW" w:bidi="zh_TW"/>
+          </w:rPr>
+          <w:rPr>
+            <w:color w:val="0000EE"/>
+            <w:u w:val="single"/>
+          </w:rPr>
+          <w:t>21:17</w:t>
+        </w:r>
+      </w:hyperlink>
+      <w:r>
+        <w:rPr>
+          <w:lang w:val="zh_TW" w:bidi="zh_TW"/>
+        </w:rPr>
+        <w:t>，</w:t>
+      </w:r>
+      <w:hyperlink r:id="rId50">
+        <w:r>
+          <w:rPr>
+            <w:lang w:val="zh_TW" w:bidi="zh_TW"/>
+          </w:rPr>
+          <w:rPr>
+            <w:color w:val="0000EE"/>
+            <w:u w:val="single"/>
+          </w:rPr>
+          <w:t>23:20–21</w:t>
+        </w:r>
+      </w:hyperlink>
+      <w:r>
+        <w:rPr>
+          <w:lang w:val="zh_TW" w:bidi="zh_TW"/>
+        </w:rPr>
+        <w:t>，</w:t>
+      </w:r>
+      <w:hyperlink r:id="rId51">
+        <w:r>
+          <w:rPr>
+            <w:lang w:val="zh_TW" w:bidi="zh_TW"/>
+          </w:rPr>
+          <w:rPr>
+            <w:color w:val="0000EE"/>
+            <w:u w:val="single"/>
+          </w:rPr>
+          <w:t>23:32–34</w:t>
+        </w:r>
+      </w:hyperlink>
+      <w:r>
+        <w:rPr>
+          <w:lang w:val="zh_TW" w:bidi="zh_TW"/>
+        </w:rPr>
+        <w:t>）。</w:t>
+      </w:r>
+    </w:p>
+    <w:p>
+      <w:pPr>
+        <w:pStyle w:val="Heading3"/>
+      </w:pPr>
+      <w:r>
+        <w:rPr>
+          <w:lang w:val="zh_TW" w:bidi="zh_TW"/>
+        </w:rPr>
+        <w:t>新約中的酒</w:t>
+      </w:r>
+    </w:p>
+    <w:p>
+      <w:pPr/>
+      <w:r>
+        <w:rPr>
+          <w:lang w:val="zh_TW" w:bidi="zh_TW"/>
+        </w:rPr>
+      </w:r>
+      <w:r>
+        <w:rPr>
+          <w:lang w:val="zh_TW" w:bidi="zh_TW"/>
+        </w:rPr>
+        <w:t>新約中的酒是一種發酵飲料，通常會與不同量的水混合。它也混有苦膽（</w:t>
+      </w:r>
+      <w:hyperlink r:id="rId52">
+        <w:r>
+          <w:rPr>
+            <w:lang w:val="zh_TW" w:bidi="zh_TW"/>
+          </w:rPr>
+          <w:rPr>
+            <w:color w:val="0000EE"/>
+            <w:u w:val="single"/>
+          </w:rPr>
+          <w:t>太27:34</w:t>
+        </w:r>
+      </w:hyperlink>
+      <w:r>
+        <w:rPr>
+          <w:lang w:val="zh_TW" w:bidi="zh_TW"/>
+        </w:rPr>
+        <w:t>）和沒藥（</w:t>
+      </w:r>
+      <w:hyperlink r:id="rId53">
+        <w:r>
+          <w:rPr>
+            <w:lang w:val="zh_TW" w:bidi="zh_TW"/>
+          </w:rPr>
+          <w:rPr>
+            <w:color w:val="0000EE"/>
+            <w:u w:val="single"/>
+          </w:rPr>
+          <w:t>可15:23</w:t>
+        </w:r>
+      </w:hyperlink>
+      <w:r>
+        <w:rPr>
+          <w:lang w:val="zh_TW" w:bidi="zh_TW"/>
+        </w:rPr>
+        <w:t>）。有證據強烈表明，在主的晚餐中使用的酒是水和酒的混合物，比例大概是三比一，這符合米示拿的規定。「葡萄汁」（</w:t>
+      </w:r>
+      <w:hyperlink r:id="rId54">
+        <w:r>
+          <w:rPr>
+            <w:lang w:val="zh_TW" w:bidi="zh_TW"/>
+          </w:rPr>
+          <w:rPr>
+            <w:color w:val="0000EE"/>
+            <w:u w:val="single"/>
+          </w:rPr>
+          <w:t>太26:27–29</w:t>
+        </w:r>
+      </w:hyperlink>
+      <w:r>
+        <w:rPr>
+          <w:lang w:val="zh_TW" w:bidi="zh_TW"/>
+        </w:rPr>
+        <w:t>）通常被解釋為新鮮的葡萄汁。然而，新鮮的葡萄汁幾乎是不可能找到的。</w:t>
+      </w:r>
+    </w:p>
+    <w:p>
+      <w:pPr/>
+      <w:r>
+        <w:rPr>
+          <w:lang w:val="zh_TW" w:bidi="zh_TW"/>
+        </w:rPr>
+      </w:r>
+      <w:r>
+        <w:rPr>
+          <w:lang w:val="zh_TW" w:bidi="zh_TW"/>
+        </w:rPr>
+        <w:t>新約與舊約一樣，強烈反對酗酒。聖經的勸告是不要醉酒（</w:t>
+      </w:r>
+      <w:hyperlink r:id="rId55">
+        <w:r>
+          <w:rPr>
+            <w:lang w:val="zh_TW" w:bidi="zh_TW"/>
+          </w:rPr>
+          <w:rPr>
+            <w:color w:val="0000EE"/>
+            <w:u w:val="single"/>
+          </w:rPr>
+          <w:t>弗5:18</w:t>
+        </w:r>
+      </w:hyperlink>
+      <w:r>
+        <w:rPr>
+          <w:lang w:val="zh_TW" w:bidi="zh_TW"/>
+        </w:rPr>
+        <w:t>；</w:t>
+      </w:r>
+      <w:hyperlink r:id="rId56">
+        <w:r>
+          <w:rPr>
+            <w:lang w:val="zh_TW" w:bidi="zh_TW"/>
+          </w:rPr>
+          <w:rPr>
+            <w:color w:val="0000EE"/>
+            <w:u w:val="single"/>
+          </w:rPr>
+          <w:t>彼前4:3</w:t>
+        </w:r>
+      </w:hyperlink>
+      <w:r>
+        <w:rPr>
+          <w:lang w:val="zh_TW" w:bidi="zh_TW"/>
+        </w:rPr>
+        <w:t>）。教會的領袖應該在飲酒方面保持節制（</w:t>
+      </w:r>
+      <w:hyperlink r:id="rId57">
+        <w:r>
+          <w:rPr>
+            <w:lang w:val="zh_TW" w:bidi="zh_TW"/>
+          </w:rPr>
+          <w:rPr>
+            <w:color w:val="0000EE"/>
+            <w:u w:val="single"/>
+          </w:rPr>
+          <w:t>提前3:3、8</w:t>
+        </w:r>
+      </w:hyperlink>
+      <w:r>
+        <w:rPr>
+          <w:lang w:val="zh_TW" w:bidi="zh_TW"/>
+        </w:rPr>
+        <w:t>；</w:t>
+      </w:r>
+      <w:hyperlink r:id="rId58">
+        <w:r>
+          <w:rPr>
+            <w:lang w:val="zh_TW" w:bidi="zh_TW"/>
+          </w:rPr>
+          <w:rPr>
+            <w:color w:val="0000EE"/>
+            <w:u w:val="single"/>
+          </w:rPr>
+          <w:t>多1:7</w:t>
+        </w:r>
+      </w:hyperlink>
+      <w:r>
+        <w:rPr>
+          <w:lang w:val="zh_TW" w:bidi="zh_TW"/>
+        </w:rPr>
+        <w:t>）；希臘文意指他們不應該「沉溺於酒（not be addicted to wine）」。</w:t>
+      </w:r>
+    </w:p>
+    <w:p>
+      <w:pPr/>
+      <w:r>
+        <w:rPr>
+          <w:lang w:val="zh_TW" w:bidi="zh_TW"/>
+        </w:rPr>
+      </w:r>
+      <w:r>
+        <w:rPr>
+          <w:i/>
+          <w:lang w:val="zh_TW" w:bidi="zh_TW"/>
+        </w:rPr>
         <w:t>另見</w:t>
       </w:r>
       <w:r>
@@ -877,7 +1560,7 @@
         <w:rPr>
           <w:lang w:val="zh_TW" w:bidi="zh_TW"/>
         </w:rPr>
-        <w:t>食物和食物準備</w:t>
+        <w:t>葡萄樹，葡萄園</w:t>
       </w:r>
       <w:r>
         <w:rPr>
@@ -889,31 +1572,3975 @@
         <w:rPr>
           <w:lang w:val="zh_TW" w:bidi="zh_TW"/>
         </w:rPr>
-        <w:t>以色列的節期和節日</w:t>
-      </w:r>
+        <w:t>酒榨</w:t>
+      </w:r>
+      <w:r>
+        <w:rPr>
+          <w:lang w:val="zh_TW" w:bidi="zh_TW"/>
+        </w:rPr>
+        <w:t>。</w:t>
+      </w:r>
+      <w:r>
+        <w:rPr>
+          <w:lang w:val="zh_TW" w:bidi="zh_TW"/>
+        </w:rPr>
+      </w:r>
+      <w:r>
+        <w:rPr>
+          <w:lang w:val="zh_TW" w:bidi="zh_TW"/>
+        </w:rPr>
+      </w:r>
+    </w:p>
+    <w:p>
+      <w:pPr/>
+      <w:r>
+        <w:rPr>
+          <w:lang w:val="zh_TW" w:bidi="zh_TW"/>
+        </w:rPr>
+      </w:r>
+    </w:p>
+    <w:p>
+      <w:pPr>
+        <w:pStyle w:val="Heading2"/>
+      </w:pPr>
+      <w:r>
+        <w:rPr>
+          <w:lang w:val="zh_TW" w:bidi="zh_TW"/>
+        </w:rPr>
+        <w:t>救恩</w:t>
+      </w:r>
+      <w:r>
+        <w:rPr>
+          <w:lang w:val="zh_TW" w:bidi="zh_TW"/>
+        </w:rPr>
+      </w:r>
+    </w:p>
+    <w:p>
+      <w:pPr/>
+      <w:r>
+        <w:rPr>
+          <w:lang w:val="zh_TW" w:bidi="zh_TW"/>
+        </w:rPr>
+      </w:r>
+      <w:r>
+        <w:rPr>
+          <w:lang w:val="zh_TW" w:bidi="zh_TW"/>
+        </w:rPr>
+        <w:t>神拯救人脫離罪惡和死亡的方法。聖經不僅啟示了神，還揭示了神拯救世人的計劃。從這個意義上說，救恩是舊約和新約中的一個主要主題。</w:t>
+      </w:r>
+    </w:p>
+    <w:p>
+      <w:pPr>
+        <w:pStyle w:val="Heading3"/>
+      </w:pPr>
+      <w:r>
+        <w:rPr>
+          <w:lang w:val="zh_TW" w:bidi="zh_TW"/>
+        </w:rPr>
+        <w:t>在舊約中</w:t>
+      </w:r>
+    </w:p>
+    <w:p>
+      <w:pPr/>
+      <w:r>
+        <w:rPr>
+          <w:lang w:val="zh_TW" w:bidi="zh_TW"/>
+        </w:rPr>
+      </w:r>
+      <w:r>
+        <w:rPr>
+          <w:lang w:val="zh_TW" w:bidi="zh_TW"/>
+        </w:rPr>
+        <w:t>救恩的概念在舊約和新約中都通過不同的術語和情境來表達。在幾個希伯來文詞彙中，意為「拯救」或「救助」的動詞</w:t>
+      </w:r>
+      <w:r>
+        <w:rPr>
+          <w:i/>
+          <w:lang w:val="zh_TW" w:bidi="zh_TW"/>
+        </w:rPr>
+        <w:t>yasha'</w:t>
+      </w:r>
+      <w:r>
+        <w:rPr>
+          <w:lang w:val="zh_TW" w:bidi="zh_TW"/>
+        </w:rPr>
+        <w:t xml:space="preserve"> 及其衍生詞最常被翻譯為英文的save（拯救）或salvation（救恩）。在英文聖經中，這些詞彙的出現頻率取決於所考慮的版本。例如，在舊約中，「救恩」在庇哩亞聖經（Berean Standard Bible）出現116次，在和合本聖經中出現78次。救恩在舊約中並未作為一個專門術語使用，可指個人或神。如參孫（</w:t>
+      </w:r>
+      <w:hyperlink r:id="rId59">
+        <w:r>
+          <w:rPr>
+            <w:lang w:val="zh_TW" w:bidi="zh_TW"/>
+          </w:rPr>
+          <w:rPr>
+            <w:color w:val="0000EE"/>
+            <w:u w:val="single"/>
+          </w:rPr>
+          <w:t>士13:5</w:t>
+        </w:r>
+      </w:hyperlink>
+      <w:r>
+        <w:rPr>
+          <w:lang w:val="zh_TW" w:bidi="zh_TW"/>
+        </w:rPr>
+        <w:t>）或大衛（</w:t>
+      </w:r>
+      <w:hyperlink r:id="rId60">
+        <w:r>
+          <w:rPr>
+            <w:lang w:val="zh_TW" w:bidi="zh_TW"/>
+          </w:rPr>
+          <w:rPr>
+            <w:color w:val="0000EE"/>
+            <w:u w:val="single"/>
+          </w:rPr>
+          <w:t>撒下8:6</w:t>
+        </w:r>
+      </w:hyperlink>
+      <w:r>
+        <w:rPr>
+          <w:lang w:val="zh_TW" w:bidi="zh_TW"/>
+        </w:rPr>
+        <w:t>）這樣的領袖被耶和華使用為神的子民帶來拯救。</w:t>
+      </w:r>
+    </w:p>
+    <w:p>
+      <w:pPr/>
+      <w:r>
+        <w:rPr>
+          <w:lang w:val="zh_TW" w:bidi="zh_TW"/>
+        </w:rPr>
+      </w:r>
+      <w:r>
+        <w:rPr>
+          <w:lang w:val="zh_TW" w:bidi="zh_TW"/>
+        </w:rPr>
+        <w:t>以色列的救恩觀念植根於出埃及的歷史經歷。這個重要的時刻是親眼見證耶和華的救恩（</w:t>
+      </w:r>
+      <w:hyperlink r:id="rId61">
+        <w:r>
+          <w:rPr>
+            <w:lang w:val="zh_TW" w:bidi="zh_TW"/>
+          </w:rPr>
+          <w:rPr>
+            <w:color w:val="0000EE"/>
+            <w:u w:val="single"/>
+          </w:rPr>
+          <w:t>出14:13</w:t>
+        </w:r>
+      </w:hyperlink>
+      <w:r>
+        <w:rPr>
+          <w:lang w:val="zh_TW" w:bidi="zh_TW"/>
+        </w:rPr>
+        <w:t>）的機會。詩人（</w:t>
+      </w:r>
+      <w:hyperlink r:id="rId62">
+        <w:r>
+          <w:rPr>
+            <w:lang w:val="zh_TW" w:bidi="zh_TW"/>
+          </w:rPr>
+          <w:rPr>
+            <w:color w:val="0000EE"/>
+            <w:u w:val="single"/>
+          </w:rPr>
+          <w:t>詩106:8</w:t>
+        </w:r>
+      </w:hyperlink>
+      <w:r>
+        <w:rPr>
+          <w:lang w:val="zh_TW" w:bidi="zh_TW"/>
+        </w:rPr>
+        <w:t>）和先知（</w:t>
+      </w:r>
+      <w:hyperlink r:id="rId63">
+        <w:r>
+          <w:rPr>
+            <w:lang w:val="zh_TW" w:bidi="zh_TW"/>
+          </w:rPr>
+          <w:rPr>
+            <w:color w:val="0000EE"/>
+            <w:u w:val="single"/>
+          </w:rPr>
+          <w:t>賽43:3</w:t>
+        </w:r>
+      </w:hyperlink>
       <w:r>
         <w:rPr>
           <w:lang w:val="zh_TW" w:bidi="zh_TW"/>
         </w:rPr>
         <w:t>；</w:t>
       </w:r>
-      <w:r>
-        <w:rPr>
-          <w:lang w:val="zh_TW" w:bidi="zh_TW"/>
-        </w:rPr>
-        <w:t>主的晚餐</w:t>
-      </w:r>
+      <w:hyperlink r:id="rId64">
+        <w:r>
+          <w:rPr>
+            <w:lang w:val="zh_TW" w:bidi="zh_TW"/>
+          </w:rPr>
+          <w:rPr>
+            <w:color w:val="0000EE"/>
+            <w:u w:val="single"/>
+          </w:rPr>
+          <w:t>何13:4</w:t>
+        </w:r>
+      </w:hyperlink>
+      <w:r>
+        <w:rPr>
+          <w:lang w:val="zh_TW" w:bidi="zh_TW"/>
+        </w:rPr>
+        <w:t>）後來在回顧出埃及的經歷時重申了神的救恩。以色列對救恩的理解是在歷史事件中形成的，例如在公元前701年西拿基立攻打耶路撒冷時，耶和華宣告祂會為自己的名的緣故拯救耶路撒冷城（</w:t>
+      </w:r>
+      <w:hyperlink r:id="rId65">
+        <w:r>
+          <w:rPr>
+            <w:lang w:val="zh_TW" w:bidi="zh_TW"/>
+          </w:rPr>
+          <w:rPr>
+            <w:color w:val="0000EE"/>
+            <w:u w:val="single"/>
+          </w:rPr>
+          <w:t>王下19:34</w:t>
+        </w:r>
+      </w:hyperlink>
+      <w:r>
+        <w:rPr>
+          <w:lang w:val="zh_TW" w:bidi="zh_TW"/>
+        </w:rPr>
+        <w:t>；參</w:t>
+      </w:r>
+      <w:hyperlink r:id="rId66">
+        <w:r>
+          <w:rPr>
+            <w:lang w:val="zh_TW" w:bidi="zh_TW"/>
+          </w:rPr>
+          <w:rPr>
+            <w:color w:val="0000EE"/>
+            <w:u w:val="single"/>
+          </w:rPr>
+          <w:t>18:30、35</w:t>
+        </w:r>
+      </w:hyperlink>
+      <w:r>
+        <w:rPr>
+          <w:lang w:val="zh_TW" w:bidi="zh_TW"/>
+        </w:rPr>
+        <w:t>）。以色列人通過不同領袖和情境目睹神的救恩，這也印證了他們對神是拯救的神的認識。</w:t>
+      </w:r>
+    </w:p>
+    <w:p>
+      <w:pPr/>
+      <w:r>
+        <w:rPr>
+          <w:lang w:val="zh_TW" w:bidi="zh_TW"/>
+        </w:rPr>
+      </w:r>
+      <w:r>
+        <w:rPr>
+          <w:lang w:val="zh_TW" w:bidi="zh_TW"/>
+        </w:rPr>
+        <w:t>以色列對神拯救的回應主要是讚美，這在詩篇（</w:t>
+      </w:r>
+      <w:hyperlink r:id="rId67">
+        <w:r>
+          <w:rPr>
+            <w:lang w:val="zh_TW" w:bidi="zh_TW"/>
+          </w:rPr>
+          <w:rPr>
+            <w:color w:val="0000EE"/>
+            <w:u w:val="single"/>
+          </w:rPr>
+          <w:t>詩3:8</w:t>
+        </w:r>
+      </w:hyperlink>
+      <w:r>
+        <w:rPr>
+          <w:lang w:val="zh_TW" w:bidi="zh_TW"/>
+        </w:rPr>
+        <w:t>，</w:t>
+      </w:r>
+      <w:hyperlink r:id="rId68">
+        <w:r>
+          <w:rPr>
+            <w:lang w:val="zh_TW" w:bidi="zh_TW"/>
+          </w:rPr>
+          <w:rPr>
+            <w:color w:val="0000EE"/>
+            <w:u w:val="single"/>
+          </w:rPr>
+          <w:t>9:14</w:t>
+        </w:r>
+      </w:hyperlink>
+      <w:r>
+        <w:rPr>
+          <w:lang w:val="zh_TW" w:bidi="zh_TW"/>
+        </w:rPr>
+        <w:t>，</w:t>
+      </w:r>
+      <w:hyperlink r:id="rId69">
+        <w:r>
+          <w:rPr>
+            <w:lang w:val="zh_TW" w:bidi="zh_TW"/>
+          </w:rPr>
+          <w:rPr>
+            <w:color w:val="0000EE"/>
+            <w:u w:val="single"/>
+          </w:rPr>
+          <w:t>21:1</w:t>
+        </w:r>
+      </w:hyperlink>
+      <w:r>
+        <w:rPr>
+          <w:lang w:val="zh_TW" w:bidi="zh_TW"/>
+        </w:rPr>
+        <w:t>）和早期的詩歌中經常可見（</w:t>
+      </w:r>
+      <w:hyperlink r:id="rId70">
+        <w:r>
+          <w:rPr>
+            <w:lang w:val="zh_TW" w:bidi="zh_TW"/>
+          </w:rPr>
+          <w:rPr>
+            <w:color w:val="0000EE"/>
+            <w:u w:val="single"/>
+          </w:rPr>
+          <w:t>出15:2</w:t>
+        </w:r>
+      </w:hyperlink>
       <w:r>
         <w:rPr>
           <w:lang w:val="zh_TW" w:bidi="zh_TW"/>
         </w:rPr>
         <w:t>；</w:t>
       </w:r>
-      <w:r>
-        <w:rPr>
-          <w:lang w:val="zh_TW" w:bidi="zh_TW"/>
-        </w:rPr>
-        <w:t>逾越節</w:t>
+      <w:hyperlink r:id="rId71">
+        <w:r>
+          <w:rPr>
+            <w:lang w:val="zh_TW" w:bidi="zh_TW"/>
+          </w:rPr>
+          <w:rPr>
+            <w:color w:val="0000EE"/>
+            <w:u w:val="single"/>
+          </w:rPr>
+          <w:t>撒上2:1</w:t>
+        </w:r>
+      </w:hyperlink>
+      <w:r>
+        <w:rPr>
+          <w:lang w:val="zh_TW" w:bidi="zh_TW"/>
+        </w:rPr>
+        <w:t>）。此外，他們向耶和華祈求和尋求祂的拯救——無論是從敵人（</w:t>
+      </w:r>
+      <w:hyperlink r:id="rId72">
+        <w:r>
+          <w:rPr>
+            <w:lang w:val="zh_TW" w:bidi="zh_TW"/>
+          </w:rPr>
+          <w:rPr>
+            <w:color w:val="0000EE"/>
+            <w:u w:val="single"/>
+          </w:rPr>
+          <w:t>詩35:3</w:t>
+        </w:r>
+      </w:hyperlink>
+      <w:r>
+        <w:rPr>
+          <w:lang w:val="zh_TW" w:bidi="zh_TW"/>
+        </w:rPr>
+        <w:t>，</w:t>
+      </w:r>
+      <w:hyperlink r:id="rId73">
+        <w:r>
+          <w:rPr>
+            <w:lang w:val="zh_TW" w:bidi="zh_TW"/>
+          </w:rPr>
+          <w:rPr>
+            <w:color w:val="0000EE"/>
+            <w:u w:val="single"/>
+          </w:rPr>
+          <w:t>38:22</w:t>
+        </w:r>
+      </w:hyperlink>
+      <w:r>
+        <w:rPr>
+          <w:lang w:val="zh_TW" w:bidi="zh_TW"/>
+        </w:rPr>
+        <w:t>）、疾病（</w:t>
+      </w:r>
+      <w:hyperlink r:id="rId74">
+        <w:r>
+          <w:rPr>
+            <w:lang w:val="zh_TW" w:bidi="zh_TW"/>
+          </w:rPr>
+          <w:rPr>
+            <w:color w:val="0000EE"/>
+            <w:u w:val="single"/>
+          </w:rPr>
+          <w:t>69:29</w:t>
+        </w:r>
+      </w:hyperlink>
+      <w:r>
+        <w:rPr>
+          <w:lang w:val="zh_TW" w:bidi="zh_TW"/>
+        </w:rPr>
+        <w:t>），還是戰爭（</w:t>
+      </w:r>
+      <w:hyperlink r:id="rId75">
+        <w:r>
+          <w:rPr>
+            <w:lang w:val="zh_TW" w:bidi="zh_TW"/>
+          </w:rPr>
+          <w:rPr>
+            <w:color w:val="0000EE"/>
+            <w:u w:val="single"/>
+          </w:rPr>
+          <w:t>140:7，</w:t>
+        </w:r>
+      </w:hyperlink>
+      <w:hyperlink r:id="rId76">
+        <w:r>
+          <w:rPr>
+            <w:lang w:val="zh_TW" w:bidi="zh_TW"/>
+          </w:rPr>
+          <w:rPr>
+            <w:color w:val="0000EE"/>
+            <w:u w:val="single"/>
+          </w:rPr>
+          <w:t>144:10–11</w:t>
+        </w:r>
+      </w:hyperlink>
+      <w:r>
+        <w:rPr>
+          <w:lang w:val="zh_TW" w:bidi="zh_TW"/>
+        </w:rPr>
+        <w:t>）中得救——並且在信心中期待神的拯救（</w:t>
+      </w:r>
+      <w:hyperlink r:id="rId77">
+        <w:r>
+          <w:rPr>
+            <w:lang w:val="zh_TW" w:bidi="zh_TW"/>
+          </w:rPr>
+          <w:rPr>
+            <w:color w:val="0000EE"/>
+            <w:u w:val="single"/>
+          </w:rPr>
+          <w:t>35:9</w:t>
+        </w:r>
+      </w:hyperlink>
+      <w:r>
+        <w:rPr>
+          <w:lang w:val="zh_TW" w:bidi="zh_TW"/>
+        </w:rPr>
+        <w:t>，</w:t>
+      </w:r>
+      <w:hyperlink r:id="rId78">
+        <w:r>
+          <w:rPr>
+            <w:lang w:val="zh_TW" w:bidi="zh_TW"/>
+          </w:rPr>
+          <w:rPr>
+            <w:color w:val="0000EE"/>
+            <w:u w:val="single"/>
+          </w:rPr>
+          <w:t>65:5</w:t>
+        </w:r>
+      </w:hyperlink>
+      <w:r>
+        <w:rPr>
+          <w:lang w:val="zh_TW" w:bidi="zh_TW"/>
+        </w:rPr>
+        <w:t>）。</w:t>
+      </w:r>
+    </w:p>
+    <w:p>
+      <w:pPr/>
+      <w:r>
+        <w:rPr>
+          <w:lang w:val="zh_TW" w:bidi="zh_TW"/>
+        </w:rPr>
+      </w:r>
+      <w:r>
+        <w:rPr>
+          <w:lang w:val="zh_TW" w:bidi="zh_TW"/>
+        </w:rPr>
+        <w:t>先知強調救恩的末世（終末〔end-time〕）層面。神過去的偉大作為顯明了祂的拯救大能，這也促使人們期待神未來的拯救工作。這種對未來的盼望是對以色列民族的（</w:t>
+      </w:r>
+      <w:hyperlink r:id="rId79">
+        <w:r>
+          <w:rPr>
+            <w:lang w:val="zh_TW" w:bidi="zh_TW"/>
+          </w:rPr>
+          <w:rPr>
+            <w:color w:val="0000EE"/>
+            <w:u w:val="single"/>
+          </w:rPr>
+          <w:t>賽45:17</w:t>
+        </w:r>
+      </w:hyperlink>
+      <w:r>
+        <w:rPr>
+          <w:lang w:val="zh_TW" w:bidi="zh_TW"/>
+        </w:rPr>
+        <w:t>），但也是對普世救贖的預期（</w:t>
+      </w:r>
+      <w:hyperlink r:id="rId80">
+        <w:r>
+          <w:rPr>
+            <w:lang w:val="zh_TW" w:bidi="zh_TW"/>
+          </w:rPr>
+          <w:rPr>
+            <w:color w:val="0000EE"/>
+            <w:u w:val="single"/>
+          </w:rPr>
+          <w:t>49:6</w:t>
+        </w:r>
+      </w:hyperlink>
+      <w:r>
+        <w:rPr>
+          <w:lang w:val="zh_TW" w:bidi="zh_TW"/>
+        </w:rPr>
+        <w:t>）。先知們期待從巴比倫的被擄中得拯救並歸回（</w:t>
+      </w:r>
+      <w:hyperlink r:id="rId81">
+        <w:r>
+          <w:rPr>
+            <w:lang w:val="zh_TW" w:bidi="zh_TW"/>
+          </w:rPr>
+          <w:rPr>
+            <w:color w:val="0000EE"/>
+            <w:u w:val="single"/>
+          </w:rPr>
+          <w:t>賽49:25–26</w:t>
+        </w:r>
+      </w:hyperlink>
+      <w:r>
+        <w:rPr>
+          <w:lang w:val="zh_TW" w:bidi="zh_TW"/>
+        </w:rPr>
+        <w:t>；</w:t>
+      </w:r>
+      <w:hyperlink r:id="rId82">
+        <w:r>
+          <w:rPr>
+            <w:lang w:val="zh_TW" w:bidi="zh_TW"/>
+          </w:rPr>
+          <w:rPr>
+            <w:color w:val="0000EE"/>
+            <w:u w:val="single"/>
+          </w:rPr>
+          <w:t>耶46:27</w:t>
+        </w:r>
+      </w:hyperlink>
+      <w:r>
+        <w:rPr>
+          <w:lang w:val="zh_TW" w:bidi="zh_TW"/>
+        </w:rPr>
+        <w:t>），但他們也談到未來永恆的救恩（</w:t>
+      </w:r>
+      <w:hyperlink r:id="rId79">
+        <w:r>
+          <w:rPr>
+            <w:lang w:val="zh_TW" w:bidi="zh_TW"/>
+          </w:rPr>
+          <w:rPr>
+            <w:color w:val="0000EE"/>
+            <w:u w:val="single"/>
+          </w:rPr>
+          <w:t>賽45:17</w:t>
+        </w:r>
+      </w:hyperlink>
+      <w:r>
+        <w:rPr>
+          <w:lang w:val="zh_TW" w:bidi="zh_TW"/>
+        </w:rPr>
+        <w:t>，</w:t>
+      </w:r>
+      <w:hyperlink r:id="rId83">
+        <w:r>
+          <w:rPr>
+            <w:lang w:val="zh_TW" w:bidi="zh_TW"/>
+          </w:rPr>
+          <w:rPr>
+            <w:color w:val="0000EE"/>
+            <w:u w:val="single"/>
+          </w:rPr>
+          <w:t>51:6–8</w:t>
+        </w:r>
+      </w:hyperlink>
+      <w:r>
+        <w:rPr>
+          <w:lang w:val="zh_TW" w:bidi="zh_TW"/>
+        </w:rPr>
+        <w:t>）。彌賽亞的盼望，體現在那些預言有關個人將帶來神的救恩的經文中。以賽亞提到僕人將救恩帶到地極（</w:t>
+      </w:r>
+      <w:hyperlink r:id="rId80">
+        <w:r>
+          <w:rPr>
+            <w:lang w:val="zh_TW" w:bidi="zh_TW"/>
+          </w:rPr>
+          <w:rPr>
+            <w:color w:val="0000EE"/>
+            <w:u w:val="single"/>
+          </w:rPr>
+          <w:t>49:6</w:t>
+        </w:r>
+      </w:hyperlink>
+      <w:r>
+        <w:rPr>
+          <w:lang w:val="zh_TW" w:bidi="zh_TW"/>
+        </w:rPr>
+        <w:t>），而耶利米寫到神公義的苗裔帶來拯救（</w:t>
+      </w:r>
+      <w:hyperlink r:id="rId84">
+        <w:r>
+          <w:rPr>
+            <w:lang w:val="zh_TW" w:bidi="zh_TW"/>
+          </w:rPr>
+          <w:rPr>
+            <w:color w:val="0000EE"/>
+            <w:u w:val="single"/>
+          </w:rPr>
+          <w:t>耶23:5–6</w:t>
+        </w:r>
+      </w:hyperlink>
+      <w:r>
+        <w:rPr>
+          <w:lang w:val="zh_TW" w:bidi="zh_TW"/>
+        </w:rPr>
+        <w:t>）。</w:t>
+      </w:r>
+      <w:hyperlink r:id="rId85">
+        <w:r>
+          <w:rPr>
+            <w:lang w:val="zh_TW" w:bidi="zh_TW"/>
+          </w:rPr>
+          <w:rPr>
+            <w:color w:val="0000EE"/>
+            <w:u w:val="single"/>
+          </w:rPr>
+          <w:t>撒迦利亞書九章9節</w:t>
+        </w:r>
+      </w:hyperlink>
+      <w:r>
+        <w:rPr>
+          <w:lang w:val="zh_TW" w:bidi="zh_TW"/>
+        </w:rPr>
+        <w:t>提到帶來救恩的君王，反映了這個彌賽亞的主題，並在</w:t>
+      </w:r>
+      <w:hyperlink r:id="rId86">
+        <w:r>
+          <w:rPr>
+            <w:lang w:val="zh_TW" w:bidi="zh_TW"/>
+          </w:rPr>
+          <w:rPr>
+            <w:color w:val="0000EE"/>
+            <w:u w:val="single"/>
+          </w:rPr>
+          <w:t>馬太福音二十一章4至5節</w:t>
+        </w:r>
+      </w:hyperlink>
+      <w:r>
+        <w:rPr>
+          <w:lang w:val="zh_TW" w:bidi="zh_TW"/>
+        </w:rPr>
+        <w:t>中應用在耶穌基督身上。</w:t>
+      </w:r>
+    </w:p>
+    <w:p>
+      <w:pPr>
+        <w:pStyle w:val="Heading3"/>
+      </w:pPr>
+      <w:r>
+        <w:rPr>
+          <w:lang w:val="zh_TW" w:bidi="zh_TW"/>
+        </w:rPr>
+        <w:t>在新約中</w:t>
+      </w:r>
+    </w:p>
+    <w:p>
+      <w:pPr/>
+      <w:r>
+        <w:rPr>
+          <w:lang w:val="zh_TW" w:bidi="zh_TW"/>
+        </w:rPr>
+      </w:r>
+      <w:r>
+        <w:rPr>
+          <w:lang w:val="zh_TW" w:bidi="zh_TW"/>
+        </w:rPr>
+        <w:t>在古典希臘文中，動詞sozo（「拯救」）和名詞soteria（「救恩」）用於表示「拯救」、「救助」或「救恩」，甚至是「福祉」或「健康」。七十士譯本最常使用sozo來翻譯希伯來文的yasha‘（「拯救」），而新約主要使用sozo及其衍生詞來表示救恩的概念。</w:t>
+      </w:r>
+    </w:p>
+    <w:p>
+      <w:pPr/>
+      <w:r>
+        <w:rPr>
+          <w:lang w:val="zh_TW" w:bidi="zh_TW"/>
+        </w:rPr>
+      </w:r>
+      <w:r>
+        <w:rPr>
+          <w:lang w:val="zh_TW" w:bidi="zh_TW"/>
+        </w:rPr>
+        <w:t>這些希臘文詞彙在新約中通常是神學性的用法，但也有非神學用法的例子。在</w:t>
+      </w:r>
+      <w:hyperlink r:id="rId87">
+        <w:r>
+          <w:rPr>
+            <w:lang w:val="zh_TW" w:bidi="zh_TW"/>
+          </w:rPr>
+          <w:rPr>
+            <w:color w:val="0000EE"/>
+            <w:u w:val="single"/>
+          </w:rPr>
+          <w:t>使徒行傳第二十七章</w:t>
+        </w:r>
+      </w:hyperlink>
+      <w:r>
+        <w:rPr>
+          <w:lang w:val="zh_TW" w:bidi="zh_TW"/>
+        </w:rPr>
+        <w:t>，這些詞彙用來描述兵丁、水手和囚犯在船難中受到威脅並獲得拯救（</w:t>
+      </w:r>
+      <w:hyperlink r:id="rId88">
+        <w:r>
+          <w:rPr>
+            <w:lang w:val="zh_TW" w:bidi="zh_TW"/>
+          </w:rPr>
+          <w:rPr>
+            <w:color w:val="0000EE"/>
+            <w:u w:val="single"/>
+          </w:rPr>
+          <w:t>20、31</w:t>
+        </w:r>
+      </w:hyperlink>
+      <w:r>
+        <w:rPr>
+          <w:lang w:val="zh_TW" w:bidi="zh_TW"/>
+        </w:rPr>
+        <w:t>節），以及他們的健康狀況（</w:t>
+      </w:r>
+      <w:hyperlink r:id="rId89">
+        <w:r>
+          <w:rPr>
+            <w:lang w:val="zh_TW" w:bidi="zh_TW"/>
+          </w:rPr>
+          <w:rPr>
+            <w:color w:val="0000EE"/>
+            <w:u w:val="single"/>
+          </w:rPr>
+          <w:t>34</w:t>
+        </w:r>
+      </w:hyperlink>
+      <w:r>
+        <w:rPr>
+          <w:lang w:val="zh_TW" w:bidi="zh_TW"/>
+        </w:rPr>
+        <w:t>節）。</w:t>
+      </w:r>
+    </w:p>
+    <w:p>
+      <w:pPr/>
+      <w:r>
+        <w:rPr>
+          <w:lang w:val="zh_TW" w:bidi="zh_TW"/>
+        </w:rPr>
+      </w:r>
+      <w:r>
+        <w:rPr>
+          <w:lang w:val="zh_TW" w:bidi="zh_TW"/>
+        </w:rPr>
+        <w:t>在福音書中，「救恩」明顯與舊約的救恩概念相關；在撒迦利亞的預言中（</w:t>
+      </w:r>
+      <w:hyperlink r:id="rId90">
+        <w:r>
+          <w:rPr>
+            <w:lang w:val="zh_TW" w:bidi="zh_TW"/>
+          </w:rPr>
+          <w:rPr>
+            <w:color w:val="0000EE"/>
+            <w:u w:val="single"/>
+          </w:rPr>
+          <w:t>路1:69、71</w:t>
+        </w:r>
+      </w:hyperlink>
+      <w:r>
+        <w:rPr>
+          <w:lang w:val="zh_TW" w:bidi="zh_TW"/>
+        </w:rPr>
+        <w:t>；參</w:t>
+      </w:r>
+      <w:hyperlink r:id="rId91">
+        <w:r>
+          <w:rPr>
+            <w:lang w:val="zh_TW" w:bidi="zh_TW"/>
+          </w:rPr>
+          <w:rPr>
+            <w:color w:val="0000EE"/>
+            <w:u w:val="single"/>
+          </w:rPr>
+          <w:t>詩106:10</w:t>
+        </w:r>
+      </w:hyperlink>
+      <w:r>
+        <w:rPr>
+          <w:lang w:val="zh_TW" w:bidi="zh_TW"/>
+        </w:rPr>
+        <w:t>，</w:t>
+      </w:r>
+      <w:hyperlink r:id="rId92">
+        <w:r>
+          <w:rPr>
+            <w:lang w:val="zh_TW" w:bidi="zh_TW"/>
+          </w:rPr>
+          <w:rPr>
+            <w:color w:val="0000EE"/>
+            <w:u w:val="single"/>
+          </w:rPr>
+          <w:t>132:17</w:t>
+        </w:r>
+      </w:hyperlink>
+      <w:r>
+        <w:rPr>
+          <w:lang w:val="zh_TW" w:bidi="zh_TW"/>
+        </w:rPr>
+        <w:t>）和在西面讚美神的詩歌中（</w:t>
+      </w:r>
+      <w:hyperlink r:id="rId93">
+        <w:r>
+          <w:rPr>
+            <w:lang w:val="zh_TW" w:bidi="zh_TW"/>
+          </w:rPr>
+          <w:rPr>
+            <w:color w:val="0000EE"/>
+            <w:u w:val="single"/>
+          </w:rPr>
+          <w:t>路2:30</w:t>
+        </w:r>
+      </w:hyperlink>
+      <w:r>
+        <w:rPr>
+          <w:lang w:val="zh_TW" w:bidi="zh_TW"/>
+        </w:rPr>
+        <w:t>），「救恩」被應用於基督的來臨。雖然soteria在福音書中並不常見，但救恩的概念在耶穌關於進入神國的教導中得到體現（</w:t>
+      </w:r>
+      <w:hyperlink r:id="rId94">
+        <w:r>
+          <w:rPr>
+            <w:lang w:val="zh_TW" w:bidi="zh_TW"/>
+          </w:rPr>
+          <w:rPr>
+            <w:color w:val="0000EE"/>
+            <w:u w:val="single"/>
+          </w:rPr>
+          <w:t>太19:24–26</w:t>
+        </w:r>
+      </w:hyperlink>
+      <w:r>
+        <w:rPr>
+          <w:lang w:val="zh_TW" w:bidi="zh_TW"/>
+        </w:rPr>
+        <w:t>），以及在耶穌醫治的神蹟中隱含了救恩的概念（</w:t>
+      </w:r>
+      <w:hyperlink r:id="rId95">
+        <w:r>
+          <w:rPr>
+            <w:lang w:val="zh_TW" w:bidi="zh_TW"/>
+          </w:rPr>
+          <w:rPr>
+            <w:color w:val="0000EE"/>
+            <w:u w:val="single"/>
+          </w:rPr>
+          <w:t>路17:19</w:t>
+        </w:r>
+      </w:hyperlink>
+      <w:r>
+        <w:rPr>
+          <w:lang w:val="zh_TW" w:bidi="zh_TW"/>
+        </w:rPr>
+        <w:t>，</w:t>
+      </w:r>
+      <w:hyperlink r:id="rId96">
+        <w:r>
+          <w:rPr>
+            <w:lang w:val="zh_TW" w:bidi="zh_TW"/>
+          </w:rPr>
+          <w:rPr>
+            <w:color w:val="0000EE"/>
+            <w:u w:val="single"/>
+          </w:rPr>
+          <w:t>18:42</w:t>
+        </w:r>
+      </w:hyperlink>
+      <w:r>
+        <w:rPr>
+          <w:lang w:val="zh_TW" w:bidi="zh_TW"/>
+        </w:rPr>
+        <w:t>）。</w:t>
+      </w:r>
+    </w:p>
+    <w:p>
+      <w:pPr/>
+      <w:r>
+        <w:rPr>
+          <w:lang w:val="zh_TW" w:bidi="zh_TW"/>
+        </w:rPr>
+      </w:r>
+      <w:r>
+        <w:rPr>
+          <w:lang w:val="zh_TW" w:bidi="zh_TW"/>
+        </w:rPr>
+        <w:t>新約聖經教導救恩的根源在於耶穌基督（</w:t>
+      </w:r>
+      <w:hyperlink r:id="rId97">
+        <w:r>
+          <w:rPr>
+            <w:lang w:val="zh_TW" w:bidi="zh_TW"/>
+          </w:rPr>
+          <w:rPr>
+            <w:color w:val="0000EE"/>
+            <w:u w:val="single"/>
+          </w:rPr>
+          <w:t>提後2:10</w:t>
+        </w:r>
+      </w:hyperlink>
+      <w:r>
+        <w:rPr>
+          <w:lang w:val="zh_TW" w:bidi="zh_TW"/>
+        </w:rPr>
+        <w:t>；</w:t>
+      </w:r>
+      <w:hyperlink r:id="rId98">
+        <w:r>
+          <w:rPr>
+            <w:lang w:val="zh_TW" w:bidi="zh_TW"/>
+          </w:rPr>
+          <w:rPr>
+            <w:color w:val="0000EE"/>
+            <w:u w:val="single"/>
+          </w:rPr>
+          <w:t>來5:9</w:t>
+        </w:r>
+      </w:hyperlink>
+      <w:r>
+        <w:rPr>
+          <w:lang w:val="zh_TW" w:bidi="zh_TW"/>
+        </w:rPr>
+        <w:t>），祂是救恩的「創始者」和中保（</w:t>
+      </w:r>
+      <w:hyperlink r:id="rId99">
+        <w:r>
+          <w:rPr>
+            <w:lang w:val="zh_TW" w:bidi="zh_TW"/>
+          </w:rPr>
+          <w:rPr>
+            <w:color w:val="0000EE"/>
+            <w:u w:val="single"/>
+          </w:rPr>
+          <w:t>來2:10</w:t>
+        </w:r>
+      </w:hyperlink>
+      <w:r>
+        <w:rPr>
+          <w:lang w:val="zh_TW" w:bidi="zh_TW"/>
+        </w:rPr>
+        <w:t>，</w:t>
+      </w:r>
+      <w:hyperlink r:id="rId100">
+        <w:r>
+          <w:rPr>
+            <w:lang w:val="zh_TW" w:bidi="zh_TW"/>
+          </w:rPr>
+          <w:rPr>
+            <w:color w:val="0000EE"/>
+            <w:u w:val="single"/>
+          </w:rPr>
+          <w:t>7:25</w:t>
+        </w:r>
+      </w:hyperlink>
+      <w:r>
+        <w:rPr>
+          <w:lang w:val="zh_TW" w:bidi="zh_TW"/>
+        </w:rPr>
+        <w:t>）。救恩是神的工作（</w:t>
+      </w:r>
+      <w:hyperlink r:id="rId101">
+        <w:r>
+          <w:rPr>
+            <w:lang w:val="zh_TW" w:bidi="zh_TW"/>
+          </w:rPr>
+          <w:rPr>
+            <w:color w:val="0000EE"/>
+            <w:u w:val="single"/>
+          </w:rPr>
+          <w:t>帖前5:9</w:t>
+        </w:r>
+      </w:hyperlink>
+      <w:r>
+        <w:rPr>
+          <w:lang w:val="zh_TW" w:bidi="zh_TW"/>
+        </w:rPr>
+        <w:t>），是神的恩典所賜（</w:t>
+      </w:r>
+      <w:hyperlink r:id="rId102">
+        <w:r>
+          <w:rPr>
+            <w:lang w:val="zh_TW" w:bidi="zh_TW"/>
+          </w:rPr>
+          <w:rPr>
+            <w:color w:val="0000EE"/>
+            <w:u w:val="single"/>
+          </w:rPr>
+          <w:t>弗2:8–9</w:t>
+        </w:r>
+      </w:hyperlink>
+      <w:r>
+        <w:rPr>
+          <w:lang w:val="zh_TW" w:bidi="zh_TW"/>
+        </w:rPr>
+        <w:t>）。救恩的信息包含在聖經中（</w:t>
+      </w:r>
+      <w:hyperlink r:id="rId103">
+        <w:r>
+          <w:rPr>
+            <w:lang w:val="zh_TW" w:bidi="zh_TW"/>
+          </w:rPr>
+          <w:rPr>
+            <w:color w:val="0000EE"/>
+            <w:u w:val="single"/>
+          </w:rPr>
+          <w:t>提後3:15</w:t>
+        </w:r>
+      </w:hyperlink>
+      <w:r>
+        <w:rPr>
+          <w:lang w:val="zh_TW" w:bidi="zh_TW"/>
+        </w:rPr>
+        <w:t>），並由宣講真理之道的人傳揚（</w:t>
+      </w:r>
+      <w:hyperlink r:id="rId104">
+        <w:r>
+          <w:rPr>
+            <w:lang w:val="zh_TW" w:bidi="zh_TW"/>
+          </w:rPr>
+          <w:rPr>
+            <w:color w:val="0000EE"/>
+            <w:u w:val="single"/>
+          </w:rPr>
+          <w:t>弗1:13</w:t>
+        </w:r>
+      </w:hyperlink>
+      <w:r>
+        <w:rPr>
+          <w:lang w:val="zh_TW" w:bidi="zh_TW"/>
+        </w:rPr>
+        <w:t>）。適當的回應是悔改（</w:t>
+      </w:r>
+      <w:hyperlink r:id="rId105">
+        <w:r>
+          <w:rPr>
+            <w:lang w:val="zh_TW" w:bidi="zh_TW"/>
+          </w:rPr>
+          <w:rPr>
+            <w:color w:val="0000EE"/>
+            <w:u w:val="single"/>
+          </w:rPr>
+          <w:t>林後7:10</w:t>
+        </w:r>
+      </w:hyperlink>
+      <w:r>
+        <w:rPr>
+          <w:lang w:val="zh_TW" w:bidi="zh_TW"/>
+        </w:rPr>
+        <w:t>）和信心（</w:t>
+      </w:r>
+      <w:hyperlink r:id="rId103">
+        <w:r>
+          <w:rPr>
+            <w:lang w:val="zh_TW" w:bidi="zh_TW"/>
+          </w:rPr>
+          <w:rPr>
+            <w:color w:val="0000EE"/>
+            <w:u w:val="single"/>
+          </w:rPr>
+          <w:t>提後3:15</w:t>
+        </w:r>
+      </w:hyperlink>
+      <w:r>
+        <w:rPr>
+          <w:lang w:val="zh_TW" w:bidi="zh_TW"/>
+        </w:rPr>
+        <w:t>；</w:t>
+      </w:r>
+      <w:hyperlink r:id="rId106">
+        <w:r>
+          <w:rPr>
+            <w:lang w:val="zh_TW" w:bidi="zh_TW"/>
+          </w:rPr>
+          <w:rPr>
+            <w:color w:val="0000EE"/>
+            <w:u w:val="single"/>
+          </w:rPr>
+          <w:t>彼前1:9</w:t>
+        </w:r>
+      </w:hyperlink>
+      <w:r>
+        <w:rPr>
+          <w:lang w:val="zh_TW" w:bidi="zh_TW"/>
+        </w:rPr>
+        <w:t>）。這也是早期教會在宣講救主耶穌時的教導（</w:t>
+      </w:r>
+      <w:hyperlink r:id="rId107">
+        <w:r>
+          <w:rPr>
+            <w:lang w:val="zh_TW" w:bidi="zh_TW"/>
+          </w:rPr>
+          <w:rPr>
+            <w:color w:val="0000EE"/>
+            <w:u w:val="single"/>
+          </w:rPr>
+          <w:t>徒4:12，</w:t>
+        </w:r>
+      </w:hyperlink>
+      <w:hyperlink r:id="rId108">
+        <w:r>
+          <w:rPr>
+            <w:lang w:val="zh_TW" w:bidi="zh_TW"/>
+          </w:rPr>
+          <w:rPr>
+            <w:color w:val="0000EE"/>
+            <w:u w:val="single"/>
+          </w:rPr>
+          <w:t>13:23–26</w:t>
+        </w:r>
+      </w:hyperlink>
+      <w:r>
+        <w:rPr>
+          <w:lang w:val="zh_TW" w:bidi="zh_TW"/>
+        </w:rPr>
+        <w:t>，</w:t>
+      </w:r>
+      <w:hyperlink r:id="rId109">
+        <w:r>
+          <w:rPr>
+            <w:lang w:val="zh_TW" w:bidi="zh_TW"/>
+          </w:rPr>
+          <w:rPr>
+            <w:color w:val="0000EE"/>
+            <w:u w:val="single"/>
+          </w:rPr>
+          <w:t>16:30–31</w:t>
+        </w:r>
+      </w:hyperlink>
+      <w:r>
+        <w:rPr>
+          <w:lang w:val="zh_TW" w:bidi="zh_TW"/>
+        </w:rPr>
+        <w:t>）。保羅特別強調神救恩的普世性（</w:t>
+      </w:r>
+      <w:hyperlink r:id="rId110">
+        <w:r>
+          <w:rPr>
+            <w:lang w:val="zh_TW" w:bidi="zh_TW"/>
+          </w:rPr>
+          <w:rPr>
+            <w:color w:val="0000EE"/>
+            <w:u w:val="single"/>
+          </w:rPr>
+          <w:t>羅1:16</w:t>
+        </w:r>
+      </w:hyperlink>
+      <w:r>
+        <w:rPr>
+          <w:lang w:val="zh_TW" w:bidi="zh_TW"/>
+        </w:rPr>
+        <w:t>；</w:t>
+      </w:r>
+      <w:hyperlink r:id="rId111">
+        <w:r>
+          <w:rPr>
+            <w:lang w:val="zh_TW" w:bidi="zh_TW"/>
+          </w:rPr>
+          <w:rPr>
+            <w:color w:val="0000EE"/>
+            <w:u w:val="single"/>
+          </w:rPr>
+          <w:t>多2:11</w:t>
+        </w:r>
+      </w:hyperlink>
+      <w:r>
+        <w:rPr>
+          <w:lang w:val="zh_TW" w:bidi="zh_TW"/>
+        </w:rPr>
+        <w:t>）。他的心願是猶太人得救（</w:t>
+      </w:r>
+      <w:hyperlink r:id="rId112">
+        <w:r>
+          <w:rPr>
+            <w:lang w:val="zh_TW" w:bidi="zh_TW"/>
+          </w:rPr>
+          <w:rPr>
+            <w:color w:val="0000EE"/>
+            <w:u w:val="single"/>
+          </w:rPr>
+          <w:t>羅10:1</w:t>
+        </w:r>
+      </w:hyperlink>
+      <w:r>
+        <w:rPr>
+          <w:lang w:val="zh_TW" w:bidi="zh_TW"/>
+        </w:rPr>
+        <w:t>），雖然他主要向外邦人傳講救恩的信息（</w:t>
+      </w:r>
+      <w:hyperlink r:id="rId113">
+        <w:r>
+          <w:rPr>
+            <w:lang w:val="zh_TW" w:bidi="zh_TW"/>
+          </w:rPr>
+          <w:rPr>
+            <w:color w:val="0000EE"/>
+            <w:u w:val="single"/>
+          </w:rPr>
+          <w:t>11:11–13</w:t>
+        </w:r>
+      </w:hyperlink>
+      <w:r>
+        <w:rPr>
+          <w:lang w:val="zh_TW" w:bidi="zh_TW"/>
+        </w:rPr>
+        <w:t>）。</w:t>
+      </w:r>
+    </w:p>
+    <w:p>
+      <w:pPr/>
+      <w:r>
+        <w:rPr>
+          <w:lang w:val="zh_TW" w:bidi="zh_TW"/>
+        </w:rPr>
+      </w:r>
+      <w:r>
+        <w:rPr>
+          <w:lang w:val="zh_TW" w:bidi="zh_TW"/>
+        </w:rPr>
+        <w:t>在聖經中，還有許多與救恩概念相關的詞彙。重生是指在基督裡得著新生命（「重生」，</w:t>
+      </w:r>
+      <w:hyperlink r:id="rId114">
+        <w:r>
+          <w:rPr>
+            <w:lang w:val="zh_TW" w:bidi="zh_TW"/>
+          </w:rPr>
+          <w:rPr>
+            <w:color w:val="0000EE"/>
+            <w:u w:val="single"/>
+          </w:rPr>
+          <w:t>約3:3</w:t>
+        </w:r>
+      </w:hyperlink>
+      <w:r>
+        <w:rPr>
+          <w:lang w:val="zh_TW" w:bidi="zh_TW"/>
+        </w:rPr>
+        <w:t>）。稱義是指人在神面前的合法地位，而救贖則更多是指救恩的方法——付上代價，使人回到神面前。和好指的是關係的改變，而贖罪則喚起了舊約的獻祭制度，並指向神憤怒的轉離。這些術語和其它術語與聖經中的救恩概念有一些共同之處，都是指向救主耶穌基督的位格和工作。</w:t>
+      </w:r>
+    </w:p>
+    <w:p>
+      <w:pPr/>
+      <w:r>
+        <w:rPr>
+          <w:lang w:val="zh_TW" w:bidi="zh_TW"/>
+        </w:rPr>
+      </w:r>
+      <w:r>
+        <w:rPr>
+          <w:i/>
+          <w:lang w:val="zh_TW" w:bidi="zh_TW"/>
+        </w:rPr>
+        <w:t>另見</w:t>
+      </w:r>
+      <w:r>
+        <w:rPr>
+          <w:lang w:val="zh_TW" w:bidi="zh_TW"/>
+        </w:rPr>
+        <w:t xml:space="preserve"> </w:t>
+      </w:r>
+      <w:r>
+        <w:rPr>
+          <w:lang w:val="zh_TW" w:bidi="zh_TW"/>
+        </w:rPr>
+        <w:t>稱義、被稱義</w:t>
+      </w:r>
+      <w:r>
+        <w:rPr>
+          <w:lang w:val="zh_TW" w:bidi="zh_TW"/>
+        </w:rPr>
+        <w:t>；</w:t>
+      </w:r>
+      <w:r>
+        <w:rPr>
+          <w:lang w:val="zh_TW" w:bidi="zh_TW"/>
+        </w:rPr>
+        <w:t>和好</w:t>
+      </w:r>
+      <w:r>
+        <w:rPr>
+          <w:lang w:val="zh_TW" w:bidi="zh_TW"/>
+        </w:rPr>
+        <w:t>；</w:t>
+      </w:r>
+      <w:r>
+        <w:rPr>
+          <w:lang w:val="zh_TW" w:bidi="zh_TW"/>
+        </w:rPr>
+        <w:t>救贖主、救贖</w:t>
+      </w:r>
+      <w:r>
+        <w:rPr>
+          <w:lang w:val="zh_TW" w:bidi="zh_TW"/>
+        </w:rPr>
+        <w:t>；</w:t>
+      </w:r>
+      <w:r>
+        <w:rPr>
+          <w:lang w:val="zh_TW" w:bidi="zh_TW"/>
+        </w:rPr>
+        <w:t>救主</w:t>
+      </w:r>
+      <w:r>
+        <w:rPr>
+          <w:lang w:val="zh_TW" w:bidi="zh_TW"/>
+        </w:rPr>
+        <w:t>。</w:t>
+      </w:r>
+      <w:r>
+        <w:rPr>
+          <w:lang w:val="zh_TW" w:bidi="zh_TW"/>
+        </w:rPr>
+      </w:r>
+      <w:r>
+        <w:rPr>
+          <w:lang w:val="zh_TW" w:bidi="zh_TW"/>
+        </w:rPr>
+      </w:r>
+    </w:p>
+    <w:p>
+      <w:pPr/>
+      <w:r>
+        <w:rPr>
+          <w:lang w:val="zh_TW" w:bidi="zh_TW"/>
+        </w:rPr>
+      </w:r>
+    </w:p>
+    <w:p>
+      <w:pPr>
+        <w:pStyle w:val="Heading2"/>
+      </w:pPr>
+      <w:r>
+        <w:rPr>
+          <w:lang w:val="zh_TW" w:bidi="zh_TW"/>
+        </w:rPr>
+        <w:t>救贖者，救贖</w:t>
+      </w:r>
+      <w:r>
+        <w:rPr>
+          <w:lang w:val="zh_TW" w:bidi="zh_TW"/>
+        </w:rPr>
+      </w:r>
+    </w:p>
+    <w:p>
+      <w:pPr/>
+      <w:r>
+        <w:rPr>
+          <w:lang w:val="zh_TW" w:bidi="zh_TW"/>
+        </w:rPr>
+      </w:r>
+      <w:r>
+        <w:rPr>
+          <w:lang w:val="zh_TW" w:bidi="zh_TW"/>
+        </w:rPr>
+        <w:t>英文詞源自拉丁字根，意為「買回」，因此意指透過支付贖價，釋放任何財物、物品或人。在希臘語中，該字根意為「付贖價」或「釋放」。表達從鎖鏈、奴役或獄中釋放，就會運用該詞。</w:t>
+      </w:r>
+    </w:p>
+    <w:p>
+      <w:pPr>
+        <w:pStyle w:val="Heading3"/>
+      </w:pPr>
+      <w:r>
+        <w:rPr>
+          <w:lang w:val="zh_TW" w:bidi="zh_TW"/>
+        </w:rPr>
+        <w:t>舊約聖經和新約聖經詞語</w:t>
+      </w:r>
+    </w:p>
+    <w:p>
+      <w:pPr/>
+      <w:r>
+        <w:rPr>
+          <w:lang w:val="zh_TW" w:bidi="zh_TW"/>
+        </w:rPr>
+      </w:r>
+      <w:r>
+        <w:rPr>
+          <w:lang w:val="zh_TW" w:bidi="zh_TW"/>
+        </w:rPr>
+        <w:t>要全面理解救贖的概念，就有必要查看舊約。根據不同的情況，希伯來語會使用了三個不同的詞來傳達救贖概念。這些救贖用語的含義，基於現代文化所不熟悉的法律、社會和宗教習俗。我們需要了解這些文化才能理解這些詞彙及其用法。</w:t>
+      </w:r>
+    </w:p>
+    <w:p>
+      <w:pPr/>
+      <w:r>
+        <w:rPr>
+          <w:lang w:val="zh_TW" w:bidi="zh_TW"/>
+        </w:rPr>
+      </w:r>
+      <w:r>
+        <w:rPr>
+          <w:lang w:val="zh_TW" w:bidi="zh_TW"/>
+        </w:rPr>
+        <w:t>第一個用於救贖的詞語，具有法律語境。當一隻動物替代（或救贖）一個人或另一隻動物時，會用動詞「padah」。從這個詞根衍生出的名詞，意味著贖價或所支付的價格。當一個活生生的生命——不論是人或動物——需要被救贖的時候，就必須有替代之物或付出相應的代價。否則，動物就必須被殺（</w:t>
+      </w:r>
+      <w:hyperlink r:id="rId115">
+        <w:r>
+          <w:rPr>
+            <w:lang w:val="zh_TW" w:bidi="zh_TW"/>
+          </w:rPr>
+          <w:rPr>
+            <w:color w:val="0000EE"/>
+            <w:u w:val="single"/>
+          </w:rPr>
+          <w:t>出13:13</w:t>
+        </w:r>
+      </w:hyperlink>
+      <w:r>
+        <w:rPr>
+          <w:lang w:val="zh_TW" w:bidi="zh_TW"/>
+        </w:rPr>
+        <w:t>，</w:t>
+      </w:r>
+      <w:hyperlink r:id="rId116">
+        <w:r>
+          <w:rPr>
+            <w:lang w:val="zh_TW" w:bidi="zh_TW"/>
+          </w:rPr>
+          <w:rPr>
+            <w:color w:val="0000EE"/>
+            <w:u w:val="single"/>
+          </w:rPr>
+          <w:t>34:20</w:t>
+        </w:r>
+      </w:hyperlink>
+      <w:r>
+        <w:rPr>
+          <w:lang w:val="zh_TW" w:bidi="zh_TW"/>
+        </w:rPr>
+        <w:t>）。然而，律法從來不允許在這些情況下以人命（殺人）作為替代。人必須被贖回，沒有例外。</w:t>
+      </w:r>
+    </w:p>
+    <w:p>
+      <w:pPr/>
+      <w:r>
+        <w:rPr>
+          <w:lang w:val="zh_TW" w:bidi="zh_TW"/>
+        </w:rPr>
+      </w:r>
+      <w:r>
+        <w:rPr>
+          <w:lang w:val="zh_TW" w:bidi="zh_TW"/>
+        </w:rPr>
+        <w:t>「padah」這個詞也被用在其他形式的贖金或拯救上。例如，它可以指有人付出代價來釋放以色列的奴隸，也可以用來描述以贖金拯救一個陷入危險中的人（</w:t>
+      </w:r>
+      <w:hyperlink r:id="rId117">
+        <w:r>
+          <w:rPr>
+            <w:lang w:val="zh_TW" w:bidi="zh_TW"/>
+          </w:rPr>
+          <w:rPr>
+            <w:color w:val="0000EE"/>
+            <w:u w:val="single"/>
+          </w:rPr>
+          <w:t>出21:8</w:t>
+        </w:r>
+      </w:hyperlink>
+      <w:r>
+        <w:rPr>
+          <w:lang w:val="zh_TW" w:bidi="zh_TW"/>
+        </w:rPr>
+        <w:t>；</w:t>
+      </w:r>
+      <w:hyperlink r:id="rId118">
+        <w:r>
+          <w:rPr>
+            <w:lang w:val="zh_TW" w:bidi="zh_TW"/>
+          </w:rPr>
+          <w:rPr>
+            <w:color w:val="0000EE"/>
+            <w:u w:val="single"/>
+          </w:rPr>
+          <w:t>伯6:23</w:t>
+        </w:r>
+      </w:hyperlink>
+      <w:r>
+        <w:rPr>
+          <w:lang w:val="zh_TW" w:bidi="zh_TW"/>
+        </w:rPr>
+        <w:t>）。</w:t>
+      </w:r>
+    </w:p>
+    <w:p>
+      <w:pPr/>
+      <w:r>
+        <w:rPr>
+          <w:lang w:val="zh_TW" w:bidi="zh_TW"/>
+        </w:rPr>
+      </w:r>
+      <w:r>
+        <w:rPr>
+          <w:lang w:val="zh_TW" w:bidi="zh_TW"/>
+        </w:rPr>
+        <w:t>救贖的概念對於長子具有特殊意義。頭生的，無論是人還是獸，都屬於神。理論上，長子是要獻給神的。許多動物的情況確實如此，但人的長子和一些動物會被贖回（</w:t>
+      </w:r>
+      <w:hyperlink r:id="rId115">
+        <w:r>
+          <w:rPr>
+            <w:lang w:val="zh_TW" w:bidi="zh_TW"/>
+          </w:rPr>
+          <w:rPr>
+            <w:color w:val="0000EE"/>
+            <w:u w:val="single"/>
+          </w:rPr>
+          <w:t>出13:13</w:t>
+        </w:r>
+      </w:hyperlink>
+      <w:r>
+        <w:rPr>
+          <w:lang w:val="zh_TW" w:bidi="zh_TW"/>
+        </w:rPr>
+        <w:t>，</w:t>
+      </w:r>
+      <w:hyperlink r:id="rId116">
+        <w:r>
+          <w:rPr>
+            <w:lang w:val="zh_TW" w:bidi="zh_TW"/>
+          </w:rPr>
+          <w:rPr>
+            <w:color w:val="0000EE"/>
+            <w:u w:val="single"/>
+          </w:rPr>
+          <w:t>34:20</w:t>
+        </w:r>
+      </w:hyperlink>
+      <w:r>
+        <w:rPr>
+          <w:lang w:val="zh_TW" w:bidi="zh_TW"/>
+        </w:rPr>
+        <w:t>；</w:t>
+      </w:r>
+      <w:hyperlink r:id="rId119">
+        <w:r>
+          <w:rPr>
+            <w:lang w:val="zh_TW" w:bidi="zh_TW"/>
+          </w:rPr>
+          <w:rPr>
+            <w:color w:val="0000EE"/>
+            <w:u w:val="single"/>
+          </w:rPr>
+          <w:t>民18:15–16</w:t>
+        </w:r>
+      </w:hyperlink>
+      <w:r>
+        <w:rPr>
+          <w:lang w:val="zh_TW" w:bidi="zh_TW"/>
+        </w:rPr>
+        <w:t>）。贖回長子的時候，會用動物代贖，後來則會支付贖價（</w:t>
+      </w:r>
+      <w:hyperlink r:id="rId120">
+        <w:r>
+          <w:rPr>
+            <w:lang w:val="zh_TW" w:bidi="zh_TW"/>
+          </w:rPr>
+          <w:rPr>
+            <w:color w:val="0000EE"/>
+            <w:u w:val="single"/>
+          </w:rPr>
+          <w:t>民18:16</w:t>
+        </w:r>
+      </w:hyperlink>
+      <w:r>
+        <w:rPr>
+          <w:lang w:val="zh_TW" w:bidi="zh_TW"/>
+        </w:rPr>
+        <w:t>）。</w:t>
+      </w:r>
+    </w:p>
+    <w:p>
+      <w:pPr/>
+      <w:r>
+        <w:rPr>
+          <w:lang w:val="zh_TW" w:bidi="zh_TW"/>
+        </w:rPr>
+      </w:r>
+      <w:r>
+        <w:rPr>
+          <w:lang w:val="zh_TW" w:bidi="zh_TW"/>
+        </w:rPr>
+        <w:t>第二個所用的詞是希伯來詞根ga’al，主要用於與家庭規則和義務，以及律法所規定家族產業的權利和責任。比如，假如家庭成員失去一塊產業，最近的親屬既有權利也有義務贖回這產業。這種贖回權保護了家族的產業。從這個詞根衍生出的名詞相當於英文的「贖回」（redemption），而買回財產的人是go’el或買贖者。</w:t>
+      </w:r>
+    </w:p>
+    <w:p>
+      <w:pPr/>
+      <w:r>
+        <w:rPr>
+          <w:lang w:val="zh_TW" w:bidi="zh_TW"/>
+        </w:rPr>
+      </w:r>
+      <w:r>
+        <w:rPr>
+          <w:lang w:val="zh_TW" w:bidi="zh_TW"/>
+        </w:rPr>
+        <w:t>一個以色列人若因負債，被迫賣身為奴，可以由近親或他自己贖回（</w:t>
+      </w:r>
+      <w:hyperlink r:id="rId121">
+        <w:r>
+          <w:rPr>
+            <w:lang w:val="zh_TW" w:bidi="zh_TW"/>
+          </w:rPr>
+          <w:rPr>
+            <w:color w:val="0000EE"/>
+            <w:u w:val="single"/>
+          </w:rPr>
+          <w:t>利25:47–49</w:t>
+        </w:r>
+      </w:hyperlink>
+      <w:r>
+        <w:rPr>
+          <w:lang w:val="zh_TW" w:bidi="zh_TW"/>
+        </w:rPr>
+        <w:t>）。土地也可以以同樣的方式贖回（</w:t>
+      </w:r>
+      <w:hyperlink r:id="rId122">
+        <w:r>
+          <w:rPr>
+            <w:lang w:val="zh_TW" w:bidi="zh_TW"/>
+          </w:rPr>
+          <w:rPr>
+            <w:color w:val="0000EE"/>
+            <w:u w:val="single"/>
+          </w:rPr>
+          <w:t>25:25–28</w:t>
+        </w:r>
+      </w:hyperlink>
+      <w:r>
+        <w:rPr>
+          <w:lang w:val="zh_TW" w:bidi="zh_TW"/>
+        </w:rPr>
+        <w:t>；</w:t>
+      </w:r>
+      <w:hyperlink r:id="rId123">
+        <w:r>
+          <w:rPr>
+            <w:lang w:val="zh_TW" w:bidi="zh_TW"/>
+          </w:rPr>
+          <w:rPr>
+            <w:color w:val="0000EE"/>
+            <w:u w:val="single"/>
+          </w:rPr>
+          <w:t>耶32:6–9</w:t>
+        </w:r>
+      </w:hyperlink>
+      <w:r>
+        <w:rPr>
+          <w:lang w:val="zh_TW" w:bidi="zh_TW"/>
+        </w:rPr>
+        <w:t>）。</w:t>
+      </w:r>
+    </w:p>
+    <w:p>
+      <w:pPr/>
+      <w:r>
+        <w:rPr>
+          <w:lang w:val="zh_TW" w:bidi="zh_TW"/>
+        </w:rPr>
+      </w:r>
+      <w:r>
+        <w:rPr>
+          <w:lang w:val="zh_TW" w:bidi="zh_TW"/>
+        </w:rPr>
+        <w:t>在特定情況下，贖回的權利也擴展至人。人有義務娶他兄弟的寡婦，這是眾所周知的。在路得記中，贖回的權利擴展至遠親。在這個故事中，波阿斯不僅贖回產業，還贖回路得，她成為他的妻子（</w:t>
+      </w:r>
+      <w:hyperlink r:id="rId124">
+        <w:r>
+          <w:rPr>
+            <w:lang w:val="zh_TW" w:bidi="zh_TW"/>
+          </w:rPr>
+          <w:rPr>
+            <w:color w:val="0000EE"/>
+            <w:u w:val="single"/>
+          </w:rPr>
+          <w:t>得3:13</w:t>
+        </w:r>
+      </w:hyperlink>
+      <w:r>
+        <w:rPr>
+          <w:lang w:val="zh_TW" w:bidi="zh_TW"/>
+        </w:rPr>
+        <w:t>，</w:t>
+      </w:r>
+      <w:hyperlink r:id="rId125">
+        <w:r>
+          <w:rPr>
+            <w:lang w:val="zh_TW" w:bidi="zh_TW"/>
+          </w:rPr>
+          <w:rPr>
+            <w:color w:val="0000EE"/>
+            <w:u w:val="single"/>
+          </w:rPr>
+          <w:t>4:1–6</w:t>
+        </w:r>
+      </w:hyperlink>
+      <w:r>
+        <w:rPr>
+          <w:lang w:val="zh_TW" w:bidi="zh_TW"/>
+        </w:rPr>
+        <w:t>）。</w:t>
+      </w:r>
+    </w:p>
+    <w:p>
+      <w:pPr/>
+      <w:r>
+        <w:rPr>
+          <w:lang w:val="zh_TW" w:bidi="zh_TW"/>
+        </w:rPr>
+      </w:r>
+      <w:r>
+        <w:rPr>
+          <w:lang w:val="zh_TW" w:bidi="zh_TW"/>
+        </w:rPr>
+        <w:t>希伯來語使用的第三個詞，是動詞根kaphar</w:t>
+      </w:r>
+      <w:r>
+        <w:rPr>
+          <w:i/>
+          <w:lang w:val="zh_TW" w:bidi="zh_TW"/>
+        </w:rPr>
+        <w:t>，</w:t>
+      </w:r>
+      <w:r>
+        <w:rPr>
+          <w:lang w:val="zh_TW" w:bidi="zh_TW"/>
+        </w:rPr>
+        <w:t>意思是「遮蓋」。從這個詞根衍生出來的詞彙意指遮蓋罪、贖罪或補償。從中衍生出的名詞kopher</w:t>
+      </w:r>
+      <w:r>
+        <w:rPr>
+          <w:i/>
+          <w:lang w:val="zh_TW" w:bidi="zh_TW"/>
+        </w:rPr>
+        <w:t>，</w:t>
+      </w:r>
+      <w:r>
+        <w:rPr>
+          <w:lang w:val="zh_TW" w:bidi="zh_TW"/>
+        </w:rPr>
+        <w:t>在宗教意義上使用時，意指遮蓋罪的代價。</w:t>
+      </w:r>
+    </w:p>
+    <w:p>
+      <w:pPr/>
+      <w:r>
+        <w:rPr>
+          <w:lang w:val="zh_TW" w:bidi="zh_TW"/>
+        </w:rPr>
+      </w:r>
+      <w:r>
+        <w:rPr>
+          <w:lang w:val="zh_TW" w:bidi="zh_TW"/>
+        </w:rPr>
+        <w:t>這個詞用來指代，人為任何該治死的生命所支付的代價。一個上佳的例子是，牛的主人要為其牛隻</w:t>
+      </w:r>
+      <w:r>
+        <w:rPr>
+          <w:lang w:val="zh_TW" w:bidi="zh_TW"/>
+        </w:rPr>
+        <w:t>觸</w:t>
+      </w:r>
+      <w:r>
+        <w:rPr>
+          <w:lang w:val="zh_TW" w:bidi="zh_TW"/>
+        </w:rPr>
+        <w:t>死別人而支付贖價。根據律法，主人應該被治死，但他可以通過支付所需的價銀來贖回自己（</w:t>
+      </w:r>
+      <w:hyperlink r:id="rId126">
+        <w:r>
+          <w:rPr>
+            <w:lang w:val="zh_TW" w:bidi="zh_TW"/>
+          </w:rPr>
+          <w:rPr>
+            <w:color w:val="0000EE"/>
+            <w:u w:val="single"/>
+          </w:rPr>
+          <w:t>出21:28–32</w:t>
+        </w:r>
+      </w:hyperlink>
+      <w:r>
+        <w:rPr>
+          <w:lang w:val="zh_TW" w:bidi="zh_TW"/>
+        </w:rPr>
+        <w:t>）。</w:t>
+      </w:r>
+    </w:p>
+    <w:p>
+      <w:pPr/>
+      <w:r>
+        <w:rPr>
+          <w:lang w:val="zh_TW" w:bidi="zh_TW"/>
+        </w:rPr>
+      </w:r>
+      <w:r>
+        <w:rPr>
+          <w:lang w:val="zh_TW" w:bidi="zh_TW"/>
+        </w:rPr>
+        <w:t>在七十士譯本中，這三個希伯來詞彙被翻譯為不同的希臘詞。字根 padah 和 gaʾal 通常翻譯成 lutroō（「救贖、釋放、拯救」）及其相關名詞 lutron（「贖金」）。字根 kaphar 則多半譯作「贖罪」，例如 exilaskomai。雖然這些詞在希伯來語中各有不同，但希臘文的翻譯突顯了它們共同的重點：救贖必然涉及付出的代價，帶來拯救，或使人獲得自由。</w:t>
+      </w:r>
+    </w:p>
+    <w:p>
+      <w:pPr>
+        <w:pStyle w:val="Heading3"/>
+      </w:pPr>
+      <w:r>
+        <w:rPr>
+          <w:lang w:val="zh_TW" w:bidi="zh_TW"/>
+        </w:rPr>
+        <w:t>神是救贖者</w:t>
+      </w:r>
+    </w:p>
+    <w:p>
+      <w:pPr/>
+      <w:r>
+        <w:rPr>
+          <w:lang w:val="zh_TW" w:bidi="zh_TW"/>
+        </w:rPr>
+      </w:r>
+      <w:r>
+        <w:rPr>
+          <w:lang w:val="zh_TW" w:bidi="zh_TW"/>
+        </w:rPr>
+        <w:t>在舊約中，神救贖的對象通常是整體的百姓或國族，而不是個人。這種國家救贖概念的開端，見於神將百姓從埃及的奴役釋放出來。雖然他們為奴，但他們的神救贖了他們（</w:t>
+      </w:r>
+      <w:hyperlink r:id="rId127">
+        <w:r>
+          <w:rPr>
+            <w:lang w:val="zh_TW" w:bidi="zh_TW"/>
+          </w:rPr>
+          <w:rPr>
+            <w:color w:val="0000EE"/>
+            <w:u w:val="single"/>
+          </w:rPr>
+          <w:t>出6:6</w:t>
+        </w:r>
+      </w:hyperlink>
+      <w:r>
+        <w:rPr>
+          <w:lang w:val="zh_TW" w:bidi="zh_TW"/>
+        </w:rPr>
+        <w:t>；</w:t>
+      </w:r>
+      <w:hyperlink r:id="rId128">
+        <w:r>
+          <w:rPr>
+            <w:lang w:val="zh_TW" w:bidi="zh_TW"/>
+          </w:rPr>
+          <w:rPr>
+            <w:color w:val="0000EE"/>
+            <w:u w:val="single"/>
+          </w:rPr>
+          <w:t>申15:15</w:t>
+        </w:r>
+      </w:hyperlink>
+      <w:r>
+        <w:rPr>
+          <w:lang w:val="zh_TW" w:bidi="zh_TW"/>
+        </w:rPr>
+        <w:t>）。</w:t>
+      </w:r>
+    </w:p>
+    <w:p>
+      <w:pPr/>
+      <w:r>
+        <w:rPr>
+          <w:lang w:val="zh_TW" w:bidi="zh_TW"/>
+        </w:rPr>
+      </w:r>
+      <w:r>
+        <w:rPr>
+          <w:lang w:val="zh_TW" w:bidi="zh_TW"/>
+        </w:rPr>
+        <w:t>正如用於贖回或贖買的詞語所指，其中涉及固定贖金或代贖另一個生命。當救贖概念以神為主體，祂用大能或能力來救贖，就不需要支付贖金：「</w:t>
+      </w:r>
+      <w:r>
+        <w:rPr>
+          <w:lang w:val="zh_TW" w:bidi="zh_TW"/>
+        </w:rPr>
+        <w:t>我是耶和華；我要用伸出來的膀臂……救贖你們脫離他們的重擔，不做他們的苦工</w:t>
+      </w:r>
+      <w:r>
+        <w:rPr>
+          <w:lang w:val="zh_TW" w:bidi="zh_TW"/>
+        </w:rPr>
+        <w:t>」（</w:t>
+      </w:r>
+      <w:hyperlink r:id="rId127">
+        <w:r>
+          <w:rPr>
+            <w:lang w:val="zh_TW" w:bidi="zh_TW"/>
+          </w:rPr>
+          <w:rPr>
+            <w:color w:val="0000EE"/>
+            <w:u w:val="single"/>
+          </w:rPr>
+          <w:t>出6:6</w:t>
+        </w:r>
+      </w:hyperlink>
+      <w:r>
+        <w:rPr>
+          <w:lang w:val="zh_TW" w:bidi="zh_TW"/>
+        </w:rPr>
+        <w:t>；參</w:t>
+      </w:r>
+      <w:hyperlink r:id="rId128">
+        <w:r>
+          <w:rPr>
+            <w:lang w:val="zh_TW" w:bidi="zh_TW"/>
+          </w:rPr>
+          <w:rPr>
+            <w:color w:val="0000EE"/>
+            <w:u w:val="single"/>
+          </w:rPr>
+          <w:t>申15:15</w:t>
+        </w:r>
+      </w:hyperlink>
+      <w:r>
+        <w:rPr>
+          <w:lang w:val="zh_TW" w:bidi="zh_TW"/>
+        </w:rPr>
+        <w:t>）。同樣的想法延續至其他有需要和拯救的時刻，比如被擄時期。神是國族的拯救者（比如，</w:t>
+      </w:r>
+      <w:hyperlink r:id="rId129">
+        <w:r>
+          <w:rPr>
+            <w:lang w:val="zh_TW" w:bidi="zh_TW"/>
+          </w:rPr>
+          <w:rPr>
+            <w:color w:val="0000EE"/>
+            <w:u w:val="single"/>
+          </w:rPr>
+          <w:t>賽29:22</w:t>
+        </w:r>
+      </w:hyperlink>
+      <w:r>
+        <w:rPr>
+          <w:lang w:val="zh_TW" w:bidi="zh_TW"/>
+        </w:rPr>
+        <w:t>，</w:t>
+      </w:r>
+      <w:hyperlink r:id="rId130">
+        <w:r>
+          <w:rPr>
+            <w:lang w:val="zh_TW" w:bidi="zh_TW"/>
+          </w:rPr>
+          <w:rPr>
+            <w:color w:val="0000EE"/>
+            <w:u w:val="single"/>
+          </w:rPr>
+          <w:t>35:10</w:t>
+        </w:r>
+      </w:hyperlink>
+      <w:r>
+        <w:rPr>
+          <w:lang w:val="zh_TW" w:bidi="zh_TW"/>
+        </w:rPr>
+        <w:t>，</w:t>
+      </w:r>
+      <w:hyperlink r:id="rId131">
+        <w:r>
+          <w:rPr>
+            <w:lang w:val="zh_TW" w:bidi="zh_TW"/>
+          </w:rPr>
+          <w:rPr>
+            <w:color w:val="0000EE"/>
+            <w:u w:val="single"/>
+          </w:rPr>
+          <w:t>43:1</w:t>
+        </w:r>
+      </w:hyperlink>
+      <w:r>
+        <w:rPr>
+          <w:lang w:val="zh_TW" w:bidi="zh_TW"/>
+        </w:rPr>
+        <w:t>，</w:t>
+      </w:r>
+      <w:hyperlink r:id="rId132">
+        <w:r>
+          <w:rPr>
+            <w:lang w:val="zh_TW" w:bidi="zh_TW"/>
+          </w:rPr>
+          <w:rPr>
+            <w:color w:val="0000EE"/>
+            <w:u w:val="single"/>
+          </w:rPr>
+          <w:t>44:22</w:t>
+        </w:r>
+      </w:hyperlink>
+      <w:r>
+        <w:rPr>
+          <w:lang w:val="zh_TW" w:bidi="zh_TW"/>
+        </w:rPr>
+        <w:t>；</w:t>
+      </w:r>
+      <w:hyperlink r:id="rId133">
+        <w:r>
+          <w:rPr>
+            <w:lang w:val="zh_TW" w:bidi="zh_TW"/>
+          </w:rPr>
+          <w:rPr>
+            <w:color w:val="0000EE"/>
+            <w:u w:val="single"/>
+          </w:rPr>
+          <w:t>耶31:11</w:t>
+        </w:r>
+      </w:hyperlink>
+      <w:r>
+        <w:rPr>
+          <w:lang w:val="zh_TW" w:bidi="zh_TW"/>
+        </w:rPr>
+        <w:t>）。</w:t>
+      </w:r>
+    </w:p>
+    <w:p>
+      <w:pPr/>
+      <w:r>
+        <w:rPr>
+          <w:lang w:val="zh_TW" w:bidi="zh_TW"/>
+        </w:rPr>
+      </w:r>
+      <w:r>
+        <w:rPr>
+          <w:lang w:val="zh_TW" w:bidi="zh_TW"/>
+        </w:rPr>
+        <w:t>同樣，經文沒有任何暗示神為釋放祂的子民而付上贖金。神以自己的大能救贖。「</w:t>
+      </w:r>
+      <w:r>
+        <w:rPr>
+          <w:lang w:val="zh_TW" w:bidi="zh_TW"/>
+        </w:rPr>
+        <w:t>耶和華如此說</w:t>
+      </w:r>
+      <w:r>
+        <w:rPr>
+          <w:lang w:val="zh_TW" w:bidi="zh_TW"/>
+        </w:rPr>
+        <w:t>：『</w:t>
+      </w:r>
+      <w:r>
+        <w:rPr>
+          <w:lang w:val="zh_TW" w:bidi="zh_TW"/>
+        </w:rPr>
+        <w:t>你們是無價被賣的，也必無銀被贖</w:t>
+      </w:r>
+      <w:r>
+        <w:rPr>
+          <w:lang w:val="zh_TW" w:bidi="zh_TW"/>
+        </w:rPr>
+        <w:t>』」（</w:t>
+      </w:r>
+      <w:hyperlink r:id="rId134">
+        <w:r>
+          <w:rPr>
+            <w:lang w:val="zh_TW" w:bidi="zh_TW"/>
+          </w:rPr>
+          <w:rPr>
+            <w:color w:val="0000EE"/>
+            <w:u w:val="single"/>
+          </w:rPr>
+          <w:t>賽52:3</w:t>
+        </w:r>
+      </w:hyperlink>
+      <w:r>
+        <w:rPr>
+          <w:lang w:val="zh_TW" w:bidi="zh_TW"/>
+        </w:rPr>
+        <w:t>）。當居魯士讓百姓自由時，同樣沒有支付贖價（</w:t>
+      </w:r>
+      <w:hyperlink r:id="rId135">
+        <w:r>
+          <w:rPr>
+            <w:lang w:val="zh_TW" w:bidi="zh_TW"/>
+          </w:rPr>
+          <w:rPr>
+            <w:color w:val="0000EE"/>
+            <w:u w:val="single"/>
+          </w:rPr>
+          <w:t>45:13</w:t>
+        </w:r>
+      </w:hyperlink>
+      <w:r>
+        <w:rPr>
+          <w:lang w:val="zh_TW" w:bidi="zh_TW"/>
+        </w:rPr>
+        <w:t>）。</w:t>
+      </w:r>
+    </w:p>
+    <w:p>
+      <w:pPr/>
+      <w:r>
+        <w:rPr>
+          <w:lang w:val="zh_TW" w:bidi="zh_TW"/>
+        </w:rPr>
+      </w:r>
+      <w:r>
+        <w:rPr>
+          <w:lang w:val="zh_TW" w:bidi="zh_TW"/>
+        </w:rPr>
+        <w:t>在基督教社群中，尤其是在教會的早期，出現了需要支付贖金來贖罪的想法。事實上，人們經常被教導說，罪人實際上是被撒但囚禁。基督的死是神支付給撒但的贖金，以釋放罪人。這種教導並沒有聖經支持。基督的死是一種贖罪或挽回的行為，但這並不意味著祂的死是支付給撒但的贖金。聖經沒有任何地方，描繪神與撒但進行這樣的商業交易。十字架的救贖工作肯定屬於神的奧秘。</w:t>
+      </w:r>
+    </w:p>
+    <w:p>
+      <w:pPr>
+        <w:pStyle w:val="Heading3"/>
+      </w:pPr>
+      <w:r>
+        <w:rPr>
+          <w:lang w:val="zh_TW" w:bidi="zh_TW"/>
+        </w:rPr>
+        <w:t>救贖與彌賽亞</w:t>
+      </w:r>
+    </w:p>
+    <w:p>
+      <w:pPr/>
+      <w:r>
+        <w:rPr>
+          <w:lang w:val="zh_TW" w:bidi="zh_TW"/>
+        </w:rPr>
+      </w:r>
+      <w:r>
+        <w:rPr>
+          <w:lang w:val="zh_TW" w:bidi="zh_TW"/>
+        </w:rPr>
+        <w:t>在舊約中，救贖與彌賽亞的盼望密切相關。從出埃及的時候起，神就被啟示是拯救者。在被擄期間，救贖的盼望非常強烈。先知不斷言說神為救贖者或拯救者。這個盼望最終會透過神的受膏者，即彌賽亞來成就，祂就是大衛的後裔（</w:t>
+      </w:r>
+      <w:hyperlink r:id="rId136">
+        <w:r>
+          <w:rPr>
+            <w:lang w:val="zh_TW" w:bidi="zh_TW"/>
+          </w:rPr>
+          <w:rPr>
+            <w:color w:val="0000EE"/>
+            <w:u w:val="single"/>
+          </w:rPr>
+          <w:t>賽9:1–6</w:t>
+        </w:r>
+      </w:hyperlink>
+      <w:r>
+        <w:rPr>
+          <w:lang w:val="zh_TW" w:bidi="zh_TW"/>
+        </w:rPr>
+        <w:t>，</w:t>
+      </w:r>
+      <w:hyperlink r:id="rId137">
+        <w:r>
+          <w:rPr>
+            <w:lang w:val="zh_TW" w:bidi="zh_TW"/>
+          </w:rPr>
+          <w:rPr>
+            <w:color w:val="0000EE"/>
+            <w:u w:val="single"/>
+          </w:rPr>
+          <w:t>11:1–9</w:t>
+        </w:r>
+      </w:hyperlink>
+      <w:r>
+        <w:rPr>
+          <w:lang w:val="zh_TW" w:bidi="zh_TW"/>
+        </w:rPr>
+        <w:t>；</w:t>
+      </w:r>
+      <w:hyperlink r:id="rId84">
+        <w:r>
+          <w:rPr>
+            <w:lang w:val="zh_TW" w:bidi="zh_TW"/>
+          </w:rPr>
+          <w:rPr>
+            <w:color w:val="0000EE"/>
+            <w:u w:val="single"/>
+          </w:rPr>
+          <w:t>耶23:5–6</w:t>
+        </w:r>
+      </w:hyperlink>
+      <w:r>
+        <w:rPr>
+          <w:lang w:val="zh_TW" w:bidi="zh_TW"/>
+        </w:rPr>
+        <w:t>）。</w:t>
+      </w:r>
+    </w:p>
+    <w:p>
+      <w:pPr/>
+      <w:r>
+        <w:rPr>
+          <w:lang w:val="zh_TW" w:bidi="zh_TW"/>
+        </w:rPr>
+      </w:r>
+      <w:r>
+        <w:rPr>
+          <w:lang w:val="zh_TW" w:bidi="zh_TW"/>
+        </w:rPr>
+        <w:t>彌賽亞的盼望在被擄和逼迫期間變得更加強烈。事實上，在漫長的逼迫時期中，這種對彌賽亞拯救者的盼望，比以往任何時候都更強烈。這段時期通常被稱為兩約之間，持續了大約四個世紀，從最後一位先知直到施洗約翰和耶穌時代。</w:t>
+      </w:r>
+    </w:p>
+    <w:p>
+      <w:pPr/>
+      <w:r>
+        <w:rPr>
+          <w:lang w:val="zh_TW" w:bidi="zh_TW"/>
+        </w:rPr>
+      </w:r>
+      <w:r>
+        <w:rPr>
+          <w:lang w:val="zh_TW" w:bidi="zh_TW"/>
+        </w:rPr>
+        <w:t>基督徒相信在耶穌基督（或耶穌彌賽亞）裡，我們看到舊約救贖概念的實現。救贖的意象在福音書非常明顯。施洗約翰將拿撒勒的耶穌，描繪為應驗了神救贖的國度（</w:t>
+      </w:r>
+      <w:hyperlink r:id="rId138">
+        <w:r>
+          <w:rPr>
+            <w:lang w:val="zh_TW" w:bidi="zh_TW"/>
+          </w:rPr>
+          <w:rPr>
+            <w:color w:val="0000EE"/>
+            <w:u w:val="single"/>
+          </w:rPr>
+          <w:t>太3:12</w:t>
+        </w:r>
+      </w:hyperlink>
+      <w:r>
+        <w:rPr>
+          <w:lang w:val="zh_TW" w:bidi="zh_TW"/>
+        </w:rPr>
+        <w:t>），因此是以色列的彌賽亞。耶穌這位人子的來臨，是要捨命作多人的贖價（</w:t>
+      </w:r>
+      <w:hyperlink r:id="rId139">
+        <w:r>
+          <w:rPr>
+            <w:lang w:val="zh_TW" w:bidi="zh_TW"/>
+          </w:rPr>
+          <w:rPr>
+            <w:color w:val="0000EE"/>
+            <w:u w:val="single"/>
+          </w:rPr>
+          <w:t>太20:28</w:t>
+        </w:r>
+      </w:hyperlink>
+      <w:r>
+        <w:rPr>
+          <w:lang w:val="zh_TW" w:bidi="zh_TW"/>
+        </w:rPr>
+        <w:t>；</w:t>
+      </w:r>
+      <w:hyperlink r:id="rId140">
+        <w:r>
+          <w:rPr>
+            <w:lang w:val="zh_TW" w:bidi="zh_TW"/>
+          </w:rPr>
+          <w:rPr>
+            <w:color w:val="0000EE"/>
+            <w:u w:val="single"/>
+          </w:rPr>
+          <w:t>可10:45</w:t>
+        </w:r>
+      </w:hyperlink>
+      <w:r>
+        <w:rPr>
+          <w:lang w:val="zh_TW" w:bidi="zh_TW"/>
+        </w:rPr>
+        <w:t>）。彌賽亞的工作是代贖和具替代意義的。</w:t>
+      </w:r>
+    </w:p>
+    <w:p>
+      <w:pPr/>
+      <w:r>
+        <w:rPr>
+          <w:lang w:val="zh_TW" w:bidi="zh_TW"/>
+        </w:rPr>
+      </w:r>
+      <w:r>
+        <w:rPr>
+          <w:lang w:val="zh_TW" w:bidi="zh_TW"/>
+        </w:rPr>
+        <w:t>同樣的思想尤其見保羅著作。基督是向父獻上的挽回祭（</w:t>
+      </w:r>
+      <w:hyperlink r:id="rId141">
+        <w:r>
+          <w:rPr>
+            <w:lang w:val="zh_TW" w:bidi="zh_TW"/>
+          </w:rPr>
+          <w:rPr>
+            <w:color w:val="0000EE"/>
+            <w:u w:val="single"/>
+          </w:rPr>
+          <w:t>羅3:25</w:t>
+        </w:r>
+      </w:hyperlink>
+      <w:r>
+        <w:rPr>
+          <w:lang w:val="zh_TW" w:bidi="zh_TW"/>
+        </w:rPr>
+        <w:t>）。救贖是藉耶穌捨去生命（</w:t>
+      </w:r>
+      <w:hyperlink r:id="rId142">
+        <w:r>
+          <w:rPr>
+            <w:lang w:val="zh_TW" w:bidi="zh_TW"/>
+          </w:rPr>
+          <w:rPr>
+            <w:color w:val="0000EE"/>
+            <w:u w:val="single"/>
+          </w:rPr>
+          <w:t>徒20:28</w:t>
+        </w:r>
+      </w:hyperlink>
+      <w:r>
+        <w:rPr>
+          <w:lang w:val="zh_TW" w:bidi="zh_TW"/>
+        </w:rPr>
+        <w:t>），買贖百姓（</w:t>
+      </w:r>
+      <w:hyperlink r:id="rId143">
+        <w:r>
+          <w:rPr>
+            <w:lang w:val="zh_TW" w:bidi="zh_TW"/>
+          </w:rPr>
+          <w:rPr>
+            <w:color w:val="0000EE"/>
+            <w:u w:val="single"/>
+          </w:rPr>
+          <w:t>彼前2:9</w:t>
+        </w:r>
+      </w:hyperlink>
+      <w:r>
+        <w:rPr>
+          <w:lang w:val="zh_TW" w:bidi="zh_TW"/>
+        </w:rPr>
+        <w:t>；另見</w:t>
+      </w:r>
+      <w:hyperlink r:id="rId144">
+        <w:r>
+          <w:rPr>
+            <w:lang w:val="zh_TW" w:bidi="zh_TW"/>
+          </w:rPr>
+          <w:rPr>
+            <w:color w:val="0000EE"/>
+            <w:u w:val="single"/>
+          </w:rPr>
+          <w:t>林前7:22–24</w:t>
+        </w:r>
+      </w:hyperlink>
+      <w:r>
+        <w:rPr>
+          <w:lang w:val="zh_TW" w:bidi="zh_TW"/>
+        </w:rPr>
+        <w:t>；</w:t>
+      </w:r>
+      <w:hyperlink r:id="rId145">
+        <w:r>
+          <w:rPr>
+            <w:lang w:val="zh_TW" w:bidi="zh_TW"/>
+          </w:rPr>
+          <w:rPr>
+            <w:color w:val="0000EE"/>
+            <w:u w:val="single"/>
+          </w:rPr>
+          <w:t>林後5:14–17</w:t>
+        </w:r>
+      </w:hyperlink>
+      <w:r>
+        <w:rPr>
+          <w:lang w:val="zh_TW" w:bidi="zh_TW"/>
+        </w:rPr>
+        <w:t>）。這些都是用來表達救贖或贖罪核心思想的詞語或表達方式。耶穌基督是在自己身上，成就聖經救贖概念的人，並藉著祂的犧牲為罪人賜下救贖。</w:t>
+      </w:r>
+    </w:p>
+    <w:p>
+      <w:pPr/>
+      <w:r>
+        <w:rPr>
+          <w:lang w:val="zh_TW" w:bidi="zh_TW"/>
+        </w:rPr>
+      </w:r>
+      <w:r>
+        <w:rPr>
+          <w:lang w:val="zh_TW" w:bidi="zh_TW"/>
+        </w:rPr>
+        <w:t>救贖的概念對神的百姓有深刻意義。在舊約中，這概念說明了一個真理：神是其立約百姓的救主。雖然以色列因否認神的律法而陷入罪中，但神並沒有毀滅他們，而是在他們悔改時再悅納他們。</w:t>
+      </w:r>
+    </w:p>
+    <w:p>
+      <w:pPr/>
+      <w:r>
+        <w:rPr>
+          <w:lang w:val="zh_TW" w:bidi="zh_TW"/>
+        </w:rPr>
+      </w:r>
+      <w:r>
+        <w:rPr>
+          <w:lang w:val="zh_TW" w:bidi="zh_TW"/>
+        </w:rPr>
+        <w:t>尤其是在在先知書中，神的救贖工作會藉彌賽亞及其救贖的犧牲來完成。耶穌的追隨者相信祂是彌賽亞，會為整個世界提供救贖。與救贖的概念相伴的是神的愛，這是得著永生的基礎（</w:t>
+      </w:r>
+      <w:hyperlink r:id="rId146">
+        <w:r>
+          <w:rPr>
+            <w:lang w:val="zh_TW" w:bidi="zh_TW"/>
+          </w:rPr>
+          <w:rPr>
+            <w:color w:val="0000EE"/>
+            <w:u w:val="single"/>
+          </w:rPr>
+          <w:t>約3:16</w:t>
+        </w:r>
+      </w:hyperlink>
+      <w:r>
+        <w:rPr>
+          <w:lang w:val="zh_TW" w:bidi="zh_TW"/>
+        </w:rPr>
+        <w:t>）。相信的人會從罪的束縛中解脫，並再次得著救贖之神的喜悅。</w:t>
+      </w:r>
+    </w:p>
+    <w:p>
+      <w:pPr/>
+      <w:r>
+        <w:rPr>
+          <w:lang w:val="zh_TW" w:bidi="zh_TW"/>
+        </w:rPr>
+      </w:r>
+      <w:r>
+        <w:rPr>
+          <w:i/>
+          <w:lang w:val="zh_TW" w:bidi="zh_TW"/>
+        </w:rPr>
+        <w:t>另見</w:t>
+      </w:r>
+      <w:r>
+        <w:rPr>
+          <w:lang w:val="zh_TW" w:bidi="zh_TW"/>
+        </w:rPr>
+        <w:t xml:space="preserve"> </w:t>
+      </w:r>
+      <w:r>
+        <w:rPr>
+          <w:lang w:val="zh_TW" w:bidi="zh_TW"/>
+        </w:rPr>
+        <w:t>贖罪</w:t>
+      </w:r>
+      <w:r>
+        <w:rPr>
+          <w:lang w:val="zh_TW" w:bidi="zh_TW"/>
+        </w:rPr>
+        <w:t>、</w:t>
+      </w:r>
+      <w:r>
+        <w:rPr>
+          <w:lang w:val="zh_TW" w:bidi="zh_TW"/>
+        </w:rPr>
+        <w:t>贖價</w:t>
+      </w:r>
+      <w:r>
+        <w:rPr>
+          <w:lang w:val="zh_TW" w:bidi="zh_TW"/>
+        </w:rPr>
+        <w:t>、</w:t>
+      </w:r>
+      <w:r>
+        <w:rPr>
+          <w:lang w:val="zh_TW" w:bidi="zh_TW"/>
+        </w:rPr>
+        <w:t>救恩</w:t>
+      </w:r>
+      <w:r>
+        <w:rPr>
+          <w:lang w:val="zh_TW" w:bidi="zh_TW"/>
+        </w:rPr>
+        <w:t>。</w:t>
+      </w:r>
+      <w:r>
+        <w:rPr>
+          <w:lang w:val="zh_TW" w:bidi="zh_TW"/>
+        </w:rPr>
+      </w:r>
+      <w:r>
+        <w:rPr>
+          <w:lang w:val="zh_TW" w:bidi="zh_TW"/>
+        </w:rPr>
+      </w:r>
+    </w:p>
+    <w:p>
+      <w:pPr/>
+      <w:r>
+        <w:rPr>
+          <w:lang w:val="zh_TW" w:bidi="zh_TW"/>
+        </w:rPr>
+      </w:r>
+    </w:p>
+    <w:p>
+      <w:pPr>
+        <w:pStyle w:val="Heading2"/>
+      </w:pPr>
+      <w:r>
+        <w:rPr>
+          <w:lang w:val="zh_TW" w:bidi="zh_TW"/>
+        </w:rPr>
+        <w:t>救主</w:t>
+      </w:r>
+      <w:r>
+        <w:rPr>
+          <w:lang w:val="zh_TW" w:bidi="zh_TW"/>
+        </w:rPr>
+      </w:r>
+    </w:p>
+    <w:p>
+      <w:pPr/>
+      <w:r>
+        <w:rPr>
+          <w:lang w:val="zh_TW" w:bidi="zh_TW"/>
+        </w:rPr>
+      </w:r>
+      <w:r>
+        <w:rPr>
+          <w:lang w:val="zh_TW" w:bidi="zh_TW"/>
+        </w:rPr>
+        <w:t>施行拯救或救援的那一位。「救主（savior）」這個詞在聖經中最常用來指神和耶穌基督。將耶穌理解為救主是接受聖經信息的一個關鍵真理。英文聖經在舊約中使用savior（救主）來翻譯希伯來文詞語</w:t>
+      </w:r>
+      <w:r>
+        <w:rPr>
+          <w:i/>
+          <w:lang w:val="zh_TW" w:bidi="zh_TW"/>
+        </w:rPr>
+        <w:t>yasha'</w:t>
+      </w:r>
+      <w:r>
+        <w:rPr>
+          <w:lang w:val="zh_TW" w:bidi="zh_TW"/>
+        </w:rPr>
+        <w:t xml:space="preserve"> 的各種形式，這個詞的意思是「拯救（save）」、「救助（deliver）」或「救援（rescue）」。通常，「救主」這個詞用來翻譯動詞 </w:t>
+      </w:r>
+      <w:r>
+        <w:rPr>
+          <w:i/>
+          <w:lang w:val="zh_TW" w:bidi="zh_TW"/>
+        </w:rPr>
+        <w:t xml:space="preserve">moshia‘ </w:t>
+      </w:r>
+      <w:r>
+        <w:rPr>
+          <w:lang w:val="zh_TW" w:bidi="zh_TW"/>
+        </w:rPr>
+        <w:t>的分詞形式 ，意思是「施行拯救的那一位」。以這種方式使用時，「救主」在舊約中出現13或14次，具體數量取決於所使用的譯本。</w:t>
+      </w:r>
+    </w:p>
+    <w:p>
+      <w:pPr/>
+      <w:r>
+        <w:rPr>
+          <w:lang w:val="zh_TW" w:bidi="zh_TW"/>
+        </w:rPr>
+      </w:r>
+      <w:r>
+        <w:rPr>
+          <w:lang w:val="zh_TW" w:bidi="zh_TW"/>
+        </w:rPr>
+        <w:t>「救主」這個詞的基本理解是那位實行拯救或救援的人，這在</w:t>
+      </w:r>
+      <w:hyperlink r:id="rId147">
+        <w:r>
+          <w:rPr>
+            <w:lang w:val="zh_TW" w:bidi="zh_TW"/>
+          </w:rPr>
+          <w:rPr>
+            <w:color w:val="0000EE"/>
+            <w:u w:val="single"/>
+          </w:rPr>
+          <w:t>申命記二十二章27節</w:t>
+        </w:r>
+      </w:hyperlink>
+      <w:r>
+        <w:rPr>
+          <w:lang w:val="zh_TW" w:bidi="zh_TW"/>
+        </w:rPr>
+        <w:t>得到體現，那裡的律法預見一種在需要時沒有救助者在附近的情況。</w:t>
+      </w:r>
+      <w:r>
+        <w:rPr>
+          <w:i/>
+          <w:lang w:val="zh_TW" w:bidi="zh_TW"/>
+        </w:rPr>
+        <w:t>Moshia‘</w:t>
+      </w:r>
+      <w:r>
+        <w:rPr>
+          <w:lang w:val="zh_TW" w:bidi="zh_TW"/>
+        </w:rPr>
+        <w:t xml:space="preserve"> 這個詞也應用於個人身上，例如俄陀聶和以笏都被稱為「拯救者」（</w:t>
+      </w:r>
+      <w:hyperlink r:id="rId148">
+        <w:r>
+          <w:rPr>
+            <w:lang w:val="zh_TW" w:bidi="zh_TW"/>
+          </w:rPr>
+          <w:rPr>
+            <w:color w:val="0000EE"/>
+            <w:u w:val="single"/>
+          </w:rPr>
+          <w:t>士3:9、15</w:t>
+        </w:r>
+      </w:hyperlink>
+      <w:r>
+        <w:rPr>
+          <w:lang w:val="zh_TW" w:bidi="zh_TW"/>
+        </w:rPr>
+        <w:t>），而</w:t>
+      </w:r>
+      <w:hyperlink r:id="rId149">
+        <w:r>
+          <w:rPr>
+            <w:lang w:val="zh_TW" w:bidi="zh_TW"/>
+          </w:rPr>
+          <w:rPr>
+            <w:color w:val="0000EE"/>
+            <w:u w:val="single"/>
+          </w:rPr>
+          <w:t>尼希米記九章27節</w:t>
+        </w:r>
+      </w:hyperlink>
+      <w:r>
+        <w:rPr>
+          <w:lang w:val="zh_TW" w:bidi="zh_TW"/>
+        </w:rPr>
+        <w:t>提到神所差遣的士師們被稱為神所差遣的拯救者。</w:t>
+      </w:r>
+      <w:hyperlink r:id="rId150">
+        <w:r>
+          <w:rPr>
+            <w:lang w:val="zh_TW" w:bidi="zh_TW"/>
+          </w:rPr>
+          <w:rPr>
+            <w:color w:val="0000EE"/>
+            <w:u w:val="single"/>
+          </w:rPr>
+          <w:t>列王紀下十三章5節</w:t>
+        </w:r>
+      </w:hyperlink>
+      <w:r>
+        <w:rPr>
+          <w:lang w:val="zh_TW" w:bidi="zh_TW"/>
+        </w:rPr>
+        <w:t>記載了主給以色列一位救主，指的是他們從亞蘭人手中得救。有些人認為這位拯救者是指猶大王耶羅波安二世；另一些人則認為是一位外邦君王，通常是哈馬的扎基爾（Zakir）王。然而，經文並未明確指出這位救主是誰。經文的重點在於神為祂的子民差遣了這位拯救者。在舊約中，大多數提到「救主」的經文是指神自己是以色列的救主，即使這個稱謂有時被用於其他人身上，也會明確指出這是神差遣或興起的。以色列人明白神是他們的救主，並在讚美的詩歌中（</w:t>
+      </w:r>
+      <w:hyperlink r:id="rId151">
+        <w:r>
+          <w:rPr>
+            <w:lang w:val="zh_TW" w:bidi="zh_TW"/>
+          </w:rPr>
+          <w:rPr>
+            <w:color w:val="0000EE"/>
+            <w:u w:val="single"/>
+          </w:rPr>
+          <w:t>詩17:7</w:t>
+        </w:r>
+      </w:hyperlink>
+      <w:r>
+        <w:rPr>
+          <w:lang w:val="zh_TW" w:bidi="zh_TW"/>
+        </w:rPr>
+        <w:t>，</w:t>
+      </w:r>
+      <w:hyperlink r:id="rId152">
+        <w:r>
+          <w:rPr>
+            <w:lang w:val="zh_TW" w:bidi="zh_TW"/>
+          </w:rPr>
+          <w:rPr>
+            <w:color w:val="0000EE"/>
+            <w:u w:val="single"/>
+          </w:rPr>
+          <w:t>106:1–12</w:t>
+        </w:r>
+      </w:hyperlink>
+      <w:r>
+        <w:rPr>
+          <w:lang w:val="zh_TW" w:bidi="zh_TW"/>
+        </w:rPr>
+        <w:t>）和求救的呼聲中宣告這一點（</w:t>
+      </w:r>
+      <w:hyperlink r:id="rId153">
+        <w:r>
+          <w:rPr>
+            <w:lang w:val="zh_TW" w:bidi="zh_TW"/>
+          </w:rPr>
+          <w:rPr>
+            <w:color w:val="0000EE"/>
+            <w:u w:val="single"/>
+          </w:rPr>
+          <w:t>耶14:8</w:t>
+        </w:r>
+      </w:hyperlink>
+      <w:r>
+        <w:rPr>
+          <w:lang w:val="zh_TW" w:bidi="zh_TW"/>
+        </w:rPr>
+        <w:t>）。大衛這樣稱頌神：「是我的高臺，是我的避難所。我的救主」（</w:t>
+      </w:r>
+      <w:hyperlink r:id="rId154">
+        <w:r>
+          <w:rPr>
+            <w:lang w:val="zh_TW" w:bidi="zh_TW"/>
+          </w:rPr>
+          <w:rPr>
+            <w:color w:val="0000EE"/>
+            <w:u w:val="single"/>
+          </w:rPr>
+          <w:t>撒下22:3</w:t>
+        </w:r>
+      </w:hyperlink>
+      <w:r>
+        <w:rPr>
+          <w:lang w:val="zh_TW" w:bidi="zh_TW"/>
+        </w:rPr>
+        <w:t>）。詩篇的作者經常稱頌耶和華為他們的「幫助」或「拯救」（</w:t>
+      </w:r>
+      <w:hyperlink r:id="rId155">
+        <w:r>
+          <w:rPr>
+            <w:lang w:val="zh_TW" w:bidi="zh_TW"/>
+          </w:rPr>
+          <w:rPr>
+            <w:color w:val="0000EE"/>
+            <w:u w:val="single"/>
+          </w:rPr>
+          <w:t>詩27:9</w:t>
+        </w:r>
+      </w:hyperlink>
+      <w:r>
+        <w:rPr>
+          <w:lang w:val="zh_TW" w:bidi="zh_TW"/>
+        </w:rPr>
+        <w:t>，</w:t>
+      </w:r>
+      <w:hyperlink r:id="rId73">
+        <w:r>
+          <w:rPr>
+            <w:lang w:val="zh_TW" w:bidi="zh_TW"/>
+          </w:rPr>
+          <w:rPr>
+            <w:color w:val="0000EE"/>
+            <w:u w:val="single"/>
+          </w:rPr>
+          <w:t>38:22</w:t>
+        </w:r>
+      </w:hyperlink>
+      <w:r>
+        <w:rPr>
+          <w:lang w:val="zh_TW" w:bidi="zh_TW"/>
+        </w:rPr>
+        <w:t>，</w:t>
+      </w:r>
+      <w:hyperlink r:id="rId156">
+        <w:r>
+          <w:rPr>
+            <w:lang w:val="zh_TW" w:bidi="zh_TW"/>
+          </w:rPr>
+          <w:rPr>
+            <w:color w:val="0000EE"/>
+            <w:u w:val="single"/>
+          </w:rPr>
+          <w:t>42:5、11</w:t>
+        </w:r>
+      </w:hyperlink>
+      <w:r>
+        <w:rPr>
+          <w:lang w:val="zh_TW" w:bidi="zh_TW"/>
+        </w:rPr>
+        <w:t>，</w:t>
+      </w:r>
+      <w:hyperlink r:id="rId78">
+        <w:r>
+          <w:rPr>
+            <w:lang w:val="zh_TW" w:bidi="zh_TW"/>
+          </w:rPr>
+          <w:rPr>
+            <w:color w:val="0000EE"/>
+            <w:u w:val="single"/>
+          </w:rPr>
+          <w:t>65:5</w:t>
+        </w:r>
+      </w:hyperlink>
+      <w:r>
+        <w:rPr>
+          <w:lang w:val="zh_TW" w:bidi="zh_TW"/>
+        </w:rPr>
+        <w:t>，</w:t>
+      </w:r>
+      <w:hyperlink r:id="rId157">
+        <w:r>
+          <w:rPr>
+            <w:lang w:val="zh_TW" w:bidi="zh_TW"/>
+          </w:rPr>
+          <w:rPr>
+            <w:color w:val="0000EE"/>
+            <w:u w:val="single"/>
+          </w:rPr>
+          <w:t>68:19</w:t>
+        </w:r>
+      </w:hyperlink>
+      <w:r>
+        <w:rPr>
+          <w:lang w:val="zh_TW" w:bidi="zh_TW"/>
+        </w:rPr>
+        <w:t>，</w:t>
+      </w:r>
+      <w:hyperlink r:id="rId158">
+        <w:r>
+          <w:rPr>
+            <w:lang w:val="zh_TW" w:bidi="zh_TW"/>
+          </w:rPr>
+          <w:rPr>
+            <w:color w:val="0000EE"/>
+            <w:u w:val="single"/>
+          </w:rPr>
+          <w:t>79:9</w:t>
+        </w:r>
+      </w:hyperlink>
+      <w:r>
+        <w:rPr>
+          <w:lang w:val="zh_TW" w:bidi="zh_TW"/>
+        </w:rPr>
+        <w:t>，</w:t>
+      </w:r>
+      <w:hyperlink r:id="rId159">
+        <w:r>
+          <w:rPr>
+            <w:lang w:val="zh_TW" w:bidi="zh_TW"/>
+          </w:rPr>
+          <w:rPr>
+            <w:color w:val="0000EE"/>
+            <w:u w:val="single"/>
+          </w:rPr>
+          <w:t>85:4</w:t>
+        </w:r>
+      </w:hyperlink>
+      <w:r>
+        <w:rPr>
+          <w:lang w:val="zh_TW" w:bidi="zh_TW"/>
+        </w:rPr>
+        <w:t>，</w:t>
+      </w:r>
+      <w:hyperlink r:id="rId160">
+        <w:r>
+          <w:rPr>
+            <w:lang w:val="zh_TW" w:bidi="zh_TW"/>
+          </w:rPr>
+          <w:rPr>
+            <w:color w:val="0000EE"/>
+            <w:u w:val="single"/>
+          </w:rPr>
+          <w:t>89:26</w:t>
+        </w:r>
+      </w:hyperlink>
+      <w:r>
+        <w:rPr>
+          <w:lang w:val="zh_TW" w:bidi="zh_TW"/>
+        </w:rPr>
+        <w:t>）。對以色列人來說，出埃及無疑是他們最偉大的拯救經歷，並奠定了他們認識神是救主的基礎。詩篇的作者在回憶以色列鑄造金牛犢的罪時，宣告說：「忘了神—他們的救主；他曾在埃及行大事」（</w:t>
+      </w:r>
+      <w:hyperlink r:id="rId161">
+        <w:r>
+          <w:rPr>
+            <w:lang w:val="zh_TW" w:bidi="zh_TW"/>
+          </w:rPr>
+          <w:rPr>
+            <w:color w:val="0000EE"/>
+            <w:u w:val="single"/>
+          </w:rPr>
+          <w:t>詩106:21</w:t>
+        </w:r>
+      </w:hyperlink>
+      <w:r>
+        <w:rPr>
+          <w:lang w:val="zh_TW" w:bidi="zh_TW"/>
+        </w:rPr>
+        <w:t>；參</w:t>
+      </w:r>
+      <w:hyperlink r:id="rId162">
+        <w:r>
+          <w:rPr>
+            <w:lang w:val="zh_TW" w:bidi="zh_TW"/>
+          </w:rPr>
+          <w:rPr>
+            <w:color w:val="0000EE"/>
+            <w:u w:val="single"/>
+          </w:rPr>
+          <w:t>賽63:11</w:t>
+        </w:r>
+      </w:hyperlink>
+      <w:r>
+        <w:rPr>
+          <w:lang w:val="zh_TW" w:bidi="zh_TW"/>
+        </w:rPr>
+        <w:t>；</w:t>
+      </w:r>
+      <w:hyperlink r:id="rId163">
+        <w:r>
+          <w:rPr>
+            <w:lang w:val="zh_TW" w:bidi="zh_TW"/>
+          </w:rPr>
+          <w:rPr>
+            <w:color w:val="0000EE"/>
+            <w:u w:val="single"/>
+          </w:rPr>
+          <w:t>何13:4–6</w:t>
+        </w:r>
+      </w:hyperlink>
+      <w:r>
+        <w:rPr>
+          <w:lang w:val="zh_TW" w:bidi="zh_TW"/>
+        </w:rPr>
+        <w:t>）。在以賽亞書中，「救主」這個稱謂經常用來強調神的獨一性。神被視為唯一的救主，與外邦的神祇和偶像形成鮮明對比：「惟有我是耶和華； 除我以外沒有救主。我曾指示，我曾拯救，我曾說明，並且在你們中間沒有別神。 」（</w:t>
+      </w:r>
+      <w:hyperlink r:id="rId164">
+        <w:r>
+          <w:rPr>
+            <w:lang w:val="zh_TW" w:bidi="zh_TW"/>
+          </w:rPr>
+          <w:rPr>
+            <w:color w:val="0000EE"/>
+            <w:u w:val="single"/>
+          </w:rPr>
+          <w:t>賽43:11–12</w:t>
+        </w:r>
+      </w:hyperlink>
+      <w:r>
+        <w:rPr>
+          <w:lang w:val="zh_TW" w:bidi="zh_TW"/>
+        </w:rPr>
+        <w:t>）。以賽亞進一步指出，神會藉著以色列未來的祝福與復興，顯明祂自己為救主（</w:t>
+      </w:r>
+      <w:hyperlink r:id="rId165">
+        <w:r>
+          <w:rPr>
+            <w:lang w:val="zh_TW" w:bidi="zh_TW"/>
+          </w:rPr>
+          <w:rPr>
+            <w:color w:val="0000EE"/>
+            <w:u w:val="single"/>
+          </w:rPr>
+          <w:t>49:26</w:t>
+        </w:r>
+      </w:hyperlink>
+      <w:r>
+        <w:rPr>
+          <w:lang w:val="zh_TW" w:bidi="zh_TW"/>
+        </w:rPr>
+        <w:t>，</w:t>
+      </w:r>
+      <w:hyperlink r:id="rId166">
+        <w:r>
+          <w:rPr>
+            <w:lang w:val="zh_TW" w:bidi="zh_TW"/>
+          </w:rPr>
+          <w:rPr>
+            <w:color w:val="0000EE"/>
+            <w:u w:val="single"/>
+          </w:rPr>
+          <w:t>60:16</w:t>
+        </w:r>
+      </w:hyperlink>
+      <w:r>
+        <w:rPr>
+          <w:lang w:val="zh_TW" w:bidi="zh_TW"/>
+        </w:rPr>
+        <w:t>）。雖然「救主」這個稱謂在舊約中並未直接應用於彌賽亞，但像</w:t>
+      </w:r>
+      <w:hyperlink r:id="rId85">
+        <w:r>
+          <w:rPr>
+            <w:lang w:val="zh_TW" w:bidi="zh_TW"/>
+          </w:rPr>
+          <w:rPr>
+            <w:color w:val="0000EE"/>
+            <w:u w:val="single"/>
+          </w:rPr>
+          <w:t>撒迦利亞書九章9節</w:t>
+        </w:r>
+      </w:hyperlink>
+      <w:r>
+        <w:rPr>
+          <w:lang w:val="zh_TW" w:bidi="zh_TW"/>
+        </w:rPr>
+        <w:t>這樣的經文暗示了神的受膏者將是一位拯救者。一些次經使用「救主」來稱呼神，有些則使用「永恆的救主」（</w:t>
+      </w:r>
+      <w:hyperlink r:id="rId167">
+        <w:r>
+          <w:rPr>
+            <w:lang w:val="zh_TW" w:bidi="zh_TW"/>
+          </w:rPr>
+          <w:rPr>
+            <w:color w:val="0000EE"/>
+            <w:u w:val="single"/>
+          </w:rPr>
+          <w:t>巴錄書4:22</w:t>
+        </w:r>
+      </w:hyperlink>
+      <w:r>
+        <w:rPr>
+          <w:lang w:val="zh_TW" w:bidi="zh_TW"/>
+        </w:rPr>
+        <w:t>）或「以色列永遠的救主」（</w:t>
+      </w:r>
+      <w:hyperlink r:id="rId168">
+        <w:r>
+          <w:rPr>
+            <w:lang w:val="zh_TW" w:bidi="zh_TW"/>
+          </w:rPr>
+          <w:rPr>
+            <w:color w:val="0000EE"/>
+            <w:u w:val="single"/>
+          </w:rPr>
+          <w:t>馬加比三書7:16</w:t>
+        </w:r>
+      </w:hyperlink>
+      <w:r>
+        <w:rPr>
+          <w:lang w:val="zh_TW" w:bidi="zh_TW"/>
+        </w:rPr>
+        <w:t>）這崇高的稱號。這種後期的用法也說明了神是能拯救以色列的那一位。</w:t>
+      </w:r>
+    </w:p>
+    <w:p>
+      <w:pPr/>
+      <w:r>
+        <w:rPr>
+          <w:lang w:val="zh_TW" w:bidi="zh_TW"/>
+        </w:rPr>
+      </w:r>
+      <w:r>
+        <w:rPr>
+          <w:lang w:val="zh_TW" w:bidi="zh_TW"/>
+        </w:rPr>
+        <w:t>希臘文獻中使用的soter（「救主」、「拯救者」來自動詞sozo，意思是「拯救」、「救援」）同時指神和人。例如，希羅多德一度將雅典人稱為希臘的「救主」（</w:t>
+      </w:r>
+      <w:r>
+        <w:rPr>
+          <w:i/>
+          <w:lang w:val="zh_TW" w:bidi="zh_TW"/>
+        </w:rPr>
+        <w:t>波斯戰爭Persian Wars</w:t>
+      </w:r>
+      <w:r>
+        <w:rPr>
+          <w:lang w:val="zh_TW" w:bidi="zh_TW"/>
+        </w:rPr>
+        <w:t>7.139.5）。在七十士譯本中，soter（「救主」）用來翻譯希伯來文yasha‘（「拯救」）的各種形式。Soter在新約中出現24次，並且專門用於神和耶穌基督（8次用於神，16次用於基督）。soter在新約出現的24次中，10次出現在書信中，5次出現在彼得後書中。在</w:t>
+      </w:r>
+      <w:hyperlink r:id="rId169">
+        <w:r>
+          <w:rPr>
+            <w:lang w:val="zh_TW" w:bidi="zh_TW"/>
+          </w:rPr>
+          <w:rPr>
+            <w:color w:val="0000EE"/>
+            <w:u w:val="single"/>
+          </w:rPr>
+          <w:t>路加福音一章47節</w:t>
+        </w:r>
+      </w:hyperlink>
+      <w:r>
+        <w:rPr>
+          <w:lang w:val="zh_TW" w:bidi="zh_TW"/>
+        </w:rPr>
+        <w:t>，馬利亞在她的讚美詩中稱頌神為救主，這反映了舊約的影響。耶穌的名字（希臘文是約書亞）意思是「主是拯救」，這名字是預表耶穌作為救主的功能（</w:t>
+      </w:r>
+      <w:hyperlink r:id="rId170">
+        <w:r>
+          <w:rPr>
+            <w:lang w:val="zh_TW" w:bidi="zh_TW"/>
+          </w:rPr>
+          <w:rPr>
+            <w:color w:val="0000EE"/>
+            <w:u w:val="single"/>
+          </w:rPr>
+          <w:t>太1:21</w:t>
+        </w:r>
+      </w:hyperlink>
+      <w:r>
+        <w:rPr>
+          <w:lang w:val="zh_TW" w:bidi="zh_TW"/>
+        </w:rPr>
+        <w:t>）。作為救主，耶穌完成了神所應許的救贖計劃（</w:t>
+      </w:r>
+      <w:hyperlink r:id="rId171">
+        <w:r>
+          <w:rPr>
+            <w:lang w:val="zh_TW" w:bidi="zh_TW"/>
+          </w:rPr>
+          <w:rPr>
+            <w:color w:val="0000EE"/>
+            <w:u w:val="single"/>
+          </w:rPr>
+          <w:t>徒13:23</w:t>
+        </w:r>
+      </w:hyperlink>
+      <w:r>
+        <w:rPr>
+          <w:lang w:val="zh_TW" w:bidi="zh_TW"/>
+        </w:rPr>
+        <w:t>；</w:t>
+      </w:r>
+      <w:hyperlink r:id="rId172">
+        <w:r>
+          <w:rPr>
+            <w:lang w:val="zh_TW" w:bidi="zh_TW"/>
+          </w:rPr>
+          <w:rPr>
+            <w:color w:val="0000EE"/>
+            <w:u w:val="single"/>
+          </w:rPr>
+          <w:t>多3:4</w:t>
+        </w:r>
+      </w:hyperlink>
+      <w:r>
+        <w:rPr>
+          <w:lang w:val="zh_TW" w:bidi="zh_TW"/>
+        </w:rPr>
+        <w:t>），為人類提供了救贖（</w:t>
+      </w:r>
+      <w:hyperlink r:id="rId173">
+        <w:r>
+          <w:rPr>
+            <w:lang w:val="zh_TW" w:bidi="zh_TW"/>
+          </w:rPr>
+          <w:rPr>
+            <w:color w:val="0000EE"/>
+            <w:u w:val="single"/>
+          </w:rPr>
+          <w:t>多2:13–14</w:t>
+        </w:r>
+      </w:hyperlink>
+      <w:r>
+        <w:rPr>
+          <w:lang w:val="zh_TW" w:bidi="zh_TW"/>
+        </w:rPr>
+        <w:t>），並成為信徒的盼望（</w:t>
+      </w:r>
+      <w:hyperlink r:id="rId174">
+        <w:r>
+          <w:rPr>
+            <w:lang w:val="zh_TW" w:bidi="zh_TW"/>
+          </w:rPr>
+          <w:rPr>
+            <w:color w:val="0000EE"/>
+            <w:u w:val="single"/>
+          </w:rPr>
+          <w:t>腓3:20–21</w:t>
+        </w:r>
+      </w:hyperlink>
+      <w:r>
+        <w:rPr>
+          <w:lang w:val="zh_TW" w:bidi="zh_TW"/>
+        </w:rPr>
+        <w:t>）。「救主」這個詞本身固有的概念是救人或將人從危險中拯救到安全的位置。耶穌已經將信徒從罪和死中拯救出來，帶入到永生和生命中（</w:t>
+      </w:r>
+      <w:hyperlink r:id="rId175">
+        <w:r>
+          <w:rPr>
+            <w:lang w:val="zh_TW" w:bidi="zh_TW"/>
+          </w:rPr>
+          <w:rPr>
+            <w:color w:val="0000EE"/>
+            <w:u w:val="single"/>
+          </w:rPr>
+          <w:t>提後1:10</w:t>
+        </w:r>
+      </w:hyperlink>
+      <w:r>
+        <w:rPr>
+          <w:lang w:val="zh_TW" w:bidi="zh_TW"/>
+        </w:rPr>
+        <w:t>）。雖然耶穌從未稱自己為救主（soter），但天使在耶穌降生時宣告祂為救主（</w:t>
+      </w:r>
+      <w:hyperlink r:id="rId176">
+        <w:r>
+          <w:rPr>
+            <w:lang w:val="zh_TW" w:bidi="zh_TW"/>
+          </w:rPr>
+          <w:rPr>
+            <w:color w:val="0000EE"/>
+            <w:u w:val="single"/>
+          </w:rPr>
+          <w:t>路2:11</w:t>
+        </w:r>
+      </w:hyperlink>
+      <w:r>
+        <w:rPr>
+          <w:lang w:val="zh_TW" w:bidi="zh_TW"/>
+        </w:rPr>
+        <w:t>），聽到耶穌話語的人承認耶穌是救主（</w:t>
+      </w:r>
+      <w:hyperlink r:id="rId177">
+        <w:r>
+          <w:rPr>
+            <w:lang w:val="zh_TW" w:bidi="zh_TW"/>
+          </w:rPr>
+          <w:rPr>
+            <w:color w:val="0000EE"/>
+            <w:u w:val="single"/>
+          </w:rPr>
+          <w:t>約4:42</w:t>
+        </w:r>
+      </w:hyperlink>
+      <w:r>
+        <w:rPr>
+          <w:lang w:val="zh_TW" w:bidi="zh_TW"/>
+        </w:rPr>
+        <w:t>），早期教會也宣告耶穌為救主（</w:t>
+      </w:r>
+      <w:hyperlink r:id="rId178">
+        <w:r>
+          <w:rPr>
+            <w:lang w:val="zh_TW" w:bidi="zh_TW"/>
+          </w:rPr>
+          <w:rPr>
+            <w:color w:val="0000EE"/>
+            <w:u w:val="single"/>
+          </w:rPr>
+          <w:t>徒5:31</w:t>
+        </w:r>
+      </w:hyperlink>
+      <w:r>
+        <w:rPr>
+          <w:lang w:val="zh_TW" w:bidi="zh_TW"/>
+        </w:rPr>
+        <w:t>，</w:t>
+      </w:r>
+      <w:hyperlink r:id="rId171">
+        <w:r>
+          <w:rPr>
+            <w:lang w:val="zh_TW" w:bidi="zh_TW"/>
+          </w:rPr>
+          <w:rPr>
+            <w:color w:val="0000EE"/>
+            <w:u w:val="single"/>
+          </w:rPr>
+          <w:t>13:23</w:t>
+        </w:r>
+      </w:hyperlink>
+      <w:r>
+        <w:rPr>
+          <w:lang w:val="zh_TW" w:bidi="zh_TW"/>
+        </w:rPr>
+        <w:t>）。救恩是耶穌使命的核心（</w:t>
+      </w:r>
+      <w:hyperlink r:id="rId179">
+        <w:r>
+          <w:rPr>
+            <w:lang w:val="zh_TW" w:bidi="zh_TW"/>
+          </w:rPr>
+          <w:rPr>
+            <w:color w:val="0000EE"/>
+            <w:u w:val="single"/>
+          </w:rPr>
+          <w:t>路19:10</w:t>
+        </w:r>
+      </w:hyperlink>
+      <w:r>
+        <w:rPr>
+          <w:lang w:val="zh_TW" w:bidi="zh_TW"/>
+        </w:rPr>
+        <w:t>）。保羅教導說，基督是教會現在（</w:t>
+      </w:r>
+      <w:hyperlink r:id="rId180">
+        <w:r>
+          <w:rPr>
+            <w:lang w:val="zh_TW" w:bidi="zh_TW"/>
+          </w:rPr>
+          <w:rPr>
+            <w:color w:val="0000EE"/>
+            <w:u w:val="single"/>
+          </w:rPr>
+          <w:t>弗5:23</w:t>
+        </w:r>
+      </w:hyperlink>
+      <w:r>
+        <w:rPr>
+          <w:lang w:val="zh_TW" w:bidi="zh_TW"/>
+        </w:rPr>
+        <w:t>）和將來（</w:t>
+      </w:r>
+      <w:hyperlink r:id="rId181">
+        <w:r>
+          <w:rPr>
+            <w:lang w:val="zh_TW" w:bidi="zh_TW"/>
+          </w:rPr>
+          <w:rPr>
+            <w:color w:val="0000EE"/>
+            <w:u w:val="single"/>
+          </w:rPr>
+          <w:t>腓3:20</w:t>
+        </w:r>
+      </w:hyperlink>
+      <w:r>
+        <w:rPr>
+          <w:lang w:val="zh_TW" w:bidi="zh_TW"/>
+        </w:rPr>
+        <w:t>）的救主。</w:t>
+      </w:r>
+    </w:p>
+    <w:p>
+      <w:pPr/>
+      <w:r>
+        <w:rPr>
+          <w:lang w:val="zh_TW" w:bidi="zh_TW"/>
+        </w:rPr>
+      </w:r>
+      <w:r>
+        <w:rPr>
+          <w:lang w:val="zh_TW" w:bidi="zh_TW"/>
+        </w:rPr>
+        <w:t>救主這個稱謂在教牧書信中應用於神，並且明確地代表神是所有人的救主（</w:t>
+      </w:r>
+      <w:hyperlink r:id="rId182">
+        <w:r>
+          <w:rPr>
+            <w:lang w:val="zh_TW" w:bidi="zh_TW"/>
+          </w:rPr>
+          <w:rPr>
+            <w:color w:val="0000EE"/>
+            <w:u w:val="single"/>
+          </w:rPr>
+          <w:t>提前2:3</w:t>
+        </w:r>
+      </w:hyperlink>
+      <w:r>
+        <w:rPr>
+          <w:lang w:val="zh_TW" w:bidi="zh_TW"/>
+        </w:rPr>
+        <w:t>，</w:t>
+      </w:r>
+      <w:hyperlink r:id="rId183">
+        <w:r>
+          <w:rPr>
+            <w:lang w:val="zh_TW" w:bidi="zh_TW"/>
+          </w:rPr>
+          <w:rPr>
+            <w:color w:val="0000EE"/>
+            <w:u w:val="single"/>
+          </w:rPr>
+          <w:t>4:10</w:t>
+        </w:r>
+      </w:hyperlink>
+      <w:r>
+        <w:rPr>
+          <w:lang w:val="zh_TW" w:bidi="zh_TW"/>
+        </w:rPr>
+        <w:t>）。教牧書信還明確地稱耶穌為救主（</w:t>
+      </w:r>
+      <w:hyperlink r:id="rId175">
+        <w:r>
+          <w:rPr>
+            <w:lang w:val="zh_TW" w:bidi="zh_TW"/>
+          </w:rPr>
+          <w:rPr>
+            <w:color w:val="0000EE"/>
+            <w:u w:val="single"/>
+          </w:rPr>
+          <w:t>提後1:10</w:t>
+        </w:r>
+      </w:hyperlink>
+      <w:r>
+        <w:rPr>
+          <w:lang w:val="zh_TW" w:bidi="zh_TW"/>
+        </w:rPr>
+        <w:t>；</w:t>
+      </w:r>
+      <w:hyperlink r:id="rId184">
+        <w:r>
+          <w:rPr>
+            <w:lang w:val="zh_TW" w:bidi="zh_TW"/>
+          </w:rPr>
+          <w:rPr>
+            <w:color w:val="0000EE"/>
+            <w:u w:val="single"/>
+          </w:rPr>
+          <w:t>多3:6</w:t>
+        </w:r>
+      </w:hyperlink>
+      <w:r>
+        <w:rPr>
+          <w:lang w:val="zh_TW" w:bidi="zh_TW"/>
+        </w:rPr>
+        <w:t>），在某些情況下也宣稱祂耶穌是神—救主（</w:t>
+      </w:r>
+      <w:hyperlink r:id="rId185">
+        <w:r>
+          <w:rPr>
+            <w:lang w:val="zh_TW" w:bidi="zh_TW"/>
+          </w:rPr>
+          <w:rPr>
+            <w:color w:val="0000EE"/>
+            <w:u w:val="single"/>
+          </w:rPr>
+          <w:t>多2:13，</w:t>
+        </w:r>
+      </w:hyperlink>
+      <w:hyperlink r:id="rId186">
+        <w:r>
+          <w:rPr>
+            <w:lang w:val="zh_TW" w:bidi="zh_TW"/>
+          </w:rPr>
+          <w:rPr>
+            <w:color w:val="0000EE"/>
+            <w:u w:val="single"/>
+          </w:rPr>
+          <w:t>3:4–6</w:t>
+        </w:r>
+      </w:hyperlink>
+      <w:r>
+        <w:rPr>
+          <w:lang w:val="zh_TW" w:bidi="zh_TW"/>
+        </w:rPr>
+        <w:t>）在整卷彼得後書中，救主是耶穌基督的稱謂（例如，</w:t>
+      </w:r>
+      <w:hyperlink r:id="rId187">
+        <w:r>
+          <w:rPr>
+            <w:lang w:val="zh_TW" w:bidi="zh_TW"/>
+          </w:rPr>
+          <w:rPr>
+            <w:color w:val="0000EE"/>
+            <w:u w:val="single"/>
+          </w:rPr>
+          <w:t>彼後2:20</w:t>
+        </w:r>
+      </w:hyperlink>
+      <w:r>
+        <w:rPr>
+          <w:lang w:val="zh_TW" w:bidi="zh_TW"/>
+        </w:rPr>
+        <w:t>）。約翰在他的第一封書信中，用這個詞來描述耶穌是父差來拯救世人的救主（</w:t>
+      </w:r>
+      <w:hyperlink r:id="rId188">
+        <w:r>
+          <w:rPr>
+            <w:lang w:val="zh_TW" w:bidi="zh_TW"/>
+          </w:rPr>
+          <w:rPr>
+            <w:color w:val="0000EE"/>
+            <w:u w:val="single"/>
+          </w:rPr>
+          <w:t>約一4:14</w:t>
+        </w:r>
+      </w:hyperlink>
+      <w:r>
+        <w:rPr>
+          <w:lang w:val="zh_TW" w:bidi="zh_TW"/>
+        </w:rPr>
+        <w:t>）。</w:t>
+      </w:r>
+    </w:p>
+    <w:p>
+      <w:pPr/>
+      <w:r>
+        <w:rPr>
+          <w:lang w:val="zh_TW" w:bidi="zh_TW"/>
+        </w:rPr>
+      </w:r>
+      <w:r>
+        <w:rPr>
+          <w:i/>
+          <w:lang w:val="zh_TW" w:bidi="zh_TW"/>
+        </w:rPr>
+        <w:t>另見</w:t>
+      </w:r>
+      <w:r>
+        <w:rPr>
+          <w:lang w:val="zh_TW" w:bidi="zh_TW"/>
+        </w:rPr>
+        <w:t xml:space="preserve"> </w:t>
+      </w:r>
+      <w:r>
+        <w:rPr>
+          <w:lang w:val="zh_TW" w:bidi="zh_TW"/>
+        </w:rPr>
+        <w:t>救恩</w:t>
+      </w:r>
+      <w:r>
+        <w:rPr>
+          <w:lang w:val="zh_TW" w:bidi="zh_TW"/>
+        </w:rPr>
+        <w:t>。</w:t>
+      </w:r>
+      <w:r>
+        <w:rPr>
+          <w:lang w:val="zh_TW" w:bidi="zh_TW"/>
+        </w:rPr>
+      </w:r>
+      <w:r>
+        <w:rPr>
+          <w:lang w:val="zh_TW" w:bidi="zh_TW"/>
+        </w:rPr>
+      </w:r>
+    </w:p>
+    <w:p>
+      <w:pPr/>
+      <w:r>
+        <w:rPr>
+          <w:lang w:val="zh_TW" w:bidi="zh_TW"/>
+        </w:rPr>
+      </w:r>
+    </w:p>
+    <w:p>
+      <w:pPr>
+        <w:pStyle w:val="Heading2"/>
+      </w:pPr>
+      <w:r>
+        <w:rPr>
+          <w:lang w:val="zh_TW" w:bidi="zh_TW"/>
+        </w:rPr>
+        <w:t>舊人與新人</w:t>
+      </w:r>
+      <w:r>
+        <w:rPr>
+          <w:lang w:val="zh_TW" w:bidi="zh_TW"/>
+        </w:rPr>
+      </w:r>
+    </w:p>
+    <w:p>
+      <w:pPr/>
+      <w:r>
+        <w:rPr>
+          <w:lang w:val="zh_TW" w:bidi="zh_TW"/>
+        </w:rPr>
+      </w:r>
+      <w:r>
+        <w:rPr>
+          <w:lang w:val="zh_TW" w:bidi="zh_TW"/>
+        </w:rPr>
+        <w:t>聖經用這個概念，描述人在基督裡的狀態。人按照神的形像被造，目的是要與祂相交（</w:t>
+      </w:r>
+      <w:hyperlink r:id="rId189">
+        <w:r>
+          <w:rPr>
+            <w:lang w:val="zh_TW" w:bidi="zh_TW"/>
+          </w:rPr>
+          <w:rPr>
+            <w:color w:val="0000EE"/>
+            <w:u w:val="single"/>
+          </w:rPr>
+          <w:t>創1:26–27</w:t>
+        </w:r>
+      </w:hyperlink>
+      <w:r>
+        <w:rPr>
+          <w:lang w:val="zh_TW" w:bidi="zh_TW"/>
+        </w:rPr>
+        <w:t>）。神曾在具體的情境中，向亞當和夏娃表明祂的旨意（</w:t>
+      </w:r>
+      <w:hyperlink r:id="rId190">
+        <w:r>
+          <w:rPr>
+            <w:lang w:val="zh_TW" w:bidi="zh_TW"/>
+          </w:rPr>
+          <w:rPr>
+            <w:color w:val="0000EE"/>
+            <w:u w:val="single"/>
+          </w:rPr>
+          <w:t>創2:15–17</w:t>
+        </w:r>
+      </w:hyperlink>
+      <w:r>
+        <w:rPr>
+          <w:lang w:val="zh_TW" w:bidi="zh_TW"/>
+        </w:rPr>
+        <w:t>），然而他們卻運用自由意志，違背了神的命令（</w:t>
+      </w:r>
+      <w:hyperlink r:id="rId191">
+        <w:r>
+          <w:rPr>
+            <w:lang w:val="zh_TW" w:bidi="zh_TW"/>
+          </w:rPr>
+          <w:rPr>
+            <w:color w:val="0000EE"/>
+            <w:u w:val="single"/>
+          </w:rPr>
+          <w:t>創3:1–7</w:t>
+        </w:r>
+      </w:hyperlink>
+      <w:r>
+        <w:rPr>
+          <w:lang w:val="zh_TW" w:bidi="zh_TW"/>
+        </w:rPr>
+        <w:t>）。因此，人類都死在罪中（</w:t>
+      </w:r>
+      <w:hyperlink r:id="rId192">
+        <w:r>
+          <w:rPr>
+            <w:lang w:val="zh_TW" w:bidi="zh_TW"/>
+          </w:rPr>
+          <w:rPr>
+            <w:color w:val="0000EE"/>
+            <w:u w:val="single"/>
+          </w:rPr>
+          <w:t>羅5:12–21</w:t>
+        </w:r>
+      </w:hyperlink>
+      <w:r>
+        <w:rPr>
+          <w:lang w:val="zh_TW" w:bidi="zh_TW"/>
+        </w:rPr>
+        <w:t>；</w:t>
+      </w:r>
+      <w:hyperlink r:id="rId193">
+        <w:r>
+          <w:rPr>
+            <w:lang w:val="zh_TW" w:bidi="zh_TW"/>
+          </w:rPr>
+          <w:rPr>
+            <w:color w:val="0000EE"/>
+            <w:u w:val="single"/>
+          </w:rPr>
+          <w:t>弗2:1–3</w:t>
+        </w:r>
+      </w:hyperlink>
+      <w:r>
+        <w:rPr>
+          <w:lang w:val="zh_TW" w:bidi="zh_TW"/>
+        </w:rPr>
+        <w:t>）。亞當和夏娃的罪被傳遞給全人類（即原罪），人生來就帶有犯罪的傾向（</w:t>
+      </w:r>
+      <w:hyperlink r:id="rId194">
+        <w:r>
+          <w:rPr>
+            <w:lang w:val="zh_TW" w:bidi="zh_TW"/>
+          </w:rPr>
+          <w:rPr>
+            <w:color w:val="0000EE"/>
+            <w:u w:val="single"/>
+          </w:rPr>
+          <w:t>詩51:5</w:t>
+        </w:r>
+      </w:hyperlink>
+      <w:r>
+        <w:rPr>
+          <w:lang w:val="zh_TW" w:bidi="zh_TW"/>
+        </w:rPr>
+        <w:t>），一旦達到道德責任的年齡，人便會開始犯罪。保羅稱這種狀態為「舊人」，舊人雖然可以遵守部份律法，並作出善行，但舊人永遠無法靠自己所做足夠的善事來換取救恩。舊人必須被更新為「新人」，否則將承受罪的惡果。唯有神能成就這種徹底的改變，人只能憑信心領受神白白的恩典。</w:t>
+      </w:r>
+    </w:p>
+    <w:p>
+      <w:pPr/>
+      <w:r>
+        <w:rPr>
+          <w:lang w:val="zh_TW" w:bidi="zh_TW"/>
+        </w:rPr>
+      </w:r>
+      <w:r>
+        <w:rPr>
+          <w:lang w:val="zh_TW" w:bidi="zh_TW"/>
+        </w:rPr>
+        <w:t>大衛在</w:t>
+      </w:r>
+      <w:hyperlink r:id="rId195">
+        <w:r>
+          <w:rPr>
+            <w:lang w:val="zh_TW" w:bidi="zh_TW"/>
+          </w:rPr>
+          <w:rPr>
+            <w:color w:val="0000EE"/>
+            <w:u w:val="single"/>
+          </w:rPr>
+          <w:t>詩篇五十一篇</w:t>
+        </w:r>
+      </w:hyperlink>
+      <w:r>
+        <w:rPr>
+          <w:lang w:val="zh_TW" w:bidi="zh_TW"/>
+        </w:rPr>
+        <w:t>中向神呼求，求祂除去自己罪孽的罪咎。在第</w:t>
+      </w:r>
+      <w:hyperlink r:id="rId196">
+        <w:r>
+          <w:rPr>
+            <w:lang w:val="zh_TW" w:bidi="zh_TW"/>
+          </w:rPr>
+          <w:rPr>
+            <w:color w:val="0000EE"/>
+            <w:u w:val="single"/>
+          </w:rPr>
+          <w:t>10</w:t>
+        </w:r>
+      </w:hyperlink>
+      <w:r>
+        <w:rPr>
+          <w:lang w:val="zh_TW" w:bidi="zh_TW"/>
+        </w:rPr>
+        <w:t>節，他懇求說：「神啊，求你為我造清潔的心，使我裡面重新有正直的靈。」神在</w:t>
+      </w:r>
+      <w:hyperlink r:id="rId197">
+        <w:r>
+          <w:rPr>
+            <w:lang w:val="zh_TW" w:bidi="zh_TW"/>
+          </w:rPr>
+          <w:rPr>
+            <w:color w:val="0000EE"/>
+            <w:u w:val="single"/>
+          </w:rPr>
+          <w:t>以西結書十一章19節</w:t>
+        </w:r>
+      </w:hyperlink>
+      <w:r>
+        <w:rPr>
+          <w:lang w:val="zh_TW" w:bidi="zh_TW"/>
+        </w:rPr>
+        <w:t>，</w:t>
+      </w:r>
+      <w:hyperlink r:id="rId198">
+        <w:r>
+          <w:rPr>
+            <w:lang w:val="zh_TW" w:bidi="zh_TW"/>
+          </w:rPr>
+          <w:rPr>
+            <w:color w:val="0000EE"/>
+            <w:u w:val="single"/>
+          </w:rPr>
+          <w:t>十八章31節</w:t>
+        </w:r>
+      </w:hyperlink>
+      <w:r>
+        <w:rPr>
+          <w:lang w:val="zh_TW" w:bidi="zh_TW"/>
+        </w:rPr>
+        <w:t>和</w:t>
+      </w:r>
+      <w:hyperlink r:id="rId199">
+        <w:r>
+          <w:rPr>
+            <w:lang w:val="zh_TW" w:bidi="zh_TW"/>
+          </w:rPr>
+          <w:rPr>
+            <w:color w:val="0000EE"/>
+            <w:u w:val="single"/>
+          </w:rPr>
+          <w:t>三十六章26節</w:t>
+        </w:r>
+      </w:hyperlink>
+      <w:r>
+        <w:rPr>
+          <w:lang w:val="zh_TW" w:bidi="zh_TW"/>
+        </w:rPr>
+        <w:t>中，應許悔改的罪人一顆新心和新靈。在</w:t>
+      </w:r>
+      <w:hyperlink r:id="rId200">
+        <w:r>
+          <w:rPr>
+            <w:lang w:val="zh_TW" w:bidi="zh_TW"/>
+          </w:rPr>
+          <w:rPr>
+            <w:color w:val="0000EE"/>
+            <w:u w:val="single"/>
+          </w:rPr>
+          <w:t>羅馬書六章5至11節</w:t>
+        </w:r>
+      </w:hyperlink>
+      <w:r>
+        <w:rPr>
+          <w:lang w:val="zh_TW" w:bidi="zh_TW"/>
+        </w:rPr>
+        <w:t>中，保羅指出舊人已經與基督同釘十字架，因此他得出結論：「這樣，你們向罪也當看自己是死的；向神在基督耶穌裡，卻當看自己是活的」（</w:t>
+      </w:r>
+      <w:hyperlink r:id="rId201">
+        <w:r>
+          <w:rPr>
+            <w:lang w:val="zh_TW" w:bidi="zh_TW"/>
+          </w:rPr>
+          <w:rPr>
+            <w:color w:val="0000EE"/>
+            <w:u w:val="single"/>
+          </w:rPr>
+          <w:t>6:11</w:t>
+        </w:r>
+      </w:hyperlink>
+      <w:r>
+        <w:rPr>
+          <w:lang w:val="zh_TW" w:bidi="zh_TW"/>
+        </w:rPr>
+        <w:t>）。在</w:t>
+      </w:r>
+      <w:hyperlink r:id="rId202">
+        <w:r>
+          <w:rPr>
+            <w:lang w:val="zh_TW" w:bidi="zh_TW"/>
+          </w:rPr>
+          <w:rPr>
+            <w:color w:val="0000EE"/>
+            <w:u w:val="single"/>
+          </w:rPr>
+          <w:t>以弗所書四章22至24節</w:t>
+        </w:r>
+      </w:hyperlink>
+      <w:r>
+        <w:rPr>
+          <w:lang w:val="zh_TW" w:bidi="zh_TW"/>
+        </w:rPr>
+        <w:t>和</w:t>
+      </w:r>
+      <w:hyperlink r:id="rId203">
+        <w:r>
+          <w:rPr>
+            <w:lang w:val="zh_TW" w:bidi="zh_TW"/>
+          </w:rPr>
+          <w:rPr>
+            <w:color w:val="0000EE"/>
+            <w:u w:val="single"/>
+          </w:rPr>
+          <w:t>歌羅西書三章9至10節</w:t>
+        </w:r>
+      </w:hyperlink>
+      <w:r>
+        <w:rPr>
+          <w:lang w:val="zh_TW" w:bidi="zh_TW"/>
+        </w:rPr>
+        <w:t>中，他教導信徒明白，他們已經脫去舊人，穿上新人。耶穌也將這種徹底的改變稱為「重生」——不是肉身的第二次出生（正如尼哥底母所誤解的），而是屬靈的出生（</w:t>
+      </w:r>
+      <w:hyperlink r:id="rId204">
+        <w:r>
+          <w:rPr>
+            <w:lang w:val="zh_TW" w:bidi="zh_TW"/>
+          </w:rPr>
+          <w:rPr>
+            <w:color w:val="0000EE"/>
+            <w:u w:val="single"/>
+          </w:rPr>
+          <w:t>約3:6</w:t>
+        </w:r>
+      </w:hyperlink>
+      <w:r>
+        <w:rPr>
+          <w:lang w:val="zh_TW" w:bidi="zh_TW"/>
+        </w:rPr>
+        <w:t>）。唯有神的恩典能將舊人變成新人，舊人是藉著信心接受神的恩典，但這信心本身也是神的恩賜（</w:t>
+      </w:r>
+      <w:hyperlink r:id="rId205">
+        <w:r>
+          <w:rPr>
+            <w:lang w:val="zh_TW" w:bidi="zh_TW"/>
+          </w:rPr>
+          <w:rPr>
+            <w:color w:val="0000EE"/>
+            <w:u w:val="single"/>
+          </w:rPr>
+          <w:t>弗2:8</w:t>
+        </w:r>
+      </w:hyperlink>
+      <w:r>
+        <w:rPr>
+          <w:lang w:val="zh_TW" w:bidi="zh_TW"/>
+        </w:rPr>
+        <w:t>）。新人因此成為神的兒女。然而，新人並非立刻完全無瑕。他仍須在今生與罪爭戰，不斷努力追求聖潔，越來越接近完全成聖的理想。他只有在將來的復活裡才會達到那完全（</w:t>
+      </w:r>
+      <w:hyperlink r:id="rId206">
+        <w:r>
+          <w:rPr>
+            <w:lang w:val="zh_TW" w:bidi="zh_TW"/>
+          </w:rPr>
+          <w:rPr>
+            <w:color w:val="0000EE"/>
+            <w:u w:val="single"/>
+          </w:rPr>
+          <w:t>林前15:42–45</w:t>
+        </w:r>
+      </w:hyperlink>
+      <w:r>
+        <w:rPr>
+          <w:lang w:val="zh_TW" w:bidi="zh_TW"/>
+        </w:rPr>
+        <w:t>），到那時「一切都更新了」（</w:t>
+      </w:r>
+      <w:hyperlink r:id="rId207">
+        <w:r>
+          <w:rPr>
+            <w:lang w:val="zh_TW" w:bidi="zh_TW"/>
+          </w:rPr>
+          <w:rPr>
+            <w:color w:val="0000EE"/>
+            <w:u w:val="single"/>
+          </w:rPr>
+          <w:t>啟21:5</w:t>
+        </w:r>
+      </w:hyperlink>
+      <w:r>
+        <w:rPr>
+          <w:lang w:val="zh_TW" w:bidi="zh_TW"/>
+        </w:rPr>
+        <w:t>）。</w:t>
+      </w:r>
+    </w:p>
+    <w:p>
+      <w:pPr/>
+      <w:r>
+        <w:rPr>
+          <w:lang w:val="zh_TW" w:bidi="zh_TW"/>
+        </w:rPr>
+      </w:r>
+      <w:r>
+        <w:rPr>
+          <w:i/>
+          <w:lang w:val="zh_TW" w:bidi="zh_TW"/>
+        </w:rPr>
+        <w:t>另見</w:t>
+      </w:r>
+      <w:r>
+        <w:rPr>
+          <w:lang w:val="zh_TW" w:bidi="zh_TW"/>
+        </w:rPr>
+        <w:t>亞當（人）</w:t>
+      </w:r>
+      <w:r>
+        <w:rPr>
+          <w:lang w:val="zh_TW" w:bidi="zh_TW"/>
+        </w:rPr>
+        <w:t>、</w:t>
+      </w:r>
+      <w:r>
+        <w:rPr>
+          <w:lang w:val="zh_TW" w:bidi="zh_TW"/>
+        </w:rPr>
+        <w:t>人</w:t>
+      </w:r>
+      <w:r>
+        <w:rPr>
+          <w:lang w:val="zh_TW" w:bidi="zh_TW"/>
+        </w:rPr>
+        <w:t>、</w:t>
+      </w:r>
+      <w:r>
+        <w:rPr>
+          <w:lang w:val="zh_TW" w:bidi="zh_TW"/>
+        </w:rPr>
+        <w:t>屬血氣的人</w:t>
+      </w:r>
+      <w:r>
+        <w:rPr>
+          <w:lang w:val="zh_TW" w:bidi="zh_TW"/>
+        </w:rPr>
+        <w:t>、</w:t>
+      </w:r>
+      <w:r>
+        <w:rPr>
+          <w:lang w:val="zh_TW" w:bidi="zh_TW"/>
+        </w:rPr>
+        <w:t>重生</w:t>
       </w:r>
       <w:r>
         <w:rPr>

--- a/zht/docx/072.content.docx
+++ b/zht/docx/072.content.docx
@@ -19,7 +19,7 @@
         <w:rPr>
           <w:lang w:val="zh_TW" w:bidi="zh_TW"/>
         </w:rPr>
-        <w:t>Resource: Tyndale Open Bible Dictionary</w:t>
+        <w:t>Resource: Aquifer Open Bible Dictionary</w:t>
       </w:r>
       <w:r>
         <w:rPr>
@@ -112,7 +112,7 @@
         <w:rPr>
           <w:lang w:val="zh_TW" w:bidi="zh_TW"/>
         </w:rPr>
-        <w:t>Tyndale Open Bible Dictionary</w:t>
+        <w:t>Aquifer Open Bible Dictionary</w:t>
       </w:r>
     </w:p>
     <w:p>

--- a/zht/docx/072.content.docx
+++ b/zht/docx/072.content.docx
@@ -149,7 +149,7 @@
         <w:rPr>
           <w:lang w:val="zh_TW" w:bidi="zh_TW"/>
         </w:rPr>
-        <w:t>jiu</w:t>
+        <w:t>jin</w:t>
       </w:r>
       <w:r>
         <w:rPr>
@@ -212,7 +212,7 @@
         <w:rPr>
           <w:lang w:val="zh_TW" w:bidi="zh_TW"/>
         </w:rPr>
-        <w:t>酒</w:t>
+        <w:t>金錢</w:t>
       </w:r>
       <w:r>
         <w:rPr>
@@ -231,18 +231,7 @@
         <w:rPr>
           <w:lang w:val="zh_TW" w:bidi="zh_TW"/>
         </w:rPr>
-        <w:t>由發酵的葡萄汁製成的飲料。</w:t>
-      </w:r>
-    </w:p>
-    <w:p>
-      <w:pPr>
-        <w:pStyle w:val="Heading3"/>
-      </w:pPr>
-      <w:r>
-        <w:rPr>
-          <w:lang w:val="zh_TW" w:bidi="zh_TW"/>
-        </w:rPr>
-        <w:t>起源</w:t>
+        <w:t>交換媒介、價值衡量單位及支付方式。</w:t>
       </w:r>
     </w:p>
     <w:p>
@@ -256,7 +245,7 @@
         <w:rPr>
           <w:lang w:val="zh_TW" w:bidi="zh_TW"/>
         </w:rPr>
-        <w:t>挪亞是最早醲造酒的人之一（</w:t>
+        <w:t>金錢的發展起初是為了提供一種便利的交換媒介，以補充並逐步取代以物易物；然而這兩種制度在許多世紀中同時並行。從族長時代直到今天，財富常會以物資與貴金屬來衡量，尤其是金與銀；它們至今仍是普遍可接受的交換媒介。</w:t>
       </w:r>
       <w:hyperlink r:id="rId13">
         <w:r>
@@ -267,14 +256,26 @@
             <w:color w:val="0000EE"/>
             <w:u w:val="single"/>
           </w:rPr>
-          <w:t>創9:21</w:t>
+          <w:t>創世記十三章2節</w:t>
         </w:r>
       </w:hyperlink>
       <w:r>
         <w:rPr>
           <w:lang w:val="zh_TW" w:bidi="zh_TW"/>
         </w:rPr>
-        <w:t>），據推測他是在亞拉臘山的山坡上釀酒的。但釀酒並不限於那個地區，因為埃及以及後來的希臘都喜歡這種飲料。事實上，在史前時期的美索不達米亞就已經有釀酒技術，並在公元前3000年之前傳入埃及。</w:t>
+        <w:t>中就描述亞伯拉罕「</w:t>
+      </w:r>
+      <w:r>
+        <w:rPr>
+          <w:lang w:val="zh_TW" w:bidi="zh_TW"/>
+        </w:rPr>
+        <w:t>亞伯蘭的金、銀、牲畜極多。</w:t>
+      </w:r>
+      <w:r>
+        <w:rPr>
+          <w:lang w:val="zh_TW" w:bidi="zh_TW"/>
+        </w:rPr>
+        <w:t>」</w:t>
       </w:r>
     </w:p>
     <w:p>
@@ -288,18 +289,147 @@
         <w:rPr>
           <w:lang w:val="zh_TW" w:bidi="zh_TW"/>
         </w:rPr>
-        <w:t>「酒」這個詞可能與葡萄樹、葡萄園和黑葡萄的詞語有關。葡萄樹是帶來酒的植物，在近東世界中常被認為是「生命樹」。在埃及和美索不達米亞，據信有一位女神保護葡萄樹。位於亞述西北部山區的女神西里斯（Siris）被稱為「天上生命樹的女主人」。以諾一書三十二章4節稱葡萄樹為知識樹。根據猶太傳統，葡萄樹在洪水中被挪亞保留下來。</w:t>
-      </w:r>
-    </w:p>
-    <w:p>
-      <w:pPr>
-        <w:pStyle w:val="Heading3"/>
-      </w:pPr>
-      <w:r>
-        <w:rPr>
-          <w:lang w:val="zh_TW" w:bidi="zh_TW"/>
-        </w:rPr>
-        <w:t>釀酒的過程</w:t>
+        <w:t>在遊牧或半遊牧社會中，財富往往是以牲畜數量來衡量；因此，雖然其體積龐大，牲畜本身</w:t>
+      </w:r>
+      <w:r>
+        <w:rPr>
+          <w:lang w:val="zh_TW" w:bidi="zh_TW"/>
+        </w:rPr>
+        <w:t>成了一種容易被接受、也易於估值的交換媒介</w:t>
+      </w:r>
+      <w:r>
+        <w:rPr>
+          <w:lang w:val="zh_TW" w:bidi="zh_TW"/>
+        </w:rPr>
+        <w:t xml:space="preserve">。牲畜在價值、財富與交換標準上的重要性，甚至可從拉丁文的金錢一詞 </w:t>
+      </w:r>
+      <w:r>
+        <w:rPr>
+          <w:i/>
+          <w:lang w:val="zh_TW" w:bidi="zh_TW"/>
+        </w:rPr>
+        <w:t>pecunia</w:t>
+      </w:r>
+      <w:r>
+        <w:rPr>
+          <w:lang w:val="zh_TW" w:bidi="zh_TW"/>
+        </w:rPr>
+        <w:t xml:space="preserve"> 看出：它直接源自 </w:t>
+      </w:r>
+      <w:r>
+        <w:rPr>
+          <w:i/>
+          <w:lang w:val="zh_TW" w:bidi="zh_TW"/>
+        </w:rPr>
+        <w:t>pecus</w:t>
+      </w:r>
+      <w:r>
+        <w:rPr>
+          <w:lang w:val="zh_TW" w:bidi="zh_TW"/>
+        </w:rPr>
+        <w:t>（意為「牛」）。在宗教用途上，以牲畜繳納稅賦或奉獻尤其被看為是合宜的；這不但提高了牲畜作為交換媒介的普遍性，也使聖殿在某種意義上成為大型牲畜群（以及較小動物與農產）的集散與置放之處。若某些物品無法直接用於聖殿禮儀，便可透過交易換取所需的物資。相較於動物（如羊、驢），易腐敗的食物較不受歡迎；但木材、酒與蜂蜜仍</w:t>
+      </w:r>
+      <w:r>
+        <w:rPr>
+          <w:lang w:val="zh_TW" w:bidi="zh_TW"/>
+        </w:rPr>
+        <w:t>經常被作為一種貨幣形式使用</w:t>
+      </w:r>
+      <w:r>
+        <w:rPr>
+          <w:lang w:val="zh_TW" w:bidi="zh_TW"/>
+        </w:rPr>
+        <w:t>（</w:t>
+      </w:r>
+      <w:hyperlink r:id="rId14">
+        <w:r>
+          <w:rPr>
+            <w:lang w:val="zh_TW" w:bidi="zh_TW"/>
+          </w:rPr>
+          <w:rPr>
+            <w:color w:val="0000EE"/>
+            <w:u w:val="single"/>
+          </w:rPr>
+          <w:t>撒上8:15</w:t>
+        </w:r>
+      </w:hyperlink>
+      <w:r>
+        <w:rPr>
+          <w:lang w:val="zh_TW" w:bidi="zh_TW"/>
+        </w:rPr>
+        <w:t>；</w:t>
+      </w:r>
+      <w:hyperlink r:id="rId15">
+        <w:r>
+          <w:rPr>
+            <w:lang w:val="zh_TW" w:bidi="zh_TW"/>
+          </w:rPr>
+          <w:rPr>
+            <w:color w:val="0000EE"/>
+            <w:u w:val="single"/>
+          </w:rPr>
+          <w:t>王下3:4</w:t>
+        </w:r>
+      </w:hyperlink>
+      <w:r>
+        <w:rPr>
+          <w:lang w:val="zh_TW" w:bidi="zh_TW"/>
+        </w:rPr>
+        <w:t>；</w:t>
+      </w:r>
+      <w:hyperlink r:id="rId16">
+        <w:r>
+          <w:rPr>
+            <w:lang w:val="zh_TW" w:bidi="zh_TW"/>
+          </w:rPr>
+          <w:rPr>
+            <w:color w:val="0000EE"/>
+            <w:u w:val="single"/>
+          </w:rPr>
+          <w:t>結45:13–16</w:t>
+        </w:r>
+      </w:hyperlink>
+      <w:r>
+        <w:rPr>
+          <w:lang w:val="zh_TW" w:bidi="zh_TW"/>
+        </w:rPr>
+        <w:t>）。公私稅賦、進貢與各樣債務，都可用此類方式清償。所羅門為建殿之事酬謝泰爾王希蘭，就以小麥與橄欖油支付（</w:t>
+      </w:r>
+      <w:hyperlink r:id="rId17">
+        <w:r>
+          <w:rPr>
+            <w:lang w:val="zh_TW" w:bidi="zh_TW"/>
+          </w:rPr>
+          <w:rPr>
+            <w:color w:val="0000EE"/>
+            <w:u w:val="single"/>
+          </w:rPr>
+          <w:t>王上5:11</w:t>
+        </w:r>
+      </w:hyperlink>
+      <w:r>
+        <w:rPr>
+          <w:lang w:val="zh_TW" w:bidi="zh_TW"/>
+        </w:rPr>
+        <w:t>），在公元前八世紀，稅賦也常以罐裝的酒或橄欖油作為繳納形式。</w:t>
+      </w:r>
+      <w:hyperlink r:id="rId15">
+        <w:r>
+          <w:rPr>
+            <w:lang w:val="zh_TW" w:bidi="zh_TW"/>
+          </w:rPr>
+          <w:rPr>
+            <w:color w:val="0000EE"/>
+            <w:u w:val="single"/>
+          </w:rPr>
+          <w:t>列王紀下三章4節</w:t>
+        </w:r>
+      </w:hyperlink>
+      <w:r>
+        <w:rPr>
+          <w:lang w:val="zh_TW" w:bidi="zh_TW"/>
+        </w:rPr>
+        <w:t>中則記載了以羊和羊毛作為貢品的的情形。</w:t>
       </w:r>
     </w:p>
     <w:p>
@@ -313,33 +443,7 @@
         <w:rPr>
           <w:lang w:val="zh_TW" w:bidi="zh_TW"/>
         </w:rPr>
-        <w:t>現存關於釀酒技術的古代文獻很少，早期葡萄種植者的知識主要來自少數植物學家的經驗和興趣。亞里士多德有天賦的學生埃雷索斯的泰奧弗拉斯托斯（Theophrastus of Eresos）寫了一本名為</w:t>
-      </w:r>
-      <w:r>
-        <w:rPr>
-          <w:i/>
-          <w:lang w:val="zh_TW" w:bidi="zh_TW"/>
-        </w:rPr>
-        <w:t>植物研究（Enquiry into Plants）</w:t>
-      </w:r>
-      <w:r>
-        <w:rPr>
-          <w:lang w:val="zh_TW" w:bidi="zh_TW"/>
-        </w:rPr>
-        <w:t>的書，展示了實踐經驗和理論的結合。後來，他還寫了</w:t>
-      </w:r>
-      <w:r>
-        <w:rPr>
-          <w:i/>
-          <w:lang w:val="zh_TW" w:bidi="zh_TW"/>
-        </w:rPr>
-        <w:t>植物的生命（On the Life of Plants）</w:t>
-      </w:r>
-      <w:r>
-        <w:rPr>
-          <w:lang w:val="zh_TW" w:bidi="zh_TW"/>
-        </w:rPr>
-        <w:t>，這是一部詳細觀察釀酒過程的作品。他關於何時種植、如何修剪、反對嫁接的觀點，以及如何照顧葡萄樹的想法，都展示了希臘人的天賦。他們將葡萄栽培提升為一門科學，這門科學在過去的2200年裡幾乎未曾改變。</w:t>
+        <w:t>上述各種交換媒介皆屬可量度或可計數之物，人們也嘗試建立它們彼此之間的標準兌換比率。</w:t>
       </w:r>
     </w:p>
     <w:p>
@@ -353,7 +457,73 @@
         <w:rPr>
           <w:lang w:val="zh_TW" w:bidi="zh_TW"/>
         </w:rPr>
-        <w:t>希臘葡萄種植者非常小心地確保他們的農作物成功種植。葡萄藤貼近地面生長，而不是被支撐起來。因此，會吃掉葡萄的老鼠和狐狸特別令人討厭，並且種植者必須頻繁除草來保持土壤中沒有雜草。但他們的方法總體上非常有效。</w:t>
+        <w:t>在古代近東，銀是較容易取得的貴金屬，</w:t>
+      </w:r>
+      <w:r>
+        <w:rPr>
+          <w:lang w:val="zh_TW" w:bidi="zh_TW"/>
+        </w:rPr>
+        <w:t>因此在買賣中最常被提及，起初是按重量計算，後來則以鑄幣的形式使用</w:t>
+      </w:r>
+      <w:r>
+        <w:rPr>
+          <w:lang w:val="zh_TW" w:bidi="zh_TW"/>
+        </w:rPr>
+        <w:t>。聖經中最早提到以銀作為交換媒介的例子之一，是在</w:t>
+      </w:r>
+      <w:hyperlink r:id="rId18">
+        <w:r>
+          <w:rPr>
+            <w:lang w:val="zh_TW" w:bidi="zh_TW"/>
+          </w:rPr>
+          <w:rPr>
+            <w:color w:val="0000EE"/>
+            <w:u w:val="single"/>
+          </w:rPr>
+          <w:t>創世記二十章14至16節</w:t>
+        </w:r>
+      </w:hyperlink>
+      <w:r>
+        <w:rPr>
+          <w:lang w:val="zh_TW" w:bidi="zh_TW"/>
+        </w:rPr>
+        <w:t>：亞伯拉罕除了得到牲畜與奴僕，還收受了一千銀子。亞伯拉罕又用了四百舍客勒購買麥比拉田與洞穴（</w:t>
+      </w:r>
+      <w:hyperlink r:id="rId19">
+        <w:r>
+          <w:rPr>
+            <w:lang w:val="zh_TW" w:bidi="zh_TW"/>
+          </w:rPr>
+          <w:rPr>
+            <w:color w:val="0000EE"/>
+            <w:u w:val="single"/>
+          </w:rPr>
+          <w:t>創23:15–16</w:t>
+        </w:r>
+      </w:hyperlink>
+      <w:r>
+        <w:rPr>
+          <w:lang w:val="zh_TW" w:bidi="zh_TW"/>
+        </w:rPr>
+        <w:t>），按照當時的慣例，銀子須在賣主面前秤重，並由見證人核驗（參</w:t>
+      </w:r>
+      <w:hyperlink r:id="rId20">
+        <w:r>
+          <w:rPr>
+            <w:lang w:val="zh_TW" w:bidi="zh_TW"/>
+          </w:rPr>
+          <w:rPr>
+            <w:color w:val="0000EE"/>
+            <w:u w:val="single"/>
+          </w:rPr>
+          <w:t>耶32:9–10</w:t>
+        </w:r>
+      </w:hyperlink>
+      <w:r>
+        <w:rPr>
+          <w:lang w:val="zh_TW" w:bidi="zh_TW"/>
+        </w:rPr>
+        <w:t>）。</w:t>
       </w:r>
     </w:p>
     <w:p>
@@ -367,20 +537,117 @@
         <w:rPr>
           <w:lang w:val="zh_TW" w:bidi="zh_TW"/>
         </w:rPr>
-        <w:t>每年九月初，葡萄會在平原地區被採收，而在月底則會在山區進行。在最初的載歌載舞慶祝節日中，工人們將成串的葡萄送到釀酒壓榨機中，這些壓榨機是傾斜向一角的低水泥槽。之後，工人們會用腳踩踏葡萄。第一道</w:t>
+        <w:t>由於這些事件約在公元前二千年，「舍客勒」一詞在此不應理解為後期所熟悉的硬幣名稱，而是指某一固定重量的銀。後來，約瑟的兄長們以二十舍客勒銀子把他賣給了旅行的商人（</w:t>
+      </w:r>
+      <w:hyperlink r:id="rId21">
+        <w:r>
+          <w:rPr>
+            <w:lang w:val="zh_TW" w:bidi="zh_TW"/>
+          </w:rPr>
+          <w:rPr>
+            <w:color w:val="0000EE"/>
+            <w:u w:val="single"/>
+          </w:rPr>
+          <w:t>創37:28</w:t>
+        </w:r>
+      </w:hyperlink>
+      <w:r>
+        <w:rPr>
+          <w:lang w:val="zh_TW" w:bidi="zh_TW"/>
+        </w:rPr>
+        <w:t>）。此外，</w:t>
+      </w:r>
+      <w:hyperlink r:id="rId22">
+        <w:r>
+          <w:rPr>
+            <w:lang w:val="zh_TW" w:bidi="zh_TW"/>
+          </w:rPr>
+          <w:rPr>
+            <w:color w:val="0000EE"/>
+            <w:u w:val="single"/>
+          </w:rPr>
+          <w:t>創世記三十三章19節</w:t>
+        </w:r>
+      </w:hyperlink>
+      <w:r>
+        <w:rPr>
+          <w:lang w:val="zh_TW" w:bidi="zh_TW"/>
+        </w:rPr>
+        <w:t>提到另一種金屬重量單位——</w:t>
       </w:r>
       <w:r>
         <w:rPr>
           <w:i/>
           <w:lang w:val="zh_TW" w:bidi="zh_TW"/>
         </w:rPr>
-        <w:t>榨汁</w:t>
-      </w:r>
-      <w:r>
-        <w:rPr>
-          <w:lang w:val="zh_TW" w:bidi="zh_TW"/>
-        </w:rPr>
-        <w:t>（must，壓榨出的汁液）非常珍貴，因為可以用它釀造出最優質的酒。剩餘的果汁則是通過擠壓裝在布袋中的踩過的葡萄來提取的。第三類酒則是通過將剩下的葡萄與水混合甚至煮沸後提取的，這類酒通常只有窮人飲用。</w:t>
+        <w:t>克斯塔</w:t>
+      </w:r>
+      <w:r>
+        <w:rPr>
+          <w:lang w:val="zh_TW" w:bidi="zh_TW"/>
+        </w:rPr>
+        <w:t>（</w:t>
+      </w:r>
+      <w:r>
+        <w:rPr>
+          <w:i/>
+          <w:lang w:val="zh_TW" w:bidi="zh_TW"/>
+        </w:rPr>
+        <w:t>kesitah</w:t>
+      </w:r>
+      <w:r>
+        <w:rPr>
+          <w:lang w:val="zh_TW" w:bidi="zh_TW"/>
+        </w:rPr>
+        <w:t>；譯註：和合本未譯為「</w:t>
+      </w:r>
+      <w:r>
+        <w:rPr>
+          <w:lang w:val="zh_TW" w:bidi="zh_TW"/>
+        </w:rPr>
+        <w:t>一百塊銀子」</w:t>
+      </w:r>
+      <w:r>
+        <w:rPr>
+          <w:lang w:val="zh_TW" w:bidi="zh_TW"/>
+        </w:rPr>
+        <w:t>）——與雅各購買一塊田地有關；這個用語在</w:t>
+      </w:r>
+      <w:hyperlink r:id="rId23">
+        <w:r>
+          <w:rPr>
+            <w:lang w:val="zh_TW" w:bidi="zh_TW"/>
+          </w:rPr>
+          <w:rPr>
+            <w:color w:val="0000EE"/>
+            <w:u w:val="single"/>
+          </w:rPr>
+          <w:t>約書亞記二十四章32節</w:t>
+        </w:r>
+      </w:hyperlink>
+      <w:r>
+        <w:rPr>
+          <w:lang w:val="zh_TW" w:bidi="zh_TW"/>
+        </w:rPr>
+        <w:t>和</w:t>
+      </w:r>
+      <w:hyperlink r:id="rId24">
+        <w:r>
+          <w:rPr>
+            <w:lang w:val="zh_TW" w:bidi="zh_TW"/>
+          </w:rPr>
+          <w:rPr>
+            <w:color w:val="0000EE"/>
+            <w:u w:val="single"/>
+          </w:rPr>
+          <w:t>約伯記四十二章11節</w:t>
+        </w:r>
+      </w:hyperlink>
+      <w:r>
+        <w:rPr>
+          <w:lang w:val="zh_TW" w:bidi="zh_TW"/>
+        </w:rPr>
+        <w:t>中再次出現（譯註：和合本未譯出此單位）。這個單位可能代表相當於一隻羊的貨幣價值的數量。</w:t>
       </w:r>
     </w:p>
     <w:p>
@@ -394,7 +661,19 @@
         <w:rPr>
           <w:lang w:val="zh_TW" w:bidi="zh_TW"/>
         </w:rPr>
-        <w:t>希臘人後來發明了橫樑壓榨機（beam press），長橫樑的一端有轉動部分，另一端懸掛著重石，用來壓榨多層葡萄。在古代近東地區使用了不同的葡萄壓榨方法，但即使在希臘，踩踏葡萄始終是最受歡迎的方式。</w:t>
+        <w:t>隨著時間的推移，大型牲畜與實物作為交換媒介顯得笨重不便，金屬</w:t>
+      </w:r>
+      <w:r>
+        <w:rPr>
+          <w:lang w:val="zh_TW" w:bidi="zh_TW"/>
+        </w:rPr>
+        <w:t>因此逐漸受到青睞</w:t>
+      </w:r>
+      <w:r>
+        <w:rPr>
+          <w:lang w:val="zh_TW" w:bidi="zh_TW"/>
+        </w:rPr>
+        <w:t>。然而，大量貴金屬的運輸仍是一大難題，因此人們需要設計出便於辨識、取用與存放有價金屬的方式。</w:t>
       </w:r>
     </w:p>
     <w:p>
@@ -408,7 +687,79 @@
         <w:rPr>
           <w:lang w:val="zh_TW" w:bidi="zh_TW"/>
         </w:rPr>
-        <w:t>在希臘，發酵期通常為六個月，在此期間液體不斷被撇去。然而，在古代近東，發酵過程通常在三到四天內完成，最佳發酵溫度為77度。古人知道繼續發酵會產生酸性。</w:t>
+        <w:t>多年來，交易用金屬被設計為較一致的形狀。埃及浮雕顯示出銀可堆疊或捆綁成束；雅各的兒子們從埃及買糧，也可能是以類似方式運送銀錢（</w:t>
+      </w:r>
+      <w:hyperlink r:id="rId25">
+        <w:r>
+          <w:rPr>
+            <w:lang w:val="zh_TW" w:bidi="zh_TW"/>
+          </w:rPr>
+          <w:rPr>
+            <w:color w:val="0000EE"/>
+            <w:u w:val="single"/>
+          </w:rPr>
+          <w:t>創42:35</w:t>
+        </w:r>
+      </w:hyperlink>
+      <w:r>
+        <w:rPr>
+          <w:lang w:val="zh_TW" w:bidi="zh_TW"/>
+        </w:rPr>
+        <w:t>）。大約在公元前1500年，已有鑄成錠、條、舌形或動物頭形的金屬塊流通，亦有金圓片與金線圈。最受歡迎、也最容易被接受的金屬貨幣形式，往往是那些野被設計為首飾的物件。米甸人的戰利品中包括金鍊子、手鐲、印戒與耳環（</w:t>
+      </w:r>
+      <w:hyperlink r:id="rId26">
+        <w:r>
+          <w:rPr>
+            <w:lang w:val="zh_TW" w:bidi="zh_TW"/>
+          </w:rPr>
+          <w:rPr>
+            <w:color w:val="0000EE"/>
+            <w:u w:val="single"/>
+          </w:rPr>
+          <w:t>民31:50</w:t>
+        </w:r>
+      </w:hyperlink>
+      <w:r>
+        <w:rPr>
+          <w:lang w:val="zh_TW" w:bidi="zh_TW"/>
+        </w:rPr>
+        <w:t>）。其中手鐲與戒指很可能具有相對標準化的重量，因而可直接充當貨幣使用。利百加從未婚夫所得的禮物，也以特定重量呈現：半舍客勒重的金環，以及兩個共重十舍客勒的金手鐲（</w:t>
+      </w:r>
+      <w:hyperlink r:id="rId27">
+        <w:r>
+          <w:rPr>
+            <w:lang w:val="zh_TW" w:bidi="zh_TW"/>
+          </w:rPr>
+          <w:rPr>
+            <w:color w:val="0000EE"/>
+            <w:u w:val="single"/>
+          </w:rPr>
+          <w:t>創24:22</w:t>
+        </w:r>
+      </w:hyperlink>
+      <w:r>
+        <w:rPr>
+          <w:lang w:val="zh_TW" w:bidi="zh_TW"/>
+        </w:rPr>
+        <w:t>）。約伯從親族那裡得到一個金環（</w:t>
+      </w:r>
+      <w:hyperlink r:id="rId24">
+        <w:r>
+          <w:rPr>
+            <w:lang w:val="zh_TW" w:bidi="zh_TW"/>
+          </w:rPr>
+          <w:rPr>
+            <w:color w:val="0000EE"/>
+            <w:u w:val="single"/>
+          </w:rPr>
+          <w:t>伯42:11</w:t>
+        </w:r>
+      </w:hyperlink>
+      <w:r>
+        <w:rPr>
+          <w:lang w:val="zh_TW" w:bidi="zh_TW"/>
+        </w:rPr>
+        <w:t>），若金環不代表某種固定貨幣的價值，眾人不太可能不約而同送出同類型的禮物。</w:t>
       </w:r>
     </w:p>
     <w:p>
@@ -418,22 +769,35 @@
           <w:lang w:val="zh_TW" w:bidi="zh_TW"/>
         </w:rPr>
       </w:r>
-      <w:r>
-        <w:rPr>
-          <w:lang w:val="zh_TW" w:bidi="zh_TW"/>
-        </w:rPr>
-        <w:t>在達到所需的發酵效果後，酒會被轉移到皮囊或陶罐中，以便運輸或銷售。把手和塞子上印有種類/品牌（brand）、產地和年份。此時，酒通過穿孔金屬篩網或布過濾，以消除沙粒或昆蟲等污染物。</w:t>
-      </w:r>
-    </w:p>
-    <w:p>
-      <w:pPr>
-        <w:pStyle w:val="Heading3"/>
-      </w:pPr>
-      <w:r>
-        <w:rPr>
-          <w:lang w:val="zh_TW" w:bidi="zh_TW"/>
-        </w:rPr>
-        <w:t>酒的種類</w:t>
+      <w:hyperlink r:id="rId28">
+        <w:r>
+          <w:rPr>
+            <w:lang w:val="zh_TW" w:bidi="zh_TW"/>
+          </w:rPr>
+          <w:rPr>
+            <w:color w:val="0000EE"/>
+            <w:u w:val="single"/>
+          </w:rPr>
+          <w:t>申命記十四章25節</w:t>
+        </w:r>
+      </w:hyperlink>
+      <w:r>
+        <w:rPr>
+          <w:lang w:val="zh_TW" w:bidi="zh_TW"/>
+        </w:rPr>
+        <w:t>中提到「</w:t>
+      </w:r>
+      <w:r>
+        <w:rPr>
+          <w:lang w:val="zh_TW" w:bidi="zh_TW"/>
+        </w:rPr>
+        <w:t>將銀子包起來</w:t>
+      </w:r>
+      <w:r>
+        <w:rPr>
+          <w:lang w:val="zh_TW" w:bidi="zh_TW"/>
+        </w:rPr>
+        <w:t>」，這暗示著可以將銀條綁在一起或將銀環串起來。無論是哪種方式，運輸都會更加方便。</w:t>
       </w:r>
     </w:p>
     <w:p>
@@ -447,18 +811,67 @@
         <w:rPr>
           <w:lang w:val="zh_TW" w:bidi="zh_TW"/>
         </w:rPr>
-        <w:t>古代詩人討論了許多不同種類的酒，亞他那修（Athenaeus）提到85種不同的品種。蓋倫（Galen）列舉了60種，普林尼（Pliny）提到150種，而斯特拉波（Strabo）提到30種。酒根據不同的顏色（黑色、紅色、白色或黃色）和口味（乾、澀、淡或甜）來區分。聖經記載了各種酒，例如黎巴嫩和黑本的酒。希伯崙和撒馬利亞以釀酒聞名。希伯來文至少有九個不同的詞來表示酒，而希臘文有四個在新約中被提及。</w:t>
-      </w:r>
-    </w:p>
-    <w:p>
-      <w:pPr>
-        <w:pStyle w:val="Heading3"/>
-      </w:pPr>
-      <w:r>
-        <w:rPr>
-          <w:lang w:val="zh_TW" w:bidi="zh_TW"/>
-        </w:rPr>
-        <w:t>酒的性質</w:t>
+        <w:t>摩西時代提到的銀重量價值可以從購買力的角度來理解。一隻公羊可以用兩舍客勒購買，而五十舍客勒是約一賀梅珥（homer）大麥的價格（</w:t>
+      </w:r>
+      <w:hyperlink r:id="rId29">
+        <w:r>
+          <w:rPr>
+            <w:lang w:val="zh_TW" w:bidi="zh_TW"/>
+          </w:rPr>
+          <w:rPr>
+            <w:color w:val="0000EE"/>
+            <w:u w:val="single"/>
+          </w:rPr>
+          <w:t>利27:16</w:t>
+        </w:r>
+      </w:hyperlink>
+      <w:r>
+        <w:rPr>
+          <w:lang w:val="zh_TW" w:bidi="zh_TW"/>
+        </w:rPr>
+        <w:t>）。在以利沙的時代的豐收年，一舍客勒可以買到一</w:t>
+      </w:r>
+      <w:r>
+        <w:rPr>
+          <w:lang w:val="zh_TW" w:bidi="zh_TW"/>
+        </w:rPr>
+        <w:t>細亞（seah）</w:t>
+      </w:r>
+      <w:r>
+        <w:rPr>
+          <w:lang w:val="zh_TW" w:bidi="zh_TW"/>
+        </w:rPr>
+        <w:t>細麵或二</w:t>
+      </w:r>
+      <w:r>
+        <w:rPr>
+          <w:lang w:val="zh_TW" w:bidi="zh_TW"/>
+        </w:rPr>
+        <w:t>細亞</w:t>
+      </w:r>
+      <w:r>
+        <w:rPr>
+          <w:lang w:val="zh_TW" w:bidi="zh_TW"/>
+        </w:rPr>
+        <w:t>的大麥（</w:t>
+      </w:r>
+      <w:hyperlink r:id="rId30">
+        <w:r>
+          <w:rPr>
+            <w:lang w:val="zh_TW" w:bidi="zh_TW"/>
+          </w:rPr>
+          <w:rPr>
+            <w:color w:val="0000EE"/>
+            <w:u w:val="single"/>
+          </w:rPr>
+          <w:t>王下7:16</w:t>
+        </w:r>
+      </w:hyperlink>
+      <w:r>
+        <w:rPr>
+          <w:lang w:val="zh_TW" w:bidi="zh_TW"/>
+        </w:rPr>
+        <w:t>）。當然，這類貨幣估值會受到供需問題等經濟因素的影響。</w:t>
       </w:r>
     </w:p>
     <w:p>
@@ -472,133 +885,7 @@
         <w:rPr>
           <w:lang w:val="zh_TW" w:bidi="zh_TW"/>
         </w:rPr>
-        <w:t>很少有人會質疑至少在舊約中有些酒是經過發酵的。然而，一些學者認為古代世界某些形式的酒未經發酵。他們對比了兩個希伯來文詞語，得出結論認為其中一個特定的詞語僅指新鮮葡萄汁（</w:t>
-      </w:r>
-      <w:hyperlink r:id="rId14">
-        <w:r>
-          <w:rPr>
-            <w:lang w:val="zh_TW" w:bidi="zh_TW"/>
-          </w:rPr>
-          <w:rPr>
-            <w:color w:val="0000EE"/>
-            <w:u w:val="single"/>
-          </w:rPr>
-          <w:t>箴3:10</w:t>
-        </w:r>
-      </w:hyperlink>
-      <w:r>
-        <w:rPr>
-          <w:lang w:val="zh_TW" w:bidi="zh_TW"/>
-        </w:rPr>
-        <w:t>；</w:t>
-      </w:r>
-      <w:hyperlink r:id="rId15">
-        <w:r>
-          <w:rPr>
-            <w:lang w:val="zh_TW" w:bidi="zh_TW"/>
-          </w:rPr>
-          <w:rPr>
-            <w:color w:val="0000EE"/>
-            <w:u w:val="single"/>
-          </w:rPr>
-          <w:t>何9:2</w:t>
-        </w:r>
-      </w:hyperlink>
-      <w:r>
-        <w:rPr>
-          <w:lang w:val="zh_TW" w:bidi="zh_TW"/>
-        </w:rPr>
-        <w:t>；</w:t>
-      </w:r>
-      <w:hyperlink r:id="rId16">
-        <w:r>
-          <w:rPr>
-            <w:lang w:val="zh_TW" w:bidi="zh_TW"/>
-          </w:rPr>
-          <w:rPr>
-            <w:color w:val="0000EE"/>
-            <w:u w:val="single"/>
-          </w:rPr>
-          <w:t>珥2:24</w:t>
-        </w:r>
-      </w:hyperlink>
-      <w:r>
-        <w:rPr>
-          <w:lang w:val="zh_TW" w:bidi="zh_TW"/>
-        </w:rPr>
-        <w:t>；</w:t>
-      </w:r>
-      <w:hyperlink r:id="rId17">
-        <w:r>
-          <w:rPr>
-            <w:lang w:val="zh_TW" w:bidi="zh_TW"/>
-          </w:rPr>
-          <w:rPr>
-            <w:color w:val="0000EE"/>
-            <w:u w:val="single"/>
-          </w:rPr>
-          <w:t>彌6:15</w:t>
-        </w:r>
-      </w:hyperlink>
-      <w:r>
-        <w:rPr>
-          <w:lang w:val="zh_TW" w:bidi="zh_TW"/>
-        </w:rPr>
-        <w:t>）。然而，這一觀點並沒有得到確定，理由如下：（1）希伯來文詞語主要出現在中性語境中；（2）該詞語在某些語境中明確包含了發酵飲料（例如，</w:t>
-      </w:r>
-      <w:hyperlink r:id="rId18">
-        <w:r>
-          <w:rPr>
-            <w:lang w:val="zh_TW" w:bidi="zh_TW"/>
-          </w:rPr>
-          <w:rPr>
-            <w:color w:val="0000EE"/>
-            <w:u w:val="single"/>
-          </w:rPr>
-          <w:t>創27:28</w:t>
-        </w:r>
-      </w:hyperlink>
-      <w:r>
-        <w:rPr>
-          <w:lang w:val="zh_TW" w:bidi="zh_TW"/>
-        </w:rPr>
-        <w:t>；</w:t>
-      </w:r>
-      <w:hyperlink r:id="rId19">
-        <w:r>
-          <w:rPr>
-            <w:lang w:val="zh_TW" w:bidi="zh_TW"/>
-          </w:rPr>
-          <w:rPr>
-            <w:color w:val="0000EE"/>
-            <w:u w:val="single"/>
-          </w:rPr>
-          <w:t>何4:11</w:t>
-        </w:r>
-      </w:hyperlink>
-      <w:r>
-        <w:rPr>
-          <w:lang w:val="zh_TW" w:bidi="zh_TW"/>
-        </w:rPr>
-        <w:t>；</w:t>
-      </w:r>
-      <w:hyperlink r:id="rId17">
-        <w:r>
-          <w:rPr>
-            <w:lang w:val="zh_TW" w:bidi="zh_TW"/>
-          </w:rPr>
-          <w:rPr>
-            <w:color w:val="0000EE"/>
-            <w:u w:val="single"/>
-          </w:rPr>
-          <w:t>彌6:15</w:t>
-        </w:r>
-      </w:hyperlink>
-      <w:r>
-        <w:rPr>
-          <w:lang w:val="zh_TW" w:bidi="zh_TW"/>
-        </w:rPr>
-        <w:t>）；（3）烏加里特文（Ugaritic）中的平行詞語確實指發酵酒；（4）七十士譯本的對應詞指的是發酵酒；（5）古代近東的發酵過程不像希臘，只需大約三天；（6）米示拿沒有提供任何有關使用未發酵酒的證據。因此，保存未經發酵的酒在當時可能是近乎不可能的任務。仔細研究所有的希伯來文詞語（以及它們的閃族同源詞）和希臘語文詞語可以證明，古代人幾乎不了解未發酵的酒。</w:t>
+        <w:t>目測估算在判斷貨幣價值時並不準確，且毫無疑問，在金屬稱重和檢查中，欺詐行為相當普遍。稱重是重大交易的必要程序，但也十分耗時。為確保重量——通常是青銅、鐵或經加工的石塊——的準確度，這些石塊上常帶有某種印記。這種做法一旦普及，人們就能很自然就會進一步將印記標記在作為貨幣的金屬物件本身（如舌形塊、金屬條、手鐲等）上。下一步，便是把銀塊加以打印以證明其貨幣價值，這就是硬幣的前身。在被擄時期以前的古代近東並無硬幣的概念。因此，任何在此之前提到的金錢，無論有無印記，都指的是金條、手鐲、戒指或其它金屬物品。</w:t>
       </w:r>
     </w:p>
     <w:p>
@@ -612,33 +899,7 @@
         <w:rPr>
           <w:lang w:val="zh_TW" w:bidi="zh_TW"/>
         </w:rPr>
-        <w:t>有大量證據表明，雖然酒總是經過發酵的，但在古典和希臘化世界中，通常會將酒與水混合。酒儲存在稱為雙耳瓶（amphorae）的大罐中</w:t>
-      </w:r>
-      <w:r>
-        <w:rPr>
-          <w:i/>
-          <w:lang w:val="zh_TW" w:bidi="zh_TW"/>
-        </w:rPr>
-        <w:t>，</w:t>
-      </w:r>
-      <w:r>
-        <w:rPr>
-          <w:lang w:val="zh_TW" w:bidi="zh_TW"/>
-        </w:rPr>
-        <w:t>從這些罐中將酒通過濾器倒入稱為克拉泰（krater）的大混合碗中</w:t>
-      </w:r>
-      <w:r>
-        <w:rPr>
-          <w:i/>
-          <w:lang w:val="zh_TW" w:bidi="zh_TW"/>
-        </w:rPr>
-        <w:t>。</w:t>
-      </w:r>
-      <w:r>
-        <w:rPr>
-          <w:lang w:val="zh_TW" w:bidi="zh_TW"/>
-        </w:rPr>
-        <w:t>這樣，酒與水混合後，才倒入飲用碗或杯中。</w:t>
+        <w:t>最早的鑄幣來自小亞細亞的呂底亞王國，傳統上歸功於該地極富有的統治者哥羅塞（Croesus；公元前560至546年）。呂底亞硬幣多以銀金礦（electrum，天然金銀合金）鑄造，上面刻有獅子和公牛的圖案；與多數早期硬幣相似，其背面僅有一個打孔印記。</w:t>
       </w:r>
     </w:p>
     <w:p>
@@ -652,20 +913,7 @@
         <w:rPr>
           <w:lang w:val="zh_TW" w:bidi="zh_TW"/>
         </w:rPr>
-        <w:t>酒與水的比例各不相同。最稀釋的比例為20比1，原因是酒太濃（荷馬，</w:t>
-      </w:r>
-      <w:r>
-        <w:rPr>
-          <w:i/>
-          <w:lang w:val="zh_TW" w:bidi="zh_TW"/>
-        </w:rPr>
-        <w:t>奧德賽</w:t>
-      </w:r>
-      <w:r>
-        <w:rPr>
-          <w:lang w:val="zh_TW" w:bidi="zh_TW"/>
-        </w:rPr>
-        <w:t>10.208）。</w:t>
+        <w:t>最初硬幣不僅代表價值，其重量本身也相當於其所含金銀的價值。因此，許多早期硬幣曾受到一些古代懷疑者的嚴格測試，他們希望確保硬幣是純銀，而非外部鍍銀的廉價金屬。</w:t>
       </w:r>
     </w:p>
     <w:p>
@@ -679,25 +927,7 @@
         <w:rPr>
           <w:lang w:val="zh_TW" w:bidi="zh_TW"/>
         </w:rPr>
-        <w:t>在西地中海世界中，「酒」一詞指的是酒與水的混合物。如果想提及未混水的酒，則需要加上「未摻水」的詞語。對於希臘人來說，喝未摻水的酒被認為是野蠻的行為。然而，證據似乎表明在舊約時代，酒是未經稀釋的。聖經中並未提及將酒與水混合的做法。將水與酒稀釋象徵著靈性上的變質（</w:t>
-      </w:r>
-      <w:hyperlink r:id="rId20">
-        <w:r>
-          <w:rPr>
-            <w:lang w:val="zh_TW" w:bidi="zh_TW"/>
-          </w:rPr>
-          <w:rPr>
-            <w:color w:val="0000EE"/>
-            <w:u w:val="single"/>
-          </w:rPr>
-          <w:t>賽1:22</w:t>
-        </w:r>
-      </w:hyperlink>
-      <w:r>
-        <w:rPr>
-          <w:lang w:val="zh_TW" w:bidi="zh_TW"/>
-        </w:rPr>
-        <w:t>）。到了羅馬時代，這一態度有所改變。米示拿假設水與酒的比例為二比一；然而，後來的塔木德則提到三比一的比例。自然發酵的酒精度可達15%。如果按三份水對一份酒的比例稀釋，酒精含量仍可達5%，這仍然相當濃烈。</w:t>
+        <w:t>銀或金的純度也會影響硬幣的流通與接受程度。故在希臘羅馬時期，泰爾所發行的「四德拉克馬」（tetradrachma）因金屬純度而成了最廣泛被接受的銀幣之一。</w:t>
       </w:r>
     </w:p>
     <w:p>
@@ -711,79 +941,7 @@
         <w:rPr>
           <w:lang w:val="zh_TW" w:bidi="zh_TW"/>
         </w:rPr>
-        <w:t>酒不僅與水混合，還與其他成分混合，類似於今天的調酒。一個例子可以在荷馬的《荷馬德墨忒爾頌歌》（Hymn to Demeter）中看到，女神拒絕純酒，並希望飲料混合麵粉、水和薄荷。濃酒也常常與弱酒混合，產生更強烈的飲品。這就是聖經中「調酒」的意思（</w:t>
-      </w:r>
-      <w:hyperlink r:id="rId21">
-        <w:r>
-          <w:rPr>
-            <w:lang w:val="zh_TW" w:bidi="zh_TW"/>
-          </w:rPr>
-          <w:rPr>
-            <w:color w:val="0000EE"/>
-            <w:u w:val="single"/>
-          </w:rPr>
-          <w:t>詩75:8</w:t>
-        </w:r>
-      </w:hyperlink>
-      <w:r>
-        <w:rPr>
-          <w:lang w:val="zh_TW" w:bidi="zh_TW"/>
-        </w:rPr>
-        <w:t>；</w:t>
-      </w:r>
-      <w:hyperlink r:id="rId22">
-        <w:r>
-          <w:rPr>
-            <w:lang w:val="zh_TW" w:bidi="zh_TW"/>
-          </w:rPr>
-          <w:rPr>
-            <w:color w:val="0000EE"/>
-            <w:u w:val="single"/>
-          </w:rPr>
-          <w:t>賽5:22</w:t>
-        </w:r>
-      </w:hyperlink>
-      <w:r>
-        <w:rPr>
-          <w:lang w:val="zh_TW" w:bidi="zh_TW"/>
-        </w:rPr>
-        <w:t>；</w:t>
-      </w:r>
-      <w:hyperlink r:id="rId23">
-        <w:r>
-          <w:rPr>
-            <w:lang w:val="zh_TW" w:bidi="zh_TW"/>
-          </w:rPr>
-          <w:rPr>
-            <w:color w:val="0000EE"/>
-            <w:u w:val="single"/>
-          </w:rPr>
-          <w:t>啟18:6</w:t>
-        </w:r>
-      </w:hyperlink>
-      <w:r>
-        <w:rPr>
-          <w:lang w:val="zh_TW" w:bidi="zh_TW"/>
-        </w:rPr>
-        <w:t>，</w:t>
-      </w:r>
-      <w:hyperlink r:id="rId24">
-        <w:r>
-          <w:rPr>
-            <w:lang w:val="zh_TW" w:bidi="zh_TW"/>
-          </w:rPr>
-          <w:rPr>
-            <w:color w:val="0000EE"/>
-            <w:u w:val="single"/>
-          </w:rPr>
-          <w:t>19:13–15</w:t>
-        </w:r>
-      </w:hyperlink>
-      <w:r>
-        <w:rPr>
-          <w:lang w:val="zh_TW" w:bidi="zh_TW"/>
-        </w:rPr>
-        <w:t>）。有時候，新酒糖分高，被蒸發後，濃縮的汁液與酒混合以提高酒精含量。</w:t>
+        <w:t>硬幣的使用並未使稱重完全消失；因自硬幣在公元前六世紀硬幣出現以來，刮削、剪邊的詐騙行為極為常見，並困擾著後續所有的鑄幣。直到十八世紀末的英國，藉著在較貴重的硬幣邊緣刻溝（milling / reeding）的工藝，才有效抑制此問題。</w:t>
       </w:r>
     </w:p>
     <w:p>
@@ -797,18 +955,25 @@
         <w:rPr>
           <w:lang w:val="zh_TW" w:bidi="zh_TW"/>
         </w:rPr>
-        <w:t>聖經中未提及將水與酒混合是為了使其更安全飲用，這一觀點是現代的理解。古代世界中很少出現現代所說的水污染問題，儘管偶爾也會有這種問題。古代有許多關於新鮮井水、泉水和流動水源的例子，而且當時也有淨化污水的方法。</w:t>
-      </w:r>
-    </w:p>
-    <w:p>
-      <w:pPr>
-        <w:pStyle w:val="Heading3"/>
-      </w:pPr>
-      <w:r>
-        <w:rPr>
-          <w:lang w:val="zh_TW" w:bidi="zh_TW"/>
-        </w:rPr>
-        <w:t>舊約中的酒</w:t>
+        <w:t>在公元前六世紀，當猶太人自巴比倫被擄歸回時，硬幣以及其它形式的金銀也用於重建耶路撒冷聖殿的捐獻中。文中提到的金幣為「達利克（daric）」；此詞顯然是源於波斯大流士一世（Darius I ，公元前521–486年）之名，並廣為通行，甚至出現在較晚撰寫、卻追述更早時代的經文中（參</w:t>
+      </w:r>
+      <w:hyperlink r:id="rId31">
+        <w:r>
+          <w:rPr>
+            <w:lang w:val="zh_TW" w:bidi="zh_TW"/>
+          </w:rPr>
+          <w:rPr>
+            <w:color w:val="0000EE"/>
+            <w:u w:val="single"/>
+          </w:rPr>
+          <w:t>代上29:7</w:t>
+        </w:r>
+      </w:hyperlink>
+      <w:r>
+        <w:rPr>
+          <w:lang w:val="zh_TW" w:bidi="zh_TW"/>
+        </w:rPr>
+        <w:t>）。</w:t>
       </w:r>
     </w:p>
     <w:p>
@@ -822,217 +987,7 @@
         <w:rPr>
           <w:lang w:val="zh_TW" w:bidi="zh_TW"/>
         </w:rPr>
-        <w:t>從上述證據來看，舊約中的酒通常不會與水混合，且在適量飲用時被視為有益的。</w:t>
-      </w:r>
-      <w:hyperlink r:id="rId25">
-        <w:r>
-          <w:rPr>
-            <w:lang w:val="zh_TW" w:bidi="zh_TW"/>
-          </w:rPr>
-          <w:rPr>
-            <w:color w:val="0000EE"/>
-            <w:u w:val="single"/>
-          </w:rPr>
-          <w:t>士師記九章13節</w:t>
-        </w:r>
-      </w:hyperlink>
-      <w:r>
-        <w:rPr>
-          <w:lang w:val="zh_TW" w:bidi="zh_TW"/>
-        </w:rPr>
-        <w:t>提到酒是「使神和人喜樂的」。</w:t>
-      </w:r>
-      <w:hyperlink r:id="rId26">
-        <w:r>
-          <w:rPr>
-            <w:lang w:val="zh_TW" w:bidi="zh_TW"/>
-          </w:rPr>
-          <w:rPr>
-            <w:color w:val="0000EE"/>
-            <w:u w:val="single"/>
-          </w:rPr>
-          <w:t>詩篇一〇四篇15節</w:t>
-        </w:r>
-      </w:hyperlink>
-      <w:r>
-        <w:rPr>
-          <w:lang w:val="zh_TW" w:bidi="zh_TW"/>
-        </w:rPr>
-        <w:t>也類似地描述酒：「酒能悅人心」（另參</w:t>
-      </w:r>
-      <w:hyperlink r:id="rId27">
-        <w:r>
-          <w:rPr>
-            <w:lang w:val="zh_TW" w:bidi="zh_TW"/>
-          </w:rPr>
-          <w:rPr>
-            <w:color w:val="0000EE"/>
-            <w:u w:val="single"/>
-          </w:rPr>
-          <w:t>斯1:10</w:t>
-        </w:r>
-      </w:hyperlink>
-      <w:r>
-        <w:rPr>
-          <w:lang w:val="zh_TW" w:bidi="zh_TW"/>
-        </w:rPr>
-        <w:t>；</w:t>
-      </w:r>
-      <w:hyperlink r:id="rId28">
-        <w:r>
-          <w:rPr>
-            <w:lang w:val="zh_TW" w:bidi="zh_TW"/>
-          </w:rPr>
-          <w:rPr>
-            <w:color w:val="0000EE"/>
-            <w:u w:val="single"/>
-          </w:rPr>
-          <w:t>傳10:19</w:t>
-        </w:r>
-      </w:hyperlink>
-      <w:r>
-        <w:rPr>
-          <w:lang w:val="zh_TW" w:bidi="zh_TW"/>
-        </w:rPr>
-        <w:t>；</w:t>
-      </w:r>
-      <w:hyperlink r:id="rId29">
-        <w:r>
-          <w:rPr>
-            <w:lang w:val="zh_TW" w:bidi="zh_TW"/>
-          </w:rPr>
-          <w:rPr>
-            <w:color w:val="0000EE"/>
-            <w:u w:val="single"/>
-          </w:rPr>
-          <w:t>賽55:1–2</w:t>
-        </w:r>
-      </w:hyperlink>
-      <w:r>
-        <w:rPr>
-          <w:lang w:val="zh_TW" w:bidi="zh_TW"/>
-        </w:rPr>
-        <w:t>；</w:t>
-      </w:r>
-      <w:hyperlink r:id="rId30">
-        <w:r>
-          <w:rPr>
-            <w:lang w:val="zh_TW" w:bidi="zh_TW"/>
-          </w:rPr>
-          <w:rPr>
-            <w:color w:val="0000EE"/>
-            <w:u w:val="single"/>
-          </w:rPr>
-          <w:t>亞10:7</w:t>
-        </w:r>
-      </w:hyperlink>
-      <w:r>
-        <w:rPr>
-          <w:lang w:val="zh_TW" w:bidi="zh_TW"/>
-        </w:rPr>
-        <w:t>）。適量飲酒被認為是正常且受歡迎的生活方式（</w:t>
-      </w:r>
-      <w:hyperlink r:id="rId31">
-        <w:r>
-          <w:rPr>
-            <w:lang w:val="zh_TW" w:bidi="zh_TW"/>
-          </w:rPr>
-          <w:rPr>
-            <w:color w:val="0000EE"/>
-            <w:u w:val="single"/>
-          </w:rPr>
-          <w:t>創14:18；</w:t>
-        </w:r>
-      </w:hyperlink>
-      <w:hyperlink r:id="rId32">
-        <w:r>
-          <w:rPr>
-            <w:lang w:val="zh_TW" w:bidi="zh_TW"/>
-          </w:rPr>
-          <w:rPr>
-            <w:color w:val="0000EE"/>
-            <w:u w:val="single"/>
-          </w:rPr>
-          <w:t>士19:19</w:t>
-        </w:r>
-      </w:hyperlink>
-      <w:r>
-        <w:rPr>
-          <w:lang w:val="zh_TW" w:bidi="zh_TW"/>
-        </w:rPr>
-        <w:t>；</w:t>
-      </w:r>
-      <w:hyperlink r:id="rId33">
-        <w:r>
-          <w:rPr>
-            <w:lang w:val="zh_TW" w:bidi="zh_TW"/>
-          </w:rPr>
-          <w:rPr>
-            <w:color w:val="0000EE"/>
-            <w:u w:val="single"/>
-          </w:rPr>
-          <w:t>撒上16:20</w:t>
-        </w:r>
-      </w:hyperlink>
-      <w:r>
-        <w:rPr>
-          <w:lang w:val="zh_TW" w:bidi="zh_TW"/>
-        </w:rPr>
-        <w:t>）。然而，利未人在聖殿服事時（</w:t>
-      </w:r>
-      <w:hyperlink r:id="rId34">
-        <w:r>
-          <w:rPr>
-            <w:lang w:val="zh_TW" w:bidi="zh_TW"/>
-          </w:rPr>
-          <w:rPr>
-            <w:color w:val="0000EE"/>
-            <w:u w:val="single"/>
-          </w:rPr>
-          <w:t>利10:8–9</w:t>
-        </w:r>
-      </w:hyperlink>
-      <w:r>
-        <w:rPr>
-          <w:lang w:val="zh_TW" w:bidi="zh_TW"/>
-        </w:rPr>
-        <w:t>）被禁止喝酒，拿細耳人（</w:t>
-      </w:r>
-      <w:hyperlink r:id="rId35">
-        <w:r>
-          <w:rPr>
-            <w:lang w:val="zh_TW" w:bidi="zh_TW"/>
-          </w:rPr>
-          <w:rPr>
-            <w:color w:val="0000EE"/>
-            <w:u w:val="single"/>
-          </w:rPr>
-          <w:t>民6:3</w:t>
-        </w:r>
-      </w:hyperlink>
-      <w:r>
-        <w:rPr>
-          <w:lang w:val="zh_TW" w:bidi="zh_TW"/>
-        </w:rPr>
-        <w:t>）和利甲族人（</w:t>
-      </w:r>
-      <w:hyperlink r:id="rId36">
-        <w:r>
-          <w:rPr>
-            <w:lang w:val="zh_TW" w:bidi="zh_TW"/>
-          </w:rPr>
-          <w:rPr>
-            <w:color w:val="0000EE"/>
-            <w:u w:val="single"/>
-          </w:rPr>
-          <w:t>耶35:1–6</w:t>
-        </w:r>
-      </w:hyperlink>
-      <w:r>
-        <w:rPr>
-          <w:lang w:val="zh_TW" w:bidi="zh_TW"/>
-        </w:rPr>
-        <w:t>）也被禁止喝酒。</w:t>
+        <w:t>在公元前六世紀之前，具備製造硬幣所需技能的工匠很少，因此最早的達里克金幣可能是在撒狄（Sardis）鑄造的。當波斯人佔領該地區時，接管了鑄幣廠，但生產方式仍照舊進行。</w:t>
       </w:r>
     </w:p>
     <w:p>
@@ -1046,115 +1001,7 @@
         <w:rPr>
           <w:lang w:val="zh_TW" w:bidi="zh_TW"/>
         </w:rPr>
-        <w:t>酒在舊約世界中有許多用途。「奠祭」所用的就是酒（</w:t>
-      </w:r>
-      <w:hyperlink r:id="rId37">
-        <w:r>
-          <w:rPr>
-            <w:lang w:val="zh_TW" w:bidi="zh_TW"/>
-          </w:rPr>
-          <w:rPr>
-            <w:color w:val="0000EE"/>
-            <w:u w:val="single"/>
-          </w:rPr>
-          <w:t>出29:40</w:t>
-        </w:r>
-      </w:hyperlink>
-      <w:r>
-        <w:rPr>
-          <w:lang w:val="zh_TW" w:bidi="zh_TW"/>
-        </w:rPr>
-        <w:t>；</w:t>
-      </w:r>
-      <w:hyperlink r:id="rId38">
-        <w:r>
-          <w:rPr>
-            <w:lang w:val="zh_TW" w:bidi="zh_TW"/>
-          </w:rPr>
-          <w:rPr>
-            <w:color w:val="0000EE"/>
-            <w:u w:val="single"/>
-          </w:rPr>
-          <w:t>利23:13</w:t>
-        </w:r>
-      </w:hyperlink>
-      <w:r>
-        <w:rPr>
-          <w:lang w:val="zh_TW" w:bidi="zh_TW"/>
-        </w:rPr>
-        <w:t>），而獻祭時，敬拜者經常會帶來酒（</w:t>
-      </w:r>
-      <w:hyperlink r:id="rId39">
-        <w:r>
-          <w:rPr>
-            <w:lang w:val="zh_TW" w:bidi="zh_TW"/>
-          </w:rPr>
-          <w:rPr>
-            <w:color w:val="0000EE"/>
-            <w:u w:val="single"/>
-          </w:rPr>
-          <w:t>撒上1:24</w:t>
-        </w:r>
-      </w:hyperlink>
-      <w:r>
-        <w:rPr>
-          <w:lang w:val="zh_TW" w:bidi="zh_TW"/>
-        </w:rPr>
-        <w:t>）。此外，聖殿中也存有酒，以作為獻祭之用（</w:t>
-      </w:r>
-      <w:hyperlink r:id="rId40">
-        <w:r>
-          <w:rPr>
-            <w:lang w:val="zh_TW" w:bidi="zh_TW"/>
-          </w:rPr>
-          <w:rPr>
-            <w:color w:val="0000EE"/>
-            <w:u w:val="single"/>
-          </w:rPr>
-          <w:t>代上9:29</w:t>
-        </w:r>
-      </w:hyperlink>
-      <w:r>
-        <w:rPr>
-          <w:lang w:val="zh_TW" w:bidi="zh_TW"/>
-        </w:rPr>
-        <w:t>）。有時，酒會用來幫助體弱和生病的人（</w:t>
-      </w:r>
-      <w:hyperlink r:id="rId41">
-        <w:r>
-          <w:rPr>
-            <w:lang w:val="zh_TW" w:bidi="zh_TW"/>
-          </w:rPr>
-          <w:rPr>
-            <w:color w:val="0000EE"/>
-            <w:u w:val="single"/>
-          </w:rPr>
-          <w:t>撒下16:2</w:t>
-        </w:r>
-      </w:hyperlink>
-      <w:r>
-        <w:rPr>
-          <w:lang w:val="zh_TW" w:bidi="zh_TW"/>
-        </w:rPr>
-        <w:t>；</w:t>
-      </w:r>
-      <w:hyperlink r:id="rId42">
-        <w:r>
-          <w:rPr>
-            <w:lang w:val="zh_TW" w:bidi="zh_TW"/>
-          </w:rPr>
-          <w:rPr>
-            <w:color w:val="0000EE"/>
-            <w:u w:val="single"/>
-          </w:rPr>
-          <w:t>箴31:6</w:t>
-        </w:r>
-      </w:hyperlink>
-      <w:r>
-        <w:rPr>
-          <w:lang w:val="zh_TW" w:bidi="zh_TW"/>
-        </w:rPr>
-        <w:t>）。</w:t>
+        <w:t>波斯帝國西部地區可能較常使用銀幣而非金幣。根據一些傳統說法，鑄幣在希臘埃伊納島（Aegina）發展的時間，大約與呂底亞人首次採用硬幣概念的時期相當。目前出土可考的最早希臘銀幣之一可追溯至公元前六世紀，鑄造於希臘北部。</w:t>
       </w:r>
     </w:p>
     <w:p>
@@ -1168,103 +1015,7 @@
         <w:rPr>
           <w:lang w:val="zh_TW" w:bidi="zh_TW"/>
         </w:rPr>
-        <w:t>舊約中的「濃酒」似乎與美索不達米亞的棗酒有密切關係。這種棗酒糖分含量高，酒精含量也應相當高。舊約中使用了一個希伯來文詞語來專指濃酒（</w:t>
-      </w:r>
-      <w:hyperlink r:id="rId43">
-        <w:r>
-          <w:rPr>
-            <w:lang w:val="zh_TW" w:bidi="zh_TW"/>
-          </w:rPr>
-          <w:rPr>
-            <w:color w:val="0000EE"/>
-            <w:u w:val="single"/>
-          </w:rPr>
-          <w:t>利10:9；</w:t>
-        </w:r>
-      </w:hyperlink>
-      <w:hyperlink r:id="rId44">
-        <w:r>
-          <w:rPr>
-            <w:lang w:val="zh_TW" w:bidi="zh_TW"/>
-          </w:rPr>
-          <w:rPr>
-            <w:color w:val="0000EE"/>
-            <w:u w:val="single"/>
-          </w:rPr>
-          <w:t>申29:6</w:t>
-        </w:r>
-      </w:hyperlink>
-      <w:r>
-        <w:rPr>
-          <w:lang w:val="zh_TW" w:bidi="zh_TW"/>
-        </w:rPr>
-        <w:t>；</w:t>
-      </w:r>
-      <w:hyperlink r:id="rId45">
-        <w:r>
-          <w:rPr>
-            <w:lang w:val="zh_TW" w:bidi="zh_TW"/>
-          </w:rPr>
-          <w:rPr>
-            <w:color w:val="0000EE"/>
-            <w:u w:val="single"/>
-          </w:rPr>
-          <w:t>撒上1:15；</w:t>
-        </w:r>
-      </w:hyperlink>
-      <w:hyperlink r:id="rId46">
-        <w:r>
-          <w:rPr>
-            <w:lang w:val="zh_TW" w:bidi="zh_TW"/>
-          </w:rPr>
-          <w:rPr>
-            <w:color w:val="0000EE"/>
-            <w:u w:val="single"/>
-          </w:rPr>
-          <w:t>箴20:1</w:t>
-        </w:r>
-      </w:hyperlink>
-      <w:r>
-        <w:rPr>
-          <w:lang w:val="zh_TW" w:bidi="zh_TW"/>
-        </w:rPr>
-        <w:t>，</w:t>
-      </w:r>
-      <w:hyperlink r:id="rId42">
-        <w:r>
-          <w:rPr>
-            <w:lang w:val="zh_TW" w:bidi="zh_TW"/>
-          </w:rPr>
-          <w:rPr>
-            <w:color w:val="0000EE"/>
-            <w:u w:val="single"/>
-          </w:rPr>
-          <w:t>31:6</w:t>
-        </w:r>
-      </w:hyperlink>
-      <w:r>
-        <w:rPr>
-          <w:lang w:val="zh_TW" w:bidi="zh_TW"/>
-        </w:rPr>
-        <w:t>；</w:t>
-      </w:r>
-      <w:hyperlink r:id="rId47">
-        <w:r>
-          <w:rPr>
-            <w:lang w:val="zh_TW" w:bidi="zh_TW"/>
-          </w:rPr>
-          <w:rPr>
-            <w:color w:val="0000EE"/>
-            <w:u w:val="single"/>
-          </w:rPr>
-          <w:t>賽29:9</w:t>
-        </w:r>
-      </w:hyperlink>
-      <w:r>
-        <w:rPr>
-          <w:lang w:val="zh_TW" w:bidi="zh_TW"/>
-        </w:rPr>
-        <w:t>）。在烏加里特文中有一個對應的詞，翻譯為「醉」，與通常的酒這個詞對應。</w:t>
+        <w:t>當時流通的還有公元前五世紀雅典四德拉克馬硬幣，其正反兩面皆有模具，硬幣上描繪了雅典娜女神（Athena）頭像和雅典娜的貓頭鷹（Owl of Athena）。</w:t>
       </w:r>
     </w:p>
     <w:p>
@@ -1278,108 +1029,7 @@
         <w:rPr>
           <w:lang w:val="zh_TW" w:bidi="zh_TW"/>
         </w:rPr>
-        <w:t>對於酗酒的負面反應在舊約中比比皆是。以賽亞譴責那些酗酒的人（</w:t>
-      </w:r>
-      <w:hyperlink r:id="rId48">
-        <w:r>
-          <w:rPr>
-            <w:lang w:val="zh_TW" w:bidi="zh_TW"/>
-          </w:rPr>
-          <w:rPr>
-            <w:color w:val="0000EE"/>
-            <w:u w:val="single"/>
-          </w:rPr>
-          <w:t>賽28:1–8</w:t>
-        </w:r>
-      </w:hyperlink>
-      <w:r>
-        <w:rPr>
-          <w:lang w:val="zh_TW" w:bidi="zh_TW"/>
-        </w:rPr>
-        <w:t>）。聖經中有許多關於酗酒的警告（</w:t>
-      </w:r>
-      <w:hyperlink r:id="rId46">
-        <w:r>
-          <w:rPr>
-            <w:lang w:val="zh_TW" w:bidi="zh_TW"/>
-          </w:rPr>
-          <w:rPr>
-            <w:color w:val="0000EE"/>
-            <w:u w:val="single"/>
-          </w:rPr>
-          <w:t>箴20:1</w:t>
-        </w:r>
-      </w:hyperlink>
-      <w:r>
-        <w:rPr>
-          <w:lang w:val="zh_TW" w:bidi="zh_TW"/>
-        </w:rPr>
-        <w:t>，</w:t>
-      </w:r>
-      <w:hyperlink r:id="rId49">
-        <w:r>
-          <w:rPr>
-            <w:lang w:val="zh_TW" w:bidi="zh_TW"/>
-          </w:rPr>
-          <w:rPr>
-            <w:color w:val="0000EE"/>
-            <w:u w:val="single"/>
-          </w:rPr>
-          <w:t>21:17</w:t>
-        </w:r>
-      </w:hyperlink>
-      <w:r>
-        <w:rPr>
-          <w:lang w:val="zh_TW" w:bidi="zh_TW"/>
-        </w:rPr>
-        <w:t>，</w:t>
-      </w:r>
-      <w:hyperlink r:id="rId50">
-        <w:r>
-          <w:rPr>
-            <w:lang w:val="zh_TW" w:bidi="zh_TW"/>
-          </w:rPr>
-          <w:rPr>
-            <w:color w:val="0000EE"/>
-            <w:u w:val="single"/>
-          </w:rPr>
-          <w:t>23:20–21</w:t>
-        </w:r>
-      </w:hyperlink>
-      <w:r>
-        <w:rPr>
-          <w:lang w:val="zh_TW" w:bidi="zh_TW"/>
-        </w:rPr>
-        <w:t>，</w:t>
-      </w:r>
-      <w:hyperlink r:id="rId51">
-        <w:r>
-          <w:rPr>
-            <w:lang w:val="zh_TW" w:bidi="zh_TW"/>
-          </w:rPr>
-          <w:rPr>
-            <w:color w:val="0000EE"/>
-            <w:u w:val="single"/>
-          </w:rPr>
-          <w:t>23:32–34</w:t>
-        </w:r>
-      </w:hyperlink>
-      <w:r>
-        <w:rPr>
-          <w:lang w:val="zh_TW" w:bidi="zh_TW"/>
-        </w:rPr>
-        <w:t>）。</w:t>
-      </w:r>
-    </w:p>
-    <w:p>
-      <w:pPr>
-        <w:pStyle w:val="Heading3"/>
-      </w:pPr>
-      <w:r>
-        <w:rPr>
-          <w:lang w:val="zh_TW" w:bidi="zh_TW"/>
-        </w:rPr>
-        <w:t>新約中的酒</w:t>
+        <w:t>雖然許多同時期硬幣的含銀量下降，雅典四德拉克馬卻長期維持高純度；在政治動盪、地方貨幣純度可疑的地區，自然提高了其接受度。由於含銀量穩定，且希臘勢力迅速擴張，雅典四德拉克馬在約二百年間幾乎是以同一方式持續鑄造並使用；許多這類硬幣在整個東地中海地區的寶藏中都有出土。</w:t>
       </w:r>
     </w:p>
     <w:p>
@@ -1393,61 +1043,7 @@
         <w:rPr>
           <w:lang w:val="zh_TW" w:bidi="zh_TW"/>
         </w:rPr>
-        <w:t>新約中的酒是一種發酵飲料，通常會與不同量的水混合。它也混有苦膽（</w:t>
-      </w:r>
-      <w:hyperlink r:id="rId52">
-        <w:r>
-          <w:rPr>
-            <w:lang w:val="zh_TW" w:bidi="zh_TW"/>
-          </w:rPr>
-          <w:rPr>
-            <w:color w:val="0000EE"/>
-            <w:u w:val="single"/>
-          </w:rPr>
-          <w:t>太27:34</w:t>
-        </w:r>
-      </w:hyperlink>
-      <w:r>
-        <w:rPr>
-          <w:lang w:val="zh_TW" w:bidi="zh_TW"/>
-        </w:rPr>
-        <w:t>）和沒藥（</w:t>
-      </w:r>
-      <w:hyperlink r:id="rId53">
-        <w:r>
-          <w:rPr>
-            <w:lang w:val="zh_TW" w:bidi="zh_TW"/>
-          </w:rPr>
-          <w:rPr>
-            <w:color w:val="0000EE"/>
-            <w:u w:val="single"/>
-          </w:rPr>
-          <w:t>可15:23</w:t>
-        </w:r>
-      </w:hyperlink>
-      <w:r>
-        <w:rPr>
-          <w:lang w:val="zh_TW" w:bidi="zh_TW"/>
-        </w:rPr>
-        <w:t>）。有證據強烈表明，在主的晚餐中使用的酒是水和酒的混合物，比例大概是三比一，這符合米示拿的規定。「葡萄汁」（</w:t>
-      </w:r>
-      <w:hyperlink r:id="rId54">
-        <w:r>
-          <w:rPr>
-            <w:lang w:val="zh_TW" w:bidi="zh_TW"/>
-          </w:rPr>
-          <w:rPr>
-            <w:color w:val="0000EE"/>
-            <w:u w:val="single"/>
-          </w:rPr>
-          <w:t>太26:27–29</w:t>
-        </w:r>
-      </w:hyperlink>
-      <w:r>
-        <w:rPr>
-          <w:lang w:val="zh_TW" w:bidi="zh_TW"/>
-        </w:rPr>
-        <w:t>）通常被解釋為新鮮的葡萄汁。然而，新鮮的葡萄汁幾乎是不可能找到的。</w:t>
+        <w:t>毫無疑問，到公元前四世紀時，猶太地已有當地的鑄幣廠，因考古發掘出了仿雅典四德拉克馬的銀幣，但其上刻有「伊胡得（Jehud）」字樣。</w:t>
       </w:r>
     </w:p>
     <w:p>
@@ -1461,79 +1057,7 @@
         <w:rPr>
           <w:lang w:val="zh_TW" w:bidi="zh_TW"/>
         </w:rPr>
-        <w:t>新約與舊約一樣，強烈反對酗酒。聖經的勸告是不要醉酒（</w:t>
-      </w:r>
-      <w:hyperlink r:id="rId55">
-        <w:r>
-          <w:rPr>
-            <w:lang w:val="zh_TW" w:bidi="zh_TW"/>
-          </w:rPr>
-          <w:rPr>
-            <w:color w:val="0000EE"/>
-            <w:u w:val="single"/>
-          </w:rPr>
-          <w:t>弗5:18</w:t>
-        </w:r>
-      </w:hyperlink>
-      <w:r>
-        <w:rPr>
-          <w:lang w:val="zh_TW" w:bidi="zh_TW"/>
-        </w:rPr>
-        <w:t>；</w:t>
-      </w:r>
-      <w:hyperlink r:id="rId56">
-        <w:r>
-          <w:rPr>
-            <w:lang w:val="zh_TW" w:bidi="zh_TW"/>
-          </w:rPr>
-          <w:rPr>
-            <w:color w:val="0000EE"/>
-            <w:u w:val="single"/>
-          </w:rPr>
-          <w:t>彼前4:3</w:t>
-        </w:r>
-      </w:hyperlink>
-      <w:r>
-        <w:rPr>
-          <w:lang w:val="zh_TW" w:bidi="zh_TW"/>
-        </w:rPr>
-        <w:t>）。教會的領袖應該在飲酒方面保持節制（</w:t>
-      </w:r>
-      <w:hyperlink r:id="rId57">
-        <w:r>
-          <w:rPr>
-            <w:lang w:val="zh_TW" w:bidi="zh_TW"/>
-          </w:rPr>
-          <w:rPr>
-            <w:color w:val="0000EE"/>
-            <w:u w:val="single"/>
-          </w:rPr>
-          <w:t>提前3:3、8</w:t>
-        </w:r>
-      </w:hyperlink>
-      <w:r>
-        <w:rPr>
-          <w:lang w:val="zh_TW" w:bidi="zh_TW"/>
-        </w:rPr>
-        <w:t>；</w:t>
-      </w:r>
-      <w:hyperlink r:id="rId58">
-        <w:r>
-          <w:rPr>
-            <w:lang w:val="zh_TW" w:bidi="zh_TW"/>
-          </w:rPr>
-          <w:rPr>
-            <w:color w:val="0000EE"/>
-            <w:u w:val="single"/>
-          </w:rPr>
-          <w:t>多1:7</w:t>
-        </w:r>
-      </w:hyperlink>
-      <w:r>
-        <w:rPr>
-          <w:lang w:val="zh_TW" w:bidi="zh_TW"/>
-        </w:rPr>
-        <w:t>）；希臘文意指他們不應該「沉溺於酒（not be addicted to wine）」。</w:t>
+        <w:t>由於希臘和羅馬時代貿易的廣泛發展，來自大城市的硬幣在地中海沿岸地區普遍被接受。這些硬幣在內陸地區也得到青睞，尤其是商路穿越之處，或屬於較大帝國統治範圍的區域。</w:t>
       </w:r>
     </w:p>
     <w:p>
@@ -1545,50 +1069,9 @@
       </w:r>
       <w:r>
         <w:rPr>
-          <w:i/>
-          <w:lang w:val="zh_TW" w:bidi="zh_TW"/>
-        </w:rPr>
-        <w:t>另見</w:t>
-      </w:r>
-      <w:r>
-        <w:rPr>
-          <w:lang w:val="zh_TW" w:bidi="zh_TW"/>
-        </w:rPr>
-        <w:t xml:space="preserve"> </w:t>
-      </w:r>
-      <w:r>
-        <w:rPr>
-          <w:lang w:val="zh_TW" w:bidi="zh_TW"/>
-        </w:rPr>
-        <w:t>葡萄樹，葡萄園</w:t>
-      </w:r>
-      <w:r>
-        <w:rPr>
-          <w:lang w:val="zh_TW" w:bidi="zh_TW"/>
-        </w:rPr>
-        <w:t>；</w:t>
-      </w:r>
-      <w:r>
-        <w:rPr>
-          <w:lang w:val="zh_TW" w:bidi="zh_TW"/>
-        </w:rPr>
-        <w:t>酒榨</w:t>
-      </w:r>
-      <w:r>
-        <w:rPr>
-          <w:lang w:val="zh_TW" w:bidi="zh_TW"/>
-        </w:rPr>
-        <w:t>。</w:t>
-      </w:r>
-      <w:r>
-        <w:rPr>
-          <w:lang w:val="zh_TW" w:bidi="zh_TW"/>
-        </w:rPr>
-      </w:r>
-      <w:r>
-        <w:rPr>
-          <w:lang w:val="zh_TW" w:bidi="zh_TW"/>
-        </w:rPr>
+          <w:lang w:val="zh_TW" w:bidi="zh_TW"/>
+        </w:rPr>
+        <w:t>在公元前四世紀末，迦薩、約帕和泰爾設立了鑄幣廠以生產當地貨幣。在這個時期，西頓繼續作為銀幣的重要供應地，這一地位自公元前五世紀以來一直保持不變。</w:t>
       </w:r>
     </w:p>
     <w:p>
@@ -1598,21 +1081,11 @@
           <w:lang w:val="zh_TW" w:bidi="zh_TW"/>
         </w:rPr>
       </w:r>
-    </w:p>
-    <w:p>
-      <w:pPr>
-        <w:pStyle w:val="Heading2"/>
-      </w:pPr>
-      <w:r>
-        <w:rPr>
-          <w:lang w:val="zh_TW" w:bidi="zh_TW"/>
-        </w:rPr>
-        <w:t>救恩</w:t>
-      </w:r>
-      <w:r>
-        <w:rPr>
-          <w:lang w:val="zh_TW" w:bidi="zh_TW"/>
-        </w:rPr>
+      <w:r>
+        <w:rPr>
+          <w:lang w:val="zh_TW" w:bidi="zh_TW"/>
+        </w:rPr>
+        <w:t>當西流古王朝（Seleucids）在公元前198年取得猶太地控制權後，因敘利亞人試圖將猶太人希臘化，一個政治動盪時期便開始了。猶太人對希臘文化的反感與對傳統信仰干涉的抵抗日益升高，終於在馬加比家族之父瑪他提亞的領導下，於公元前167年發起了一場游擊起義。</w:t>
       </w:r>
     </w:p>
     <w:p>
@@ -1626,18 +1099,25 @@
         <w:rPr>
           <w:lang w:val="zh_TW" w:bidi="zh_TW"/>
         </w:rPr>
-        <w:t>神拯救人脫離罪惡和死亡的方法。聖經不僅啟示了神，還揭示了神拯救世人的計劃。從這個意義上說，救恩是舊約和新約中的一個主要主題。</w:t>
-      </w:r>
-    </w:p>
-    <w:p>
-      <w:pPr>
-        <w:pStyle w:val="Heading3"/>
-      </w:pPr>
-      <w:r>
-        <w:rPr>
-          <w:lang w:val="zh_TW" w:bidi="zh_TW"/>
-        </w:rPr>
-        <w:t>在舊約中</w:t>
+        <w:t>當戰情一度有利於馬加比人時，敘利亞王安提阿古（Antiochus ）授予西門·馬加比（Simon Maccabeus）鑄造自己錢幣的權利（</w:t>
+      </w:r>
+      <w:hyperlink r:id="rId32">
+        <w:r>
+          <w:rPr>
+            <w:lang w:val="zh_TW" w:bidi="zh_TW"/>
+          </w:rPr>
+          <w:rPr>
+            <w:color w:val="0000EE"/>
+            <w:u w:val="single"/>
+          </w:rPr>
+          <w:t>馬加比一書15:6</w:t>
+        </w:r>
+      </w:hyperlink>
+      <w:r>
+        <w:rPr>
+          <w:lang w:val="zh_TW" w:bidi="zh_TW"/>
+        </w:rPr>
+        <w:t>），但在他能夠利用這一象徵獨立的權利之前，權力的平衡再次改變。猶太地再次成為附庸國，鑄幣許可也迅速被撤回。</w:t>
       </w:r>
     </w:p>
     <w:p>
@@ -1651,56 +1131,7 @@
         <w:rPr>
           <w:lang w:val="zh_TW" w:bidi="zh_TW"/>
         </w:rPr>
-        <w:t>救恩的概念在舊約和新約中都通過不同的術語和情境來表達。在幾個希伯來文詞彙中，意為「拯救」或「救助」的動詞</w:t>
-      </w:r>
-      <w:r>
-        <w:rPr>
-          <w:i/>
-          <w:lang w:val="zh_TW" w:bidi="zh_TW"/>
-        </w:rPr>
-        <w:t>yasha'</w:t>
-      </w:r>
-      <w:r>
-        <w:rPr>
-          <w:lang w:val="zh_TW" w:bidi="zh_TW"/>
-        </w:rPr>
-        <w:t xml:space="preserve"> 及其衍生詞最常被翻譯為英文的save（拯救）或salvation（救恩）。在英文聖經中，這些詞彙的出現頻率取決於所考慮的版本。例如，在舊約中，「救恩」在庇哩亞聖經（Berean Standard Bible）出現116次，在和合本聖經中出現78次。救恩在舊約中並未作為一個專門術語使用，可指個人或神。如參孫（</w:t>
-      </w:r>
-      <w:hyperlink r:id="rId59">
-        <w:r>
-          <w:rPr>
-            <w:lang w:val="zh_TW" w:bidi="zh_TW"/>
-          </w:rPr>
-          <w:rPr>
-            <w:color w:val="0000EE"/>
-            <w:u w:val="single"/>
-          </w:rPr>
-          <w:t>士13:5</w:t>
-        </w:r>
-      </w:hyperlink>
-      <w:r>
-        <w:rPr>
-          <w:lang w:val="zh_TW" w:bidi="zh_TW"/>
-        </w:rPr>
-        <w:t>）或大衛（</w:t>
-      </w:r>
-      <w:hyperlink r:id="rId60">
-        <w:r>
-          <w:rPr>
-            <w:lang w:val="zh_TW" w:bidi="zh_TW"/>
-          </w:rPr>
-          <w:rPr>
-            <w:color w:val="0000EE"/>
-            <w:u w:val="single"/>
-          </w:rPr>
-          <w:t>撒下8:6</w:t>
-        </w:r>
-      </w:hyperlink>
-      <w:r>
-        <w:rPr>
-          <w:lang w:val="zh_TW" w:bidi="zh_TW"/>
-        </w:rPr>
-        <w:t>）這樣的領袖被耶和華使用為神的子民帶來拯救。</w:t>
+        <w:t>西門・馬加比的兒子約翰・許爾堪（John Hyrcanus）成功擊敗衰弱的敘利亞人，並在公元前129年宣告獨立。大約在公元前110年鑄造的小型青銅幣，正面刻有花冠，並附上「約哈難（Johanan）大祭司與猶太人的會眾」的銘文；背面則展示了帶有罌粟頭的雙重豐饒之角（double cornucopia），二者皆是希臘象徵豐饒的圖案。這些錢幣被視為最早出現的猶太錢幣。</w:t>
       </w:r>
     </w:p>
     <w:p>
@@ -1714,115 +1145,7 @@
         <w:rPr>
           <w:lang w:val="zh_TW" w:bidi="zh_TW"/>
         </w:rPr>
-        <w:t>以色列的救恩觀念植根於出埃及的歷史經歷。這個重要的時刻是親眼見證耶和華的救恩（</w:t>
-      </w:r>
-      <w:hyperlink r:id="rId61">
-        <w:r>
-          <w:rPr>
-            <w:lang w:val="zh_TW" w:bidi="zh_TW"/>
-          </w:rPr>
-          <w:rPr>
-            <w:color w:val="0000EE"/>
-            <w:u w:val="single"/>
-          </w:rPr>
-          <w:t>出14:13</w:t>
-        </w:r>
-      </w:hyperlink>
-      <w:r>
-        <w:rPr>
-          <w:lang w:val="zh_TW" w:bidi="zh_TW"/>
-        </w:rPr>
-        <w:t>）的機會。詩人（</w:t>
-      </w:r>
-      <w:hyperlink r:id="rId62">
-        <w:r>
-          <w:rPr>
-            <w:lang w:val="zh_TW" w:bidi="zh_TW"/>
-          </w:rPr>
-          <w:rPr>
-            <w:color w:val="0000EE"/>
-            <w:u w:val="single"/>
-          </w:rPr>
-          <w:t>詩106:8</w:t>
-        </w:r>
-      </w:hyperlink>
-      <w:r>
-        <w:rPr>
-          <w:lang w:val="zh_TW" w:bidi="zh_TW"/>
-        </w:rPr>
-        <w:t>）和先知（</w:t>
-      </w:r>
-      <w:hyperlink r:id="rId63">
-        <w:r>
-          <w:rPr>
-            <w:lang w:val="zh_TW" w:bidi="zh_TW"/>
-          </w:rPr>
-          <w:rPr>
-            <w:color w:val="0000EE"/>
-            <w:u w:val="single"/>
-          </w:rPr>
-          <w:t>賽43:3</w:t>
-        </w:r>
-      </w:hyperlink>
-      <w:r>
-        <w:rPr>
-          <w:lang w:val="zh_TW" w:bidi="zh_TW"/>
-        </w:rPr>
-        <w:t>；</w:t>
-      </w:r>
-      <w:hyperlink r:id="rId64">
-        <w:r>
-          <w:rPr>
-            <w:lang w:val="zh_TW" w:bidi="zh_TW"/>
-          </w:rPr>
-          <w:rPr>
-            <w:color w:val="0000EE"/>
-            <w:u w:val="single"/>
-          </w:rPr>
-          <w:t>何13:4</w:t>
-        </w:r>
-      </w:hyperlink>
-      <w:r>
-        <w:rPr>
-          <w:lang w:val="zh_TW" w:bidi="zh_TW"/>
-        </w:rPr>
-        <w:t>）後來在回顧出埃及的經歷時重申了神的救恩。以色列對救恩的理解是在歷史事件中形成的，例如在公元前701年西拿基立攻打耶路撒冷時，耶和華宣告祂會為自己的名的緣故拯救耶路撒冷城（</w:t>
-      </w:r>
-      <w:hyperlink r:id="rId65">
-        <w:r>
-          <w:rPr>
-            <w:lang w:val="zh_TW" w:bidi="zh_TW"/>
-          </w:rPr>
-          <w:rPr>
-            <w:color w:val="0000EE"/>
-            <w:u w:val="single"/>
-          </w:rPr>
-          <w:t>王下19:34</w:t>
-        </w:r>
-      </w:hyperlink>
-      <w:r>
-        <w:rPr>
-          <w:lang w:val="zh_TW" w:bidi="zh_TW"/>
-        </w:rPr>
-        <w:t>；參</w:t>
-      </w:r>
-      <w:hyperlink r:id="rId66">
-        <w:r>
-          <w:rPr>
-            <w:lang w:val="zh_TW" w:bidi="zh_TW"/>
-          </w:rPr>
-          <w:rPr>
-            <w:color w:val="0000EE"/>
-            <w:u w:val="single"/>
-          </w:rPr>
-          <w:t>18:30、35</w:t>
-        </w:r>
-      </w:hyperlink>
-      <w:r>
-        <w:rPr>
-          <w:lang w:val="zh_TW" w:bidi="zh_TW"/>
-        </w:rPr>
-        <w:t>）。以色列人通過不同領袖和情境目睹神的救恩，這也印證了他們對神是拯救的神的認識。</w:t>
+        <w:t>由於缺乏熟練的工匠和良好的鑄幣廠，這些硬幣造型簡單樸素也就不足為奇。因此，它們與當時許多硬幣複雜且精美的設計風格迥異。</w:t>
       </w:r>
     </w:p>
     <w:p>
@@ -1836,217 +1159,7 @@
         <w:rPr>
           <w:lang w:val="zh_TW" w:bidi="zh_TW"/>
         </w:rPr>
-        <w:t>以色列對神拯救的回應主要是讚美，這在詩篇（</w:t>
-      </w:r>
-      <w:hyperlink r:id="rId67">
-        <w:r>
-          <w:rPr>
-            <w:lang w:val="zh_TW" w:bidi="zh_TW"/>
-          </w:rPr>
-          <w:rPr>
-            <w:color w:val="0000EE"/>
-            <w:u w:val="single"/>
-          </w:rPr>
-          <w:t>詩3:8</w:t>
-        </w:r>
-      </w:hyperlink>
-      <w:r>
-        <w:rPr>
-          <w:lang w:val="zh_TW" w:bidi="zh_TW"/>
-        </w:rPr>
-        <w:t>，</w:t>
-      </w:r>
-      <w:hyperlink r:id="rId68">
-        <w:r>
-          <w:rPr>
-            <w:lang w:val="zh_TW" w:bidi="zh_TW"/>
-          </w:rPr>
-          <w:rPr>
-            <w:color w:val="0000EE"/>
-            <w:u w:val="single"/>
-          </w:rPr>
-          <w:t>9:14</w:t>
-        </w:r>
-      </w:hyperlink>
-      <w:r>
-        <w:rPr>
-          <w:lang w:val="zh_TW" w:bidi="zh_TW"/>
-        </w:rPr>
-        <w:t>，</w:t>
-      </w:r>
-      <w:hyperlink r:id="rId69">
-        <w:r>
-          <w:rPr>
-            <w:lang w:val="zh_TW" w:bidi="zh_TW"/>
-          </w:rPr>
-          <w:rPr>
-            <w:color w:val="0000EE"/>
-            <w:u w:val="single"/>
-          </w:rPr>
-          <w:t>21:1</w:t>
-        </w:r>
-      </w:hyperlink>
-      <w:r>
-        <w:rPr>
-          <w:lang w:val="zh_TW" w:bidi="zh_TW"/>
-        </w:rPr>
-        <w:t>）和早期的詩歌中經常可見（</w:t>
-      </w:r>
-      <w:hyperlink r:id="rId70">
-        <w:r>
-          <w:rPr>
-            <w:lang w:val="zh_TW" w:bidi="zh_TW"/>
-          </w:rPr>
-          <w:rPr>
-            <w:color w:val="0000EE"/>
-            <w:u w:val="single"/>
-          </w:rPr>
-          <w:t>出15:2</w:t>
-        </w:r>
-      </w:hyperlink>
-      <w:r>
-        <w:rPr>
-          <w:lang w:val="zh_TW" w:bidi="zh_TW"/>
-        </w:rPr>
-        <w:t>；</w:t>
-      </w:r>
-      <w:hyperlink r:id="rId71">
-        <w:r>
-          <w:rPr>
-            <w:lang w:val="zh_TW" w:bidi="zh_TW"/>
-          </w:rPr>
-          <w:rPr>
-            <w:color w:val="0000EE"/>
-            <w:u w:val="single"/>
-          </w:rPr>
-          <w:t>撒上2:1</w:t>
-        </w:r>
-      </w:hyperlink>
-      <w:r>
-        <w:rPr>
-          <w:lang w:val="zh_TW" w:bidi="zh_TW"/>
-        </w:rPr>
-        <w:t>）。此外，他們向耶和華祈求和尋求祂的拯救——無論是從敵人（</w:t>
-      </w:r>
-      <w:hyperlink r:id="rId72">
-        <w:r>
-          <w:rPr>
-            <w:lang w:val="zh_TW" w:bidi="zh_TW"/>
-          </w:rPr>
-          <w:rPr>
-            <w:color w:val="0000EE"/>
-            <w:u w:val="single"/>
-          </w:rPr>
-          <w:t>詩35:3</w:t>
-        </w:r>
-      </w:hyperlink>
-      <w:r>
-        <w:rPr>
-          <w:lang w:val="zh_TW" w:bidi="zh_TW"/>
-        </w:rPr>
-        <w:t>，</w:t>
-      </w:r>
-      <w:hyperlink r:id="rId73">
-        <w:r>
-          <w:rPr>
-            <w:lang w:val="zh_TW" w:bidi="zh_TW"/>
-          </w:rPr>
-          <w:rPr>
-            <w:color w:val="0000EE"/>
-            <w:u w:val="single"/>
-          </w:rPr>
-          <w:t>38:22</w:t>
-        </w:r>
-      </w:hyperlink>
-      <w:r>
-        <w:rPr>
-          <w:lang w:val="zh_TW" w:bidi="zh_TW"/>
-        </w:rPr>
-        <w:t>）、疾病（</w:t>
-      </w:r>
-      <w:hyperlink r:id="rId74">
-        <w:r>
-          <w:rPr>
-            <w:lang w:val="zh_TW" w:bidi="zh_TW"/>
-          </w:rPr>
-          <w:rPr>
-            <w:color w:val="0000EE"/>
-            <w:u w:val="single"/>
-          </w:rPr>
-          <w:t>69:29</w:t>
-        </w:r>
-      </w:hyperlink>
-      <w:r>
-        <w:rPr>
-          <w:lang w:val="zh_TW" w:bidi="zh_TW"/>
-        </w:rPr>
-        <w:t>），還是戰爭（</w:t>
-      </w:r>
-      <w:hyperlink r:id="rId75">
-        <w:r>
-          <w:rPr>
-            <w:lang w:val="zh_TW" w:bidi="zh_TW"/>
-          </w:rPr>
-          <w:rPr>
-            <w:color w:val="0000EE"/>
-            <w:u w:val="single"/>
-          </w:rPr>
-          <w:t>140:7，</w:t>
-        </w:r>
-      </w:hyperlink>
-      <w:hyperlink r:id="rId76">
-        <w:r>
-          <w:rPr>
-            <w:lang w:val="zh_TW" w:bidi="zh_TW"/>
-          </w:rPr>
-          <w:rPr>
-            <w:color w:val="0000EE"/>
-            <w:u w:val="single"/>
-          </w:rPr>
-          <w:t>144:10–11</w:t>
-        </w:r>
-      </w:hyperlink>
-      <w:r>
-        <w:rPr>
-          <w:lang w:val="zh_TW" w:bidi="zh_TW"/>
-        </w:rPr>
-        <w:t>）中得救——並且在信心中期待神的拯救（</w:t>
-      </w:r>
-      <w:hyperlink r:id="rId77">
-        <w:r>
-          <w:rPr>
-            <w:lang w:val="zh_TW" w:bidi="zh_TW"/>
-          </w:rPr>
-          <w:rPr>
-            <w:color w:val="0000EE"/>
-            <w:u w:val="single"/>
-          </w:rPr>
-          <w:t>35:9</w:t>
-        </w:r>
-      </w:hyperlink>
-      <w:r>
-        <w:rPr>
-          <w:lang w:val="zh_TW" w:bidi="zh_TW"/>
-        </w:rPr>
-        <w:t>，</w:t>
-      </w:r>
-      <w:hyperlink r:id="rId78">
-        <w:r>
-          <w:rPr>
-            <w:lang w:val="zh_TW" w:bidi="zh_TW"/>
-          </w:rPr>
-          <w:rPr>
-            <w:color w:val="0000EE"/>
-            <w:u w:val="single"/>
-          </w:rPr>
-          <w:t>65:5</w:t>
-        </w:r>
-      </w:hyperlink>
-      <w:r>
-        <w:rPr>
-          <w:lang w:val="zh_TW" w:bidi="zh_TW"/>
-        </w:rPr>
-        <w:t>）。</w:t>
+        <w:t>同時，根據西流古的命令，泰爾和西頓的腓尼基城市繼續鑄造銀幣。直到羅馬時代，這些銀幣在巴勒斯坦的日常使用中一直是最受歡迎的，並且與羅馬貨幣長期並行流通。</w:t>
       </w:r>
     </w:p>
     <w:p>
@@ -2058,200 +1171,56 @@
       </w:r>
       <w:r>
         <w:rPr>
-          <w:lang w:val="zh_TW" w:bidi="zh_TW"/>
-        </w:rPr>
-        <w:t>先知強調救恩的末世（終末〔end-time〕）層面。神過去的偉大作為顯明了祂的拯救大能，這也促使人們期待神未來的拯救工作。這種對未來的盼望是對以色列民族的（</w:t>
-      </w:r>
-      <w:hyperlink r:id="rId79">
-        <w:r>
-          <w:rPr>
-            <w:lang w:val="zh_TW" w:bidi="zh_TW"/>
-          </w:rPr>
-          <w:rPr>
-            <w:color w:val="0000EE"/>
-            <w:u w:val="single"/>
-          </w:rPr>
-          <w:t>賽45:17</w:t>
-        </w:r>
-      </w:hyperlink>
-      <w:r>
-        <w:rPr>
-          <w:lang w:val="zh_TW" w:bidi="zh_TW"/>
-        </w:rPr>
-        <w:t>），但也是對普世救贖的預期（</w:t>
-      </w:r>
-      <w:hyperlink r:id="rId80">
-        <w:r>
-          <w:rPr>
-            <w:lang w:val="zh_TW" w:bidi="zh_TW"/>
-          </w:rPr>
-          <w:rPr>
-            <w:color w:val="0000EE"/>
-            <w:u w:val="single"/>
-          </w:rPr>
-          <w:t>49:6</w:t>
-        </w:r>
-      </w:hyperlink>
-      <w:r>
-        <w:rPr>
-          <w:lang w:val="zh_TW" w:bidi="zh_TW"/>
-        </w:rPr>
-        <w:t>）。先知們期待從巴比倫的被擄中得拯救並歸回（</w:t>
-      </w:r>
-      <w:hyperlink r:id="rId81">
-        <w:r>
-          <w:rPr>
-            <w:lang w:val="zh_TW" w:bidi="zh_TW"/>
-          </w:rPr>
-          <w:rPr>
-            <w:color w:val="0000EE"/>
-            <w:u w:val="single"/>
-          </w:rPr>
-          <w:t>賽49:25–26</w:t>
-        </w:r>
-      </w:hyperlink>
+          <w:i/>
+          <w:lang w:val="zh_TW" w:bidi="zh_TW"/>
+        </w:rPr>
+        <w:t>另見</w:t>
+      </w:r>
+      <w:r>
+        <w:rPr>
+          <w:lang w:val="zh_TW" w:bidi="zh_TW"/>
+        </w:rPr>
+        <w:t>銀行業者、銀行業</w:t>
+      </w:r>
       <w:r>
         <w:rPr>
           <w:lang w:val="zh_TW" w:bidi="zh_TW"/>
         </w:rPr>
         <w:t>；</w:t>
       </w:r>
-      <w:hyperlink r:id="rId82">
-        <w:r>
-          <w:rPr>
-            <w:lang w:val="zh_TW" w:bidi="zh_TW"/>
-          </w:rPr>
-          <w:rPr>
-            <w:color w:val="0000EE"/>
-            <w:u w:val="single"/>
-          </w:rPr>
-          <w:t>耶46:27</w:t>
-        </w:r>
-      </w:hyperlink>
-      <w:r>
-        <w:rPr>
-          <w:lang w:val="zh_TW" w:bidi="zh_TW"/>
-        </w:rPr>
-        <w:t>），但他們也談到未來永恆的救恩（</w:t>
-      </w:r>
-      <w:hyperlink r:id="rId79">
-        <w:r>
-          <w:rPr>
-            <w:lang w:val="zh_TW" w:bidi="zh_TW"/>
-          </w:rPr>
-          <w:rPr>
-            <w:color w:val="0000EE"/>
-            <w:u w:val="single"/>
-          </w:rPr>
-          <w:t>賽45:17</w:t>
-        </w:r>
-      </w:hyperlink>
-      <w:r>
-        <w:rPr>
-          <w:lang w:val="zh_TW" w:bidi="zh_TW"/>
-        </w:rPr>
-        <w:t>，</w:t>
-      </w:r>
-      <w:hyperlink r:id="rId83">
-        <w:r>
-          <w:rPr>
-            <w:lang w:val="zh_TW" w:bidi="zh_TW"/>
-          </w:rPr>
-          <w:rPr>
-            <w:color w:val="0000EE"/>
-            <w:u w:val="single"/>
-          </w:rPr>
-          <w:t>51:6–8</w:t>
-        </w:r>
-      </w:hyperlink>
-      <w:r>
-        <w:rPr>
-          <w:lang w:val="zh_TW" w:bidi="zh_TW"/>
-        </w:rPr>
-        <w:t>）。彌賽亞的盼望，體現在那些預言有關個人將帶來神的救恩的經文中。以賽亞提到僕人將救恩帶到地極（</w:t>
-      </w:r>
-      <w:hyperlink r:id="rId80">
-        <w:r>
-          <w:rPr>
-            <w:lang w:val="zh_TW" w:bidi="zh_TW"/>
-          </w:rPr>
-          <w:rPr>
-            <w:color w:val="0000EE"/>
-            <w:u w:val="single"/>
-          </w:rPr>
-          <w:t>49:6</w:t>
-        </w:r>
-      </w:hyperlink>
-      <w:r>
-        <w:rPr>
-          <w:lang w:val="zh_TW" w:bidi="zh_TW"/>
-        </w:rPr>
-        <w:t>），而耶利米寫到神公義的苗裔帶來拯救（</w:t>
-      </w:r>
-      <w:hyperlink r:id="rId84">
-        <w:r>
-          <w:rPr>
-            <w:lang w:val="zh_TW" w:bidi="zh_TW"/>
-          </w:rPr>
-          <w:rPr>
-            <w:color w:val="0000EE"/>
-            <w:u w:val="single"/>
-          </w:rPr>
-          <w:t>耶23:5–6</w:t>
-        </w:r>
-      </w:hyperlink>
-      <w:r>
-        <w:rPr>
-          <w:lang w:val="zh_TW" w:bidi="zh_TW"/>
-        </w:rPr>
-        <w:t>）。</w:t>
-      </w:r>
-      <w:hyperlink r:id="rId85">
-        <w:r>
-          <w:rPr>
-            <w:lang w:val="zh_TW" w:bidi="zh_TW"/>
-          </w:rPr>
-          <w:rPr>
-            <w:color w:val="0000EE"/>
-            <w:u w:val="single"/>
-          </w:rPr>
-          <w:t>撒迦利亞書九章9節</w:t>
-        </w:r>
-      </w:hyperlink>
-      <w:r>
-        <w:rPr>
-          <w:lang w:val="zh_TW" w:bidi="zh_TW"/>
-        </w:rPr>
-        <w:t>提到帶來救恩的君王，反映了這個彌賽亞的主題，並在</w:t>
-      </w:r>
-      <w:hyperlink r:id="rId86">
-        <w:r>
-          <w:rPr>
-            <w:lang w:val="zh_TW" w:bidi="zh_TW"/>
-          </w:rPr>
-          <w:rPr>
-            <w:color w:val="0000EE"/>
-            <w:u w:val="single"/>
-          </w:rPr>
-          <w:t>馬太福音二十一章4至5節</w:t>
-        </w:r>
-      </w:hyperlink>
-      <w:r>
-        <w:rPr>
-          <w:lang w:val="zh_TW" w:bidi="zh_TW"/>
-        </w:rPr>
-        <w:t>中應用在耶穌基督身上。</w:t>
-      </w:r>
-    </w:p>
-    <w:p>
-      <w:pPr>
-        <w:pStyle w:val="Heading3"/>
-      </w:pPr>
-      <w:r>
-        <w:rPr>
-          <w:lang w:val="zh_TW" w:bidi="zh_TW"/>
-        </w:rPr>
-        <w:t>在新約中</w:t>
+      <w:r>
+        <w:rPr>
+          <w:lang w:val="zh_TW" w:bidi="zh_TW"/>
+        </w:rPr>
+        <w:t>銀錢</w:t>
+      </w:r>
+      <w:r>
+        <w:rPr>
+          <w:lang w:val="zh_TW" w:bidi="zh_TW"/>
+        </w:rPr>
+        <w:t>；</w:t>
+      </w:r>
+      <w:r>
+        <w:rPr>
+          <w:lang w:val="zh_TW" w:bidi="zh_TW"/>
+        </w:rPr>
+        <w:t>錢幣兌換者</w:t>
+      </w:r>
+      <w:r>
+        <w:rPr>
+          <w:lang w:val="zh_TW" w:bidi="zh_TW"/>
+        </w:rPr>
+        <w:t>。</w:t>
+      </w:r>
+      <w:r>
+        <w:rPr>
+          <w:lang w:val="zh_TW" w:bidi="zh_TW"/>
+        </w:rPr>
+      </w:r>
+      <w:r>
+        <w:rPr>
+          <w:lang w:val="zh_TW" w:bidi="zh_TW"/>
+        </w:rPr>
       </w:r>
     </w:p>
     <w:p>
@@ -2261,11 +1230,21 @@
           <w:lang w:val="zh_TW" w:bidi="zh_TW"/>
         </w:rPr>
       </w:r>
-      <w:r>
-        <w:rPr>
-          <w:lang w:val="zh_TW" w:bidi="zh_TW"/>
-        </w:rPr>
-        <w:t>在古典希臘文中，動詞sozo（「拯救」）和名詞soteria（「救恩」）用於表示「拯救」、「救助」或「救恩」，甚至是「福祉」或「健康」。七十士譯本最常使用sozo來翻譯希伯來文的yasha‘（「拯救」），而新約主要使用sozo及其衍生詞來表示救恩的概念。</w:t>
+    </w:p>
+    <w:p>
+      <w:pPr>
+        <w:pStyle w:val="Heading2"/>
+      </w:pPr>
+      <w:r>
+        <w:rPr>
+          <w:lang w:val="zh_TW" w:bidi="zh_TW"/>
+        </w:rPr>
+        <w:t>金屬工匠</w:t>
+      </w:r>
+      <w:r>
+        <w:rPr>
+          <w:lang w:val="zh_TW" w:bidi="zh_TW"/>
+        </w:rPr>
       </w:r>
     </w:p>
     <w:p>
@@ -2279,9 +1258,9 @@
         <w:rPr>
           <w:lang w:val="zh_TW" w:bidi="zh_TW"/>
         </w:rPr>
-        <w:t>這些希臘文詞彙在新約中通常是神學性的用法，但也有非神學用法的例子。在</w:t>
-      </w:r>
-      <w:hyperlink r:id="rId87">
+        <w:t>金屬工人；即鐵匠。聖經中最早被提及的金屬工匠是土八‧該隱（</w:t>
+      </w:r>
+      <w:hyperlink r:id="rId33">
         <w:r>
           <w:rPr>
             <w:lang w:val="zh_TW" w:bidi="zh_TW"/>
@@ -2290,16 +1269,16 @@
             <w:color w:val="0000EE"/>
             <w:u w:val="single"/>
           </w:rPr>
-          <w:t>使徒行傳第二十七章</w:t>
+          <w:t>創4:22</w:t>
         </w:r>
       </w:hyperlink>
       <w:r>
         <w:rPr>
           <w:lang w:val="zh_TW" w:bidi="zh_TW"/>
         </w:rPr>
-        <w:t>，這些詞彙用來描述兵丁、水手和囚犯在船難中受到威脅並獲得拯救（</w:t>
-      </w:r>
-      <w:hyperlink r:id="rId88">
+        <w:t>）。這個詞涵蓋了各種類型的金屬工匠：銅、青銅、鐵、銀和金。銀匠在</w:t>
+      </w:r>
+      <w:hyperlink r:id="rId34">
         <w:r>
           <w:rPr>
             <w:lang w:val="zh_TW" w:bidi="zh_TW"/>
@@ -2308,16 +1287,16 @@
             <w:color w:val="0000EE"/>
             <w:u w:val="single"/>
           </w:rPr>
-          <w:t>20、31</w:t>
+          <w:t>士師記十七章4節</w:t>
         </w:r>
       </w:hyperlink>
       <w:r>
         <w:rPr>
           <w:lang w:val="zh_TW" w:bidi="zh_TW"/>
         </w:rPr>
-        <w:t>節），以及他們的健康狀況（</w:t>
-      </w:r>
-      <w:hyperlink r:id="rId89">
+        <w:t>和</w:t>
+      </w:r>
+      <w:hyperlink r:id="rId35">
         <w:r>
           <w:rPr>
             <w:lang w:val="zh_TW" w:bidi="zh_TW"/>
@@ -2326,14 +1305,158 @@
             <w:color w:val="0000EE"/>
             <w:u w:val="single"/>
           </w:rPr>
-          <w:t>34</w:t>
+          <w:t>使徒行傳十九章24節</w:t>
         </w:r>
       </w:hyperlink>
       <w:r>
         <w:rPr>
           <w:lang w:val="zh_TW" w:bidi="zh_TW"/>
         </w:rPr>
-        <w:t>節）。</w:t>
+        <w:t>中提到。直至撒母耳時期，以色列境內的鐵匠稀少，甚至可能不存在，以致以色列人必須到非利士人的鐵匠那裡，打磨他們的鐵製工具（</w:t>
+      </w:r>
+      <w:hyperlink r:id="rId36">
+        <w:r>
+          <w:rPr>
+            <w:lang w:val="zh_TW" w:bidi="zh_TW"/>
+          </w:rPr>
+          <w:rPr>
+            <w:color w:val="0000EE"/>
+            <w:u w:val="single"/>
+          </w:rPr>
+          <w:t>撒上13:19</w:t>
+        </w:r>
+      </w:hyperlink>
+      <w:r>
+        <w:rPr>
+          <w:lang w:val="zh_TW" w:bidi="zh_TW"/>
+        </w:rPr>
+        <w:t>）。到了列王時代，以色列的鐵匠十分活躍，但後來被尼布甲尼撒擄走（</w:t>
+      </w:r>
+      <w:hyperlink r:id="rId37">
+        <w:r>
+          <w:rPr>
+            <w:lang w:val="zh_TW" w:bidi="zh_TW"/>
+          </w:rPr>
+          <w:rPr>
+            <w:color w:val="0000EE"/>
+            <w:u w:val="single"/>
+          </w:rPr>
+          <w:t>王下24:14–16</w:t>
+        </w:r>
+      </w:hyperlink>
+      <w:r>
+        <w:rPr>
+          <w:lang w:val="zh_TW" w:bidi="zh_TW"/>
+        </w:rPr>
+        <w:t>；</w:t>
+      </w:r>
+      <w:hyperlink r:id="rId38">
+        <w:r>
+          <w:rPr>
+            <w:lang w:val="zh_TW" w:bidi="zh_TW"/>
+          </w:rPr>
+          <w:rPr>
+            <w:color w:val="0000EE"/>
+            <w:u w:val="single"/>
+          </w:rPr>
+          <w:t>耶24:1</w:t>
+        </w:r>
+      </w:hyperlink>
+      <w:r>
+        <w:rPr>
+          <w:lang w:val="zh_TW" w:bidi="zh_TW"/>
+        </w:rPr>
+        <w:t>，</w:t>
+      </w:r>
+      <w:hyperlink r:id="rId39">
+        <w:r>
+          <w:rPr>
+            <w:lang w:val="zh_TW" w:bidi="zh_TW"/>
+          </w:rPr>
+          <w:rPr>
+            <w:color w:val="0000EE"/>
+            <w:u w:val="single"/>
+          </w:rPr>
+          <w:t>29:2</w:t>
+        </w:r>
+      </w:hyperlink>
+      <w:r>
+        <w:rPr>
+          <w:lang w:val="zh_TW" w:bidi="zh_TW"/>
+        </w:rPr>
+        <w:t>）。關於鐵匠工作的細節在多處經文中有所描述（</w:t>
+      </w:r>
+      <w:hyperlink r:id="rId40">
+        <w:r>
+          <w:rPr>
+            <w:lang w:val="zh_TW" w:bidi="zh_TW"/>
+          </w:rPr>
+          <w:rPr>
+            <w:color w:val="0000EE"/>
+            <w:u w:val="single"/>
+          </w:rPr>
+          <w:t>箴25:4</w:t>
+        </w:r>
+      </w:hyperlink>
+      <w:r>
+        <w:rPr>
+          <w:lang w:val="zh_TW" w:bidi="zh_TW"/>
+        </w:rPr>
+        <w:t>；</w:t>
+      </w:r>
+      <w:hyperlink r:id="rId41">
+        <w:r>
+          <w:rPr>
+            <w:lang w:val="zh_TW" w:bidi="zh_TW"/>
+          </w:rPr>
+          <w:rPr>
+            <w:color w:val="0000EE"/>
+            <w:u w:val="single"/>
+          </w:rPr>
+          <w:t>賽44:12</w:t>
+        </w:r>
+      </w:hyperlink>
+      <w:r>
+        <w:rPr>
+          <w:lang w:val="zh_TW" w:bidi="zh_TW"/>
+        </w:rPr>
+        <w:t>，</w:t>
+      </w:r>
+      <w:hyperlink r:id="rId42">
+        <w:r>
+          <w:rPr>
+            <w:lang w:val="zh_TW" w:bidi="zh_TW"/>
+          </w:rPr>
+          <w:rPr>
+            <w:color w:val="0000EE"/>
+            <w:u w:val="single"/>
+          </w:rPr>
+          <w:t>54:16</w:t>
+        </w:r>
+      </w:hyperlink>
+      <w:r>
+        <w:rPr>
+          <w:lang w:val="zh_TW" w:bidi="zh_TW"/>
+        </w:rPr>
+        <w:t>）。在</w:t>
+      </w:r>
+      <w:hyperlink r:id="rId43">
+        <w:r>
+          <w:rPr>
+            <w:lang w:val="zh_TW" w:bidi="zh_TW"/>
+          </w:rPr>
+          <w:rPr>
+            <w:color w:val="0000EE"/>
+            <w:u w:val="single"/>
+          </w:rPr>
+          <w:t>撒迦利亞書一章20節</w:t>
+        </w:r>
+      </w:hyperlink>
+      <w:r>
+        <w:rPr>
+          <w:lang w:val="zh_TW" w:bidi="zh_TW"/>
+        </w:rPr>
+        <w:t>中提到的匠人可能是鐵匠或鍛工。</w:t>
       </w:r>
     </w:p>
     <w:p>
@@ -2345,135 +1468,44 @@
       </w:r>
       <w:r>
         <w:rPr>
-          <w:lang w:val="zh_TW" w:bidi="zh_TW"/>
-        </w:rPr>
-        <w:t>在福音書中，「救恩」明顯與舊約的救恩概念相關；在撒迦利亞的預言中（</w:t>
-      </w:r>
-      <w:hyperlink r:id="rId90">
-        <w:r>
-          <w:rPr>
-            <w:lang w:val="zh_TW" w:bidi="zh_TW"/>
-          </w:rPr>
-          <w:rPr>
-            <w:color w:val="0000EE"/>
-            <w:u w:val="single"/>
-          </w:rPr>
-          <w:t>路1:69、71</w:t>
-        </w:r>
-      </w:hyperlink>
-      <w:r>
-        <w:rPr>
-          <w:lang w:val="zh_TW" w:bidi="zh_TW"/>
-        </w:rPr>
-        <w:t>；參</w:t>
-      </w:r>
-      <w:hyperlink r:id="rId91">
-        <w:r>
-          <w:rPr>
-            <w:lang w:val="zh_TW" w:bidi="zh_TW"/>
-          </w:rPr>
-          <w:rPr>
-            <w:color w:val="0000EE"/>
-            <w:u w:val="single"/>
-          </w:rPr>
-          <w:t>詩106:10</w:t>
-        </w:r>
-      </w:hyperlink>
-      <w:r>
-        <w:rPr>
-          <w:lang w:val="zh_TW" w:bidi="zh_TW"/>
-        </w:rPr>
-        <w:t>，</w:t>
-      </w:r>
-      <w:hyperlink r:id="rId92">
-        <w:r>
-          <w:rPr>
-            <w:lang w:val="zh_TW" w:bidi="zh_TW"/>
-          </w:rPr>
-          <w:rPr>
-            <w:color w:val="0000EE"/>
-            <w:u w:val="single"/>
-          </w:rPr>
-          <w:t>132:17</w:t>
-        </w:r>
-      </w:hyperlink>
-      <w:r>
-        <w:rPr>
-          <w:lang w:val="zh_TW" w:bidi="zh_TW"/>
-        </w:rPr>
-        <w:t>）和在西面讚美神的詩歌中（</w:t>
-      </w:r>
-      <w:hyperlink r:id="rId93">
-        <w:r>
-          <w:rPr>
-            <w:lang w:val="zh_TW" w:bidi="zh_TW"/>
-          </w:rPr>
-          <w:rPr>
-            <w:color w:val="0000EE"/>
-            <w:u w:val="single"/>
-          </w:rPr>
-          <w:t>路2:30</w:t>
-        </w:r>
-      </w:hyperlink>
-      <w:r>
-        <w:rPr>
-          <w:lang w:val="zh_TW" w:bidi="zh_TW"/>
-        </w:rPr>
-        <w:t>），「救恩」被應用於基督的來臨。雖然soteria在福音書中並不常見，但救恩的概念在耶穌關於進入神國的教導中得到體現（</w:t>
-      </w:r>
-      <w:hyperlink r:id="rId94">
-        <w:r>
-          <w:rPr>
-            <w:lang w:val="zh_TW" w:bidi="zh_TW"/>
-          </w:rPr>
-          <w:rPr>
-            <w:color w:val="0000EE"/>
-            <w:u w:val="single"/>
-          </w:rPr>
-          <w:t>太19:24–26</w:t>
-        </w:r>
-      </w:hyperlink>
-      <w:r>
-        <w:rPr>
-          <w:lang w:val="zh_TW" w:bidi="zh_TW"/>
-        </w:rPr>
-        <w:t>），以及在耶穌醫治的神蹟中隱含了救恩的概念（</w:t>
-      </w:r>
-      <w:hyperlink r:id="rId95">
-        <w:r>
-          <w:rPr>
-            <w:lang w:val="zh_TW" w:bidi="zh_TW"/>
-          </w:rPr>
-          <w:rPr>
-            <w:color w:val="0000EE"/>
-            <w:u w:val="single"/>
-          </w:rPr>
-          <w:t>路17:19</w:t>
-        </w:r>
-      </w:hyperlink>
-      <w:r>
-        <w:rPr>
-          <w:lang w:val="zh_TW" w:bidi="zh_TW"/>
-        </w:rPr>
-        <w:t>，</w:t>
-      </w:r>
-      <w:hyperlink r:id="rId96">
-        <w:r>
-          <w:rPr>
-            <w:lang w:val="zh_TW" w:bidi="zh_TW"/>
-          </w:rPr>
-          <w:rPr>
-            <w:color w:val="0000EE"/>
-            <w:u w:val="single"/>
-          </w:rPr>
-          <w:t>18:42</w:t>
-        </w:r>
-      </w:hyperlink>
-      <w:r>
-        <w:rPr>
-          <w:lang w:val="zh_TW" w:bidi="zh_TW"/>
-        </w:rPr>
-        <w:t>）。</w:t>
+          <w:i/>
+          <w:lang w:val="zh_TW" w:bidi="zh_TW"/>
+        </w:rPr>
+        <w:t>另見</w:t>
+      </w:r>
+      <w:r>
+        <w:rPr>
+          <w:lang w:val="zh_TW" w:bidi="zh_TW"/>
+        </w:rPr>
+        <w:t>礦物和金屬</w:t>
+      </w:r>
+      <w:r>
+        <w:rPr>
+          <w:lang w:val="zh_TW" w:bidi="zh_TW"/>
+        </w:rPr>
+        <w:t>；</w:t>
+      </w:r>
+      <w:r>
+        <w:rPr>
+          <w:lang w:val="zh_TW" w:bidi="zh_TW"/>
+        </w:rPr>
+        <w:t>珍貴的寶石</w:t>
+      </w:r>
+      <w:r>
+        <w:rPr>
+          <w:lang w:val="zh_TW" w:bidi="zh_TW"/>
+        </w:rPr>
+        <w:t>。</w:t>
+      </w:r>
+      <w:r>
+        <w:rPr>
+          <w:lang w:val="zh_TW" w:bidi="zh_TW"/>
+        </w:rPr>
+      </w:r>
+      <w:r>
+        <w:rPr>
+          <w:lang w:val="zh_TW" w:bidi="zh_TW"/>
+        </w:rPr>
       </w:r>
     </w:p>
     <w:p>
@@ -2483,329 +1515,21 @@
           <w:lang w:val="zh_TW" w:bidi="zh_TW"/>
         </w:rPr>
       </w:r>
-      <w:r>
-        <w:rPr>
-          <w:lang w:val="zh_TW" w:bidi="zh_TW"/>
-        </w:rPr>
-        <w:t>新約聖經教導救恩的根源在於耶穌基督（</w:t>
-      </w:r>
-      <w:hyperlink r:id="rId97">
-        <w:r>
-          <w:rPr>
-            <w:lang w:val="zh_TW" w:bidi="zh_TW"/>
-          </w:rPr>
-          <w:rPr>
-            <w:color w:val="0000EE"/>
-            <w:u w:val="single"/>
-          </w:rPr>
-          <w:t>提後2:10</w:t>
-        </w:r>
-      </w:hyperlink>
-      <w:r>
-        <w:rPr>
-          <w:lang w:val="zh_TW" w:bidi="zh_TW"/>
-        </w:rPr>
-        <w:t>；</w:t>
-      </w:r>
-      <w:hyperlink r:id="rId98">
-        <w:r>
-          <w:rPr>
-            <w:lang w:val="zh_TW" w:bidi="zh_TW"/>
-          </w:rPr>
-          <w:rPr>
-            <w:color w:val="0000EE"/>
-            <w:u w:val="single"/>
-          </w:rPr>
-          <w:t>來5:9</w:t>
-        </w:r>
-      </w:hyperlink>
-      <w:r>
-        <w:rPr>
-          <w:lang w:val="zh_TW" w:bidi="zh_TW"/>
-        </w:rPr>
-        <w:t>），祂是救恩的「創始者」和中保（</w:t>
-      </w:r>
-      <w:hyperlink r:id="rId99">
-        <w:r>
-          <w:rPr>
-            <w:lang w:val="zh_TW" w:bidi="zh_TW"/>
-          </w:rPr>
-          <w:rPr>
-            <w:color w:val="0000EE"/>
-            <w:u w:val="single"/>
-          </w:rPr>
-          <w:t>來2:10</w:t>
-        </w:r>
-      </w:hyperlink>
-      <w:r>
-        <w:rPr>
-          <w:lang w:val="zh_TW" w:bidi="zh_TW"/>
-        </w:rPr>
-        <w:t>，</w:t>
-      </w:r>
-      <w:hyperlink r:id="rId100">
-        <w:r>
-          <w:rPr>
-            <w:lang w:val="zh_TW" w:bidi="zh_TW"/>
-          </w:rPr>
-          <w:rPr>
-            <w:color w:val="0000EE"/>
-            <w:u w:val="single"/>
-          </w:rPr>
-          <w:t>7:25</w:t>
-        </w:r>
-      </w:hyperlink>
-      <w:r>
-        <w:rPr>
-          <w:lang w:val="zh_TW" w:bidi="zh_TW"/>
-        </w:rPr>
-        <w:t>）。救恩是神的工作（</w:t>
-      </w:r>
-      <w:hyperlink r:id="rId101">
-        <w:r>
-          <w:rPr>
-            <w:lang w:val="zh_TW" w:bidi="zh_TW"/>
-          </w:rPr>
-          <w:rPr>
-            <w:color w:val="0000EE"/>
-            <w:u w:val="single"/>
-          </w:rPr>
-          <w:t>帖前5:9</w:t>
-        </w:r>
-      </w:hyperlink>
-      <w:r>
-        <w:rPr>
-          <w:lang w:val="zh_TW" w:bidi="zh_TW"/>
-        </w:rPr>
-        <w:t>），是神的恩典所賜（</w:t>
-      </w:r>
-      <w:hyperlink r:id="rId102">
-        <w:r>
-          <w:rPr>
-            <w:lang w:val="zh_TW" w:bidi="zh_TW"/>
-          </w:rPr>
-          <w:rPr>
-            <w:color w:val="0000EE"/>
-            <w:u w:val="single"/>
-          </w:rPr>
-          <w:t>弗2:8–9</w:t>
-        </w:r>
-      </w:hyperlink>
-      <w:r>
-        <w:rPr>
-          <w:lang w:val="zh_TW" w:bidi="zh_TW"/>
-        </w:rPr>
-        <w:t>）。救恩的信息包含在聖經中（</w:t>
-      </w:r>
-      <w:hyperlink r:id="rId103">
-        <w:r>
-          <w:rPr>
-            <w:lang w:val="zh_TW" w:bidi="zh_TW"/>
-          </w:rPr>
-          <w:rPr>
-            <w:color w:val="0000EE"/>
-            <w:u w:val="single"/>
-          </w:rPr>
-          <w:t>提後3:15</w:t>
-        </w:r>
-      </w:hyperlink>
-      <w:r>
-        <w:rPr>
-          <w:lang w:val="zh_TW" w:bidi="zh_TW"/>
-        </w:rPr>
-        <w:t>），並由宣講真理之道的人傳揚（</w:t>
-      </w:r>
-      <w:hyperlink r:id="rId104">
-        <w:r>
-          <w:rPr>
-            <w:lang w:val="zh_TW" w:bidi="zh_TW"/>
-          </w:rPr>
-          <w:rPr>
-            <w:color w:val="0000EE"/>
-            <w:u w:val="single"/>
-          </w:rPr>
-          <w:t>弗1:13</w:t>
-        </w:r>
-      </w:hyperlink>
-      <w:r>
-        <w:rPr>
-          <w:lang w:val="zh_TW" w:bidi="zh_TW"/>
-        </w:rPr>
-        <w:t>）。適當的回應是悔改（</w:t>
-      </w:r>
-      <w:hyperlink r:id="rId105">
-        <w:r>
-          <w:rPr>
-            <w:lang w:val="zh_TW" w:bidi="zh_TW"/>
-          </w:rPr>
-          <w:rPr>
-            <w:color w:val="0000EE"/>
-            <w:u w:val="single"/>
-          </w:rPr>
-          <w:t>林後7:10</w:t>
-        </w:r>
-      </w:hyperlink>
-      <w:r>
-        <w:rPr>
-          <w:lang w:val="zh_TW" w:bidi="zh_TW"/>
-        </w:rPr>
-        <w:t>）和信心（</w:t>
-      </w:r>
-      <w:hyperlink r:id="rId103">
-        <w:r>
-          <w:rPr>
-            <w:lang w:val="zh_TW" w:bidi="zh_TW"/>
-          </w:rPr>
-          <w:rPr>
-            <w:color w:val="0000EE"/>
-            <w:u w:val="single"/>
-          </w:rPr>
-          <w:t>提後3:15</w:t>
-        </w:r>
-      </w:hyperlink>
-      <w:r>
-        <w:rPr>
-          <w:lang w:val="zh_TW" w:bidi="zh_TW"/>
-        </w:rPr>
-        <w:t>；</w:t>
-      </w:r>
-      <w:hyperlink r:id="rId106">
-        <w:r>
-          <w:rPr>
-            <w:lang w:val="zh_TW" w:bidi="zh_TW"/>
-          </w:rPr>
-          <w:rPr>
-            <w:color w:val="0000EE"/>
-            <w:u w:val="single"/>
-          </w:rPr>
-          <w:t>彼前1:9</w:t>
-        </w:r>
-      </w:hyperlink>
-      <w:r>
-        <w:rPr>
-          <w:lang w:val="zh_TW" w:bidi="zh_TW"/>
-        </w:rPr>
-        <w:t>）。這也是早期教會在宣講救主耶穌時的教導（</w:t>
-      </w:r>
-      <w:hyperlink r:id="rId107">
-        <w:r>
-          <w:rPr>
-            <w:lang w:val="zh_TW" w:bidi="zh_TW"/>
-          </w:rPr>
-          <w:rPr>
-            <w:color w:val="0000EE"/>
-            <w:u w:val="single"/>
-          </w:rPr>
-          <w:t>徒4:12，</w:t>
-        </w:r>
-      </w:hyperlink>
-      <w:hyperlink r:id="rId108">
-        <w:r>
-          <w:rPr>
-            <w:lang w:val="zh_TW" w:bidi="zh_TW"/>
-          </w:rPr>
-          <w:rPr>
-            <w:color w:val="0000EE"/>
-            <w:u w:val="single"/>
-          </w:rPr>
-          <w:t>13:23–26</w:t>
-        </w:r>
-      </w:hyperlink>
-      <w:r>
-        <w:rPr>
-          <w:lang w:val="zh_TW" w:bidi="zh_TW"/>
-        </w:rPr>
-        <w:t>，</w:t>
-      </w:r>
-      <w:hyperlink r:id="rId109">
-        <w:r>
-          <w:rPr>
-            <w:lang w:val="zh_TW" w:bidi="zh_TW"/>
-          </w:rPr>
-          <w:rPr>
-            <w:color w:val="0000EE"/>
-            <w:u w:val="single"/>
-          </w:rPr>
-          <w:t>16:30–31</w:t>
-        </w:r>
-      </w:hyperlink>
-      <w:r>
-        <w:rPr>
-          <w:lang w:val="zh_TW" w:bidi="zh_TW"/>
-        </w:rPr>
-        <w:t>）。保羅特別強調神救恩的普世性（</w:t>
-      </w:r>
-      <w:hyperlink r:id="rId110">
-        <w:r>
-          <w:rPr>
-            <w:lang w:val="zh_TW" w:bidi="zh_TW"/>
-          </w:rPr>
-          <w:rPr>
-            <w:color w:val="0000EE"/>
-            <w:u w:val="single"/>
-          </w:rPr>
-          <w:t>羅1:16</w:t>
-        </w:r>
-      </w:hyperlink>
-      <w:r>
-        <w:rPr>
-          <w:lang w:val="zh_TW" w:bidi="zh_TW"/>
-        </w:rPr>
-        <w:t>；</w:t>
-      </w:r>
-      <w:hyperlink r:id="rId111">
-        <w:r>
-          <w:rPr>
-            <w:lang w:val="zh_TW" w:bidi="zh_TW"/>
-          </w:rPr>
-          <w:rPr>
-            <w:color w:val="0000EE"/>
-            <w:u w:val="single"/>
-          </w:rPr>
-          <w:t>多2:11</w:t>
-        </w:r>
-      </w:hyperlink>
-      <w:r>
-        <w:rPr>
-          <w:lang w:val="zh_TW" w:bidi="zh_TW"/>
-        </w:rPr>
-        <w:t>）。他的心願是猶太人得救（</w:t>
-      </w:r>
-      <w:hyperlink r:id="rId112">
-        <w:r>
-          <w:rPr>
-            <w:lang w:val="zh_TW" w:bidi="zh_TW"/>
-          </w:rPr>
-          <w:rPr>
-            <w:color w:val="0000EE"/>
-            <w:u w:val="single"/>
-          </w:rPr>
-          <w:t>羅10:1</w:t>
-        </w:r>
-      </w:hyperlink>
-      <w:r>
-        <w:rPr>
-          <w:lang w:val="zh_TW" w:bidi="zh_TW"/>
-        </w:rPr>
-        <w:t>），雖然他主要向外邦人傳講救恩的信息（</w:t>
-      </w:r>
-      <w:hyperlink r:id="rId113">
-        <w:r>
-          <w:rPr>
-            <w:lang w:val="zh_TW" w:bidi="zh_TW"/>
-          </w:rPr>
-          <w:rPr>
-            <w:color w:val="0000EE"/>
-            <w:u w:val="single"/>
-          </w:rPr>
-          <w:t>11:11–13</w:t>
-        </w:r>
-      </w:hyperlink>
-      <w:r>
-        <w:rPr>
-          <w:lang w:val="zh_TW" w:bidi="zh_TW"/>
-        </w:rPr>
-        <w:t>）。</w:t>
+    </w:p>
+    <w:p>
+      <w:pPr>
+        <w:pStyle w:val="Heading2"/>
+      </w:pPr>
+      <w:r>
+        <w:rPr>
+          <w:lang w:val="zh_TW" w:bidi="zh_TW"/>
+        </w:rPr>
+        <w:t>金字塔型廟宇</w:t>
+      </w:r>
+      <w:r>
+        <w:rPr>
+          <w:lang w:val="zh_TW" w:bidi="zh_TW"/>
+        </w:rPr>
       </w:r>
     </w:p>
     <w:p>
@@ -2819,25 +1543,7 @@
         <w:rPr>
           <w:lang w:val="zh_TW" w:bidi="zh_TW"/>
         </w:rPr>
-        <w:t>在聖經中，還有許多與救恩概念相關的詞彙。重生是指在基督裡得著新生命（「重生」，</w:t>
-      </w:r>
-      <w:hyperlink r:id="rId114">
-        <w:r>
-          <w:rPr>
-            <w:lang w:val="zh_TW" w:bidi="zh_TW"/>
-          </w:rPr>
-          <w:rPr>
-            <w:color w:val="0000EE"/>
-            <w:u w:val="single"/>
-          </w:rPr>
-          <w:t>約3:3</w:t>
-        </w:r>
-      </w:hyperlink>
-      <w:r>
-        <w:rPr>
-          <w:lang w:val="zh_TW" w:bidi="zh_TW"/>
-        </w:rPr>
-        <w:t>）。稱義是指人在神面前的合法地位，而救贖則更多是指救恩的方法——付上代價，使人回到神面前。和好指的是關係的改變，而贖罪則喚起了舊約的獻祭制度，並指向神憤怒的轉離。這些術語和其它術語與聖經中的救恩概念有一些共同之處，都是指向救主耶穌基督的位格和工作。</w:t>
+        <w:t>這個詞的意思是「廟塔」。金字塔型廟宇的外觀與埃及的階梯金字塔相似，主要用於崇拜。</w:t>
       </w:r>
     </w:p>
     <w:p>
@@ -2849,74 +1555,27 @@
       </w:r>
       <w:r>
         <w:rPr>
-          <w:i/>
-          <w:lang w:val="zh_TW" w:bidi="zh_TW"/>
-        </w:rPr>
-        <w:t>另見</w:t>
-      </w:r>
-      <w:r>
-        <w:rPr>
-          <w:lang w:val="zh_TW" w:bidi="zh_TW"/>
-        </w:rPr>
-        <w:t xml:space="preserve"> </w:t>
-      </w:r>
-      <w:r>
-        <w:rPr>
-          <w:lang w:val="zh_TW" w:bidi="zh_TW"/>
-        </w:rPr>
-        <w:t>稱義、被稱義</w:t>
-      </w:r>
-      <w:r>
-        <w:rPr>
-          <w:lang w:val="zh_TW" w:bidi="zh_TW"/>
-        </w:rPr>
-        <w:t>；</w:t>
-      </w:r>
-      <w:r>
-        <w:rPr>
-          <w:lang w:val="zh_TW" w:bidi="zh_TW"/>
-        </w:rPr>
-        <w:t>和好</w:t>
-      </w:r>
-      <w:r>
-        <w:rPr>
-          <w:lang w:val="zh_TW" w:bidi="zh_TW"/>
-        </w:rPr>
-        <w:t>；</w:t>
-      </w:r>
-      <w:r>
-        <w:rPr>
-          <w:lang w:val="zh_TW" w:bidi="zh_TW"/>
-        </w:rPr>
-        <w:t>救贖主、救贖</w:t>
-      </w:r>
-      <w:r>
-        <w:rPr>
-          <w:lang w:val="zh_TW" w:bidi="zh_TW"/>
-        </w:rPr>
-        <w:t>；</w:t>
-      </w:r>
-      <w:r>
-        <w:rPr>
-          <w:lang w:val="zh_TW" w:bidi="zh_TW"/>
-        </w:rPr>
-        <w:t>救主</w:t>
-      </w:r>
-      <w:r>
-        <w:rPr>
-          <w:lang w:val="zh_TW" w:bidi="zh_TW"/>
-        </w:rPr>
-        <w:t>。</w:t>
-      </w:r>
-      <w:r>
-        <w:rPr>
-          <w:lang w:val="zh_TW" w:bidi="zh_TW"/>
-        </w:rPr>
-      </w:r>
-      <w:r>
-        <w:rPr>
-          <w:lang w:val="zh_TW" w:bidi="zh_TW"/>
-        </w:rPr>
+          <w:lang w:val="zh_TW" w:bidi="zh_TW"/>
+        </w:rPr>
+        <w:t>美索不達米亞的大城市中經常建有金字塔型廟宇。一般認為，巴別塔就是以這類建築為原型而建造的（</w:t>
+      </w:r>
+      <w:hyperlink r:id="rId44">
+        <w:r>
+          <w:rPr>
+            <w:lang w:val="zh_TW" w:bidi="zh_TW"/>
+          </w:rPr>
+          <w:rPr>
+            <w:color w:val="0000EE"/>
+            <w:u w:val="single"/>
+          </w:rPr>
+          <w:t>創11:1–9</w:t>
+        </w:r>
+      </w:hyperlink>
+      <w:r>
+        <w:rPr>
+          <w:lang w:val="zh_TW" w:bidi="zh_TW"/>
+        </w:rPr>
+        <w:t>）。</w:t>
       </w:r>
     </w:p>
     <w:p>
@@ -2926,21 +1585,11 @@
           <w:lang w:val="zh_TW" w:bidi="zh_TW"/>
         </w:rPr>
       </w:r>
-    </w:p>
-    <w:p>
-      <w:pPr>
-        <w:pStyle w:val="Heading2"/>
-      </w:pPr>
-      <w:r>
-        <w:rPr>
-          <w:lang w:val="zh_TW" w:bidi="zh_TW"/>
-        </w:rPr>
-        <w:t>救贖者，救贖</w:t>
-      </w:r>
-      <w:r>
-        <w:rPr>
-          <w:lang w:val="zh_TW" w:bidi="zh_TW"/>
-        </w:rPr>
+      <w:r>
+        <w:rPr>
+          <w:lang w:val="zh_TW" w:bidi="zh_TW"/>
+        </w:rPr>
+        <w:t>當時的人們普遍相信神靈居住在高處，因此認為在丘陵或山上崇拜更為合適。然而，美索不達米亞地區既沒有丘陵，也缺乏合適的建築石材。於是美索不達米亞人便用泥磚建築。這些由泥磚築成的金字塔型廟宇被設計成仿山丘的形態，讓崇拜者或祭司能夠藉此更接近神靈。</w:t>
       </w:r>
     </w:p>
     <w:p>
@@ -2954,2599 +1603,7 @@
         <w:rPr>
           <w:lang w:val="zh_TW" w:bidi="zh_TW"/>
         </w:rPr>
-        <w:t>英文詞源自拉丁字根，意為「買回」，因此意指透過支付贖價，釋放任何財物、物品或人。在希臘語中，該字根意為「付贖價」或「釋放」。表達從鎖鏈、奴役或獄中釋放，就會運用該詞。</w:t>
-      </w:r>
-    </w:p>
-    <w:p>
-      <w:pPr>
-        <w:pStyle w:val="Heading3"/>
-      </w:pPr>
-      <w:r>
-        <w:rPr>
-          <w:lang w:val="zh_TW" w:bidi="zh_TW"/>
-        </w:rPr>
-        <w:t>舊約聖經和新約聖經詞語</w:t>
-      </w:r>
-    </w:p>
-    <w:p>
-      <w:pPr/>
-      <w:r>
-        <w:rPr>
-          <w:lang w:val="zh_TW" w:bidi="zh_TW"/>
-        </w:rPr>
-      </w:r>
-      <w:r>
-        <w:rPr>
-          <w:lang w:val="zh_TW" w:bidi="zh_TW"/>
-        </w:rPr>
-        <w:t>要全面理解救贖的概念，就有必要查看舊約。根據不同的情況，希伯來語會使用了三個不同的詞來傳達救贖概念。這些救贖用語的含義，基於現代文化所不熟悉的法律、社會和宗教習俗。我們需要了解這些文化才能理解這些詞彙及其用法。</w:t>
-      </w:r>
-    </w:p>
-    <w:p>
-      <w:pPr/>
-      <w:r>
-        <w:rPr>
-          <w:lang w:val="zh_TW" w:bidi="zh_TW"/>
-        </w:rPr>
-      </w:r>
-      <w:r>
-        <w:rPr>
-          <w:lang w:val="zh_TW" w:bidi="zh_TW"/>
-        </w:rPr>
-        <w:t>第一個用於救贖的詞語，具有法律語境。當一隻動物替代（或救贖）一個人或另一隻動物時，會用動詞「padah」。從這個詞根衍生出的名詞，意味著贖價或所支付的價格。當一個活生生的生命——不論是人或動物——需要被救贖的時候，就必須有替代之物或付出相應的代價。否則，動物就必須被殺（</w:t>
-      </w:r>
-      <w:hyperlink r:id="rId115">
-        <w:r>
-          <w:rPr>
-            <w:lang w:val="zh_TW" w:bidi="zh_TW"/>
-          </w:rPr>
-          <w:rPr>
-            <w:color w:val="0000EE"/>
-            <w:u w:val="single"/>
-          </w:rPr>
-          <w:t>出13:13</w:t>
-        </w:r>
-      </w:hyperlink>
-      <w:r>
-        <w:rPr>
-          <w:lang w:val="zh_TW" w:bidi="zh_TW"/>
-        </w:rPr>
-        <w:t>，</w:t>
-      </w:r>
-      <w:hyperlink r:id="rId116">
-        <w:r>
-          <w:rPr>
-            <w:lang w:val="zh_TW" w:bidi="zh_TW"/>
-          </w:rPr>
-          <w:rPr>
-            <w:color w:val="0000EE"/>
-            <w:u w:val="single"/>
-          </w:rPr>
-          <w:t>34:20</w:t>
-        </w:r>
-      </w:hyperlink>
-      <w:r>
-        <w:rPr>
-          <w:lang w:val="zh_TW" w:bidi="zh_TW"/>
-        </w:rPr>
-        <w:t>）。然而，律法從來不允許在這些情況下以人命（殺人）作為替代。人必須被贖回，沒有例外。</w:t>
-      </w:r>
-    </w:p>
-    <w:p>
-      <w:pPr/>
-      <w:r>
-        <w:rPr>
-          <w:lang w:val="zh_TW" w:bidi="zh_TW"/>
-        </w:rPr>
-      </w:r>
-      <w:r>
-        <w:rPr>
-          <w:lang w:val="zh_TW" w:bidi="zh_TW"/>
-        </w:rPr>
-        <w:t>「padah」這個詞也被用在其他形式的贖金或拯救上。例如，它可以指有人付出代價來釋放以色列的奴隸，也可以用來描述以贖金拯救一個陷入危險中的人（</w:t>
-      </w:r>
-      <w:hyperlink r:id="rId117">
-        <w:r>
-          <w:rPr>
-            <w:lang w:val="zh_TW" w:bidi="zh_TW"/>
-          </w:rPr>
-          <w:rPr>
-            <w:color w:val="0000EE"/>
-            <w:u w:val="single"/>
-          </w:rPr>
-          <w:t>出21:8</w:t>
-        </w:r>
-      </w:hyperlink>
-      <w:r>
-        <w:rPr>
-          <w:lang w:val="zh_TW" w:bidi="zh_TW"/>
-        </w:rPr>
-        <w:t>；</w:t>
-      </w:r>
-      <w:hyperlink r:id="rId118">
-        <w:r>
-          <w:rPr>
-            <w:lang w:val="zh_TW" w:bidi="zh_TW"/>
-          </w:rPr>
-          <w:rPr>
-            <w:color w:val="0000EE"/>
-            <w:u w:val="single"/>
-          </w:rPr>
-          <w:t>伯6:23</w:t>
-        </w:r>
-      </w:hyperlink>
-      <w:r>
-        <w:rPr>
-          <w:lang w:val="zh_TW" w:bidi="zh_TW"/>
-        </w:rPr>
-        <w:t>）。</w:t>
-      </w:r>
-    </w:p>
-    <w:p>
-      <w:pPr/>
-      <w:r>
-        <w:rPr>
-          <w:lang w:val="zh_TW" w:bidi="zh_TW"/>
-        </w:rPr>
-      </w:r>
-      <w:r>
-        <w:rPr>
-          <w:lang w:val="zh_TW" w:bidi="zh_TW"/>
-        </w:rPr>
-        <w:t>救贖的概念對於長子具有特殊意義。頭生的，無論是人還是獸，都屬於神。理論上，長子是要獻給神的。許多動物的情況確實如此，但人的長子和一些動物會被贖回（</w:t>
-      </w:r>
-      <w:hyperlink r:id="rId115">
-        <w:r>
-          <w:rPr>
-            <w:lang w:val="zh_TW" w:bidi="zh_TW"/>
-          </w:rPr>
-          <w:rPr>
-            <w:color w:val="0000EE"/>
-            <w:u w:val="single"/>
-          </w:rPr>
-          <w:t>出13:13</w:t>
-        </w:r>
-      </w:hyperlink>
-      <w:r>
-        <w:rPr>
-          <w:lang w:val="zh_TW" w:bidi="zh_TW"/>
-        </w:rPr>
-        <w:t>，</w:t>
-      </w:r>
-      <w:hyperlink r:id="rId116">
-        <w:r>
-          <w:rPr>
-            <w:lang w:val="zh_TW" w:bidi="zh_TW"/>
-          </w:rPr>
-          <w:rPr>
-            <w:color w:val="0000EE"/>
-            <w:u w:val="single"/>
-          </w:rPr>
-          <w:t>34:20</w:t>
-        </w:r>
-      </w:hyperlink>
-      <w:r>
-        <w:rPr>
-          <w:lang w:val="zh_TW" w:bidi="zh_TW"/>
-        </w:rPr>
-        <w:t>；</w:t>
-      </w:r>
-      <w:hyperlink r:id="rId119">
-        <w:r>
-          <w:rPr>
-            <w:lang w:val="zh_TW" w:bidi="zh_TW"/>
-          </w:rPr>
-          <w:rPr>
-            <w:color w:val="0000EE"/>
-            <w:u w:val="single"/>
-          </w:rPr>
-          <w:t>民18:15–16</w:t>
-        </w:r>
-      </w:hyperlink>
-      <w:r>
-        <w:rPr>
-          <w:lang w:val="zh_TW" w:bidi="zh_TW"/>
-        </w:rPr>
-        <w:t>）。贖回長子的時候，會用動物代贖，後來則會支付贖價（</w:t>
-      </w:r>
-      <w:hyperlink r:id="rId120">
-        <w:r>
-          <w:rPr>
-            <w:lang w:val="zh_TW" w:bidi="zh_TW"/>
-          </w:rPr>
-          <w:rPr>
-            <w:color w:val="0000EE"/>
-            <w:u w:val="single"/>
-          </w:rPr>
-          <w:t>民18:16</w:t>
-        </w:r>
-      </w:hyperlink>
-      <w:r>
-        <w:rPr>
-          <w:lang w:val="zh_TW" w:bidi="zh_TW"/>
-        </w:rPr>
-        <w:t>）。</w:t>
-      </w:r>
-    </w:p>
-    <w:p>
-      <w:pPr/>
-      <w:r>
-        <w:rPr>
-          <w:lang w:val="zh_TW" w:bidi="zh_TW"/>
-        </w:rPr>
-      </w:r>
-      <w:r>
-        <w:rPr>
-          <w:lang w:val="zh_TW" w:bidi="zh_TW"/>
-        </w:rPr>
-        <w:t>第二個所用的詞是希伯來詞根ga’al，主要用於與家庭規則和義務，以及律法所規定家族產業的權利和責任。比如，假如家庭成員失去一塊產業，最近的親屬既有權利也有義務贖回這產業。這種贖回權保護了家族的產業。從這個詞根衍生出的名詞相當於英文的「贖回」（redemption），而買回財產的人是go’el或買贖者。</w:t>
-      </w:r>
-    </w:p>
-    <w:p>
-      <w:pPr/>
-      <w:r>
-        <w:rPr>
-          <w:lang w:val="zh_TW" w:bidi="zh_TW"/>
-        </w:rPr>
-      </w:r>
-      <w:r>
-        <w:rPr>
-          <w:lang w:val="zh_TW" w:bidi="zh_TW"/>
-        </w:rPr>
-        <w:t>一個以色列人若因負債，被迫賣身為奴，可以由近親或他自己贖回（</w:t>
-      </w:r>
-      <w:hyperlink r:id="rId121">
-        <w:r>
-          <w:rPr>
-            <w:lang w:val="zh_TW" w:bidi="zh_TW"/>
-          </w:rPr>
-          <w:rPr>
-            <w:color w:val="0000EE"/>
-            <w:u w:val="single"/>
-          </w:rPr>
-          <w:t>利25:47–49</w:t>
-        </w:r>
-      </w:hyperlink>
-      <w:r>
-        <w:rPr>
-          <w:lang w:val="zh_TW" w:bidi="zh_TW"/>
-        </w:rPr>
-        <w:t>）。土地也可以以同樣的方式贖回（</w:t>
-      </w:r>
-      <w:hyperlink r:id="rId122">
-        <w:r>
-          <w:rPr>
-            <w:lang w:val="zh_TW" w:bidi="zh_TW"/>
-          </w:rPr>
-          <w:rPr>
-            <w:color w:val="0000EE"/>
-            <w:u w:val="single"/>
-          </w:rPr>
-          <w:t>25:25–28</w:t>
-        </w:r>
-      </w:hyperlink>
-      <w:r>
-        <w:rPr>
-          <w:lang w:val="zh_TW" w:bidi="zh_TW"/>
-        </w:rPr>
-        <w:t>；</w:t>
-      </w:r>
-      <w:hyperlink r:id="rId123">
-        <w:r>
-          <w:rPr>
-            <w:lang w:val="zh_TW" w:bidi="zh_TW"/>
-          </w:rPr>
-          <w:rPr>
-            <w:color w:val="0000EE"/>
-            <w:u w:val="single"/>
-          </w:rPr>
-          <w:t>耶32:6–9</w:t>
-        </w:r>
-      </w:hyperlink>
-      <w:r>
-        <w:rPr>
-          <w:lang w:val="zh_TW" w:bidi="zh_TW"/>
-        </w:rPr>
-        <w:t>）。</w:t>
-      </w:r>
-    </w:p>
-    <w:p>
-      <w:pPr/>
-      <w:r>
-        <w:rPr>
-          <w:lang w:val="zh_TW" w:bidi="zh_TW"/>
-        </w:rPr>
-      </w:r>
-      <w:r>
-        <w:rPr>
-          <w:lang w:val="zh_TW" w:bidi="zh_TW"/>
-        </w:rPr>
-        <w:t>在特定情況下，贖回的權利也擴展至人。人有義務娶他兄弟的寡婦，這是眾所周知的。在路得記中，贖回的權利擴展至遠親。在這個故事中，波阿斯不僅贖回產業，還贖回路得，她成為他的妻子（</w:t>
-      </w:r>
-      <w:hyperlink r:id="rId124">
-        <w:r>
-          <w:rPr>
-            <w:lang w:val="zh_TW" w:bidi="zh_TW"/>
-          </w:rPr>
-          <w:rPr>
-            <w:color w:val="0000EE"/>
-            <w:u w:val="single"/>
-          </w:rPr>
-          <w:t>得3:13</w:t>
-        </w:r>
-      </w:hyperlink>
-      <w:r>
-        <w:rPr>
-          <w:lang w:val="zh_TW" w:bidi="zh_TW"/>
-        </w:rPr>
-        <w:t>，</w:t>
-      </w:r>
-      <w:hyperlink r:id="rId125">
-        <w:r>
-          <w:rPr>
-            <w:lang w:val="zh_TW" w:bidi="zh_TW"/>
-          </w:rPr>
-          <w:rPr>
-            <w:color w:val="0000EE"/>
-            <w:u w:val="single"/>
-          </w:rPr>
-          <w:t>4:1–6</w:t>
-        </w:r>
-      </w:hyperlink>
-      <w:r>
-        <w:rPr>
-          <w:lang w:val="zh_TW" w:bidi="zh_TW"/>
-        </w:rPr>
-        <w:t>）。</w:t>
-      </w:r>
-    </w:p>
-    <w:p>
-      <w:pPr/>
-      <w:r>
-        <w:rPr>
-          <w:lang w:val="zh_TW" w:bidi="zh_TW"/>
-        </w:rPr>
-      </w:r>
-      <w:r>
-        <w:rPr>
-          <w:lang w:val="zh_TW" w:bidi="zh_TW"/>
-        </w:rPr>
-        <w:t>希伯來語使用的第三個詞，是動詞根kaphar</w:t>
-      </w:r>
-      <w:r>
-        <w:rPr>
-          <w:i/>
-          <w:lang w:val="zh_TW" w:bidi="zh_TW"/>
-        </w:rPr>
-        <w:t>，</w:t>
-      </w:r>
-      <w:r>
-        <w:rPr>
-          <w:lang w:val="zh_TW" w:bidi="zh_TW"/>
-        </w:rPr>
-        <w:t>意思是「遮蓋」。從這個詞根衍生出來的詞彙意指遮蓋罪、贖罪或補償。從中衍生出的名詞kopher</w:t>
-      </w:r>
-      <w:r>
-        <w:rPr>
-          <w:i/>
-          <w:lang w:val="zh_TW" w:bidi="zh_TW"/>
-        </w:rPr>
-        <w:t>，</w:t>
-      </w:r>
-      <w:r>
-        <w:rPr>
-          <w:lang w:val="zh_TW" w:bidi="zh_TW"/>
-        </w:rPr>
-        <w:t>在宗教意義上使用時，意指遮蓋罪的代價。</w:t>
-      </w:r>
-    </w:p>
-    <w:p>
-      <w:pPr/>
-      <w:r>
-        <w:rPr>
-          <w:lang w:val="zh_TW" w:bidi="zh_TW"/>
-        </w:rPr>
-      </w:r>
-      <w:r>
-        <w:rPr>
-          <w:lang w:val="zh_TW" w:bidi="zh_TW"/>
-        </w:rPr>
-        <w:t>這個詞用來指代，人為任何該治死的生命所支付的代價。一個上佳的例子是，牛的主人要為其牛隻</w:t>
-      </w:r>
-      <w:r>
-        <w:rPr>
-          <w:lang w:val="zh_TW" w:bidi="zh_TW"/>
-        </w:rPr>
-        <w:t>觸</w:t>
-      </w:r>
-      <w:r>
-        <w:rPr>
-          <w:lang w:val="zh_TW" w:bidi="zh_TW"/>
-        </w:rPr>
-        <w:t>死別人而支付贖價。根據律法，主人應該被治死，但他可以通過支付所需的價銀來贖回自己（</w:t>
-      </w:r>
-      <w:hyperlink r:id="rId126">
-        <w:r>
-          <w:rPr>
-            <w:lang w:val="zh_TW" w:bidi="zh_TW"/>
-          </w:rPr>
-          <w:rPr>
-            <w:color w:val="0000EE"/>
-            <w:u w:val="single"/>
-          </w:rPr>
-          <w:t>出21:28–32</w:t>
-        </w:r>
-      </w:hyperlink>
-      <w:r>
-        <w:rPr>
-          <w:lang w:val="zh_TW" w:bidi="zh_TW"/>
-        </w:rPr>
-        <w:t>）。</w:t>
-      </w:r>
-    </w:p>
-    <w:p>
-      <w:pPr/>
-      <w:r>
-        <w:rPr>
-          <w:lang w:val="zh_TW" w:bidi="zh_TW"/>
-        </w:rPr>
-      </w:r>
-      <w:r>
-        <w:rPr>
-          <w:lang w:val="zh_TW" w:bidi="zh_TW"/>
-        </w:rPr>
-        <w:t>在七十士譯本中，這三個希伯來詞彙被翻譯為不同的希臘詞。字根 padah 和 gaʾal 通常翻譯成 lutroō（「救贖、釋放、拯救」）及其相關名詞 lutron（「贖金」）。字根 kaphar 則多半譯作「贖罪」，例如 exilaskomai。雖然這些詞在希伯來語中各有不同，但希臘文的翻譯突顯了它們共同的重點：救贖必然涉及付出的代價，帶來拯救，或使人獲得自由。</w:t>
-      </w:r>
-    </w:p>
-    <w:p>
-      <w:pPr>
-        <w:pStyle w:val="Heading3"/>
-      </w:pPr>
-      <w:r>
-        <w:rPr>
-          <w:lang w:val="zh_TW" w:bidi="zh_TW"/>
-        </w:rPr>
-        <w:t>神是救贖者</w:t>
-      </w:r>
-    </w:p>
-    <w:p>
-      <w:pPr/>
-      <w:r>
-        <w:rPr>
-          <w:lang w:val="zh_TW" w:bidi="zh_TW"/>
-        </w:rPr>
-      </w:r>
-      <w:r>
-        <w:rPr>
-          <w:lang w:val="zh_TW" w:bidi="zh_TW"/>
-        </w:rPr>
-        <w:t>在舊約中，神救贖的對象通常是整體的百姓或國族，而不是個人。這種國家救贖概念的開端，見於神將百姓從埃及的奴役釋放出來。雖然他們為奴，但他們的神救贖了他們（</w:t>
-      </w:r>
-      <w:hyperlink r:id="rId127">
-        <w:r>
-          <w:rPr>
-            <w:lang w:val="zh_TW" w:bidi="zh_TW"/>
-          </w:rPr>
-          <w:rPr>
-            <w:color w:val="0000EE"/>
-            <w:u w:val="single"/>
-          </w:rPr>
-          <w:t>出6:6</w:t>
-        </w:r>
-      </w:hyperlink>
-      <w:r>
-        <w:rPr>
-          <w:lang w:val="zh_TW" w:bidi="zh_TW"/>
-        </w:rPr>
-        <w:t>；</w:t>
-      </w:r>
-      <w:hyperlink r:id="rId128">
-        <w:r>
-          <w:rPr>
-            <w:lang w:val="zh_TW" w:bidi="zh_TW"/>
-          </w:rPr>
-          <w:rPr>
-            <w:color w:val="0000EE"/>
-            <w:u w:val="single"/>
-          </w:rPr>
-          <w:t>申15:15</w:t>
-        </w:r>
-      </w:hyperlink>
-      <w:r>
-        <w:rPr>
-          <w:lang w:val="zh_TW" w:bidi="zh_TW"/>
-        </w:rPr>
-        <w:t>）。</w:t>
-      </w:r>
-    </w:p>
-    <w:p>
-      <w:pPr/>
-      <w:r>
-        <w:rPr>
-          <w:lang w:val="zh_TW" w:bidi="zh_TW"/>
-        </w:rPr>
-      </w:r>
-      <w:r>
-        <w:rPr>
-          <w:lang w:val="zh_TW" w:bidi="zh_TW"/>
-        </w:rPr>
-        <w:t>正如用於贖回或贖買的詞語所指，其中涉及固定贖金或代贖另一個生命。當救贖概念以神為主體，祂用大能或能力來救贖，就不需要支付贖金：「</w:t>
-      </w:r>
-      <w:r>
-        <w:rPr>
-          <w:lang w:val="zh_TW" w:bidi="zh_TW"/>
-        </w:rPr>
-        <w:t>我是耶和華；我要用伸出來的膀臂……救贖你們脫離他們的重擔，不做他們的苦工</w:t>
-      </w:r>
-      <w:r>
-        <w:rPr>
-          <w:lang w:val="zh_TW" w:bidi="zh_TW"/>
-        </w:rPr>
-        <w:t>」（</w:t>
-      </w:r>
-      <w:hyperlink r:id="rId127">
-        <w:r>
-          <w:rPr>
-            <w:lang w:val="zh_TW" w:bidi="zh_TW"/>
-          </w:rPr>
-          <w:rPr>
-            <w:color w:val="0000EE"/>
-            <w:u w:val="single"/>
-          </w:rPr>
-          <w:t>出6:6</w:t>
-        </w:r>
-      </w:hyperlink>
-      <w:r>
-        <w:rPr>
-          <w:lang w:val="zh_TW" w:bidi="zh_TW"/>
-        </w:rPr>
-        <w:t>；參</w:t>
-      </w:r>
-      <w:hyperlink r:id="rId128">
-        <w:r>
-          <w:rPr>
-            <w:lang w:val="zh_TW" w:bidi="zh_TW"/>
-          </w:rPr>
-          <w:rPr>
-            <w:color w:val="0000EE"/>
-            <w:u w:val="single"/>
-          </w:rPr>
-          <w:t>申15:15</w:t>
-        </w:r>
-      </w:hyperlink>
-      <w:r>
-        <w:rPr>
-          <w:lang w:val="zh_TW" w:bidi="zh_TW"/>
-        </w:rPr>
-        <w:t>）。同樣的想法延續至其他有需要和拯救的時刻，比如被擄時期。神是國族的拯救者（比如，</w:t>
-      </w:r>
-      <w:hyperlink r:id="rId129">
-        <w:r>
-          <w:rPr>
-            <w:lang w:val="zh_TW" w:bidi="zh_TW"/>
-          </w:rPr>
-          <w:rPr>
-            <w:color w:val="0000EE"/>
-            <w:u w:val="single"/>
-          </w:rPr>
-          <w:t>賽29:22</w:t>
-        </w:r>
-      </w:hyperlink>
-      <w:r>
-        <w:rPr>
-          <w:lang w:val="zh_TW" w:bidi="zh_TW"/>
-        </w:rPr>
-        <w:t>，</w:t>
-      </w:r>
-      <w:hyperlink r:id="rId130">
-        <w:r>
-          <w:rPr>
-            <w:lang w:val="zh_TW" w:bidi="zh_TW"/>
-          </w:rPr>
-          <w:rPr>
-            <w:color w:val="0000EE"/>
-            <w:u w:val="single"/>
-          </w:rPr>
-          <w:t>35:10</w:t>
-        </w:r>
-      </w:hyperlink>
-      <w:r>
-        <w:rPr>
-          <w:lang w:val="zh_TW" w:bidi="zh_TW"/>
-        </w:rPr>
-        <w:t>，</w:t>
-      </w:r>
-      <w:hyperlink r:id="rId131">
-        <w:r>
-          <w:rPr>
-            <w:lang w:val="zh_TW" w:bidi="zh_TW"/>
-          </w:rPr>
-          <w:rPr>
-            <w:color w:val="0000EE"/>
-            <w:u w:val="single"/>
-          </w:rPr>
-          <w:t>43:1</w:t>
-        </w:r>
-      </w:hyperlink>
-      <w:r>
-        <w:rPr>
-          <w:lang w:val="zh_TW" w:bidi="zh_TW"/>
-        </w:rPr>
-        <w:t>，</w:t>
-      </w:r>
-      <w:hyperlink r:id="rId132">
-        <w:r>
-          <w:rPr>
-            <w:lang w:val="zh_TW" w:bidi="zh_TW"/>
-          </w:rPr>
-          <w:rPr>
-            <w:color w:val="0000EE"/>
-            <w:u w:val="single"/>
-          </w:rPr>
-          <w:t>44:22</w:t>
-        </w:r>
-      </w:hyperlink>
-      <w:r>
-        <w:rPr>
-          <w:lang w:val="zh_TW" w:bidi="zh_TW"/>
-        </w:rPr>
-        <w:t>；</w:t>
-      </w:r>
-      <w:hyperlink r:id="rId133">
-        <w:r>
-          <w:rPr>
-            <w:lang w:val="zh_TW" w:bidi="zh_TW"/>
-          </w:rPr>
-          <w:rPr>
-            <w:color w:val="0000EE"/>
-            <w:u w:val="single"/>
-          </w:rPr>
-          <w:t>耶31:11</w:t>
-        </w:r>
-      </w:hyperlink>
-      <w:r>
-        <w:rPr>
-          <w:lang w:val="zh_TW" w:bidi="zh_TW"/>
-        </w:rPr>
-        <w:t>）。</w:t>
-      </w:r>
-    </w:p>
-    <w:p>
-      <w:pPr/>
-      <w:r>
-        <w:rPr>
-          <w:lang w:val="zh_TW" w:bidi="zh_TW"/>
-        </w:rPr>
-      </w:r>
-      <w:r>
-        <w:rPr>
-          <w:lang w:val="zh_TW" w:bidi="zh_TW"/>
-        </w:rPr>
-        <w:t>同樣，經文沒有任何暗示神為釋放祂的子民而付上贖金。神以自己的大能救贖。「</w:t>
-      </w:r>
-      <w:r>
-        <w:rPr>
-          <w:lang w:val="zh_TW" w:bidi="zh_TW"/>
-        </w:rPr>
-        <w:t>耶和華如此說</w:t>
-      </w:r>
-      <w:r>
-        <w:rPr>
-          <w:lang w:val="zh_TW" w:bidi="zh_TW"/>
-        </w:rPr>
-        <w:t>：『</w:t>
-      </w:r>
-      <w:r>
-        <w:rPr>
-          <w:lang w:val="zh_TW" w:bidi="zh_TW"/>
-        </w:rPr>
-        <w:t>你們是無價被賣的，也必無銀被贖</w:t>
-      </w:r>
-      <w:r>
-        <w:rPr>
-          <w:lang w:val="zh_TW" w:bidi="zh_TW"/>
-        </w:rPr>
-        <w:t>』」（</w:t>
-      </w:r>
-      <w:hyperlink r:id="rId134">
-        <w:r>
-          <w:rPr>
-            <w:lang w:val="zh_TW" w:bidi="zh_TW"/>
-          </w:rPr>
-          <w:rPr>
-            <w:color w:val="0000EE"/>
-            <w:u w:val="single"/>
-          </w:rPr>
-          <w:t>賽52:3</w:t>
-        </w:r>
-      </w:hyperlink>
-      <w:r>
-        <w:rPr>
-          <w:lang w:val="zh_TW" w:bidi="zh_TW"/>
-        </w:rPr>
-        <w:t>）。當居魯士讓百姓自由時，同樣沒有支付贖價（</w:t>
-      </w:r>
-      <w:hyperlink r:id="rId135">
-        <w:r>
-          <w:rPr>
-            <w:lang w:val="zh_TW" w:bidi="zh_TW"/>
-          </w:rPr>
-          <w:rPr>
-            <w:color w:val="0000EE"/>
-            <w:u w:val="single"/>
-          </w:rPr>
-          <w:t>45:13</w:t>
-        </w:r>
-      </w:hyperlink>
-      <w:r>
-        <w:rPr>
-          <w:lang w:val="zh_TW" w:bidi="zh_TW"/>
-        </w:rPr>
-        <w:t>）。</w:t>
-      </w:r>
-    </w:p>
-    <w:p>
-      <w:pPr/>
-      <w:r>
-        <w:rPr>
-          <w:lang w:val="zh_TW" w:bidi="zh_TW"/>
-        </w:rPr>
-      </w:r>
-      <w:r>
-        <w:rPr>
-          <w:lang w:val="zh_TW" w:bidi="zh_TW"/>
-        </w:rPr>
-        <w:t>在基督教社群中，尤其是在教會的早期，出現了需要支付贖金來贖罪的想法。事實上，人們經常被教導說，罪人實際上是被撒但囚禁。基督的死是神支付給撒但的贖金，以釋放罪人。這種教導並沒有聖經支持。基督的死是一種贖罪或挽回的行為，但這並不意味著祂的死是支付給撒但的贖金。聖經沒有任何地方，描繪神與撒但進行這樣的商業交易。十字架的救贖工作肯定屬於神的奧秘。</w:t>
-      </w:r>
-    </w:p>
-    <w:p>
-      <w:pPr>
-        <w:pStyle w:val="Heading3"/>
-      </w:pPr>
-      <w:r>
-        <w:rPr>
-          <w:lang w:val="zh_TW" w:bidi="zh_TW"/>
-        </w:rPr>
-        <w:t>救贖與彌賽亞</w:t>
-      </w:r>
-    </w:p>
-    <w:p>
-      <w:pPr/>
-      <w:r>
-        <w:rPr>
-          <w:lang w:val="zh_TW" w:bidi="zh_TW"/>
-        </w:rPr>
-      </w:r>
-      <w:r>
-        <w:rPr>
-          <w:lang w:val="zh_TW" w:bidi="zh_TW"/>
-        </w:rPr>
-        <w:t>在舊約中，救贖與彌賽亞的盼望密切相關。從出埃及的時候起，神就被啟示是拯救者。在被擄期間，救贖的盼望非常強烈。先知不斷言說神為救贖者或拯救者。這個盼望最終會透過神的受膏者，即彌賽亞來成就，祂就是大衛的後裔（</w:t>
-      </w:r>
-      <w:hyperlink r:id="rId136">
-        <w:r>
-          <w:rPr>
-            <w:lang w:val="zh_TW" w:bidi="zh_TW"/>
-          </w:rPr>
-          <w:rPr>
-            <w:color w:val="0000EE"/>
-            <w:u w:val="single"/>
-          </w:rPr>
-          <w:t>賽9:1–6</w:t>
-        </w:r>
-      </w:hyperlink>
-      <w:r>
-        <w:rPr>
-          <w:lang w:val="zh_TW" w:bidi="zh_TW"/>
-        </w:rPr>
-        <w:t>，</w:t>
-      </w:r>
-      <w:hyperlink r:id="rId137">
-        <w:r>
-          <w:rPr>
-            <w:lang w:val="zh_TW" w:bidi="zh_TW"/>
-          </w:rPr>
-          <w:rPr>
-            <w:color w:val="0000EE"/>
-            <w:u w:val="single"/>
-          </w:rPr>
-          <w:t>11:1–9</w:t>
-        </w:r>
-      </w:hyperlink>
-      <w:r>
-        <w:rPr>
-          <w:lang w:val="zh_TW" w:bidi="zh_TW"/>
-        </w:rPr>
-        <w:t>；</w:t>
-      </w:r>
-      <w:hyperlink r:id="rId84">
-        <w:r>
-          <w:rPr>
-            <w:lang w:val="zh_TW" w:bidi="zh_TW"/>
-          </w:rPr>
-          <w:rPr>
-            <w:color w:val="0000EE"/>
-            <w:u w:val="single"/>
-          </w:rPr>
-          <w:t>耶23:5–6</w:t>
-        </w:r>
-      </w:hyperlink>
-      <w:r>
-        <w:rPr>
-          <w:lang w:val="zh_TW" w:bidi="zh_TW"/>
-        </w:rPr>
-        <w:t>）。</w:t>
-      </w:r>
-    </w:p>
-    <w:p>
-      <w:pPr/>
-      <w:r>
-        <w:rPr>
-          <w:lang w:val="zh_TW" w:bidi="zh_TW"/>
-        </w:rPr>
-      </w:r>
-      <w:r>
-        <w:rPr>
-          <w:lang w:val="zh_TW" w:bidi="zh_TW"/>
-        </w:rPr>
-        <w:t>彌賽亞的盼望在被擄和逼迫期間變得更加強烈。事實上，在漫長的逼迫時期中，這種對彌賽亞拯救者的盼望，比以往任何時候都更強烈。這段時期通常被稱為兩約之間，持續了大約四個世紀，從最後一位先知直到施洗約翰和耶穌時代。</w:t>
-      </w:r>
-    </w:p>
-    <w:p>
-      <w:pPr/>
-      <w:r>
-        <w:rPr>
-          <w:lang w:val="zh_TW" w:bidi="zh_TW"/>
-        </w:rPr>
-      </w:r>
-      <w:r>
-        <w:rPr>
-          <w:lang w:val="zh_TW" w:bidi="zh_TW"/>
-        </w:rPr>
-        <w:t>基督徒相信在耶穌基督（或耶穌彌賽亞）裡，我們看到舊約救贖概念的實現。救贖的意象在福音書非常明顯。施洗約翰將拿撒勒的耶穌，描繪為應驗了神救贖的國度（</w:t>
-      </w:r>
-      <w:hyperlink r:id="rId138">
-        <w:r>
-          <w:rPr>
-            <w:lang w:val="zh_TW" w:bidi="zh_TW"/>
-          </w:rPr>
-          <w:rPr>
-            <w:color w:val="0000EE"/>
-            <w:u w:val="single"/>
-          </w:rPr>
-          <w:t>太3:12</w:t>
-        </w:r>
-      </w:hyperlink>
-      <w:r>
-        <w:rPr>
-          <w:lang w:val="zh_TW" w:bidi="zh_TW"/>
-        </w:rPr>
-        <w:t>），因此是以色列的彌賽亞。耶穌這位人子的來臨，是要捨命作多人的贖價（</w:t>
-      </w:r>
-      <w:hyperlink r:id="rId139">
-        <w:r>
-          <w:rPr>
-            <w:lang w:val="zh_TW" w:bidi="zh_TW"/>
-          </w:rPr>
-          <w:rPr>
-            <w:color w:val="0000EE"/>
-            <w:u w:val="single"/>
-          </w:rPr>
-          <w:t>太20:28</w:t>
-        </w:r>
-      </w:hyperlink>
-      <w:r>
-        <w:rPr>
-          <w:lang w:val="zh_TW" w:bidi="zh_TW"/>
-        </w:rPr>
-        <w:t>；</w:t>
-      </w:r>
-      <w:hyperlink r:id="rId140">
-        <w:r>
-          <w:rPr>
-            <w:lang w:val="zh_TW" w:bidi="zh_TW"/>
-          </w:rPr>
-          <w:rPr>
-            <w:color w:val="0000EE"/>
-            <w:u w:val="single"/>
-          </w:rPr>
-          <w:t>可10:45</w:t>
-        </w:r>
-      </w:hyperlink>
-      <w:r>
-        <w:rPr>
-          <w:lang w:val="zh_TW" w:bidi="zh_TW"/>
-        </w:rPr>
-        <w:t>）。彌賽亞的工作是代贖和具替代意義的。</w:t>
-      </w:r>
-    </w:p>
-    <w:p>
-      <w:pPr/>
-      <w:r>
-        <w:rPr>
-          <w:lang w:val="zh_TW" w:bidi="zh_TW"/>
-        </w:rPr>
-      </w:r>
-      <w:r>
-        <w:rPr>
-          <w:lang w:val="zh_TW" w:bidi="zh_TW"/>
-        </w:rPr>
-        <w:t>同樣的思想尤其見保羅著作。基督是向父獻上的挽回祭（</w:t>
-      </w:r>
-      <w:hyperlink r:id="rId141">
-        <w:r>
-          <w:rPr>
-            <w:lang w:val="zh_TW" w:bidi="zh_TW"/>
-          </w:rPr>
-          <w:rPr>
-            <w:color w:val="0000EE"/>
-            <w:u w:val="single"/>
-          </w:rPr>
-          <w:t>羅3:25</w:t>
-        </w:r>
-      </w:hyperlink>
-      <w:r>
-        <w:rPr>
-          <w:lang w:val="zh_TW" w:bidi="zh_TW"/>
-        </w:rPr>
-        <w:t>）。救贖是藉耶穌捨去生命（</w:t>
-      </w:r>
-      <w:hyperlink r:id="rId142">
-        <w:r>
-          <w:rPr>
-            <w:lang w:val="zh_TW" w:bidi="zh_TW"/>
-          </w:rPr>
-          <w:rPr>
-            <w:color w:val="0000EE"/>
-            <w:u w:val="single"/>
-          </w:rPr>
-          <w:t>徒20:28</w:t>
-        </w:r>
-      </w:hyperlink>
-      <w:r>
-        <w:rPr>
-          <w:lang w:val="zh_TW" w:bidi="zh_TW"/>
-        </w:rPr>
-        <w:t>），買贖百姓（</w:t>
-      </w:r>
-      <w:hyperlink r:id="rId143">
-        <w:r>
-          <w:rPr>
-            <w:lang w:val="zh_TW" w:bidi="zh_TW"/>
-          </w:rPr>
-          <w:rPr>
-            <w:color w:val="0000EE"/>
-            <w:u w:val="single"/>
-          </w:rPr>
-          <w:t>彼前2:9</w:t>
-        </w:r>
-      </w:hyperlink>
-      <w:r>
-        <w:rPr>
-          <w:lang w:val="zh_TW" w:bidi="zh_TW"/>
-        </w:rPr>
-        <w:t>；另見</w:t>
-      </w:r>
-      <w:hyperlink r:id="rId144">
-        <w:r>
-          <w:rPr>
-            <w:lang w:val="zh_TW" w:bidi="zh_TW"/>
-          </w:rPr>
-          <w:rPr>
-            <w:color w:val="0000EE"/>
-            <w:u w:val="single"/>
-          </w:rPr>
-          <w:t>林前7:22–24</w:t>
-        </w:r>
-      </w:hyperlink>
-      <w:r>
-        <w:rPr>
-          <w:lang w:val="zh_TW" w:bidi="zh_TW"/>
-        </w:rPr>
-        <w:t>；</w:t>
-      </w:r>
-      <w:hyperlink r:id="rId145">
-        <w:r>
-          <w:rPr>
-            <w:lang w:val="zh_TW" w:bidi="zh_TW"/>
-          </w:rPr>
-          <w:rPr>
-            <w:color w:val="0000EE"/>
-            <w:u w:val="single"/>
-          </w:rPr>
-          <w:t>林後5:14–17</w:t>
-        </w:r>
-      </w:hyperlink>
-      <w:r>
-        <w:rPr>
-          <w:lang w:val="zh_TW" w:bidi="zh_TW"/>
-        </w:rPr>
-        <w:t>）。這些都是用來表達救贖或贖罪核心思想的詞語或表達方式。耶穌基督是在自己身上，成就聖經救贖概念的人，並藉著祂的犧牲為罪人賜下救贖。</w:t>
-      </w:r>
-    </w:p>
-    <w:p>
-      <w:pPr/>
-      <w:r>
-        <w:rPr>
-          <w:lang w:val="zh_TW" w:bidi="zh_TW"/>
-        </w:rPr>
-      </w:r>
-      <w:r>
-        <w:rPr>
-          <w:lang w:val="zh_TW" w:bidi="zh_TW"/>
-        </w:rPr>
-        <w:t>救贖的概念對神的百姓有深刻意義。在舊約中，這概念說明了一個真理：神是其立約百姓的救主。雖然以色列因否認神的律法而陷入罪中，但神並沒有毀滅他們，而是在他們悔改時再悅納他們。</w:t>
-      </w:r>
-    </w:p>
-    <w:p>
-      <w:pPr/>
-      <w:r>
-        <w:rPr>
-          <w:lang w:val="zh_TW" w:bidi="zh_TW"/>
-        </w:rPr>
-      </w:r>
-      <w:r>
-        <w:rPr>
-          <w:lang w:val="zh_TW" w:bidi="zh_TW"/>
-        </w:rPr>
-        <w:t>尤其是在在先知書中，神的救贖工作會藉彌賽亞及其救贖的犧牲來完成。耶穌的追隨者相信祂是彌賽亞，會為整個世界提供救贖。與救贖的概念相伴的是神的愛，這是得著永生的基礎（</w:t>
-      </w:r>
-      <w:hyperlink r:id="rId146">
-        <w:r>
-          <w:rPr>
-            <w:lang w:val="zh_TW" w:bidi="zh_TW"/>
-          </w:rPr>
-          <w:rPr>
-            <w:color w:val="0000EE"/>
-            <w:u w:val="single"/>
-          </w:rPr>
-          <w:t>約3:16</w:t>
-        </w:r>
-      </w:hyperlink>
-      <w:r>
-        <w:rPr>
-          <w:lang w:val="zh_TW" w:bidi="zh_TW"/>
-        </w:rPr>
-        <w:t>）。相信的人會從罪的束縛中解脫，並再次得著救贖之神的喜悅。</w:t>
-      </w:r>
-    </w:p>
-    <w:p>
-      <w:pPr/>
-      <w:r>
-        <w:rPr>
-          <w:lang w:val="zh_TW" w:bidi="zh_TW"/>
-        </w:rPr>
-      </w:r>
-      <w:r>
-        <w:rPr>
-          <w:i/>
-          <w:lang w:val="zh_TW" w:bidi="zh_TW"/>
-        </w:rPr>
-        <w:t>另見</w:t>
-      </w:r>
-      <w:r>
-        <w:rPr>
-          <w:lang w:val="zh_TW" w:bidi="zh_TW"/>
-        </w:rPr>
-        <w:t xml:space="preserve"> </w:t>
-      </w:r>
-      <w:r>
-        <w:rPr>
-          <w:lang w:val="zh_TW" w:bidi="zh_TW"/>
-        </w:rPr>
-        <w:t>贖罪</w:t>
-      </w:r>
-      <w:r>
-        <w:rPr>
-          <w:lang w:val="zh_TW" w:bidi="zh_TW"/>
-        </w:rPr>
-        <w:t>、</w:t>
-      </w:r>
-      <w:r>
-        <w:rPr>
-          <w:lang w:val="zh_TW" w:bidi="zh_TW"/>
-        </w:rPr>
-        <w:t>贖價</w:t>
-      </w:r>
-      <w:r>
-        <w:rPr>
-          <w:lang w:val="zh_TW" w:bidi="zh_TW"/>
-        </w:rPr>
-        <w:t>、</w:t>
-      </w:r>
-      <w:r>
-        <w:rPr>
-          <w:lang w:val="zh_TW" w:bidi="zh_TW"/>
-        </w:rPr>
-        <w:t>救恩</w:t>
-      </w:r>
-      <w:r>
-        <w:rPr>
-          <w:lang w:val="zh_TW" w:bidi="zh_TW"/>
-        </w:rPr>
-        <w:t>。</w:t>
-      </w:r>
-      <w:r>
-        <w:rPr>
-          <w:lang w:val="zh_TW" w:bidi="zh_TW"/>
-        </w:rPr>
-      </w:r>
-      <w:r>
-        <w:rPr>
-          <w:lang w:val="zh_TW" w:bidi="zh_TW"/>
-        </w:rPr>
-      </w:r>
-    </w:p>
-    <w:p>
-      <w:pPr/>
-      <w:r>
-        <w:rPr>
-          <w:lang w:val="zh_TW" w:bidi="zh_TW"/>
-        </w:rPr>
-      </w:r>
-    </w:p>
-    <w:p>
-      <w:pPr>
-        <w:pStyle w:val="Heading2"/>
-      </w:pPr>
-      <w:r>
-        <w:rPr>
-          <w:lang w:val="zh_TW" w:bidi="zh_TW"/>
-        </w:rPr>
-        <w:t>救主</w:t>
-      </w:r>
-      <w:r>
-        <w:rPr>
-          <w:lang w:val="zh_TW" w:bidi="zh_TW"/>
-        </w:rPr>
-      </w:r>
-    </w:p>
-    <w:p>
-      <w:pPr/>
-      <w:r>
-        <w:rPr>
-          <w:lang w:val="zh_TW" w:bidi="zh_TW"/>
-        </w:rPr>
-      </w:r>
-      <w:r>
-        <w:rPr>
-          <w:lang w:val="zh_TW" w:bidi="zh_TW"/>
-        </w:rPr>
-        <w:t>施行拯救或救援的那一位。「救主（savior）」這個詞在聖經中最常用來指神和耶穌基督。將耶穌理解為救主是接受聖經信息的一個關鍵真理。英文聖經在舊約中使用savior（救主）來翻譯希伯來文詞語</w:t>
-      </w:r>
-      <w:r>
-        <w:rPr>
-          <w:i/>
-          <w:lang w:val="zh_TW" w:bidi="zh_TW"/>
-        </w:rPr>
-        <w:t>yasha'</w:t>
-      </w:r>
-      <w:r>
-        <w:rPr>
-          <w:lang w:val="zh_TW" w:bidi="zh_TW"/>
-        </w:rPr>
-        <w:t xml:space="preserve"> 的各種形式，這個詞的意思是「拯救（save）」、「救助（deliver）」或「救援（rescue）」。通常，「救主」這個詞用來翻譯動詞 </w:t>
-      </w:r>
-      <w:r>
-        <w:rPr>
-          <w:i/>
-          <w:lang w:val="zh_TW" w:bidi="zh_TW"/>
-        </w:rPr>
-        <w:t xml:space="preserve">moshia‘ </w:t>
-      </w:r>
-      <w:r>
-        <w:rPr>
-          <w:lang w:val="zh_TW" w:bidi="zh_TW"/>
-        </w:rPr>
-        <w:t>的分詞形式 ，意思是「施行拯救的那一位」。以這種方式使用時，「救主」在舊約中出現13或14次，具體數量取決於所使用的譯本。</w:t>
-      </w:r>
-    </w:p>
-    <w:p>
-      <w:pPr/>
-      <w:r>
-        <w:rPr>
-          <w:lang w:val="zh_TW" w:bidi="zh_TW"/>
-        </w:rPr>
-      </w:r>
-      <w:r>
-        <w:rPr>
-          <w:lang w:val="zh_TW" w:bidi="zh_TW"/>
-        </w:rPr>
-        <w:t>「救主」這個詞的基本理解是那位實行拯救或救援的人，這在</w:t>
-      </w:r>
-      <w:hyperlink r:id="rId147">
-        <w:r>
-          <w:rPr>
-            <w:lang w:val="zh_TW" w:bidi="zh_TW"/>
-          </w:rPr>
-          <w:rPr>
-            <w:color w:val="0000EE"/>
-            <w:u w:val="single"/>
-          </w:rPr>
-          <w:t>申命記二十二章27節</w:t>
-        </w:r>
-      </w:hyperlink>
-      <w:r>
-        <w:rPr>
-          <w:lang w:val="zh_TW" w:bidi="zh_TW"/>
-        </w:rPr>
-        <w:t>得到體現，那裡的律法預見一種在需要時沒有救助者在附近的情況。</w:t>
-      </w:r>
-      <w:r>
-        <w:rPr>
-          <w:i/>
-          <w:lang w:val="zh_TW" w:bidi="zh_TW"/>
-        </w:rPr>
-        <w:t>Moshia‘</w:t>
-      </w:r>
-      <w:r>
-        <w:rPr>
-          <w:lang w:val="zh_TW" w:bidi="zh_TW"/>
-        </w:rPr>
-        <w:t xml:space="preserve"> 這個詞也應用於個人身上，例如俄陀聶和以笏都被稱為「拯救者」（</w:t>
-      </w:r>
-      <w:hyperlink r:id="rId148">
-        <w:r>
-          <w:rPr>
-            <w:lang w:val="zh_TW" w:bidi="zh_TW"/>
-          </w:rPr>
-          <w:rPr>
-            <w:color w:val="0000EE"/>
-            <w:u w:val="single"/>
-          </w:rPr>
-          <w:t>士3:9、15</w:t>
-        </w:r>
-      </w:hyperlink>
-      <w:r>
-        <w:rPr>
-          <w:lang w:val="zh_TW" w:bidi="zh_TW"/>
-        </w:rPr>
-        <w:t>），而</w:t>
-      </w:r>
-      <w:hyperlink r:id="rId149">
-        <w:r>
-          <w:rPr>
-            <w:lang w:val="zh_TW" w:bidi="zh_TW"/>
-          </w:rPr>
-          <w:rPr>
-            <w:color w:val="0000EE"/>
-            <w:u w:val="single"/>
-          </w:rPr>
-          <w:t>尼希米記九章27節</w:t>
-        </w:r>
-      </w:hyperlink>
-      <w:r>
-        <w:rPr>
-          <w:lang w:val="zh_TW" w:bidi="zh_TW"/>
-        </w:rPr>
-        <w:t>提到神所差遣的士師們被稱為神所差遣的拯救者。</w:t>
-      </w:r>
-      <w:hyperlink r:id="rId150">
-        <w:r>
-          <w:rPr>
-            <w:lang w:val="zh_TW" w:bidi="zh_TW"/>
-          </w:rPr>
-          <w:rPr>
-            <w:color w:val="0000EE"/>
-            <w:u w:val="single"/>
-          </w:rPr>
-          <w:t>列王紀下十三章5節</w:t>
-        </w:r>
-      </w:hyperlink>
-      <w:r>
-        <w:rPr>
-          <w:lang w:val="zh_TW" w:bidi="zh_TW"/>
-        </w:rPr>
-        <w:t>記載了主給以色列一位救主，指的是他們從亞蘭人手中得救。有些人認為這位拯救者是指猶大王耶羅波安二世；另一些人則認為是一位外邦君王，通常是哈馬的扎基爾（Zakir）王。然而，經文並未明確指出這位救主是誰。經文的重點在於神為祂的子民差遣了這位拯救者。在舊約中，大多數提到「救主」的經文是指神自己是以色列的救主，即使這個稱謂有時被用於其他人身上，也會明確指出這是神差遣或興起的。以色列人明白神是他們的救主，並在讚美的詩歌中（</w:t>
-      </w:r>
-      <w:hyperlink r:id="rId151">
-        <w:r>
-          <w:rPr>
-            <w:lang w:val="zh_TW" w:bidi="zh_TW"/>
-          </w:rPr>
-          <w:rPr>
-            <w:color w:val="0000EE"/>
-            <w:u w:val="single"/>
-          </w:rPr>
-          <w:t>詩17:7</w:t>
-        </w:r>
-      </w:hyperlink>
-      <w:r>
-        <w:rPr>
-          <w:lang w:val="zh_TW" w:bidi="zh_TW"/>
-        </w:rPr>
-        <w:t>，</w:t>
-      </w:r>
-      <w:hyperlink r:id="rId152">
-        <w:r>
-          <w:rPr>
-            <w:lang w:val="zh_TW" w:bidi="zh_TW"/>
-          </w:rPr>
-          <w:rPr>
-            <w:color w:val="0000EE"/>
-            <w:u w:val="single"/>
-          </w:rPr>
-          <w:t>106:1–12</w:t>
-        </w:r>
-      </w:hyperlink>
-      <w:r>
-        <w:rPr>
-          <w:lang w:val="zh_TW" w:bidi="zh_TW"/>
-        </w:rPr>
-        <w:t>）和求救的呼聲中宣告這一點（</w:t>
-      </w:r>
-      <w:hyperlink r:id="rId153">
-        <w:r>
-          <w:rPr>
-            <w:lang w:val="zh_TW" w:bidi="zh_TW"/>
-          </w:rPr>
-          <w:rPr>
-            <w:color w:val="0000EE"/>
-            <w:u w:val="single"/>
-          </w:rPr>
-          <w:t>耶14:8</w:t>
-        </w:r>
-      </w:hyperlink>
-      <w:r>
-        <w:rPr>
-          <w:lang w:val="zh_TW" w:bidi="zh_TW"/>
-        </w:rPr>
-        <w:t>）。大衛這樣稱頌神：「是我的高臺，是我的避難所。我的救主」（</w:t>
-      </w:r>
-      <w:hyperlink r:id="rId154">
-        <w:r>
-          <w:rPr>
-            <w:lang w:val="zh_TW" w:bidi="zh_TW"/>
-          </w:rPr>
-          <w:rPr>
-            <w:color w:val="0000EE"/>
-            <w:u w:val="single"/>
-          </w:rPr>
-          <w:t>撒下22:3</w:t>
-        </w:r>
-      </w:hyperlink>
-      <w:r>
-        <w:rPr>
-          <w:lang w:val="zh_TW" w:bidi="zh_TW"/>
-        </w:rPr>
-        <w:t>）。詩篇的作者經常稱頌耶和華為他們的「幫助」或「拯救」（</w:t>
-      </w:r>
-      <w:hyperlink r:id="rId155">
-        <w:r>
-          <w:rPr>
-            <w:lang w:val="zh_TW" w:bidi="zh_TW"/>
-          </w:rPr>
-          <w:rPr>
-            <w:color w:val="0000EE"/>
-            <w:u w:val="single"/>
-          </w:rPr>
-          <w:t>詩27:9</w:t>
-        </w:r>
-      </w:hyperlink>
-      <w:r>
-        <w:rPr>
-          <w:lang w:val="zh_TW" w:bidi="zh_TW"/>
-        </w:rPr>
-        <w:t>，</w:t>
-      </w:r>
-      <w:hyperlink r:id="rId73">
-        <w:r>
-          <w:rPr>
-            <w:lang w:val="zh_TW" w:bidi="zh_TW"/>
-          </w:rPr>
-          <w:rPr>
-            <w:color w:val="0000EE"/>
-            <w:u w:val="single"/>
-          </w:rPr>
-          <w:t>38:22</w:t>
-        </w:r>
-      </w:hyperlink>
-      <w:r>
-        <w:rPr>
-          <w:lang w:val="zh_TW" w:bidi="zh_TW"/>
-        </w:rPr>
-        <w:t>，</w:t>
-      </w:r>
-      <w:hyperlink r:id="rId156">
-        <w:r>
-          <w:rPr>
-            <w:lang w:val="zh_TW" w:bidi="zh_TW"/>
-          </w:rPr>
-          <w:rPr>
-            <w:color w:val="0000EE"/>
-            <w:u w:val="single"/>
-          </w:rPr>
-          <w:t>42:5、11</w:t>
-        </w:r>
-      </w:hyperlink>
-      <w:r>
-        <w:rPr>
-          <w:lang w:val="zh_TW" w:bidi="zh_TW"/>
-        </w:rPr>
-        <w:t>，</w:t>
-      </w:r>
-      <w:hyperlink r:id="rId78">
-        <w:r>
-          <w:rPr>
-            <w:lang w:val="zh_TW" w:bidi="zh_TW"/>
-          </w:rPr>
-          <w:rPr>
-            <w:color w:val="0000EE"/>
-            <w:u w:val="single"/>
-          </w:rPr>
-          <w:t>65:5</w:t>
-        </w:r>
-      </w:hyperlink>
-      <w:r>
-        <w:rPr>
-          <w:lang w:val="zh_TW" w:bidi="zh_TW"/>
-        </w:rPr>
-        <w:t>，</w:t>
-      </w:r>
-      <w:hyperlink r:id="rId157">
-        <w:r>
-          <w:rPr>
-            <w:lang w:val="zh_TW" w:bidi="zh_TW"/>
-          </w:rPr>
-          <w:rPr>
-            <w:color w:val="0000EE"/>
-            <w:u w:val="single"/>
-          </w:rPr>
-          <w:t>68:19</w:t>
-        </w:r>
-      </w:hyperlink>
-      <w:r>
-        <w:rPr>
-          <w:lang w:val="zh_TW" w:bidi="zh_TW"/>
-        </w:rPr>
-        <w:t>，</w:t>
-      </w:r>
-      <w:hyperlink r:id="rId158">
-        <w:r>
-          <w:rPr>
-            <w:lang w:val="zh_TW" w:bidi="zh_TW"/>
-          </w:rPr>
-          <w:rPr>
-            <w:color w:val="0000EE"/>
-            <w:u w:val="single"/>
-          </w:rPr>
-          <w:t>79:9</w:t>
-        </w:r>
-      </w:hyperlink>
-      <w:r>
-        <w:rPr>
-          <w:lang w:val="zh_TW" w:bidi="zh_TW"/>
-        </w:rPr>
-        <w:t>，</w:t>
-      </w:r>
-      <w:hyperlink r:id="rId159">
-        <w:r>
-          <w:rPr>
-            <w:lang w:val="zh_TW" w:bidi="zh_TW"/>
-          </w:rPr>
-          <w:rPr>
-            <w:color w:val="0000EE"/>
-            <w:u w:val="single"/>
-          </w:rPr>
-          <w:t>85:4</w:t>
-        </w:r>
-      </w:hyperlink>
-      <w:r>
-        <w:rPr>
-          <w:lang w:val="zh_TW" w:bidi="zh_TW"/>
-        </w:rPr>
-        <w:t>，</w:t>
-      </w:r>
-      <w:hyperlink r:id="rId160">
-        <w:r>
-          <w:rPr>
-            <w:lang w:val="zh_TW" w:bidi="zh_TW"/>
-          </w:rPr>
-          <w:rPr>
-            <w:color w:val="0000EE"/>
-            <w:u w:val="single"/>
-          </w:rPr>
-          <w:t>89:26</w:t>
-        </w:r>
-      </w:hyperlink>
-      <w:r>
-        <w:rPr>
-          <w:lang w:val="zh_TW" w:bidi="zh_TW"/>
-        </w:rPr>
-        <w:t>）。對以色列人來說，出埃及無疑是他們最偉大的拯救經歷，並奠定了他們認識神是救主的基礎。詩篇的作者在回憶以色列鑄造金牛犢的罪時，宣告說：「忘了神—他們的救主；他曾在埃及行大事」（</w:t>
-      </w:r>
-      <w:hyperlink r:id="rId161">
-        <w:r>
-          <w:rPr>
-            <w:lang w:val="zh_TW" w:bidi="zh_TW"/>
-          </w:rPr>
-          <w:rPr>
-            <w:color w:val="0000EE"/>
-            <w:u w:val="single"/>
-          </w:rPr>
-          <w:t>詩106:21</w:t>
-        </w:r>
-      </w:hyperlink>
-      <w:r>
-        <w:rPr>
-          <w:lang w:val="zh_TW" w:bidi="zh_TW"/>
-        </w:rPr>
-        <w:t>；參</w:t>
-      </w:r>
-      <w:hyperlink r:id="rId162">
-        <w:r>
-          <w:rPr>
-            <w:lang w:val="zh_TW" w:bidi="zh_TW"/>
-          </w:rPr>
-          <w:rPr>
-            <w:color w:val="0000EE"/>
-            <w:u w:val="single"/>
-          </w:rPr>
-          <w:t>賽63:11</w:t>
-        </w:r>
-      </w:hyperlink>
-      <w:r>
-        <w:rPr>
-          <w:lang w:val="zh_TW" w:bidi="zh_TW"/>
-        </w:rPr>
-        <w:t>；</w:t>
-      </w:r>
-      <w:hyperlink r:id="rId163">
-        <w:r>
-          <w:rPr>
-            <w:lang w:val="zh_TW" w:bidi="zh_TW"/>
-          </w:rPr>
-          <w:rPr>
-            <w:color w:val="0000EE"/>
-            <w:u w:val="single"/>
-          </w:rPr>
-          <w:t>何13:4–6</w:t>
-        </w:r>
-      </w:hyperlink>
-      <w:r>
-        <w:rPr>
-          <w:lang w:val="zh_TW" w:bidi="zh_TW"/>
-        </w:rPr>
-        <w:t>）。在以賽亞書中，「救主」這個稱謂經常用來強調神的獨一性。神被視為唯一的救主，與外邦的神祇和偶像形成鮮明對比：「惟有我是耶和華； 除我以外沒有救主。我曾指示，我曾拯救，我曾說明，並且在你們中間沒有別神。 」（</w:t>
-      </w:r>
-      <w:hyperlink r:id="rId164">
-        <w:r>
-          <w:rPr>
-            <w:lang w:val="zh_TW" w:bidi="zh_TW"/>
-          </w:rPr>
-          <w:rPr>
-            <w:color w:val="0000EE"/>
-            <w:u w:val="single"/>
-          </w:rPr>
-          <w:t>賽43:11–12</w:t>
-        </w:r>
-      </w:hyperlink>
-      <w:r>
-        <w:rPr>
-          <w:lang w:val="zh_TW" w:bidi="zh_TW"/>
-        </w:rPr>
-        <w:t>）。以賽亞進一步指出，神會藉著以色列未來的祝福與復興，顯明祂自己為救主（</w:t>
-      </w:r>
-      <w:hyperlink r:id="rId165">
-        <w:r>
-          <w:rPr>
-            <w:lang w:val="zh_TW" w:bidi="zh_TW"/>
-          </w:rPr>
-          <w:rPr>
-            <w:color w:val="0000EE"/>
-            <w:u w:val="single"/>
-          </w:rPr>
-          <w:t>49:26</w:t>
-        </w:r>
-      </w:hyperlink>
-      <w:r>
-        <w:rPr>
-          <w:lang w:val="zh_TW" w:bidi="zh_TW"/>
-        </w:rPr>
-        <w:t>，</w:t>
-      </w:r>
-      <w:hyperlink r:id="rId166">
-        <w:r>
-          <w:rPr>
-            <w:lang w:val="zh_TW" w:bidi="zh_TW"/>
-          </w:rPr>
-          <w:rPr>
-            <w:color w:val="0000EE"/>
-            <w:u w:val="single"/>
-          </w:rPr>
-          <w:t>60:16</w:t>
-        </w:r>
-      </w:hyperlink>
-      <w:r>
-        <w:rPr>
-          <w:lang w:val="zh_TW" w:bidi="zh_TW"/>
-        </w:rPr>
-        <w:t>）。雖然「救主」這個稱謂在舊約中並未直接應用於彌賽亞，但像</w:t>
-      </w:r>
-      <w:hyperlink r:id="rId85">
-        <w:r>
-          <w:rPr>
-            <w:lang w:val="zh_TW" w:bidi="zh_TW"/>
-          </w:rPr>
-          <w:rPr>
-            <w:color w:val="0000EE"/>
-            <w:u w:val="single"/>
-          </w:rPr>
-          <w:t>撒迦利亞書九章9節</w:t>
-        </w:r>
-      </w:hyperlink>
-      <w:r>
-        <w:rPr>
-          <w:lang w:val="zh_TW" w:bidi="zh_TW"/>
-        </w:rPr>
-        <w:t>這樣的經文暗示了神的受膏者將是一位拯救者。一些次經使用「救主」來稱呼神，有些則使用「永恆的救主」（</w:t>
-      </w:r>
-      <w:hyperlink r:id="rId167">
-        <w:r>
-          <w:rPr>
-            <w:lang w:val="zh_TW" w:bidi="zh_TW"/>
-          </w:rPr>
-          <w:rPr>
-            <w:color w:val="0000EE"/>
-            <w:u w:val="single"/>
-          </w:rPr>
-          <w:t>巴錄書4:22</w:t>
-        </w:r>
-      </w:hyperlink>
-      <w:r>
-        <w:rPr>
-          <w:lang w:val="zh_TW" w:bidi="zh_TW"/>
-        </w:rPr>
-        <w:t>）或「以色列永遠的救主」（</w:t>
-      </w:r>
-      <w:hyperlink r:id="rId168">
-        <w:r>
-          <w:rPr>
-            <w:lang w:val="zh_TW" w:bidi="zh_TW"/>
-          </w:rPr>
-          <w:rPr>
-            <w:color w:val="0000EE"/>
-            <w:u w:val="single"/>
-          </w:rPr>
-          <w:t>馬加比三書7:16</w:t>
-        </w:r>
-      </w:hyperlink>
-      <w:r>
-        <w:rPr>
-          <w:lang w:val="zh_TW" w:bidi="zh_TW"/>
-        </w:rPr>
-        <w:t>）這崇高的稱號。這種後期的用法也說明了神是能拯救以色列的那一位。</w:t>
-      </w:r>
-    </w:p>
-    <w:p>
-      <w:pPr/>
-      <w:r>
-        <w:rPr>
-          <w:lang w:val="zh_TW" w:bidi="zh_TW"/>
-        </w:rPr>
-      </w:r>
-      <w:r>
-        <w:rPr>
-          <w:lang w:val="zh_TW" w:bidi="zh_TW"/>
-        </w:rPr>
-        <w:t>希臘文獻中使用的soter（「救主」、「拯救者」來自動詞sozo，意思是「拯救」、「救援」）同時指神和人。例如，希羅多德一度將雅典人稱為希臘的「救主」（</w:t>
-      </w:r>
-      <w:r>
-        <w:rPr>
-          <w:i/>
-          <w:lang w:val="zh_TW" w:bidi="zh_TW"/>
-        </w:rPr>
-        <w:t>波斯戰爭Persian Wars</w:t>
-      </w:r>
-      <w:r>
-        <w:rPr>
-          <w:lang w:val="zh_TW" w:bidi="zh_TW"/>
-        </w:rPr>
-        <w:t>7.139.5）。在七十士譯本中，soter（「救主」）用來翻譯希伯來文yasha‘（「拯救」）的各種形式。Soter在新約中出現24次，並且專門用於神和耶穌基督（8次用於神，16次用於基督）。soter在新約出現的24次中，10次出現在書信中，5次出現在彼得後書中。在</w:t>
-      </w:r>
-      <w:hyperlink r:id="rId169">
-        <w:r>
-          <w:rPr>
-            <w:lang w:val="zh_TW" w:bidi="zh_TW"/>
-          </w:rPr>
-          <w:rPr>
-            <w:color w:val="0000EE"/>
-            <w:u w:val="single"/>
-          </w:rPr>
-          <w:t>路加福音一章47節</w:t>
-        </w:r>
-      </w:hyperlink>
-      <w:r>
-        <w:rPr>
-          <w:lang w:val="zh_TW" w:bidi="zh_TW"/>
-        </w:rPr>
-        <w:t>，馬利亞在她的讚美詩中稱頌神為救主，這反映了舊約的影響。耶穌的名字（希臘文是約書亞）意思是「主是拯救」，這名字是預表耶穌作為救主的功能（</w:t>
-      </w:r>
-      <w:hyperlink r:id="rId170">
-        <w:r>
-          <w:rPr>
-            <w:lang w:val="zh_TW" w:bidi="zh_TW"/>
-          </w:rPr>
-          <w:rPr>
-            <w:color w:val="0000EE"/>
-            <w:u w:val="single"/>
-          </w:rPr>
-          <w:t>太1:21</w:t>
-        </w:r>
-      </w:hyperlink>
-      <w:r>
-        <w:rPr>
-          <w:lang w:val="zh_TW" w:bidi="zh_TW"/>
-        </w:rPr>
-        <w:t>）。作為救主，耶穌完成了神所應許的救贖計劃（</w:t>
-      </w:r>
-      <w:hyperlink r:id="rId171">
-        <w:r>
-          <w:rPr>
-            <w:lang w:val="zh_TW" w:bidi="zh_TW"/>
-          </w:rPr>
-          <w:rPr>
-            <w:color w:val="0000EE"/>
-            <w:u w:val="single"/>
-          </w:rPr>
-          <w:t>徒13:23</w:t>
-        </w:r>
-      </w:hyperlink>
-      <w:r>
-        <w:rPr>
-          <w:lang w:val="zh_TW" w:bidi="zh_TW"/>
-        </w:rPr>
-        <w:t>；</w:t>
-      </w:r>
-      <w:hyperlink r:id="rId172">
-        <w:r>
-          <w:rPr>
-            <w:lang w:val="zh_TW" w:bidi="zh_TW"/>
-          </w:rPr>
-          <w:rPr>
-            <w:color w:val="0000EE"/>
-            <w:u w:val="single"/>
-          </w:rPr>
-          <w:t>多3:4</w:t>
-        </w:r>
-      </w:hyperlink>
-      <w:r>
-        <w:rPr>
-          <w:lang w:val="zh_TW" w:bidi="zh_TW"/>
-        </w:rPr>
-        <w:t>），為人類提供了救贖（</w:t>
-      </w:r>
-      <w:hyperlink r:id="rId173">
-        <w:r>
-          <w:rPr>
-            <w:lang w:val="zh_TW" w:bidi="zh_TW"/>
-          </w:rPr>
-          <w:rPr>
-            <w:color w:val="0000EE"/>
-            <w:u w:val="single"/>
-          </w:rPr>
-          <w:t>多2:13–14</w:t>
-        </w:r>
-      </w:hyperlink>
-      <w:r>
-        <w:rPr>
-          <w:lang w:val="zh_TW" w:bidi="zh_TW"/>
-        </w:rPr>
-        <w:t>），並成為信徒的盼望（</w:t>
-      </w:r>
-      <w:hyperlink r:id="rId174">
-        <w:r>
-          <w:rPr>
-            <w:lang w:val="zh_TW" w:bidi="zh_TW"/>
-          </w:rPr>
-          <w:rPr>
-            <w:color w:val="0000EE"/>
-            <w:u w:val="single"/>
-          </w:rPr>
-          <w:t>腓3:20–21</w:t>
-        </w:r>
-      </w:hyperlink>
-      <w:r>
-        <w:rPr>
-          <w:lang w:val="zh_TW" w:bidi="zh_TW"/>
-        </w:rPr>
-        <w:t>）。「救主」這個詞本身固有的概念是救人或將人從危險中拯救到安全的位置。耶穌已經將信徒從罪和死中拯救出來，帶入到永生和生命中（</w:t>
-      </w:r>
-      <w:hyperlink r:id="rId175">
-        <w:r>
-          <w:rPr>
-            <w:lang w:val="zh_TW" w:bidi="zh_TW"/>
-          </w:rPr>
-          <w:rPr>
-            <w:color w:val="0000EE"/>
-            <w:u w:val="single"/>
-          </w:rPr>
-          <w:t>提後1:10</w:t>
-        </w:r>
-      </w:hyperlink>
-      <w:r>
-        <w:rPr>
-          <w:lang w:val="zh_TW" w:bidi="zh_TW"/>
-        </w:rPr>
-        <w:t>）。雖然耶穌從未稱自己為救主（soter），但天使在耶穌降生時宣告祂為救主（</w:t>
-      </w:r>
-      <w:hyperlink r:id="rId176">
-        <w:r>
-          <w:rPr>
-            <w:lang w:val="zh_TW" w:bidi="zh_TW"/>
-          </w:rPr>
-          <w:rPr>
-            <w:color w:val="0000EE"/>
-            <w:u w:val="single"/>
-          </w:rPr>
-          <w:t>路2:11</w:t>
-        </w:r>
-      </w:hyperlink>
-      <w:r>
-        <w:rPr>
-          <w:lang w:val="zh_TW" w:bidi="zh_TW"/>
-        </w:rPr>
-        <w:t>），聽到耶穌話語的人承認耶穌是救主（</w:t>
-      </w:r>
-      <w:hyperlink r:id="rId177">
-        <w:r>
-          <w:rPr>
-            <w:lang w:val="zh_TW" w:bidi="zh_TW"/>
-          </w:rPr>
-          <w:rPr>
-            <w:color w:val="0000EE"/>
-            <w:u w:val="single"/>
-          </w:rPr>
-          <w:t>約4:42</w:t>
-        </w:r>
-      </w:hyperlink>
-      <w:r>
-        <w:rPr>
-          <w:lang w:val="zh_TW" w:bidi="zh_TW"/>
-        </w:rPr>
-        <w:t>），早期教會也宣告耶穌為救主（</w:t>
-      </w:r>
-      <w:hyperlink r:id="rId178">
-        <w:r>
-          <w:rPr>
-            <w:lang w:val="zh_TW" w:bidi="zh_TW"/>
-          </w:rPr>
-          <w:rPr>
-            <w:color w:val="0000EE"/>
-            <w:u w:val="single"/>
-          </w:rPr>
-          <w:t>徒5:31</w:t>
-        </w:r>
-      </w:hyperlink>
-      <w:r>
-        <w:rPr>
-          <w:lang w:val="zh_TW" w:bidi="zh_TW"/>
-        </w:rPr>
-        <w:t>，</w:t>
-      </w:r>
-      <w:hyperlink r:id="rId171">
-        <w:r>
-          <w:rPr>
-            <w:lang w:val="zh_TW" w:bidi="zh_TW"/>
-          </w:rPr>
-          <w:rPr>
-            <w:color w:val="0000EE"/>
-            <w:u w:val="single"/>
-          </w:rPr>
-          <w:t>13:23</w:t>
-        </w:r>
-      </w:hyperlink>
-      <w:r>
-        <w:rPr>
-          <w:lang w:val="zh_TW" w:bidi="zh_TW"/>
-        </w:rPr>
-        <w:t>）。救恩是耶穌使命的核心（</w:t>
-      </w:r>
-      <w:hyperlink r:id="rId179">
-        <w:r>
-          <w:rPr>
-            <w:lang w:val="zh_TW" w:bidi="zh_TW"/>
-          </w:rPr>
-          <w:rPr>
-            <w:color w:val="0000EE"/>
-            <w:u w:val="single"/>
-          </w:rPr>
-          <w:t>路19:10</w:t>
-        </w:r>
-      </w:hyperlink>
-      <w:r>
-        <w:rPr>
-          <w:lang w:val="zh_TW" w:bidi="zh_TW"/>
-        </w:rPr>
-        <w:t>）。保羅教導說，基督是教會現在（</w:t>
-      </w:r>
-      <w:hyperlink r:id="rId180">
-        <w:r>
-          <w:rPr>
-            <w:lang w:val="zh_TW" w:bidi="zh_TW"/>
-          </w:rPr>
-          <w:rPr>
-            <w:color w:val="0000EE"/>
-            <w:u w:val="single"/>
-          </w:rPr>
-          <w:t>弗5:23</w:t>
-        </w:r>
-      </w:hyperlink>
-      <w:r>
-        <w:rPr>
-          <w:lang w:val="zh_TW" w:bidi="zh_TW"/>
-        </w:rPr>
-        <w:t>）和將來（</w:t>
-      </w:r>
-      <w:hyperlink r:id="rId181">
-        <w:r>
-          <w:rPr>
-            <w:lang w:val="zh_TW" w:bidi="zh_TW"/>
-          </w:rPr>
-          <w:rPr>
-            <w:color w:val="0000EE"/>
-            <w:u w:val="single"/>
-          </w:rPr>
-          <w:t>腓3:20</w:t>
-        </w:r>
-      </w:hyperlink>
-      <w:r>
-        <w:rPr>
-          <w:lang w:val="zh_TW" w:bidi="zh_TW"/>
-        </w:rPr>
-        <w:t>）的救主。</w:t>
-      </w:r>
-    </w:p>
-    <w:p>
-      <w:pPr/>
-      <w:r>
-        <w:rPr>
-          <w:lang w:val="zh_TW" w:bidi="zh_TW"/>
-        </w:rPr>
-      </w:r>
-      <w:r>
-        <w:rPr>
-          <w:lang w:val="zh_TW" w:bidi="zh_TW"/>
-        </w:rPr>
-        <w:t>救主這個稱謂在教牧書信中應用於神，並且明確地代表神是所有人的救主（</w:t>
-      </w:r>
-      <w:hyperlink r:id="rId182">
-        <w:r>
-          <w:rPr>
-            <w:lang w:val="zh_TW" w:bidi="zh_TW"/>
-          </w:rPr>
-          <w:rPr>
-            <w:color w:val="0000EE"/>
-            <w:u w:val="single"/>
-          </w:rPr>
-          <w:t>提前2:3</w:t>
-        </w:r>
-      </w:hyperlink>
-      <w:r>
-        <w:rPr>
-          <w:lang w:val="zh_TW" w:bidi="zh_TW"/>
-        </w:rPr>
-        <w:t>，</w:t>
-      </w:r>
-      <w:hyperlink r:id="rId183">
-        <w:r>
-          <w:rPr>
-            <w:lang w:val="zh_TW" w:bidi="zh_TW"/>
-          </w:rPr>
-          <w:rPr>
-            <w:color w:val="0000EE"/>
-            <w:u w:val="single"/>
-          </w:rPr>
-          <w:t>4:10</w:t>
-        </w:r>
-      </w:hyperlink>
-      <w:r>
-        <w:rPr>
-          <w:lang w:val="zh_TW" w:bidi="zh_TW"/>
-        </w:rPr>
-        <w:t>）。教牧書信還明確地稱耶穌為救主（</w:t>
-      </w:r>
-      <w:hyperlink r:id="rId175">
-        <w:r>
-          <w:rPr>
-            <w:lang w:val="zh_TW" w:bidi="zh_TW"/>
-          </w:rPr>
-          <w:rPr>
-            <w:color w:val="0000EE"/>
-            <w:u w:val="single"/>
-          </w:rPr>
-          <w:t>提後1:10</w:t>
-        </w:r>
-      </w:hyperlink>
-      <w:r>
-        <w:rPr>
-          <w:lang w:val="zh_TW" w:bidi="zh_TW"/>
-        </w:rPr>
-        <w:t>；</w:t>
-      </w:r>
-      <w:hyperlink r:id="rId184">
-        <w:r>
-          <w:rPr>
-            <w:lang w:val="zh_TW" w:bidi="zh_TW"/>
-          </w:rPr>
-          <w:rPr>
-            <w:color w:val="0000EE"/>
-            <w:u w:val="single"/>
-          </w:rPr>
-          <w:t>多3:6</w:t>
-        </w:r>
-      </w:hyperlink>
-      <w:r>
-        <w:rPr>
-          <w:lang w:val="zh_TW" w:bidi="zh_TW"/>
-        </w:rPr>
-        <w:t>），在某些情況下也宣稱祂耶穌是神—救主（</w:t>
-      </w:r>
-      <w:hyperlink r:id="rId185">
-        <w:r>
-          <w:rPr>
-            <w:lang w:val="zh_TW" w:bidi="zh_TW"/>
-          </w:rPr>
-          <w:rPr>
-            <w:color w:val="0000EE"/>
-            <w:u w:val="single"/>
-          </w:rPr>
-          <w:t>多2:13，</w:t>
-        </w:r>
-      </w:hyperlink>
-      <w:hyperlink r:id="rId186">
-        <w:r>
-          <w:rPr>
-            <w:lang w:val="zh_TW" w:bidi="zh_TW"/>
-          </w:rPr>
-          <w:rPr>
-            <w:color w:val="0000EE"/>
-            <w:u w:val="single"/>
-          </w:rPr>
-          <w:t>3:4–6</w:t>
-        </w:r>
-      </w:hyperlink>
-      <w:r>
-        <w:rPr>
-          <w:lang w:val="zh_TW" w:bidi="zh_TW"/>
-        </w:rPr>
-        <w:t>）在整卷彼得後書中，救主是耶穌基督的稱謂（例如，</w:t>
-      </w:r>
-      <w:hyperlink r:id="rId187">
-        <w:r>
-          <w:rPr>
-            <w:lang w:val="zh_TW" w:bidi="zh_TW"/>
-          </w:rPr>
-          <w:rPr>
-            <w:color w:val="0000EE"/>
-            <w:u w:val="single"/>
-          </w:rPr>
-          <w:t>彼後2:20</w:t>
-        </w:r>
-      </w:hyperlink>
-      <w:r>
-        <w:rPr>
-          <w:lang w:val="zh_TW" w:bidi="zh_TW"/>
-        </w:rPr>
-        <w:t>）。約翰在他的第一封書信中，用這個詞來描述耶穌是父差來拯救世人的救主（</w:t>
-      </w:r>
-      <w:hyperlink r:id="rId188">
-        <w:r>
-          <w:rPr>
-            <w:lang w:val="zh_TW" w:bidi="zh_TW"/>
-          </w:rPr>
-          <w:rPr>
-            <w:color w:val="0000EE"/>
-            <w:u w:val="single"/>
-          </w:rPr>
-          <w:t>約一4:14</w:t>
-        </w:r>
-      </w:hyperlink>
-      <w:r>
-        <w:rPr>
-          <w:lang w:val="zh_TW" w:bidi="zh_TW"/>
-        </w:rPr>
-        <w:t>）。</w:t>
-      </w:r>
-    </w:p>
-    <w:p>
-      <w:pPr/>
-      <w:r>
-        <w:rPr>
-          <w:lang w:val="zh_TW" w:bidi="zh_TW"/>
-        </w:rPr>
-      </w:r>
-      <w:r>
-        <w:rPr>
-          <w:i/>
-          <w:lang w:val="zh_TW" w:bidi="zh_TW"/>
-        </w:rPr>
-        <w:t>另見</w:t>
-      </w:r>
-      <w:r>
-        <w:rPr>
-          <w:lang w:val="zh_TW" w:bidi="zh_TW"/>
-        </w:rPr>
-        <w:t xml:space="preserve"> </w:t>
-      </w:r>
-      <w:r>
-        <w:rPr>
-          <w:lang w:val="zh_TW" w:bidi="zh_TW"/>
-        </w:rPr>
-        <w:t>救恩</w:t>
-      </w:r>
-      <w:r>
-        <w:rPr>
-          <w:lang w:val="zh_TW" w:bidi="zh_TW"/>
-        </w:rPr>
-        <w:t>。</w:t>
-      </w:r>
-      <w:r>
-        <w:rPr>
-          <w:lang w:val="zh_TW" w:bidi="zh_TW"/>
-        </w:rPr>
-      </w:r>
-      <w:r>
-        <w:rPr>
-          <w:lang w:val="zh_TW" w:bidi="zh_TW"/>
-        </w:rPr>
-      </w:r>
-    </w:p>
-    <w:p>
-      <w:pPr/>
-      <w:r>
-        <w:rPr>
-          <w:lang w:val="zh_TW" w:bidi="zh_TW"/>
-        </w:rPr>
-      </w:r>
-    </w:p>
-    <w:p>
-      <w:pPr>
-        <w:pStyle w:val="Heading2"/>
-      </w:pPr>
-      <w:r>
-        <w:rPr>
-          <w:lang w:val="zh_TW" w:bidi="zh_TW"/>
-        </w:rPr>
-        <w:t>舊人與新人</w:t>
-      </w:r>
-      <w:r>
-        <w:rPr>
-          <w:lang w:val="zh_TW" w:bidi="zh_TW"/>
-        </w:rPr>
-      </w:r>
-    </w:p>
-    <w:p>
-      <w:pPr/>
-      <w:r>
-        <w:rPr>
-          <w:lang w:val="zh_TW" w:bidi="zh_TW"/>
-        </w:rPr>
-      </w:r>
-      <w:r>
-        <w:rPr>
-          <w:lang w:val="zh_TW" w:bidi="zh_TW"/>
-        </w:rPr>
-        <w:t>聖經用這個概念，描述人在基督裡的狀態。人按照神的形像被造，目的是要與祂相交（</w:t>
-      </w:r>
-      <w:hyperlink r:id="rId189">
-        <w:r>
-          <w:rPr>
-            <w:lang w:val="zh_TW" w:bidi="zh_TW"/>
-          </w:rPr>
-          <w:rPr>
-            <w:color w:val="0000EE"/>
-            <w:u w:val="single"/>
-          </w:rPr>
-          <w:t>創1:26–27</w:t>
-        </w:r>
-      </w:hyperlink>
-      <w:r>
-        <w:rPr>
-          <w:lang w:val="zh_TW" w:bidi="zh_TW"/>
-        </w:rPr>
-        <w:t>）。神曾在具體的情境中，向亞當和夏娃表明祂的旨意（</w:t>
-      </w:r>
-      <w:hyperlink r:id="rId190">
-        <w:r>
-          <w:rPr>
-            <w:lang w:val="zh_TW" w:bidi="zh_TW"/>
-          </w:rPr>
-          <w:rPr>
-            <w:color w:val="0000EE"/>
-            <w:u w:val="single"/>
-          </w:rPr>
-          <w:t>創2:15–17</w:t>
-        </w:r>
-      </w:hyperlink>
-      <w:r>
-        <w:rPr>
-          <w:lang w:val="zh_TW" w:bidi="zh_TW"/>
-        </w:rPr>
-        <w:t>），然而他們卻運用自由意志，違背了神的命令（</w:t>
-      </w:r>
-      <w:hyperlink r:id="rId191">
-        <w:r>
-          <w:rPr>
-            <w:lang w:val="zh_TW" w:bidi="zh_TW"/>
-          </w:rPr>
-          <w:rPr>
-            <w:color w:val="0000EE"/>
-            <w:u w:val="single"/>
-          </w:rPr>
-          <w:t>創3:1–7</w:t>
-        </w:r>
-      </w:hyperlink>
-      <w:r>
-        <w:rPr>
-          <w:lang w:val="zh_TW" w:bidi="zh_TW"/>
-        </w:rPr>
-        <w:t>）。因此，人類都死在罪中（</w:t>
-      </w:r>
-      <w:hyperlink r:id="rId192">
-        <w:r>
-          <w:rPr>
-            <w:lang w:val="zh_TW" w:bidi="zh_TW"/>
-          </w:rPr>
-          <w:rPr>
-            <w:color w:val="0000EE"/>
-            <w:u w:val="single"/>
-          </w:rPr>
-          <w:t>羅5:12–21</w:t>
-        </w:r>
-      </w:hyperlink>
-      <w:r>
-        <w:rPr>
-          <w:lang w:val="zh_TW" w:bidi="zh_TW"/>
-        </w:rPr>
-        <w:t>；</w:t>
-      </w:r>
-      <w:hyperlink r:id="rId193">
-        <w:r>
-          <w:rPr>
-            <w:lang w:val="zh_TW" w:bidi="zh_TW"/>
-          </w:rPr>
-          <w:rPr>
-            <w:color w:val="0000EE"/>
-            <w:u w:val="single"/>
-          </w:rPr>
-          <w:t>弗2:1–3</w:t>
-        </w:r>
-      </w:hyperlink>
-      <w:r>
-        <w:rPr>
-          <w:lang w:val="zh_TW" w:bidi="zh_TW"/>
-        </w:rPr>
-        <w:t>）。亞當和夏娃的罪被傳遞給全人類（即原罪），人生來就帶有犯罪的傾向（</w:t>
-      </w:r>
-      <w:hyperlink r:id="rId194">
-        <w:r>
-          <w:rPr>
-            <w:lang w:val="zh_TW" w:bidi="zh_TW"/>
-          </w:rPr>
-          <w:rPr>
-            <w:color w:val="0000EE"/>
-            <w:u w:val="single"/>
-          </w:rPr>
-          <w:t>詩51:5</w:t>
-        </w:r>
-      </w:hyperlink>
-      <w:r>
-        <w:rPr>
-          <w:lang w:val="zh_TW" w:bidi="zh_TW"/>
-        </w:rPr>
-        <w:t>），一旦達到道德責任的年齡，人便會開始犯罪。保羅稱這種狀態為「舊人」，舊人雖然可以遵守部份律法，並作出善行，但舊人永遠無法靠自己所做足夠的善事來換取救恩。舊人必須被更新為「新人」，否則將承受罪的惡果。唯有神能成就這種徹底的改變，人只能憑信心領受神白白的恩典。</w:t>
-      </w:r>
-    </w:p>
-    <w:p>
-      <w:pPr/>
-      <w:r>
-        <w:rPr>
-          <w:lang w:val="zh_TW" w:bidi="zh_TW"/>
-        </w:rPr>
-      </w:r>
-      <w:r>
-        <w:rPr>
-          <w:lang w:val="zh_TW" w:bidi="zh_TW"/>
-        </w:rPr>
-        <w:t>大衛在</w:t>
-      </w:r>
-      <w:hyperlink r:id="rId195">
-        <w:r>
-          <w:rPr>
-            <w:lang w:val="zh_TW" w:bidi="zh_TW"/>
-          </w:rPr>
-          <w:rPr>
-            <w:color w:val="0000EE"/>
-            <w:u w:val="single"/>
-          </w:rPr>
-          <w:t>詩篇五十一篇</w:t>
-        </w:r>
-      </w:hyperlink>
-      <w:r>
-        <w:rPr>
-          <w:lang w:val="zh_TW" w:bidi="zh_TW"/>
-        </w:rPr>
-        <w:t>中向神呼求，求祂除去自己罪孽的罪咎。在第</w:t>
-      </w:r>
-      <w:hyperlink r:id="rId196">
-        <w:r>
-          <w:rPr>
-            <w:lang w:val="zh_TW" w:bidi="zh_TW"/>
-          </w:rPr>
-          <w:rPr>
-            <w:color w:val="0000EE"/>
-            <w:u w:val="single"/>
-          </w:rPr>
-          <w:t>10</w:t>
-        </w:r>
-      </w:hyperlink>
-      <w:r>
-        <w:rPr>
-          <w:lang w:val="zh_TW" w:bidi="zh_TW"/>
-        </w:rPr>
-        <w:t>節，他懇求說：「神啊，求你為我造清潔的心，使我裡面重新有正直的靈。」神在</w:t>
-      </w:r>
-      <w:hyperlink r:id="rId197">
-        <w:r>
-          <w:rPr>
-            <w:lang w:val="zh_TW" w:bidi="zh_TW"/>
-          </w:rPr>
-          <w:rPr>
-            <w:color w:val="0000EE"/>
-            <w:u w:val="single"/>
-          </w:rPr>
-          <w:t>以西結書十一章19節</w:t>
-        </w:r>
-      </w:hyperlink>
-      <w:r>
-        <w:rPr>
-          <w:lang w:val="zh_TW" w:bidi="zh_TW"/>
-        </w:rPr>
-        <w:t>，</w:t>
-      </w:r>
-      <w:hyperlink r:id="rId198">
-        <w:r>
-          <w:rPr>
-            <w:lang w:val="zh_TW" w:bidi="zh_TW"/>
-          </w:rPr>
-          <w:rPr>
-            <w:color w:val="0000EE"/>
-            <w:u w:val="single"/>
-          </w:rPr>
-          <w:t>十八章31節</w:t>
-        </w:r>
-      </w:hyperlink>
-      <w:r>
-        <w:rPr>
-          <w:lang w:val="zh_TW" w:bidi="zh_TW"/>
-        </w:rPr>
-        <w:t>和</w:t>
-      </w:r>
-      <w:hyperlink r:id="rId199">
-        <w:r>
-          <w:rPr>
-            <w:lang w:val="zh_TW" w:bidi="zh_TW"/>
-          </w:rPr>
-          <w:rPr>
-            <w:color w:val="0000EE"/>
-            <w:u w:val="single"/>
-          </w:rPr>
-          <w:t>三十六章26節</w:t>
-        </w:r>
-      </w:hyperlink>
-      <w:r>
-        <w:rPr>
-          <w:lang w:val="zh_TW" w:bidi="zh_TW"/>
-        </w:rPr>
-        <w:t>中，應許悔改的罪人一顆新心和新靈。在</w:t>
-      </w:r>
-      <w:hyperlink r:id="rId200">
-        <w:r>
-          <w:rPr>
-            <w:lang w:val="zh_TW" w:bidi="zh_TW"/>
-          </w:rPr>
-          <w:rPr>
-            <w:color w:val="0000EE"/>
-            <w:u w:val="single"/>
-          </w:rPr>
-          <w:t>羅馬書六章5至11節</w:t>
-        </w:r>
-      </w:hyperlink>
-      <w:r>
-        <w:rPr>
-          <w:lang w:val="zh_TW" w:bidi="zh_TW"/>
-        </w:rPr>
-        <w:t>中，保羅指出舊人已經與基督同釘十字架，因此他得出結論：「這樣，你們向罪也當看自己是死的；向神在基督耶穌裡，卻當看自己是活的」（</w:t>
-      </w:r>
-      <w:hyperlink r:id="rId201">
-        <w:r>
-          <w:rPr>
-            <w:lang w:val="zh_TW" w:bidi="zh_TW"/>
-          </w:rPr>
-          <w:rPr>
-            <w:color w:val="0000EE"/>
-            <w:u w:val="single"/>
-          </w:rPr>
-          <w:t>6:11</w:t>
-        </w:r>
-      </w:hyperlink>
-      <w:r>
-        <w:rPr>
-          <w:lang w:val="zh_TW" w:bidi="zh_TW"/>
-        </w:rPr>
-        <w:t>）。在</w:t>
-      </w:r>
-      <w:hyperlink r:id="rId202">
-        <w:r>
-          <w:rPr>
-            <w:lang w:val="zh_TW" w:bidi="zh_TW"/>
-          </w:rPr>
-          <w:rPr>
-            <w:color w:val="0000EE"/>
-            <w:u w:val="single"/>
-          </w:rPr>
-          <w:t>以弗所書四章22至24節</w:t>
-        </w:r>
-      </w:hyperlink>
-      <w:r>
-        <w:rPr>
-          <w:lang w:val="zh_TW" w:bidi="zh_TW"/>
-        </w:rPr>
-        <w:t>和</w:t>
-      </w:r>
-      <w:hyperlink r:id="rId203">
-        <w:r>
-          <w:rPr>
-            <w:lang w:val="zh_TW" w:bidi="zh_TW"/>
-          </w:rPr>
-          <w:rPr>
-            <w:color w:val="0000EE"/>
-            <w:u w:val="single"/>
-          </w:rPr>
-          <w:t>歌羅西書三章9至10節</w:t>
-        </w:r>
-      </w:hyperlink>
-      <w:r>
-        <w:rPr>
-          <w:lang w:val="zh_TW" w:bidi="zh_TW"/>
-        </w:rPr>
-        <w:t>中，他教導信徒明白，他們已經脫去舊人，穿上新人。耶穌也將這種徹底的改變稱為「重生」——不是肉身的第二次出生（正如尼哥底母所誤解的），而是屬靈的出生（</w:t>
-      </w:r>
-      <w:hyperlink r:id="rId204">
-        <w:r>
-          <w:rPr>
-            <w:lang w:val="zh_TW" w:bidi="zh_TW"/>
-          </w:rPr>
-          <w:rPr>
-            <w:color w:val="0000EE"/>
-            <w:u w:val="single"/>
-          </w:rPr>
-          <w:t>約3:6</w:t>
-        </w:r>
-      </w:hyperlink>
-      <w:r>
-        <w:rPr>
-          <w:lang w:val="zh_TW" w:bidi="zh_TW"/>
-        </w:rPr>
-        <w:t>）。唯有神的恩典能將舊人變成新人，舊人是藉著信心接受神的恩典，但這信心本身也是神的恩賜（</w:t>
-      </w:r>
-      <w:hyperlink r:id="rId205">
-        <w:r>
-          <w:rPr>
-            <w:lang w:val="zh_TW" w:bidi="zh_TW"/>
-          </w:rPr>
-          <w:rPr>
-            <w:color w:val="0000EE"/>
-            <w:u w:val="single"/>
-          </w:rPr>
-          <w:t>弗2:8</w:t>
-        </w:r>
-      </w:hyperlink>
-      <w:r>
-        <w:rPr>
-          <w:lang w:val="zh_TW" w:bidi="zh_TW"/>
-        </w:rPr>
-        <w:t>）。新人因此成為神的兒女。然而，新人並非立刻完全無瑕。他仍須在今生與罪爭戰，不斷努力追求聖潔，越來越接近完全成聖的理想。他只有在將來的復活裡才會達到那完全（</w:t>
-      </w:r>
-      <w:hyperlink r:id="rId206">
-        <w:r>
-          <w:rPr>
-            <w:lang w:val="zh_TW" w:bidi="zh_TW"/>
-          </w:rPr>
-          <w:rPr>
-            <w:color w:val="0000EE"/>
-            <w:u w:val="single"/>
-          </w:rPr>
-          <w:t>林前15:42–45</w:t>
-        </w:r>
-      </w:hyperlink>
-      <w:r>
-        <w:rPr>
-          <w:lang w:val="zh_TW" w:bidi="zh_TW"/>
-        </w:rPr>
-        <w:t>），到那時「一切都更新了」（</w:t>
-      </w:r>
-      <w:hyperlink r:id="rId207">
-        <w:r>
-          <w:rPr>
-            <w:lang w:val="zh_TW" w:bidi="zh_TW"/>
-          </w:rPr>
-          <w:rPr>
-            <w:color w:val="0000EE"/>
-            <w:u w:val="single"/>
-          </w:rPr>
-          <w:t>啟21:5</w:t>
-        </w:r>
-      </w:hyperlink>
-      <w:r>
-        <w:rPr>
-          <w:lang w:val="zh_TW" w:bidi="zh_TW"/>
-        </w:rPr>
-        <w:t>）。</w:t>
-      </w:r>
-    </w:p>
-    <w:p>
-      <w:pPr/>
-      <w:r>
-        <w:rPr>
-          <w:lang w:val="zh_TW" w:bidi="zh_TW"/>
-        </w:rPr>
-      </w:r>
-      <w:r>
-        <w:rPr>
-          <w:i/>
-          <w:lang w:val="zh_TW" w:bidi="zh_TW"/>
-        </w:rPr>
-        <w:t>另見</w:t>
-      </w:r>
-      <w:r>
-        <w:rPr>
-          <w:lang w:val="zh_TW" w:bidi="zh_TW"/>
-        </w:rPr>
-        <w:t>亞當（人）</w:t>
-      </w:r>
-      <w:r>
-        <w:rPr>
-          <w:lang w:val="zh_TW" w:bidi="zh_TW"/>
-        </w:rPr>
-        <w:t>、</w:t>
-      </w:r>
-      <w:r>
-        <w:rPr>
-          <w:lang w:val="zh_TW" w:bidi="zh_TW"/>
-        </w:rPr>
-        <w:t>人</w:t>
-      </w:r>
-      <w:r>
-        <w:rPr>
-          <w:lang w:val="zh_TW" w:bidi="zh_TW"/>
-        </w:rPr>
-        <w:t>、</w:t>
-      </w:r>
-      <w:r>
-        <w:rPr>
-          <w:lang w:val="zh_TW" w:bidi="zh_TW"/>
-        </w:rPr>
-        <w:t>屬血氣的人</w:t>
-      </w:r>
-      <w:r>
-        <w:rPr>
-          <w:lang w:val="zh_TW" w:bidi="zh_TW"/>
-        </w:rPr>
-        <w:t>、</w:t>
-      </w:r>
-      <w:r>
-        <w:rPr>
-          <w:lang w:val="zh_TW" w:bidi="zh_TW"/>
-        </w:rPr>
-        <w:t>重生</w:t>
-      </w:r>
-      <w:r>
-        <w:rPr>
-          <w:lang w:val="zh_TW" w:bidi="zh_TW"/>
-        </w:rPr>
-        <w:t>。</w:t>
+        <w:t>與埃及金字塔一樣，這些廟塔的底座是正方形的。但它們並非斜面設計，而是由一系列隨著高度增加而逐層縮小的平台所組成。每層之間設有階梯或坡道供人通行，頂層則設有供奉神像的聖所或祭壇，由祭司在那裡舉行宗教儀式。那座位於巴比倫壯觀的七層金字塔型廟宇，其底部邊長將近300英尺（91.4公尺），高度也大約相同。</w:t>
       </w:r>
       <w:r>
         <w:rPr>

--- a/zht/docx/072.content.docx
+++ b/zht/docx/072.content.docx
@@ -149,7 +149,7 @@
         <w:rPr>
           <w:lang w:val="zh_TW" w:bidi="zh_TW"/>
         </w:rPr>
-        <w:t>jin</w:t>
+        <w:t>jiao</w:t>
       </w:r>
       <w:r>
         <w:rPr>
@@ -212,40 +212,40 @@
         <w:rPr>
           <w:lang w:val="zh_TW" w:bidi="zh_TW"/>
         </w:rPr>
-        <w:t>金錢</w:t>
-      </w:r>
-      <w:r>
-        <w:rPr>
-          <w:lang w:val="zh_TW" w:bidi="zh_TW"/>
-        </w:rPr>
-      </w:r>
-    </w:p>
-    <w:p>
-      <w:pPr/>
-      <w:r>
-        <w:rPr>
-          <w:lang w:val="zh_TW" w:bidi="zh_TW"/>
-        </w:rPr>
-      </w:r>
-      <w:r>
-        <w:rPr>
-          <w:lang w:val="zh_TW" w:bidi="zh_TW"/>
-        </w:rPr>
-        <w:t>交換媒介、價值衡量單位及支付方式。</w:t>
-      </w:r>
-    </w:p>
-    <w:p>
-      <w:pPr/>
-      <w:r>
-        <w:rPr>
-          <w:lang w:val="zh_TW" w:bidi="zh_TW"/>
-        </w:rPr>
-      </w:r>
-      <w:r>
-        <w:rPr>
-          <w:lang w:val="zh_TW" w:bidi="zh_TW"/>
-        </w:rPr>
-        <w:t>金錢的發展起初是為了提供一種便利的交換媒介，以補充並逐步取代以物易物；然而這兩種制度在許多世紀中同時並行。從族長時代直到今天，財富常會以物資與貴金屬來衡量，尤其是金與銀；它們至今仍是普遍可接受的交換媒介。</w:t>
+        <w:t>腳凳</w:t>
+      </w:r>
+      <w:r>
+        <w:rPr>
+          <w:lang w:val="zh_TW" w:bidi="zh_TW"/>
+        </w:rPr>
+      </w:r>
+    </w:p>
+    <w:p>
+      <w:pPr/>
+      <w:r>
+        <w:rPr>
+          <w:lang w:val="zh_TW" w:bidi="zh_TW"/>
+        </w:rPr>
+      </w:r>
+      <w:r>
+        <w:rPr>
+          <w:lang w:val="zh_TW" w:bidi="zh_TW"/>
+        </w:rPr>
+        <w:t>一種矮凳，用來支撐雙腳。</w:t>
+      </w:r>
+    </w:p>
+    <w:p>
+      <w:pPr/>
+      <w:r>
+        <w:rPr>
+          <w:lang w:val="zh_TW" w:bidi="zh_TW"/>
+        </w:rPr>
+      </w:r>
+      <w:r>
+        <w:rPr>
+          <w:lang w:val="zh_TW" w:bidi="zh_TW"/>
+        </w:rPr>
+        <w:t>所羅門王將大量黃金的一部分，用於製作他的象牙寶座的腳凳（</w:t>
       </w:r>
       <w:hyperlink r:id="rId13">
         <w:r>
@@ -256,101 +256,867 @@
             <w:color w:val="0000EE"/>
             <w:u w:val="single"/>
           </w:rPr>
-          <w:t>創世記十三章2節</w:t>
-        </w:r>
-      </w:hyperlink>
-      <w:r>
-        <w:rPr>
-          <w:lang w:val="zh_TW" w:bidi="zh_TW"/>
-        </w:rPr>
-        <w:t>中就描述亞伯拉罕「</w:t>
-      </w:r>
-      <w:r>
-        <w:rPr>
-          <w:lang w:val="zh_TW" w:bidi="zh_TW"/>
-        </w:rPr>
-        <w:t>亞伯蘭的金、銀、牲畜極多。</w:t>
-      </w:r>
-      <w:r>
-        <w:rPr>
-          <w:lang w:val="zh_TW" w:bidi="zh_TW"/>
-        </w:rPr>
-        <w:t>」</w:t>
-      </w:r>
-    </w:p>
-    <w:p>
-      <w:pPr/>
-      <w:r>
-        <w:rPr>
-          <w:lang w:val="zh_TW" w:bidi="zh_TW"/>
-        </w:rPr>
-      </w:r>
-      <w:r>
-        <w:rPr>
-          <w:lang w:val="zh_TW" w:bidi="zh_TW"/>
-        </w:rPr>
-        <w:t>在遊牧或半遊牧社會中，財富往往是以牲畜數量來衡量；因此，雖然其體積龐大，牲畜本身</w:t>
-      </w:r>
-      <w:r>
-        <w:rPr>
-          <w:lang w:val="zh_TW" w:bidi="zh_TW"/>
-        </w:rPr>
-        <w:t>成了一種容易被接受、也易於估值的交換媒介</w:t>
-      </w:r>
-      <w:r>
-        <w:rPr>
-          <w:lang w:val="zh_TW" w:bidi="zh_TW"/>
-        </w:rPr>
-        <w:t xml:space="preserve">。牲畜在價值、財富與交換標準上的重要性，甚至可從拉丁文的金錢一詞 </w:t>
+          <w:t>代下9:18</w:t>
+        </w:r>
+      </w:hyperlink>
+      <w:r>
+        <w:rPr>
+          <w:lang w:val="zh_TW" w:bidi="zh_TW"/>
+        </w:rPr>
+        <w:t>）。「腳凳」這個詞常作為象徵性用語。在聖經中，約櫃和聖殿都被稱為「神的腳凳」（</w:t>
+      </w:r>
+      <w:hyperlink r:id="rId14">
+        <w:r>
+          <w:rPr>
+            <w:lang w:val="zh_TW" w:bidi="zh_TW"/>
+          </w:rPr>
+          <w:rPr>
+            <w:color w:val="0000EE"/>
+            <w:u w:val="single"/>
+          </w:rPr>
+          <w:t>代上28:2</w:t>
+        </w:r>
+      </w:hyperlink>
+      <w:r>
+        <w:rPr>
+          <w:lang w:val="zh_TW" w:bidi="zh_TW"/>
+        </w:rPr>
+        <w:t>；</w:t>
+      </w:r>
+      <w:hyperlink r:id="rId15">
+        <w:r>
+          <w:rPr>
+            <w:lang w:val="zh_TW" w:bidi="zh_TW"/>
+          </w:rPr>
+          <w:rPr>
+            <w:color w:val="0000EE"/>
+            <w:u w:val="single"/>
+          </w:rPr>
+          <w:t>詩99:5，</w:t>
+        </w:r>
+      </w:hyperlink>
+      <w:hyperlink r:id="rId16">
+        <w:r>
+          <w:rPr>
+            <w:lang w:val="zh_TW" w:bidi="zh_TW"/>
+          </w:rPr>
+          <w:rPr>
+            <w:color w:val="0000EE"/>
+            <w:u w:val="single"/>
+          </w:rPr>
+          <w:t>132:7</w:t>
+        </w:r>
+      </w:hyperlink>
+      <w:r>
+        <w:rPr>
+          <w:lang w:val="zh_TW" w:bidi="zh_TW"/>
+        </w:rPr>
+        <w:t>；</w:t>
+      </w:r>
+      <w:hyperlink r:id="rId17">
+        <w:r>
+          <w:rPr>
+            <w:lang w:val="zh_TW" w:bidi="zh_TW"/>
+          </w:rPr>
+          <w:rPr>
+            <w:color w:val="0000EE"/>
+            <w:u w:val="single"/>
+          </w:rPr>
+          <w:t>哀2:1</w:t>
+        </w:r>
+      </w:hyperlink>
+      <w:r>
+        <w:rPr>
+          <w:lang w:val="zh_TW" w:bidi="zh_TW"/>
+        </w:rPr>
+        <w:t>；參</w:t>
+      </w:r>
+      <w:hyperlink r:id="rId18">
+        <w:r>
+          <w:rPr>
+            <w:lang w:val="zh_TW" w:bidi="zh_TW"/>
+          </w:rPr>
+          <w:rPr>
+            <w:color w:val="0000EE"/>
+            <w:u w:val="single"/>
+          </w:rPr>
+          <w:t>賽60:13</w:t>
+        </w:r>
+      </w:hyperlink>
+      <w:r>
+        <w:rPr>
+          <w:lang w:val="zh_TW" w:bidi="zh_TW"/>
+        </w:rPr>
+        <w:t>）。這些地方是神同在的特別場所，也是祂彰顯權能之地。正如王坐在寶座上時可能要將腳放在腳凳上，這些聖潔之地被視為神榮耀彰顯的所在。</w:t>
+      </w:r>
+    </w:p>
+    <w:p>
+      <w:pPr/>
+      <w:r>
+        <w:rPr>
+          <w:lang w:val="zh_TW" w:bidi="zh_TW"/>
+        </w:rPr>
+      </w:r>
+      <w:r>
+        <w:rPr>
+          <w:lang w:val="zh_TW" w:bidi="zh_TW"/>
+        </w:rPr>
+        <w:t>聖經說，神要使彌賽亞（祂所揀選的一位）的仇敵如腳下的腳凳（</w:t>
+      </w:r>
+      <w:hyperlink r:id="rId19">
+        <w:r>
+          <w:rPr>
+            <w:lang w:val="zh_TW" w:bidi="zh_TW"/>
+          </w:rPr>
+          <w:rPr>
+            <w:color w:val="0000EE"/>
+            <w:u w:val="single"/>
+          </w:rPr>
+          <w:t>詩110:1</w:t>
+        </w:r>
+      </w:hyperlink>
+      <w:r>
+        <w:rPr>
+          <w:lang w:val="zh_TW" w:bidi="zh_TW"/>
+        </w:rPr>
+        <w:t>）。這表示神將賜給彌賽亞完全的權柄，戰勝祂的仇敵，就如人對腳下之物擁有控制權一樣。新約中多處經文重複這一思想，表明彌賽亞將戰勝祂的仇敵（</w:t>
+      </w:r>
+      <w:hyperlink r:id="rId20">
+        <w:r>
+          <w:rPr>
+            <w:lang w:val="zh_TW" w:bidi="zh_TW"/>
+          </w:rPr>
+          <w:rPr>
+            <w:color w:val="0000EE"/>
+            <w:u w:val="single"/>
+          </w:rPr>
+          <w:t>太22:44</w:t>
+        </w:r>
+      </w:hyperlink>
+      <w:r>
+        <w:rPr>
+          <w:lang w:val="zh_TW" w:bidi="zh_TW"/>
+        </w:rPr>
+        <w:t>；</w:t>
+      </w:r>
+      <w:hyperlink r:id="rId21">
+        <w:r>
+          <w:rPr>
+            <w:lang w:val="zh_TW" w:bidi="zh_TW"/>
+          </w:rPr>
+          <w:rPr>
+            <w:color w:val="0000EE"/>
+            <w:u w:val="single"/>
+          </w:rPr>
+          <w:t>可12:36</w:t>
+        </w:r>
+      </w:hyperlink>
+      <w:r>
+        <w:rPr>
+          <w:lang w:val="zh_TW" w:bidi="zh_TW"/>
+        </w:rPr>
+        <w:t>；</w:t>
+      </w:r>
+      <w:hyperlink r:id="rId22">
+        <w:r>
+          <w:rPr>
+            <w:lang w:val="zh_TW" w:bidi="zh_TW"/>
+          </w:rPr>
+          <w:rPr>
+            <w:color w:val="0000EE"/>
+            <w:u w:val="single"/>
+          </w:rPr>
+          <w:t>路20:43</w:t>
+        </w:r>
+      </w:hyperlink>
+      <w:r>
+        <w:rPr>
+          <w:lang w:val="zh_TW" w:bidi="zh_TW"/>
+        </w:rPr>
+        <w:t>；</w:t>
+      </w:r>
+      <w:hyperlink r:id="rId23">
+        <w:r>
+          <w:rPr>
+            <w:lang w:val="zh_TW" w:bidi="zh_TW"/>
+          </w:rPr>
+          <w:rPr>
+            <w:color w:val="0000EE"/>
+            <w:u w:val="single"/>
+          </w:rPr>
+          <w:t>徒2:35</w:t>
+        </w:r>
+      </w:hyperlink>
+      <w:r>
+        <w:rPr>
+          <w:lang w:val="zh_TW" w:bidi="zh_TW"/>
+        </w:rPr>
+        <w:t>；</w:t>
+      </w:r>
+      <w:hyperlink r:id="rId24">
+        <w:r>
+          <w:rPr>
+            <w:lang w:val="zh_TW" w:bidi="zh_TW"/>
+          </w:rPr>
+          <w:rPr>
+            <w:color w:val="0000EE"/>
+            <w:u w:val="single"/>
+          </w:rPr>
+          <w:t>來1:13，</w:t>
+        </w:r>
+      </w:hyperlink>
+      <w:hyperlink r:id="rId25">
+        <w:r>
+          <w:rPr>
+            <w:lang w:val="zh_TW" w:bidi="zh_TW"/>
+          </w:rPr>
+          <w:rPr>
+            <w:color w:val="0000EE"/>
+            <w:u w:val="single"/>
+          </w:rPr>
+          <w:t>10:13</w:t>
+        </w:r>
+      </w:hyperlink>
+      <w:r>
+        <w:rPr>
+          <w:lang w:val="zh_TW" w:bidi="zh_TW"/>
+        </w:rPr>
+        <w:t>）。在這些經文中，「腳凳」的字面意思是「腳下之物」。</w:t>
+      </w:r>
+      <w:r>
+        <w:rPr>
+          <w:lang w:val="zh_TW" w:bidi="zh_TW"/>
+        </w:rPr>
+      </w:r>
+      <w:r>
+        <w:rPr>
+          <w:lang w:val="zh_TW" w:bidi="zh_TW"/>
+        </w:rPr>
+      </w:r>
+    </w:p>
+    <w:p>
+      <w:pPr/>
+      <w:r>
+        <w:rPr>
+          <w:lang w:val="zh_TW" w:bidi="zh_TW"/>
+        </w:rPr>
+      </w:r>
+    </w:p>
+    <w:p>
+      <w:pPr>
+        <w:pStyle w:val="Heading2"/>
+      </w:pPr>
+      <w:r>
+        <w:rPr>
+          <w:lang w:val="zh_TW" w:bidi="zh_TW"/>
+        </w:rPr>
+        <w:t>教會聚會</w:t>
+      </w:r>
+      <w:r>
+        <w:rPr>
+          <w:lang w:val="zh_TW" w:bidi="zh_TW"/>
+        </w:rPr>
+      </w:r>
+    </w:p>
+    <w:p>
+      <w:pPr/>
+      <w:r>
+        <w:rPr>
+          <w:lang w:val="zh_TW" w:bidi="zh_TW"/>
+        </w:rPr>
+      </w:r>
+      <w:r>
+        <w:rPr>
+          <w:lang w:val="zh_TW" w:bidi="zh_TW"/>
+        </w:rPr>
+        <w:t>信徒的聚會。在新約中，希臘文詞語</w:t>
       </w:r>
       <w:r>
         <w:rPr>
           <w:i/>
           <w:lang w:val="zh_TW" w:bidi="zh_TW"/>
         </w:rPr>
-        <w:t>pecunia</w:t>
-      </w:r>
-      <w:r>
-        <w:rPr>
-          <w:lang w:val="zh_TW" w:bidi="zh_TW"/>
-        </w:rPr>
-        <w:t xml:space="preserve"> 看出：它直接源自 </w:t>
+        <w:t>ekklesia</w:t>
+      </w:r>
+      <w:r>
+        <w:rPr>
+          <w:lang w:val="zh_TW" w:bidi="zh_TW"/>
+        </w:rPr>
+        <w:t>（通常翻譯為「教會」）主要有兩種用法：</w:t>
+      </w:r>
+    </w:p>
+    <w:p>
+      <w:pPr>
+        <w:pStyle w:val="ListNumber"/>
+        <w:numPr>
+          <w:ilvl w:val="0"/>
+          <w:numId w:val="14"/>
+        </w:numPr>
+        <w:spacing w:line="240" w:lineRule="auto"/>
+        <w:ind w:left="720"/>
+      </w:pPr>
+      <w:r>
+        <w:rPr>
+          <w:lang w:val="zh_TW" w:bidi="zh_TW"/>
+        </w:rPr>
+      </w:r>
+      <w:r>
+        <w:rPr>
+          <w:lang w:val="zh_TW" w:bidi="zh_TW"/>
+        </w:rPr>
+        <w:t>用來描述一個聚會或集會。</w:t>
+      </w:r>
+    </w:p>
+    <w:p>
+      <w:pPr>
+        <w:pStyle w:val="ListNumber"/>
+        <w:spacing w:line="240" w:lineRule="auto"/>
+        <w:ind w:left="720"/>
+      </w:pPr>
+      <w:r>
+        <w:rPr>
+          <w:lang w:val="zh_TW" w:bidi="zh_TW"/>
+        </w:rPr>
+      </w:r>
+      <w:r>
+        <w:rPr>
+          <w:lang w:val="zh_TW" w:bidi="zh_TW"/>
+        </w:rPr>
+        <w:t>用來指參加這些聚會的人——無論他們當時是否實際身在聚會中。</w:t>
+      </w:r>
+    </w:p>
+    <w:p>
+      <w:pPr/>
+      <w:r>
+        <w:rPr>
+          <w:lang w:val="zh_TW" w:bidi="zh_TW"/>
+        </w:rPr>
+      </w:r>
+      <w:r>
+        <w:rPr>
+          <w:lang w:val="zh_TW" w:bidi="zh_TW"/>
+        </w:rPr>
+        <w:t>新約提到一些非基督教的希臘集會（</w:t>
+      </w:r>
+      <w:hyperlink r:id="rId26">
+        <w:r>
+          <w:rPr>
+            <w:lang w:val="zh_TW" w:bidi="zh_TW"/>
+          </w:rPr>
+          <w:rPr>
+            <w:color w:val="0000EE"/>
+            <w:u w:val="single"/>
+          </w:rPr>
+          <w:t>徒19:32、41</w:t>
+        </w:r>
+      </w:hyperlink>
+      <w:r>
+        <w:rPr>
+          <w:lang w:val="zh_TW" w:bidi="zh_TW"/>
+        </w:rPr>
+        <w:t xml:space="preserve">）。 除此之外，所有其它例子都指基督徒的聚會。 </w:t>
+      </w:r>
+    </w:p>
+    <w:p>
+      <w:pPr/>
+      <w:r>
+        <w:rPr>
+          <w:lang w:val="zh_TW" w:bidi="zh_TW"/>
+        </w:rPr>
+      </w:r>
+      <w:r>
+        <w:rPr>
+          <w:lang w:val="zh_TW" w:bidi="zh_TW"/>
+        </w:rPr>
+        <w:t>有時候</w:t>
       </w:r>
       <w:r>
         <w:rPr>
           <w:i/>
           <w:lang w:val="zh_TW" w:bidi="zh_TW"/>
         </w:rPr>
-        <w:t>pecus</w:t>
-      </w:r>
-      <w:r>
-        <w:rPr>
-          <w:lang w:val="zh_TW" w:bidi="zh_TW"/>
-        </w:rPr>
-        <w:t>（意為「牛」）。在宗教用途上，以牲畜繳納稅賦或奉獻尤其被看為是合宜的；這不但提高了牲畜作為交換媒介的普遍性，也使聖殿在某種意義上成為大型牲畜群（以及較小動物與農產）的集散與置放之處。若某些物品無法直接用於聖殿禮儀，便可透過交易換取所需的物資。相較於動物（如羊、驢），易腐敗的食物較不受歡迎；但木材、酒與蜂蜜仍</w:t>
-      </w:r>
-      <w:r>
-        <w:rPr>
-          <w:lang w:val="zh_TW" w:bidi="zh_TW"/>
-        </w:rPr>
-        <w:t>經常被作為一種貨幣形式使用</w:t>
-      </w:r>
-      <w:r>
-        <w:rPr>
-          <w:lang w:val="zh_TW" w:bidi="zh_TW"/>
-        </w:rPr>
-        <w:t>（</w:t>
-      </w:r>
-      <w:hyperlink r:id="rId14">
-        <w:r>
-          <w:rPr>
-            <w:lang w:val="zh_TW" w:bidi="zh_TW"/>
-          </w:rPr>
-          <w:rPr>
-            <w:color w:val="0000EE"/>
-            <w:u w:val="single"/>
-          </w:rPr>
-          <w:t>撒上8:15</w:t>
+        <w:t>ekklesia</w:t>
+      </w:r>
+      <w:r>
+        <w:rPr>
+          <w:lang w:val="zh_TW" w:bidi="zh_TW"/>
+        </w:rPr>
+        <w:t>指的是基督徒的實際聚會。這正是保羅在</w:t>
+      </w:r>
+      <w:hyperlink r:id="rId27">
+        <w:r>
+          <w:rPr>
+            <w:lang w:val="zh_TW" w:bidi="zh_TW"/>
+          </w:rPr>
+          <w:rPr>
+            <w:color w:val="0000EE"/>
+            <w:u w:val="single"/>
+          </w:rPr>
+          <w:t>哥林多前書14:19、28</w:t>
+        </w:r>
+      </w:hyperlink>
+      <w:r>
+        <w:rPr>
+          <w:lang w:val="zh_TW" w:bidi="zh_TW"/>
+        </w:rPr>
+        <w:t>、</w:t>
+      </w:r>
+      <w:hyperlink r:id="rId28">
+        <w:r>
+          <w:rPr>
+            <w:lang w:val="zh_TW" w:bidi="zh_TW"/>
+          </w:rPr>
+          <w:rPr>
+            <w:color w:val="0000EE"/>
+            <w:u w:val="single"/>
+          </w:rPr>
+          <w:t>35節</w:t>
+        </w:r>
+      </w:hyperlink>
+      <w:r>
+        <w:rPr>
+          <w:lang w:val="zh_TW" w:bidi="zh_TW"/>
+        </w:rPr>
+        <w:t>中所指的，在這裡，希臘短語</w:t>
+      </w:r>
+      <w:r>
+        <w:rPr>
+          <w:i/>
+          <w:lang w:val="zh_TW" w:bidi="zh_TW"/>
+        </w:rPr>
+        <w:t>en ekklesia</w:t>
+      </w:r>
+      <w:r>
+        <w:rPr>
+          <w:lang w:val="zh_TW" w:bidi="zh_TW"/>
+        </w:rPr>
+        <w:t xml:space="preserve"> 必須解釋為「在聚會中」，而不是「在教會裡」。將這個短語譯為「在教會裡」（如大多數現代英文譯本的譯法）是具有誤導性的，大多數聽眾或讀者會認為這指的是「在教堂建築物內」。新約聖經從未將人們聚集的場所稱為「教會」。</w:t>
+      </w:r>
+    </w:p>
+    <w:p>
+      <w:pPr/>
+      <w:r>
+        <w:rPr>
+          <w:lang w:val="zh_TW" w:bidi="zh_TW"/>
+        </w:rPr>
+      </w:r>
+      <w:r>
+        <w:rPr>
+          <w:lang w:val="zh_TW" w:bidi="zh_TW"/>
+        </w:rPr>
+        <w:t>除了這些少數指信徒實際聚會的例子外，</w:t>
+      </w:r>
+      <w:r>
+        <w:rPr>
+          <w:i/>
+          <w:lang w:val="zh_TW" w:bidi="zh_TW"/>
+        </w:rPr>
+        <w:t>ekklesia</w:t>
+      </w:r>
+      <w:r>
+        <w:rPr>
+          <w:lang w:val="zh_TW" w:bidi="zh_TW"/>
+        </w:rPr>
+        <w:t xml:space="preserve"> 最常用來描述：</w:t>
+      </w:r>
+    </w:p>
+    <w:p>
+      <w:pPr>
+        <w:pStyle w:val="ListBullet"/>
+        <w:spacing w:line="240" w:lineRule="auto"/>
+        <w:ind w:left="720"/>
+      </w:pPr>
+      <w:r>
+        <w:rPr>
+          <w:lang w:val="zh_TW" w:bidi="zh_TW"/>
+        </w:rPr>
+      </w:r>
+      <w:r>
+        <w:rPr>
+          <w:lang w:val="zh_TW" w:bidi="zh_TW"/>
+        </w:rPr>
+        <w:t>屬於當地教會的信徒（例如哥林多教會、腓立比教會和歌羅西教會）；或</w:t>
+      </w:r>
+    </w:p>
+    <w:p>
+      <w:pPr>
+        <w:pStyle w:val="ListBullet"/>
+        <w:spacing w:line="240" w:lineRule="auto"/>
+        <w:ind w:left="720"/>
+      </w:pPr>
+      <w:r>
+        <w:rPr>
+          <w:lang w:val="zh_TW" w:bidi="zh_TW"/>
+        </w:rPr>
+      </w:r>
+      <w:r>
+        <w:rPr>
+          <w:lang w:val="zh_TW" w:bidi="zh_TW"/>
+        </w:rPr>
+        <w:t>所有屬於普世教會的信徒（過去、現在和未來），即基督的整個身體。</w:t>
+      </w:r>
+    </w:p>
+    <w:p>
+      <w:pPr/>
+      <w:r>
+        <w:rPr>
+          <w:lang w:val="zh_TW" w:bidi="zh_TW"/>
+        </w:rPr>
+      </w:r>
+      <w:r>
+        <w:rPr>
+          <w:lang w:val="zh_TW" w:bidi="zh_TW"/>
+        </w:rPr>
+        <w:t>基督徒在聽或讀新約聖經時，需要注意</w:t>
+      </w:r>
+      <w:r>
+        <w:rPr>
+          <w:i/>
+          <w:lang w:val="zh_TW" w:bidi="zh_TW"/>
+        </w:rPr>
+        <w:t>ekklesia</w:t>
+      </w:r>
+      <w:r>
+        <w:rPr>
+          <w:lang w:val="zh_TW" w:bidi="zh_TW"/>
+        </w:rPr>
+        <w:t>（「教會」）這個詞的不同用法。最基本的</w:t>
+      </w:r>
+      <w:r>
+        <w:rPr>
+          <w:i/>
+          <w:lang w:val="zh_TW" w:bidi="zh_TW"/>
+        </w:rPr>
+        <w:t>ekklesia</w:t>
+      </w:r>
+      <w:r>
+        <w:rPr>
+          <w:lang w:val="zh_TW" w:bidi="zh_TW"/>
+        </w:rPr>
+        <w:t>意思是任何信徒的聚會。</w:t>
+      </w:r>
+      <w:r>
+        <w:rPr>
+          <w:i/>
+          <w:lang w:val="zh_TW" w:bidi="zh_TW"/>
+        </w:rPr>
+        <w:t>Ekklesia</w:t>
+      </w:r>
+      <w:r>
+        <w:rPr>
+          <w:lang w:val="zh_TW" w:bidi="zh_TW"/>
+        </w:rPr>
+        <w:t>也可以指一個有組織的地方教會——包括在一個地方的所有信徒，由一群長老帶領。</w:t>
+      </w:r>
+      <w:r>
+        <w:rPr>
+          <w:i/>
+          <w:lang w:val="zh_TW" w:bidi="zh_TW"/>
+        </w:rPr>
+        <w:t>Ekklesia</w:t>
+      </w:r>
+      <w:r>
+        <w:rPr>
+          <w:lang w:val="zh_TW" w:bidi="zh_TW"/>
+        </w:rPr>
+        <w:t xml:space="preserve"> 同時也指普世教會，其成員是所有曾經存在、現在存在以及將來存在的信徒。 </w:t>
+      </w:r>
+    </w:p>
+    <w:p>
+      <w:pPr/>
+      <w:r>
+        <w:rPr>
+          <w:lang w:val="zh_TW" w:bidi="zh_TW"/>
+        </w:rPr>
+      </w:r>
+      <w:r>
+        <w:rPr>
+          <w:lang w:val="zh_TW" w:bidi="zh_TW"/>
+        </w:rPr>
+        <w:t>新約作者使用</w:t>
+      </w:r>
+      <w:r>
+        <w:rPr>
+          <w:i/>
+          <w:lang w:val="zh_TW" w:bidi="zh_TW"/>
+        </w:rPr>
+        <w:t>ekklesia</w:t>
+      </w:r>
+      <w:r>
+        <w:rPr>
+          <w:lang w:val="zh_TW" w:bidi="zh_TW"/>
+        </w:rPr>
+        <w:t>這個詞時，包含了這些不同的含義。有時很難確定其具體意思。然而，仔細辨別這些用法，在研究新約時有助於避免混淆。有人認為教會的最小單位是地方教會，但新約作者有時使用「教會」這個詞來指在家中聚會的小群體。</w:t>
+      </w:r>
+    </w:p>
+    <w:p>
+      <w:pPr/>
+      <w:r>
+        <w:rPr>
+          <w:lang w:val="zh_TW" w:bidi="zh_TW"/>
+        </w:rPr>
+      </w:r>
+      <w:r>
+        <w:rPr>
+          <w:lang w:val="zh_TW" w:bidi="zh_TW"/>
+        </w:rPr>
+        <w:t>有些人會將地方教會與普世教會混淆。但是，新約中的某些內容是針對地方教會的，不一定適用於整個普世教會。同時，新約也提到了一些關於普世教會的偉大事情，這些是任何特定的地方教會無法完全實現的。例如，在保羅寫給以弗所教會的信中（實際上是寫給幾個教會的），他談到教會的方式是地方教會無法完全實現的。沒有一個地方教會能完全像基督一樣。</w:t>
+      </w:r>
+    </w:p>
+    <w:p>
+      <w:pPr/>
+      <w:r>
+        <w:rPr>
+          <w:lang w:val="zh_TW" w:bidi="zh_TW"/>
+        </w:rPr>
+      </w:r>
+      <w:r>
+        <w:rPr>
+          <w:lang w:val="zh_TW" w:bidi="zh_TW"/>
+        </w:rPr>
+        <w:t>關於解經人士（interpreters）如何混淆地方教會與普世教會，有很多值得討論的地方，但這篇文章的重點在於清楚解釋何謂教會的最小單位——地方教會，或稱為家庭教會或家庭聚會。</w:t>
+      </w:r>
+    </w:p>
+    <w:p>
+      <w:pPr/>
+      <w:r>
+        <w:rPr>
+          <w:lang w:val="zh_TW" w:bidi="zh_TW"/>
+        </w:rPr>
+      </w:r>
+      <w:r>
+        <w:rPr>
+          <w:lang w:val="zh_TW" w:bidi="zh_TW"/>
+        </w:rPr>
+        <w:t>新約顯示，一個地方教會（由一群長老領導的一個地區內的所有信徒）可能會在不同家庭中舉行幾次</w:t>
+      </w:r>
+      <w:r>
+        <w:rPr>
+          <w:i/>
+          <w:lang w:val="zh_TW" w:bidi="zh_TW"/>
+        </w:rPr>
+        <w:t>ekklesiai</w:t>
+      </w:r>
+      <w:r>
+        <w:rPr>
+          <w:lang w:val="zh_TW" w:bidi="zh_TW"/>
+        </w:rPr>
+        <w:t>——「聚會（meetings）」或「集會(assemblies」。因此，構成「教會」的最小單位就是這些家庭聚會。</w:t>
+      </w:r>
+    </w:p>
+    <w:p>
+      <w:pPr/>
+      <w:r>
+        <w:rPr>
+          <w:lang w:val="zh_TW" w:bidi="zh_TW"/>
+        </w:rPr>
+      </w:r>
+      <w:r>
+        <w:rPr>
+          <w:lang w:val="zh_TW" w:bidi="zh_TW"/>
+        </w:rPr>
+        <w:t>然而，新約並沒有說這些家庭聚會各自有自己的領袖或完全獨立於同一地區的其它</w:t>
+      </w:r>
+      <w:r>
+        <w:rPr>
+          <w:i/>
+          <w:lang w:val="zh_TW" w:bidi="zh_TW"/>
+        </w:rPr>
+        <w:t>ekklesiai</w:t>
+      </w:r>
+      <w:r>
+        <w:rPr>
+          <w:lang w:val="zh_TW" w:bidi="zh_TW"/>
+        </w:rPr>
+        <w:t>（「聚會」）。根據</w:t>
+      </w:r>
+      <w:hyperlink r:id="rId29">
+        <w:r>
+          <w:rPr>
+            <w:lang w:val="zh_TW" w:bidi="zh_TW"/>
+          </w:rPr>
+          <w:rPr>
+            <w:color w:val="0000EE"/>
+            <w:u w:val="single"/>
+          </w:rPr>
+          <w:t>使徒行傳十四章23節</w:t>
+        </w:r>
+      </w:hyperlink>
+      <w:r>
+        <w:rPr>
+          <w:lang w:val="zh_TW" w:bidi="zh_TW"/>
+        </w:rPr>
+        <w:t>和</w:t>
+      </w:r>
+      <w:hyperlink r:id="rId30">
+        <w:r>
+          <w:rPr>
+            <w:lang w:val="zh_TW" w:bidi="zh_TW"/>
+          </w:rPr>
+          <w:rPr>
+            <w:color w:val="0000EE"/>
+            <w:u w:val="single"/>
+          </w:rPr>
+          <w:t>提多書一章5節</w:t>
+        </w:r>
+      </w:hyperlink>
+      <w:r>
+        <w:rPr>
+          <w:lang w:val="zh_TW" w:bidi="zh_TW"/>
+        </w:rPr>
+        <w:t>，長老是為每個地方教會而設立的，而不是為每個家庭教會設立的（比較「在各教會中選立了長老〔appointed elders in every church〕」和「在各城設立長老〔appoint elders in every city〕」這兩種表達）。即便如此，似乎每個規模較大的地方教會在該地區內都有幾個這樣的</w:t>
+      </w:r>
+      <w:r>
+        <w:rPr>
+          <w:i/>
+          <w:lang w:val="zh_TW" w:bidi="zh_TW"/>
+        </w:rPr>
+        <w:t>ekklesiai</w:t>
+      </w:r>
+      <w:r>
+        <w:rPr>
+          <w:lang w:val="zh_TW" w:bidi="zh_TW"/>
+        </w:rPr>
+        <w:t>（「聚會」）。</w:t>
+      </w:r>
+    </w:p>
+    <w:p>
+      <w:pPr/>
+      <w:r>
+        <w:rPr>
+          <w:lang w:val="zh_TW" w:bidi="zh_TW"/>
+        </w:rPr>
+      </w:r>
+      <w:r>
+        <w:rPr>
+          <w:lang w:val="zh_TW" w:bidi="zh_TW"/>
+        </w:rPr>
+        <w:t>耶路撒冷的教會必定有幾個家庭聚會（見</w:t>
+      </w:r>
+      <w:hyperlink r:id="rId31">
+        <w:r>
+          <w:rPr>
+            <w:lang w:val="zh_TW" w:bidi="zh_TW"/>
+          </w:rPr>
+          <w:rPr>
+            <w:color w:val="0000EE"/>
+            <w:u w:val="single"/>
+          </w:rPr>
+          <w:t>徒2:46</w:t>
+        </w:r>
+      </w:hyperlink>
+      <w:r>
+        <w:rPr>
+          <w:lang w:val="zh_TW" w:bidi="zh_TW"/>
+        </w:rPr>
+        <w:t>，</w:t>
+      </w:r>
+      <w:hyperlink r:id="rId32">
+        <w:r>
+          <w:rPr>
+            <w:lang w:val="zh_TW" w:bidi="zh_TW"/>
+          </w:rPr>
+          <w:rPr>
+            <w:color w:val="0000EE"/>
+            <w:u w:val="single"/>
+          </w:rPr>
+          <w:t>5:42，</w:t>
+        </w:r>
+      </w:hyperlink>
+      <w:hyperlink r:id="rId33">
+        <w:r>
+          <w:rPr>
+            <w:lang w:val="zh_TW" w:bidi="zh_TW"/>
+          </w:rPr>
+          <w:rPr>
+            <w:color w:val="0000EE"/>
+            <w:u w:val="single"/>
+          </w:rPr>
+          <w:t>8:3，</w:t>
+        </w:r>
+      </w:hyperlink>
+      <w:hyperlink r:id="rId34">
+        <w:r>
+          <w:rPr>
+            <w:lang w:val="zh_TW" w:bidi="zh_TW"/>
+          </w:rPr>
+          <w:rPr>
+            <w:color w:val="0000EE"/>
+            <w:u w:val="single"/>
+          </w:rPr>
+          <w:t>12:5、12</w:t>
+        </w:r>
+      </w:hyperlink>
+      <w:r>
+        <w:rPr>
+          <w:lang w:val="zh_TW" w:bidi="zh_TW"/>
+        </w:rPr>
+        <w:t>），羅馬的教會也是如此（見</w:t>
+      </w:r>
+      <w:hyperlink r:id="rId35">
+        <w:r>
+          <w:rPr>
+            <w:lang w:val="zh_TW" w:bidi="zh_TW"/>
+          </w:rPr>
+          <w:rPr>
+            <w:color w:val="0000EE"/>
+            <w:u w:val="single"/>
+          </w:rPr>
+          <w:t>羅16:3–5、14–15</w:t>
+        </w:r>
+      </w:hyperlink>
+      <w:r>
+        <w:rPr>
+          <w:lang w:val="zh_TW" w:bidi="zh_TW"/>
+        </w:rPr>
+        <w:t>）。一個小型地方教會可能只有一個家庭聚會——這可能是歌羅西教會的情況（見</w:t>
+      </w:r>
+      <w:hyperlink r:id="rId36">
+        <w:r>
+          <w:rPr>
+            <w:lang w:val="zh_TW" w:bidi="zh_TW"/>
+          </w:rPr>
+          <w:rPr>
+            <w:color w:val="0000EE"/>
+            <w:u w:val="single"/>
+          </w:rPr>
+          <w:t>門1:2）。</w:t>
+        </w:r>
+      </w:hyperlink>
+      <w:r>
+        <w:rPr>
+          <w:lang w:val="zh_TW" w:bidi="zh_TW"/>
+        </w:rPr>
+        <w:t>但是，對於像耶路撒冷、羅馬和以弗所這樣的大型地方教會來說，這是不可能的，這些教會中必須有幾個「家庭教會（house churches）」（見</w:t>
+      </w:r>
+      <w:hyperlink r:id="rId37">
+        <w:r>
+          <w:rPr>
+            <w:lang w:val="zh_TW" w:bidi="zh_TW"/>
+          </w:rPr>
+          <w:rPr>
+            <w:color w:val="0000EE"/>
+            <w:u w:val="single"/>
+          </w:rPr>
+          <w:t>林前16:19–20</w:t>
+        </w:r>
+      </w:hyperlink>
+      <w:r>
+        <w:rPr>
+          <w:lang w:val="zh_TW" w:bidi="zh_TW"/>
+        </w:rPr>
+        <w:t>〔哥林多前書是在以弗所寫的〕）。我們可以從以下這些經文中更明瞭「家庭教會」的概念：</w:t>
+      </w:r>
+      <w:hyperlink r:id="rId35">
+        <w:r>
+          <w:rPr>
+            <w:lang w:val="zh_TW" w:bidi="zh_TW"/>
+          </w:rPr>
+          <w:rPr>
+            <w:color w:val="0000EE"/>
+            <w:u w:val="single"/>
+          </w:rPr>
+          <w:t>羅16:3–5、14–15</w:t>
         </w:r>
       </w:hyperlink>
       <w:r>
@@ -359,16 +1125,16 @@
         </w:rPr>
         <w:t>；</w:t>
       </w:r>
-      <w:hyperlink r:id="rId15">
-        <w:r>
-          <w:rPr>
-            <w:lang w:val="zh_TW" w:bidi="zh_TW"/>
-          </w:rPr>
-          <w:rPr>
-            <w:color w:val="0000EE"/>
-            <w:u w:val="single"/>
-          </w:rPr>
-          <w:t>王下3:4</w:t>
+      <w:hyperlink r:id="rId37">
+        <w:r>
+          <w:rPr>
+            <w:lang w:val="zh_TW" w:bidi="zh_TW"/>
+          </w:rPr>
+          <w:rPr>
+            <w:color w:val="0000EE"/>
+            <w:u w:val="single"/>
+          </w:rPr>
+          <w:t>林前16:19–20</w:t>
         </w:r>
       </w:hyperlink>
       <w:r>
@@ -377,146 +1143,782 @@
         </w:rPr>
         <w:t>；</w:t>
       </w:r>
-      <w:hyperlink r:id="rId16">
-        <w:r>
-          <w:rPr>
-            <w:lang w:val="zh_TW" w:bidi="zh_TW"/>
-          </w:rPr>
-          <w:rPr>
-            <w:color w:val="0000EE"/>
-            <w:u w:val="single"/>
-          </w:rPr>
-          <w:t>結45:13–16</w:t>
-        </w:r>
-      </w:hyperlink>
-      <w:r>
-        <w:rPr>
-          <w:lang w:val="zh_TW" w:bidi="zh_TW"/>
-        </w:rPr>
-        <w:t>）。公私稅賦、進貢與各樣債務，都可用此類方式清償。所羅門為建殿之事酬謝泰爾王希蘭，就以小麥與橄欖油支付（</w:t>
-      </w:r>
-      <w:hyperlink r:id="rId17">
-        <w:r>
-          <w:rPr>
-            <w:lang w:val="zh_TW" w:bidi="zh_TW"/>
-          </w:rPr>
-          <w:rPr>
-            <w:color w:val="0000EE"/>
-            <w:u w:val="single"/>
-          </w:rPr>
-          <w:t>王上5:11</w:t>
-        </w:r>
-      </w:hyperlink>
-      <w:r>
-        <w:rPr>
-          <w:lang w:val="zh_TW" w:bidi="zh_TW"/>
-        </w:rPr>
-        <w:t>），在公元前八世紀，稅賦也常以罐裝的酒或橄欖油作為繳納形式。</w:t>
-      </w:r>
-      <w:hyperlink r:id="rId15">
-        <w:r>
-          <w:rPr>
-            <w:lang w:val="zh_TW" w:bidi="zh_TW"/>
-          </w:rPr>
-          <w:rPr>
-            <w:color w:val="0000EE"/>
-            <w:u w:val="single"/>
-          </w:rPr>
-          <w:t>列王紀下三章4節</w:t>
-        </w:r>
-      </w:hyperlink>
-      <w:r>
-        <w:rPr>
-          <w:lang w:val="zh_TW" w:bidi="zh_TW"/>
-        </w:rPr>
-        <w:t>中則記載了以羊和羊毛作為貢品的的情形。</w:t>
-      </w:r>
-    </w:p>
-    <w:p>
-      <w:pPr/>
-      <w:r>
-        <w:rPr>
-          <w:lang w:val="zh_TW" w:bidi="zh_TW"/>
-        </w:rPr>
-      </w:r>
-      <w:r>
-        <w:rPr>
-          <w:lang w:val="zh_TW" w:bidi="zh_TW"/>
-        </w:rPr>
-        <w:t>上述各種交換媒介皆屬可量度或可計數之物，人們也嘗試建立它們彼此之間的標準兌換比率。</w:t>
-      </w:r>
-    </w:p>
-    <w:p>
-      <w:pPr/>
-      <w:r>
-        <w:rPr>
-          <w:lang w:val="zh_TW" w:bidi="zh_TW"/>
-        </w:rPr>
-      </w:r>
-      <w:r>
-        <w:rPr>
-          <w:lang w:val="zh_TW" w:bidi="zh_TW"/>
-        </w:rPr>
-        <w:t>在古代近東，銀是較容易取得的貴金屬，</w:t>
-      </w:r>
-      <w:r>
-        <w:rPr>
-          <w:lang w:val="zh_TW" w:bidi="zh_TW"/>
-        </w:rPr>
-        <w:t>因此在買賣中最常被提及，起初是按重量計算，後來則以鑄幣的形式使用</w:t>
-      </w:r>
-      <w:r>
-        <w:rPr>
-          <w:lang w:val="zh_TW" w:bidi="zh_TW"/>
-        </w:rPr>
-        <w:t>。聖經中最早提到以銀作為交換媒介的例子之一，是在</w:t>
-      </w:r>
-      <w:hyperlink r:id="rId18">
-        <w:r>
-          <w:rPr>
-            <w:lang w:val="zh_TW" w:bidi="zh_TW"/>
-          </w:rPr>
-          <w:rPr>
-            <w:color w:val="0000EE"/>
-            <w:u w:val="single"/>
-          </w:rPr>
-          <w:t>創世記二十章14至16節</w:t>
-        </w:r>
-      </w:hyperlink>
-      <w:r>
-        <w:rPr>
-          <w:lang w:val="zh_TW" w:bidi="zh_TW"/>
-        </w:rPr>
-        <w:t>：亞伯拉罕除了得到牲畜與奴僕，還收受了一千銀子。亞伯拉罕又用了四百舍客勒購買麥比拉田與洞穴（</w:t>
-      </w:r>
-      <w:hyperlink r:id="rId19">
-        <w:r>
-          <w:rPr>
-            <w:lang w:val="zh_TW" w:bidi="zh_TW"/>
-          </w:rPr>
-          <w:rPr>
-            <w:color w:val="0000EE"/>
-            <w:u w:val="single"/>
-          </w:rPr>
-          <w:t>創23:15–16</w:t>
-        </w:r>
-      </w:hyperlink>
-      <w:r>
-        <w:rPr>
-          <w:lang w:val="zh_TW" w:bidi="zh_TW"/>
-        </w:rPr>
-        <w:t>），按照當時的慣例，銀子須在賣主面前秤重，並由見證人核驗（參</w:t>
-      </w:r>
-      <w:hyperlink r:id="rId20">
-        <w:r>
-          <w:rPr>
-            <w:lang w:val="zh_TW" w:bidi="zh_TW"/>
-          </w:rPr>
-          <w:rPr>
-            <w:color w:val="0000EE"/>
-            <w:u w:val="single"/>
-          </w:rPr>
-          <w:t>耶32:9–10</w:t>
+      <w:hyperlink r:id="rId38">
+        <w:r>
+          <w:rPr>
+            <w:lang w:val="zh_TW" w:bidi="zh_TW"/>
+          </w:rPr>
+          <w:rPr>
+            <w:color w:val="0000EE"/>
+            <w:u w:val="single"/>
+          </w:rPr>
+          <w:t>西4:15–16</w:t>
+        </w:r>
+      </w:hyperlink>
+      <w:r>
+        <w:rPr>
+          <w:lang w:val="zh_TW" w:bidi="zh_TW"/>
+        </w:rPr>
+        <w:t>；</w:t>
+      </w:r>
+      <w:hyperlink r:id="rId39">
+        <w:r>
+          <w:rPr>
+            <w:lang w:val="zh_TW" w:bidi="zh_TW"/>
+          </w:rPr>
+          <w:rPr>
+            <w:color w:val="0000EE"/>
+            <w:u w:val="single"/>
+          </w:rPr>
+          <w:t>門1:1–2</w:t>
+        </w:r>
+      </w:hyperlink>
+      <w:r>
+        <w:rPr>
+          <w:lang w:val="zh_TW" w:bidi="zh_TW"/>
+        </w:rPr>
+        <w:t>。</w:t>
+      </w:r>
+    </w:p>
+    <w:p>
+      <w:pPr>
+        <w:pStyle w:val="Heading3"/>
+      </w:pPr>
+      <w:hyperlink r:id="rId35">
+        <w:r>
+          <w:rPr>
+            <w:lang w:val="zh_TW" w:bidi="zh_TW"/>
+          </w:rPr>
+          <w:rPr>
+            <w:color w:val="0000EE"/>
+            <w:u w:val="single"/>
+          </w:rPr>
+          <w:t>羅馬書十六章3–5、14–15節</w:t>
+        </w:r>
+      </w:hyperlink>
+    </w:p>
+    <w:p>
+      <w:pPr/>
+      <w:r>
+        <w:rPr>
+          <w:lang w:val="zh_TW" w:bidi="zh_TW"/>
+        </w:rPr>
+      </w:r>
+      <w:r>
+        <w:rPr>
+          <w:lang w:val="zh_TW" w:bidi="zh_TW"/>
+        </w:rPr>
+        <w:t>在羅馬書的最後一章，保羅請羅馬的信徒（即他這封書信所致的信徒）問候百基拉和亞居拉，以及在他們家中聚會的教會（</w:t>
+      </w:r>
+      <w:hyperlink r:id="rId35">
+        <w:r>
+          <w:rPr>
+            <w:lang w:val="zh_TW" w:bidi="zh_TW"/>
+          </w:rPr>
+          <w:rPr>
+            <w:color w:val="0000EE"/>
+            <w:u w:val="single"/>
+          </w:rPr>
+          <w:t>16:3–5</w:t>
+        </w:r>
+      </w:hyperlink>
+      <w:r>
+        <w:rPr>
+          <w:lang w:val="zh_TW" w:bidi="zh_TW"/>
+        </w:rPr>
+        <w:t>）。整個羅馬教會不可能在百基拉和亞居拉的家中聚會，因為當時教會規模太大，無法在一個家庭中聚集。相反，百基拉和亞居拉家中的教會必定是羅馬幾個這樣的「家庭教會」之一。以下討論支持這個觀點。</w:t>
+      </w:r>
+    </w:p>
+    <w:p>
+      <w:pPr/>
+      <w:r>
+        <w:rPr>
+          <w:lang w:val="zh_TW" w:bidi="zh_TW"/>
+        </w:rPr>
+      </w:r>
+      <w:r>
+        <w:rPr>
+          <w:lang w:val="zh_TW" w:bidi="zh_TW"/>
+        </w:rPr>
+        <w:t>保羅給羅馬人的信是寫給「在羅馬、為神所愛、奉召作聖徒的眾人」（</w:t>
+      </w:r>
+      <w:hyperlink r:id="rId40">
+        <w:r>
+          <w:rPr>
+            <w:lang w:val="zh_TW" w:bidi="zh_TW"/>
+          </w:rPr>
+          <w:rPr>
+            <w:color w:val="0000EE"/>
+            <w:u w:val="single"/>
+          </w:rPr>
+          <w:t>羅1:7</w:t>
+        </w:r>
+      </w:hyperlink>
+      <w:r>
+        <w:rPr>
+          <w:lang w:val="zh_TW" w:bidi="zh_TW"/>
+        </w:rPr>
+        <w:t>），而不是寫給「羅馬的教會」。當保羅寫這封信時，他還沒有去過羅馬，其他使徒也沒有去過。羅馬的教會可能是當一些猶太羅馬人在五旬節期間訪問耶路撒冷時（</w:t>
+      </w:r>
+      <w:hyperlink r:id="rId41">
+        <w:r>
+          <w:rPr>
+            <w:lang w:val="zh_TW" w:bidi="zh_TW"/>
+          </w:rPr>
+          <w:rPr>
+            <w:color w:val="0000EE"/>
+            <w:u w:val="single"/>
+          </w:rPr>
+          <w:t>徒2:10</w:t>
+        </w:r>
+      </w:hyperlink>
+      <w:r>
+        <w:rPr>
+          <w:lang w:val="zh_TW" w:bidi="zh_TW"/>
+        </w:rPr>
+        <w:t>）成為耶穌的信徒，然後再回到羅馬時建立的。由於沒有使徒創立這個教會，羅馬可能沒有任何正式的領袖（長老）。羅馬和附近地區可能有幾個不同的信徒群體在聚會。</w:t>
+      </w:r>
+    </w:p>
+    <w:p>
+      <w:pPr/>
+      <w:r>
+        <w:rPr>
+          <w:lang w:val="zh_TW" w:bidi="zh_TW"/>
+        </w:rPr>
+      </w:r>
+      <w:r>
+        <w:rPr>
+          <w:lang w:val="zh_TW" w:bidi="zh_TW"/>
+        </w:rPr>
+        <w:t>保羅認識羅馬的一些聖徒（他在最後一章中提到他們的名字）。 所以他寫信給該地區的所有信徒，而不是給整個教會——這也是他通常的做法（見</w:t>
+      </w:r>
+      <w:hyperlink r:id="rId42">
+        <w:r>
+          <w:rPr>
+            <w:lang w:val="zh_TW" w:bidi="zh_TW"/>
+          </w:rPr>
+          <w:rPr>
+            <w:color w:val="0000EE"/>
+            <w:u w:val="single"/>
+          </w:rPr>
+          <w:t>林前1:1</w:t>
+        </w:r>
+      </w:hyperlink>
+      <w:r>
+        <w:rPr>
+          <w:lang w:val="zh_TW" w:bidi="zh_TW"/>
+        </w:rPr>
+        <w:t>；</w:t>
+      </w:r>
+      <w:hyperlink r:id="rId43">
+        <w:r>
+          <w:rPr>
+            <w:lang w:val="zh_TW" w:bidi="zh_TW"/>
+          </w:rPr>
+          <w:rPr>
+            <w:color w:val="0000EE"/>
+            <w:u w:val="single"/>
+          </w:rPr>
+          <w:t>林後1:1</w:t>
+        </w:r>
+      </w:hyperlink>
+      <w:r>
+        <w:rPr>
+          <w:lang w:val="zh_TW" w:bidi="zh_TW"/>
+        </w:rPr>
+        <w:t>；</w:t>
+      </w:r>
+      <w:hyperlink r:id="rId44">
+        <w:r>
+          <w:rPr>
+            <w:lang w:val="zh_TW" w:bidi="zh_TW"/>
+          </w:rPr>
+          <w:rPr>
+            <w:color w:val="0000EE"/>
+            <w:u w:val="single"/>
+          </w:rPr>
+          <w:t>帖前1:1</w:t>
+        </w:r>
+      </w:hyperlink>
+      <w:r>
+        <w:rPr>
+          <w:lang w:val="zh_TW" w:bidi="zh_TW"/>
+        </w:rPr>
+        <w:t>；</w:t>
+      </w:r>
+      <w:hyperlink r:id="rId45">
+        <w:r>
+          <w:rPr>
+            <w:lang w:val="zh_TW" w:bidi="zh_TW"/>
+          </w:rPr>
+          <w:rPr>
+            <w:color w:val="0000EE"/>
+            <w:u w:val="single"/>
+          </w:rPr>
+          <w:t>帖後1:1</w:t>
+        </w:r>
+      </w:hyperlink>
+      <w:r>
+        <w:rPr>
+          <w:lang w:val="zh_TW" w:bidi="zh_TW"/>
+        </w:rPr>
+        <w:t>）。即便如此，「在羅馬、為神所愛、奉召作聖徒的眾人」也將構成「羅馬的教會」（參</w:t>
+      </w:r>
+      <w:hyperlink r:id="rId46">
+        <w:r>
+          <w:rPr>
+            <w:lang w:val="zh_TW" w:bidi="zh_TW"/>
+          </w:rPr>
+          <w:rPr>
+            <w:color w:val="0000EE"/>
+            <w:u w:val="single"/>
+          </w:rPr>
+          <w:t>腓1:1</w:t>
+        </w:r>
+      </w:hyperlink>
+      <w:r>
+        <w:rPr>
+          <w:lang w:val="zh_TW" w:bidi="zh_TW"/>
+        </w:rPr>
+        <w:t>，保羅在其中將信寫給腓立比所有聖徒）。</w:t>
+      </w:r>
+    </w:p>
+    <w:p>
+      <w:pPr/>
+      <w:r>
+        <w:rPr>
+          <w:lang w:val="zh_TW" w:bidi="zh_TW"/>
+        </w:rPr>
+      </w:r>
+      <w:r>
+        <w:rPr>
+          <w:lang w:val="zh_TW" w:bidi="zh_TW"/>
+        </w:rPr>
+        <w:t>在羅馬書的最後一章，保羅請所有在羅馬的信徒（即羅馬的「地方」教會）問候在百基拉和亞居拉家中的教會。在本章後面，保羅請教會問候亞遜其土、弗勒干、黑米、八羅巴、黑馬，以及與他們在一起的弟兄們。然後他再次請教會問候非羅羅古和猶利亞、尼利亞和他姊妹、阿林巴，以及所有與他們在一起的聖徒（</w:t>
+      </w:r>
+      <w:hyperlink r:id="rId47">
+        <w:r>
+          <w:rPr>
+            <w:lang w:val="zh_TW" w:bidi="zh_TW"/>
+          </w:rPr>
+          <w:rPr>
+            <w:color w:val="0000EE"/>
+            <w:u w:val="single"/>
+          </w:rPr>
+          <w:t>羅16:14–15</w:t>
+        </w:r>
+      </w:hyperlink>
+      <w:r>
+        <w:rPr>
+          <w:lang w:val="zh_TW" w:bidi="zh_TW"/>
+        </w:rPr>
+        <w:t xml:space="preserve">）。 </w:t>
+      </w:r>
+    </w:p>
+    <w:p>
+      <w:pPr/>
+      <w:r>
+        <w:rPr>
+          <w:lang w:val="zh_TW" w:bidi="zh_TW"/>
+        </w:rPr>
+      </w:r>
+      <w:r>
+        <w:rPr>
+          <w:lang w:val="zh_TW" w:bidi="zh_TW"/>
+        </w:rPr>
+        <w:t>顯然，保羅是在指另外兩組信徒，他們一定是在一起聚會的（在羅馬書</w:t>
+      </w:r>
+      <w:hyperlink r:id="rId48">
+        <w:r>
+          <w:rPr>
+            <w:lang w:val="zh_TW" w:bidi="zh_TW"/>
+          </w:rPr>
+          <w:rPr>
+            <w:color w:val="0000EE"/>
+            <w:u w:val="single"/>
+          </w:rPr>
+          <w:t>16:10–11</w:t>
+        </w:r>
+      </w:hyperlink>
+      <w:r>
+        <w:rPr>
+          <w:lang w:val="zh_TW" w:bidi="zh_TW"/>
+        </w:rPr>
+        <w:t>保羅指的另外兩組，在希臘文可能是指亞里多布家和拿其數家中的人，或他們的團體）。這說明羅馬的教會，像耶路撒冷和以弗所的教會一樣，有幾個家庭</w:t>
+      </w:r>
+      <w:r>
+        <w:rPr>
+          <w:i/>
+          <w:lang w:val="zh_TW" w:bidi="zh_TW"/>
+        </w:rPr>
+        <w:t>ekklesiai</w:t>
+      </w:r>
+      <w:r>
+        <w:rPr>
+          <w:lang w:val="zh_TW" w:bidi="zh_TW"/>
+        </w:rPr>
+        <w:t>（聚會）。</w:t>
+      </w:r>
+    </w:p>
+    <w:p>
+      <w:pPr/>
+      <w:r>
+        <w:rPr>
+          <w:lang w:val="zh_TW" w:bidi="zh_TW"/>
+        </w:rPr>
+      </w:r>
+      <w:r>
+        <w:rPr>
+          <w:lang w:val="zh_TW" w:bidi="zh_TW"/>
+        </w:rPr>
+        <w:t>保羅在公元58年左右寫了羅馬書。尼祿殘酷迫害基督徒的時期（稱為尼祿迫害〔Neronian persecution〕）大約始於公元64年。非宗教歷史學家如塔西圖（Tacitus，也譯塔西佗</w:t>
+      </w:r>
+      <w:r>
+        <w:rPr>
+          <w:lang w:val="zh_TW" w:bidi="zh_TW"/>
+        </w:rPr>
+        <w:t>）</w:t>
+      </w:r>
+      <w:r>
+        <w:rPr>
+          <w:lang w:val="zh_TW" w:bidi="zh_TW"/>
+        </w:rPr>
+        <w:t>告訴我們，在這次迫害中有大量基督徒被折磨和殺害（</w:t>
+      </w:r>
+      <w:r>
+        <w:rPr>
+          <w:i/>
+          <w:lang w:val="zh_TW" w:bidi="zh_TW"/>
+        </w:rPr>
+        <w:t>編年史</w:t>
+      </w:r>
+      <w:r>
+        <w:rPr>
+          <w:lang w:val="zh_TW" w:bidi="zh_TW"/>
+        </w:rPr>
+        <w:t>15.44）。另一位作家蘇埃托尼烏斯（Seutonius，在他的書</w:t>
+      </w:r>
+      <w:r>
+        <w:rPr>
+          <w:i/>
+          <w:lang w:val="zh_TW" w:bidi="zh_TW"/>
+        </w:rPr>
+        <w:t>尼祿〔Nero〕</w:t>
+      </w:r>
+      <w:r>
+        <w:rPr>
+          <w:lang w:val="zh_TW" w:bidi="zh_TW"/>
+        </w:rPr>
+        <w:t>第16章）也提到，基督徒在羅馬的快速增長使他們變得不受歡迎。</w:t>
+      </w:r>
+    </w:p>
+    <w:p>
+      <w:pPr/>
+      <w:r>
+        <w:rPr>
+          <w:lang w:val="zh_TW" w:bidi="zh_TW"/>
+        </w:rPr>
+      </w:r>
+      <w:r>
+        <w:rPr>
+          <w:lang w:val="zh_TW" w:bidi="zh_TW"/>
+        </w:rPr>
+        <w:t>的確，當保羅寫信給羅馬人時，他說他們的信德傳遍了天下（</w:t>
+      </w:r>
+      <w:hyperlink r:id="rId49">
+        <w:r>
+          <w:rPr>
+            <w:lang w:val="zh_TW" w:bidi="zh_TW"/>
+          </w:rPr>
+          <w:rPr>
+            <w:color w:val="0000EE"/>
+            <w:u w:val="single"/>
+          </w:rPr>
+          <w:t>1:8</w:t>
+        </w:r>
+      </w:hyperlink>
+      <w:r>
+        <w:rPr>
+          <w:lang w:val="zh_TW" w:bidi="zh_TW"/>
+        </w:rPr>
+        <w:t>）。這表明羅馬的教會已經對地中海世界產生影響。當保羅在三年後（公元61年）來到羅馬時，當地已經有一個大型的教會存在。從</w:t>
+      </w:r>
+      <w:hyperlink r:id="rId50">
+        <w:r>
+          <w:rPr>
+            <w:lang w:val="zh_TW" w:bidi="zh_TW"/>
+          </w:rPr>
+          <w:rPr>
+            <w:color w:val="0000EE"/>
+            <w:u w:val="single"/>
+          </w:rPr>
+          <w:t>羅馬書十五章23節</w:t>
+        </w:r>
+      </w:hyperlink>
+      <w:r>
+        <w:rPr>
+          <w:lang w:val="zh_TW" w:bidi="zh_TW"/>
+        </w:rPr>
+        <w:t>，我們知道這個教會早在保羅寫信給他們之前就已經存在多年。</w:t>
+      </w:r>
+    </w:p>
+    <w:p>
+      <w:pPr/>
+      <w:r>
+        <w:rPr>
+          <w:lang w:val="zh_TW" w:bidi="zh_TW"/>
+        </w:rPr>
+      </w:r>
+      <w:r>
+        <w:rPr>
+          <w:lang w:val="zh_TW" w:bidi="zh_TW"/>
+        </w:rPr>
+        <w:t>總之，保羅寫信給羅馬教會時，羅馬教會已經是一個相當大的教會。整個教會不可能在亞居拉和百基拉的家中聚會。他們是製造帳棚的工匠，應該只有一間中等大小的房子。此外，保羅在第</w:t>
+      </w:r>
+      <w:hyperlink r:id="rId51">
+        <w:r>
+          <w:rPr>
+            <w:lang w:val="zh_TW" w:bidi="zh_TW"/>
+          </w:rPr>
+          <w:rPr>
+            <w:color w:val="0000EE"/>
+            <w:u w:val="single"/>
+          </w:rPr>
+          <w:t>16</w:t>
+        </w:r>
+      </w:hyperlink>
+      <w:r>
+        <w:rPr>
+          <w:lang w:val="zh_TW" w:bidi="zh_TW"/>
+        </w:rPr>
+        <w:t>章中提及超過25個人的名字——而他當時甚至還沒有去過羅馬！</w:t>
+      </w:r>
+    </w:p>
+    <w:p>
+      <w:pPr/>
+      <w:r>
+        <w:rPr>
+          <w:lang w:val="zh_TW" w:bidi="zh_TW"/>
+        </w:rPr>
+      </w:r>
+      <w:r>
+        <w:rPr>
+          <w:lang w:val="zh_TW" w:bidi="zh_TW"/>
+        </w:rPr>
+        <w:t>在羅馬一定有好幾個</w:t>
+      </w:r>
+      <w:r>
+        <w:rPr>
+          <w:i/>
+          <w:lang w:val="zh_TW" w:bidi="zh_TW"/>
+        </w:rPr>
+        <w:t>ekklesiai</w:t>
+      </w:r>
+      <w:r>
+        <w:rPr>
+          <w:lang w:val="zh_TW" w:bidi="zh_TW"/>
+        </w:rPr>
+        <w:t>，這意味著有幾個家庭教會共同組成了羅馬的一個地方教會。例如，羅馬的基督徒顯然在許多家庭中敬拜，例如百基拉和亞居拉的家。其它在家庭中聚會的教會也在</w:t>
+      </w:r>
+      <w:hyperlink r:id="rId52">
+        <w:r>
+          <w:rPr>
+            <w:lang w:val="zh_TW" w:bidi="zh_TW"/>
+          </w:rPr>
+          <w:rPr>
+            <w:color w:val="0000EE"/>
+            <w:u w:val="single"/>
+          </w:rPr>
+          <w:t>歌羅西書四章15節</w:t>
+        </w:r>
+      </w:hyperlink>
+      <w:r>
+        <w:rPr>
+          <w:lang w:val="zh_TW" w:bidi="zh_TW"/>
+        </w:rPr>
+        <w:t>和</w:t>
+      </w:r>
+      <w:hyperlink r:id="rId36">
+        <w:r>
+          <w:rPr>
+            <w:lang w:val="zh_TW" w:bidi="zh_TW"/>
+          </w:rPr>
+          <w:rPr>
+            <w:color w:val="0000EE"/>
+            <w:u w:val="single"/>
+          </w:rPr>
+          <w:t>腓利門書一章2節</w:t>
+        </w:r>
+      </w:hyperlink>
+      <w:r>
+        <w:rPr>
+          <w:lang w:val="zh_TW" w:bidi="zh_TW"/>
+        </w:rPr>
+        <w:t>中提到。基督徒群體在重要信徒的家中或其它可用的房間裡聚會（參</w:t>
+      </w:r>
+      <w:hyperlink r:id="rId53">
+        <w:r>
+          <w:rPr>
+            <w:lang w:val="zh_TW" w:bidi="zh_TW"/>
+          </w:rPr>
+          <w:rPr>
+            <w:color w:val="0000EE"/>
+            <w:u w:val="single"/>
+          </w:rPr>
+          <w:t>太26:16</w:t>
+        </w:r>
+      </w:hyperlink>
+      <w:r>
+        <w:rPr>
+          <w:lang w:val="zh_TW" w:bidi="zh_TW"/>
+        </w:rPr>
+        <w:t>；</w:t>
+      </w:r>
+      <w:hyperlink r:id="rId54">
+        <w:r>
+          <w:rPr>
+            <w:lang w:val="zh_TW" w:bidi="zh_TW"/>
+          </w:rPr>
+          <w:rPr>
+            <w:color w:val="0000EE"/>
+            <w:u w:val="single"/>
+          </w:rPr>
+          <w:t>徒12:12</w:t>
+        </w:r>
+      </w:hyperlink>
+      <w:r>
+        <w:rPr>
+          <w:lang w:val="zh_TW" w:bidi="zh_TW"/>
+        </w:rPr>
+        <w:t>；</w:t>
+      </w:r>
+      <w:hyperlink r:id="rId55">
+        <w:r>
+          <w:rPr>
+            <w:lang w:val="zh_TW" w:bidi="zh_TW"/>
+          </w:rPr>
+          <w:rPr>
+            <w:color w:val="0000EE"/>
+            <w:u w:val="single"/>
+          </w:rPr>
+          <w:t>林前16:19</w:t>
+        </w:r>
+      </w:hyperlink>
+      <w:r>
+        <w:rPr>
+          <w:lang w:val="zh_TW" w:bidi="zh_TW"/>
+        </w:rPr>
+        <w:t>；</w:t>
+      </w:r>
+      <w:hyperlink r:id="rId52">
+        <w:r>
+          <w:rPr>
+            <w:lang w:val="zh_TW" w:bidi="zh_TW"/>
+          </w:rPr>
+          <w:rPr>
+            <w:color w:val="0000EE"/>
+            <w:u w:val="single"/>
+          </w:rPr>
+          <w:t>西4:15</w:t>
+        </w:r>
+      </w:hyperlink>
+      <w:r>
+        <w:rPr>
+          <w:lang w:val="zh_TW" w:bidi="zh_TW"/>
+        </w:rPr>
+        <w:t>；</w:t>
+      </w:r>
+      <w:hyperlink r:id="rId36">
+        <w:r>
+          <w:rPr>
+            <w:lang w:val="zh_TW" w:bidi="zh_TW"/>
+          </w:rPr>
+          <w:rPr>
+            <w:color w:val="0000EE"/>
+            <w:u w:val="single"/>
+          </w:rPr>
+          <w:t>門1:2</w:t>
+        </w:r>
+      </w:hyperlink>
+      <w:r>
+        <w:rPr>
+          <w:lang w:val="zh_TW" w:bidi="zh_TW"/>
+        </w:rPr>
+        <w:t xml:space="preserve">）。 </w:t>
+      </w:r>
+    </w:p>
+    <w:p>
+      <w:pPr/>
+      <w:r>
+        <w:rPr>
+          <w:lang w:val="zh_TW" w:bidi="zh_TW"/>
+        </w:rPr>
+      </w:r>
+      <w:r>
+        <w:rPr>
+          <w:lang w:val="zh_TW" w:bidi="zh_TW"/>
+        </w:rPr>
+        <w:t>在保羅列出的名單中，百基拉和亞居拉家中的教會是五個信徒群體中第一個被提到的，但也是唯一被明確稱為教會的（見</w:t>
+      </w:r>
+      <w:hyperlink r:id="rId56">
+        <w:r>
+          <w:rPr>
+            <w:lang w:val="zh_TW" w:bidi="zh_TW"/>
+          </w:rPr>
+          <w:rPr>
+            <w:color w:val="0000EE"/>
+            <w:u w:val="single"/>
+          </w:rPr>
+          <w:t>羅16:5、10–11、14–15</w:t>
+        </w:r>
+      </w:hyperlink>
+      <w:r>
+        <w:rPr>
+          <w:lang w:val="zh_TW" w:bidi="zh_TW"/>
+        </w:rPr>
+        <w:t>）。百基拉和亞居拉開放他們的家供基督徒聚會，那裡提到的教會只是羅馬所有基督徒的一部分。第</w:t>
+      </w:r>
+      <w:hyperlink r:id="rId48">
+        <w:r>
+          <w:rPr>
+            <w:lang w:val="zh_TW" w:bidi="zh_TW"/>
+          </w:rPr>
+          <w:rPr>
+            <w:color w:val="0000EE"/>
+            <w:u w:val="single"/>
+          </w:rPr>
+          <w:t>10–11節</w:t>
+        </w:r>
+      </w:hyperlink>
+      <w:r>
+        <w:rPr>
+          <w:lang w:val="zh_TW" w:bidi="zh_TW"/>
+        </w:rPr>
+        <w:t>和第</w:t>
+      </w:r>
+      <w:hyperlink r:id="rId47">
+        <w:r>
+          <w:rPr>
+            <w:lang w:val="zh_TW" w:bidi="zh_TW"/>
+          </w:rPr>
+          <w:rPr>
+            <w:color w:val="0000EE"/>
+            <w:u w:val="single"/>
+          </w:rPr>
+          <w:t>14–15節</w:t>
+        </w:r>
+      </w:hyperlink>
+      <w:r>
+        <w:rPr>
+          <w:lang w:val="zh_TW" w:bidi="zh_TW"/>
+        </w:rPr>
+        <w:t>似乎提到羅馬的另外兩個家庭教會。羅馬至少有三個教會，可能更多。每個家庭教會不太可能是一個獨立的群體，有著獨立的教會治理。相反，每個家庭教會應該只是羅馬一個地方教會中一部分聖徒在家中進行的聚會。</w:t>
+      </w:r>
+    </w:p>
+    <w:p>
+      <w:pPr>
+        <w:pStyle w:val="Heading3"/>
+      </w:pPr>
+      <w:hyperlink r:id="rId37">
+        <w:r>
+          <w:rPr>
+            <w:lang w:val="zh_TW" w:bidi="zh_TW"/>
+          </w:rPr>
+          <w:rPr>
+            <w:color w:val="0000EE"/>
+            <w:u w:val="single"/>
+          </w:rPr>
+          <w:t>哥林多前書十六章19–20節</w:t>
+        </w:r>
+      </w:hyperlink>
+    </w:p>
+    <w:p>
+      <w:pPr/>
+      <w:r>
+        <w:rPr>
+          <w:lang w:val="zh_TW" w:bidi="zh_TW"/>
+        </w:rPr>
+      </w:r>
+      <w:r>
+        <w:rPr>
+          <w:lang w:val="zh_TW" w:bidi="zh_TW"/>
+        </w:rPr>
+        <w:t>在這處經文中，我們再次看到亞居拉和百基拉，並再次得知有一個教會在他們的家中聚會。根據羅馬書，他們的家庭教會在羅馬，而根據哥林多前書（寫於以弗所），他們的家庭教會則在以弗所。</w:t>
+      </w:r>
+    </w:p>
+    <w:p>
+      <w:pPr/>
+      <w:r>
+        <w:rPr>
+          <w:lang w:val="zh_TW" w:bidi="zh_TW"/>
+        </w:rPr>
+      </w:r>
+      <w:r>
+        <w:rPr>
+          <w:lang w:val="zh_TW" w:bidi="zh_TW"/>
+        </w:rPr>
+        <w:t>許多學者認為，亞居拉和百基拉在公元49年左右離開羅馬，當時皇帝克勞第下令要所有猶太人離開羅馬。他們當時可能已經是基督徒了。根據</w:t>
+      </w:r>
+      <w:hyperlink r:id="rId57">
+        <w:r>
+          <w:rPr>
+            <w:lang w:val="zh_TW" w:bidi="zh_TW"/>
+          </w:rPr>
+          <w:rPr>
+            <w:color w:val="0000EE"/>
+            <w:u w:val="single"/>
+          </w:rPr>
+          <w:t>使徒行傳18章</w:t>
+        </w:r>
+      </w:hyperlink>
+      <w:r>
+        <w:rPr>
+          <w:lang w:val="zh_TW" w:bidi="zh_TW"/>
+        </w:rPr>
+        <w:t>，他們在哥林多與保羅會合（他們一起製造帳棚為生），然後在大約公元51年與保羅一起前往以弗所，那時以弗所的教會剛剛建立。保羅繼續他的第二次宣教之旅，而亞居拉和百基拉則留在以弗所。</w:t>
+      </w:r>
+    </w:p>
+    <w:p>
+      <w:pPr/>
+      <w:r>
+        <w:rPr>
+          <w:lang w:val="zh_TW" w:bidi="zh_TW"/>
+        </w:rPr>
+      </w:r>
+      <w:r>
+        <w:rPr>
+          <w:lang w:val="zh_TW" w:bidi="zh_TW"/>
+        </w:rPr>
+        <w:t>以弗所的早期教會可能最初在亞居拉和百基拉的家中聚會。保羅幾年後回到以弗所，並在那裡停留了兩年（約公元53–54年）。在這段時間，保羅關於耶穌的教導從以弗所（作為中心）傳遍整個小亞細亞（見</w:t>
+      </w:r>
+      <w:hyperlink r:id="rId58">
+        <w:r>
+          <w:rPr>
+            <w:lang w:val="zh_TW" w:bidi="zh_TW"/>
+          </w:rPr>
+          <w:rPr>
+            <w:color w:val="0000EE"/>
+            <w:u w:val="single"/>
+          </w:rPr>
+          <w:t>徒19:8–10</w:t>
+        </w:r>
+      </w:hyperlink>
+      <w:r>
+        <w:rPr>
+          <w:lang w:val="zh_TW" w:bidi="zh_TW"/>
+        </w:rPr>
+        <w:t>）。隨著這一切的發生，以弗所的教會逐漸壯大（見</w:t>
+      </w:r>
+      <w:hyperlink r:id="rId59">
+        <w:r>
+          <w:rPr>
+            <w:lang w:val="zh_TW" w:bidi="zh_TW"/>
+          </w:rPr>
+          <w:rPr>
+            <w:color w:val="0000EE"/>
+            <w:u w:val="single"/>
+          </w:rPr>
+          <w:t>18–20節</w:t>
         </w:r>
       </w:hyperlink>
       <w:r>
@@ -537,92 +1939,433 @@
         <w:rPr>
           <w:lang w:val="zh_TW" w:bidi="zh_TW"/>
         </w:rPr>
-        <w:t>由於這些事件約在公元前二千年，「舍客勒」一詞在此不應理解為後期所熟悉的硬幣名稱，而是指某一固定重量的銀。後來，約瑟的兄長們以二十舍客勒銀子把他賣給了旅行的商人（</w:t>
-      </w:r>
-      <w:hyperlink r:id="rId21">
-        <w:r>
-          <w:rPr>
-            <w:lang w:val="zh_TW" w:bidi="zh_TW"/>
-          </w:rPr>
-          <w:rPr>
-            <w:color w:val="0000EE"/>
-            <w:u w:val="single"/>
-          </w:rPr>
-          <w:t>創37:28</w:t>
-        </w:r>
-      </w:hyperlink>
-      <w:r>
-        <w:rPr>
-          <w:lang w:val="zh_TW" w:bidi="zh_TW"/>
-        </w:rPr>
-        <w:t>）。此外，</w:t>
-      </w:r>
-      <w:hyperlink r:id="rId22">
-        <w:r>
-          <w:rPr>
-            <w:lang w:val="zh_TW" w:bidi="zh_TW"/>
-          </w:rPr>
-          <w:rPr>
-            <w:color w:val="0000EE"/>
-            <w:u w:val="single"/>
-          </w:rPr>
-          <w:t>創世記三十三章19節</w:t>
-        </w:r>
-      </w:hyperlink>
-      <w:r>
-        <w:rPr>
-          <w:lang w:val="zh_TW" w:bidi="zh_TW"/>
-        </w:rPr>
-        <w:t>提到另一種金屬重量單位——</w:t>
+        <w:t>在這些年間，保羅寫信給哥林多信徒。他向亞細亞的教會、亞居拉和百基拉——以及他們家中的教會，還有所有的弟兄們問候（</w:t>
+      </w:r>
+      <w:hyperlink r:id="rId37">
+        <w:r>
+          <w:rPr>
+            <w:lang w:val="zh_TW" w:bidi="zh_TW"/>
+          </w:rPr>
+          <w:rPr>
+            <w:color w:val="0000EE"/>
+            <w:u w:val="single"/>
+          </w:rPr>
+          <w:t>林前16:19–20</w:t>
+        </w:r>
+      </w:hyperlink>
+      <w:r>
+        <w:rPr>
+          <w:lang w:val="zh_TW" w:bidi="zh_TW"/>
+        </w:rPr>
+        <w:t>）。保羅似乎是從以下幾個方面來傳達他的問候：</w:t>
+      </w:r>
+    </w:p>
+    <w:p>
+      <w:pPr>
+        <w:pStyle w:val="ListNumber"/>
+        <w:numPr>
+          <w:ilvl w:val="0"/>
+          <w:numId w:val="15"/>
+        </w:numPr>
+        <w:spacing w:line="240" w:lineRule="auto"/>
+        <w:ind w:left="720"/>
+      </w:pPr>
+      <w:r>
+        <w:rPr>
+          <w:lang w:val="zh_TW" w:bidi="zh_TW"/>
+        </w:rPr>
+      </w:r>
+      <w:r>
+        <w:rPr>
+          <w:lang w:val="zh_TW" w:bidi="zh_TW"/>
+        </w:rPr>
+        <w:t>來自小亞細亞的所有教會，</w:t>
+      </w:r>
+    </w:p>
+    <w:p>
+      <w:pPr>
+        <w:pStyle w:val="ListNumber"/>
+        <w:spacing w:line="240" w:lineRule="auto"/>
+        <w:ind w:left="720"/>
+      </w:pPr>
+      <w:r>
+        <w:rPr>
+          <w:lang w:val="zh_TW" w:bidi="zh_TW"/>
+        </w:rPr>
+      </w:r>
+      <w:r>
+        <w:rPr>
+          <w:lang w:val="zh_TW" w:bidi="zh_TW"/>
+        </w:rPr>
+        <w:t>以弗所的教會（相當於「所有弟兄」），以及</w:t>
+      </w:r>
+    </w:p>
+    <w:p>
+      <w:pPr>
+        <w:pStyle w:val="ListNumber"/>
+        <w:spacing w:line="240" w:lineRule="auto"/>
+        <w:ind w:left="720"/>
+      </w:pPr>
+      <w:r>
+        <w:rPr>
+          <w:lang w:val="zh_TW" w:bidi="zh_TW"/>
+        </w:rPr>
+      </w:r>
+      <w:r>
+        <w:rPr>
+          <w:lang w:val="zh_TW" w:bidi="zh_TW"/>
+        </w:rPr>
+        <w:t>那些在亞居拉和百基拉家中聚會的信徒。</w:t>
+      </w:r>
+    </w:p>
+    <w:p>
+      <w:pPr/>
+      <w:r>
+        <w:rPr>
+          <w:lang w:val="zh_TW" w:bidi="zh_TW"/>
+        </w:rPr>
+      </w:r>
+      <w:r>
+        <w:rPr>
+          <w:lang w:val="zh_TW" w:bidi="zh_TW"/>
+        </w:rPr>
+        <w:t>很難想像以弗所的所有聖徒都在亞居拉和百基拉的家中聚會。教會可能是以這種方式起初開始的，但隨著教會的成長，家庭聚會的數量也必然增加。</w:t>
+      </w:r>
+    </w:p>
+    <w:p>
+      <w:pPr/>
+      <w:r>
+        <w:rPr>
+          <w:lang w:val="zh_TW" w:bidi="zh_TW"/>
+        </w:rPr>
+      </w:r>
+      <w:r>
+        <w:rPr>
+          <w:lang w:val="zh_TW" w:bidi="zh_TW"/>
+        </w:rPr>
+        <w:t>我們從新約的其它部分了解到，以弗所必定有好幾個家庭聚會，因為那裡有很多聖徒。提摩太前書提到也支持這一點，這封書信是保羅在公元64年左右寫給提摩太的，當時提摩太正在以弗所領導教會。以弗所一定有許多聖徒——年輕男子（少年人）、年輕女子（少年婦女）、年長男子、寡婦等等（</w:t>
+      </w:r>
+      <w:hyperlink r:id="rId60">
+        <w:r>
+          <w:rPr>
+            <w:lang w:val="zh_TW" w:bidi="zh_TW"/>
+          </w:rPr>
+          <w:rPr>
+            <w:color w:val="0000EE"/>
+            <w:u w:val="single"/>
+          </w:rPr>
+          <w:t>提前5–6章</w:t>
+        </w:r>
+      </w:hyperlink>
+      <w:r>
+        <w:rPr>
+          <w:lang w:val="zh_TW" w:bidi="zh_TW"/>
+        </w:rPr>
+        <w:t>）。</w:t>
+      </w:r>
+    </w:p>
+    <w:p>
+      <w:pPr/>
+      <w:r>
+        <w:rPr>
+          <w:lang w:val="zh_TW" w:bidi="zh_TW"/>
+        </w:rPr>
+      </w:r>
+      <w:r>
+        <w:rPr>
+          <w:lang w:val="zh_TW" w:bidi="zh_TW"/>
+        </w:rPr>
+        <w:t>許多信徒必定在他們的家中舉辦過教會聚會（</w:t>
       </w:r>
       <w:r>
         <w:rPr>
           <w:i/>
           <w:lang w:val="zh_TW" w:bidi="zh_TW"/>
         </w:rPr>
-        <w:t>克斯塔</w:t>
-      </w:r>
-      <w:r>
-        <w:rPr>
-          <w:lang w:val="zh_TW" w:bidi="zh_TW"/>
-        </w:rPr>
-        <w:t>（</w:t>
+        <w:t>ekklesia）</w:t>
+      </w:r>
+      <w:r>
+        <w:rPr>
+          <w:lang w:val="zh_TW" w:bidi="zh_TW"/>
+        </w:rPr>
+        <w:t>。（亞居拉和百基拉在公元56/57年左右離開以弗所，回到羅馬，在他們的家中再次舉辦教會聚會。以弗所的其他信徒也會開放他們的家作為聚會場所。）但每個家庭聚會並沒有自己的領袖。反之，以弗所的所有教會都在一組領袖團隊的帶領之下，而該團隊由保羅的同工提摩太領導。</w:t>
+      </w:r>
+    </w:p>
+    <w:p>
+      <w:pPr>
+        <w:pStyle w:val="Heading3"/>
+      </w:pPr>
+      <w:hyperlink r:id="rId38">
+        <w:r>
+          <w:rPr>
+            <w:lang w:val="zh_TW" w:bidi="zh_TW"/>
+          </w:rPr>
+          <w:rPr>
+            <w:color w:val="0000EE"/>
+            <w:u w:val="single"/>
+          </w:rPr>
+          <w:t>歌羅西書四章15–16節</w:t>
+        </w:r>
+      </w:hyperlink>
+    </w:p>
+    <w:p>
+      <w:pPr/>
+      <w:r>
+        <w:rPr>
+          <w:lang w:val="zh_TW" w:bidi="zh_TW"/>
+        </w:rPr>
+      </w:r>
+      <w:r>
+        <w:rPr>
+          <w:lang w:val="zh_TW" w:bidi="zh_TW"/>
+        </w:rPr>
+        <w:t>在這部分，我們再次讀到在一個名叫寧法的人的家中有一個教會。在保羅對歌羅西教會的最後問候中，他請歌羅西的聖徒向以下的人問安：</w:t>
+      </w:r>
+    </w:p>
+    <w:p>
+      <w:pPr>
+        <w:pStyle w:val="ListNumber"/>
+        <w:numPr>
+          <w:ilvl w:val="0"/>
+          <w:numId w:val="16"/>
+        </w:numPr>
+        <w:spacing w:line="240" w:lineRule="auto"/>
+        <w:ind w:left="720"/>
+      </w:pPr>
+      <w:r>
+        <w:rPr>
+          <w:lang w:val="zh_TW" w:bidi="zh_TW"/>
+        </w:rPr>
+      </w:r>
+      <w:r>
+        <w:rPr>
+          <w:lang w:val="zh_TW" w:bidi="zh_TW"/>
+        </w:rPr>
+        <w:t>在老底嘉的弟兄，</w:t>
+      </w:r>
+    </w:p>
+    <w:p>
+      <w:pPr>
+        <w:pStyle w:val="ListNumber"/>
+        <w:spacing w:line="240" w:lineRule="auto"/>
+        <w:ind w:left="720"/>
+      </w:pPr>
+      <w:r>
+        <w:rPr>
+          <w:lang w:val="zh_TW" w:bidi="zh_TW"/>
+        </w:rPr>
+      </w:r>
+      <w:r>
+        <w:rPr>
+          <w:lang w:val="zh_TW" w:bidi="zh_TW"/>
+        </w:rPr>
+        <w:t>尤其是寧法，</w:t>
+      </w:r>
+    </w:p>
+    <w:p>
+      <w:pPr>
+        <w:pStyle w:val="ListNumber"/>
+        <w:spacing w:line="240" w:lineRule="auto"/>
+        <w:ind w:left="720"/>
+      </w:pPr>
+      <w:r>
+        <w:rPr>
+          <w:lang w:val="zh_TW" w:bidi="zh_TW"/>
+        </w:rPr>
+      </w:r>
+      <w:r>
+        <w:rPr>
+          <w:lang w:val="zh_TW" w:bidi="zh_TW"/>
+        </w:rPr>
+        <w:t>在寧法家中的教會。</w:t>
+      </w:r>
+    </w:p>
+    <w:p>
+      <w:pPr/>
+      <w:r>
+        <w:rPr>
+          <w:lang w:val="zh_TW" w:bidi="zh_TW"/>
+        </w:rPr>
+      </w:r>
+      <w:r>
+        <w:rPr>
+          <w:lang w:val="zh_TW" w:bidi="zh_TW"/>
+        </w:rPr>
+        <w:t>根據</w:t>
+      </w:r>
+      <w:hyperlink r:id="rId52">
+        <w:r>
+          <w:rPr>
+            <w:lang w:val="zh_TW" w:bidi="zh_TW"/>
+          </w:rPr>
+          <w:rPr>
+            <w:color w:val="0000EE"/>
+            <w:u w:val="single"/>
+          </w:rPr>
+          <w:t>歌羅西書4:15</w:t>
+        </w:r>
+      </w:hyperlink>
+      <w:r>
+        <w:rPr>
+          <w:lang w:val="zh_TW" w:bidi="zh_TW"/>
+        </w:rPr>
+        <w:t>的結構，第一個問安似乎包括老底嘉（靠近歌羅西的一個教會）的所有信徒，他們將構成整個老底嘉的教會（在</w:t>
+      </w:r>
+      <w:hyperlink r:id="rId61">
+        <w:r>
+          <w:rPr>
+            <w:lang w:val="zh_TW" w:bidi="zh_TW"/>
+          </w:rPr>
+          <w:rPr>
+            <w:color w:val="0000EE"/>
+            <w:u w:val="single"/>
+          </w:rPr>
+          <w:t>西4:16</w:t>
+        </w:r>
+      </w:hyperlink>
+      <w:r>
+        <w:rPr>
+          <w:lang w:val="zh_TW" w:bidi="zh_TW"/>
+        </w:rPr>
+        <w:t>中稱為「老底嘉的教會」）。第二和第三個問安是給老底嘉教會中的一個名叫寧法的人，以及在寧法家中聚會的教會。在寧法家中聚會的教會，可能是老底嘉當地教會中幾個家庭聚會之一——都是老底嘉這個地方教會的一部分。</w:t>
+      </w:r>
+    </w:p>
+    <w:p>
+      <w:pPr/>
+      <w:r>
+        <w:rPr>
+          <w:lang w:val="zh_TW" w:bidi="zh_TW"/>
+        </w:rPr>
+      </w:r>
+      <w:r>
+        <w:rPr>
+          <w:lang w:val="zh_TW" w:bidi="zh_TW"/>
+        </w:rPr>
+        <w:t>但是，這處經文中存在一個問題，可能會影響它的解釋。有些抄本使用「他家」；有些作「她家」；還有些作「他們家」。由於無法從希臘文經文確定寧法是男性還是女性，因此不同的抄寫員在「家」之前使用了不同的代名詞。在「她」和「他」這兩者之間，更有可能是將「她」改為「他」，而不是相反。</w:t>
+      </w:r>
+    </w:p>
+    <w:p>
+      <w:pPr/>
+      <w:r>
+        <w:rPr>
+          <w:lang w:val="zh_TW" w:bidi="zh_TW"/>
+        </w:rPr>
+      </w:r>
+      <w:r>
+        <w:rPr>
+          <w:lang w:val="zh_TW" w:bidi="zh_TW"/>
+        </w:rPr>
+        <w:t>有些學者認為「他們的」是指「老底嘉的弟兄們」，但如果我們理解「老底嘉的弟兄們」是指老底嘉的教會，這就說不通了。老底嘉的教會怎麼能在他們的家中聚會呢？</w:t>
+      </w:r>
+    </w:p>
+    <w:p>
+      <w:pPr/>
+      <w:r>
+        <w:rPr>
+          <w:lang w:val="zh_TW" w:bidi="zh_TW"/>
+        </w:rPr>
+      </w:r>
+      <w:r>
+        <w:rPr>
+          <w:lang w:val="zh_TW" w:bidi="zh_TW"/>
+        </w:rPr>
+        <w:t>有些學者認為，希臘文中的「他們的」</w:t>
       </w:r>
       <w:r>
         <w:rPr>
           <w:i/>
           <w:lang w:val="zh_TW" w:bidi="zh_TW"/>
         </w:rPr>
-        <w:t>kesitah</w:t>
-      </w:r>
-      <w:r>
-        <w:rPr>
-          <w:lang w:val="zh_TW" w:bidi="zh_TW"/>
-        </w:rPr>
-        <w:t>；譯註：和合本未譯為「</w:t>
-      </w:r>
-      <w:r>
-        <w:rPr>
-          <w:lang w:val="zh_TW" w:bidi="zh_TW"/>
-        </w:rPr>
-        <w:t>一百塊銀子」</w:t>
-      </w:r>
-      <w:r>
-        <w:rPr>
-          <w:lang w:val="zh_TW" w:bidi="zh_TW"/>
-        </w:rPr>
-        <w:t>）——與雅各購買一塊田地有關；這個用語在</w:t>
-      </w:r>
-      <w:hyperlink r:id="rId23">
-        <w:r>
-          <w:rPr>
-            <w:lang w:val="zh_TW" w:bidi="zh_TW"/>
-          </w:rPr>
-          <w:rPr>
-            <w:color w:val="0000EE"/>
-            <w:u w:val="single"/>
-          </w:rPr>
-          <w:t>約書亞記二十四章32節</w:t>
+        <w:t>（auton）</w:t>
+      </w:r>
+      <w:r>
+        <w:rPr>
+          <w:lang w:val="zh_TW" w:bidi="zh_TW"/>
+        </w:rPr>
+        <w:t>是指與寧法在一起的人——他的家人。</w:t>
+      </w:r>
+    </w:p>
+    <w:p>
+      <w:pPr/>
+      <w:r>
+        <w:rPr>
+          <w:lang w:val="zh_TW" w:bidi="zh_TW"/>
+        </w:rPr>
+      </w:r>
+      <w:r>
+        <w:rPr>
+          <w:lang w:val="zh_TW" w:bidi="zh_TW"/>
+        </w:rPr>
+        <w:t>無論是「她家」還是「他們家」，都是老底嘉教會中的一群特定信徒在那裡聚會。他們的聚會可以合理地稱為</w:t>
+      </w:r>
+      <w:r>
+        <w:rPr>
+          <w:i/>
+          <w:lang w:val="zh_TW" w:bidi="zh_TW"/>
+        </w:rPr>
+        <w:t>ekklesia</w:t>
+      </w:r>
+      <w:r>
+        <w:rPr>
+          <w:lang w:val="zh_TW" w:bidi="zh_TW"/>
+        </w:rPr>
+        <w:t>——一個共同集會的群體。</w:t>
+      </w:r>
+    </w:p>
+    <w:p>
+      <w:pPr>
+        <w:pStyle w:val="Heading3"/>
+      </w:pPr>
+      <w:hyperlink r:id="rId39">
+        <w:r>
+          <w:rPr>
+            <w:lang w:val="zh_TW" w:bidi="zh_TW"/>
+          </w:rPr>
+          <w:rPr>
+            <w:color w:val="0000EE"/>
+            <w:u w:val="single"/>
+          </w:rPr>
+          <w:t>腓利門書一章1–2節</w:t>
+        </w:r>
+      </w:hyperlink>
+    </w:p>
+    <w:p>
+      <w:pPr/>
+      <w:r>
+        <w:rPr>
+          <w:lang w:val="zh_TW" w:bidi="zh_TW"/>
+        </w:rPr>
+      </w:r>
+      <w:r>
+        <w:rPr>
+          <w:lang w:val="zh_TW" w:bidi="zh_TW"/>
+        </w:rPr>
+        <w:t>這是我們在新約聖經中最後一次讀到在某個家庭中的教會。保羅寫了一封簡短的書信給歌羅西教會的領袖腓利門，他在信中提到了腓利門的逃奴阿尼西謀，這個奴隸是保羅引領歸信基督的。</w:t>
+      </w:r>
+    </w:p>
+    <w:p>
+      <w:pPr/>
+      <w:r>
+        <w:rPr>
+          <w:lang w:val="zh_TW" w:bidi="zh_TW"/>
+        </w:rPr>
+      </w:r>
+      <w:r>
+        <w:rPr>
+          <w:lang w:val="zh_TW" w:bidi="zh_TW"/>
+        </w:rPr>
+        <w:t>在這封簡短的書信的開頭，保羅向腓利門、亞腓亞、亞基布和在腓利門家中的教會問安。保羅並沒有向歌羅西的所有聖徒問安，然後再向腓利門家中的教會問安。這是</w:t>
+      </w:r>
+      <w:hyperlink r:id="rId37">
+        <w:r>
+          <w:rPr>
+            <w:lang w:val="zh_TW" w:bidi="zh_TW"/>
+          </w:rPr>
+          <w:rPr>
+            <w:color w:val="0000EE"/>
+            <w:u w:val="single"/>
+          </w:rPr>
+          <w:t>哥林多前書十六章19至20節</w:t>
         </w:r>
       </w:hyperlink>
       <w:r>
@@ -631,342 +2374,59 @@
         </w:rPr>
         <w:t>和</w:t>
       </w:r>
-      <w:hyperlink r:id="rId24">
-        <w:r>
-          <w:rPr>
-            <w:lang w:val="zh_TW" w:bidi="zh_TW"/>
-          </w:rPr>
-          <w:rPr>
-            <w:color w:val="0000EE"/>
-            <w:u w:val="single"/>
-          </w:rPr>
-          <w:t>約伯記四十二章11節</w:t>
-        </w:r>
-      </w:hyperlink>
-      <w:r>
-        <w:rPr>
-          <w:lang w:val="zh_TW" w:bidi="zh_TW"/>
-        </w:rPr>
-        <w:t>中再次出現（譯註：和合本未譯出此單位）。這個單位可能代表相當於一隻羊的貨幣價值的數量。</w:t>
-      </w:r>
-    </w:p>
-    <w:p>
-      <w:pPr/>
-      <w:r>
-        <w:rPr>
-          <w:lang w:val="zh_TW" w:bidi="zh_TW"/>
-        </w:rPr>
-      </w:r>
-      <w:r>
-        <w:rPr>
-          <w:lang w:val="zh_TW" w:bidi="zh_TW"/>
-        </w:rPr>
-        <w:t>隨著時間的推移，大型牲畜與實物作為交換媒介顯得笨重不便，金屬</w:t>
-      </w:r>
-      <w:r>
-        <w:rPr>
-          <w:lang w:val="zh_TW" w:bidi="zh_TW"/>
-        </w:rPr>
-        <w:t>因此逐漸受到青睞</w:t>
-      </w:r>
-      <w:r>
-        <w:rPr>
-          <w:lang w:val="zh_TW" w:bidi="zh_TW"/>
-        </w:rPr>
-        <w:t>。然而，大量貴金屬的運輸仍是一大難題，因此人們需要設計出便於辨識、取用與存放有價金屬的方式。</w:t>
-      </w:r>
-    </w:p>
-    <w:p>
-      <w:pPr/>
-      <w:r>
-        <w:rPr>
-          <w:lang w:val="zh_TW" w:bidi="zh_TW"/>
-        </w:rPr>
-      </w:r>
-      <w:r>
-        <w:rPr>
-          <w:lang w:val="zh_TW" w:bidi="zh_TW"/>
-        </w:rPr>
-        <w:t>多年來，交易用金屬被設計為較一致的形狀。埃及浮雕顯示出銀可堆疊或捆綁成束；雅各的兒子們從埃及買糧，也可能是以類似方式運送銀錢（</w:t>
-      </w:r>
-      <w:hyperlink r:id="rId25">
-        <w:r>
-          <w:rPr>
-            <w:lang w:val="zh_TW" w:bidi="zh_TW"/>
-          </w:rPr>
-          <w:rPr>
-            <w:color w:val="0000EE"/>
-            <w:u w:val="single"/>
-          </w:rPr>
-          <w:t>創42:35</w:t>
-        </w:r>
-      </w:hyperlink>
-      <w:r>
-        <w:rPr>
-          <w:lang w:val="zh_TW" w:bidi="zh_TW"/>
-        </w:rPr>
-        <w:t>）。大約在公元前1500年，已有鑄成錠、條、舌形或動物頭形的金屬塊流通，亦有金圓片與金線圈。最受歡迎、也最容易被接受的金屬貨幣形式，往往是那些野被設計為首飾的物件。米甸人的戰利品中包括金鍊子、手鐲、印戒與耳環（</w:t>
-      </w:r>
-      <w:hyperlink r:id="rId26">
-        <w:r>
-          <w:rPr>
-            <w:lang w:val="zh_TW" w:bidi="zh_TW"/>
-          </w:rPr>
-          <w:rPr>
-            <w:color w:val="0000EE"/>
-            <w:u w:val="single"/>
-          </w:rPr>
-          <w:t>民31:50</w:t>
-        </w:r>
-      </w:hyperlink>
-      <w:r>
-        <w:rPr>
-          <w:lang w:val="zh_TW" w:bidi="zh_TW"/>
-        </w:rPr>
-        <w:t>）。其中手鐲與戒指很可能具有相對標準化的重量，因而可直接充當貨幣使用。利百加從未婚夫所得的禮物，也以特定重量呈現：半舍客勒重的金環，以及兩個共重十舍客勒的金手鐲（</w:t>
-      </w:r>
-      <w:hyperlink r:id="rId27">
-        <w:r>
-          <w:rPr>
-            <w:lang w:val="zh_TW" w:bidi="zh_TW"/>
-          </w:rPr>
-          <w:rPr>
-            <w:color w:val="0000EE"/>
-            <w:u w:val="single"/>
-          </w:rPr>
-          <w:t>創24:22</w:t>
-        </w:r>
-      </w:hyperlink>
-      <w:r>
-        <w:rPr>
-          <w:lang w:val="zh_TW" w:bidi="zh_TW"/>
-        </w:rPr>
-        <w:t>）。約伯從親族那裡得到一個金環（</w:t>
-      </w:r>
-      <w:hyperlink r:id="rId24">
-        <w:r>
-          <w:rPr>
-            <w:lang w:val="zh_TW" w:bidi="zh_TW"/>
-          </w:rPr>
-          <w:rPr>
-            <w:color w:val="0000EE"/>
-            <w:u w:val="single"/>
-          </w:rPr>
-          <w:t>伯42:11</w:t>
-        </w:r>
-      </w:hyperlink>
-      <w:r>
-        <w:rPr>
-          <w:lang w:val="zh_TW" w:bidi="zh_TW"/>
-        </w:rPr>
-        <w:t>），若金環不代表某種固定貨幣的價值，眾人不太可能不約而同送出同類型的禮物。</w:t>
-      </w:r>
-    </w:p>
-    <w:p>
-      <w:pPr/>
-      <w:r>
-        <w:rPr>
-          <w:lang w:val="zh_TW" w:bidi="zh_TW"/>
-        </w:rPr>
-      </w:r>
-      <w:hyperlink r:id="rId28">
-        <w:r>
-          <w:rPr>
-            <w:lang w:val="zh_TW" w:bidi="zh_TW"/>
-          </w:rPr>
-          <w:rPr>
-            <w:color w:val="0000EE"/>
-            <w:u w:val="single"/>
-          </w:rPr>
-          <w:t>申命記十四章25節</w:t>
-        </w:r>
-      </w:hyperlink>
-      <w:r>
-        <w:rPr>
-          <w:lang w:val="zh_TW" w:bidi="zh_TW"/>
-        </w:rPr>
-        <w:t>中提到「</w:t>
-      </w:r>
-      <w:r>
-        <w:rPr>
-          <w:lang w:val="zh_TW" w:bidi="zh_TW"/>
-        </w:rPr>
-        <w:t>將銀子包起來</w:t>
-      </w:r>
-      <w:r>
-        <w:rPr>
-          <w:lang w:val="zh_TW" w:bidi="zh_TW"/>
-        </w:rPr>
-        <w:t>」，這暗示著可以將銀條綁在一起或將銀環串起來。無論是哪種方式，運輸都會更加方便。</w:t>
-      </w:r>
-    </w:p>
-    <w:p>
-      <w:pPr/>
-      <w:r>
-        <w:rPr>
-          <w:lang w:val="zh_TW" w:bidi="zh_TW"/>
-        </w:rPr>
-      </w:r>
-      <w:r>
-        <w:rPr>
-          <w:lang w:val="zh_TW" w:bidi="zh_TW"/>
-        </w:rPr>
-        <w:t>摩西時代提到的銀重量價值可以從購買力的角度來理解。一隻公羊可以用兩舍客勒購買，而五十舍客勒是約一賀梅珥（homer）大麥的價格（</w:t>
-      </w:r>
-      <w:hyperlink r:id="rId29">
-        <w:r>
-          <w:rPr>
-            <w:lang w:val="zh_TW" w:bidi="zh_TW"/>
-          </w:rPr>
-          <w:rPr>
-            <w:color w:val="0000EE"/>
-            <w:u w:val="single"/>
-          </w:rPr>
-          <w:t>利27:16</w:t>
-        </w:r>
-      </w:hyperlink>
-      <w:r>
-        <w:rPr>
-          <w:lang w:val="zh_TW" w:bidi="zh_TW"/>
-        </w:rPr>
-        <w:t>）。在以利沙的時代的豐收年，一舍客勒可以買到一</w:t>
-      </w:r>
-      <w:r>
-        <w:rPr>
-          <w:lang w:val="zh_TW" w:bidi="zh_TW"/>
-        </w:rPr>
-        <w:t>細亞（seah）</w:t>
-      </w:r>
-      <w:r>
-        <w:rPr>
-          <w:lang w:val="zh_TW" w:bidi="zh_TW"/>
-        </w:rPr>
-        <w:t>細麵或二</w:t>
-      </w:r>
-      <w:r>
-        <w:rPr>
-          <w:lang w:val="zh_TW" w:bidi="zh_TW"/>
-        </w:rPr>
-        <w:t>細亞</w:t>
-      </w:r>
-      <w:r>
-        <w:rPr>
-          <w:lang w:val="zh_TW" w:bidi="zh_TW"/>
-        </w:rPr>
-        <w:t>的大麥（</w:t>
-      </w:r>
-      <w:hyperlink r:id="rId30">
-        <w:r>
-          <w:rPr>
-            <w:lang w:val="zh_TW" w:bidi="zh_TW"/>
-          </w:rPr>
-          <w:rPr>
-            <w:color w:val="0000EE"/>
-            <w:u w:val="single"/>
-          </w:rPr>
-          <w:t>王下7:16</w:t>
-        </w:r>
-      </w:hyperlink>
-      <w:r>
-        <w:rPr>
-          <w:lang w:val="zh_TW" w:bidi="zh_TW"/>
-        </w:rPr>
-        <w:t>）。當然，這類貨幣估值會受到供需問題等經濟因素的影響。</w:t>
-      </w:r>
-    </w:p>
-    <w:p>
-      <w:pPr/>
-      <w:r>
-        <w:rPr>
-          <w:lang w:val="zh_TW" w:bidi="zh_TW"/>
-        </w:rPr>
-      </w:r>
-      <w:r>
-        <w:rPr>
-          <w:lang w:val="zh_TW" w:bidi="zh_TW"/>
-        </w:rPr>
-        <w:t>目測估算在判斷貨幣價值時並不準確，且毫無疑問，在金屬稱重和檢查中，欺詐行為相當普遍。稱重是重大交易的必要程序，但也十分耗時。為確保重量——通常是青銅、鐵或經加工的石塊——的準確度，這些石塊上常帶有某種印記。這種做法一旦普及，人們就能很自然就會進一步將印記標記在作為貨幣的金屬物件本身（如舌形塊、金屬條、手鐲等）上。下一步，便是把銀塊加以打印以證明其貨幣價值，這就是硬幣的前身。在被擄時期以前的古代近東並無硬幣的概念。因此，任何在此之前提到的金錢，無論有無印記，都指的是金條、手鐲、戒指或其它金屬物品。</w:t>
-      </w:r>
-    </w:p>
-    <w:p>
-      <w:pPr/>
-      <w:r>
-        <w:rPr>
-          <w:lang w:val="zh_TW" w:bidi="zh_TW"/>
-        </w:rPr>
-      </w:r>
-      <w:r>
-        <w:rPr>
-          <w:lang w:val="zh_TW" w:bidi="zh_TW"/>
-        </w:rPr>
-        <w:t>最早的鑄幣來自小亞細亞的呂底亞王國，傳統上歸功於該地極富有的統治者哥羅塞（Croesus；公元前560至546年）。呂底亞硬幣多以銀金礦（electrum，天然金銀合金）鑄造，上面刻有獅子和公牛的圖案；與多數早期硬幣相似，其背面僅有一個打孔印記。</w:t>
-      </w:r>
-    </w:p>
-    <w:p>
-      <w:pPr/>
-      <w:r>
-        <w:rPr>
-          <w:lang w:val="zh_TW" w:bidi="zh_TW"/>
-        </w:rPr>
-      </w:r>
-      <w:r>
-        <w:rPr>
-          <w:lang w:val="zh_TW" w:bidi="zh_TW"/>
-        </w:rPr>
-        <w:t>最初硬幣不僅代表價值，其重量本身也相當於其所含金銀的價值。因此，許多早期硬幣曾受到一些古代懷疑者的嚴格測試，他們希望確保硬幣是純銀，而非外部鍍銀的廉價金屬。</w:t>
-      </w:r>
-    </w:p>
-    <w:p>
-      <w:pPr/>
-      <w:r>
-        <w:rPr>
-          <w:lang w:val="zh_TW" w:bidi="zh_TW"/>
-        </w:rPr>
-      </w:r>
-      <w:r>
-        <w:rPr>
-          <w:lang w:val="zh_TW" w:bidi="zh_TW"/>
-        </w:rPr>
-        <w:t>銀或金的純度也會影響硬幣的流通與接受程度。故在希臘羅馬時期，泰爾所發行的「四德拉克馬」（tetradrachma）因金屬純度而成了最廣泛被接受的銀幣之一。</w:t>
-      </w:r>
-    </w:p>
-    <w:p>
-      <w:pPr/>
-      <w:r>
-        <w:rPr>
-          <w:lang w:val="zh_TW" w:bidi="zh_TW"/>
-        </w:rPr>
-      </w:r>
-      <w:r>
-        <w:rPr>
-          <w:lang w:val="zh_TW" w:bidi="zh_TW"/>
-        </w:rPr>
-        <w:t>硬幣的使用並未使稱重完全消失；因自硬幣在公元前六世紀硬幣出現以來，刮削、剪邊的詐騙行為極為常見，並困擾著後續所有的鑄幣。直到十八世紀末的英國，藉著在較貴重的硬幣邊緣刻溝（milling / reeding）的工藝，才有效抑制此問題。</w:t>
-      </w:r>
-    </w:p>
-    <w:p>
-      <w:pPr/>
-      <w:r>
-        <w:rPr>
-          <w:lang w:val="zh_TW" w:bidi="zh_TW"/>
-        </w:rPr>
-      </w:r>
-      <w:r>
-        <w:rPr>
-          <w:lang w:val="zh_TW" w:bidi="zh_TW"/>
-        </w:rPr>
-        <w:t>在公元前六世紀，當猶太人自巴比倫被擄歸回時，硬幣以及其它形式的金銀也用於重建耶路撒冷聖殿的捐獻中。文中提到的金幣為「達利克（daric）」；此詞顯然是源於波斯大流士一世（Darius I ，公元前521–486年）之名，並廣為通行，甚至出現在較晚撰寫、卻追述更早時代的經文中（參</w:t>
-      </w:r>
-      <w:hyperlink r:id="rId31">
-        <w:r>
-          <w:rPr>
-            <w:lang w:val="zh_TW" w:bidi="zh_TW"/>
-          </w:rPr>
-          <w:rPr>
-            <w:color w:val="0000EE"/>
-            <w:u w:val="single"/>
-          </w:rPr>
-          <w:t>代上29:7</w:t>
+      <w:hyperlink r:id="rId52">
+        <w:r>
+          <w:rPr>
+            <w:lang w:val="zh_TW" w:bidi="zh_TW"/>
+          </w:rPr>
+          <w:rPr>
+            <w:color w:val="0000EE"/>
+            <w:u w:val="single"/>
+          </w:rPr>
+          <w:t>西歌羅西書四章15節</w:t>
+        </w:r>
+      </w:hyperlink>
+      <w:r>
+        <w:rPr>
+          <w:lang w:val="zh_TW" w:bidi="zh_TW"/>
+        </w:rPr>
+        <w:t>的模式。相反，他只是向腓利門和他家中的教會問安。因此，我們可以推測，歌羅西的整個教會必定是在腓利門的家中聚會。</w:t>
+      </w:r>
+    </w:p>
+    <w:p>
+      <w:pPr>
+        <w:pStyle w:val="Heading3"/>
+      </w:pPr>
+      <w:r>
+        <w:rPr>
+          <w:lang w:val="zh_TW" w:bidi="zh_TW"/>
+        </w:rPr>
+        <w:t>在家庭聚會和教會聚會中的敬拜</w:t>
+      </w:r>
+    </w:p>
+    <w:p>
+      <w:pPr/>
+      <w:r>
+        <w:rPr>
+          <w:lang w:val="zh_TW" w:bidi="zh_TW"/>
+        </w:rPr>
+      </w:r>
+      <w:r>
+        <w:rPr>
+          <w:lang w:val="zh_TW" w:bidi="zh_TW"/>
+        </w:rPr>
+        <w:t>當教會在耶路撒冷剛成立時，信徒們在家中聚會，舉行團契和敬拜。早期的基督徒在家中聚會，聆聽使徒的教導並舉行聖餐，這被稱為「擘餅」（</w:t>
+      </w:r>
+      <w:hyperlink r:id="rId62">
+        <w:r>
+          <w:rPr>
+            <w:lang w:val="zh_TW" w:bidi="zh_TW"/>
+          </w:rPr>
+          <w:rPr>
+            <w:color w:val="0000EE"/>
+            <w:u w:val="single"/>
+          </w:rPr>
+          <w:t>徒2:42–47</w:t>
         </w:r>
       </w:hyperlink>
       <w:r>
@@ -987,623 +2447,3384 @@
         <w:rPr>
           <w:lang w:val="zh_TW" w:bidi="zh_TW"/>
         </w:rPr>
-        <w:t>在公元前六世紀之前，具備製造硬幣所需技能的工匠很少，因此最早的達里克金幣可能是在撒狄（Sardis）鑄造的。當波斯人佔領該地區時，接管了鑄幣廠，但生產方式仍照舊進行。</w:t>
-      </w:r>
-    </w:p>
-    <w:p>
-      <w:pPr/>
-      <w:r>
-        <w:rPr>
-          <w:lang w:val="zh_TW" w:bidi="zh_TW"/>
-        </w:rPr>
-      </w:r>
-      <w:r>
-        <w:rPr>
-          <w:lang w:val="zh_TW" w:bidi="zh_TW"/>
-        </w:rPr>
-        <w:t>波斯帝國西部地區可能較常使用銀幣而非金幣。根據一些傳統說法，鑄幣在希臘埃伊納島（Aegina）發展的時間，大約與呂底亞人首次採用硬幣概念的時期相當。目前出土可考的最早希臘銀幣之一可追溯至公元前六世紀，鑄造於希臘北部。</w:t>
-      </w:r>
-    </w:p>
-    <w:p>
-      <w:pPr/>
-      <w:r>
-        <w:rPr>
-          <w:lang w:val="zh_TW" w:bidi="zh_TW"/>
-        </w:rPr>
-      </w:r>
-      <w:r>
-        <w:rPr>
-          <w:lang w:val="zh_TW" w:bidi="zh_TW"/>
-        </w:rPr>
-        <w:t>當時流通的還有公元前五世紀雅典四德拉克馬硬幣，其正反兩面皆有模具，硬幣上描繪了雅典娜女神（Athena）頭像和雅典娜的貓頭鷹（Owl of Athena）。</w:t>
-      </w:r>
-    </w:p>
-    <w:p>
-      <w:pPr/>
-      <w:r>
-        <w:rPr>
-          <w:lang w:val="zh_TW" w:bidi="zh_TW"/>
-        </w:rPr>
-      </w:r>
-      <w:r>
-        <w:rPr>
-          <w:lang w:val="zh_TW" w:bidi="zh_TW"/>
-        </w:rPr>
-        <w:t>雖然許多同時期硬幣的含銀量下降，雅典四德拉克馬卻長期維持高純度；在政治動盪、地方貨幣純度可疑的地區，自然提高了其接受度。由於含銀量穩定，且希臘勢力迅速擴張，雅典四德拉克馬在約二百年間幾乎是以同一方式持續鑄造並使用；許多這類硬幣在整個東地中海地區的寶藏中都有出土。</w:t>
-      </w:r>
-    </w:p>
-    <w:p>
-      <w:pPr/>
-      <w:r>
-        <w:rPr>
-          <w:lang w:val="zh_TW" w:bidi="zh_TW"/>
-        </w:rPr>
-      </w:r>
-      <w:r>
-        <w:rPr>
-          <w:lang w:val="zh_TW" w:bidi="zh_TW"/>
-        </w:rPr>
-        <w:t>毫無疑問，到公元前四世紀時，猶太地已有當地的鑄幣廠，因考古發掘出了仿雅典四德拉克馬的銀幣，但其上刻有「伊胡得（Jehud）」字樣。</w:t>
-      </w:r>
-    </w:p>
-    <w:p>
-      <w:pPr/>
-      <w:r>
-        <w:rPr>
-          <w:lang w:val="zh_TW" w:bidi="zh_TW"/>
-        </w:rPr>
-      </w:r>
-      <w:r>
-        <w:rPr>
-          <w:lang w:val="zh_TW" w:bidi="zh_TW"/>
-        </w:rPr>
-        <w:t>由於希臘和羅馬時代貿易的廣泛發展，來自大城市的硬幣在地中海沿岸地區普遍被接受。這些硬幣在內陸地區也得到青睞，尤其是商路穿越之處，或屬於較大帝國統治範圍的區域。</w:t>
-      </w:r>
-    </w:p>
-    <w:p>
-      <w:pPr/>
-      <w:r>
-        <w:rPr>
-          <w:lang w:val="zh_TW" w:bidi="zh_TW"/>
-        </w:rPr>
-      </w:r>
-      <w:r>
-        <w:rPr>
-          <w:lang w:val="zh_TW" w:bidi="zh_TW"/>
-        </w:rPr>
-        <w:t>在公元前四世紀末，迦薩、約帕和泰爾設立了鑄幣廠以生產當地貨幣。在這個時期，西頓繼續作為銀幣的重要供應地，這一地位自公元前五世紀以來一直保持不變。</w:t>
-      </w:r>
-    </w:p>
-    <w:p>
-      <w:pPr/>
-      <w:r>
-        <w:rPr>
-          <w:lang w:val="zh_TW" w:bidi="zh_TW"/>
-        </w:rPr>
-      </w:r>
-      <w:r>
-        <w:rPr>
-          <w:lang w:val="zh_TW" w:bidi="zh_TW"/>
-        </w:rPr>
-        <w:t>當西流古王朝（Seleucids）在公元前198年取得猶太地控制權後，因敘利亞人試圖將猶太人希臘化，一個政治動盪時期便開始了。猶太人對希臘文化的反感與對傳統信仰干涉的抵抗日益升高，終於在馬加比家族之父瑪他提亞的領導下，於公元前167年發起了一場游擊起義。</w:t>
-      </w:r>
-    </w:p>
-    <w:p>
-      <w:pPr/>
-      <w:r>
-        <w:rPr>
-          <w:lang w:val="zh_TW" w:bidi="zh_TW"/>
-        </w:rPr>
-      </w:r>
-      <w:r>
-        <w:rPr>
-          <w:lang w:val="zh_TW" w:bidi="zh_TW"/>
-        </w:rPr>
-        <w:t>當戰情一度有利於馬加比人時，敘利亞王安提阿古（Antiochus ）授予西門·馬加比（Simon Maccabeus）鑄造自己錢幣的權利（</w:t>
-      </w:r>
-      <w:hyperlink r:id="rId32">
-        <w:r>
-          <w:rPr>
-            <w:lang w:val="zh_TW" w:bidi="zh_TW"/>
-          </w:rPr>
-          <w:rPr>
-            <w:color w:val="0000EE"/>
-            <w:u w:val="single"/>
-          </w:rPr>
-          <w:t>馬加比一書15:6</w:t>
-        </w:r>
-      </w:hyperlink>
-      <w:r>
-        <w:rPr>
-          <w:lang w:val="zh_TW" w:bidi="zh_TW"/>
-        </w:rPr>
-        <w:t>），但在他能夠利用這一象徵獨立的權利之前，權力的平衡再次改變。猶太地再次成為附庸國，鑄幣許可也迅速被撤回。</w:t>
-      </w:r>
-    </w:p>
-    <w:p>
-      <w:pPr/>
-      <w:r>
-        <w:rPr>
-          <w:lang w:val="zh_TW" w:bidi="zh_TW"/>
-        </w:rPr>
-      </w:r>
-      <w:r>
-        <w:rPr>
-          <w:lang w:val="zh_TW" w:bidi="zh_TW"/>
-        </w:rPr>
-        <w:t>西門・馬加比的兒子約翰・許爾堪（John Hyrcanus）成功擊敗衰弱的敘利亞人，並在公元前129年宣告獨立。大約在公元前110年鑄造的小型青銅幣，正面刻有花冠，並附上「約哈難（Johanan）大祭司與猶太人的會眾」的銘文；背面則展示了帶有罌粟頭的雙重豐饒之角（double cornucopia），二者皆是希臘象徵豐饒的圖案。這些錢幣被視為最早出現的猶太錢幣。</w:t>
-      </w:r>
-    </w:p>
-    <w:p>
-      <w:pPr/>
-      <w:r>
-        <w:rPr>
-          <w:lang w:val="zh_TW" w:bidi="zh_TW"/>
-        </w:rPr>
-      </w:r>
-      <w:r>
-        <w:rPr>
-          <w:lang w:val="zh_TW" w:bidi="zh_TW"/>
-        </w:rPr>
-        <w:t>由於缺乏熟練的工匠和良好的鑄幣廠，這些硬幣造型簡單樸素也就不足為奇。因此，它們與當時許多硬幣複雜且精美的設計風格迥異。</w:t>
-      </w:r>
-    </w:p>
-    <w:p>
-      <w:pPr/>
-      <w:r>
-        <w:rPr>
-          <w:lang w:val="zh_TW" w:bidi="zh_TW"/>
-        </w:rPr>
-      </w:r>
-      <w:r>
-        <w:rPr>
-          <w:lang w:val="zh_TW" w:bidi="zh_TW"/>
-        </w:rPr>
-        <w:t>同時，根據西流古的命令，泰爾和西頓的腓尼基城市繼續鑄造銀幣。直到羅馬時代，這些銀幣在巴勒斯坦的日常使用中一直是最受歡迎的，並且與羅馬貨幣長期並行流通。</w:t>
-      </w:r>
-    </w:p>
-    <w:p>
-      <w:pPr/>
-      <w:r>
-        <w:rPr>
-          <w:lang w:val="zh_TW" w:bidi="zh_TW"/>
-        </w:rPr>
+        <w:t>在這些聚會中，基督徒經常共享所謂的愛筵（</w:t>
+      </w:r>
+      <w:hyperlink r:id="rId63">
+        <w:r>
+          <w:rPr>
+            <w:lang w:val="zh_TW" w:bidi="zh_TW"/>
+          </w:rPr>
+          <w:rPr>
+            <w:color w:val="0000EE"/>
+            <w:u w:val="single"/>
+          </w:rPr>
+          <w:t>彼後2:13</w:t>
+        </w:r>
+      </w:hyperlink>
+      <w:r>
+        <w:rPr>
+          <w:lang w:val="zh_TW" w:bidi="zh_TW"/>
+        </w:rPr>
+        <w:t>；</w:t>
+      </w:r>
+      <w:hyperlink r:id="rId64">
+        <w:r>
+          <w:rPr>
+            <w:lang w:val="zh_TW" w:bidi="zh_TW"/>
+          </w:rPr>
+          <w:rPr>
+            <w:color w:val="0000EE"/>
+            <w:u w:val="single"/>
+          </w:rPr>
+          <w:t>猶1:12</w:t>
+        </w:r>
+      </w:hyperlink>
+      <w:r>
+        <w:rPr>
+          <w:lang w:val="zh_TW" w:bidi="zh_TW"/>
+        </w:rPr>
+        <w:t>）。在這些聚會中，他們誦讀經文、唱聖詩和詩篇，並喜樂地讚美主（見</w:t>
+      </w:r>
+      <w:hyperlink r:id="rId65">
+        <w:r>
+          <w:rPr>
+            <w:lang w:val="zh_TW" w:bidi="zh_TW"/>
+          </w:rPr>
+          <w:rPr>
+            <w:color w:val="0000EE"/>
+            <w:u w:val="single"/>
+          </w:rPr>
+          <w:t>弗5:18–20</w:t>
+        </w:r>
+      </w:hyperlink>
+      <w:r>
+        <w:rPr>
+          <w:lang w:val="zh_TW" w:bidi="zh_TW"/>
+        </w:rPr>
+        <w:t>；</w:t>
+      </w:r>
+      <w:hyperlink r:id="rId66">
+        <w:r>
+          <w:rPr>
+            <w:lang w:val="zh_TW" w:bidi="zh_TW"/>
+          </w:rPr>
+          <w:rPr>
+            <w:color w:val="0000EE"/>
+            <w:u w:val="single"/>
+          </w:rPr>
+          <w:t>西3:16–17</w:t>
+        </w:r>
+      </w:hyperlink>
+      <w:r>
+        <w:rPr>
+          <w:lang w:val="zh_TW" w:bidi="zh_TW"/>
+        </w:rPr>
+        <w:t>）。 基督徒也聚集在家中禱告（</w:t>
+      </w:r>
+      <w:hyperlink r:id="rId54">
+        <w:r>
+          <w:rPr>
+            <w:lang w:val="zh_TW" w:bidi="zh_TW"/>
+          </w:rPr>
+          <w:rPr>
+            <w:color w:val="0000EE"/>
+            <w:u w:val="single"/>
+          </w:rPr>
+          <w:t>徒12:12</w:t>
+        </w:r>
+      </w:hyperlink>
+      <w:r>
+        <w:rPr>
+          <w:lang w:val="zh_TW" w:bidi="zh_TW"/>
+        </w:rPr>
+        <w:t>）並閱讀聖經。</w:t>
+      </w:r>
+    </w:p>
+    <w:p>
+      <w:pPr/>
+      <w:r>
+        <w:rPr>
+          <w:lang w:val="zh_TW" w:bidi="zh_TW"/>
+        </w:rPr>
+      </w:r>
+      <w:r>
+        <w:rPr>
+          <w:lang w:val="zh_TW" w:bidi="zh_TW"/>
+        </w:rPr>
+        <w:t>小群的信徒定期在家中聚會敬拜。在一個有幾個這樣的</w:t>
       </w:r>
       <w:r>
         <w:rPr>
           <w:i/>
           <w:lang w:val="zh_TW" w:bidi="zh_TW"/>
         </w:rPr>
+        <w:t>ekklesiai</w:t>
+      </w:r>
+      <w:r>
+        <w:rPr>
+          <w:lang w:val="zh_TW" w:bidi="zh_TW"/>
+        </w:rPr>
+        <w:t>的城裡，所有的信徒會在特別的場合聚集在一起。聖經告訴我們，所有信徒會聚集在一起聆聽使徒的書信（見</w:t>
+      </w:r>
+      <w:hyperlink r:id="rId67">
+        <w:r>
+          <w:rPr>
+            <w:lang w:val="zh_TW" w:bidi="zh_TW"/>
+          </w:rPr>
+          <w:rPr>
+            <w:color w:val="0000EE"/>
+            <w:u w:val="single"/>
+          </w:rPr>
+          <w:t>徒15:30</w:t>
+        </w:r>
+      </w:hyperlink>
+      <w:r>
+        <w:rPr>
+          <w:lang w:val="zh_TW" w:bidi="zh_TW"/>
+        </w:rPr>
+        <w:t>；</w:t>
+      </w:r>
+      <w:hyperlink r:id="rId61">
+        <w:r>
+          <w:rPr>
+            <w:lang w:val="zh_TW" w:bidi="zh_TW"/>
+          </w:rPr>
+          <w:rPr>
+            <w:color w:val="0000EE"/>
+            <w:u w:val="single"/>
+          </w:rPr>
+          <w:t>西4:16</w:t>
+        </w:r>
+      </w:hyperlink>
+      <w:r>
+        <w:rPr>
+          <w:lang w:val="zh_TW" w:bidi="zh_TW"/>
+        </w:rPr>
+        <w:t>）。我們可以從新約記載中推測，一個城裡的所有基督徒每週在主日聚會一次，而這一天被稱為主日。</w:t>
+      </w:r>
+    </w:p>
+    <w:p>
+      <w:pPr/>
+      <w:r>
+        <w:rPr>
+          <w:lang w:val="zh_TW" w:bidi="zh_TW"/>
+        </w:rPr>
+      </w:r>
+      <w:r>
+        <w:rPr>
+          <w:lang w:val="zh_TW" w:bidi="zh_TW"/>
+        </w:rPr>
+        <w:t>哥林多前書告訴我們，當一個城的所有信徒聚在一起敬拜時，早期的信徒是如何敬拜的。我們知道哥林多前書提到的是這樣大型的聚會，因為保羅在</w:t>
+      </w:r>
+      <w:hyperlink r:id="rId68">
+        <w:r>
+          <w:rPr>
+            <w:lang w:val="zh_TW" w:bidi="zh_TW"/>
+          </w:rPr>
+          <w:rPr>
+            <w:color w:val="0000EE"/>
+            <w:u w:val="single"/>
+          </w:rPr>
+          <w:t>11:20</w:t>
+        </w:r>
+      </w:hyperlink>
+      <w:r>
+        <w:rPr>
+          <w:lang w:val="zh_TW" w:bidi="zh_TW"/>
+        </w:rPr>
+        <w:t>提到所有信徒聚集在一個地方。同樣，他在</w:t>
+      </w:r>
+      <w:hyperlink r:id="rId69">
+        <w:r>
+          <w:rPr>
+            <w:lang w:val="zh_TW" w:bidi="zh_TW"/>
+          </w:rPr>
+          <w:rPr>
+            <w:color w:val="0000EE"/>
+            <w:u w:val="single"/>
+          </w:rPr>
+          <w:t>14:23</w:t>
+        </w:r>
+      </w:hyperlink>
+      <w:r>
+        <w:rPr>
+          <w:lang w:val="zh_TW" w:bidi="zh_TW"/>
+        </w:rPr>
+        <w:t>提到整個教會聚集在一個地方。</w:t>
+      </w:r>
+    </w:p>
+    <w:p>
+      <w:pPr/>
+      <w:r>
+        <w:rPr>
+          <w:lang w:val="zh_TW" w:bidi="zh_TW"/>
+        </w:rPr>
+      </w:r>
+      <w:r>
+        <w:rPr>
+          <w:lang w:val="zh_TW" w:bidi="zh_TW"/>
+        </w:rPr>
+        <w:t>保羅用這封信來糾正哥林多人在兩個方面的行為：</w:t>
+      </w:r>
+    </w:p>
+    <w:p>
+      <w:pPr>
+        <w:pStyle w:val="ListBullet"/>
+        <w:spacing w:line="240" w:lineRule="auto"/>
+        <w:ind w:left="720"/>
+      </w:pPr>
+      <w:r>
+        <w:rPr>
+          <w:lang w:val="zh_TW" w:bidi="zh_TW"/>
+        </w:rPr>
+      </w:r>
+      <w:r>
+        <w:rPr>
+          <w:lang w:val="zh_TW" w:bidi="zh_TW"/>
+        </w:rPr>
+        <w:t>當他們慶祝聖餐時（</w:t>
+      </w:r>
+      <w:hyperlink r:id="rId70">
+        <w:r>
+          <w:rPr>
+            <w:lang w:val="zh_TW" w:bidi="zh_TW"/>
+          </w:rPr>
+          <w:rPr>
+            <w:color w:val="0000EE"/>
+            <w:u w:val="single"/>
+          </w:rPr>
+          <w:t>林前11:17–34</w:t>
+        </w:r>
+      </w:hyperlink>
+      <w:r>
+        <w:rPr>
+          <w:lang w:val="zh_TW" w:bidi="zh_TW"/>
+        </w:rPr>
+        <w:t>）</w:t>
+      </w:r>
+    </w:p>
+    <w:p>
+      <w:pPr>
+        <w:pStyle w:val="ListBullet"/>
+        <w:spacing w:line="240" w:lineRule="auto"/>
+        <w:ind w:left="720"/>
+      </w:pPr>
+      <w:r>
+        <w:rPr>
+          <w:lang w:val="zh_TW" w:bidi="zh_TW"/>
+        </w:rPr>
+      </w:r>
+      <w:r>
+        <w:rPr>
+          <w:lang w:val="zh_TW" w:bidi="zh_TW"/>
+        </w:rPr>
+        <w:t>當他們在教會聚會中運用屬靈恩賜時（</w:t>
+      </w:r>
+      <w:hyperlink r:id="rId71">
+        <w:r>
+          <w:rPr>
+            <w:lang w:val="zh_TW" w:bidi="zh_TW"/>
+          </w:rPr>
+          <w:rPr>
+            <w:color w:val="0000EE"/>
+            <w:u w:val="single"/>
+          </w:rPr>
+          <w:t>林前14章</w:t>
+        </w:r>
+      </w:hyperlink>
+      <w:r>
+        <w:rPr>
+          <w:lang w:val="zh_TW" w:bidi="zh_TW"/>
+        </w:rPr>
+        <w:t>）</w:t>
+      </w:r>
+    </w:p>
+    <w:p>
+      <w:pPr/>
+      <w:r>
+        <w:rPr>
+          <w:lang w:val="zh_TW" w:bidi="zh_TW"/>
+        </w:rPr>
+      </w:r>
+      <w:r>
+        <w:rPr>
+          <w:lang w:val="zh_TW" w:bidi="zh_TW"/>
+        </w:rPr>
+        <w:t>保羅的糾正告訴我們，他認為一個好的基督徒聚會應該是什麼樣的。保羅可能是根據他在其它教會聚會中的經驗來做這個決定的。</w:t>
+      </w:r>
+    </w:p>
+    <w:p>
+      <w:pPr/>
+      <w:r>
+        <w:rPr>
+          <w:lang w:val="zh_TW" w:bidi="zh_TW"/>
+        </w:rPr>
+      </w:r>
+      <w:r>
+        <w:rPr>
+          <w:lang w:val="zh_TW" w:bidi="zh_TW"/>
+        </w:rPr>
+        <w:t>保羅告訴哥林多人，應該以符合耶穌設立這餐的方式來共同慶祝聖餐。他們要紀念主以及主為他們而死的事實，並且要以莊重的態度吃這餅和喝這杯。同時，他們要意識到自己是基督身體的一部分——彼此聯合，也與基督聯合。</w:t>
+      </w:r>
+    </w:p>
+    <w:p>
+      <w:pPr/>
+      <w:r>
+        <w:rPr>
+          <w:lang w:val="zh_TW" w:bidi="zh_TW"/>
+        </w:rPr>
+      </w:r>
+      <w:r>
+        <w:rPr>
+          <w:lang w:val="zh_TW" w:bidi="zh_TW"/>
+        </w:rPr>
+        <w:t>保羅在第</w:t>
+      </w:r>
+      <w:hyperlink r:id="rId71">
+        <w:r>
+          <w:rPr>
+            <w:lang w:val="zh_TW" w:bidi="zh_TW"/>
+          </w:rPr>
+          <w:rPr>
+            <w:color w:val="0000EE"/>
+            <w:u w:val="single"/>
+          </w:rPr>
+          <w:t>14</w:t>
+        </w:r>
+      </w:hyperlink>
+      <w:r>
+        <w:rPr>
+          <w:lang w:val="zh_TW" w:bidi="zh_TW"/>
+        </w:rPr>
+        <w:t>章說，這種「肢體的意識（body awareness）」應該體現在信徒一起敬拜的方式上。一個人的個人經歷和自由不應該阻止整個群體一起敬拜神。因此，當信徒運用他們的屬靈恩賜時，應該有秩序地進行，並且是為了幫助整個群體成長，而不僅僅是為了自己。這些屬靈的恩賜包括：</w:t>
+      </w:r>
+    </w:p>
+    <w:p>
+      <w:pPr>
+        <w:pStyle w:val="ListBullet"/>
+        <w:spacing w:line="240" w:lineRule="auto"/>
+        <w:ind w:left="720"/>
+      </w:pPr>
+      <w:r>
+        <w:rPr>
+          <w:lang w:val="zh_TW" w:bidi="zh_TW"/>
+        </w:rPr>
+      </w:r>
+      <w:r>
+        <w:rPr>
+          <w:lang w:val="zh_TW" w:bidi="zh_TW"/>
+        </w:rPr>
+        <w:t>預言（分享來自神的信息）</w:t>
+      </w:r>
+    </w:p>
+    <w:p>
+      <w:pPr>
+        <w:pStyle w:val="ListBullet"/>
+        <w:spacing w:line="240" w:lineRule="auto"/>
+        <w:ind w:left="720"/>
+      </w:pPr>
+      <w:r>
+        <w:rPr>
+          <w:lang w:val="zh_TW" w:bidi="zh_TW"/>
+        </w:rPr>
+      </w:r>
+      <w:r>
+        <w:rPr>
+          <w:lang w:val="zh_TW" w:bidi="zh_TW"/>
+        </w:rPr>
+        <w:t>說方言（說特殊的語言）</w:t>
+      </w:r>
+    </w:p>
+    <w:p>
+      <w:pPr>
+        <w:pStyle w:val="ListBullet"/>
+        <w:spacing w:line="240" w:lineRule="auto"/>
+        <w:ind w:left="720"/>
+      </w:pPr>
+      <w:r>
+        <w:rPr>
+          <w:lang w:val="zh_TW" w:bidi="zh_TW"/>
+        </w:rPr>
+      </w:r>
+      <w:r>
+        <w:rPr>
+          <w:lang w:val="zh_TW" w:bidi="zh_TW"/>
+        </w:rPr>
+        <w:t>翻方言（解釋方言所說的內容）</w:t>
+      </w:r>
+    </w:p>
+    <w:p>
+      <w:pPr>
+        <w:pStyle w:val="ListBullet"/>
+        <w:spacing w:line="240" w:lineRule="auto"/>
+        <w:ind w:left="720"/>
+      </w:pPr>
+      <w:r>
+        <w:rPr>
+          <w:lang w:val="zh_TW" w:bidi="zh_TW"/>
+        </w:rPr>
+      </w:r>
+      <w:r>
+        <w:rPr>
+          <w:lang w:val="zh_TW" w:bidi="zh_TW"/>
+        </w:rPr>
+        <w:t>教導</w:t>
+      </w:r>
+    </w:p>
+    <w:p>
+      <w:pPr/>
+      <w:r>
+        <w:rPr>
+          <w:lang w:val="zh_TW" w:bidi="zh_TW"/>
+        </w:rPr>
+      </w:r>
+      <w:r>
+        <w:rPr>
+          <w:lang w:val="zh_TW" w:bidi="zh_TW"/>
+        </w:rPr>
+        <w:t>當所有教會聚集一起敬拜神時，應該展現出屬靈的合一。</w:t>
+      </w:r>
+    </w:p>
+    <w:p>
+      <w:pPr/>
+      <w:r>
+        <w:rPr>
+          <w:lang w:val="zh_TW" w:bidi="zh_TW"/>
+        </w:rPr>
+      </w:r>
+      <w:r>
+        <w:rPr>
+          <w:i/>
+          <w:lang w:val="zh_TW" w:bidi="zh_TW"/>
+        </w:rPr>
         <w:t>另見</w:t>
       </w:r>
       <w:r>
         <w:rPr>
           <w:lang w:val="zh_TW" w:bidi="zh_TW"/>
         </w:rPr>
-        <w:t>銀行業者、銀行業</w:t>
-      </w:r>
+        <w:t xml:space="preserve"> </w:t>
+      </w:r>
+      <w:r>
+        <w:rPr>
+          <w:lang w:val="zh_TW" w:bidi="zh_TW"/>
+        </w:rPr>
+        <w:t>教會</w:t>
+      </w:r>
+      <w:r>
+        <w:rPr>
+          <w:lang w:val="zh_TW" w:bidi="zh_TW"/>
+        </w:rPr>
+        <w:t>。</w:t>
+      </w:r>
+      <w:r>
+        <w:rPr>
+          <w:lang w:val="zh_TW" w:bidi="zh_TW"/>
+        </w:rPr>
+      </w:r>
+      <w:r>
+        <w:rPr>
+          <w:lang w:val="zh_TW" w:bidi="zh_TW"/>
+        </w:rPr>
+      </w:r>
+    </w:p>
+    <w:p>
+      <w:pPr/>
+      <w:r>
+        <w:rPr>
+          <w:lang w:val="zh_TW" w:bidi="zh_TW"/>
+        </w:rPr>
+      </w:r>
+    </w:p>
+    <w:p>
+      <w:pPr>
+        <w:pStyle w:val="Heading2"/>
+      </w:pPr>
+      <w:r>
+        <w:rPr>
+          <w:lang w:val="zh_TW" w:bidi="zh_TW"/>
+        </w:rPr>
+        <w:t>教師</w:t>
+      </w:r>
+      <w:r>
+        <w:rPr>
+          <w:lang w:val="zh_TW" w:bidi="zh_TW"/>
+        </w:rPr>
+      </w:r>
+    </w:p>
+    <w:p>
+      <w:pPr/>
+      <w:r>
+        <w:rPr>
+          <w:lang w:val="zh_TW" w:bidi="zh_TW"/>
+        </w:rPr>
+      </w:r>
+      <w:r>
+        <w:rPr>
+          <w:lang w:val="zh_TW" w:bidi="zh_TW"/>
+        </w:rPr>
+        <w:t>教師保存了一個民族的價值觀和教育，並將這些傳承給下一代。在舊約時代，最早的教師通常是父母（</w:t>
+      </w:r>
+      <w:hyperlink r:id="rId72">
+        <w:r>
+          <w:rPr>
+            <w:lang w:val="zh_TW" w:bidi="zh_TW"/>
+          </w:rPr>
+          <w:rPr>
+            <w:color w:val="0000EE"/>
+            <w:u w:val="single"/>
+          </w:rPr>
+          <w:t>申6:7、20–25</w:t>
+        </w:r>
+      </w:hyperlink>
+      <w:r>
+        <w:rPr>
+          <w:lang w:val="zh_TW" w:bidi="zh_TW"/>
+        </w:rPr>
+        <w:t>，</w:t>
+      </w:r>
+      <w:hyperlink r:id="rId73">
+        <w:r>
+          <w:rPr>
+            <w:lang w:val="zh_TW" w:bidi="zh_TW"/>
+          </w:rPr>
+          <w:rPr>
+            <w:color w:val="0000EE"/>
+            <w:u w:val="single"/>
+          </w:rPr>
+          <w:t>11:19–21</w:t>
+        </w:r>
+      </w:hyperlink>
+      <w:r>
+        <w:rPr>
+          <w:lang w:val="zh_TW" w:bidi="zh_TW"/>
+        </w:rPr>
+        <w:t>）。像摩西和亞倫這樣的領袖負責教導百姓（</w:t>
+      </w:r>
+      <w:hyperlink r:id="rId74">
+        <w:r>
+          <w:rPr>
+            <w:lang w:val="zh_TW" w:bidi="zh_TW"/>
+          </w:rPr>
+          <w:rPr>
+            <w:color w:val="0000EE"/>
+            <w:u w:val="single"/>
+          </w:rPr>
+          <w:t>利10:11</w:t>
+        </w:r>
+      </w:hyperlink>
+      <w:r>
+        <w:rPr>
+          <w:lang w:val="zh_TW" w:bidi="zh_TW"/>
+        </w:rPr>
+        <w:t>）。後來，祭司和利未人也有教導的職責（</w:t>
+      </w:r>
+      <w:hyperlink r:id="rId75">
+        <w:r>
+          <w:rPr>
+            <w:lang w:val="zh_TW" w:bidi="zh_TW"/>
+          </w:rPr>
+          <w:rPr>
+            <w:color w:val="0000EE"/>
+            <w:u w:val="single"/>
+          </w:rPr>
+          <w:t>申24:8</w:t>
+        </w:r>
+      </w:hyperlink>
+      <w:r>
+        <w:rPr>
+          <w:lang w:val="zh_TW" w:bidi="zh_TW"/>
+        </w:rPr>
+        <w:t>，</w:t>
+      </w:r>
+      <w:hyperlink r:id="rId76">
+        <w:r>
+          <w:rPr>
+            <w:lang w:val="zh_TW" w:bidi="zh_TW"/>
+          </w:rPr>
+          <w:rPr>
+            <w:color w:val="0000EE"/>
+            <w:u w:val="single"/>
+          </w:rPr>
+          <w:t>33:8–10</w:t>
+        </w:r>
+      </w:hyperlink>
       <w:r>
         <w:rPr>
           <w:lang w:val="zh_TW" w:bidi="zh_TW"/>
         </w:rPr>
         <w:t>；</w:t>
       </w:r>
-      <w:r>
-        <w:rPr>
-          <w:lang w:val="zh_TW" w:bidi="zh_TW"/>
-        </w:rPr>
-        <w:t>銀錢</w:t>
-      </w:r>
+      <w:hyperlink r:id="rId77">
+        <w:r>
+          <w:rPr>
+            <w:lang w:val="zh_TW" w:bidi="zh_TW"/>
+          </w:rPr>
+          <w:rPr>
+            <w:color w:val="0000EE"/>
+            <w:u w:val="single"/>
+          </w:rPr>
+          <w:t>代下17:7–9</w:t>
+        </w:r>
+      </w:hyperlink>
       <w:r>
         <w:rPr>
           <w:lang w:val="zh_TW" w:bidi="zh_TW"/>
         </w:rPr>
         <w:t>；</w:t>
       </w:r>
-      <w:r>
-        <w:rPr>
-          <w:lang w:val="zh_TW" w:bidi="zh_TW"/>
-        </w:rPr>
-        <w:t>錢幣兌換者</w:t>
+      <w:hyperlink r:id="rId78">
+        <w:r>
+          <w:rPr>
+            <w:lang w:val="zh_TW" w:bidi="zh_TW"/>
+          </w:rPr>
+          <w:rPr>
+            <w:color w:val="0000EE"/>
+            <w:u w:val="single"/>
+          </w:rPr>
+          <w:t>拉44:23</w:t>
+        </w:r>
+      </w:hyperlink>
+      <w:r>
+        <w:rPr>
+          <w:lang w:val="zh_TW" w:bidi="zh_TW"/>
+        </w:rPr>
+        <w:t>；</w:t>
+      </w:r>
+      <w:hyperlink r:id="rId79">
+        <w:r>
+          <w:rPr>
+            <w:lang w:val="zh_TW" w:bidi="zh_TW"/>
+          </w:rPr>
+          <w:rPr>
+            <w:color w:val="0000EE"/>
+            <w:u w:val="single"/>
+          </w:rPr>
+          <w:t>彌3:11</w:t>
+        </w:r>
+      </w:hyperlink>
+      <w:r>
+        <w:rPr>
+          <w:lang w:val="zh_TW" w:bidi="zh_TW"/>
+        </w:rPr>
+        <w:t>）。神自己也被認為是一位教師（</w:t>
+      </w:r>
+      <w:hyperlink r:id="rId80">
+        <w:r>
+          <w:rPr>
+            <w:lang w:val="zh_TW" w:bidi="zh_TW"/>
+          </w:rPr>
+          <w:rPr>
+            <w:color w:val="0000EE"/>
+            <w:u w:val="single"/>
+          </w:rPr>
+          <w:t>詩25:8、12</w:t>
+        </w:r>
+      </w:hyperlink>
+      <w:r>
+        <w:rPr>
+          <w:lang w:val="zh_TW" w:bidi="zh_TW"/>
+        </w:rPr>
+        <w:t>，</w:t>
+      </w:r>
+      <w:hyperlink r:id="rId81">
+        <w:r>
+          <w:rPr>
+            <w:lang w:val="zh_TW" w:bidi="zh_TW"/>
+          </w:rPr>
+          <w:rPr>
+            <w:color w:val="0000EE"/>
+            <w:u w:val="single"/>
+          </w:rPr>
+          <w:t>27:11</w:t>
+        </w:r>
+      </w:hyperlink>
+      <w:r>
+        <w:rPr>
+          <w:lang w:val="zh_TW" w:bidi="zh_TW"/>
+        </w:rPr>
+        <w:t>，</w:t>
+      </w:r>
+      <w:hyperlink r:id="rId82">
+        <w:r>
+          <w:rPr>
+            <w:lang w:val="zh_TW" w:bidi="zh_TW"/>
+          </w:rPr>
+          <w:rPr>
+            <w:color w:val="0000EE"/>
+            <w:u w:val="single"/>
+          </w:rPr>
+          <w:t>32:8</w:t>
+        </w:r>
+      </w:hyperlink>
+      <w:r>
+        <w:rPr>
+          <w:lang w:val="zh_TW" w:bidi="zh_TW"/>
+        </w:rPr>
+        <w:t>，</w:t>
+      </w:r>
+      <w:hyperlink r:id="rId83">
+        <w:r>
+          <w:rPr>
+            <w:lang w:val="zh_TW" w:bidi="zh_TW"/>
+          </w:rPr>
+          <w:rPr>
+            <w:color w:val="0000EE"/>
+            <w:u w:val="single"/>
+          </w:rPr>
+          <w:t>86:11</w:t>
+        </w:r>
+      </w:hyperlink>
+      <w:r>
+        <w:rPr>
+          <w:lang w:val="zh_TW" w:bidi="zh_TW"/>
+        </w:rPr>
+        <w:t>；</w:t>
+      </w:r>
+      <w:hyperlink r:id="rId84">
+        <w:r>
+          <w:rPr>
+            <w:lang w:val="zh_TW" w:bidi="zh_TW"/>
+          </w:rPr>
+          <w:rPr>
+            <w:color w:val="0000EE"/>
+            <w:u w:val="single"/>
+          </w:rPr>
+          <w:t>賽2:3</w:t>
+        </w:r>
+      </w:hyperlink>
+      <w:r>
+        <w:rPr>
+          <w:lang w:val="zh_TW" w:bidi="zh_TW"/>
+        </w:rPr>
+        <w:t>）。</w:t>
+      </w:r>
+    </w:p>
+    <w:p>
+      <w:pPr/>
+      <w:r>
+        <w:rPr>
+          <w:lang w:val="zh_TW" w:bidi="zh_TW"/>
+        </w:rPr>
+      </w:r>
+      <w:r>
+        <w:rPr>
+          <w:lang w:val="zh_TW" w:bidi="zh_TW"/>
+        </w:rPr>
+        <w:t>在新約中，希臘文中用來表示「教師」的名詞和「教訓（to teach）」的動詞被廣泛使用。施洗約翰被稱為教師（</w:t>
+      </w:r>
+      <w:hyperlink r:id="rId85">
+        <w:r>
+          <w:rPr>
+            <w:lang w:val="zh_TW" w:bidi="zh_TW"/>
+          </w:rPr>
+          <w:rPr>
+            <w:color w:val="0000EE"/>
+            <w:u w:val="single"/>
+          </w:rPr>
+          <w:t>路3:12</w:t>
+        </w:r>
+      </w:hyperlink>
+      <w:r>
+        <w:rPr>
+          <w:lang w:val="zh_TW" w:bidi="zh_TW"/>
+        </w:rPr>
+        <w:t>）。教訓這個詞被用在耶穌身上超過30次（</w:t>
+      </w:r>
+      <w:hyperlink r:id="rId86">
+        <w:r>
+          <w:rPr>
+            <w:lang w:val="zh_TW" w:bidi="zh_TW"/>
+          </w:rPr>
+          <w:rPr>
+            <w:color w:val="0000EE"/>
+            <w:u w:val="single"/>
+          </w:rPr>
+          <w:t>太4:23</w:t>
+        </w:r>
+      </w:hyperlink>
+      <w:r>
+        <w:rPr>
+          <w:lang w:val="zh_TW" w:bidi="zh_TW"/>
+        </w:rPr>
+        <w:t>，</w:t>
+      </w:r>
+      <w:hyperlink r:id="rId87">
+        <w:r>
+          <w:rPr>
+            <w:lang w:val="zh_TW" w:bidi="zh_TW"/>
+          </w:rPr>
+          <w:rPr>
+            <w:color w:val="0000EE"/>
+            <w:u w:val="single"/>
+          </w:rPr>
+          <w:t>5:2</w:t>
+        </w:r>
+      </w:hyperlink>
+      <w:r>
+        <w:rPr>
+          <w:lang w:val="zh_TW" w:bidi="zh_TW"/>
+        </w:rPr>
+        <w:t>，</w:t>
+      </w:r>
+      <w:hyperlink r:id="rId88">
+        <w:r>
+          <w:rPr>
+            <w:lang w:val="zh_TW" w:bidi="zh_TW"/>
+          </w:rPr>
+          <w:rPr>
+            <w:color w:val="0000EE"/>
+            <w:u w:val="single"/>
+          </w:rPr>
+          <w:t>7:29</w:t>
+        </w:r>
+      </w:hyperlink>
+      <w:r>
+        <w:rPr>
+          <w:lang w:val="zh_TW" w:bidi="zh_TW"/>
+        </w:rPr>
+        <w:t>，</w:t>
+      </w:r>
+      <w:hyperlink r:id="rId89">
+        <w:r>
+          <w:rPr>
+            <w:lang w:val="zh_TW" w:bidi="zh_TW"/>
+          </w:rPr>
+          <w:rPr>
+            <w:color w:val="0000EE"/>
+            <w:u w:val="single"/>
+          </w:rPr>
+          <w:t>9:35</w:t>
+        </w:r>
+      </w:hyperlink>
+      <w:r>
+        <w:rPr>
+          <w:lang w:val="zh_TW" w:bidi="zh_TW"/>
+        </w:rPr>
+        <w:t>，</w:t>
+      </w:r>
+      <w:hyperlink r:id="rId90">
+        <w:r>
+          <w:rPr>
+            <w:lang w:val="zh_TW" w:bidi="zh_TW"/>
+          </w:rPr>
+          <w:rPr>
+            <w:color w:val="0000EE"/>
+            <w:u w:val="single"/>
+          </w:rPr>
+          <w:t>11:1</w:t>
+        </w:r>
+      </w:hyperlink>
+      <w:r>
+        <w:rPr>
+          <w:lang w:val="zh_TW" w:bidi="zh_TW"/>
+        </w:rPr>
+        <w:t>；</w:t>
+      </w:r>
+      <w:hyperlink r:id="rId91">
+        <w:r>
+          <w:rPr>
+            <w:lang w:val="zh_TW" w:bidi="zh_TW"/>
+          </w:rPr>
+          <w:rPr>
+            <w:color w:val="0000EE"/>
+            <w:u w:val="single"/>
+          </w:rPr>
+          <w:t>可1:21</w:t>
+        </w:r>
+      </w:hyperlink>
+      <w:r>
+        <w:rPr>
+          <w:lang w:val="zh_TW" w:bidi="zh_TW"/>
+        </w:rPr>
+        <w:t>，</w:t>
+      </w:r>
+      <w:hyperlink r:id="rId92">
+        <w:r>
+          <w:rPr>
+            <w:lang w:val="zh_TW" w:bidi="zh_TW"/>
+          </w:rPr>
+          <w:rPr>
+            <w:color w:val="0000EE"/>
+            <w:u w:val="single"/>
+          </w:rPr>
+          <w:t>2:13</w:t>
+        </w:r>
+      </w:hyperlink>
+      <w:r>
+        <w:rPr>
+          <w:lang w:val="zh_TW" w:bidi="zh_TW"/>
+        </w:rPr>
+        <w:t>，</w:t>
+      </w:r>
+      <w:hyperlink r:id="rId93">
+        <w:r>
+          <w:rPr>
+            <w:lang w:val="zh_TW" w:bidi="zh_TW"/>
+          </w:rPr>
+          <w:rPr>
+            <w:color w:val="0000EE"/>
+            <w:u w:val="single"/>
+          </w:rPr>
+          <w:t>4:1–2</w:t>
+        </w:r>
+      </w:hyperlink>
+      <w:r>
+        <w:rPr>
+          <w:lang w:val="zh_TW" w:bidi="zh_TW"/>
+        </w:rPr>
+        <w:t>，</w:t>
+      </w:r>
+      <w:hyperlink r:id="rId94">
+        <w:r>
+          <w:rPr>
+            <w:lang w:val="zh_TW" w:bidi="zh_TW"/>
+          </w:rPr>
+          <w:rPr>
+            <w:color w:val="0000EE"/>
+            <w:u w:val="single"/>
+          </w:rPr>
+          <w:t>6:2、6、34</w:t>
+        </w:r>
+      </w:hyperlink>
+      <w:r>
+        <w:rPr>
+          <w:lang w:val="zh_TW" w:bidi="zh_TW"/>
+        </w:rPr>
+        <w:t>；</w:t>
+      </w:r>
+      <w:hyperlink r:id="rId95">
+        <w:r>
+          <w:rPr>
+            <w:lang w:val="zh_TW" w:bidi="zh_TW"/>
+          </w:rPr>
+          <w:rPr>
+            <w:color w:val="0000EE"/>
+            <w:u w:val="single"/>
+          </w:rPr>
+          <w:t>路4:15、31</w:t>
+        </w:r>
+      </w:hyperlink>
+      <w:r>
+        <w:rPr>
+          <w:lang w:val="zh_TW" w:bidi="zh_TW"/>
+        </w:rPr>
+        <w:t>，</w:t>
+      </w:r>
+      <w:hyperlink r:id="rId96">
+        <w:r>
+          <w:rPr>
+            <w:lang w:val="zh_TW" w:bidi="zh_TW"/>
+          </w:rPr>
+          <w:rPr>
+            <w:color w:val="0000EE"/>
+            <w:u w:val="single"/>
+          </w:rPr>
+          <w:t>5:3</w:t>
+        </w:r>
+      </w:hyperlink>
+      <w:r>
+        <w:rPr>
+          <w:lang w:val="zh_TW" w:bidi="zh_TW"/>
+        </w:rPr>
+        <w:t>，</w:t>
+      </w:r>
+      <w:hyperlink r:id="rId97">
+        <w:r>
+          <w:rPr>
+            <w:lang w:val="zh_TW" w:bidi="zh_TW"/>
+          </w:rPr>
+          <w:rPr>
+            <w:color w:val="0000EE"/>
+            <w:u w:val="single"/>
+          </w:rPr>
+          <w:t>6:6</w:t>
+        </w:r>
+      </w:hyperlink>
+      <w:r>
+        <w:rPr>
+          <w:lang w:val="zh_TW" w:bidi="zh_TW"/>
+        </w:rPr>
+        <w:t>；</w:t>
+      </w:r>
+      <w:hyperlink r:id="rId98">
+        <w:r>
+          <w:rPr>
+            <w:lang w:val="zh_TW" w:bidi="zh_TW"/>
+          </w:rPr>
+          <w:rPr>
+            <w:color w:val="0000EE"/>
+            <w:u w:val="single"/>
+          </w:rPr>
+          <w:t>約6:59</w:t>
+        </w:r>
+      </w:hyperlink>
+      <w:r>
+        <w:rPr>
+          <w:lang w:val="zh_TW" w:bidi="zh_TW"/>
+        </w:rPr>
+        <w:t>，</w:t>
+      </w:r>
+      <w:hyperlink r:id="rId99">
+        <w:r>
+          <w:rPr>
+            <w:lang w:val="zh_TW" w:bidi="zh_TW"/>
+          </w:rPr>
+          <w:rPr>
+            <w:color w:val="0000EE"/>
+            <w:u w:val="single"/>
+          </w:rPr>
+          <w:t>7:14、28</w:t>
+        </w:r>
+      </w:hyperlink>
+      <w:r>
+        <w:rPr>
+          <w:lang w:val="zh_TW" w:bidi="zh_TW"/>
+        </w:rPr>
+        <w:t>；等等）。人們認為祂的教導有權柄（</w:t>
+      </w:r>
+      <w:hyperlink r:id="rId88">
+        <w:r>
+          <w:rPr>
+            <w:lang w:val="zh_TW" w:bidi="zh_TW"/>
+          </w:rPr>
+          <w:rPr>
+            <w:color w:val="0000EE"/>
+            <w:u w:val="single"/>
+          </w:rPr>
+          <w:t>太7:29</w:t>
+        </w:r>
+      </w:hyperlink>
+      <w:r>
+        <w:rPr>
+          <w:lang w:val="zh_TW" w:bidi="zh_TW"/>
+        </w:rPr>
+        <w:t>；</w:t>
+      </w:r>
+      <w:hyperlink r:id="rId100">
+        <w:r>
+          <w:rPr>
+            <w:lang w:val="zh_TW" w:bidi="zh_TW"/>
+          </w:rPr>
+          <w:rPr>
+            <w:color w:val="0000EE"/>
+            <w:u w:val="single"/>
+          </w:rPr>
+          <w:t>可1:22</w:t>
+        </w:r>
+      </w:hyperlink>
+      <w:r>
+        <w:rPr>
+          <w:lang w:val="zh_TW" w:bidi="zh_TW"/>
+        </w:rPr>
+        <w:t>；</w:t>
+      </w:r>
+      <w:hyperlink r:id="rId101">
+        <w:r>
+          <w:rPr>
+            <w:lang w:val="zh_TW" w:bidi="zh_TW"/>
+          </w:rPr>
+          <w:rPr>
+            <w:color w:val="0000EE"/>
+            <w:u w:val="single"/>
+          </w:rPr>
+          <w:t>路4:32</w:t>
+        </w:r>
+      </w:hyperlink>
+      <w:r>
+        <w:rPr>
+          <w:lang w:val="zh_TW" w:bidi="zh_TW"/>
+        </w:rPr>
+        <w:t>）。甚至當耶穌12歲時，祂已經與聖殿中的律法教師深入對話（</w:t>
+      </w:r>
+      <w:hyperlink r:id="rId102">
+        <w:r>
+          <w:rPr>
+            <w:lang w:val="zh_TW" w:bidi="zh_TW"/>
+          </w:rPr>
+          <w:rPr>
+            <w:color w:val="0000EE"/>
+            <w:u w:val="single"/>
+          </w:rPr>
+          <w:t>路2:46</w:t>
+        </w:r>
+      </w:hyperlink>
+      <w:r>
+        <w:rPr>
+          <w:lang w:val="zh_TW" w:bidi="zh_TW"/>
+        </w:rPr>
+        <w:t>）。這些教法師經常與法利賽人聯繫在一起（</w:t>
+      </w:r>
+      <w:hyperlink r:id="rId103">
+        <w:r>
+          <w:rPr>
+            <w:lang w:val="zh_TW" w:bidi="zh_TW"/>
+          </w:rPr>
+          <w:rPr>
+            <w:color w:val="0000EE"/>
+            <w:u w:val="single"/>
+          </w:rPr>
+          <w:t>5:17</w:t>
+        </w:r>
+      </w:hyperlink>
+      <w:r>
+        <w:rPr>
+          <w:lang w:val="zh_TW" w:bidi="zh_TW"/>
+        </w:rPr>
+        <w:t>）。迦瑪列是法利賽人並且是一位教法師（</w:t>
+      </w:r>
+      <w:hyperlink r:id="rId104">
+        <w:r>
+          <w:rPr>
+            <w:lang w:val="zh_TW" w:bidi="zh_TW"/>
+          </w:rPr>
+          <w:rPr>
+            <w:color w:val="0000EE"/>
+            <w:u w:val="single"/>
+          </w:rPr>
+          <w:t>徒5:34</w:t>
+        </w:r>
+      </w:hyperlink>
+      <w:r>
+        <w:rPr>
+          <w:lang w:val="zh_TW" w:bidi="zh_TW"/>
+        </w:rPr>
+        <w:t>）。「拉比」這個詞經常用來表示教師，並且拉比受人極大的尊敬。在早期教會中，教師受到廣泛地認可（</w:t>
+      </w:r>
+      <w:hyperlink r:id="rId105">
+        <w:r>
+          <w:rPr>
+            <w:lang w:val="zh_TW" w:bidi="zh_TW"/>
+          </w:rPr>
+          <w:rPr>
+            <w:color w:val="0000EE"/>
+            <w:u w:val="single"/>
+          </w:rPr>
+          <w:t>徒13:1</w:t>
+        </w:r>
+      </w:hyperlink>
+      <w:r>
+        <w:rPr>
+          <w:lang w:val="zh_TW" w:bidi="zh_TW"/>
+        </w:rPr>
+        <w:t>；</w:t>
+      </w:r>
+      <w:hyperlink r:id="rId106">
+        <w:r>
+          <w:rPr>
+            <w:lang w:val="zh_TW" w:bidi="zh_TW"/>
+          </w:rPr>
+          <w:rPr>
+            <w:color w:val="0000EE"/>
+            <w:u w:val="single"/>
+          </w:rPr>
+          <w:t>林前12:28–29</w:t>
+        </w:r>
+      </w:hyperlink>
+      <w:r>
+        <w:rPr>
+          <w:lang w:val="zh_TW" w:bidi="zh_TW"/>
+        </w:rPr>
+        <w:t>；</w:t>
+      </w:r>
+      <w:hyperlink r:id="rId107">
+        <w:r>
+          <w:rPr>
+            <w:lang w:val="zh_TW" w:bidi="zh_TW"/>
+          </w:rPr>
+          <w:rPr>
+            <w:color w:val="0000EE"/>
+            <w:u w:val="single"/>
+          </w:rPr>
+          <w:t>弗4:11</w:t>
+        </w:r>
+      </w:hyperlink>
+      <w:r>
+        <w:rPr>
+          <w:lang w:val="zh_TW" w:bidi="zh_TW"/>
+        </w:rPr>
+        <w:t>；</w:t>
+      </w:r>
+      <w:hyperlink r:id="rId108">
+        <w:r>
+          <w:rPr>
+            <w:lang w:val="zh_TW" w:bidi="zh_TW"/>
+          </w:rPr>
+          <w:rPr>
+            <w:color w:val="0000EE"/>
+            <w:u w:val="single"/>
+          </w:rPr>
+          <w:t>提後1:11</w:t>
+        </w:r>
+      </w:hyperlink>
+      <w:r>
+        <w:rPr>
+          <w:lang w:val="zh_TW" w:bidi="zh_TW"/>
+        </w:rPr>
+        <w:t>；</w:t>
+      </w:r>
+      <w:hyperlink r:id="rId109">
+        <w:r>
+          <w:rPr>
+            <w:lang w:val="zh_TW" w:bidi="zh_TW"/>
+          </w:rPr>
+          <w:rPr>
+            <w:color w:val="0000EE"/>
+            <w:u w:val="single"/>
+          </w:rPr>
+          <w:t>雅3:1</w:t>
+        </w:r>
+      </w:hyperlink>
+      <w:r>
+        <w:rPr>
+          <w:lang w:val="zh_TW" w:bidi="zh_TW"/>
+        </w:rPr>
+        <w:t>）。</w:t>
+      </w:r>
+      <w:r>
+        <w:rPr>
+          <w:lang w:val="zh_TW" w:bidi="zh_TW"/>
+        </w:rPr>
+      </w:r>
+      <w:r>
+        <w:rPr>
+          <w:lang w:val="zh_TW" w:bidi="zh_TW"/>
+        </w:rPr>
+      </w:r>
+    </w:p>
+    <w:p>
+      <w:pPr/>
+      <w:r>
+        <w:rPr>
+          <w:lang w:val="zh_TW" w:bidi="zh_TW"/>
+        </w:rPr>
+      </w:r>
+    </w:p>
+    <w:p>
+      <w:pPr>
+        <w:pStyle w:val="Heading2"/>
+      </w:pPr>
+      <w:r>
+        <w:rPr>
+          <w:lang w:val="zh_TW" w:bidi="zh_TW"/>
+        </w:rPr>
+        <w:t>教育</w:t>
+      </w:r>
+      <w:r>
+        <w:rPr>
+          <w:lang w:val="zh_TW" w:bidi="zh_TW"/>
+        </w:rPr>
+      </w:r>
+    </w:p>
+    <w:p>
+      <w:pPr/>
+      <w:r>
+        <w:rPr>
+          <w:lang w:val="zh_TW" w:bidi="zh_TW"/>
+        </w:rPr>
+      </w:r>
+      <w:r>
+        <w:rPr>
+          <w:lang w:val="zh_TW" w:bidi="zh_TW"/>
+        </w:rPr>
+        <w:t>教育或接受教育的行為或過程。猶太教育的最初目的，是教導兒童認識並理解他們與神的特殊關係，教導他們事奉神，並教導他們如何過聖潔的生活。後來的猶太教育，包括品格發展和屬神子民的歷史（特別是通過重述神的拯救作為）。由於這樣的教育，猶太人熟知摩西律法和自己的歷史，因此在外邦勢力統治的時期，他們仍然能夠保持民族自豪感。在現代，他們重新建立了自己的國家（公元1948年）。</w:t>
+      </w:r>
+    </w:p>
+    <w:p>
+      <w:pPr/>
+      <w:r>
+        <w:rPr>
+          <w:lang w:val="zh_TW" w:bidi="zh_TW"/>
+        </w:rPr>
+      </w:r>
+      <w:r>
+        <w:rPr>
+          <w:lang w:val="zh_TW" w:bidi="zh_TW"/>
+        </w:rPr>
+        <w:t>概述</w:t>
+      </w:r>
+    </w:p>
+    <w:p>
+      <w:pPr>
+        <w:pStyle w:val="ListBullet"/>
+        <w:spacing w:line="240" w:lineRule="auto"/>
+        <w:ind w:left="720"/>
+      </w:pPr>
+      <w:r>
+        <w:rPr>
+          <w:lang w:val="zh_TW" w:bidi="zh_TW"/>
+        </w:rPr>
+      </w:r>
+      <w:r>
+        <w:rPr>
+          <w:lang w:val="zh_TW" w:bidi="zh_TW"/>
+        </w:rPr>
+        <w:t>家庭教育</w:t>
+      </w:r>
+    </w:p>
+    <w:p>
+      <w:pPr>
+        <w:pStyle w:val="ListBullet"/>
+        <w:spacing w:line="240" w:lineRule="auto"/>
+        <w:ind w:left="720"/>
+      </w:pPr>
+      <w:r>
+        <w:rPr>
+          <w:lang w:val="zh_TW" w:bidi="zh_TW"/>
+        </w:rPr>
+      </w:r>
+      <w:r>
+        <w:rPr>
+          <w:lang w:val="zh_TW" w:bidi="zh_TW"/>
+        </w:rPr>
+        <w:t>宗教教育</w:t>
+      </w:r>
+    </w:p>
+    <w:p>
+      <w:pPr>
+        <w:pStyle w:val="ListBullet"/>
+        <w:spacing w:line="240" w:lineRule="auto"/>
+        <w:ind w:left="720"/>
+      </w:pPr>
+      <w:r>
+        <w:rPr>
+          <w:lang w:val="zh_TW" w:bidi="zh_TW"/>
+        </w:rPr>
+      </w:r>
+      <w:r>
+        <w:rPr>
+          <w:lang w:val="zh_TW" w:bidi="zh_TW"/>
+        </w:rPr>
+        <w:t>正規教育</w:t>
+      </w:r>
+    </w:p>
+    <w:p>
+      <w:pPr>
+        <w:pStyle w:val="ListBullet"/>
+        <w:spacing w:line="240" w:lineRule="auto"/>
+        <w:ind w:left="720"/>
+      </w:pPr>
+      <w:r>
+        <w:rPr>
+          <w:lang w:val="zh_TW" w:bidi="zh_TW"/>
+        </w:rPr>
+      </w:r>
+      <w:r>
+        <w:rPr>
+          <w:lang w:val="zh_TW" w:bidi="zh_TW"/>
+        </w:rPr>
+        <w:t>猶太人的讀寫能力</w:t>
+      </w:r>
+    </w:p>
+    <w:p>
+      <w:pPr>
+        <w:pStyle w:val="ListBullet"/>
+        <w:spacing w:line="240" w:lineRule="auto"/>
+        <w:ind w:left="720"/>
+      </w:pPr>
+      <w:r>
+        <w:rPr>
+          <w:lang w:val="zh_TW" w:bidi="zh_TW"/>
+        </w:rPr>
+      </w:r>
+      <w:r>
+        <w:rPr>
+          <w:lang w:val="zh_TW" w:bidi="zh_TW"/>
+        </w:rPr>
+        <w:t>周邊文化中的教育</w:t>
+      </w:r>
+    </w:p>
+    <w:p>
+      <w:pPr>
+        <w:pStyle w:val="Heading3"/>
+      </w:pPr>
+      <w:r>
+        <w:rPr>
+          <w:lang w:val="zh_TW" w:bidi="zh_TW"/>
+        </w:rPr>
+        <w:t>家庭教育</w:t>
+      </w:r>
+    </w:p>
+    <w:p>
+      <w:pPr/>
+      <w:r>
+        <w:rPr>
+          <w:lang w:val="zh_TW" w:bidi="zh_TW"/>
+        </w:rPr>
+      </w:r>
+      <w:r>
+        <w:rPr>
+          <w:lang w:val="zh_TW" w:bidi="zh_TW"/>
+        </w:rPr>
+        <w:t>猶太人重視教育，源自孩子在猶太家庭的重要價值，生養孩子是極大的喜樂和獎賞（</w:t>
+      </w:r>
+      <w:hyperlink r:id="rId110">
+        <w:r>
+          <w:rPr>
+            <w:lang w:val="zh_TW" w:bidi="zh_TW"/>
+          </w:rPr>
+          <w:rPr>
+            <w:color w:val="0000EE"/>
+            <w:u w:val="single"/>
+          </w:rPr>
+          <w:t>詩127:3–5</w:t>
+        </w:r>
+      </w:hyperlink>
+      <w:r>
+        <w:rPr>
+          <w:lang w:val="zh_TW" w:bidi="zh_TW"/>
+        </w:rPr>
+        <w:t>）。從孩子懂得說話後不久，家庭教育便會開始，並肯定不會遲於三歲。父母會教導孩子禱告和歌曲，孩子通過不斷重複來學習，就像今天的孩子學習童謠一樣。</w:t>
+      </w:r>
+    </w:p>
+    <w:p>
+      <w:pPr/>
+      <w:r>
+        <w:rPr>
+          <w:lang w:val="zh_TW" w:bidi="zh_TW"/>
+        </w:rPr>
+      </w:r>
+      <w:r>
+        <w:rPr>
+          <w:lang w:val="zh_TW" w:bidi="zh_TW"/>
+        </w:rPr>
+        <w:t>在家中，孩子開始會注意到某些宗教物品和象徵，又會受到鼓勵，詢問每年一度逾越節禮儀的意義（</w:t>
+      </w:r>
+      <w:hyperlink r:id="rId111">
+        <w:r>
+          <w:rPr>
+            <w:lang w:val="zh_TW" w:bidi="zh_TW"/>
+          </w:rPr>
+          <w:rPr>
+            <w:color w:val="0000EE"/>
+            <w:u w:val="single"/>
+          </w:rPr>
+          <w:t>出12:26</w:t>
+        </w:r>
+      </w:hyperlink>
+      <w:r>
+        <w:rPr>
+          <w:lang w:val="zh_TW" w:bidi="zh_TW"/>
+        </w:rPr>
+        <w:t>），在整個希伯來歷史中，逾越節禮儀一直是基本的教導方式，向人們解釋神在人類生命中施行的大能，有何性質和意義。孩子們無疑會對自己接觸到的物品產生疑問，無論是聖所或聖殿崇拜中使用的聖物、裝飾品或衣物，還是日常生活中的普通物品。</w:t>
+      </w:r>
+    </w:p>
+    <w:p>
+      <w:pPr/>
+      <w:r>
+        <w:rPr>
+          <w:lang w:val="zh_TW" w:bidi="zh_TW"/>
+        </w:rPr>
+      </w:r>
+      <w:r>
+        <w:rPr>
+          <w:lang w:val="zh_TW" w:bidi="zh_TW"/>
+        </w:rPr>
+        <w:t>父母教育孩子的責任有明確規定，父親有責任教導兒子認識宗教和希伯來人歷史，還特別需要教兒子一門手藝，通常是自己的手藝，因為人們認為，沒有手藝的男孩就終其一生被訓練成為小偷。父親的其他責任，包括為兒子找妻子和教他游泳。</w:t>
+      </w:r>
+    </w:p>
+    <w:p>
+      <w:pPr/>
+      <w:r>
+        <w:rPr>
+          <w:lang w:val="zh_TW" w:bidi="zh_TW"/>
+        </w:rPr>
+      </w:r>
+      <w:r>
+        <w:rPr>
+          <w:lang w:val="zh_TW" w:bidi="zh_TW"/>
+        </w:rPr>
+        <w:t>拉比們認為，婦女不能學習律法，因為她們「頭腦輕浮」。儘管如此，聖經中具有影響力的婦女包括底波拉（</w:t>
+      </w:r>
+      <w:hyperlink r:id="rId112">
+        <w:r>
+          <w:rPr>
+            <w:lang w:val="zh_TW" w:bidi="zh_TW"/>
+          </w:rPr>
+          <w:rPr>
+            <w:color w:val="0000EE"/>
+            <w:u w:val="single"/>
+          </w:rPr>
+          <w:t>士4:4–5</w:t>
+        </w:r>
+      </w:hyperlink>
+      <w:r>
+        <w:rPr>
+          <w:lang w:val="zh_TW" w:bidi="zh_TW"/>
+        </w:rPr>
+        <w:t>）、雅億（</w:t>
+      </w:r>
+      <w:hyperlink r:id="rId113">
+        <w:r>
+          <w:rPr>
+            <w:lang w:val="zh_TW" w:bidi="zh_TW"/>
+          </w:rPr>
+          <w:rPr>
+            <w:color w:val="0000EE"/>
+            <w:u w:val="single"/>
+          </w:rPr>
+          <w:t>18–24</w:t>
+        </w:r>
+      </w:hyperlink>
+      <w:r>
+        <w:rPr>
+          <w:lang w:val="zh_TW" w:bidi="zh_TW"/>
+        </w:rPr>
+        <w:t>節）、提哥亞的聰明婦人（</w:t>
+      </w:r>
+      <w:hyperlink r:id="rId114">
+        <w:r>
+          <w:rPr>
+            <w:lang w:val="zh_TW" w:bidi="zh_TW"/>
+          </w:rPr>
+          <w:rPr>
+            <w:color w:val="0000EE"/>
+            <w:u w:val="single"/>
+          </w:rPr>
+          <w:t>撒下14:2–20</w:t>
+        </w:r>
+      </w:hyperlink>
+      <w:r>
+        <w:rPr>
+          <w:lang w:val="zh_TW" w:bidi="zh_TW"/>
+        </w:rPr>
+        <w:t>）、亞伯的聰明婦人（</w:t>
+      </w:r>
+      <w:hyperlink r:id="rId115">
+        <w:r>
+          <w:rPr>
+            <w:lang w:val="zh_TW" w:bidi="zh_TW"/>
+          </w:rPr>
+          <w:rPr>
+            <w:color w:val="0000EE"/>
+            <w:u w:val="single"/>
+          </w:rPr>
+          <w:t>20:16–22</w:t>
+        </w:r>
+      </w:hyperlink>
+      <w:r>
+        <w:rPr>
+          <w:lang w:val="zh_TW" w:bidi="zh_TW"/>
+        </w:rPr>
+        <w:t>）、羅以、友妮基和百基拉（</w:t>
+      </w:r>
+      <w:hyperlink r:id="rId116">
+        <w:r>
+          <w:rPr>
+            <w:lang w:val="zh_TW" w:bidi="zh_TW"/>
+          </w:rPr>
+          <w:rPr>
+            <w:color w:val="0000EE"/>
+            <w:u w:val="single"/>
+          </w:rPr>
+          <w:t>徒18:2</w:t>
+        </w:r>
+      </w:hyperlink>
+      <w:r>
+        <w:rPr>
+          <w:lang w:val="zh_TW" w:bidi="zh_TW"/>
+        </w:rPr>
+        <w:t>；</w:t>
+      </w:r>
+      <w:hyperlink r:id="rId117">
+        <w:r>
+          <w:rPr>
+            <w:lang w:val="zh_TW" w:bidi="zh_TW"/>
+          </w:rPr>
+          <w:rPr>
+            <w:color w:val="0000EE"/>
+            <w:u w:val="single"/>
+          </w:rPr>
+          <w:t>羅16:3</w:t>
+        </w:r>
+      </w:hyperlink>
+      <w:r>
+        <w:rPr>
+          <w:lang w:val="zh_TW" w:bidi="zh_TW"/>
+        </w:rPr>
+        <w:t>；</w:t>
+      </w:r>
+      <w:hyperlink r:id="rId55">
+        <w:r>
+          <w:rPr>
+            <w:lang w:val="zh_TW" w:bidi="zh_TW"/>
+          </w:rPr>
+          <w:rPr>
+            <w:color w:val="0000EE"/>
+            <w:u w:val="single"/>
+          </w:rPr>
+          <w:t>林前16:19</w:t>
+        </w:r>
+      </w:hyperlink>
+      <w:r>
+        <w:rPr>
+          <w:lang w:val="zh_TW" w:bidi="zh_TW"/>
+        </w:rPr>
+        <w:t>；</w:t>
+      </w:r>
+      <w:hyperlink r:id="rId118">
+        <w:r>
+          <w:rPr>
+            <w:lang w:val="zh_TW" w:bidi="zh_TW"/>
+          </w:rPr>
+          <w:rPr>
+            <w:color w:val="0000EE"/>
+            <w:u w:val="single"/>
+          </w:rPr>
+          <w:t>提後1:5</w:t>
+        </w:r>
+      </w:hyperlink>
+      <w:r>
+        <w:rPr>
+          <w:lang w:val="zh_TW" w:bidi="zh_TW"/>
+        </w:rPr>
+        <w:t>）。</w:t>
+      </w:r>
+    </w:p>
+    <w:p>
+      <w:pPr/>
+      <w:r>
+        <w:rPr>
+          <w:lang w:val="zh_TW" w:bidi="zh_TW"/>
+        </w:rPr>
+      </w:r>
+      <w:r>
+        <w:rPr>
+          <w:lang w:val="zh_TW" w:bidi="zh_TW"/>
+        </w:rPr>
+        <w:t>猶太人的母親在孩子教育上（尤其是早期），扮演相當重要的角色。人們期望母親協助教導兒子，但她的主要責任是訓練女兒。由於女兒受重視的程度不及兒子，因此女孩的教育完全在家中進行，母親就負責教育女兒成為出色的家庭主婦：順從、能幹和賢德的妻子。女孩學習烹飪、紡紗、織布、染色、照顧孩子和管理僕人的技巧，也會學習如何磨穀，有時又幫忙收割。偶爾她們需要幫忙看守葡萄園，如果她們沒有兄弟，或許還要幫忙照顧羊群。</w:t>
+      </w:r>
+    </w:p>
+    <w:p>
+      <w:pPr/>
+      <w:r>
+        <w:rPr>
+          <w:lang w:val="zh_TW" w:bidi="zh_TW"/>
+        </w:rPr>
+      </w:r>
+      <w:r>
+        <w:rPr>
+          <w:lang w:val="zh_TW" w:bidi="zh_TW"/>
+        </w:rPr>
+        <w:t>女孩可以學習音樂和舞蹈，並要保持儀態，持守高尚的道德標準。她們學習閱讀，有些還學會寫字和計算度量衡。在特殊情況下，女孩可能會在家中接受私人教師的進階教育。</w:t>
+      </w:r>
+    </w:p>
+    <w:p>
+      <w:pPr/>
+      <w:r>
+        <w:rPr>
+          <w:lang w:val="zh_TW" w:bidi="zh_TW"/>
+        </w:rPr>
+      </w:r>
+      <w:r>
+        <w:rPr>
+          <w:lang w:val="zh_TW" w:bidi="zh_TW"/>
+        </w:rPr>
+        <w:t>即使教育完全以家庭為中心，大多數富有的孩子，尤其是皇室子女，很可能會由私人教師來教授，這延續了其他近東民族的傳統。</w:t>
+      </w:r>
+    </w:p>
+    <w:p>
+      <w:pPr>
+        <w:pStyle w:val="Heading3"/>
+      </w:pPr>
+      <w:r>
+        <w:rPr>
+          <w:lang w:val="zh_TW" w:bidi="zh_TW"/>
+        </w:rPr>
+        <w:t>宗教教育</w:t>
+      </w:r>
+    </w:p>
+    <w:p>
+      <w:pPr/>
+      <w:r>
+        <w:rPr>
+          <w:lang w:val="zh_TW" w:bidi="zh_TW"/>
+        </w:rPr>
+      </w:r>
+      <w:r>
+        <w:rPr>
+          <w:lang w:val="zh_TW" w:bidi="zh_TW"/>
+        </w:rPr>
+        <w:t>孩子們在年幼時就要跟隨父母參加宗教儀式。在重大節期中，他們會聽到猶太歷史上重要事件的介紹。猶太人作為一個農業民族，相信農業知識是神所啟示，並且認為耕種土地是基本的人類責任。與部分近東民族一樣，他們認為土地屬於神，人只是租戶。如果莊稼歉收，那是因為神沒有降雨，其唯一原因就是百姓犯罪。</w:t>
+      </w:r>
+    </w:p>
+    <w:p>
+      <w:pPr/>
+      <w:r>
+        <w:rPr>
+          <w:lang w:val="zh_TW" w:bidi="zh_TW"/>
+        </w:rPr>
+      </w:r>
+      <w:r>
+        <w:rPr>
+          <w:lang w:val="zh_TW" w:bidi="zh_TW"/>
+        </w:rPr>
+        <w:t>逾越節、五旬節和住棚節的慶祝活動，都與收成有關。整個聖經時期，這些節期始終與農耕季節緊密相連。這些場合成為教導孩子們的機會，他們會從中了解到，逾越節是為了紀念祖先從埃及的奴役中得著拯救；五旬節則是猶太人紀念神在西奈山上，將律法賜給摩西的時刻。住棚節的時候，人們會用樹枝搭建綠色帳棚，象徵在猶太人前往應許之地的漫長旅程中，神對他們的信實。</w:t>
+      </w:r>
+    </w:p>
+    <w:p>
+      <w:pPr/>
+      <w:r>
+        <w:rPr>
+          <w:lang w:val="zh_TW" w:bidi="zh_TW"/>
+        </w:rPr>
+      </w:r>
+      <w:r>
+        <w:rPr>
+          <w:lang w:val="zh_TW" w:bidi="zh_TW"/>
+        </w:rPr>
+        <w:t>逾越節禮儀是一個用作教學工具的範例。這三大節期中，逾越節的起源跟收成的關係最小。逾越節後，就是為期七天的無酵節（</w:t>
+      </w:r>
+      <w:hyperlink r:id="rId119">
+        <w:r>
+          <w:rPr>
+            <w:lang w:val="zh_TW" w:bidi="zh_TW"/>
+          </w:rPr>
+          <w:rPr>
+            <w:color w:val="0000EE"/>
+            <w:u w:val="single"/>
+          </w:rPr>
+          <w:t>利23:6</w:t>
+        </w:r>
+      </w:hyperlink>
+      <w:r>
+        <w:rPr>
+          <w:lang w:val="zh_TW" w:bidi="zh_TW"/>
+        </w:rPr>
+        <w:t>），是與四月開始的大麥收成季節相關。（以色列人就在那年的這個時間逃出埃及。）</w:t>
+      </w:r>
+    </w:p>
+    <w:p>
+      <w:pPr/>
+      <w:r>
+        <w:rPr>
+          <w:lang w:val="zh_TW" w:bidi="zh_TW"/>
+        </w:rPr>
+      </w:r>
+      <w:r>
+        <w:rPr>
+          <w:lang w:val="zh_TW" w:bidi="zh_TW"/>
+        </w:rPr>
+        <w:t>在逾越節儀式中，祭司會拿起初熟大麥中的一捆，向耶和華搖一搖（</w:t>
+      </w:r>
+      <w:hyperlink r:id="rId120">
+        <w:r>
+          <w:rPr>
+            <w:lang w:val="zh_TW" w:bidi="zh_TW"/>
+          </w:rPr>
+          <w:rPr>
+            <w:color w:val="0000EE"/>
+            <w:u w:val="single"/>
+          </w:rPr>
+          <w:t>利23:9–11</w:t>
+        </w:r>
+      </w:hyperlink>
+      <w:r>
+        <w:rPr>
+          <w:lang w:val="zh_TW" w:bidi="zh_TW"/>
+        </w:rPr>
+        <w:t>）。在此之前，男子都會隨機選擇一塊大麥田，捆綁部分最好的禾束，將之豎立田中。次日晚上，三個男子會帶著鐮刀和籃子來到田地，割下那些先前準備好的禾束。當旁觀者（包括孩子們）聚集觀看儀式時，割麥者會向群眾提出若干傳統問題；孩子們年復一年見證這個儀式，並聽到問題的答案。大麥收割之後，會送到聖殿院子裡打穀和簸揚，部分大麥會混合油和香料作為供物，剩下的則會分給祭司。</w:t>
+      </w:r>
+    </w:p>
+    <w:p>
+      <w:pPr>
+        <w:pStyle w:val="Heading3"/>
+      </w:pPr>
+      <w:r>
+        <w:rPr>
+          <w:lang w:val="zh_TW" w:bidi="zh_TW"/>
+        </w:rPr>
+        <w:t>正規教育</w:t>
+      </w:r>
+    </w:p>
+    <w:p>
+      <w:pPr/>
+      <w:r>
+        <w:rPr>
+          <w:lang w:val="zh_TW" w:bidi="zh_TW"/>
+        </w:rPr>
+      </w:r>
+      <w:r>
+        <w:rPr>
+          <w:lang w:val="zh_TW" w:bidi="zh_TW"/>
+        </w:rPr>
+        <w:t>聖經時期的猶太教育，幫助猶太人了解律法、學習猶太民族的歷史，並掌握閱讀、寫作及一定程度的算術。此外，有時還會附帶一些知識，比如某些草藥的藥用價值（見</w:t>
+      </w:r>
+      <w:hyperlink r:id="rId121">
+        <w:r>
+          <w:rPr>
+            <w:lang w:val="zh_TW" w:bidi="zh_TW"/>
+          </w:rPr>
+          <w:rPr>
+            <w:color w:val="0000EE"/>
+            <w:u w:val="single"/>
+          </w:rPr>
+          <w:t>王上4:33</w:t>
+        </w:r>
+      </w:hyperlink>
+      <w:r>
+        <w:rPr>
+          <w:lang w:val="zh_TW" w:bidi="zh_TW"/>
+        </w:rPr>
+        <w:t>）。</w:t>
+      </w:r>
+    </w:p>
+    <w:p>
+      <w:pPr>
+        <w:pStyle w:val="Heading4"/>
+      </w:pPr>
+      <w:r>
+        <w:rPr>
+          <w:lang w:val="zh_TW" w:bidi="zh_TW"/>
+        </w:rPr>
+        <w:t>教師</w:t>
+      </w:r>
+    </w:p>
+    <w:p>
+      <w:pPr/>
+      <w:r>
+        <w:rPr>
+          <w:lang w:val="zh_TW" w:bidi="zh_TW"/>
+        </w:rPr>
+      </w:r>
+      <w:r>
+        <w:rPr>
+          <w:lang w:val="zh_TW" w:bidi="zh_TW"/>
+        </w:rPr>
+        <w:t>祭司教導百姓認識神。利未人作為會堂的官員，也擔任教導的角色（參</w:t>
+      </w:r>
+      <w:hyperlink r:id="rId122">
+        <w:r>
+          <w:rPr>
+            <w:lang w:val="zh_TW" w:bidi="zh_TW"/>
+          </w:rPr>
+          <w:rPr>
+            <w:color w:val="0000EE"/>
+            <w:u w:val="single"/>
+          </w:rPr>
+          <w:t>申33:10</w:t>
+        </w:r>
+      </w:hyperlink>
+      <w:r>
+        <w:rPr>
+          <w:lang w:val="zh_TW" w:bidi="zh_TW"/>
+        </w:rPr>
+        <w:t>；</w:t>
+      </w:r>
+      <w:hyperlink r:id="rId123">
+        <w:r>
+          <w:rPr>
+            <w:lang w:val="zh_TW" w:bidi="zh_TW"/>
+          </w:rPr>
+          <w:rPr>
+            <w:color w:val="0000EE"/>
+            <w:u w:val="single"/>
+          </w:rPr>
+          <w:t>代下35:3</w:t>
+        </w:r>
+      </w:hyperlink>
+      <w:r>
+        <w:rPr>
+          <w:lang w:val="zh_TW" w:bidi="zh_TW"/>
+        </w:rPr>
+        <w:t>）。在被擄之前，先知擔任教師的角色，教導民族歷史，並批評不公義和不當的社會行為。他們的責任是為當代社會解釋律法。到公元前四世紀，先知作為教師的角色，已轉移到文士和其他指定為教師的人身上。</w:t>
+      </w:r>
+    </w:p>
+    <w:p>
+      <w:pPr/>
+      <w:r>
+        <w:rPr>
+          <w:lang w:val="zh_TW" w:bidi="zh_TW"/>
+        </w:rPr>
+      </w:r>
+      <w:r>
+        <w:rPr>
+          <w:lang w:val="zh_TW" w:bidi="zh_TW"/>
+        </w:rPr>
+        <w:t>在基督降生之前的幾個世紀，文士不僅將傳統以書面形式抄寫和保存，也是律法的學生和解釋者。文士被稱為「教法師」（</w:t>
+      </w:r>
+      <w:hyperlink r:id="rId103">
+        <w:r>
+          <w:rPr>
+            <w:lang w:val="zh_TW" w:bidi="zh_TW"/>
+          </w:rPr>
+          <w:rPr>
+            <w:color w:val="0000EE"/>
+            <w:u w:val="single"/>
+          </w:rPr>
+          <w:t>路5:17</w:t>
+        </w:r>
+      </w:hyperlink>
+      <w:r>
+        <w:rPr>
+          <w:lang w:val="zh_TW" w:bidi="zh_TW"/>
+        </w:rPr>
+        <w:t>）、律法師（</w:t>
+      </w:r>
+      <w:hyperlink r:id="rId124">
+        <w:r>
+          <w:rPr>
+            <w:lang w:val="zh_TW" w:bidi="zh_TW"/>
+          </w:rPr>
+          <w:rPr>
+            <w:color w:val="0000EE"/>
+            <w:u w:val="single"/>
+          </w:rPr>
+          <w:t>太22:35</w:t>
+        </w:r>
+      </w:hyperlink>
+      <w:r>
+        <w:rPr>
+          <w:lang w:val="zh_TW" w:bidi="zh_TW"/>
+        </w:rPr>
+        <w:t>）和拉比（</w:t>
+      </w:r>
+      <w:hyperlink r:id="rId125">
+        <w:r>
+          <w:rPr>
+            <w:lang w:val="zh_TW" w:bidi="zh_TW"/>
+          </w:rPr>
+          <w:rPr>
+            <w:color w:val="0000EE"/>
+            <w:u w:val="single"/>
+          </w:rPr>
+          <w:t>23:8</w:t>
+        </w:r>
+      </w:hyperlink>
+      <w:r>
+        <w:rPr>
+          <w:lang w:val="zh_TW" w:bidi="zh_TW"/>
+        </w:rPr>
+        <w:t>）。所有高等教育都掌握在他們手中，他們發展出一套複雜的教學系統，稱為「古人的遺傳」（</w:t>
+      </w:r>
+      <w:hyperlink r:id="rId126">
+        <w:r>
+          <w:rPr>
+            <w:lang w:val="zh_TW" w:bidi="zh_TW"/>
+          </w:rPr>
+          <w:rPr>
+            <w:color w:val="0000EE"/>
+            <w:u w:val="single"/>
+          </w:rPr>
+          <w:t>15:2–6</w:t>
+        </w:r>
+      </w:hyperlink>
+      <w:r>
+        <w:rPr>
+          <w:lang w:val="zh_TW" w:bidi="zh_TW"/>
+        </w:rPr>
+        <w:t>）。雖然文士需要閒暇來進行學術研究，但他們並不鄙視勞動者。事實上，大多數文士在必要時，都會從事其他行業，以維持生計。</w:t>
+      </w:r>
+    </w:p>
+    <w:p>
+      <w:pPr/>
+      <w:r>
+        <w:rPr>
+          <w:lang w:val="zh_TW" w:bidi="zh_TW"/>
+        </w:rPr>
+      </w:r>
+      <w:r>
+        <w:rPr>
+          <w:lang w:val="zh_TW" w:bidi="zh_TW"/>
+        </w:rPr>
+        <w:t>雖然文士在基督時代很有影響力（</w:t>
+      </w:r>
+      <w:hyperlink r:id="rId127">
+        <w:r>
+          <w:rPr>
+            <w:lang w:val="zh_TW" w:bidi="zh_TW"/>
+          </w:rPr>
+          <w:rPr>
+            <w:color w:val="0000EE"/>
+            <w:u w:val="single"/>
+          </w:rPr>
+          <w:t>太23:1–2</w:t>
+        </w:r>
+      </w:hyperlink>
+      <w:r>
+        <w:rPr>
+          <w:lang w:val="zh_TW" w:bidi="zh_TW"/>
+        </w:rPr>
+        <w:t>），但他們無疑像先前的先知一樣，發現自己的話語不一定有人聽從。文士對當代生活和道德產生了重要影響，尤其可見的是他們對耶穌的激烈反對（</w:t>
+      </w:r>
+      <w:hyperlink r:id="rId128">
+        <w:r>
+          <w:rPr>
+            <w:lang w:val="zh_TW" w:bidi="zh_TW"/>
+          </w:rPr>
+          <w:rPr>
+            <w:color w:val="0000EE"/>
+            <w:u w:val="single"/>
+          </w:rPr>
+          <w:t>可2:6</w:t>
+        </w:r>
+      </w:hyperlink>
+      <w:r>
+        <w:rPr>
+          <w:lang w:val="zh_TW" w:bidi="zh_TW"/>
+        </w:rPr>
+        <w:t>），以及對早期教會的敵視（</w:t>
+      </w:r>
+      <w:hyperlink r:id="rId129">
+        <w:r>
+          <w:rPr>
+            <w:lang w:val="zh_TW" w:bidi="zh_TW"/>
+          </w:rPr>
+          <w:rPr>
+            <w:color w:val="0000EE"/>
+            <w:u w:val="single"/>
+          </w:rPr>
+          <w:t>徒4:5</w:t>
+        </w:r>
+      </w:hyperlink>
+      <w:r>
+        <w:rPr>
+          <w:lang w:val="zh_TW" w:bidi="zh_TW"/>
+        </w:rPr>
+        <w:t>，</w:t>
+      </w:r>
+      <w:hyperlink r:id="rId130">
+        <w:r>
+          <w:rPr>
+            <w:lang w:val="zh_TW" w:bidi="zh_TW"/>
+          </w:rPr>
+          <w:rPr>
+            <w:color w:val="0000EE"/>
+            <w:u w:val="single"/>
+          </w:rPr>
+          <w:t>6:12</w:t>
+        </w:r>
+      </w:hyperlink>
+      <w:r>
+        <w:rPr>
+          <w:lang w:val="zh_TW" w:bidi="zh_TW"/>
+        </w:rPr>
+        <w:t>）。</w:t>
+      </w:r>
+    </w:p>
+    <w:p>
+      <w:pPr/>
+      <w:r>
+        <w:rPr>
+          <w:lang w:val="zh_TW" w:bidi="zh_TW"/>
+        </w:rPr>
+      </w:r>
+      <w:r>
+        <w:rPr>
+          <w:lang w:val="zh_TW" w:bidi="zh_TW"/>
+        </w:rPr>
+        <w:t>到了新約時代，人們期望整體社區建立和維持初等學校；社區還需負責資助貧困或孤兒的教育。由於當時的人非常尊重早期的祭司、先知和文士，又因為社會非常重視教育，教師在猶太人中的地位崇高。神給猶太人賜下律法，所以律法是極其重要的；有人作為神的僕人來闡釋律法，自然就是社區中最重要的人。成為教師是人們一生的最高榮譽，也是男性可以履行的眾多職責中，最為重要的一項。</w:t>
+      </w:r>
+    </w:p>
+    <w:p>
+      <w:pPr/>
+      <w:r>
+        <w:rPr>
+          <w:lang w:val="zh_TW" w:bidi="zh_TW"/>
+        </w:rPr>
+      </w:r>
+      <w:r>
+        <w:rPr>
+          <w:lang w:val="zh_TW" w:bidi="zh_TW"/>
+        </w:rPr>
+        <w:t>教師必須具備傑出的品格和學術資格，他們要防止孩子接觸任何有害的事物。他們不應怨恨或偏袒學生，應該向孩子們解釋是非和罪的危害，而不是進行威脅。教師應信守對孩子的承諾，以免他們習慣失信和撒謊。教師的脾氣要溫和，不應急躁或一知半解，又要隨時準備好向學生反複解釋。據說，孩子應像牛犢一樣，日益增加其學習難度；然而，任何過於嚴厲的教師都會被解雇。</w:t>
+      </w:r>
+    </w:p>
+    <w:p>
+      <w:pPr>
+        <w:pStyle w:val="Heading4"/>
+      </w:pPr>
+      <w:r>
+        <w:rPr>
+          <w:lang w:val="zh_TW" w:bidi="zh_TW"/>
+        </w:rPr>
+        <w:t>教學內容</w:t>
+      </w:r>
+    </w:p>
+    <w:p>
+      <w:pPr/>
+      <w:r>
+        <w:rPr>
+          <w:lang w:val="zh_TW" w:bidi="zh_TW"/>
+        </w:rPr>
+      </w:r>
+      <w:r>
+        <w:rPr>
+          <w:lang w:val="zh_TW" w:bidi="zh_TW"/>
+        </w:rPr>
+        <w:t>猶太人的早期教育，主要通過聆聽和口頭重複來學習律法，並研習書面經文。律法的內容涵蓋三個主要領域：禮儀、民事和刑事。學生需要掌握這些內容，預備好在成年後承擔責任，遵守法律。</w:t>
+      </w:r>
+    </w:p>
+    <w:p>
+      <w:pPr/>
+      <w:r>
+        <w:rPr>
+          <w:lang w:val="zh_TW" w:bidi="zh_TW"/>
+        </w:rPr>
+      </w:r>
+      <w:r>
+        <w:rPr>
+          <w:lang w:val="zh_TW" w:bidi="zh_TW"/>
+        </w:rPr>
+        <w:t>聖經包含了各種各樣的著作，學生從中學習到宗教、歷史、法律、道德和禮儀，還有閱讀、寫作和算術。他們會認識偉大的文學作品，除了律法，他們還廣泛使用詩篇、箴言和傳道書作為教材。死海古卷顯示，部分古典希伯來文在新約時期仍有使用。那些通常說亞蘭文或希臘文的學生，在學習舊約希伯來文時會面對困難。這個問題尤其複雜，因為希伯來文沒有任何母音（vowel sounds），學生需要透過經文對應的子音（consonants）來記住。</w:t>
+      </w:r>
+    </w:p>
+    <w:p>
+      <w:pPr/>
+      <w:r>
+        <w:rPr>
+          <w:lang w:val="zh_TW" w:bidi="zh_TW"/>
+        </w:rPr>
+      </w:r>
+      <w:r>
+        <w:rPr>
+          <w:lang w:val="zh_TW" w:bidi="zh_TW"/>
+        </w:rPr>
+        <w:t>人們普遍認為，古希伯來人是近東最精通音樂和歌唱的民族，因此他們很可能有在家中接受基本歌唱和樂器演奏（如笛和豎琴）的訓練。雖然沒有希伯來詩歌以音樂形式保存下來，但聖殿歌手幾乎肯定是熟悉迦南人的音樂理論。烏加里特（Ugarit，拉斯珊拉〔Ras Shamra〕）曾出土的音樂文本，有一首民謠或讚美詩，是用刻在泥板上的奇特音樂符號寫成，長期以來都無法辨識。這份可能追溯至公元前1800年的迦南音樂文本，被稱為「世界上最古老的樂譜」。</w:t>
+      </w:r>
+    </w:p>
+    <w:p>
+      <w:pPr/>
+      <w:r>
+        <w:rPr>
+          <w:lang w:val="zh_TW" w:bidi="zh_TW"/>
+        </w:rPr>
+      </w:r>
+      <w:r>
+        <w:rPr>
+          <w:lang w:val="zh_TW" w:bidi="zh_TW"/>
+        </w:rPr>
+        <w:t>在被擄期間，百姓尤其重視記錄和保存古老的習俗和儀式，以保持希伯來文化的獨特性。被擄者認識到，在異國文化生活期間，延續民族傳統和律法是非常重要的。</w:t>
+      </w:r>
+    </w:p>
+    <w:p>
+      <w:pPr/>
+      <w:r>
+        <w:rPr>
+          <w:lang w:val="zh_TW" w:bidi="zh_TW"/>
+        </w:rPr>
+      </w:r>
+      <w:r>
+        <w:rPr>
+          <w:lang w:val="zh_TW" w:bidi="zh_TW"/>
+        </w:rPr>
+        <w:t>會堂在被擄期間，發展成宗教學習和禱告的場所，成為猶太信仰的教學中心。此前，耶路撒冷聖殿是唯一的獻祭場所；由於這種儀式無法在巴比倫進行，因此會堂在崇拜和教育方面的重要性自然提升。</w:t>
+      </w:r>
+    </w:p>
+    <w:p>
+      <w:pPr/>
+      <w:r>
+        <w:rPr>
+          <w:lang w:val="zh_TW" w:bidi="zh_TW"/>
+        </w:rPr>
+      </w:r>
+      <w:r>
+        <w:rPr>
+          <w:lang w:val="zh_TW" w:bidi="zh_TW"/>
+        </w:rPr>
+        <w:t>被擄期間，不僅在宗教方面，猶太人的生活也出現徹底的變化。猶太人接觸到更為先進的巴比倫的文化，大大促進了其本身的教育。巴比倫的法典就是他們生活嚴謹細緻而且成熟的特徵，其學校和圖書館已經存在了好幾個世紀；美索不達米亞一帶地區，在醫學、天文學、數學、建築和工程學方面的知識遠遠超越猶太人。在這知識環境中，猶太人的文學作品獲得新的意義，以西結書和但以理書就是在那個時期出現的。</w:t>
+      </w:r>
+    </w:p>
+    <w:p>
+      <w:pPr/>
+      <w:r>
+        <w:rPr>
+          <w:lang w:val="zh_TW" w:bidi="zh_TW"/>
+        </w:rPr>
+      </w:r>
+      <w:r>
+        <w:rPr>
+          <w:lang w:val="zh_TW" w:bidi="zh_TW"/>
+        </w:rPr>
+        <w:t>在被擄歸回的時期，猶太人的教學主要依據箴言以及次經書卷便西拉智訓和</w:t>
+      </w:r>
+      <w:r>
+        <w:rPr>
+          <w:lang w:val="zh_TW" w:bidi="zh_TW"/>
+        </w:rPr>
+        <w:t>所羅門智訓</w:t>
+      </w:r>
+      <w:r>
+        <w:rPr>
+          <w:lang w:val="zh_TW" w:bidi="zh_TW"/>
+        </w:rPr>
+        <w:t>。從這些作品中，猶太人獲得成功生活的實際訓練。文士教導人們明白，智慧從神而來，遵守誡命的人會他人帶來喜樂和榮耀。</w:t>
+      </w:r>
+    </w:p>
+    <w:p>
+      <w:pPr/>
+      <w:r>
+        <w:rPr>
+          <w:lang w:val="zh_TW" w:bidi="zh_TW"/>
+        </w:rPr>
+      </w:r>
+      <w:r>
+        <w:rPr>
+          <w:lang w:val="zh_TW" w:bidi="zh_TW"/>
+        </w:rPr>
+        <w:t>在公元前六世紀波斯統治下，猶太人被鼓勵返回耶路撒冷重建聖殿。公元前332年後，亞歷山大大帝擊敗波斯王大流士後，開始大力推行希臘化政策，引入了希臘語、宗教、政治程序和教育方法。在托勒密王朝（ Ptolemies，統治埃及的馬其頓家族）和塞琉古王朝（Seleucids，敘利亞王朝）統治期間，他們繼續進行希臘化。隨著外國統治的建立，猶太祭司在猶太政治事務中的主導地位變得更加明顯。某些猶太統治者的藝術品味受到希臘文化豐富，我們從中可以看出其影響。</w:t>
+      </w:r>
+    </w:p>
+    <w:p>
+      <w:pPr/>
+      <w:r>
+        <w:rPr>
+          <w:lang w:val="zh_TW" w:bidi="zh_TW"/>
+        </w:rPr>
+      </w:r>
+      <w:r>
+        <w:rPr>
+          <w:lang w:val="zh_TW" w:bidi="zh_TW"/>
+        </w:rPr>
+        <w:t>雖然希臘哲學和體育活動並未進入猶太教育的領域，但在希臘化時期，猶太人的宗教和道德標準確實有所下降。一些猶太人急於採納希臘文化，以提升他們在外邦統治者眼中的地位，另一些猶太人則拼命捍衛他們的猶太傳統。在羅馬時期，忠心的猶太人會盡力摒棄外邦的影響。</w:t>
+      </w:r>
+    </w:p>
+    <w:p>
+      <w:pPr>
+        <w:pStyle w:val="Heading4"/>
+      </w:pPr>
+      <w:r>
+        <w:rPr>
+          <w:lang w:val="zh_TW" w:bidi="zh_TW"/>
+        </w:rPr>
+        <w:t>教學方法</w:t>
+      </w:r>
+    </w:p>
+    <w:p>
+      <w:pPr/>
+      <w:r>
+        <w:rPr>
+          <w:lang w:val="zh_TW" w:bidi="zh_TW"/>
+        </w:rPr>
+      </w:r>
+      <w:r>
+        <w:rPr>
+          <w:lang w:val="zh_TW" w:bidi="zh_TW"/>
+        </w:rPr>
+        <w:t>猶太教學方法源自於背誦律法，強調記憶與回憶的重要性。孩子們在會說話後，立即開始學習背誦，並接受訓練,，準確重複原話，確保語義的細微差別不會改變。學生會學習字母，通過反覆書寫和訓練來學習和謹記；又會反覆抄寫律法中的經文，字體體必須清楚和工整。任何書寫錯誤都被視為危險，因為可能會在學習者的腦海，留下錯誤的字詞或拼寫。朗讀是人們推薦，幫助學生記憶的一種方式。</w:t>
+      </w:r>
+    </w:p>
+    <w:p>
+      <w:pPr/>
+      <w:r>
+        <w:rPr>
+          <w:lang w:val="zh_TW" w:bidi="zh_TW"/>
+        </w:rPr>
+      </w:r>
+      <w:r>
+        <w:rPr>
+          <w:lang w:val="zh_TW" w:bidi="zh_TW"/>
+        </w:rPr>
+        <w:t>為了幫助學生學習，每個男孩還會獲得一段個人經文，從他名字的第一個字母開始，並以最後一個字母結束。當他展示出閱讀能力時，就會收到一卷書，裡面寫著</w:t>
+      </w:r>
+      <w:hyperlink r:id="rId131">
+        <w:r>
+          <w:rPr>
+            <w:lang w:val="zh_TW" w:bidi="zh_TW"/>
+          </w:rPr>
+          <w:rPr>
+            <w:color w:val="0000EE"/>
+            <w:u w:val="single"/>
+          </w:rPr>
+          <w:t>申命記六章4節</w:t>
+        </w:r>
+      </w:hyperlink>
+      <w:r>
+        <w:rPr>
+          <w:lang w:val="zh_TW" w:bidi="zh_TW"/>
+        </w:rPr>
+        <w:t>的首句：「以色列啊，你要聽！耶和華——我們神是獨一的主。」在被擄歸回的時代，以色列人每天早晚都會背誦，並且會背誦</w:t>
+      </w:r>
+      <w:r>
+        <w:rPr>
+          <w:lang w:val="zh_TW" w:bidi="zh_TW"/>
+        </w:rPr>
+        <w:t>讚美詩</w:t>
+      </w:r>
+      <w:r>
+        <w:rPr>
+          <w:lang w:val="zh_TW" w:bidi="zh_TW"/>
+        </w:rPr>
+        <w:t>（Hallel，或讚美詩歌）、創造的故事以及利未記包括主要的律法部分。</w:t>
+      </w:r>
+    </w:p>
+    <w:p>
+      <w:pPr/>
+      <w:r>
+        <w:rPr>
+          <w:lang w:val="zh_TW" w:bidi="zh_TW"/>
+        </w:rPr>
+      </w:r>
+      <w:r>
+        <w:rPr>
+          <w:lang w:val="zh_TW" w:bidi="zh_TW"/>
+        </w:rPr>
+        <w:t>教導也以箴言或比喻的形式出現，這是耶穌後來使用的一種方法（</w:t>
+      </w:r>
+      <w:hyperlink r:id="rId93">
+        <w:r>
+          <w:rPr>
+            <w:lang w:val="zh_TW" w:bidi="zh_TW"/>
+          </w:rPr>
+          <w:rPr>
+            <w:color w:val="0000EE"/>
+            <w:u w:val="single"/>
+          </w:rPr>
+          <w:t>可4:1–2</w:t>
+        </w:r>
+      </w:hyperlink>
+      <w:r>
+        <w:rPr>
+          <w:lang w:val="zh_TW" w:bidi="zh_TW"/>
+        </w:rPr>
+        <w:t>）。在問答的過程中也會公開分享知識（例如，耶穌在12歲時到過耶路撒冷的聖殿，</w:t>
+      </w:r>
+      <w:hyperlink r:id="rId132">
+        <w:r>
+          <w:rPr>
+            <w:lang w:val="zh_TW" w:bidi="zh_TW"/>
+          </w:rPr>
+          <w:rPr>
+            <w:color w:val="0000EE"/>
+            <w:u w:val="single"/>
+          </w:rPr>
+          <w:t>路2:46–47</w:t>
+        </w:r>
+      </w:hyperlink>
+      <w:r>
+        <w:rPr>
+          <w:lang w:val="zh_TW" w:bidi="zh_TW"/>
+        </w:rPr>
+        <w:t>）。</w:t>
+      </w:r>
+    </w:p>
+    <w:p>
+      <w:pPr/>
+      <w:r>
+        <w:rPr>
+          <w:lang w:val="zh_TW" w:bidi="zh_TW"/>
+        </w:rPr>
+      </w:r>
+      <w:r>
+        <w:rPr>
+          <w:lang w:val="zh_TW" w:bidi="zh_TW"/>
+        </w:rPr>
+        <w:t>至於早期基督教時代的教育情況，其資料甚少。我們知道耶穌能閱讀和講解經文，並且有足夠的知識與聖殿裡的學者討論神學。祂可能在家裡學習，並接受當時大多數猶太男孩所接受的基礎教育。</w:t>
+      </w:r>
+    </w:p>
+    <w:p>
+      <w:pPr>
+        <w:pStyle w:val="Heading4"/>
+      </w:pPr>
+      <w:r>
+        <w:rPr>
+          <w:lang w:val="zh_TW" w:bidi="zh_TW"/>
+        </w:rPr>
+        <w:t>紀律</w:t>
+      </w:r>
+    </w:p>
+    <w:p>
+      <w:pPr/>
+      <w:r>
+        <w:rPr>
+          <w:lang w:val="zh_TW" w:bidi="zh_TW"/>
+        </w:rPr>
+      </w:r>
+      <w:r>
+        <w:rPr>
+          <w:lang w:val="zh_TW" w:bidi="zh_TW"/>
+        </w:rPr>
+        <w:t>紀律幾乎肯定是教育的重要元素，對古代希伯來人尤為重要。他們使用一套獎勵和懲罰機制，體罰是其中的一部分。懲罰被認為是神以愛和關心管教其子民的外在象徵（</w:t>
+      </w:r>
+      <w:hyperlink r:id="rId133">
+        <w:r>
+          <w:rPr>
+            <w:lang w:val="zh_TW" w:bidi="zh_TW"/>
+          </w:rPr>
+          <w:rPr>
+            <w:color w:val="0000EE"/>
+            <w:u w:val="single"/>
+          </w:rPr>
+          <w:t>詩94:8–13</w:t>
+        </w:r>
+      </w:hyperlink>
+      <w:r>
+        <w:rPr>
+          <w:lang w:val="zh_TW" w:bidi="zh_TW"/>
+        </w:rPr>
+        <w:t>），不過猶太民族並一定會從中學到教訓（</w:t>
+      </w:r>
+      <w:hyperlink r:id="rId134">
+        <w:r>
+          <w:rPr>
+            <w:lang w:val="zh_TW" w:bidi="zh_TW"/>
+          </w:rPr>
+          <w:rPr>
+            <w:color w:val="0000EE"/>
+            <w:u w:val="single"/>
+          </w:rPr>
+          <w:t>耶5:3</w:t>
+        </w:r>
+      </w:hyperlink>
+      <w:r>
+        <w:rPr>
+          <w:lang w:val="zh_TW" w:bidi="zh_TW"/>
+        </w:rPr>
+        <w:t>；</w:t>
+      </w:r>
+      <w:hyperlink r:id="rId135">
+        <w:r>
+          <w:rPr>
+            <w:lang w:val="zh_TW" w:bidi="zh_TW"/>
+          </w:rPr>
+          <w:rPr>
+            <w:color w:val="0000EE"/>
+            <w:u w:val="single"/>
+          </w:rPr>
+          <w:t>摩4:6–13</w:t>
+        </w:r>
+      </w:hyperlink>
+      <w:r>
+        <w:rPr>
+          <w:lang w:val="zh_TW" w:bidi="zh_TW"/>
+        </w:rPr>
+        <w:t>）。人們又認為，孩子需要像馬一樣「馴服」：「一匹不馴服的馬，必難駕馭；一個放縱的兒子，必然倔強」（</w:t>
+      </w:r>
+      <w:hyperlink r:id="rId136">
+        <w:r>
+          <w:rPr>
+            <w:lang w:val="zh_TW" w:bidi="zh_TW"/>
+          </w:rPr>
+          <w:rPr>
+            <w:color w:val="0000EE"/>
+            <w:u w:val="single"/>
+          </w:rPr>
+          <w:t>便西拉智訓30:8</w:t>
+        </w:r>
+      </w:hyperlink>
+      <w:r>
+        <w:rPr>
+          <w:lang w:val="zh_TW" w:bidi="zh_TW"/>
+        </w:rPr>
+        <w:t>）。</w:t>
+      </w:r>
+    </w:p>
+    <w:p>
+      <w:pPr>
+        <w:pStyle w:val="Heading4"/>
+      </w:pPr>
+      <w:r>
+        <w:rPr>
+          <w:lang w:val="zh_TW" w:bidi="zh_TW"/>
+        </w:rPr>
+        <w:t>成人教育</w:t>
+      </w:r>
+    </w:p>
+    <w:p>
+      <w:pPr/>
+      <w:r>
+        <w:rPr>
+          <w:lang w:val="zh_TW" w:bidi="zh_TW"/>
+        </w:rPr>
+      </w:r>
+      <w:r>
+        <w:rPr>
+          <w:lang w:val="zh_TW" w:bidi="zh_TW"/>
+        </w:rPr>
+        <w:t>當文士以斯拉帶著律法書的抄本，從巴比倫歸回時，他將律法傳授給利未人和百姓。這些材料連同箴言以及被擄前和被擄期間的文學作品，成為猶太教育的基礎。在被擄歸回的時期，祭司們會前往各地，於安息日在會堂向人們講話，或集市日在聚集大量人群的廣場上向百姓演講。一些人可能會與長老討論，來增進他們的學識（參</w:t>
+      </w:r>
+      <w:hyperlink r:id="rId137">
+        <w:r>
+          <w:rPr>
+            <w:lang w:val="zh_TW" w:bidi="zh_TW"/>
+          </w:rPr>
+          <w:rPr>
+            <w:color w:val="0000EE"/>
+            <w:u w:val="single"/>
+          </w:rPr>
+          <w:t>結8:1</w:t>
+        </w:r>
+      </w:hyperlink>
+      <w:r>
+        <w:rPr>
+          <w:lang w:val="zh_TW" w:bidi="zh_TW"/>
+        </w:rPr>
+        <w:t>）。</w:t>
+      </w:r>
+    </w:p>
+    <w:p>
+      <w:pPr/>
+      <w:r>
+        <w:rPr>
+          <w:lang w:val="zh_TW" w:bidi="zh_TW"/>
+        </w:rPr>
+      </w:r>
+      <w:r>
+        <w:rPr>
+          <w:lang w:val="zh_TW" w:bidi="zh_TW"/>
+        </w:rPr>
+        <w:t>對於繼續接受教育的人來說，下一階段可能是接受文士的指導。文士是猶太教法利賽人的領袖，將以斯拉的原則發展為嚴格的規定，涉及十一奉獻、禮儀上的潔淨和會堂崇拜。年輕的掃羅來到耶路撒冷，師從受人尊敬的拉比迦瑪列（</w:t>
+      </w:r>
+      <w:hyperlink r:id="rId138">
+        <w:r>
+          <w:rPr>
+            <w:lang w:val="zh_TW" w:bidi="zh_TW"/>
+          </w:rPr>
+          <w:rPr>
+            <w:color w:val="0000EE"/>
+            <w:u w:val="single"/>
+          </w:rPr>
+          <w:t>徒22:3</w:t>
+        </w:r>
+      </w:hyperlink>
+      <w:r>
+        <w:rPr>
+          <w:lang w:val="zh_TW" w:bidi="zh_TW"/>
+        </w:rPr>
+        <w:t>）。當時的課程是神學律法的進階學習，包括書面和口傳律法，以及猶太文化的禮儀和儀式。</w:t>
+      </w:r>
+    </w:p>
+    <w:p>
+      <w:pPr>
+        <w:pStyle w:val="Heading4"/>
+      </w:pPr>
+      <w:r>
+        <w:rPr>
+          <w:lang w:val="zh_TW" w:bidi="zh_TW"/>
+        </w:rPr>
+        <w:t>校舍</w:t>
+      </w:r>
+    </w:p>
+    <w:p>
+      <w:pPr/>
+      <w:r>
+        <w:rPr>
+          <w:lang w:val="zh_TW" w:bidi="zh_TW"/>
+        </w:rPr>
+      </w:r>
+      <w:r>
+        <w:rPr>
+          <w:lang w:val="zh_TW" w:bidi="zh_TW"/>
+        </w:rPr>
+        <w:t>到了新約時期，一些學校設在專門建造的建築物中，另一些則設在教師家裡，但大多數學校都附屬於會堂。設計獨立的校舍時，一般認為不應將其建在擁擠的地方。在大城鎮中，尤其是有河流將城一分為二的地方，社區通常需要提供兩所學校。學校不會在一天中最炎熱的時段（上午10時到下午3時）上課，在七月和八月每天只上課四個小時。班級人數預計為25人，一名教師和一名助理負責40名學生，兩名教師則負責50名學生。在學校裡，男孩們席地而坐，在老師的腳邊學習聖經。因此，學校被稱為「書院」（House of the Book）。</w:t>
+      </w:r>
+    </w:p>
+    <w:p>
+      <w:pPr>
+        <w:pStyle w:val="Heading3"/>
+      </w:pPr>
+      <w:r>
+        <w:rPr>
+          <w:lang w:val="zh_TW" w:bidi="zh_TW"/>
+        </w:rPr>
+        <w:t>猶太人的讀寫能力</w:t>
+      </w:r>
+    </w:p>
+    <w:p>
+      <w:pPr/>
+      <w:r>
+        <w:rPr>
+          <w:lang w:val="zh_TW" w:bidi="zh_TW"/>
+        </w:rPr>
+      </w:r>
+      <w:r>
+        <w:rPr>
+          <w:lang w:val="zh_TW" w:bidi="zh_TW"/>
+        </w:rPr>
+        <w:t>多個世紀以來，猶太人的識字程度難以確定，但可以從具體例子中找到線索。約書亞記描述了從每個支派中選出的三個人，負責撰寫關於迦南地的書面報告（</w:t>
+      </w:r>
+      <w:hyperlink r:id="rId139">
+        <w:r>
+          <w:rPr>
+            <w:lang w:val="zh_TW" w:bidi="zh_TW"/>
+          </w:rPr>
+          <w:rPr>
+            <w:color w:val="0000EE"/>
+            <w:u w:val="single"/>
+          </w:rPr>
+          <w:t>書18:4–9</w:t>
+        </w:r>
+      </w:hyperlink>
+      <w:r>
+        <w:rPr>
+          <w:lang w:val="zh_TW" w:bidi="zh_TW"/>
+        </w:rPr>
+        <w:t>）。後來，基甸擒獲了一名少年，他能寫下城裡重要人物的名單（</w:t>
+      </w:r>
+      <w:hyperlink r:id="rId140">
+        <w:r>
+          <w:rPr>
+            <w:lang w:val="zh_TW" w:bidi="zh_TW"/>
+          </w:rPr>
+          <w:rPr>
+            <w:color w:val="0000EE"/>
+            <w:u w:val="single"/>
+          </w:rPr>
+          <w:t>士8:14</w:t>
+        </w:r>
+      </w:hyperlink>
+      <w:r>
+        <w:rPr>
+          <w:lang w:val="zh_TW" w:bidi="zh_TW"/>
+        </w:rPr>
+        <w:t>）。書寫可能是一項常見的技能，因為以色列人相關鼓勵書寫（</w:t>
+      </w:r>
+      <w:hyperlink r:id="rId141">
+        <w:r>
+          <w:rPr>
+            <w:lang w:val="zh_TW" w:bidi="zh_TW"/>
+          </w:rPr>
+          <w:rPr>
+            <w:color w:val="0000EE"/>
+            <w:u w:val="single"/>
+          </w:rPr>
+          <w:t>申6:9</w:t>
+        </w:r>
+      </w:hyperlink>
+      <w:r>
+        <w:rPr>
+          <w:lang w:val="zh_TW" w:bidi="zh_TW"/>
+        </w:rPr>
+        <w:t>，</w:t>
+      </w:r>
+      <w:hyperlink r:id="rId142">
+        <w:r>
+          <w:rPr>
+            <w:lang w:val="zh_TW" w:bidi="zh_TW"/>
+          </w:rPr>
+          <w:rPr>
+            <w:color w:val="0000EE"/>
+            <w:u w:val="single"/>
+          </w:rPr>
+          <w:t>27:2–8</w:t>
+        </w:r>
+      </w:hyperlink>
+      <w:r>
+        <w:rPr>
+          <w:lang w:val="zh_TW" w:bidi="zh_TW"/>
+        </w:rPr>
+        <w:t>）。男孩們能夠書寫和理解簡單的數學用語，並且有跡象表明他們熟悉圓形半徑與圓周的幾何關係（圓周率的概念；見</w:t>
+      </w:r>
+      <w:hyperlink r:id="rId143">
+        <w:r>
+          <w:rPr>
+            <w:lang w:val="zh_TW" w:bidi="zh_TW"/>
+          </w:rPr>
+          <w:rPr>
+            <w:color w:val="0000EE"/>
+            <w:u w:val="single"/>
+          </w:rPr>
+          <w:t>代下4:2</w:t>
+        </w:r>
+      </w:hyperlink>
+      <w:r>
+        <w:rPr>
+          <w:lang w:val="zh_TW" w:bidi="zh_TW"/>
+        </w:rPr>
+        <w:t>）。草書（cursive script）的發展意味著，至少從公元前八世紀開始，人們已經有廣泛書寫。值得注意的是，任何會堂中，只要有10名男子就可以進行崇拜儀式，這意味著每個會堂中至少有10名男子識字，足以履行這一職責。</w:t>
+      </w:r>
+    </w:p>
+    <w:p>
+      <w:pPr/>
+      <w:r>
+        <w:rPr>
+          <w:lang w:val="zh_TW" w:bidi="zh_TW"/>
+        </w:rPr>
+      </w:r>
+      <w:r>
+        <w:rPr>
+          <w:lang w:val="zh_TW" w:bidi="zh_TW"/>
+        </w:rPr>
+        <w:t>在公元前一世紀，人們對希臘化的恐懼十分強烈，並且感到猶太教的存在受到威脅時，便頒佈一項法令，規定每個猶太男孩都必須接受基本教育。由於這樣的制度可能早已存在，因此該法令只是規定所有男性（年齡在16或17歲以下）必須上學。毫無疑問，這一舉措的原因在於，深入了解和嚴格遵守律法，對猶太傳統的延續至關重要。</w:t>
+      </w:r>
+    </w:p>
+    <w:p>
+      <w:pPr/>
+      <w:r>
+        <w:rPr>
+          <w:lang w:val="zh_TW" w:bidi="zh_TW"/>
+        </w:rPr>
+      </w:r>
+      <w:r>
+        <w:rPr>
+          <w:lang w:val="zh_TW" w:bidi="zh_TW"/>
+        </w:rPr>
+        <w:t>約書亞·本·格姆拉（Joshua ben-Gamala，公元63–65年擔任大祭司）被認為是普及教育的創始人。他對於在城鎮和村莊設立學校的指示極為具體，要求男孩從六歲或七歲開始上學。只要一個城中有至少10個猶太家庭，社區便需負責設立學校並聘請教師。父親有責任確保兒子上學。如果有家庭住在偏遠地區，教師通常會與該家庭同住。教師的薪酬可能由家庭支付，或來自社區的稅收，但文士不會直接收取教學費用。我們未能知道這樣有否達到普及基本教育的目標。</w:t>
+      </w:r>
+    </w:p>
+    <w:p>
+      <w:pPr>
+        <w:pStyle w:val="Heading3"/>
+      </w:pPr>
+      <w:r>
+        <w:rPr>
+          <w:lang w:val="zh_TW" w:bidi="zh_TW"/>
+        </w:rPr>
+        <w:t>周邊文化中的教育</w:t>
+      </w:r>
+    </w:p>
+    <w:p>
+      <w:pPr/>
+      <w:r>
+        <w:rPr>
+          <w:lang w:val="zh_TW" w:bidi="zh_TW"/>
+        </w:rPr>
+      </w:r>
+      <w:r>
+        <w:rPr>
+          <w:lang w:val="zh_TW" w:bidi="zh_TW"/>
+        </w:rPr>
+        <w:t>希伯來教育強調神學，與希臘和羅馬的教育目標形成強烈對比。然而，這些社會同樣重視培養特定的品格。</w:t>
+      </w:r>
+    </w:p>
+    <w:p>
+      <w:pPr/>
+      <w:r>
+        <w:rPr>
+          <w:lang w:val="zh_TW" w:bidi="zh_TW"/>
+        </w:rPr>
+      </w:r>
+      <w:r>
+        <w:rPr>
+          <w:lang w:val="zh_TW" w:bidi="zh_TW"/>
+        </w:rPr>
+        <w:t>在斯巴達，教育訓練的目的是培養年輕人成為戰士，將自己獻身於國家的福祉。品格的塑造在於節制奢華生活，通過體能活動有系統地訓練身心，又鼓勵學生以機智和主動為生存技巧。女孩也接受同樣的教育，因為培養能夠誕下強壯戰士的婦女，是同樣至關重要的。</w:t>
+      </w:r>
+    </w:p>
+    <w:p>
+      <w:pPr/>
+      <w:r>
+        <w:rPr>
+          <w:lang w:val="zh_TW" w:bidi="zh_TW"/>
+        </w:rPr>
+      </w:r>
+      <w:r>
+        <w:rPr>
+          <w:lang w:val="zh_TW" w:bidi="zh_TW"/>
+        </w:rPr>
+        <w:t>在雅典，人們認為教育是生活中不可或缺的一部分。因為文化的傳遞能夠使男孩成為完美的公民，他們學習讀寫、音樂、道德和禮貌、數學以及運動（鍛鍊健康的身體）。在理想中，教育是一種崇高的追求——心智的訓練是每個公民的與生俱來的權利，但實際上卻僅限於一小部分貴族階層。受過教育的人鄙視掙錢維生的人，認為這是奴隸的生活方式。婦女沒有接受教育。小學教師在社會中的地位低下。</w:t>
+      </w:r>
+    </w:p>
+    <w:p>
+      <w:pPr/>
+      <w:r>
+        <w:rPr>
+          <w:lang w:val="zh_TW" w:bidi="zh_TW"/>
+        </w:rPr>
+      </w:r>
+      <w:r>
+        <w:rPr>
+          <w:lang w:val="zh_TW" w:bidi="zh_TW"/>
+        </w:rPr>
+        <w:t>羅馬的教育讓男孩在心智和體能上充分預備，能在農場、戰場或國家所需的地方貢獻自己。教育是家庭的責任——男孩首先跟母親學習，然後跟父親學習。基本的閱讀、寫作、算術、語言、結構和辯論技巧有時由私人教師教授。當學校發展起來時，似乎像是喧鬧嘈雜的店鋪活動，這些學校是由收入微薄的教師所經營的。女孩們則在家中學習家務技巧。</w:t>
+      </w:r>
+    </w:p>
+    <w:p>
+      <w:pPr/>
+      <w:r>
+        <w:rPr>
+          <w:lang w:val="zh_TW" w:bidi="zh_TW"/>
+        </w:rPr>
+      </w:r>
+      <w:r>
+        <w:rPr>
+          <w:lang w:val="zh_TW" w:bidi="zh_TW"/>
+        </w:rPr>
+        <w:t>埃及男孩在「書院」學習閱讀和基礎算術，用象形文字在蒲草紙上書寫是最困難的任務。像其他文化的學生一樣，男孩們也會受到體罰。埃及老師認為「男孩的耳朵在他的背上」，因此經常使用藤條。</w:t>
+      </w:r>
+      <w:r>
+        <w:rPr>
+          <w:lang w:val="zh_TW" w:bidi="zh_TW"/>
+        </w:rPr>
+      </w:r>
+      <w:r>
+        <w:rPr>
+          <w:lang w:val="zh_TW" w:bidi="zh_TW"/>
+        </w:rPr>
+      </w:r>
+    </w:p>
+    <w:p>
+      <w:pPr/>
+      <w:r>
+        <w:rPr>
+          <w:lang w:val="zh_TW" w:bidi="zh_TW"/>
+        </w:rPr>
+      </w:r>
+    </w:p>
+    <w:p>
+      <w:pPr>
+        <w:pStyle w:val="Heading2"/>
+      </w:pPr>
+      <w:r>
+        <w:rPr>
+          <w:lang w:val="zh_TW" w:bidi="zh_TW"/>
+        </w:rPr>
+        <w:t>酵</w:t>
+      </w:r>
+      <w:r>
+        <w:rPr>
+          <w:lang w:val="zh_TW" w:bidi="zh_TW"/>
+        </w:rPr>
+      </w:r>
+    </w:p>
+    <w:p>
+      <w:pPr/>
+      <w:r>
+        <w:rPr>
+          <w:lang w:val="zh_TW" w:bidi="zh_TW"/>
+        </w:rPr>
+      </w:r>
+      <w:r>
+        <w:rPr>
+          <w:lang w:val="zh_TW" w:bidi="zh_TW"/>
+        </w:rPr>
+        <w:t>任何加到麵團內會產生發酵的物質。酵可能指的是已經被酵感染的麵團，這些酵被放入麵粉中，以便在烘烤之前，酵能夠穿透整個麵團，它或者可能指的是通過酵的影響而發酵的麵團。早期的希伯來人顯然依賴一塊發酵的麵團來傳遞酵；直到很久以後，才使用酒的沉澱物作為酵母。</w:t>
+      </w:r>
+    </w:p>
+    <w:p>
+      <w:pPr/>
+      <w:r>
+        <w:rPr>
+          <w:lang w:val="zh_TW" w:bidi="zh_TW"/>
+        </w:rPr>
+      </w:r>
+      <w:r>
+        <w:rPr>
+          <w:lang w:val="zh_TW" w:bidi="zh_TW"/>
+        </w:rPr>
+        <w:t>古代以色列人經常吃有酵的餅（</w:t>
+      </w:r>
+      <w:hyperlink r:id="rId144">
+        <w:r>
+          <w:rPr>
+            <w:lang w:val="zh_TW" w:bidi="zh_TW"/>
+          </w:rPr>
+          <w:rPr>
+            <w:color w:val="0000EE"/>
+            <w:u w:val="single"/>
+          </w:rPr>
+          <w:t>何7:4</w:t>
+        </w:r>
+      </w:hyperlink>
+      <w:r>
+        <w:rPr>
+          <w:lang w:val="zh_TW" w:bidi="zh_TW"/>
+        </w:rPr>
+        <w:t>），但在紀念逾越節時，他們卻被禁止吃有酵的餅，甚至在逾越節期間也不允許在家中有此物（</w:t>
+      </w:r>
+      <w:hyperlink r:id="rId145">
+        <w:r>
+          <w:rPr>
+            <w:lang w:val="zh_TW" w:bidi="zh_TW"/>
+          </w:rPr>
+          <w:rPr>
+            <w:color w:val="0000EE"/>
+            <w:u w:val="single"/>
+          </w:rPr>
+          <w:t>出13:7</w:t>
+        </w:r>
+      </w:hyperlink>
+      <w:r>
+        <w:rPr>
+          <w:lang w:val="zh_TW" w:bidi="zh_TW"/>
+        </w:rPr>
+        <w:t>）。當時神的命令急下，沒有給他們時間準備發酵的餅，這個一年一度的紀念活動用以確保以色列人不會忘記他們匆忙出埃及的情景，他們被迫攜帶著揉麵槽和麵團，從中烤製無酵餅以供旅途中食用（</w:t>
+      </w:r>
+      <w:hyperlink r:id="rId146">
+        <w:r>
+          <w:rPr>
+            <w:lang w:val="zh_TW" w:bidi="zh_TW"/>
+          </w:rPr>
+          <w:rPr>
+            <w:color w:val="0000EE"/>
+            <w:u w:val="single"/>
+          </w:rPr>
+          <w:t>出12:34–39</w:t>
+        </w:r>
+      </w:hyperlink>
+      <w:r>
+        <w:rPr>
+          <w:lang w:val="zh_TW" w:bidi="zh_TW"/>
+        </w:rPr>
+        <w:t>；</w:t>
+      </w:r>
+      <w:hyperlink r:id="rId147">
+        <w:r>
+          <w:rPr>
+            <w:lang w:val="zh_TW" w:bidi="zh_TW"/>
+          </w:rPr>
+          <w:rPr>
+            <w:color w:val="0000EE"/>
+            <w:u w:val="single"/>
+          </w:rPr>
+          <w:t>申16:3</w:t>
+        </w:r>
+      </w:hyperlink>
+      <w:r>
+        <w:rPr>
+          <w:lang w:val="zh_TW" w:bidi="zh_TW"/>
+        </w:rPr>
+        <w:t>）。</w:t>
+      </w:r>
+    </w:p>
+    <w:p>
+      <w:pPr/>
+      <w:r>
+        <w:rPr>
+          <w:lang w:val="zh_TW" w:bidi="zh_TW"/>
+        </w:rPr>
+      </w:r>
+      <w:r>
+        <w:rPr>
+          <w:lang w:val="zh_TW" w:bidi="zh_TW"/>
+        </w:rPr>
+        <w:t>可能因為發酵意味著分解和腐敗，所以所有放在祭壇上獻給神的祭物都不能有酵（</w:t>
+      </w:r>
+      <w:hyperlink r:id="rId148">
+        <w:r>
+          <w:rPr>
+            <w:lang w:val="zh_TW" w:bidi="zh_TW"/>
+          </w:rPr>
+          <w:rPr>
+            <w:color w:val="0000EE"/>
+            <w:u w:val="single"/>
+          </w:rPr>
+          <w:t>出23:18</w:t>
+        </w:r>
+      </w:hyperlink>
+      <w:r>
+        <w:rPr>
+          <w:lang w:val="zh_TW" w:bidi="zh_TW"/>
+        </w:rPr>
+        <w:t>，</w:t>
+      </w:r>
+      <w:hyperlink r:id="rId149">
+        <w:r>
+          <w:rPr>
+            <w:lang w:val="zh_TW" w:bidi="zh_TW"/>
+          </w:rPr>
+          <w:rPr>
+            <w:color w:val="0000EE"/>
+            <w:u w:val="single"/>
+          </w:rPr>
+          <w:t>34:25</w:t>
+        </w:r>
+      </w:hyperlink>
+      <w:r>
+        <w:rPr>
+          <w:lang w:val="zh_TW" w:bidi="zh_TW"/>
+        </w:rPr>
+        <w:t>）。在素祭中也不允許使用酵（</w:t>
+      </w:r>
+      <w:hyperlink r:id="rId150">
+        <w:r>
+          <w:rPr>
+            <w:lang w:val="zh_TW" w:bidi="zh_TW"/>
+          </w:rPr>
+          <w:rPr>
+            <w:color w:val="0000EE"/>
+            <w:u w:val="single"/>
+          </w:rPr>
+          <w:t>利2:11</w:t>
+        </w:r>
+      </w:hyperlink>
+      <w:r>
+        <w:rPr>
+          <w:lang w:val="zh_TW" w:bidi="zh_TW"/>
+        </w:rPr>
+        <w:t>，</w:t>
+      </w:r>
+      <w:hyperlink r:id="rId151">
+        <w:r>
+          <w:rPr>
+            <w:lang w:val="zh_TW" w:bidi="zh_TW"/>
+          </w:rPr>
+          <w:rPr>
+            <w:color w:val="0000EE"/>
+            <w:u w:val="single"/>
+          </w:rPr>
+          <w:t>6:17</w:t>
+        </w:r>
+      </w:hyperlink>
+      <w:r>
+        <w:rPr>
+          <w:lang w:val="zh_TW" w:bidi="zh_TW"/>
+        </w:rPr>
+        <w:t>）。經文沒有告訴我們陳設餅是否無酵的，但歷史學家約瑟夫指出它是有酵的（</w:t>
+      </w:r>
+      <w:r>
+        <w:rPr>
+          <w:i/>
+          <w:lang w:val="zh_TW" w:bidi="zh_TW"/>
+        </w:rPr>
+        <w:t>猶太古史記</w:t>
+      </w:r>
+      <w:r>
+        <w:rPr>
+          <w:lang w:val="zh_TW" w:bidi="zh_TW"/>
+        </w:rPr>
+        <w:t xml:space="preserve"> 3.6.6）。</w:t>
+      </w:r>
+    </w:p>
+    <w:p>
+      <w:pPr/>
+      <w:r>
+        <w:rPr>
+          <w:lang w:val="zh_TW" w:bidi="zh_TW"/>
+        </w:rPr>
+      </w:r>
+      <w:r>
+        <w:rPr>
+          <w:lang w:val="zh_TW" w:bidi="zh_TW"/>
+        </w:rPr>
+        <w:t>此外，我們應注意此規則的兩個例外。酵可以用於祭司或其他人要吃的供物中。發酵的餅可以伴隨平安祭一起獻上（</w:t>
+      </w:r>
+      <w:hyperlink r:id="rId152">
+        <w:r>
+          <w:rPr>
+            <w:lang w:val="zh_TW" w:bidi="zh_TW"/>
+          </w:rPr>
+          <w:rPr>
+            <w:color w:val="0000EE"/>
+            <w:u w:val="single"/>
+          </w:rPr>
+          <w:t>利7:13</w:t>
+        </w:r>
+      </w:hyperlink>
+      <w:r>
+        <w:rPr>
+          <w:lang w:val="zh_TW" w:bidi="zh_TW"/>
+        </w:rPr>
+        <w:t>），並且在五旬節獻祭，因為它代表了神為祂子民所提供的普通日常食物（</w:t>
+      </w:r>
+      <w:hyperlink r:id="rId153">
+        <w:r>
+          <w:rPr>
+            <w:lang w:val="zh_TW" w:bidi="zh_TW"/>
+          </w:rPr>
+          <w:rPr>
+            <w:color w:val="0000EE"/>
+            <w:u w:val="single"/>
+          </w:rPr>
+          <w:t>23:17</w:t>
+        </w:r>
+      </w:hyperlink>
+      <w:r>
+        <w:rPr>
+          <w:lang w:val="zh_TW" w:bidi="zh_TW"/>
+        </w:rPr>
+        <w:t>）。</w:t>
+      </w:r>
+    </w:p>
+    <w:p>
+      <w:pPr/>
+      <w:r>
+        <w:rPr>
+          <w:lang w:val="zh_TW" w:bidi="zh_TW"/>
+        </w:rPr>
+      </w:r>
+      <w:r>
+        <w:rPr>
+          <w:lang w:val="zh_TW" w:bidi="zh_TW"/>
+        </w:rPr>
+        <w:t>酵太過緩慢的作用在希伯來發展的農業階段是一個問題，特別是在收成季節中繁忙的日子裡。因此，無酵麵團在普通烘焙中變得越來越普遍。這種無酵麵團的做法受到民間支持，因為人們越來越認為酵代表著腐敗和敗壞，就像其他發酵物一樣。這種觀點慢慢發展到在神學上也排除了酵，因為它與神完全聖潔的概念不一致。普魯塔克（Plutarch）也曾表達了一種當時深入民心的信念，這種信念在其他民族中也應相當流行，他寫道：「現在酵本身就是腐敗的產物，並且腐蝕了與其混合的麵團。」使徒保羅在</w:t>
+      </w:r>
+      <w:hyperlink r:id="rId154">
+        <w:r>
+          <w:rPr>
+            <w:lang w:val="zh_TW" w:bidi="zh_TW"/>
+          </w:rPr>
+          <w:rPr>
+            <w:color w:val="0000EE"/>
+            <w:u w:val="single"/>
+          </w:rPr>
+          <w:t>哥林多前書五章6節</w:t>
+        </w:r>
+      </w:hyperlink>
+      <w:r>
+        <w:rPr>
+          <w:lang w:val="zh_TW" w:bidi="zh_TW"/>
+        </w:rPr>
+        <w:t>和</w:t>
+      </w:r>
+      <w:hyperlink r:id="rId155">
+        <w:r>
+          <w:rPr>
+            <w:lang w:val="zh_TW" w:bidi="zh_TW"/>
+          </w:rPr>
+          <w:rPr>
+            <w:color w:val="0000EE"/>
+            <w:u w:val="single"/>
+          </w:rPr>
+          <w:t>加拉太書五章9節</w:t>
+        </w:r>
+      </w:hyperlink>
+      <w:r>
+        <w:rPr>
+          <w:lang w:val="zh_TW" w:bidi="zh_TW"/>
+        </w:rPr>
+        <w:t>中也引用了類似的箴言。</w:t>
+      </w:r>
+    </w:p>
+    <w:p>
+      <w:pPr/>
+      <w:r>
+        <w:rPr>
+          <w:lang w:val="zh_TW" w:bidi="zh_TW"/>
+        </w:rPr>
+      </w:r>
+      <w:r>
+        <w:rPr>
+          <w:lang w:val="zh_TW" w:bidi="zh_TW"/>
+        </w:rPr>
+        <w:t>關於酵的重要之處在於其力量，可能象徵著善或惡。雖然不總是如此，但酵在猶太教思想中是邪惡的象徵。耶穌在用這個詞語來描述法利賽人和撒都該人的腐敗教義時，酵具貶義（</w:t>
+      </w:r>
+      <w:hyperlink r:id="rId156">
+        <w:r>
+          <w:rPr>
+            <w:lang w:val="zh_TW" w:bidi="zh_TW"/>
+          </w:rPr>
+          <w:rPr>
+            <w:color w:val="0000EE"/>
+            <w:u w:val="single"/>
+          </w:rPr>
+          <w:t>太16:6、11–12</w:t>
+        </w:r>
+      </w:hyperlink>
+      <w:r>
+        <w:rPr>
+          <w:lang w:val="zh_TW" w:bidi="zh_TW"/>
+        </w:rPr>
+        <w:t>），祂也用酵來形容希律（</w:t>
+      </w:r>
+      <w:hyperlink r:id="rId157">
+        <w:r>
+          <w:rPr>
+            <w:lang w:val="zh_TW" w:bidi="zh_TW"/>
+          </w:rPr>
+          <w:rPr>
+            <w:color w:val="0000EE"/>
+            <w:u w:val="single"/>
+          </w:rPr>
+          <w:t>可8:15</w:t>
+        </w:r>
+      </w:hyperlink>
+      <w:r>
+        <w:rPr>
+          <w:lang w:val="zh_TW" w:bidi="zh_TW"/>
+        </w:rPr>
+        <w:t>）。法利賽人的酵在其它地方均被認為是偽善（</w:t>
+      </w:r>
+      <w:hyperlink r:id="rId158">
+        <w:r>
+          <w:rPr>
+            <w:lang w:val="zh_TW" w:bidi="zh_TW"/>
+          </w:rPr>
+          <w:rPr>
+            <w:color w:val="0000EE"/>
+            <w:u w:val="single"/>
+          </w:rPr>
+          <w:t>路12:1</w:t>
+        </w:r>
+      </w:hyperlink>
+      <w:r>
+        <w:rPr>
+          <w:lang w:val="zh_TW" w:bidi="zh_TW"/>
+        </w:rPr>
+        <w:t>；參：</w:t>
+      </w:r>
+      <w:hyperlink r:id="rId159">
+        <w:r>
+          <w:rPr>
+            <w:lang w:val="zh_TW" w:bidi="zh_TW"/>
+          </w:rPr>
+          <w:rPr>
+            <w:color w:val="0000EE"/>
+            <w:u w:val="single"/>
+          </w:rPr>
+          <w:t>太23:28</w:t>
+        </w:r>
+      </w:hyperlink>
+      <w:r>
+        <w:rPr>
+          <w:lang w:val="zh_TW" w:bidi="zh_TW"/>
+        </w:rPr>
+        <w:t>）。</w:t>
+      </w:r>
+    </w:p>
+    <w:p>
+      <w:pPr/>
+      <w:r>
+        <w:rPr>
+          <w:lang w:val="zh_TW" w:bidi="zh_TW"/>
+        </w:rPr>
+      </w:r>
+      <w:r>
+        <w:rPr>
+          <w:lang w:val="zh_TW" w:bidi="zh_TW"/>
+        </w:rPr>
+        <w:t>保羅將相同的概念應用於道德腐敗上，警告說「</w:t>
+      </w:r>
+      <w:r>
+        <w:rPr>
+          <w:lang w:val="zh_TW" w:bidi="zh_TW"/>
+        </w:rPr>
+        <w:t>一點麵酵能使全團發起來</w:t>
+      </w:r>
+      <w:r>
+        <w:rPr>
+          <w:lang w:val="zh_TW" w:bidi="zh_TW"/>
+        </w:rPr>
+        <w:t>」，並告誡他的讀者要清除舊酵，也就是他們未重生生活的殘餘，並以「</w:t>
+      </w:r>
+      <w:r>
+        <w:rPr>
+          <w:lang w:val="zh_TW" w:bidi="zh_TW"/>
+        </w:rPr>
+        <w:t>誠實真正的</w:t>
+      </w:r>
+      <w:r>
+        <w:rPr>
+          <w:lang w:val="zh_TW" w:bidi="zh_TW"/>
+        </w:rPr>
+        <w:t>無酵餅」來過基督徒的生活（</w:t>
+      </w:r>
+      <w:hyperlink r:id="rId160">
+        <w:r>
+          <w:rPr>
+            <w:lang w:val="zh_TW" w:bidi="zh_TW"/>
+          </w:rPr>
+          <w:rPr>
+            <w:color w:val="0000EE"/>
+            <w:u w:val="single"/>
+          </w:rPr>
+          <w:t>林前5:6–8</w:t>
+        </w:r>
+      </w:hyperlink>
+      <w:r>
+        <w:rPr>
+          <w:lang w:val="zh_TW" w:bidi="zh_TW"/>
+        </w:rPr>
+        <w:t>）。</w:t>
+      </w:r>
+    </w:p>
+    <w:p>
+      <w:pPr/>
+      <w:r>
+        <w:rPr>
+          <w:lang w:val="zh_TW" w:bidi="zh_TW"/>
+        </w:rPr>
+      </w:r>
+      <w:r>
+        <w:rPr>
+          <w:lang w:val="zh_TW" w:bidi="zh_TW"/>
+        </w:rPr>
+        <w:t>另一方面，基督使用酵對麵團的影響也有褒意，酵說明了神的國對世界可有著舉足輕重的影響，向祂的門徒提供了一個簡短但令人難忘的比喻（</w:t>
+      </w:r>
+      <w:hyperlink r:id="rId161">
+        <w:r>
+          <w:rPr>
+            <w:lang w:val="zh_TW" w:bidi="zh_TW"/>
+          </w:rPr>
+          <w:rPr>
+            <w:color w:val="0000EE"/>
+            <w:u w:val="single"/>
+          </w:rPr>
+          <w:t>太13:33</w:t>
+        </w:r>
+      </w:hyperlink>
+      <w:r>
+        <w:rPr>
+          <w:lang w:val="zh_TW" w:bidi="zh_TW"/>
+        </w:rPr>
+        <w:t>；</w:t>
+      </w:r>
+      <w:hyperlink r:id="rId162">
+        <w:r>
+          <w:rPr>
+            <w:lang w:val="zh_TW" w:bidi="zh_TW"/>
+          </w:rPr>
+          <w:rPr>
+            <w:color w:val="0000EE"/>
+            <w:u w:val="single"/>
+          </w:rPr>
+          <w:t>路13:20–21</w:t>
+        </w:r>
+      </w:hyperlink>
+      <w:r>
+        <w:rPr>
+          <w:lang w:val="zh_TW" w:bidi="zh_TW"/>
+        </w:rPr>
+        <w:t>）。</w:t>
+      </w:r>
+    </w:p>
+    <w:p>
+      <w:pPr/>
+      <w:r>
+        <w:rPr>
+          <w:lang w:val="zh_TW" w:bidi="zh_TW"/>
+        </w:rPr>
+      </w:r>
+      <w:r>
+        <w:rPr>
+          <w:i/>
+          <w:lang w:val="zh_TW" w:bidi="zh_TW"/>
+        </w:rPr>
+        <w:t>另見</w:t>
+      </w:r>
+      <w:r>
+        <w:rPr>
+          <w:lang w:val="zh_TW" w:bidi="zh_TW"/>
+        </w:rPr>
+        <w:t xml:space="preserve"> </w:t>
+      </w:r>
+      <w:r>
+        <w:rPr>
+          <w:lang w:val="zh_TW" w:bidi="zh_TW"/>
+        </w:rPr>
+        <w:t>餅</w:t>
+      </w:r>
+      <w:r>
+        <w:rPr>
+          <w:lang w:val="zh_TW" w:bidi="zh_TW"/>
+        </w:rPr>
+        <w:t>；</w:t>
+      </w:r>
+      <w:r>
+        <w:rPr>
+          <w:lang w:val="zh_TW" w:bidi="zh_TW"/>
+        </w:rPr>
+        <w:t>節期和以色列的節日</w:t>
+      </w:r>
+      <w:r>
+        <w:rPr>
+          <w:lang w:val="zh_TW" w:bidi="zh_TW"/>
+        </w:rPr>
+        <w:t>；</w:t>
+      </w:r>
+      <w:r>
+        <w:rPr>
+          <w:lang w:val="zh_TW" w:bidi="zh_TW"/>
+        </w:rPr>
+        <w:t>食物和食物準備</w:t>
+      </w:r>
+      <w:r>
+        <w:rPr>
+          <w:lang w:val="zh_TW" w:bidi="zh_TW"/>
+        </w:rPr>
+        <w:t>；</w:t>
+      </w:r>
+      <w:r>
+        <w:rPr>
+          <w:lang w:val="zh_TW" w:bidi="zh_TW"/>
+        </w:rPr>
+        <w:t>無酵餅</w:t>
       </w:r>
       <w:r>
         <w:rPr>
           <w:lang w:val="zh_TW" w:bidi="zh_TW"/>
         </w:rPr>
         <w:t>。</w:t>
-      </w:r>
-      <w:r>
-        <w:rPr>
-          <w:lang w:val="zh_TW" w:bidi="zh_TW"/>
-        </w:rPr>
-      </w:r>
-      <w:r>
-        <w:rPr>
-          <w:lang w:val="zh_TW" w:bidi="zh_TW"/>
-        </w:rPr>
-      </w:r>
-    </w:p>
-    <w:p>
-      <w:pPr/>
-      <w:r>
-        <w:rPr>
-          <w:lang w:val="zh_TW" w:bidi="zh_TW"/>
-        </w:rPr>
-      </w:r>
-    </w:p>
-    <w:p>
-      <w:pPr>
-        <w:pStyle w:val="Heading2"/>
-      </w:pPr>
-      <w:r>
-        <w:rPr>
-          <w:lang w:val="zh_TW" w:bidi="zh_TW"/>
-        </w:rPr>
-        <w:t>金屬工匠</w:t>
-      </w:r>
-      <w:r>
-        <w:rPr>
-          <w:lang w:val="zh_TW" w:bidi="zh_TW"/>
-        </w:rPr>
-      </w:r>
-    </w:p>
-    <w:p>
-      <w:pPr/>
-      <w:r>
-        <w:rPr>
-          <w:lang w:val="zh_TW" w:bidi="zh_TW"/>
-        </w:rPr>
-      </w:r>
-      <w:r>
-        <w:rPr>
-          <w:lang w:val="zh_TW" w:bidi="zh_TW"/>
-        </w:rPr>
-        <w:t>金屬工人；即鐵匠。聖經中最早被提及的金屬工匠是土八‧該隱（</w:t>
-      </w:r>
-      <w:hyperlink r:id="rId33">
-        <w:r>
-          <w:rPr>
-            <w:lang w:val="zh_TW" w:bidi="zh_TW"/>
-          </w:rPr>
-          <w:rPr>
-            <w:color w:val="0000EE"/>
-            <w:u w:val="single"/>
-          </w:rPr>
-          <w:t>創4:22</w:t>
-        </w:r>
-      </w:hyperlink>
-      <w:r>
-        <w:rPr>
-          <w:lang w:val="zh_TW" w:bidi="zh_TW"/>
-        </w:rPr>
-        <w:t>）。這個詞涵蓋了各種類型的金屬工匠：銅、青銅、鐵、銀和金。銀匠在</w:t>
-      </w:r>
-      <w:hyperlink r:id="rId34">
-        <w:r>
-          <w:rPr>
-            <w:lang w:val="zh_TW" w:bidi="zh_TW"/>
-          </w:rPr>
-          <w:rPr>
-            <w:color w:val="0000EE"/>
-            <w:u w:val="single"/>
-          </w:rPr>
-          <w:t>士師記十七章4節</w:t>
-        </w:r>
-      </w:hyperlink>
-      <w:r>
-        <w:rPr>
-          <w:lang w:val="zh_TW" w:bidi="zh_TW"/>
-        </w:rPr>
-        <w:t>和</w:t>
-      </w:r>
-      <w:hyperlink r:id="rId35">
-        <w:r>
-          <w:rPr>
-            <w:lang w:val="zh_TW" w:bidi="zh_TW"/>
-          </w:rPr>
-          <w:rPr>
-            <w:color w:val="0000EE"/>
-            <w:u w:val="single"/>
-          </w:rPr>
-          <w:t>使徒行傳十九章24節</w:t>
-        </w:r>
-      </w:hyperlink>
-      <w:r>
-        <w:rPr>
-          <w:lang w:val="zh_TW" w:bidi="zh_TW"/>
-        </w:rPr>
-        <w:t>中提到。直至撒母耳時期，以色列境內的鐵匠稀少，甚至可能不存在，以致以色列人必須到非利士人的鐵匠那裡，打磨他們的鐵製工具（</w:t>
-      </w:r>
-      <w:hyperlink r:id="rId36">
-        <w:r>
-          <w:rPr>
-            <w:lang w:val="zh_TW" w:bidi="zh_TW"/>
-          </w:rPr>
-          <w:rPr>
-            <w:color w:val="0000EE"/>
-            <w:u w:val="single"/>
-          </w:rPr>
-          <w:t>撒上13:19</w:t>
-        </w:r>
-      </w:hyperlink>
-      <w:r>
-        <w:rPr>
-          <w:lang w:val="zh_TW" w:bidi="zh_TW"/>
-        </w:rPr>
-        <w:t>）。到了列王時代，以色列的鐵匠十分活躍，但後來被尼布甲尼撒擄走（</w:t>
-      </w:r>
-      <w:hyperlink r:id="rId37">
-        <w:r>
-          <w:rPr>
-            <w:lang w:val="zh_TW" w:bidi="zh_TW"/>
-          </w:rPr>
-          <w:rPr>
-            <w:color w:val="0000EE"/>
-            <w:u w:val="single"/>
-          </w:rPr>
-          <w:t>王下24:14–16</w:t>
-        </w:r>
-      </w:hyperlink>
-      <w:r>
-        <w:rPr>
-          <w:lang w:val="zh_TW" w:bidi="zh_TW"/>
-        </w:rPr>
-        <w:t>；</w:t>
-      </w:r>
-      <w:hyperlink r:id="rId38">
-        <w:r>
-          <w:rPr>
-            <w:lang w:val="zh_TW" w:bidi="zh_TW"/>
-          </w:rPr>
-          <w:rPr>
-            <w:color w:val="0000EE"/>
-            <w:u w:val="single"/>
-          </w:rPr>
-          <w:t>耶24:1</w:t>
-        </w:r>
-      </w:hyperlink>
-      <w:r>
-        <w:rPr>
-          <w:lang w:val="zh_TW" w:bidi="zh_TW"/>
-        </w:rPr>
-        <w:t>，</w:t>
-      </w:r>
-      <w:hyperlink r:id="rId39">
-        <w:r>
-          <w:rPr>
-            <w:lang w:val="zh_TW" w:bidi="zh_TW"/>
-          </w:rPr>
-          <w:rPr>
-            <w:color w:val="0000EE"/>
-            <w:u w:val="single"/>
-          </w:rPr>
-          <w:t>29:2</w:t>
-        </w:r>
-      </w:hyperlink>
-      <w:r>
-        <w:rPr>
-          <w:lang w:val="zh_TW" w:bidi="zh_TW"/>
-        </w:rPr>
-        <w:t>）。關於鐵匠工作的細節在多處經文中有所描述（</w:t>
-      </w:r>
-      <w:hyperlink r:id="rId40">
-        <w:r>
-          <w:rPr>
-            <w:lang w:val="zh_TW" w:bidi="zh_TW"/>
-          </w:rPr>
-          <w:rPr>
-            <w:color w:val="0000EE"/>
-            <w:u w:val="single"/>
-          </w:rPr>
-          <w:t>箴25:4</w:t>
-        </w:r>
-      </w:hyperlink>
-      <w:r>
-        <w:rPr>
-          <w:lang w:val="zh_TW" w:bidi="zh_TW"/>
-        </w:rPr>
-        <w:t>；</w:t>
-      </w:r>
-      <w:hyperlink r:id="rId41">
-        <w:r>
-          <w:rPr>
-            <w:lang w:val="zh_TW" w:bidi="zh_TW"/>
-          </w:rPr>
-          <w:rPr>
-            <w:color w:val="0000EE"/>
-            <w:u w:val="single"/>
-          </w:rPr>
-          <w:t>賽44:12</w:t>
-        </w:r>
-      </w:hyperlink>
-      <w:r>
-        <w:rPr>
-          <w:lang w:val="zh_TW" w:bidi="zh_TW"/>
-        </w:rPr>
-        <w:t>，</w:t>
-      </w:r>
-      <w:hyperlink r:id="rId42">
-        <w:r>
-          <w:rPr>
-            <w:lang w:val="zh_TW" w:bidi="zh_TW"/>
-          </w:rPr>
-          <w:rPr>
-            <w:color w:val="0000EE"/>
-            <w:u w:val="single"/>
-          </w:rPr>
-          <w:t>54:16</w:t>
-        </w:r>
-      </w:hyperlink>
-      <w:r>
-        <w:rPr>
-          <w:lang w:val="zh_TW" w:bidi="zh_TW"/>
-        </w:rPr>
-        <w:t>）。在</w:t>
-      </w:r>
-      <w:hyperlink r:id="rId43">
-        <w:r>
-          <w:rPr>
-            <w:lang w:val="zh_TW" w:bidi="zh_TW"/>
-          </w:rPr>
-          <w:rPr>
-            <w:color w:val="0000EE"/>
-            <w:u w:val="single"/>
-          </w:rPr>
-          <w:t>撒迦利亞書一章20節</w:t>
-        </w:r>
-      </w:hyperlink>
-      <w:r>
-        <w:rPr>
-          <w:lang w:val="zh_TW" w:bidi="zh_TW"/>
-        </w:rPr>
-        <w:t>中提到的匠人可能是鐵匠或鍛工。</w:t>
-      </w:r>
-    </w:p>
-    <w:p>
-      <w:pPr/>
-      <w:r>
-        <w:rPr>
-          <w:lang w:val="zh_TW" w:bidi="zh_TW"/>
-        </w:rPr>
-      </w:r>
-      <w:r>
-        <w:rPr>
-          <w:i/>
-          <w:lang w:val="zh_TW" w:bidi="zh_TW"/>
-        </w:rPr>
-        <w:t>另見</w:t>
-      </w:r>
-      <w:r>
-        <w:rPr>
-          <w:lang w:val="zh_TW" w:bidi="zh_TW"/>
-        </w:rPr>
-        <w:t>礦物和金屬</w:t>
-      </w:r>
-      <w:r>
-        <w:rPr>
-          <w:lang w:val="zh_TW" w:bidi="zh_TW"/>
-        </w:rPr>
-        <w:t>；</w:t>
-      </w:r>
-      <w:r>
-        <w:rPr>
-          <w:lang w:val="zh_TW" w:bidi="zh_TW"/>
-        </w:rPr>
-        <w:t>珍貴的寶石</w:t>
-      </w:r>
-      <w:r>
-        <w:rPr>
-          <w:lang w:val="zh_TW" w:bidi="zh_TW"/>
-        </w:rPr>
-        <w:t>。</w:t>
-      </w:r>
-      <w:r>
-        <w:rPr>
-          <w:lang w:val="zh_TW" w:bidi="zh_TW"/>
-        </w:rPr>
-      </w:r>
-      <w:r>
-        <w:rPr>
-          <w:lang w:val="zh_TW" w:bidi="zh_TW"/>
-        </w:rPr>
-      </w:r>
-    </w:p>
-    <w:p>
-      <w:pPr/>
-      <w:r>
-        <w:rPr>
-          <w:lang w:val="zh_TW" w:bidi="zh_TW"/>
-        </w:rPr>
-      </w:r>
-    </w:p>
-    <w:p>
-      <w:pPr>
-        <w:pStyle w:val="Heading2"/>
-      </w:pPr>
-      <w:r>
-        <w:rPr>
-          <w:lang w:val="zh_TW" w:bidi="zh_TW"/>
-        </w:rPr>
-        <w:t>金字塔型廟宇</w:t>
-      </w:r>
-      <w:r>
-        <w:rPr>
-          <w:lang w:val="zh_TW" w:bidi="zh_TW"/>
-        </w:rPr>
-      </w:r>
-    </w:p>
-    <w:p>
-      <w:pPr/>
-      <w:r>
-        <w:rPr>
-          <w:lang w:val="zh_TW" w:bidi="zh_TW"/>
-        </w:rPr>
-      </w:r>
-      <w:r>
-        <w:rPr>
-          <w:lang w:val="zh_TW" w:bidi="zh_TW"/>
-        </w:rPr>
-        <w:t>這個詞的意思是「廟塔」。金字塔型廟宇的外觀與埃及的階梯金字塔相似，主要用於崇拜。</w:t>
-      </w:r>
-    </w:p>
-    <w:p>
-      <w:pPr/>
-      <w:r>
-        <w:rPr>
-          <w:lang w:val="zh_TW" w:bidi="zh_TW"/>
-        </w:rPr>
-      </w:r>
-      <w:r>
-        <w:rPr>
-          <w:lang w:val="zh_TW" w:bidi="zh_TW"/>
-        </w:rPr>
-        <w:t>美索不達米亞的大城市中經常建有金字塔型廟宇。一般認為，巴別塔就是以這類建築為原型而建造的（</w:t>
-      </w:r>
-      <w:hyperlink r:id="rId44">
-        <w:r>
-          <w:rPr>
-            <w:lang w:val="zh_TW" w:bidi="zh_TW"/>
-          </w:rPr>
-          <w:rPr>
-            <w:color w:val="0000EE"/>
-            <w:u w:val="single"/>
-          </w:rPr>
-          <w:t>創11:1–9</w:t>
-        </w:r>
-      </w:hyperlink>
-      <w:r>
-        <w:rPr>
-          <w:lang w:val="zh_TW" w:bidi="zh_TW"/>
-        </w:rPr>
-        <w:t>）。</w:t>
-      </w:r>
-    </w:p>
-    <w:p>
-      <w:pPr/>
-      <w:r>
-        <w:rPr>
-          <w:lang w:val="zh_TW" w:bidi="zh_TW"/>
-        </w:rPr>
-      </w:r>
-      <w:r>
-        <w:rPr>
-          <w:lang w:val="zh_TW" w:bidi="zh_TW"/>
-        </w:rPr>
-        <w:t>當時的人們普遍相信神靈居住在高處，因此認為在丘陵或山上崇拜更為合適。然而，美索不達米亞地區既沒有丘陵，也缺乏合適的建築石材。於是美索不達米亞人便用泥磚建築。這些由泥磚築成的金字塔型廟宇被設計成仿山丘的形態，讓崇拜者或祭司能夠藉此更接近神靈。</w:t>
-      </w:r>
-    </w:p>
-    <w:p>
-      <w:pPr/>
-      <w:r>
-        <w:rPr>
-          <w:lang w:val="zh_TW" w:bidi="zh_TW"/>
-        </w:rPr>
-      </w:r>
-      <w:r>
-        <w:rPr>
-          <w:lang w:val="zh_TW" w:bidi="zh_TW"/>
-        </w:rPr>
-        <w:t>與埃及金字塔一樣，這些廟塔的底座是正方形的。但它們並非斜面設計，而是由一系列隨著高度增加而逐層縮小的平台所組成。每層之間設有階梯或坡道供人通行，頂層則設有供奉神像的聖所或祭壇，由祭司在那裡舉行宗教儀式。那座位於巴比倫壯觀的七層金字塔型廟宇，其底部邊長將近300英尺（91.4公尺），高度也大約相同。</w:t>
       </w:r>
       <w:r>
         <w:rPr>
@@ -3506,6 +7727,24 @@
   <w:num w:numId="13" w16cid:durableId="592781308">
     <w:abstractNumId w:val="11"/>
   </w:num>
+  <w:num w:numId="14">
+    <w:abstractNumId w:val="3"/>
+    <w:lvlOverride w:ilvl="0">
+      <w:startOverride w:val="1"/>
+    </w:lvlOverride>
+  </w:num>
+  <w:num w:numId="15">
+    <w:abstractNumId w:val="3"/>
+    <w:lvlOverride w:ilvl="0">
+      <w:startOverride w:val="1"/>
+    </w:lvlOverride>
+  </w:num>
+  <w:num w:numId="16">
+    <w:abstractNumId w:val="3"/>
+    <w:lvlOverride w:ilvl="0">
+      <w:startOverride w:val="1"/>
+    </w:lvlOverride>
+  </w:num>
   <w:numIdMacAtCleanup w:val="10"/>
 </w:numbering>
 </file>

--- a/zht/docx/072.content.docx
+++ b/zht/docx/072.content.docx
@@ -233,60 +233,36 @@
         </w:rPr>
         <w:t>指技藝純熟的手工匠人，或從事手工製作的人。有英文譯本在</w:t>
       </w:r>
-      <w:hyperlink r:id="rId13">
-        <w:r>
-          <w:rPr>
-            <w:lang w:val="zh_TW" w:bidi="zh_TW"/>
-          </w:rPr>
-          <w:rPr>
-            <w:color w:val="0000EE"/>
-            <w:u w:val="single"/>
-          </w:rPr>
-          <w:t>創世記四章22節；</w:t>
-        </w:r>
-      </w:hyperlink>
-      <w:hyperlink r:id="rId14">
-        <w:r>
-          <w:rPr>
-            <w:lang w:val="zh_TW" w:bidi="zh_TW"/>
-          </w:rPr>
-          <w:rPr>
-            <w:color w:val="0000EE"/>
-            <w:u w:val="single"/>
-          </w:rPr>
-          <w:t>歷代志上二十九章5節；</w:t>
-        </w:r>
-      </w:hyperlink>
-      <w:hyperlink r:id="rId15">
-        <w:r>
-          <w:rPr>
-            <w:lang w:val="zh_TW" w:bidi="zh_TW"/>
-          </w:rPr>
-          <w:rPr>
-            <w:color w:val="0000EE"/>
-            <w:u w:val="single"/>
-          </w:rPr>
-          <w:t>歷代志下三十四章11節</w:t>
-        </w:r>
-      </w:hyperlink>
+      <w:r>
+        <w:rPr>
+          <w:lang w:val="zh_TW" w:bidi="zh_TW"/>
+        </w:rPr>
+        <w:t>創世記四章22節；</w:t>
+      </w:r>
+      <w:r>
+        <w:rPr>
+          <w:lang w:val="zh_TW" w:bidi="zh_TW"/>
+        </w:rPr>
+        <w:t>歷代志上二十九章5節；</w:t>
+      </w:r>
+      <w:r>
+        <w:rPr>
+          <w:lang w:val="zh_TW" w:bidi="zh_TW"/>
+        </w:rPr>
+        <w:t>歷代志下三十四章11節</w:t>
+      </w:r>
       <w:r>
         <w:rPr>
           <w:lang w:val="zh_TW" w:bidi="zh_TW"/>
         </w:rPr>
         <w:t>，以及</w:t>
       </w:r>
-      <w:hyperlink r:id="rId16">
-        <w:r>
-          <w:rPr>
-            <w:lang w:val="zh_TW" w:bidi="zh_TW"/>
-          </w:rPr>
-          <w:rPr>
-            <w:color w:val="0000EE"/>
-            <w:u w:val="single"/>
-          </w:rPr>
-          <w:t>以賽亞書三章3節</w:t>
-        </w:r>
-      </w:hyperlink>
+      <w:r>
+        <w:rPr>
+          <w:lang w:val="zh_TW" w:bidi="zh_TW"/>
+        </w:rPr>
+        <w:t>以賽亞書三章3節</w:t>
+      </w:r>
       <w:r>
         <w:rPr>
           <w:lang w:val="zh_TW" w:bidi="zh_TW"/>
